--- a/plantillas_maestras/01_seguro_vehicular/negativa_cobertura/2_o_mas_ddos_varios/mujer/TPL_0592_2026_SEGURO_VEHICULAR_NEGATIVA_COBERTURA_ASEGURADORA_MUJER_R0107.docx
+++ b/plantillas_maestras/01_seguro_vehicular/negativa_cobertura/2_o_mas_ddos_varios/mujer/TPL_0592_2026_SEGURO_VEHICULAR_NEGATIVA_COBERTURA_ASEGURADORA_MUJER_R0107.docx
@@ -830,7 +830,7 @@
           <w:sz w:val="22"/>
           <w:szCs w:val="22"/>
         </w:rPr>
-        <w:t>por presuntas infracciones a la Ley Nº 29571, Código de Protección y Defensa del Consumidor (en adelante</w:t>
+        <w:t>por presuntas infracciones a la Ley 29571, Código de Protección y Defensa del Consumidor (en adelante</w:t>
       </w:r>
       <w:r>
         <w:rPr>
@@ -896,7 +896,7 @@
           <w:sz w:val="22"/>
           <w:szCs w:val="22"/>
         </w:rPr>
-        <w:t xml:space="preserve"> vehículo con Placa de Rodaje N°AYT-932, de propiedad de Movesa</w:t>
+        <w:t xml:space="preserve"> vehículo con Placa de Rodaje AYT-932, de propiedad de Movesa</w:t>
       </w:r>
       <w:r>
         <w:rPr>
@@ -928,7 +928,7 @@
           <w:sz w:val="22"/>
           <w:szCs w:val="22"/>
         </w:rPr>
-        <w:t>N°AVZ-835, manteniéndose ambas unidades aseguradas con primas mensuales pagadas de manera continua y con cobertura vigente.</w:t>
+        <w:t>AVZ-835, manteniéndose ambas unidades aseguradas con primas mensuales pagadas de manera continua y con cobertura vigente.</w:t>
       </w:r>
       <w:r>
         <w:rPr>
@@ -1002,7 +1002,7 @@
           <w:sz w:val="22"/>
           <w:szCs w:val="22"/>
         </w:rPr>
-        <w:t>el vehículo con Placa de Rodaje N°AYT-932 y el vehículo con Placa de Rodaje N°AVZ-835</w:t>
+        <w:t>el vehículo con Placa de Rodaje AYT-932 y el vehículo con Placa de Rodaje AVZ-835</w:t>
       </w:r>
       <w:r>
         <w:rPr>
@@ -1856,7 +1856,7 @@
           <w:sz w:val="22"/>
           <w:szCs w:val="22"/>
         </w:rPr>
-        <w:t xml:space="preserve">l vehículo con Placa de Rodaje N°AYT-932 asegurado </w:t>
+        <w:t xml:space="preserve">l vehículo con Placa de Rodaje AYT-932 asegurado </w:t>
       </w:r>
       <w:r>
         <w:rPr>
@@ -1872,7 +1872,7 @@
           <w:sz w:val="22"/>
           <w:szCs w:val="22"/>
         </w:rPr>
-        <w:t>y el vehículo con Placa de Rodaje N°AVZ-835 asegurado</w:t>
+        <w:t>y el vehículo con Placa de Rodaje AVZ-835 asegurado</w:t>
       </w:r>
       <w:r>
         <w:rPr>
@@ -2016,7 +2016,7 @@
           <w:sz w:val="22"/>
           <w:szCs w:val="22"/>
         </w:rPr>
-        <w:t>El numeral 2.1 del artículo 2° de la Directiva N° 001-2008-TRI-INDECOPI sobre confidencialidad de la información en los procedimientos seguidos por los órganos funcionales del Indecopi, modificada por la Directiva Nº 002-2017-TRI-INDECOPI y 002-2022-TRI-INDECOPI (en adelante, la Directiva), señala que la Comisión podrá declarar la confidencialidad de aquella información presentada por una de las partes o un tercero, en el marco de un procedimiento seguido ante Indecopi, cuando su divulgación implique una afectación significativa para su titular o un tercero del que el aportante la hubiere recibido, u otorgue una ventaja significativa para un competidor del aportante de la información</w:t>
+        <w:t>El numeral 2.1 del artículo 2 de la Directiva 001-2008-TRI-INDECOPI sobre confidencialidad de la información en los procedimientos seguidos por los órganos funcionales del Indecopi, modificada por la Directiva 002-2017-TRI-INDECOPI y 002-2022-TRI-INDECOPI (en adelante, la Directiva), señala que la Comisión podrá declarar la confidencialidad de aquella información presentada por una de las partes o un tercero, en el marco de un procedimiento seguido ante Indecopi, cuando su divulgación implique una afectación significativa para su titular o un tercero del que el aportante la hubiere recibido, u otorgue una ventaja significativa para un competidor del aportante de la información</w:t>
       </w:r>
       <w:r>
         <w:rPr>
@@ -2058,7 +2058,7 @@
           <w:szCs w:val="22"/>
         </w:rPr>
         <w:lastRenderedPageBreak/>
-        <w:t>Asimismo, el literal d) del numeral 2.1 del artículo 2° de la Directiva señala que podrá ser confidencial la información declarada como reservada por ley, tales como la información proveniente de los datos personales, de terceras personas ajenas al procedimiento; y, la protegida por la regulación del secreto bancario, tributario, comercial, industrial, empresarial, tecnológico y bursátil.</w:t>
+        <w:t>Asimismo, el literal d) del numeral 2.1 del artículo 2 de la Directiva señala que podrá ser confidencial la información declarada como reservada por ley, tales como la información proveniente de los datos personales, de terceras personas ajenas al procedimiento; y, la protegida por la regulación del secreto bancario, tributario, comercial, industrial, empresarial, tecnológico y bursátil.</w:t>
       </w:r>
     </w:p>
     <w:p>
@@ -2101,7 +2101,7 @@
           <w:sz w:val="22"/>
           <w:szCs w:val="22"/>
         </w:rPr>
-        <w:t>°</w:t>
+        <w:t/>
       </w:r>
       <w:r>
         <w:rPr>
@@ -2679,7 +2679,7 @@
           <w:sz w:val="22"/>
           <w:szCs w:val="22"/>
         </w:rPr>
-        <w:t>el artículo 85° del Texto Único Ordenado del Código Tributario (en adelante, el Código Tributario), aprobado mediante Decreto Supremo N° 133-2013-EF establece expresamente que la información sobre la cuantía, las fuentes de las rentas, los gastos, la base imponible o cualesquiera otros datos relativos a ellos, tiene carácter reservado.</w:t>
+        <w:t>el artículo 85 del Texto Único Ordenado del Código Tributario (en adelante, el Código Tributario), aprobado mediante Decreto Supremo 133-2013-EF establece expresamente que la información sobre la cuantía, las fuentes de las rentas, los gastos, la base imponible o cualesquiera otros datos relativos a ellos, tiene carácter reservado.</w:t>
       </w:r>
       <w:r>
         <w:rPr>
@@ -2798,7 +2798,7 @@
           <w:sz w:val="22"/>
           <w:szCs w:val="22"/>
         </w:rPr>
-        <w:t xml:space="preserve">documento N°  2 denominado “20261300330045644600071896482026130033” de la pieza Nº 7 </w:t>
+        <w:t xml:space="preserve">documento 2 denominado “20261300330045644600071896482026130033” de la pieza 7 </w:t>
       </w:r>
       <w:r>
         <w:rPr>
@@ -3057,7 +3057,7 @@
           <w:sz w:val="22"/>
           <w:szCs w:val="22"/>
         </w:rPr>
-        <w:t>Secretaría Técnica de la Comisión de Protección al Consumidor N°1 (en adelante, la Secretaría Técnica), en ejercicio de sus facultades</w:t>
+        <w:t>Secretaría Técnica de la Comisión de Protección al Consumidor 1 (en adelante, la Secretaría Técnica), en ejercicio de sus facultades</w:t>
       </w:r>
       <w:r>
         <w:rPr>
@@ -3121,7 +3121,7 @@
           <w:szCs w:val="22"/>
           <w:lang w:eastAsia="es-ES"/>
         </w:rPr>
-        <w:t>Póliza del Seguro Vehicular del Vehículo con Placa de Rodaje N°</w:t>
+        <w:t>Póliza del Seguro Vehicular del Vehículo con Placa de Rodaje </w:t>
       </w:r>
       <w:r>
         <w:rPr>
@@ -3189,7 +3189,7 @@
           <w:sz w:val="22"/>
           <w:szCs w:val="22"/>
         </w:rPr>
-        <w:t>°</w:t>
+        <w:t/>
       </w:r>
       <w:r>
         <w:rPr>
@@ -3206,7 +3206,7 @@
           <w:sz w:val="22"/>
           <w:szCs w:val="22"/>
         </w:rPr>
-        <w:t>°</w:t>
+        <w:t/>
       </w:r>
       <w:r>
         <w:rPr>
@@ -3316,7 +3316,7 @@
           <w:szCs w:val="22"/>
           <w:lang w:eastAsia="es-ES"/>
         </w:rPr>
-        <w:t>Póliza del Seguro Vehicular del Vehículo con Placa de Rodaje N°</w:t>
+        <w:t>Póliza del Seguro Vehicular del Vehículo con Placa de Rodaje </w:t>
       </w:r>
       <w:r>
         <w:rPr>
@@ -3376,7 +3376,7 @@
           <w:sz w:val="22"/>
           <w:szCs w:val="22"/>
         </w:rPr>
-        <w:t>°</w:t>
+        <w:t/>
       </w:r>
       <w:r>
         <w:rPr>
@@ -3393,7 +3393,7 @@
           <w:sz w:val="22"/>
           <w:szCs w:val="22"/>
         </w:rPr>
-        <w:t>°</w:t>
+        <w:t/>
       </w:r>
       <w:r>
         <w:rPr>
@@ -3411,7 +3411,7 @@
           <w:sz w:val="22"/>
           <w:szCs w:val="22"/>
         </w:rPr>
-        <w:t xml:space="preserve">.  </w:t>
+        <w:t xml:space="preserve">. </w:t>
       </w:r>
       <w:bookmarkStart w:id="11" w:name="_Hlk212534267"/>
     </w:p>
@@ -3485,7 +3485,7 @@
           <w:szCs w:val="22"/>
           <w:lang w:eastAsia="es-ES"/>
         </w:rPr>
-        <w:t xml:space="preserve"> Vehículo con Placa de Rodaje N°</w:t>
+        <w:t xml:space="preserve"> Vehículo con Placa de Rodaje </w:t>
       </w:r>
       <w:r>
         <w:rPr>
@@ -3518,7 +3518,7 @@
           <w:sz w:val="22"/>
           <w:szCs w:val="22"/>
         </w:rPr>
-        <w:t>. Por consiguiente, corresponde calificar el hecho materia de denuncia como una presunta infracción al numeral 88.1° del artículo 88° del Código</w:t>
+        <w:t>. Por consiguiente, corresponde calificar el hecho materia de denuncia como una presunta infracción al numeral 88.1 del artículo 88 del Código</w:t>
       </w:r>
       <w:bookmarkEnd w:id="13"/>
       <w:r>
@@ -3795,18 +3795,18 @@
           <w:szCs w:val="22"/>
           <w:lang w:eastAsia="es-ES"/>
         </w:rPr>
-        <w:t xml:space="preserve"> N°</w:t>
-      </w:r>
-      <w:r>
-        <w:rPr>
-          <w:rFonts w:ascii="Arial Narrow" w:hAnsi="Arial Narrow"/>
-          <w:sz w:val="22"/>
-          <w:szCs w:val="22"/>
-        </w:rPr>
         <w:t xml:space="preserve"> </w:t>
       </w:r>
       <w:r>
         <w:rPr>
+          <w:rFonts w:ascii="Arial Narrow" w:hAnsi="Arial Narrow"/>
+          <w:sz w:val="22"/>
+          <w:szCs w:val="22"/>
+        </w:rPr>
+        <w:t xml:space="preserve"> </w:t>
+      </w:r>
+      <w:r>
+        <w:rPr>
           <w:rFonts w:ascii="Arial Narrow" w:eastAsia="Arial Narrow" w:hAnsi="Arial Narrow" w:cs="Arial Narrow"/>
           <w:sz w:val="22"/>
           <w:szCs w:val="22"/>
@@ -3854,7 +3854,7 @@
           <w:szCs w:val="22"/>
           <w:lang w:eastAsia="es-ES"/>
         </w:rPr>
-        <w:t>Póliza del Seguro Vehicular del Vehículo con Placa de Rodaje N°</w:t>
+        <w:t>Póliza del Seguro Vehicular del Vehículo con Placa de Rodaje </w:t>
       </w:r>
       <w:r>
         <w:rPr>
@@ -3968,7 +3968,7 @@
           <w:sz w:val="22"/>
           <w:szCs w:val="22"/>
         </w:rPr>
-        <w:t xml:space="preserve">.  </w:t>
+        <w:t xml:space="preserve">. </w:t>
       </w:r>
       <w:r>
         <w:rPr>
@@ -4169,7 +4169,7 @@
           <w:sz w:val="22"/>
           <w:szCs w:val="22"/>
         </w:rPr>
-        <w:t xml:space="preserve">documento N°  </w:t>
+        <w:t xml:space="preserve">documento </w:t>
       </w:r>
       <w:r>
         <w:rPr>
@@ -4209,7 +4209,7 @@
           <w:sz w:val="22"/>
           <w:szCs w:val="22"/>
         </w:rPr>
-        <w:t xml:space="preserve">” de la pieza Nº </w:t>
+        <w:t xml:space="preserve">” de la pieza </w:t>
       </w:r>
       <w:r>
         <w:rPr>
@@ -4511,7 +4511,7 @@
           <w:szCs w:val="22"/>
           <w:shd w:val="clear" w:color="auto" w:fill="FFFFFF"/>
         </w:rPr>
-        <w:t xml:space="preserve"> infracción a los artículos 18° y 19°</w:t>
+        <w:t xml:space="preserve"> infracción a los artículos 18 y 19</w:t>
       </w:r>
       <w:r>
         <w:rPr>
@@ -4537,7 +4537,7 @@
           <w:szCs w:val="22"/>
           <w:shd w:val="clear" w:color="auto" w:fill="FFFFFF"/>
         </w:rPr>
-        <w:t xml:space="preserve"> N°</w:t>
+        <w:t xml:space="preserve"> </w:t>
       </w:r>
       <w:r>
         <w:rPr>
@@ -4590,7 +4590,7 @@
           <w:szCs w:val="22"/>
           <w:lang w:eastAsia="es-ES"/>
         </w:rPr>
-        <w:t>Póliza del Seguro Vehicular del Vehículo con Placa de Rodaje N°</w:t>
+        <w:t>Póliza del Seguro Vehicular del Vehículo con Placa de Rodaje </w:t>
       </w:r>
       <w:r>
         <w:rPr>
@@ -4736,7 +4736,7 @@
           <w:szCs w:val="22"/>
           <w:shd w:val="clear" w:color="auto" w:fill="FFFFFF"/>
         </w:rPr>
-        <w:t>infracción a los artículos 18° y 19°</w:t>
+        <w:t>infracción a los artículos 18 y 19</w:t>
       </w:r>
       <w:r>
         <w:rPr>
@@ -4762,7 +4762,7 @@
           <w:szCs w:val="22"/>
           <w:shd w:val="clear" w:color="auto" w:fill="FFFFFF"/>
         </w:rPr>
-        <w:t xml:space="preserve"> N°</w:t>
+        <w:t xml:space="preserve"> </w:t>
       </w:r>
       <w:r>
         <w:rPr>
@@ -4797,7 +4797,7 @@
           <w:szCs w:val="22"/>
           <w:lang w:eastAsia="es-ES"/>
         </w:rPr>
-        <w:t>Póliza del Seguro Vehicular del Vehículo con Placa de Rodaje N°</w:t>
+        <w:t>Póliza del Seguro Vehicular del Vehículo con Placa de Rodaje </w:t>
       </w:r>
       <w:r>
         <w:rPr>
@@ -4925,7 +4925,7 @@
           <w:sz w:val="22"/>
           <w:szCs w:val="22"/>
         </w:rPr>
-        <w:t xml:space="preserve">Presunta infracción al numeral 88.1° del artículo 88° de la Ley N° 29571, Código de Protección y Defensa del Consumidor, en tanto </w:t>
+        <w:t xml:space="preserve">Presunta infracción al numeral 88.1 del artículo 88 de la Ley 29571, Código de Protección y Defensa del Consumidor, en tanto </w:t>
       </w:r>
       <w:r>
         <w:rPr>
@@ -5277,7 +5277,7 @@
           <w:sz w:val="22"/>
           <w:szCs w:val="22"/>
         </w:rPr>
-        <w:t>fijar domicilio procesal para el procedimiento, de conformidad con el numeral 1 del artículo 442° del Código Procesal Civil; y,</w:t>
+        <w:t>fijar domicilio procesal para el procedimiento, de conformidad con el numeral 1 del artículo 442 del Código Procesal Civil; y,</w:t>
       </w:r>
       <w:bookmarkStart w:id="20" w:name="_Hlk136948279"/>
     </w:p>
@@ -5333,7 +5333,7 @@
           <w:sz w:val="22"/>
           <w:szCs w:val="22"/>
         </w:rPr>
-        <w:t xml:space="preserve">. Ello, a fin de que la Comisión pueda merituar dicha documentación, conforme lo establece el artículo 110º del </w:t>
+        <w:t xml:space="preserve">. Ello, a fin de que la Comisión pueda merituar dicha documentación, conforme lo establece el artículo 110 del </w:t>
       </w:r>
       <w:r>
         <w:rPr>
@@ -5541,7 +5541,7 @@
           <w:szCs w:val="22"/>
           <w:lang w:val="es-ES" w:eastAsia="es-ES"/>
         </w:rPr>
-        <w:t>”. Toda vez que la confidencialidad será evaluada oportunamente. Ello, para que, de conformidad con lo dispuesto por el artículo 26° del Decreto</w:t>
+        <w:t>”. Toda vez que la confidencialidad será evaluada oportunamente. Ello, para que, de conformidad con lo dispuesto por el artículo 26 del Decreto</w:t>
       </w:r>
       <w:r>
         <w:rPr>
@@ -5550,7 +5550,7 @@
           <w:szCs w:val="22"/>
           <w:lang w:val="es-ES" w:eastAsia="es-ES"/>
         </w:rPr>
-        <w:t xml:space="preserve"> Legislativo N° 807, presente sus descargos en un plazo no mayor de cinco (5) días hábiles contado desde el día siguiente de la notificación de la presente resolución, vencido el cual, </w:t>
+        <w:t xml:space="preserve"> Legislativo 807, presente sus descargos en un plazo no mayor de cinco (5) días hábiles contado desde el día siguiente de la notificación de la presente resolución, vencido el cual, </w:t>
       </w:r>
       <w:r>
         <w:rPr>
@@ -5604,7 +5604,7 @@
           <w:szCs w:val="22"/>
           <w:lang w:val="es-ES" w:eastAsia="es-ES"/>
         </w:rPr>
-        <w:t xml:space="preserve"> declarará en rebeldía al denunciado que no lo hubiera presentado. Debe precisarse que de conformidad con lo establecido por el numeral 233.1 del artículo 233° del Texto Único Ordenado de la Ley N° 27444, Ley del Procedimiento Administrativo General, las alegaciones y los </w:t>
+        <w:t xml:space="preserve"> declarará en rebeldía al denunciado que no lo hubiera presentado. Debe precisarse que de conformidad con lo establecido por el numeral 233.1 del artículo 233 del Texto Único Ordenado de la Ley 27444, Ley del Procedimiento Administrativo General, las alegaciones y los </w:t>
       </w:r>
       <w:r>
         <w:rPr>
@@ -5801,7 +5801,7 @@
           <w:szCs w:val="22"/>
           <w:lang w:eastAsia="es-ES"/>
         </w:rPr>
-        <w:t>Póliza del Seguro Vehicular del Vehículo con Placa de Rodaje N°</w:t>
+        <w:t>Póliza del Seguro Vehicular del Vehículo con Placa de Rodaje </w:t>
       </w:r>
       <w:r>
         <w:rPr>
@@ -5843,7 +5843,7 @@
           <w:szCs w:val="22"/>
           <w:lang w:eastAsia="es-ES"/>
         </w:rPr>
-        <w:t>Póliza del Seguro Vehicular del Vehículo con Placa de Rodaje N°</w:t>
+        <w:t>Póliza del Seguro Vehicular del Vehículo con Placa de Rodaje </w:t>
       </w:r>
       <w:r>
         <w:rPr>
@@ -5925,7 +5925,7 @@
           <w:sz w:val="22"/>
           <w:szCs w:val="22"/>
         </w:rPr>
-        <w:t xml:space="preserve">  </w:t>
+        <w:t xml:space="preserve"> </w:t>
       </w:r>
     </w:p>
     <w:p>
@@ -5998,15 +5998,15 @@
           <w:sz w:val="22"/>
           <w:szCs w:val="22"/>
         </w:rPr>
-        <w:t>°</w:t>
-      </w:r>
-      <w:r>
-        <w:rPr>
-          <w:rFonts w:ascii="Arial Narrow" w:eastAsia="Arial Narrow" w:hAnsi="Arial Narrow" w:cs="Arial Narrow"/>
-          <w:sz w:val="22"/>
-          <w:szCs w:val="22"/>
-        </w:rPr>
-        <w:t xml:space="preserve"> de la Ley Nº 29571, Código de Protección y Defensa del </w:t>
+        <w:t/>
+      </w:r>
+      <w:r>
+        <w:rPr>
+          <w:rFonts w:ascii="Arial Narrow" w:eastAsia="Arial Narrow" w:hAnsi="Arial Narrow" w:cs="Arial Narrow"/>
+          <w:sz w:val="22"/>
+          <w:szCs w:val="22"/>
+        </w:rPr>
+        <w:t xml:space="preserve"> de la Ley 29571, Código de Protección y Defensa del </w:t>
       </w:r>
       <w:r>
         <w:rPr>
@@ -6047,7 +6047,7 @@
           <w:sz w:val="22"/>
           <w:szCs w:val="22"/>
         </w:rPr>
-        <w:t>°</w:t>
+        <w:t/>
       </w:r>
       <w:r>
         <w:rPr>
@@ -6063,7 +6063,7 @@
           <w:sz w:val="22"/>
           <w:szCs w:val="22"/>
         </w:rPr>
-        <w:t>°</w:t>
+        <w:t/>
       </w:r>
       <w:r>
         <w:rPr>
@@ -6079,7 +6079,7 @@
           <w:sz w:val="22"/>
           <w:szCs w:val="22"/>
         </w:rPr>
-        <w:t>°</w:t>
+        <w:t/>
       </w:r>
       <w:r>
         <w:rPr>
@@ -6134,7 +6134,7 @@
           <w:sz w:val="22"/>
           <w:szCs w:val="22"/>
         </w:rPr>
-        <w:t>°</w:t>
+        <w:t/>
       </w:r>
       <w:r>
         <w:rPr>
@@ -6214,7 +6214,7 @@
           <w:sz w:val="22"/>
           <w:szCs w:val="22"/>
         </w:rPr>
-        <w:t xml:space="preserve"> informar a las partes que conforme a lo establecido en el artículo 39° del </w:t>
+        <w:t xml:space="preserve"> informar a las partes que conforme a lo establecido en el artículo 39 del </w:t>
       </w:r>
       <w:r>
         <w:rPr>
@@ -6223,7 +6223,7 @@
           <w:szCs w:val="22"/>
           <w:lang w:eastAsia="es-ES"/>
         </w:rPr>
-        <w:t>Decreto Legislativo  N° 807</w:t>
+        <w:t>Decreto Legislativo 807</w:t>
       </w:r>
       <w:r>
         <w:rPr>
@@ -6284,7 +6284,7 @@
           <w:sz w:val="22"/>
           <w:szCs w:val="22"/>
         </w:rPr>
-        <w:t>comunicar a las partes que, de acuerdo a lo señalado por el artículo 29° del Decreto Legislativo N° 807</w:t>
+        <w:t>comunicar a las partes que, de acuerdo a lo señalado por el artículo 29 del Decreto Legislativo 807</w:t>
       </w:r>
       <w:r>
         <w:rPr>
@@ -6650,7 +6650,7 @@
           <w:sz w:val="22"/>
           <w:szCs w:val="22"/>
         </w:rPr>
-        <w:t>°</w:t>
+        <w:t/>
       </w:r>
       <w:r>
         <w:rPr>
@@ -6668,7 +6668,7 @@
           <w:sz w:val="22"/>
           <w:szCs w:val="22"/>
         </w:rPr>
-        <w:t>°</w:t>
+        <w:t/>
       </w:r>
       <w:r>
         <w:rPr>
@@ -7053,7 +7053,7 @@
           <w:sz w:val="22"/>
           <w:szCs w:val="22"/>
         </w:rPr>
-        <w:t>n al Consumidor N° 1</w:t>
+        <w:t>n al Consumidor 1</w:t>
       </w:r>
       <w:r>
         <w:rPr>
@@ -7390,7 +7390,7 @@
           <w:sz w:val="16"/>
           <w:szCs w:val="16"/>
         </w:rPr>
-        <w:t>DIRECTIVA 001-2008-TRI-INDECOPI, DIRECTIVA SOBRE CONFIDENCIALIDAD DE LA INFORMACIÓN EN LOS PROCEDIMIENTOS SEGUIDOS POR LOS ÓRGANOS FUNCIONALES DEL INDECOPI, MODIFICADA POR LA DIRECTIVA Nº 002-2017-TRI-INDECOPI Y LA DIRECTIVA Nº 002-2022-TRI-INDECOPI</w:t>
+        <w:t>DIRECTIVA 001-2008-TRI-INDECOPI, DIRECTIVA SOBRE CONFIDENCIALIDAD DE LA INFORMACIÓN EN LOS PROCEDIMIENTOS SEGUIDOS POR LOS ÓRGANOS FUNCIONALES DEL INDECOPI, MODIFICADA POR LA DIRECTIVA 002-2017-TRI-INDECOPI Y LA DIRECTIVA 002-2022-TRI-INDECOPI</w:t>
       </w:r>
     </w:p>
     <w:p>
@@ -8094,7 +8094,7 @@
           <w:sz w:val="16"/>
           <w:szCs w:val="16"/>
         </w:rPr>
-        <w:t>DIRECTIVA 001-2008-TRI-INDECOPI, DIRECTIVA SOBRE CONFIDENCIALIDAD DE LA INFORMACIÓN EN LOS PROCEDIMIENTOS SEGUIDOS POR LOS ÓRGANOS FUNCIONALES DEL INDECOPI, MODIFICADA POR LA DIRECTIVA Nº 002-2017-TRI-INDECOPI Y LA DIRECTIVA Nº 002-2022-TRI-INDECOPI</w:t>
+        <w:t>DIRECTIVA 001-2008-TRI-INDECOPI, DIRECTIVA SOBRE CONFIDENCIALIDAD DE LA INFORMACIÓN EN LOS PROCEDIMIENTOS SEGUIDOS POR LOS ÓRGANOS FUNCIONALES DEL INDECOPI, MODIFICADA POR LA DIRECTIVA 002-2017-TRI-INDECOPI Y LA DIRECTIVA 002-2022-TRI-INDECOPI</w:t>
       </w:r>
     </w:p>
     <w:p>
@@ -8256,7 +8256,7 @@
           <w:sz w:val="16"/>
           <w:szCs w:val="16"/>
         </w:rPr>
-        <w:t>TEXTO ÚNICO ORDENADO DEL CÓDIGO TRIBUTARIO, aprobado por DECRETO SUPREMO N° 133-2013-EF y publicado el 22 de junio de 2013</w:t>
+        <w:t>TEXTO ÚNICO ORDENADO DEL CÓDIGO TRIBUTARIO, aprobado por DECRETO SUPREMO 133-2013-EF y publicado el 22 de junio de 2013</w:t>
       </w:r>
     </w:p>
     <w:p>
@@ -8610,7 +8610,7 @@
           <w:sz w:val="16"/>
           <w:szCs w:val="16"/>
         </w:rPr>
-        <w:t>DIRECTIVA N° 001-2008-TRI-INDECOPI, DIRECTIVA SOBRE CONFIDENCIALIDAD DE LA INFORMACIÓN EN LOS PROCEDIMIENTOS SEGUIDOS POR LOS ÓRGANOS FUNCIONALES DEL INDECOPI, modificada por la DIRECTIVA N° 003-2022/TRI-INDECOPI</w:t>
+        <w:t>DIRECTIVA 001-2008-TRI-INDECOPI, DIRECTIVA SOBRE CONFIDENCIALIDAD DE LA INFORMACIÓN EN LOS PROCEDIMIENTOS SEGUIDOS POR LOS ÓRGANOS FUNCIONALES DEL INDECOPI, modificada por la DIRECTIVA 003-2022/TRI-INDECOPI</w:t>
       </w:r>
     </w:p>
     <w:p>
@@ -8756,7 +8756,7 @@
           <w:sz w:val="16"/>
           <w:szCs w:val="16"/>
         </w:rPr>
-        <w:t xml:space="preserve">  </w:t>
+        <w:t xml:space="preserve"> </w:t>
       </w:r>
       <w:r>
         <w:rPr>
@@ -8774,7 +8774,7 @@
           <w:sz w:val="16"/>
           <w:szCs w:val="16"/>
         </w:rPr>
-        <w:t xml:space="preserve">LEY N° 29571, CÓDIGO DE PROTECCIÓN Y DEFENSA DEL CONSUMIDOR, publicado el 2 de setiembre de 2010 y modificado por Decreto Legislativo N° 1308 </w:t>
+        <w:t xml:space="preserve">LEY 29571, CÓDIGO DE PROTECCIÓN Y DEFENSA DEL CONSUMIDOR, publicado el 2 de setiembre de 2010 y modificado por Decreto Legislativo 1308 </w:t>
       </w:r>
     </w:p>
     <w:p>
@@ -8826,7 +8826,7 @@
           <w:szCs w:val="16"/>
         </w:rPr>
         <w:tab/>
-        <w:t xml:space="preserve">El Instituto Nacional de Defensa de la Competencia y de la Protección de la Propiedad Intelectual (Indecopi) es la autoridad con competencia primaria y de alcance nacional para conocer las presuntas infracciones a las disposiciones contenidas en el presente Código, así como para imponer las sanciones y medidas correctivas establecidas en el presente capítulo, conforme al Decreto Legislativo N° 1033, Ley de Organización y Funciones del Indecopi. Dicha competencia solo puede ser negada cuando ella haya sido asignada o se asigne a favor de otro organismo por norma expresa con rango de ley. </w:t>
+        <w:t xml:space="preserve">El Instituto Nacional de Defensa de la Competencia y de la Protección de la Propiedad Intelectual (Indecopi) es la autoridad con competencia primaria y de alcance nacional para conocer las presuntas infracciones a las disposiciones contenidas en el presente Código, así como para imponer las sanciones y medidas correctivas establecidas en el presente capítulo, conforme al Decreto Legislativo 1033, Ley de Organización y Funciones del Indecopi. Dicha competencia solo puede ser negada cuando ella haya sido asignada o se asigne a favor de otro organismo por norma expresa con rango de ley. </w:t>
       </w:r>
     </w:p>
     <w:p>
@@ -8900,7 +8900,7 @@
           <w:sz w:val="16"/>
           <w:szCs w:val="16"/>
         </w:rPr>
-        <w:t xml:space="preserve">LEY DE ORGANIZACIÓN Y FUNCIONES DEL INDECOPI, APROBADA POR DECRETO LEGISLATIVO N° 1033 </w:t>
+        <w:t xml:space="preserve">LEY DE ORGANIZACIÓN Y FUNCIONES DEL INDECOPI, APROBADA POR DECRETO LEGISLATIVO 1033 </w:t>
       </w:r>
     </w:p>
     <w:p>
@@ -9009,7 +9009,7 @@
           <w:sz w:val="16"/>
           <w:szCs w:val="16"/>
         </w:rPr>
-        <w:t xml:space="preserve">           </w:t>
+        <w:t xml:space="preserve"> </w:t>
       </w:r>
       <w:r>
         <w:rPr>
@@ -9027,7 +9027,7 @@
           <w:sz w:val="16"/>
           <w:szCs w:val="16"/>
         </w:rPr>
-        <w:t xml:space="preserve">LEY N° 29571, CÓDIGO DE PROTECCIÓN Y DEFENSA DEL CONSUMIDOR, publicado el 2 de setiembre de 2010 y modificado por Decreto Legislativo N° 1308   </w:t>
+        <w:t xml:space="preserve">LEY 29571, CÓDIGO DE PROTECCIÓN Y DEFENSA DEL CONSUMIDOR, publicado el 2 de setiembre de 2010 y modificado por Decreto Legislativo 1308 </w:t>
       </w:r>
     </w:p>
     <w:p>
@@ -9051,7 +9051,7 @@
           <w:sz w:val="16"/>
           <w:szCs w:val="16"/>
         </w:rPr>
-        <w:t xml:space="preserve">Artículo 18.- Idoneidad   </w:t>
+        <w:t xml:space="preserve">Artículo 18.- Idoneidad </w:t>
       </w:r>
     </w:p>
     <w:p>
@@ -9071,7 +9071,7 @@
           <w:sz w:val="16"/>
           <w:szCs w:val="16"/>
         </w:rPr>
-        <w:t xml:space="preserve">Se entiende por idoneidad la correspondencia entre lo que un consumidor espera y lo que efectivamente recibe, en función a lo que se le hubiera ofrecido, la publicidad e información transmitida, las condiciones y circunstancias de la transacción, las características y naturaleza del producto o servicio, el precio, entre otros factores, atendiendo a las circunstancias del caso.    </w:t>
+        <w:t xml:space="preserve">Se entiende por idoneidad la correspondencia entre lo que un consumidor espera y lo que efectivamente recibe, en función a lo que se le hubiera ofrecido, la publicidad e información transmitida, las condiciones y circunstancias de la transacción, las características y naturaleza del producto o servicio, el precio, entre otros factores, atendiendo a las circunstancias del caso. </w:t>
       </w:r>
     </w:p>
     <w:p>
@@ -9210,7 +9210,7 @@
           <w:sz w:val="16"/>
           <w:szCs w:val="16"/>
         </w:rPr>
-        <w:t xml:space="preserve">LEY N° 29571, CÓDIGO DE PROTECCIÓN Y DEFENSA DEL CONSUMIDOR, publicado el 2 de setiembre de 2010 y modificado por Decreto Legislativo N° 1308 </w:t>
+        <w:t xml:space="preserve">LEY 29571, CÓDIGO DE PROTECCIÓN Y DEFENSA DEL CONSUMIDOR, publicado el 2 de setiembre de 2010 y modificado por Decreto Legislativo 1308 </w:t>
       </w:r>
     </w:p>
     <w:p>
@@ -9322,7 +9322,7 @@
           <w:sz w:val="16"/>
           <w:szCs w:val="16"/>
         </w:rPr>
-        <w:t>LEY SOBRE FACULTADES, NORMAS Y ORGANIZACIÓN DEL INDECOPI, aprobada por Decreto Legislativo N° 807, publicado el 18 de abril de 1996</w:t>
+        <w:t>LEY SOBRE FACULTADES, NORMAS Y ORGANIZACIÓN DEL INDECOPI, aprobada por Decreto Legislativo 807, publicado el 18 de abril de 1996</w:t>
       </w:r>
     </w:p>
     <w:p>
@@ -9609,7 +9609,7 @@
           <w:szCs w:val="16"/>
           <w:lang w:eastAsia="es-PE"/>
         </w:rPr>
-        <w:t>El número de trabajadores se atenderá siempre que la empresa haya sido constituida antes de la vigencia de la Ley Nº 30056, publicada el 2 de julio de 2013, que modificó el artículo 5º del Texto Único Ordenado de la Ley de Promoción de la Competitividad, Formalización y Desarrollo de la Micro y Pequeña Empresa y de Acceso al Empleo Decente (LEY MYPE). Ello, en la medida que la Tercera Disposición Complementaria Transitoria de la norma modificatoria precisa que las empresas constituidas antes de la entrada en vigencia de dicha Ley se rigen por los requisitos de acogimiento al régimen de las micro y pequeñas empresas regulados en el Decreto Legislativo 1086.</w:t>
+        <w:t>El número de trabajadores se atenderá siempre que la empresa haya sido constituida antes de la vigencia de la Ley 30056, publicada el 2 de julio de 2013, que modificó el artículo 5 del Texto Único Ordenado de la Ley de Promoción de la Competitividad, Formalización y Desarrollo de la Micro y Pequeña Empresa y de Acceso al Empleo Decente (LEY MYPE). Ello, en la medida que la Tercera Disposición Complementaria Transitoria de la norma modificatoria precisa que las empresas constituidas antes de la entrada en vigencia de dicha Ley se rigen por los requisitos de acogimiento al régimen de las micro y pequeñas empresas regulados en el Decreto Legislativo 1086.</w:t>
       </w:r>
     </w:p>
     <w:p>
@@ -9679,7 +9679,7 @@
           <w:sz w:val="16"/>
           <w:szCs w:val="16"/>
         </w:rPr>
-        <w:t>° 29571, CÓDIGO DE PROTECCIÓN Y DEFENSA DEL CONSUMIDOR.</w:t>
+        <w:t> 29571, CÓDIGO DE PROTECCIÓN Y DEFENSA DEL CONSUMIDOR.</w:t>
       </w:r>
     </w:p>
     <w:p>
@@ -9711,7 +9711,7 @@
           <w:sz w:val="16"/>
           <w:szCs w:val="16"/>
         </w:rPr>
-        <w:t>Artículo 110º.- Sanciones Administrativas</w:t>
+        <w:t>Artículo 110.- Sanciones Administrativas</w:t>
       </w:r>
     </w:p>
     <w:p>
@@ -9822,7 +9822,7 @@
           <w:sz w:val="16"/>
           <w:szCs w:val="16"/>
         </w:rPr>
-        <w:t xml:space="preserve">            </w:t>
+        <w:t xml:space="preserve"> </w:t>
       </w:r>
       <w:r>
         <w:rPr>
@@ -9840,7 +9840,7 @@
           <w:sz w:val="16"/>
           <w:szCs w:val="16"/>
         </w:rPr>
-        <w:t>TEXTO ÚNICO ORDENADO DE LA LEY N° 27444, LEY DE PROCEDIMIENTO ADMINISTRATIVO GENERAL, aprobado por el Decreto Supremo 006-2026-JUS</w:t>
+        <w:t>TEXTO ÚNICO ORDENADO DE LA LEY 27444, LEY DE PROCEDIMIENTO ADMINISTRATIVO GENERAL, aprobado por el Decreto Supremo 006-2026-JUS</w:t>
       </w:r>
     </w:p>
     <w:p>
@@ -9948,7 +9948,7 @@
           <w:sz w:val="16"/>
           <w:szCs w:val="16"/>
         </w:rPr>
-        <w:t xml:space="preserve">            </w:t>
+        <w:t xml:space="preserve"> </w:t>
       </w:r>
       <w:r>
         <w:rPr>
@@ -9958,7 +9958,7 @@
           <w:sz w:val="16"/>
           <w:szCs w:val="16"/>
         </w:rPr>
-        <w:t>LEY 29571, CÓDIGO DE PROTECCIÓN Y DEFENSA DEL CONSUMIDOR, publicado el 2 de setiembre de 2010 y modificado por Decreto Legislativo N° 1308</w:t>
+        <w:t>LEY 29571, CÓDIGO DE PROTECCIÓN Y DEFENSA DEL CONSUMIDOR, publicado el 2 de setiembre de 2010 y modificado por Decreto Legislativo 1308</w:t>
       </w:r>
     </w:p>
     <w:p>
@@ -9999,7 +9999,7 @@
           <w:sz w:val="16"/>
           <w:szCs w:val="16"/>
         </w:rPr>
-        <w:t xml:space="preserve">                El órgano resolutivo puede sancionar las infracciones administrativas a que se refiere el artículo 108º con amonestación y multas de hasta cuatrocientos cincuenta (450) Unidades Impositivas Tributarias (UIT), las cuales son calificadas de la siguiente manera:</w:t>
+        <w:t xml:space="preserve"> El órgano resolutivo puede sancionar las infracciones administrativas a que se refiere el artículo 108 con amonestación y multas de hasta cuatrocientos cincuenta (450) Unidades Impositivas Tributarias (UIT), las cuales son calificadas de la siguiente manera:</w:t>
       </w:r>
     </w:p>
     <w:p>
@@ -10147,7 +10147,7 @@
           <w:sz w:val="16"/>
           <w:szCs w:val="16"/>
         </w:rPr>
-        <w:t xml:space="preserve"> el proveedor incumpla un acuerdo conciliatorio o cualquier otro acuerdo que de forma indubitable deje constancia de la manifestación de voluntad expresa de las partes de dar por culminada la controversia, o un laudo arbitral, el órgano resolutivo puede sancionar con una multa entre una (1) Unidad Impositiva Tributaria y doscientos (200) Unidades Impositivas Tributarias. Para la graduación se observan los criterios establecidos en el presente Código y supletoriamente, los criterios que establece la Ley N° 27444, Ley del Procedimiento Administrativo General o la norma que la sustituya o complemente.</w:t>
+        <w:t xml:space="preserve"> el proveedor incumpla un acuerdo conciliatorio o cualquier otro acuerdo que de forma indubitable deje constancia de la manifestación de voluntad expresa de las partes de dar por culminada la controversia, o un laudo arbitral, el órgano resolutivo puede sancionar con una multa entre una (1) Unidad Impositiva Tributaria y doscientos (200) Unidades Impositivas Tributarias. Para la graduación se observan los criterios establecidos en el presente Código y supletoriamente, los criterios que establece la Ley 27444, Ley del Procedimiento Administrativo General o la norma que la sustituya o complemente.</w:t>
       </w:r>
     </w:p>
     <w:p>
@@ -10227,7 +10227,7 @@
           <w:sz w:val="16"/>
           <w:szCs w:val="16"/>
         </w:rPr>
-        <w:t>LEY 29571, CÓDIGO DE PROTECCIÓN Y DEFENSA DEL CONSUMIDOR, publicado el 2 de setiembre de 2010 y modificado por Decreto Legislativo N° 1308</w:t>
+        <w:t>LEY 29571, CÓDIGO DE PROTECCIÓN Y DEFENSA DEL CONSUMIDOR, publicado el 2 de setiembre de 2010 y modificado por Decreto Legislativo 1308</w:t>
       </w:r>
     </w:p>
     <w:p>
@@ -10416,7 +10416,7 @@
           <w:sz w:val="16"/>
           <w:szCs w:val="16"/>
         </w:rPr>
-        <w:t>Cambiar productos por otros de idénticas o similares características, cuando la reparación no sea posible o no resulte    razonable según las circunstancias.</w:t>
+        <w:t>Cambiar productos por otros de idénticas o similares características, cuando la reparación no sea posible o no resulte razonable según las circunstancias.</w:t>
       </w:r>
     </w:p>
     <w:p>
@@ -10610,7 +10610,7 @@
           <w:sz w:val="16"/>
           <w:szCs w:val="16"/>
         </w:rPr>
-        <w:t>115.2    Las medidas correctivas reparadoras no pueden ser solicitadas de manera acumulativa conjunta, pudiendo plantearse de manera alternativa o subsidiaria, con excepción de la medida correctiva señalada en el literal h) que puede solicitarse conjuntamente con otra medida correctiva. Cuando los órganos competentes del Indecopi se pronuncian respecto de una medida correctiva reparadora, aplican el principio de congruencia procesal.</w:t>
+        <w:t>115.2 Las medidas correctivas reparadoras no pueden ser solicitadas de manera acumulativa conjunta, pudiendo plantearse de manera alternativa o subsidiaria, con excepción de la medida correctiva señalada en el literal h) que puede solicitarse conjuntamente con otra medida correctiva. Cuando los órganos competentes del Indecopi se pronuncian respecto de una medida correctiva reparadora, aplican el principio de congruencia procesal.</w:t>
       </w:r>
     </w:p>
     <w:p>
@@ -10640,7 +10640,7 @@
           <w:sz w:val="16"/>
           <w:szCs w:val="16"/>
         </w:rPr>
-        <w:t>115.3    Las medidas correctivas reparadoras pueden solicitarse en cualquier momento hasta antes de la notificación de cargo al proveedor, sin perjuicio de la facultad de secretaría técnica de la comisión de requerir al consumidor que precise la medida correctiva materia de solicitud. El consumidor puede variar su solicitud de medida correctiva hasta antes de la decisión de primera instancia, en cuyo caso se confiere traslado al proveedor para que formule su descargo.</w:t>
+        <w:t>115.3 Las medidas correctivas reparadoras pueden solicitarse en cualquier momento hasta antes de la notificación de cargo al proveedor, sin perjuicio de la facultad de secretaría técnica de la comisión de requerir al consumidor que precise la medida correctiva materia de solicitud. El consumidor puede variar su solicitud de medida correctiva hasta antes de la decisión de primera instancia, en cuyo caso se confiere traslado al proveedor para que formule su descargo.</w:t>
       </w:r>
     </w:p>
     <w:p>
@@ -10670,7 +10670,7 @@
           <w:sz w:val="16"/>
           <w:szCs w:val="16"/>
         </w:rPr>
-        <w:t>115.4     Corresponde al consumidor que solicita el dictado de la medida correctiva reparadora probar las consecuencias patrimoniales directas e inmediatas causadas por la comisión de la infracción administrativa.</w:t>
+        <w:t>115.4 Corresponde al consumidor que solicita el dictado de la medida correctiva reparadora probar las consecuencias patrimoniales directas e inmediatas causadas por la comisión de la infracción administrativa.</w:t>
       </w:r>
     </w:p>
     <w:p>
@@ -10700,7 +10700,7 @@
           <w:sz w:val="16"/>
           <w:szCs w:val="16"/>
         </w:rPr>
-        <w:t>115.5     Los bienes o montos objeto de medidas correctivas reparadoras son entregados por el proveedor directamente al consumidor que los reclama, salvo mandato distinto contenido en la resolución. Aquellos bienes o montos materia de una medida correctiva reparadora, que por algún motivo se encuentran en posesión del Indecopi y deban ser entregados a los consumidores beneficiados, son puestos a disposición de estos.</w:t>
+        <w:t>115.5 Los bienes o montos objeto de medidas correctivas reparadoras son entregados por el proveedor directamente al consumidor que los reclama, salvo mandato distinto contenido en la resolución. Aquellos bienes o montos materia de una medida correctiva reparadora, que por algún motivo se encuentran en posesión del Indecopi y deban ser entregados a los consumidores beneficiados, son puestos a disposición de estos.</w:t>
       </w:r>
     </w:p>
     <w:p>
@@ -10730,7 +10730,7 @@
           <w:sz w:val="16"/>
           <w:szCs w:val="16"/>
         </w:rPr>
-        <w:t>115.6      El extremo de la resolución final que ordena el cumplimiento de una medida correctiva reparadora a favor del consumidor constituye título ejecutivo conforme con lo dispuesto en el artículo 688 del Código Procesal Civil, una vez que quedan consentidas o causan estado en la vía administrativa. La legitimidad para obrar en los procesos civiles de ejecución corresponde a los consumidores beneficiados con la medida correctiva reparadora.</w:t>
+        <w:t>115.6 El extremo de la resolución final que ordena el cumplimiento de una medida correctiva reparadora a favor del consumidor constituye título ejecutivo conforme con lo dispuesto en el artículo 688 del Código Procesal Civil, una vez que quedan consentidas o causan estado en la vía administrativa. La legitimidad para obrar en los procesos civiles de ejecución corresponde a los consumidores beneficiados con la medida correctiva reparadora.</w:t>
       </w:r>
     </w:p>
     <w:p>
@@ -10760,7 +10760,7 @@
           <w:sz w:val="16"/>
           <w:szCs w:val="16"/>
         </w:rPr>
-        <w:t xml:space="preserve">115.7    </w:t>
+        <w:t xml:space="preserve">115.7 </w:t>
       </w:r>
       <w:r>
         <w:rPr>
@@ -11356,7 +11356,7 @@
           <w:szCs w:val="16"/>
         </w:rPr>
         <w:tab/>
-        <w:t>DECRETO LEGISLATIVO Nº 807, LEY SOBRE FACULTADES, NORMAS Y ORGANIZACIÓN DEL INDECOPI FACULTADES DE LAS COMISIONES Y OFICINAS DEL INDECOPI.</w:t>
+        <w:t>DECRETO LEGISLATIVO 807, LEY SOBRE FACULTADES, NORMAS Y ORGANIZACIÓN DEL INDECOPI FACULTADES DE LAS COMISIONES Y OFICINAS DEL INDECOPI.</w:t>
       </w:r>
     </w:p>
     <w:p>
@@ -11378,7 +11378,7 @@
           <w:sz w:val="16"/>
           <w:szCs w:val="16"/>
         </w:rPr>
-        <w:t xml:space="preserve">Artículo 29º.- </w:t>
+        <w:t xml:space="preserve">Artículo 29.- </w:t>
       </w:r>
       <w:r>
         <w:rPr>
@@ -11754,7 +11754,7 @@
               <w:sz w:val="16"/>
               <w:szCs w:val="16"/>
             </w:rPr>
-            <w:t xml:space="preserve">SECRETARIA TÉCNICA DE LA    </w:t>
+            <w:t xml:space="preserve">SECRETARIA TÉCNICA DE LA </w:t>
           </w:r>
         </w:p>
         <w:p>

--- a/plantillas_maestras/01_seguro_vehicular/negativa_cobertura/2_o_mas_ddos_varios/mujer/TPL_0592_2026_SEGURO_VEHICULAR_NEGATIVA_COBERTURA_ASEGURADORA_MUJER_R0107.docx
+++ b/plantillas_maestras/01_seguro_vehicular/negativa_cobertura/2_o_mas_ddos_varios/mujer/TPL_0592_2026_SEGURO_VEHICULAR_NEGATIVA_COBERTURA_ASEGURADORA_MUJER_R0107.docx
@@ -147,16 +147,16 @@
           <w:sz w:val="22"/>
           <w:szCs w:val="22"/>
         </w:rPr>
-        <w:t>DENUNCIANTE</w:t>
-      </w:r>
-      <w:r>
-        <w:rPr>
-          <w:rFonts w:ascii="Arial Narrow" w:eastAsia="Arial Narrow" w:hAnsi="Arial Narrow" w:cs="Arial Narrow"/>
-          <w:b/>
-          <w:sz w:val="22"/>
-          <w:szCs w:val="22"/>
-        </w:rPr>
-        <w:t>S</w:t>
+        <w:t xml:space="preserve">DENUNCIANTE[DENUNCIANTE] (SEÑORA [APELLIDO])</w:t>
+      </w:r>
+      <w:r>
+        <w:rPr>
+          <w:rFonts w:ascii="Arial Narrow" w:eastAsia="Arial Narrow" w:hAnsi="Arial Narrow" w:cs="Arial Narrow"/>
+          <w:b/>
+          <w:sz w:val="22"/>
+          <w:szCs w:val="22"/>
+        </w:rPr>
+        <w:t/>
       </w:r>
       <w:r>
         <w:rPr>
@@ -166,7 +166,7 @@
           <w:szCs w:val="22"/>
         </w:rPr>
         <w:tab/>
-        <w:t>:</w:t>
+        <w:t/>
       </w:r>
       <w:r>
         <w:rPr>
@@ -184,43 +184,43 @@
           <w:sz w:val="22"/>
           <w:szCs w:val="22"/>
         </w:rPr>
-        <w:t xml:space="preserve">MÓNICA ROSA PÉREZ ROBLES DE GUERRA </w:t>
-      </w:r>
-      <w:r>
-        <w:rPr>
-          <w:rFonts w:ascii="Arial Narrow" w:eastAsia="Arial Narrow" w:hAnsi="Arial Narrow" w:cs="Arial Narrow"/>
-          <w:b/>
-          <w:sz w:val="22"/>
-          <w:szCs w:val="22"/>
-        </w:rPr>
-        <w:t>(</w:t>
-      </w:r>
-      <w:r>
-        <w:rPr>
-          <w:rFonts w:ascii="Arial Narrow" w:eastAsia="Arial Narrow" w:hAnsi="Arial Narrow" w:cs="Arial Narrow"/>
-          <w:b/>
-          <w:sz w:val="22"/>
-          <w:szCs w:val="22"/>
-        </w:rPr>
-        <w:t>S</w:t>
-      </w:r>
-      <w:r>
-        <w:rPr>
-          <w:rFonts w:ascii="Arial Narrow" w:eastAsia="Arial Narrow" w:hAnsi="Arial Narrow" w:cs="Arial Narrow"/>
-          <w:b/>
-          <w:sz w:val="22"/>
-          <w:szCs w:val="22"/>
-        </w:rPr>
-        <w:t>EÑORA PÉREZ</w:t>
-      </w:r>
-      <w:r>
-        <w:rPr>
-          <w:rFonts w:ascii="Arial Narrow" w:eastAsia="Arial Narrow" w:hAnsi="Arial Narrow" w:cs="Arial Narrow"/>
-          <w:b/>
-          <w:sz w:val="22"/>
-          <w:szCs w:val="22"/>
-        </w:rPr>
-        <w:t>)</w:t>
+        <w:t xml:space="preserve"/>
+      </w:r>
+      <w:r>
+        <w:rPr>
+          <w:rFonts w:ascii="Arial Narrow" w:eastAsia="Arial Narrow" w:hAnsi="Arial Narrow" w:cs="Arial Narrow"/>
+          <w:b/>
+          <w:sz w:val="22"/>
+          <w:szCs w:val="22"/>
+        </w:rPr>
+        <w:t/>
+      </w:r>
+      <w:r>
+        <w:rPr>
+          <w:rFonts w:ascii="Arial Narrow" w:eastAsia="Arial Narrow" w:hAnsi="Arial Narrow" w:cs="Arial Narrow"/>
+          <w:b/>
+          <w:sz w:val="22"/>
+          <w:szCs w:val="22"/>
+        </w:rPr>
+        <w:t/>
+      </w:r>
+      <w:r>
+        <w:rPr>
+          <w:rFonts w:ascii="Arial Narrow" w:eastAsia="Arial Narrow" w:hAnsi="Arial Narrow" w:cs="Arial Narrow"/>
+          <w:b/>
+          <w:sz w:val="22"/>
+          <w:szCs w:val="22"/>
+        </w:rPr>
+        <w:t/>
+      </w:r>
+      <w:r>
+        <w:rPr>
+          <w:rFonts w:ascii="Arial Narrow" w:eastAsia="Arial Narrow" w:hAnsi="Arial Narrow" w:cs="Arial Narrow"/>
+          <w:b/>
+          <w:sz w:val="22"/>
+          <w:szCs w:val="22"/>
+        </w:rPr>
+        <w:t/>
       </w:r>
     </w:p>
     <w:p>
@@ -676,103 +676,103 @@
           <w:sz w:val="22"/>
           <w:szCs w:val="22"/>
         </w:rPr>
-        <w:t>Mediante escrito</w:t>
-      </w:r>
-      <w:r>
-        <w:rPr>
-          <w:rFonts w:ascii="Arial Narrow" w:eastAsia="Arial Narrow" w:hAnsi="Arial Narrow" w:cs="Arial Narrow"/>
-          <w:sz w:val="22"/>
-          <w:szCs w:val="22"/>
-        </w:rPr>
-        <w:t xml:space="preserve"> del</w:t>
-      </w:r>
-      <w:r>
-        <w:rPr>
-          <w:rFonts w:ascii="Arial Narrow" w:eastAsia="Arial Narrow" w:hAnsi="Arial Narrow" w:cs="Arial Narrow"/>
-          <w:sz w:val="22"/>
-          <w:szCs w:val="22"/>
-        </w:rPr>
-        <w:t xml:space="preserve"> </w:t>
-      </w:r>
-      <w:r>
-        <w:rPr>
-          <w:rFonts w:ascii="Arial Narrow" w:eastAsia="Arial Narrow" w:hAnsi="Arial Narrow" w:cs="Arial Narrow"/>
-          <w:sz w:val="22"/>
-          <w:szCs w:val="22"/>
-        </w:rPr>
-        <w:t xml:space="preserve">18 de febrero de 2026, </w:t>
-      </w:r>
-      <w:r>
-        <w:rPr>
-          <w:rFonts w:ascii="Arial Narrow" w:eastAsia="Arial Narrow" w:hAnsi="Arial Narrow" w:cs="Arial Narrow"/>
-          <w:sz w:val="22"/>
-          <w:szCs w:val="22"/>
-        </w:rPr>
-        <w:t>complementado mediante escrito del 18 de febrero de 2026</w:t>
-      </w:r>
-      <w:r>
-        <w:rPr>
-          <w:rFonts w:ascii="Arial Narrow" w:eastAsia="Arial Narrow" w:hAnsi="Arial Narrow" w:cs="Arial Narrow"/>
-          <w:sz w:val="22"/>
-          <w:szCs w:val="22"/>
-        </w:rPr>
-        <w:t>,</w:t>
-      </w:r>
-      <w:r>
-        <w:rPr>
-          <w:rFonts w:ascii="Arial Narrow" w:hAnsi="Arial Narrow"/>
-          <w:sz w:val="22"/>
-          <w:szCs w:val="22"/>
-        </w:rPr>
-        <w:t xml:space="preserve"> </w:t>
-      </w:r>
-      <w:r>
-        <w:rPr>
-          <w:rFonts w:ascii="Arial Narrow" w:eastAsia="Arial Narrow" w:hAnsi="Arial Narrow" w:cs="Arial Narrow"/>
-          <w:sz w:val="22"/>
-          <w:szCs w:val="22"/>
-        </w:rPr>
-        <w:t xml:space="preserve">subsanado </w:t>
-      </w:r>
-      <w:r>
-        <w:rPr>
-          <w:rFonts w:ascii="Arial Narrow" w:eastAsia="Arial Narrow" w:hAnsi="Arial Narrow" w:cs="Arial Narrow"/>
-          <w:sz w:val="22"/>
-          <w:szCs w:val="22"/>
-        </w:rPr>
-        <w:t>mediante dos (2) escritos del 11 d</w:t>
-      </w:r>
-      <w:r>
-        <w:rPr>
-          <w:rFonts w:ascii="Arial Narrow" w:eastAsia="Arial Narrow" w:hAnsi="Arial Narrow" w:cs="Arial Narrow"/>
-          <w:sz w:val="22"/>
-          <w:szCs w:val="22"/>
-        </w:rPr>
-        <w:t>e marzo de 2026</w:t>
-      </w:r>
-      <w:r>
-        <w:rPr>
-          <w:rFonts w:ascii="Arial Narrow" w:eastAsia="Arial Narrow" w:hAnsi="Arial Narrow" w:cs="Arial Narrow"/>
-          <w:sz w:val="22"/>
-          <w:szCs w:val="22"/>
-        </w:rPr>
-        <w:t xml:space="preserve">, </w:t>
-      </w:r>
-      <w:r>
-        <w:rPr>
-          <w:rFonts w:ascii="Arial Narrow" w:eastAsia="Arial Narrow" w:hAnsi="Arial Narrow" w:cs="Arial Narrow"/>
-          <w:sz w:val="22"/>
-          <w:szCs w:val="22"/>
-        </w:rPr>
-        <w:t>la señora</w:t>
-      </w:r>
-      <w:r>
-        <w:rPr>
-          <w:rFonts w:ascii="Arial Narrow" w:eastAsia="Arial Narrow" w:hAnsi="Arial Narrow" w:cs="Arial Narrow"/>
-          <w:sz w:val="22"/>
-          <w:szCs w:val="22"/>
-        </w:rPr>
-        <w:t xml:space="preserve"> Pérez y Movesa</w:t>
+        <w:t xml:space="preserve">Mediante escrito del 18 de febrero de 2026, complementado mediante escrito del 18 de febrero de 2026, subsanado mediante dos (2) escritos del 11 de marzo de 2026, la señora [APELLIDO] y Movesa denunciaron a La Positiva por presuntas infracciones a la Ley 29571, Código de Protección y Defensa del Consumidor (en adelante, Código), señalando lo siguiente:</w:t>
+      </w:r>
+      <w:r>
+        <w:rPr>
+          <w:rFonts w:ascii="Arial Narrow" w:eastAsia="Arial Narrow" w:hAnsi="Arial Narrow" w:cs="Arial Narrow"/>
+          <w:sz w:val="22"/>
+          <w:szCs w:val="22"/>
+        </w:rPr>
+        <w:t xml:space="preserve"/>
+      </w:r>
+      <w:r>
+        <w:rPr>
+          <w:rFonts w:ascii="Arial Narrow" w:eastAsia="Arial Narrow" w:hAnsi="Arial Narrow" w:cs="Arial Narrow"/>
+          <w:sz w:val="22"/>
+          <w:szCs w:val="22"/>
+        </w:rPr>
+        <w:t xml:space="preserve"/>
+      </w:r>
+      <w:r>
+        <w:rPr>
+          <w:rFonts w:ascii="Arial Narrow" w:eastAsia="Arial Narrow" w:hAnsi="Arial Narrow" w:cs="Arial Narrow"/>
+          <w:sz w:val="22"/>
+          <w:szCs w:val="22"/>
+        </w:rPr>
+        <w:t xml:space="preserve"/>
+      </w:r>
+      <w:r>
+        <w:rPr>
+          <w:rFonts w:ascii="Arial Narrow" w:eastAsia="Arial Narrow" w:hAnsi="Arial Narrow" w:cs="Arial Narrow"/>
+          <w:sz w:val="22"/>
+          <w:szCs w:val="22"/>
+        </w:rPr>
+        <w:t/>
+      </w:r>
+      <w:r>
+        <w:rPr>
+          <w:rFonts w:ascii="Arial Narrow" w:eastAsia="Arial Narrow" w:hAnsi="Arial Narrow" w:cs="Arial Narrow"/>
+          <w:sz w:val="22"/>
+          <w:szCs w:val="22"/>
+        </w:rPr>
+        <w:t/>
+      </w:r>
+      <w:r>
+        <w:rPr>
+          <w:rFonts w:ascii="Arial Narrow" w:hAnsi="Arial Narrow"/>
+          <w:sz w:val="22"/>
+          <w:szCs w:val="22"/>
+        </w:rPr>
+        <w:t xml:space="preserve"/>
+      </w:r>
+      <w:r>
+        <w:rPr>
+          <w:rFonts w:ascii="Arial Narrow" w:eastAsia="Arial Narrow" w:hAnsi="Arial Narrow" w:cs="Arial Narrow"/>
+          <w:sz w:val="22"/>
+          <w:szCs w:val="22"/>
+        </w:rPr>
+        <w:t xml:space="preserve"/>
+      </w:r>
+      <w:r>
+        <w:rPr>
+          <w:rFonts w:ascii="Arial Narrow" w:eastAsia="Arial Narrow" w:hAnsi="Arial Narrow" w:cs="Arial Narrow"/>
+          <w:sz w:val="22"/>
+          <w:szCs w:val="22"/>
+        </w:rPr>
+        <w:t/>
+      </w:r>
+      <w:r>
+        <w:rPr>
+          <w:rFonts w:ascii="Arial Narrow" w:eastAsia="Arial Narrow" w:hAnsi="Arial Narrow" w:cs="Arial Narrow"/>
+          <w:sz w:val="22"/>
+          <w:szCs w:val="22"/>
+        </w:rPr>
+        <w:t/>
+      </w:r>
+      <w:r>
+        <w:rPr>
+          <w:rFonts w:ascii="Arial Narrow" w:eastAsia="Arial Narrow" w:hAnsi="Arial Narrow" w:cs="Arial Narrow"/>
+          <w:sz w:val="22"/>
+          <w:szCs w:val="22"/>
+        </w:rPr>
+        <w:t xml:space="preserve"/>
+      </w:r>
+      <w:r>
+        <w:rPr>
+          <w:rFonts w:ascii="Arial Narrow" w:eastAsia="Arial Narrow" w:hAnsi="Arial Narrow" w:cs="Arial Narrow"/>
+          <w:sz w:val="22"/>
+          <w:szCs w:val="22"/>
+        </w:rPr>
+        <w:t/>
+      </w:r>
+      <w:r>
+        <w:rPr>
+          <w:rFonts w:ascii="Arial Narrow" w:eastAsia="Arial Narrow" w:hAnsi="Arial Narrow" w:cs="Arial Narrow"/>
+          <w:sz w:val="22"/>
+          <w:szCs w:val="22"/>
+        </w:rPr>
+        <w:t xml:space="preserve"/>
       </w:r>
       <w:r>
         <w:rPr>
@@ -790,55 +790,55 @@
           <w:sz w:val="22"/>
           <w:szCs w:val="22"/>
         </w:rPr>
-        <w:t xml:space="preserve"> </w:t>
-      </w:r>
-      <w:r>
-        <w:rPr>
-          <w:rFonts w:ascii="Arial Narrow" w:eastAsia="Arial Narrow" w:hAnsi="Arial Narrow" w:cs="Arial Narrow"/>
-          <w:sz w:val="22"/>
-          <w:szCs w:val="22"/>
-        </w:rPr>
-        <w:t>denunciaron</w:t>
-      </w:r>
-      <w:r>
-        <w:rPr>
-          <w:rFonts w:ascii="Arial Narrow" w:eastAsia="Arial Narrow" w:hAnsi="Arial Narrow" w:cs="Arial Narrow"/>
-          <w:sz w:val="22"/>
-          <w:szCs w:val="22"/>
-        </w:rPr>
-        <w:t xml:space="preserve"> </w:t>
-      </w:r>
-      <w:r>
-        <w:rPr>
-          <w:rFonts w:ascii="Arial Narrow" w:eastAsia="Arial Narrow" w:hAnsi="Arial Narrow" w:cs="Arial Narrow"/>
-          <w:sz w:val="22"/>
-          <w:szCs w:val="22"/>
-        </w:rPr>
-        <w:t xml:space="preserve">a </w:t>
-      </w:r>
-      <w:r>
-        <w:rPr>
-          <w:rFonts w:ascii="Arial Narrow" w:eastAsia="Arial Narrow" w:hAnsi="Arial Narrow" w:cs="Arial Narrow"/>
-          <w:sz w:val="22"/>
-          <w:szCs w:val="22"/>
-        </w:rPr>
-        <w:t xml:space="preserve">La Positiva </w:t>
-      </w:r>
-      <w:r>
-        <w:rPr>
-          <w:rFonts w:ascii="Arial Narrow" w:eastAsia="Arial Narrow" w:hAnsi="Arial Narrow" w:cs="Arial Narrow"/>
-          <w:sz w:val="22"/>
-          <w:szCs w:val="22"/>
-        </w:rPr>
-        <w:t>por presuntas infracciones a la Ley 29571, Código de Protección y Defensa del Consumidor (en adelante</w:t>
-      </w:r>
-      <w:r>
-        <w:rPr>
-          <w:rFonts w:ascii="Arial Narrow" w:eastAsia="Arial Narrow" w:hAnsi="Arial Narrow" w:cs="Arial Narrow"/>
-          <w:sz w:val="22"/>
-          <w:szCs w:val="22"/>
-        </w:rPr>
-        <w:t>, Código), señalando lo siguiente:</w:t>
+        <w:t xml:space="preserve"/>
+      </w:r>
+      <w:r>
+        <w:rPr>
+          <w:rFonts w:ascii="Arial Narrow" w:eastAsia="Arial Narrow" w:hAnsi="Arial Narrow" w:cs="Arial Narrow"/>
+          <w:sz w:val="22"/>
+          <w:szCs w:val="22"/>
+        </w:rPr>
+        <w:t/>
+      </w:r>
+      <w:r>
+        <w:rPr>
+          <w:rFonts w:ascii="Arial Narrow" w:eastAsia="Arial Narrow" w:hAnsi="Arial Narrow" w:cs="Arial Narrow"/>
+          <w:sz w:val="22"/>
+          <w:szCs w:val="22"/>
+        </w:rPr>
+        <w:t xml:space="preserve"/>
+      </w:r>
+      <w:r>
+        <w:rPr>
+          <w:rFonts w:ascii="Arial Narrow" w:eastAsia="Arial Narrow" w:hAnsi="Arial Narrow" w:cs="Arial Narrow"/>
+          <w:sz w:val="22"/>
+          <w:szCs w:val="22"/>
+        </w:rPr>
+        <w:t xml:space="preserve"/>
+      </w:r>
+      <w:r>
+        <w:rPr>
+          <w:rFonts w:ascii="Arial Narrow" w:eastAsia="Arial Narrow" w:hAnsi="Arial Narrow" w:cs="Arial Narrow"/>
+          <w:sz w:val="22"/>
+          <w:szCs w:val="22"/>
+        </w:rPr>
+        <w:t xml:space="preserve"/>
+      </w:r>
+      <w:r>
+        <w:rPr>
+          <w:rFonts w:ascii="Arial Narrow" w:eastAsia="Arial Narrow" w:hAnsi="Arial Narrow" w:cs="Arial Narrow"/>
+          <w:sz w:val="22"/>
+          <w:szCs w:val="22"/>
+        </w:rPr>
+        <w:t/>
+      </w:r>
+      <w:r>
+        <w:rPr>
+          <w:rFonts w:ascii="Arial Narrow" w:eastAsia="Arial Narrow" w:hAnsi="Arial Narrow" w:cs="Arial Narrow"/>
+          <w:sz w:val="22"/>
+          <w:szCs w:val="22"/>
+        </w:rPr>
+        <w:t/>
       </w:r>
     </w:p>
     <w:p>
@@ -1794,7 +1794,7 @@
           <w:sz w:val="22"/>
           <w:szCs w:val="22"/>
         </w:rPr>
-        <w:t xml:space="preserve">La señora Pérez y Movesa </w:t>
+        <w:t xml:space="preserve">La señora [APELLIDO] y Movesa solicitaron, en calidad de medidas correctivas, que La Positiva cumpla con: (i) reconocer y pagar el valor pactado del vehículo con Placa de Rodaje AYT-932 asegurado por la compañía aseguradora y el vehículo con Placa de Rodaje AVZ-835 asegurado por la compañía aseguradora, conforme a lo pactado contractualmente o al valor de mercado; y, (ii) pagar los intereses legales correspondientes en virtud del presente procedimiento. Asimismo, requirió el reembolso de costos y costas del presente procedimiento.</w:t>
       </w:r>
       <w:r>
         <w:rPr>
@@ -1803,7 +1803,7 @@
           <w:szCs w:val="22"/>
           <w:lang w:eastAsia="es-ES"/>
         </w:rPr>
-        <w:t>solicitaron</w:t>
+        <w:t/>
       </w:r>
       <w:r>
         <w:rPr>
@@ -1812,7 +1812,7 @@
           <w:szCs w:val="22"/>
           <w:lang w:eastAsia="es-ES"/>
         </w:rPr>
-        <w:t>, en calidad de medidas correctivas, que</w:t>
+        <w:t/>
       </w:r>
       <w:r>
         <w:rPr>
@@ -1821,7 +1821,7 @@
           <w:szCs w:val="22"/>
           <w:lang w:eastAsia="es-ES"/>
         </w:rPr>
-        <w:t xml:space="preserve"> La Positiva cumpla con</w:t>
+        <w:t xml:space="preserve"/>
       </w:r>
       <w:r>
         <w:rPr>
@@ -1830,7 +1830,7 @@
           <w:szCs w:val="22"/>
           <w:lang w:eastAsia="es-ES"/>
         </w:rPr>
-        <w:t>: (i)</w:t>
+        <w:t/>
       </w:r>
       <w:r>
         <w:rPr>
@@ -1839,7 +1839,7 @@
           <w:szCs w:val="22"/>
           <w:lang w:eastAsia="es-ES"/>
         </w:rPr>
-        <w:t xml:space="preserve"> </w:t>
+        <w:t xml:space="preserve"/>
       </w:r>
       <w:r>
         <w:rPr>
@@ -1848,39 +1848,39 @@
           <w:szCs w:val="22"/>
           <w:lang w:eastAsia="es-ES"/>
         </w:rPr>
-        <w:t>reconocer y pagar el valor pactado de</w:t>
-      </w:r>
-      <w:r>
-        <w:rPr>
-          <w:rFonts w:ascii="Arial Narrow" w:eastAsia="Arial Narrow" w:hAnsi="Arial Narrow" w:cs="Arial Narrow"/>
-          <w:sz w:val="22"/>
-          <w:szCs w:val="22"/>
-        </w:rPr>
-        <w:t xml:space="preserve">l vehículo con Placa de Rodaje AYT-932 asegurado </w:t>
-      </w:r>
-      <w:r>
-        <w:rPr>
-          <w:rFonts w:ascii="Arial Narrow" w:eastAsia="Arial Narrow" w:hAnsi="Arial Narrow" w:cs="Arial Narrow"/>
-          <w:sz w:val="22"/>
-          <w:szCs w:val="22"/>
-        </w:rPr>
-        <w:t xml:space="preserve">por la compañía aseguradora </w:t>
-      </w:r>
-      <w:r>
-        <w:rPr>
-          <w:rFonts w:ascii="Arial Narrow" w:eastAsia="Arial Narrow" w:hAnsi="Arial Narrow" w:cs="Arial Narrow"/>
-          <w:sz w:val="22"/>
-          <w:szCs w:val="22"/>
-        </w:rPr>
-        <w:t>y el vehículo con Placa de Rodaje AVZ-835 asegurado</w:t>
-      </w:r>
-      <w:r>
-        <w:rPr>
-          <w:rFonts w:ascii="Arial Narrow" w:eastAsia="Arial Narrow" w:hAnsi="Arial Narrow" w:cs="Arial Narrow"/>
-          <w:sz w:val="22"/>
-          <w:szCs w:val="22"/>
-        </w:rPr>
-        <w:t xml:space="preserve"> por la compañía aseguradora</w:t>
+        <w:t/>
+      </w:r>
+      <w:r>
+        <w:rPr>
+          <w:rFonts w:ascii="Arial Narrow" w:eastAsia="Arial Narrow" w:hAnsi="Arial Narrow" w:cs="Arial Narrow"/>
+          <w:sz w:val="22"/>
+          <w:szCs w:val="22"/>
+        </w:rPr>
+        <w:t xml:space="preserve"/>
+      </w:r>
+      <w:r>
+        <w:rPr>
+          <w:rFonts w:ascii="Arial Narrow" w:eastAsia="Arial Narrow" w:hAnsi="Arial Narrow" w:cs="Arial Narrow"/>
+          <w:sz w:val="22"/>
+          <w:szCs w:val="22"/>
+        </w:rPr>
+        <w:t xml:space="preserve"/>
+      </w:r>
+      <w:r>
+        <w:rPr>
+          <w:rFonts w:ascii="Arial Narrow" w:eastAsia="Arial Narrow" w:hAnsi="Arial Narrow" w:cs="Arial Narrow"/>
+          <w:sz w:val="22"/>
+          <w:szCs w:val="22"/>
+        </w:rPr>
+        <w:t/>
+      </w:r>
+      <w:r>
+        <w:rPr>
+          <w:rFonts w:ascii="Arial Narrow" w:eastAsia="Arial Narrow" w:hAnsi="Arial Narrow" w:cs="Arial Narrow"/>
+          <w:sz w:val="22"/>
+          <w:szCs w:val="22"/>
+        </w:rPr>
+        <w:t xml:space="preserve"/>
       </w:r>
       <w:r>
         <w:rPr>
@@ -1889,7 +1889,7 @@
           <w:szCs w:val="22"/>
           <w:lang w:eastAsia="es-ES"/>
         </w:rPr>
-        <w:t xml:space="preserve">, conforme a lo pactado </w:t>
+        <w:t xml:space="preserve"/>
       </w:r>
       <w:r>
         <w:rPr>
@@ -1898,7 +1898,7 @@
           <w:szCs w:val="22"/>
           <w:lang w:eastAsia="es-ES"/>
         </w:rPr>
-        <w:t>contractualmente</w:t>
+        <w:t/>
       </w:r>
       <w:r>
         <w:rPr>
@@ -1907,7 +1907,7 @@
           <w:szCs w:val="22"/>
           <w:lang w:eastAsia="es-ES"/>
         </w:rPr>
-        <w:t xml:space="preserve"> o al valor de mercado</w:t>
+        <w:t xml:space="preserve"/>
       </w:r>
       <w:r>
         <w:rPr>
@@ -1916,7 +1916,7 @@
           <w:szCs w:val="22"/>
           <w:lang w:eastAsia="es-ES"/>
         </w:rPr>
-        <w:t xml:space="preserve">; y, (ii) pagar </w:t>
+        <w:t xml:space="preserve"/>
       </w:r>
       <w:r>
         <w:rPr>
@@ -1925,7 +1925,7 @@
           <w:szCs w:val="22"/>
           <w:lang w:eastAsia="es-ES"/>
         </w:rPr>
-        <w:t>los intereses legales correspondientes en virtud del presente procedimiento.</w:t>
+        <w:t/>
       </w:r>
       <w:r>
         <w:rPr>
@@ -1935,7 +1935,7 @@
           <w:szCs w:val="22"/>
           <w:lang w:val="es-ES" w:eastAsia="es-ES"/>
         </w:rPr>
-        <w:t xml:space="preserve"> Asimismo, requirió el reembolso de costos y costas del presente procedimiento.</w:t>
+        <w:t xml:space="preserve"/>
       </w:r>
     </w:p>
     <w:p>
@@ -3272,7 +3272,7 @@
           <w:sz w:val="22"/>
           <w:szCs w:val="22"/>
         </w:rPr>
-        <w:t xml:space="preserve">Así también, la Secretaría Técnica, en ejercicio de sus facultades, </w:t>
+        <w:t xml:space="preserve">Así también, la Secretaría Técnica, en ejercicio de sus facultades, considera que el hecho denunciado, consistente en que la compañía aseguradora habría negado injustificadamente la cobertura de la Póliza del Seguro Vehicular del Vehículo con Placa de Rodaje  AVZ-835 de propiedad de la señora [APELLIDO] [APELLIDO] por la pérdida del referido vehículo; involucraría una presunta afectación a sus expectativas, quien no habría encontrado una correspondencia entre lo que esperaba recibir de parte del proveedor y lo que realmente recibió. Por consiguiente, corresponde calificar el hecho materia de denuncia como una presunta infracción al deber de idoneidad, tipificado en los artículos 18 y 19 del Código. </w:t>
       </w:r>
       <w:r>
         <w:rPr>
@@ -3281,15 +3281,15 @@
           <w:sz w:val="22"/>
           <w:szCs w:val="22"/>
         </w:rPr>
-        <w:t xml:space="preserve">considera </w:t>
-      </w:r>
-      <w:r>
-        <w:rPr>
-          <w:rFonts w:ascii="Arial Narrow" w:eastAsia="Arial Narrow" w:hAnsi="Arial Narrow" w:cs="Arial Narrow"/>
-          <w:sz w:val="22"/>
-          <w:szCs w:val="22"/>
-        </w:rPr>
-        <w:t xml:space="preserve">que el hecho denunciado, consistente en que </w:t>
+        <w:t xml:space="preserve"/>
+      </w:r>
+      <w:r>
+        <w:rPr>
+          <w:rFonts w:ascii="Arial Narrow" w:eastAsia="Arial Narrow" w:hAnsi="Arial Narrow" w:cs="Arial Narrow"/>
+          <w:sz w:val="22"/>
+          <w:szCs w:val="22"/>
+        </w:rPr>
+        <w:t xml:space="preserve"/>
       </w:r>
       <w:bookmarkEnd w:id="10"/>
       <w:r>
@@ -3299,15 +3299,15 @@
           <w:szCs w:val="22"/>
           <w:shd w:val="clear" w:color="auto" w:fill="FFFFFF"/>
         </w:rPr>
-        <w:t xml:space="preserve">la compañía aseguradora habría negado injustificadamente la cobertura de </w:t>
-      </w:r>
-      <w:r>
-        <w:rPr>
-          <w:rFonts w:ascii="Arial Narrow" w:eastAsia="Arial Narrow" w:hAnsi="Arial Narrow" w:cs="Arial Narrow"/>
-          <w:sz w:val="22"/>
-          <w:szCs w:val="22"/>
-        </w:rPr>
-        <w:t xml:space="preserve">la </w:t>
+        <w:t xml:space="preserve"/>
+      </w:r>
+      <w:r>
+        <w:rPr>
+          <w:rFonts w:ascii="Arial Narrow" w:eastAsia="Arial Narrow" w:hAnsi="Arial Narrow" w:cs="Arial Narrow"/>
+          <w:sz w:val="22"/>
+          <w:szCs w:val="22"/>
+        </w:rPr>
+        <w:t xml:space="preserve"/>
       </w:r>
       <w:r>
         <w:rPr>
@@ -3316,31 +3316,31 @@
           <w:szCs w:val="22"/>
           <w:lang w:eastAsia="es-ES"/>
         </w:rPr>
-        <w:t>Póliza del Seguro Vehicular del Vehículo con Placa de Rodaje </w:t>
-      </w:r>
-      <w:r>
-        <w:rPr>
-          <w:rFonts w:ascii="Arial Narrow" w:hAnsi="Arial Narrow"/>
-          <w:sz w:val="22"/>
-          <w:szCs w:val="22"/>
-        </w:rPr>
-        <w:t xml:space="preserve"> </w:t>
-      </w:r>
-      <w:r>
-        <w:rPr>
-          <w:rFonts w:ascii="Arial Narrow" w:eastAsia="Arial Narrow" w:hAnsi="Arial Narrow" w:cs="Arial Narrow"/>
-          <w:sz w:val="22"/>
-          <w:szCs w:val="22"/>
-        </w:rPr>
-        <w:t xml:space="preserve">AVZ-835 </w:t>
-      </w:r>
-      <w:r>
-        <w:rPr>
-          <w:rFonts w:ascii="Arial Narrow" w:eastAsia="Arial Narrow" w:hAnsi="Arial Narrow" w:cs="Arial Narrow"/>
-          <w:sz w:val="22"/>
-          <w:szCs w:val="22"/>
-        </w:rPr>
-        <w:t xml:space="preserve">de propiedad de </w:t>
+        <w:t/>
+      </w:r>
+      <w:r>
+        <w:rPr>
+          <w:rFonts w:ascii="Arial Narrow" w:hAnsi="Arial Narrow"/>
+          <w:sz w:val="22"/>
+          <w:szCs w:val="22"/>
+        </w:rPr>
+        <w:t xml:space="preserve"/>
+      </w:r>
+      <w:r>
+        <w:rPr>
+          <w:rFonts w:ascii="Arial Narrow" w:eastAsia="Arial Narrow" w:hAnsi="Arial Narrow" w:cs="Arial Narrow"/>
+          <w:sz w:val="22"/>
+          <w:szCs w:val="22"/>
+        </w:rPr>
+        <w:t xml:space="preserve"/>
+      </w:r>
+      <w:r>
+        <w:rPr>
+          <w:rFonts w:ascii="Arial Narrow" w:eastAsia="Arial Narrow" w:hAnsi="Arial Narrow" w:cs="Arial Narrow"/>
+          <w:sz w:val="22"/>
+          <w:szCs w:val="22"/>
+        </w:rPr>
+        <w:t xml:space="preserve"/>
       </w:r>
       <w:r>
         <w:rPr>
@@ -3350,7 +3350,7 @@
           <w:szCs w:val="22"/>
           <w:shd w:val="clear" w:color="auto" w:fill="FFFFFF"/>
         </w:rPr>
-        <w:t>la señora Mónica Rosa Pérez Robles de Guerra</w:t>
+        <w:t/>
       </w:r>
       <w:r>
         <w:rPr>
@@ -3359,15 +3359,15 @@
           <w:szCs w:val="22"/>
           <w:shd w:val="clear" w:color="auto" w:fill="FFFFFF"/>
         </w:rPr>
-        <w:t xml:space="preserve"> por la pérdida del referido vehículo</w:t>
-      </w:r>
-      <w:r>
-        <w:rPr>
-          <w:rFonts w:ascii="Arial Narrow" w:eastAsia="Arial Narrow" w:hAnsi="Arial Narrow" w:cs="Arial Narrow"/>
-          <w:sz w:val="22"/>
-          <w:szCs w:val="22"/>
-        </w:rPr>
-        <w:t>; involucraría una presunta afectación a sus expectativas, quien no habría encontrado una correspondencia entre lo que esperaba recibir de parte del proveedor y lo que realmente recibió. Por consiguiente, corresponde calificar el hecho materia de denuncia como una presunta infracción al deber de idoneidad, tipificado en los artículos 18</w:t>
+        <w:t xml:space="preserve"/>
+      </w:r>
+      <w:r>
+        <w:rPr>
+          <w:rFonts w:ascii="Arial Narrow" w:eastAsia="Arial Narrow" w:hAnsi="Arial Narrow" w:cs="Arial Narrow"/>
+          <w:sz w:val="22"/>
+          <w:szCs w:val="22"/>
+        </w:rPr>
+        <w:t/>
       </w:r>
       <w:r>
         <w:rPr>
@@ -3384,7 +3384,7 @@
           <w:sz w:val="22"/>
           <w:szCs w:val="22"/>
         </w:rPr>
-        <w:t xml:space="preserve"> y 19</w:t>
+        <w:t xml:space="preserve"/>
       </w:r>
       <w:r>
         <w:rPr>
@@ -3401,7 +3401,7 @@
           <w:sz w:val="22"/>
           <w:szCs w:val="22"/>
         </w:rPr>
-        <w:t xml:space="preserve"> del Código</w:t>
+        <w:t xml:space="preserve"/>
       </w:r>
       <w:r>
         <w:rPr>
@@ -3411,7 +3411,7 @@
           <w:sz w:val="22"/>
           <w:szCs w:val="22"/>
         </w:rPr>
-        <w:t xml:space="preserve">. </w:t>
+        <w:t xml:space="preserve"/>
       </w:r>
       <w:bookmarkStart w:id="11" w:name="_Hlk212534267"/>
     </w:p>
@@ -4350,16 +4350,16 @@
           <w:sz w:val="22"/>
           <w:szCs w:val="22"/>
         </w:rPr>
-        <w:t>SEGUND</w:t>
-      </w:r>
-      <w:r>
-        <w:rPr>
-          <w:rFonts w:ascii="Arial Narrow" w:eastAsia="Arial Narrow" w:hAnsi="Arial Narrow" w:cs="Arial Narrow"/>
-          <w:b/>
-          <w:sz w:val="22"/>
-          <w:szCs w:val="22"/>
-        </w:rPr>
-        <w:t xml:space="preserve">O: </w:t>
+        <w:t xml:space="preserve">SEGUNDO: admitir a trámite la denuncia del 18 de febrero de 2026, complementado mediante escrito del 18 de febrero de 2026, subsanado mediante dos (2) escritos del 11 de marzo de 2026, interpuesta por la señora [APELLIDO] [APELLIDO] y Transporte Movesa y Servicios Múltiples S.A.C. contra La Positiva Seguros y Reaseguros S.A, por lo siguiente:</w:t>
+      </w:r>
+      <w:r>
+        <w:rPr>
+          <w:rFonts w:ascii="Arial Narrow" w:eastAsia="Arial Narrow" w:hAnsi="Arial Narrow" w:cs="Arial Narrow"/>
+          <w:b/>
+          <w:sz w:val="22"/>
+          <w:szCs w:val="22"/>
+        </w:rPr>
+        <w:t xml:space="preserve"/>
       </w:r>
       <w:r>
         <w:rPr>
@@ -4368,15 +4368,15 @@
           <w:sz w:val="22"/>
           <w:szCs w:val="22"/>
         </w:rPr>
-        <w:t xml:space="preserve">admitir a trámite la denuncia del </w:t>
-      </w:r>
-      <w:r>
-        <w:rPr>
-          <w:rFonts w:ascii="Arial Narrow" w:eastAsia="Arial Narrow" w:hAnsi="Arial Narrow" w:cs="Arial Narrow"/>
-          <w:sz w:val="22"/>
-          <w:szCs w:val="22"/>
-        </w:rPr>
-        <w:t>18 de febrero de 2026, complementado mediante escrito del 18 de febrero de 2026, subsanado mediante dos (2) escritos del 11 de marzo de 2026</w:t>
+        <w:t xml:space="preserve"/>
+      </w:r>
+      <w:r>
+        <w:rPr>
+          <w:rFonts w:ascii="Arial Narrow" w:eastAsia="Arial Narrow" w:hAnsi="Arial Narrow" w:cs="Arial Narrow"/>
+          <w:sz w:val="22"/>
+          <w:szCs w:val="22"/>
+        </w:rPr>
+        <w:t/>
       </w:r>
       <w:r>
         <w:rPr>
@@ -4385,7 +4385,7 @@
           <w:sz w:val="22"/>
           <w:szCs w:val="22"/>
         </w:rPr>
-        <w:t>, interpuesta por</w:t>
+        <w:t/>
       </w:r>
       <w:r>
         <w:rPr>
@@ -4394,7 +4394,7 @@
           <w:sz w:val="22"/>
           <w:szCs w:val="22"/>
         </w:rPr>
-        <w:t xml:space="preserve"> </w:t>
+        <w:t xml:space="preserve"/>
       </w:r>
       <w:r>
         <w:rPr>
@@ -4404,7 +4404,7 @@
           <w:szCs w:val="22"/>
           <w:shd w:val="clear" w:color="auto" w:fill="FFFFFF"/>
         </w:rPr>
-        <w:t xml:space="preserve">la señora Mónica Rosa Pérez Robles de Guerra y Transporte Movesa y Servicios Múltiples S.A.C. </w:t>
+        <w:t xml:space="preserve"/>
       </w:r>
       <w:r>
         <w:rPr>
@@ -4413,7 +4413,7 @@
           <w:sz w:val="22"/>
           <w:szCs w:val="22"/>
         </w:rPr>
-        <w:t>contra</w:t>
+        <w:t/>
       </w:r>
       <w:r>
         <w:rPr>
@@ -4422,7 +4422,7 @@
           <w:sz w:val="22"/>
           <w:szCs w:val="22"/>
         </w:rPr>
-        <w:t xml:space="preserve"> </w:t>
+        <w:t xml:space="preserve"/>
       </w:r>
       <w:r>
         <w:rPr>
@@ -4431,7 +4431,7 @@
           <w:sz w:val="22"/>
           <w:szCs w:val="22"/>
         </w:rPr>
-        <w:t>La Positiva Seguros y Reaseguros S.</w:t>
+        <w:t/>
       </w:r>
       <w:r>
         <w:rPr>
@@ -4440,7 +4440,7 @@
           <w:sz w:val="22"/>
           <w:szCs w:val="22"/>
         </w:rPr>
-        <w:t>A</w:t>
+        <w:t/>
       </w:r>
       <w:r>
         <w:rPr>
@@ -4450,7 +4450,7 @@
           <w:szCs w:val="22"/>
           <w:shd w:val="clear" w:color="auto" w:fill="FFFFFF"/>
         </w:rPr>
-        <w:t xml:space="preserve">, </w:t>
+        <w:t xml:space="preserve"/>
       </w:r>
       <w:bookmarkStart w:id="15" w:name="_Hlk215062067"/>
       <w:r>
@@ -4461,7 +4461,7 @@
           <w:szCs w:val="22"/>
           <w:shd w:val="clear" w:color="auto" w:fill="FFFFFF"/>
         </w:rPr>
-        <w:t>por lo siguiente:</w:t>
+        <w:t/>
       </w:r>
     </w:p>
     <w:p>
@@ -4727,7 +4727,7 @@
           <w:sz w:val="22"/>
           <w:szCs w:val="22"/>
         </w:rPr>
-        <w:t xml:space="preserve">Presunta </w:t>
+        <w:t xml:space="preserve">Presunta infracción a los artículos 18 y 19 de la Ley  29571, Código de Protección y Defensa del Consumidor, en tanto la compañía aseguradora habría negado injustificadamente la cobertura de la Póliza del Seguro Vehicular del Vehículo con Placa de Rodaje  AVZ-835, de propiedad de la señora [APELLIDO] [APELLIDO], por la pérdida del referido vehículo.</w:t>
       </w:r>
       <w:r>
         <w:rPr>
@@ -4736,7 +4736,7 @@
           <w:szCs w:val="22"/>
           <w:shd w:val="clear" w:color="auto" w:fill="FFFFFF"/>
         </w:rPr>
-        <w:t>infracción a los artículos 18 y 19</w:t>
+        <w:t/>
       </w:r>
       <w:r>
         <w:rPr>
@@ -4744,7 +4744,7 @@
           <w:sz w:val="22"/>
           <w:szCs w:val="22"/>
         </w:rPr>
-        <w:t xml:space="preserve"> de </w:t>
+        <w:t xml:space="preserve"/>
       </w:r>
       <w:r>
         <w:rPr>
@@ -4753,7 +4753,7 @@
           <w:szCs w:val="22"/>
           <w:shd w:val="clear" w:color="auto" w:fill="FFFFFF"/>
         </w:rPr>
-        <w:t>la Ley</w:t>
+        <w:t/>
       </w:r>
       <w:r>
         <w:rPr>
@@ -4762,7 +4762,7 @@
           <w:szCs w:val="22"/>
           <w:shd w:val="clear" w:color="auto" w:fill="FFFFFF"/>
         </w:rPr>
-        <w:t xml:space="preserve"> </w:t>
+        <w:t xml:space="preserve"/>
       </w:r>
       <w:r>
         <w:rPr>
@@ -4771,7 +4771,7 @@
           <w:szCs w:val="22"/>
           <w:shd w:val="clear" w:color="auto" w:fill="FFFFFF"/>
         </w:rPr>
-        <w:t xml:space="preserve"> 29571, Código de Protección y Defensa del Consumidor, en tanto </w:t>
+        <w:t xml:space="preserve"/>
       </w:r>
       <w:r>
         <w:rPr>
@@ -4780,15 +4780,15 @@
           <w:szCs w:val="22"/>
           <w:shd w:val="clear" w:color="auto" w:fill="FFFFFF"/>
         </w:rPr>
-        <w:t xml:space="preserve">la compañía aseguradora habría negado injustificadamente la cobertura de </w:t>
-      </w:r>
-      <w:r>
-        <w:rPr>
-          <w:rFonts w:ascii="Arial Narrow" w:eastAsia="Arial Narrow" w:hAnsi="Arial Narrow" w:cs="Arial Narrow"/>
-          <w:sz w:val="22"/>
-          <w:szCs w:val="22"/>
-        </w:rPr>
-        <w:t xml:space="preserve">la </w:t>
+        <w:t xml:space="preserve"/>
+      </w:r>
+      <w:r>
+        <w:rPr>
+          <w:rFonts w:ascii="Arial Narrow" w:eastAsia="Arial Narrow" w:hAnsi="Arial Narrow" w:cs="Arial Narrow"/>
+          <w:sz w:val="22"/>
+          <w:szCs w:val="22"/>
+        </w:rPr>
+        <w:t xml:space="preserve"/>
       </w:r>
       <w:r>
         <w:rPr>
@@ -4797,47 +4797,47 @@
           <w:szCs w:val="22"/>
           <w:lang w:eastAsia="es-ES"/>
         </w:rPr>
-        <w:t>Póliza del Seguro Vehicular del Vehículo con Placa de Rodaje </w:t>
-      </w:r>
-      <w:r>
-        <w:rPr>
-          <w:rFonts w:ascii="Arial Narrow" w:hAnsi="Arial Narrow"/>
-          <w:sz w:val="22"/>
-          <w:szCs w:val="22"/>
-        </w:rPr>
-        <w:t xml:space="preserve"> </w:t>
-      </w:r>
-      <w:r>
-        <w:rPr>
-          <w:rFonts w:ascii="Arial Narrow" w:eastAsia="Arial Narrow" w:hAnsi="Arial Narrow" w:cs="Arial Narrow"/>
-          <w:sz w:val="22"/>
-          <w:szCs w:val="22"/>
-        </w:rPr>
-        <w:t>AVZ-835</w:t>
-      </w:r>
-      <w:r>
-        <w:rPr>
-          <w:rFonts w:ascii="Arial Narrow" w:eastAsia="Arial Narrow" w:hAnsi="Arial Narrow" w:cs="Arial Narrow"/>
-          <w:sz w:val="22"/>
-          <w:szCs w:val="22"/>
-        </w:rPr>
-        <w:t>,</w:t>
-      </w:r>
-      <w:r>
-        <w:rPr>
-          <w:rFonts w:ascii="Arial Narrow" w:eastAsia="Arial Narrow" w:hAnsi="Arial Narrow" w:cs="Arial Narrow"/>
-          <w:sz w:val="22"/>
-          <w:szCs w:val="22"/>
-        </w:rPr>
-        <w:t xml:space="preserve"> </w:t>
-      </w:r>
-      <w:r>
-        <w:rPr>
-          <w:rFonts w:ascii="Arial Narrow" w:eastAsia="Arial Narrow" w:hAnsi="Arial Narrow" w:cs="Arial Narrow"/>
-          <w:sz w:val="22"/>
-          <w:szCs w:val="22"/>
-        </w:rPr>
-        <w:t xml:space="preserve">de propiedad de </w:t>
+        <w:t/>
+      </w:r>
+      <w:r>
+        <w:rPr>
+          <w:rFonts w:ascii="Arial Narrow" w:hAnsi="Arial Narrow"/>
+          <w:sz w:val="22"/>
+          <w:szCs w:val="22"/>
+        </w:rPr>
+        <w:t xml:space="preserve"/>
+      </w:r>
+      <w:r>
+        <w:rPr>
+          <w:rFonts w:ascii="Arial Narrow" w:eastAsia="Arial Narrow" w:hAnsi="Arial Narrow" w:cs="Arial Narrow"/>
+          <w:sz w:val="22"/>
+          <w:szCs w:val="22"/>
+        </w:rPr>
+        <w:t/>
+      </w:r>
+      <w:r>
+        <w:rPr>
+          <w:rFonts w:ascii="Arial Narrow" w:eastAsia="Arial Narrow" w:hAnsi="Arial Narrow" w:cs="Arial Narrow"/>
+          <w:sz w:val="22"/>
+          <w:szCs w:val="22"/>
+        </w:rPr>
+        <w:t/>
+      </w:r>
+      <w:r>
+        <w:rPr>
+          <w:rFonts w:ascii="Arial Narrow" w:eastAsia="Arial Narrow" w:hAnsi="Arial Narrow" w:cs="Arial Narrow"/>
+          <w:sz w:val="22"/>
+          <w:szCs w:val="22"/>
+        </w:rPr>
+        <w:t xml:space="preserve"/>
+      </w:r>
+      <w:r>
+        <w:rPr>
+          <w:rFonts w:ascii="Arial Narrow" w:eastAsia="Arial Narrow" w:hAnsi="Arial Narrow" w:cs="Arial Narrow"/>
+          <w:sz w:val="22"/>
+          <w:szCs w:val="22"/>
+        </w:rPr>
+        <w:t xml:space="preserve"/>
       </w:r>
       <w:r>
         <w:rPr>
@@ -4847,7 +4847,7 @@
           <w:szCs w:val="22"/>
           <w:shd w:val="clear" w:color="auto" w:fill="FFFFFF"/>
         </w:rPr>
-        <w:t>la señora Mónica Rosa Pérez Robles de Guerra</w:t>
+        <w:t/>
       </w:r>
       <w:r>
         <w:rPr>
@@ -4857,7 +4857,7 @@
           <w:szCs w:val="22"/>
           <w:shd w:val="clear" w:color="auto" w:fill="FFFFFF"/>
         </w:rPr>
-        <w:t>,</w:t>
+        <w:t/>
       </w:r>
       <w:r>
         <w:rPr>
@@ -4866,7 +4866,7 @@
           <w:szCs w:val="22"/>
           <w:shd w:val="clear" w:color="auto" w:fill="FFFFFF"/>
         </w:rPr>
-        <w:t xml:space="preserve"> </w:t>
+        <w:t xml:space="preserve"/>
       </w:r>
       <w:r>
         <w:rPr>
@@ -4875,7 +4875,7 @@
           <w:szCs w:val="22"/>
           <w:shd w:val="clear" w:color="auto" w:fill="FFFFFF"/>
         </w:rPr>
-        <w:t>por la pérdida del referido vehículo</w:t>
+        <w:t/>
       </w:r>
       <w:r>
         <w:rPr>
@@ -4884,7 +4884,7 @@
           <w:szCs w:val="22"/>
           <w:shd w:val="clear" w:color="auto" w:fill="FFFFFF"/>
         </w:rPr>
-        <w:t>.</w:t>
+        <w:t/>
       </w:r>
     </w:p>
     <w:p>
@@ -6427,7 +6427,7 @@
           <w:sz w:val="22"/>
           <w:szCs w:val="22"/>
         </w:rPr>
-        <w:t xml:space="preserve">DÉCIMO </w:t>
+        <w:t xml:space="preserve">DÉCIMO PRIMERO: requerir a la señora [APELLIDO] [APELLIDO] y Transporte Movesa y Servicios Múltiples S.A.C. para que, dentro del plazo de dos (2) días hábiles siguientes a la fecha en que reciban la notificación en sus bandejas de correo electrónico, efectúen la confirmación de recepción de la notificación remitida por este despacho a sus correos electrónicos, de conformidad con el segundo párrafo del numeral 4 del artículo 20 del Texto Único Ordenado de la Ley del Procedimiento Administrativo General, aprobado mediante Decreto Supremo 006-2026-JUS, bajo apercibimiento de rehacer el acto de notificación y notificarle conforme al numeral 1 del artículo 20 del citado cuerpo normativo.</w:t>
       </w:r>
       <w:r>
         <w:rPr>
@@ -6437,7 +6437,7 @@
           <w:sz w:val="22"/>
           <w:szCs w:val="22"/>
         </w:rPr>
-        <w:t>PRIMERO</w:t>
+        <w:t/>
       </w:r>
       <w:r>
         <w:rPr>
@@ -6447,7 +6447,7 @@
           <w:sz w:val="22"/>
           <w:szCs w:val="22"/>
         </w:rPr>
-        <w:t>:</w:t>
+        <w:t/>
       </w:r>
       <w:r>
         <w:rPr>
@@ -6457,7 +6457,7 @@
           <w:sz w:val="22"/>
           <w:szCs w:val="22"/>
         </w:rPr>
-        <w:t xml:space="preserve"> </w:t>
+        <w:t xml:space="preserve"/>
       </w:r>
       <w:r>
         <w:rPr>
@@ -6467,7 +6467,7 @@
           <w:sz w:val="22"/>
           <w:szCs w:val="22"/>
         </w:rPr>
-        <w:t>requeri</w:t>
+        <w:t/>
       </w:r>
       <w:r>
         <w:rPr>
@@ -6477,7 +6477,7 @@
           <w:sz w:val="22"/>
           <w:szCs w:val="22"/>
         </w:rPr>
-        <w:t xml:space="preserve">r a </w:t>
+        <w:t xml:space="preserve"/>
       </w:r>
       <w:r>
         <w:rPr>
@@ -6487,7 +6487,7 @@
           <w:szCs w:val="22"/>
           <w:shd w:val="clear" w:color="auto" w:fill="FFFFFF"/>
         </w:rPr>
-        <w:t xml:space="preserve">la señora Mónica Rosa Pérez Robles de Guerra y Transporte Movesa y Servicios Múltiples S.A.C. </w:t>
+        <w:t xml:space="preserve"/>
       </w:r>
       <w:r>
         <w:rPr>
@@ -6496,7 +6496,7 @@
           <w:sz w:val="22"/>
           <w:szCs w:val="22"/>
         </w:rPr>
-        <w:t>para que, dentro del plazo de dos (2) días hábiles siguientes a la fecha en que reciba</w:t>
+        <w:t/>
       </w:r>
       <w:r>
         <w:rPr>
@@ -6505,7 +6505,7 @@
           <w:sz w:val="22"/>
           <w:szCs w:val="22"/>
         </w:rPr>
-        <w:t>n</w:t>
+        <w:t/>
       </w:r>
       <w:r>
         <w:rPr>
@@ -6514,7 +6514,7 @@
           <w:sz w:val="22"/>
           <w:szCs w:val="22"/>
         </w:rPr>
-        <w:t xml:space="preserve"> la notificación en su</w:t>
+        <w:t xml:space="preserve"/>
       </w:r>
       <w:r>
         <w:rPr>
@@ -6523,7 +6523,7 @@
           <w:sz w:val="22"/>
           <w:szCs w:val="22"/>
         </w:rPr>
-        <w:t>s</w:t>
+        <w:t/>
       </w:r>
       <w:r>
         <w:rPr>
@@ -6532,7 +6532,7 @@
           <w:sz w:val="22"/>
           <w:szCs w:val="22"/>
         </w:rPr>
-        <w:t xml:space="preserve"> bandeja</w:t>
+        <w:t xml:space="preserve"/>
       </w:r>
       <w:r>
         <w:rPr>
@@ -6541,7 +6541,7 @@
           <w:sz w:val="22"/>
           <w:szCs w:val="22"/>
         </w:rPr>
-        <w:t>s</w:t>
+        <w:t/>
       </w:r>
       <w:r>
         <w:rPr>
@@ -6550,7 +6550,7 @@
           <w:sz w:val="22"/>
           <w:szCs w:val="22"/>
         </w:rPr>
-        <w:t xml:space="preserve"> de correo electrónico, efectúe</w:t>
+        <w:t xml:space="preserve"/>
       </w:r>
       <w:r>
         <w:rPr>
@@ -6559,7 +6559,7 @@
           <w:sz w:val="22"/>
           <w:szCs w:val="22"/>
         </w:rPr>
-        <w:t>n</w:t>
+        <w:t/>
       </w:r>
       <w:r>
         <w:rPr>
@@ -6568,7 +6568,7 @@
           <w:sz w:val="22"/>
           <w:szCs w:val="22"/>
         </w:rPr>
-        <w:t xml:space="preserve"> la confirmación de recepción de la notificación remitida por este despacho a su</w:t>
+        <w:t xml:space="preserve"/>
       </w:r>
       <w:r>
         <w:rPr>
@@ -6577,7 +6577,7 @@
           <w:sz w:val="22"/>
           <w:szCs w:val="22"/>
         </w:rPr>
-        <w:t>s</w:t>
+        <w:t/>
       </w:r>
       <w:r>
         <w:rPr>
@@ -6586,7 +6586,7 @@
           <w:sz w:val="22"/>
           <w:szCs w:val="22"/>
         </w:rPr>
-        <w:t xml:space="preserve"> correo</w:t>
+        <w:t xml:space="preserve"/>
       </w:r>
       <w:r>
         <w:rPr>
@@ -6595,7 +6595,7 @@
           <w:sz w:val="22"/>
           <w:szCs w:val="22"/>
         </w:rPr>
-        <w:t>s</w:t>
+        <w:t/>
       </w:r>
       <w:r>
         <w:rPr>
@@ -6604,7 +6604,7 @@
           <w:sz w:val="22"/>
           <w:szCs w:val="22"/>
         </w:rPr>
-        <w:t xml:space="preserve"> electrónico</w:t>
+        <w:t xml:space="preserve"/>
       </w:r>
       <w:r>
         <w:rPr>
@@ -6613,7 +6613,7 @@
           <w:sz w:val="22"/>
           <w:szCs w:val="22"/>
         </w:rPr>
-        <w:t>s</w:t>
+        <w:t/>
       </w:r>
       <w:r>
         <w:rPr>
@@ -6622,7 +6622,7 @@
           <w:sz w:val="22"/>
           <w:szCs w:val="22"/>
         </w:rPr>
-        <w:t>, de</w:t>
+        <w:t/>
       </w:r>
       <w:r>
         <w:rPr>
@@ -6631,7 +6631,7 @@
           <w:sz w:val="22"/>
           <w:szCs w:val="22"/>
         </w:rPr>
-        <w:t xml:space="preserve"> conformidad con el segundo párrafo </w:t>
+        <w:t xml:space="preserve"/>
       </w:r>
       <w:r>
         <w:rPr>
@@ -6641,7 +6641,7 @@
           <w:szCs w:val="22"/>
         </w:rPr>
         <w:lastRenderedPageBreak/>
-        <w:t>del numeral 4 del artículo 20</w:t>
+        <w:t/>
       </w:r>
       <w:r>
         <w:rPr>
@@ -6659,7 +6659,7 @@
           <w:sz w:val="22"/>
           <w:szCs w:val="22"/>
         </w:rPr>
-        <w:t xml:space="preserve"> del Texto Único Ordenado de la Ley del Procedimiento Administrativo General, aprobado mediante Decreto Supremo 006-2026-JUS, bajo apercibimiento de rehacer el acto de notificación y notificarle conforme al numeral 1 del artículo 20</w:t>
+        <w:t xml:space="preserve"/>
       </w:r>
       <w:r>
         <w:rPr>
@@ -6677,7 +6677,7 @@
           <w:sz w:val="22"/>
           <w:szCs w:val="22"/>
         </w:rPr>
-        <w:t xml:space="preserve"> del citado cuerpo normativo</w:t>
+        <w:t xml:space="preserve"/>
       </w:r>
       <w:r>
         <w:rPr>
@@ -6694,7 +6694,7 @@
           <w:sz w:val="22"/>
           <w:szCs w:val="22"/>
         </w:rPr>
-        <w:t>.</w:t>
+        <w:t/>
       </w:r>
     </w:p>
     <w:p>
@@ -7316,7 +7316,7 @@
           <w:szCs w:val="16"/>
         </w:rPr>
         <w:tab/>
-        <w:t xml:space="preserve">Representada por </w:t>
+        <w:t xml:space="preserve">Representada por la señora [APELLIDO] Rosa Pérez Robles de Guerra.  </w:t>
       </w:r>
       <w:r>
         <w:rPr>
@@ -7325,7 +7325,7 @@
           <w:sz w:val="16"/>
           <w:szCs w:val="16"/>
         </w:rPr>
-        <w:t>la señora Mónica Rosa Pérez Robles de Guerra</w:t>
+        <w:t/>
       </w:r>
       <w:r>
         <w:rPr>
@@ -7334,7 +7334,7 @@
           <w:sz w:val="16"/>
           <w:szCs w:val="16"/>
         </w:rPr>
-        <w:t xml:space="preserve">. </w:t>
+        <w:t xml:space="preserve"/>
       </w:r>
       <w:r>
         <w:rPr>
@@ -7343,7 +7343,7 @@
           <w:sz w:val="16"/>
           <w:szCs w:val="16"/>
         </w:rPr>
-        <w:t xml:space="preserve"> </w:t>
+        <w:t xml:space="preserve"/>
       </w:r>
     </w:p>
   </w:footnote>

--- a/plantillas_maestras/01_seguro_vehicular/negativa_cobertura/2_o_mas_ddos_varios/mujer/TPL_0592_2026_SEGURO_VEHICULAR_NEGATIVA_COBERTURA_ASEGURADORA_MUJER_R0107.docx
+++ b/plantillas_maestras/01_seguro_vehicular/negativa_cobertura/2_o_mas_ddos_varios/mujer/TPL_0592_2026_SEGURO_VEHICULAR_NEGATIVA_COBERTURA_ASEGURADORA_MUJER_R0107.docx
@@ -676,7 +676,7 @@
           <w:sz w:val="22"/>
           <w:szCs w:val="22"/>
         </w:rPr>
-        <w:t xml:space="preserve">Mediante escrito del 18 de febrero de 2026, complementado mediante escrito del 18 de febrero de 2026, subsanado mediante dos (2) escritos del 11 de marzo de 2026, la señora [APELLIDO] y Movesa denunciaron a La Positiva por presuntas infracciones a la Ley 29571, Código de Protección y Defensa del Consumidor (en adelante, Código), señalando lo siguiente:</w:t>
+        <w:t xml:space="preserve">Mediante escrito del 18 de febrero de 2026, complementado mediante escrito del 18 de febrero de 2026, subsanado mediante dos (2) escritos del 11 de marzo de 2026, la señora [APELLIDO] y [APELLIDO] denunciaron a La Positiva por presuntas infracciones a la Ley 29571, Código de Protección y Defensa del Consumidor (en adelante, Código), señalando lo siguiente:</w:t>
       </w:r>
       <w:r>
         <w:rPr>
@@ -1794,7 +1794,7 @@
           <w:sz w:val="22"/>
           <w:szCs w:val="22"/>
         </w:rPr>
-        <w:t xml:space="preserve">La señora [APELLIDO] y Movesa solicitaron, en calidad de medidas correctivas, que La Positiva cumpla con: (i) reconocer y pagar el valor pactado del vehículo con Placa de Rodaje AYT-932 asegurado por la compañía aseguradora y el vehículo con Placa de Rodaje AVZ-835 asegurado por la compañía aseguradora, conforme a lo pactado contractualmente o al valor de mercado; y, (ii) pagar los intereses legales correspondientes en virtud del presente procedimiento. Asimismo, requirió el reembolso de costos y costas del presente procedimiento.</w:t>
+        <w:t xml:space="preserve">La señora [APELLIDO] y [APELLIDO] solicitaron, en calidad de medidas correctivas, que La Positiva cumpla con: (i) reconocer y pagar el valor pactado del vehículo con Placa de Rodaje AYT-932 asegurado por la compañía aseguradora y el vehículo con Placa de Rodaje AVZ-835 asegurado por la compañía aseguradora, conforme a lo pactado contractualmente o al valor de mercado; y, (ii) pagar los intereses legales correspondientes en virtud del presente procedimiento. Asimismo, requirió el reembolso de costos y costas del presente procedimiento.</w:t>
       </w:r>
       <w:r>
         <w:rPr>
@@ -3272,7 +3272,7 @@
           <w:sz w:val="22"/>
           <w:szCs w:val="22"/>
         </w:rPr>
-        <w:t xml:space="preserve">Así también, la Secretaría Técnica, en ejercicio de sus facultades, considera que el hecho denunciado, consistente en que la compañía aseguradora habría negado injustificadamente la cobertura de la Póliza del Seguro Vehicular del Vehículo con Placa de Rodaje  AVZ-835 de propiedad de la señora [APELLIDO] [APELLIDO] por la pérdida del referido vehículo; involucraría una presunta afectación a sus expectativas, quien no habría encontrado una correspondencia entre lo que esperaba recibir de parte del proveedor y lo que realmente recibió. Por consiguiente, corresponde calificar el hecho materia de denuncia como una presunta infracción al deber de idoneidad, tipificado en los artículos 18 y 19 del Código. </w:t>
+        <w:t xml:space="preserve">Así también, la Secretaría Técnica, en ejercicio de sus facultades, considera que el hecho denunciado, consistente en que la compañía aseguradora habría negado injustificadamente la cobertura de la Póliza del Seguro Vehicular del Vehículo con Placa de Rodaje AVZ-835 de propiedad de la señora [APELLIDO] [APELLIDO] [APELLIDO] por la pérdida del referido vehículo; involucraría una presunta afectación a sus expectativas, quien no habría encontrado una correspondencia entre lo que esperaba recibir de parte del proveedor y lo que realmente recibió. Por consiguiente, corresponde calificar el hecho materia de denuncia como una presunta infracción al deber de idoneidad, tipificado en los artículos 18 y 19 del Código. </w:t>
       </w:r>
       <w:r>
         <w:rPr>
@@ -4350,7 +4350,7 @@
           <w:sz w:val="22"/>
           <w:szCs w:val="22"/>
         </w:rPr>
-        <w:t xml:space="preserve">SEGUNDO: admitir a trámite la denuncia del 18 de febrero de 2026, complementado mediante escrito del 18 de febrero de 2026, subsanado mediante dos (2) escritos del 11 de marzo de 2026, interpuesta por la señora [APELLIDO] [APELLIDO] y Transporte Movesa y Servicios Múltiples S.A.C. contra La Positiva Seguros y Reaseguros S.A, por lo siguiente:</w:t>
+        <w:t xml:space="preserve">SEGUNDO: admitir a trámite la denuncia del 18 de febrero de 2026, complementado mediante escrito del 18 de febrero de 2026, subsanado mediante dos (2) escritos del 11 de marzo de 2026, interpuesta por la señora [APELLIDO] [APELLIDO] [APELLIDO] y [APELLIDO] y Servicios Múltiples S.A.C. contra La Positiva Seguros y Reaseguros S.A, por lo siguiente:</w:t>
       </w:r>
       <w:r>
         <w:rPr>
@@ -4727,7 +4727,7 @@
           <w:sz w:val="22"/>
           <w:szCs w:val="22"/>
         </w:rPr>
-        <w:t xml:space="preserve">Presunta infracción a los artículos 18 y 19 de la Ley  29571, Código de Protección y Defensa del Consumidor, en tanto la compañía aseguradora habría negado injustificadamente la cobertura de la Póliza del Seguro Vehicular del Vehículo con Placa de Rodaje  AVZ-835, de propiedad de la señora [APELLIDO] [APELLIDO], por la pérdida del referido vehículo.</w:t>
+        <w:t xml:space="preserve">Presunta infracción a los artículos 18 y 19 de la Ley 29571, Código de Protección y Defensa del Consumidor, en tanto la compañía aseguradora habría negado injustificadamente la cobertura de la Póliza del Seguro Vehicular del Vehículo con Placa de Rodaje AVZ-835, de propiedad de la señora [APELLIDO] [APELLIDO] [APELLIDO], por la pérdida del referido vehículo.</w:t>
       </w:r>
       <w:r>
         <w:rPr>
@@ -6427,7 +6427,7 @@
           <w:sz w:val="22"/>
           <w:szCs w:val="22"/>
         </w:rPr>
-        <w:t xml:space="preserve">DÉCIMO PRIMERO: requerir a la señora [APELLIDO] [APELLIDO] y Transporte Movesa y Servicios Múltiples S.A.C. para que, dentro del plazo de dos (2) días hábiles siguientes a la fecha en que reciban la notificación en sus bandejas de correo electrónico, efectúen la confirmación de recepción de la notificación remitida por este despacho a sus correos electrónicos, de conformidad con el segundo párrafo del numeral 4 del artículo 20 del Texto Único Ordenado de la Ley del Procedimiento Administrativo General, aprobado mediante Decreto Supremo 006-2026-JUS, bajo apercibimiento de rehacer el acto de notificación y notificarle conforme al numeral 1 del artículo 20 del citado cuerpo normativo.</w:t>
+        <w:t xml:space="preserve">DÉCIMO PRIMERO: requerir a la señora [APELLIDO] [APELLIDO] [APELLIDO] y [APELLIDO] y Servicios Múltiples S.A.C. para que, dentro del plazo de dos (2) días hábiles siguientes a la fecha en que reciban la notificación en sus bandejas de correo electrónico, efectúen la confirmación de recepción de la notificación remitida por este despacho a sus correos electrónicos, de conformidad con el segundo párrafo del numeral 4 del artículo 20 del Texto Único Ordenado de la Ley del Procedimiento Administrativo General, aprobado mediante Decreto Supremo 006-2026-JUS, bajo apercibimiento de rehacer el acto de notificación y notificarle conforme al numeral 1 del artículo 20 del citado cuerpo normativo.</w:t>
       </w:r>
       <w:r>
         <w:rPr>
@@ -7316,7 +7316,7 @@
           <w:szCs w:val="16"/>
         </w:rPr>
         <w:tab/>
-        <w:t xml:space="preserve">Representada por la señora [APELLIDO] Rosa Pérez Robles de Guerra.  </w:t>
+        <w:t xml:space="preserve">Representada por la señora [APELLIDO] de Guerra. </w:t>
       </w:r>
       <w:r>
         <w:rPr>

--- a/plantillas_maestras/01_seguro_vehicular/negativa_cobertura/2_o_mas_ddos_varios/mujer/TPL_0592_2026_SEGURO_VEHICULAR_NEGATIVA_COBERTURA_ASEGURADORA_MUJER_R0107.docx
+++ b/plantillas_maestras/01_seguro_vehicular/negativa_cobertura/2_o_mas_ddos_varios/mujer/TPL_0592_2026_SEGURO_VEHICULAR_NEGATIVA_COBERTURA_ASEGURADORA_MUJER_R0107.docx
@@ -781,6 +781,7 @@
           <w:sz w:val="22"/>
           <w:szCs w:val="22"/>
           <w:lang w:eastAsia="es-ES"/>
+          <w:vertAlign w:val="superscript"/>
         </w:rPr>
         <w:footnoteReference w:id="1"/>
       </w:r>
@@ -2020,6 +2021,7 @@
       </w:r>
       <w:r>
         <w:rPr>
+          <w:rStyle w:val="Refdenotaalpie"/>
           <w:rFonts w:ascii="Arial Narrow" w:hAnsi="Arial Narrow"/>
           <w:sz w:val="22"/>
           <w:szCs w:val="22"/>
@@ -2117,6 +2119,7 @@
           <w:rFonts w:ascii="Arial Narrow" w:hAnsi="Arial Narrow"/>
           <w:sz w:val="22"/>
           <w:szCs w:val="22"/>
+          <w:vertAlign w:val="superscript"/>
         </w:rPr>
         <w:footnoteReference w:id="3"/>
       </w:r>
@@ -2683,7 +2686,7 @@
       </w:r>
       <w:r>
         <w:rPr>
-          <w:rStyle w:val="normaltextrun"/>
+          <w:rStyle w:val="Refdenotaalpie"/>
           <w:rFonts w:ascii="Arial Narrow" w:hAnsi="Arial Narrow"/>
           <w:sz w:val="22"/>
           <w:szCs w:val="22"/>
@@ -2863,6 +2866,7 @@
           <w:sz w:val="22"/>
           <w:szCs w:val="22"/>
           <w:shd w:val="clear" w:color="auto" w:fill="FFFFFF"/>
+          <w:vertAlign w:val="superscript"/>
         </w:rPr>
         <w:footnoteReference w:id="5"/>
       </w:r>
@@ -2952,6 +2956,7 @@
           <w:rFonts w:ascii="Arial Narrow" w:hAnsi="Arial Narrow"/>
           <w:sz w:val="22"/>
           <w:szCs w:val="22"/>
+          <w:vertAlign w:val="superscript"/>
         </w:rPr>
         <w:footnoteReference w:id="6"/>
       </w:r>
@@ -3061,6 +3066,7 @@
       </w:r>
       <w:r>
         <w:rPr>
+          <w:rStyle w:val="Refdenotaalpie"/>
           <w:rFonts w:ascii="Arial Narrow" w:eastAsia="Arial Narrow" w:hAnsi="Arial Narrow" w:cs="Arial Narrow"/>
           <w:sz w:val="22"/>
           <w:szCs w:val="22"/>
@@ -3220,6 +3226,7 @@
       <w:bookmarkEnd w:id="6"/>
       <w:r>
         <w:rPr>
+          <w:rStyle w:val="Refdenotaalpie"/>
           <w:rFonts w:ascii="Arial Narrow" w:eastAsia="Arial Narrow" w:hAnsi="Arial Narrow" w:cs="Arial"/>
           <w:sz w:val="22"/>
           <w:szCs w:val="22"/>
@@ -3523,6 +3530,7 @@
       <w:bookmarkEnd w:id="13"/>
       <w:r>
         <w:rPr>
+          <w:rStyle w:val="Refdenotaalpie"/>
           <w:rFonts w:ascii="Arial Narrow" w:eastAsia="Arial Narrow" w:hAnsi="Arial Narrow" w:cs="Arial"/>
           <w:bCs/>
           <w:color w:val="000000"/>
@@ -3690,6 +3698,7 @@
           <w:rFonts w:ascii="Arial Narrow" w:eastAsia="Arial Narrow" w:hAnsi="Arial Narrow" w:cs="Arial Narrow"/>
           <w:sz w:val="22"/>
           <w:szCs w:val="22"/>
+          <w:vertAlign w:val="superscript"/>
         </w:rPr>
         <w:footnoteReference w:id="10"/>
       </w:r>
@@ -5324,6 +5333,7 @@
           <w:rFonts w:ascii="Arial Narrow" w:eastAsia="Calibri" w:hAnsi="Arial Narrow" w:cs="Arial"/>
           <w:sz w:val="22"/>
           <w:szCs w:val="22"/>
+          <w:vertAlign w:val="superscript"/>
         </w:rPr>
         <w:footnoteReference w:id="11"/>
       </w:r>
@@ -5351,6 +5361,7 @@
           <w:spacing w:val="-2"/>
           <w:sz w:val="22"/>
           <w:szCs w:val="22"/>
+          <w:vertAlign w:val="superscript"/>
         </w:rPr>
         <w:footnoteReference w:id="12"/>
       </w:r>
@@ -5636,6 +5647,7 @@
       </w:r>
       <w:r>
         <w:rPr>
+          <w:rStyle w:val="Refdenotaalpie"/>
           <w:rFonts w:ascii="Arial Narrow" w:hAnsi="Arial Narrow"/>
           <w:sz w:val="22"/>
           <w:szCs w:val="22"/>
@@ -6018,6 +6030,7 @@
       </w:r>
       <w:r>
         <w:rPr>
+          <w:rStyle w:val="Refdenotaalpie"/>
           <w:rFonts w:ascii="Arial Narrow" w:hAnsi="Arial Narrow"/>
           <w:sz w:val="22"/>
           <w:szCs w:val="22"/>
@@ -6095,6 +6108,7 @@
           <w:rFonts w:ascii="Arial Narrow" w:eastAsia="Arial Narrow" w:hAnsi="Arial Narrow" w:cs="Arial Narrow"/>
           <w:sz w:val="22"/>
           <w:szCs w:val="22"/>
+          <w:vertAlign w:val="superscript"/>
         </w:rPr>
         <w:footnoteReference w:id="15"/>
       </w:r>
@@ -6146,6 +6160,7 @@
       </w:r>
       <w:r>
         <w:rPr>
+          <w:rStyle w:val="Refdenotaalpie"/>
           <w:rFonts w:ascii="Arial Narrow" w:eastAsia="Arial Narrow" w:hAnsi="Arial Narrow" w:cs="Arial"/>
           <w:sz w:val="22"/>
           <w:szCs w:val="22"/>
@@ -6292,6 +6307,7 @@
           <w:rFonts w:ascii="Arial Narrow" w:hAnsi="Arial Narrow" w:cs="Arial"/>
           <w:sz w:val="22"/>
           <w:szCs w:val="22"/>
+          <w:vertAlign w:val="superscript"/>
         </w:rPr>
         <w:footnoteReference w:id="17"/>
       </w:r>
@@ -6681,6 +6697,7 @@
       </w:r>
       <w:r>
         <w:rPr>
+          <w:rStyle w:val="Refdenotaalpie"/>
           <w:rFonts w:ascii="Arial Narrow" w:hAnsi="Arial Narrow"/>
           <w:sz w:val="22"/>
           <w:szCs w:val="22"/>
@@ -6991,7 +7008,7 @@
       <w:r>
         <w:rPr>
           <w:rStyle w:val="normaltextrun"/>
-          <w:rFonts w:ascii="Arial" w:hAnsi="Arial" w:cs="Arial"/>
+          <w:rFonts w:ascii="Arial Narrow" w:hAnsi="Arial Narrow" w:cs="Arial"/>
           <w:b/>
           <w:bCs/>
           <w:sz w:val="22"/>
@@ -7014,7 +7031,7 @@
       <w:r>
         <w:rPr>
           <w:rStyle w:val="normaltextrun"/>
-          <w:rFonts w:ascii="Arial" w:hAnsi="Arial" w:cs="Arial"/>
+          <w:rFonts w:ascii="Arial Narrow" w:hAnsi="Arial Narrow" w:cs="Arial"/>
           <w:b/>
           <w:bCs/>
           <w:sz w:val="22"/>
@@ -7113,7 +7130,7 @@
       <w:headerReference w:type="default" r:id="rId12"/>
       <w:footerReference w:type="default" r:id="rId13"/>
       <w:pgSz w:w="11906" w:h="16838"/>
-      <w:pgMar w:top="1985" w:right="1701" w:bottom="1701" w:left="1701" w:header="709" w:footer="709" w:gutter="0"/>
+      <w:pgMar w:top="1417" w:right="1701" w:bottom="1417" w:left="1701" w:header="709" w:footer="709" w:gutter="0"/>
       <w:pgNumType w:start="1"/>
       <w:cols w:space="720"/>
     </w:sectPr>
@@ -7156,7 +7173,7 @@
         <w:tab w:val="right" w:pos="8838"/>
       </w:tabs>
       <w:rPr>
-        <w:rFonts w:ascii="Arial" w:eastAsia="Arial" w:hAnsi="Arial" w:cs="Arial"/>
+        <w:rFonts w:ascii="Arial Narrow" w:eastAsia="Arial" w:hAnsi="Arial Narrow" w:cs="Arial"/>
         <w:color w:val="000000"/>
         <w:sz w:val="16"/>
         <w:szCs w:val="16"/>
@@ -7164,7 +7181,7 @@
     </w:pPr>
     <w:r>
       <w:rPr>
-        <w:rFonts w:ascii="Arial" w:eastAsia="Arial" w:hAnsi="Arial" w:cs="Arial"/>
+        <w:rFonts w:ascii="Arial Narrow" w:eastAsia="Arial" w:hAnsi="Arial Narrow" w:cs="Arial"/>
         <w:color w:val="000000"/>
         <w:sz w:val="16"/>
         <w:szCs w:val="16"/>
@@ -7173,7 +7190,7 @@
     </w:r>
     <w:r>
       <w:rPr>
-        <w:rFonts w:ascii="Arial" w:eastAsia="Arial" w:hAnsi="Arial" w:cs="Arial"/>
+        <w:rFonts w:ascii="Arial Narrow" w:eastAsia="Arial" w:hAnsi="Arial Narrow" w:cs="Arial"/>
         <w:color w:val="000000"/>
         <w:sz w:val="16"/>
         <w:szCs w:val="16"/>
@@ -7202,7 +7219,7 @@
     </w:pPr>
     <w:r>
       <w:rPr>
-        <w:rFonts w:ascii="Arial" w:eastAsia="Arial" w:hAnsi="Arial" w:cs="Arial"/>
+        <w:rFonts w:ascii="Arial Narrow" w:eastAsia="Arial" w:hAnsi="Arial Narrow" w:cs="Arial"/>
         <w:color w:val="000000"/>
         <w:sz w:val="16"/>
         <w:szCs w:val="16"/>
@@ -7211,7 +7228,7 @@
     </w:r>
     <w:r>
       <w:rPr>
-        <w:rFonts w:ascii="Arial" w:eastAsia="Arial" w:hAnsi="Arial" w:cs="Arial"/>
+        <w:rFonts w:ascii="Arial Narrow" w:eastAsia="Arial" w:hAnsi="Arial Narrow" w:cs="Arial"/>
         <w:color w:val="000000"/>
         <w:sz w:val="16"/>
         <w:szCs w:val="16"/>
@@ -7220,7 +7237,7 @@
     </w:r>
     <w:r>
       <w:rPr>
-        <w:rFonts w:ascii="Arial" w:eastAsia="Arial" w:hAnsi="Arial" w:cs="Arial"/>
+        <w:rFonts w:ascii="Arial Narrow" w:eastAsia="Arial" w:hAnsi="Arial Narrow" w:cs="Arial"/>
         <w:color w:val="000000"/>
         <w:sz w:val="16"/>
         <w:szCs w:val="16"/>
@@ -7229,7 +7246,7 @@
     </w:r>
     <w:r>
       <w:rPr>
-        <w:rFonts w:ascii="Arial" w:eastAsia="Arial" w:hAnsi="Arial" w:cs="Arial"/>
+        <w:rFonts w:ascii="Arial Narrow" w:eastAsia="Arial" w:hAnsi="Arial Narrow" w:cs="Arial"/>
         <w:color w:val="000000"/>
         <w:sz w:val="16"/>
         <w:szCs w:val="16"/>
@@ -7238,7 +7255,7 @@
     </w:r>
     <w:r>
       <w:rPr>
-        <w:rFonts w:ascii="Arial" w:eastAsia="Arial" w:hAnsi="Arial" w:cs="Arial"/>
+        <w:rFonts w:ascii="Arial Narrow" w:eastAsia="Arial" w:hAnsi="Arial Narrow" w:cs="Arial"/>
         <w:noProof/>
         <w:color w:val="000000"/>
         <w:sz w:val="16"/>
@@ -7248,7 +7265,7 @@
     </w:r>
     <w:r>
       <w:rPr>
-        <w:rFonts w:ascii="Arial" w:eastAsia="Arial" w:hAnsi="Arial" w:cs="Arial"/>
+        <w:rFonts w:ascii="Arial Narrow" w:eastAsia="Arial" w:hAnsi="Arial Narrow" w:cs="Arial"/>
         <w:color w:val="000000"/>
         <w:sz w:val="16"/>
         <w:szCs w:val="16"/>
@@ -7305,6 +7322,7 @@
           <w:color w:val="000000" w:themeColor="text1"/>
           <w:sz w:val="16"/>
           <w:szCs w:val="16"/>
+          <w:vertAlign w:val="superscript"/>
         </w:rPr>
         <w:footnoteRef/>
       </w:r>
@@ -7360,6 +7378,7 @@
       </w:pPr>
       <w:r>
         <w:rPr>
+          <w:rStyle w:val="Refdenotaalpie"/>
           <w:rFonts w:ascii="Arial Narrow" w:hAnsi="Arial Narrow"/>
           <w:sz w:val="16"/>
           <w:szCs w:val="16"/>
@@ -8068,6 +8087,7 @@
           <w:rFonts w:ascii="Arial Narrow" w:hAnsi="Arial Narrow" w:cs="Arial"/>
           <w:sz w:val="16"/>
           <w:szCs w:val="16"/>
+          <w:vertAlign w:val="superscript"/>
         </w:rPr>
         <w:footnoteRef/>
       </w:r>
@@ -8225,6 +8245,7 @@
       </w:pPr>
       <w:r>
         <w:rPr>
+          <w:rStyle w:val="Refdenotaalpie"/>
           <w:rFonts w:ascii="Arial Narrow" w:hAnsi="Arial Narrow"/>
           <w:sz w:val="16"/>
           <w:szCs w:val="16"/>
@@ -8324,6 +8345,7 @@
           <w:rFonts w:ascii="Arial Narrow" w:hAnsi="Arial Narrow" w:cs="Arial"/>
           <w:sz w:val="16"/>
           <w:szCs w:val="16"/>
+          <w:vertAlign w:val="superscript"/>
         </w:rPr>
         <w:footnoteRef/>
       </w:r>
@@ -8583,6 +8605,7 @@
           <w:rFonts w:ascii="Arial Narrow" w:hAnsi="Arial Narrow" w:cs="Arial"/>
           <w:sz w:val="16"/>
           <w:szCs w:val="16"/>
+          <w:vertAlign w:val="superscript"/>
         </w:rPr>
         <w:footnoteRef/>
       </w:r>
@@ -8747,6 +8770,7 @@
           <w:rFonts w:ascii="Arial Narrow" w:eastAsia="Arial" w:hAnsi="Arial Narrow"/>
           <w:sz w:val="16"/>
           <w:szCs w:val="16"/>
+          <w:vertAlign w:val="superscript"/>
         </w:rPr>
         <w:footnoteRef/>
       </w:r>
@@ -9000,6 +9024,7 @@
           <w:rFonts w:ascii="Arial Narrow" w:eastAsia="Arial" w:hAnsi="Arial Narrow"/>
           <w:sz w:val="16"/>
           <w:szCs w:val="16"/>
+          <w:vertAlign w:val="superscript"/>
         </w:rPr>
         <w:footnoteRef/>
       </w:r>
@@ -9183,6 +9208,7 @@
           <w:rFonts w:ascii="Arial Narrow" w:eastAsia="Arial" w:hAnsi="Arial Narrow"/>
           <w:sz w:val="16"/>
           <w:szCs w:val="16"/>
+          <w:vertAlign w:val="superscript"/>
         </w:rPr>
         <w:footnoteRef/>
       </w:r>
@@ -9295,6 +9321,7 @@
           <w:rFonts w:ascii="Arial Narrow" w:hAnsi="Arial Narrow"/>
           <w:sz w:val="16"/>
           <w:szCs w:val="16"/>
+          <w:vertAlign w:val="superscript"/>
         </w:rPr>
         <w:footnoteRef/>
       </w:r>
@@ -9583,6 +9610,7 @@
           <w:rFonts w:ascii="Arial Narrow" w:hAnsi="Arial Narrow" w:cs="Arial"/>
           <w:sz w:val="16"/>
           <w:szCs w:val="16"/>
+          <w:vertAlign w:val="superscript"/>
         </w:rPr>
         <w:footnoteRef/>
       </w:r>
@@ -9643,6 +9671,7 @@
           <w:rFonts w:ascii="Arial Narrow" w:hAnsi="Arial Narrow" w:cs="Arial"/>
           <w:sz w:val="16"/>
           <w:szCs w:val="16"/>
+          <w:vertAlign w:val="superscript"/>
         </w:rPr>
         <w:footnoteRef/>
       </w:r>
@@ -9803,6 +9832,7 @@
           <w:rFonts w:ascii="Arial Narrow" w:eastAsia="Arial Narrow" w:hAnsi="Arial Narrow" w:cs="Arial"/>
           <w:sz w:val="16"/>
           <w:szCs w:val="16"/>
+          <w:vertAlign w:val="superscript"/>
         </w:rPr>
         <w:footnoteRef/>
       </w:r>
@@ -9939,6 +9969,7 @@
           <w:rFonts w:ascii="Arial Narrow" w:hAnsi="Arial Narrow"/>
           <w:sz w:val="16"/>
           <w:szCs w:val="16"/>
+          <w:vertAlign w:val="superscript"/>
         </w:rPr>
         <w:footnoteRef/>
       </w:r>
@@ -11162,6 +11193,7 @@
           <w:rFonts w:ascii="Arial Narrow" w:hAnsi="Arial Narrow" w:cs="Arial"/>
           <w:sz w:val="16"/>
           <w:szCs w:val="16"/>
+          <w:vertAlign w:val="superscript"/>
         </w:rPr>
         <w:footnoteRef/>
       </w:r>
@@ -11334,6 +11366,7 @@
           <w:bCs/>
           <w:sz w:val="16"/>
           <w:szCs w:val="16"/>
+          <w:vertAlign w:val="superscript"/>
         </w:rPr>
         <w:footnoteRef/>
       </w:r>
@@ -11409,6 +11442,7 @@
           <w:rFonts w:ascii="Arial Narrow" w:hAnsi="Arial Narrow" w:cs="Arial"/>
           <w:sz w:val="16"/>
           <w:szCs w:val="16"/>
+          <w:vertAlign w:val="superscript"/>
         </w:rPr>
         <w:footnoteRef/>
       </w:r>
@@ -17118,6 +17152,17 @@
       <w:lang w:eastAsia="es-PE"/>
     </w:rPr>
   </w:style>
+  <w:style w:type="character" w:styleId="FootnoteReference">
+    <w:name w:val="footnote reference"/>
+    <w:basedOn w:val="Fuentedeprrafopredeter"/>
+    <w:uiPriority w:val="99"/>
+    <w:semiHidden/>
+    <w:unhideWhenUsed/>
+    <w:rPr>
+      <w:rFonts w:ascii="Arial Narrow" w:hAnsi="Arial Narrow"/>
+      <w:vertAlign w:val="superscript"/>
+    </w:rPr>
+  </w:style>
 </w:styles>
 </file>
 

--- a/plantillas_maestras/01_seguro_vehicular/negativa_cobertura/2_o_mas_ddos_varios/mujer/TPL_0592_2026_SEGURO_VEHICULAR_NEGATIVA_COBERTURA_ASEGURADORA_MUJER_R0107.docx
+++ b/plantillas_maestras/01_seguro_vehicular/negativa_cobertura/2_o_mas_ddos_varios/mujer/TPL_0592_2026_SEGURO_VEHICULAR_NEGATIVA_COBERTURA_ASEGURADORA_MUJER_R0107.docx
@@ -1,8 +1,8 @@
 
 <file path=word/document.xml><?xml version="1.0" encoding="utf-8"?>
-<w:document xmlns:wpc="http://schemas.microsoft.com/office/word/2010/wordprocessingCanvas" xmlns:cx="http://schemas.microsoft.com/office/drawing/2014/chartex" xmlns:cx1="http://schemas.microsoft.com/office/drawing/2015/9/8/chartex" xmlns:cx2="http://schemas.microsoft.com/office/drawing/2015/10/21/chartex" xmlns:cx3="http://schemas.microsoft.com/office/drawing/2016/5/9/chartex" xmlns:cx4="http://schemas.microsoft.com/office/drawing/2016/5/10/chartex" xmlns:cx5="http://schemas.microsoft.com/office/drawing/2016/5/11/chartex" xmlns:cx6="http://schemas.microsoft.com/office/drawing/2016/5/12/chartex" xmlns:cx7="http://schemas.microsoft.com/office/drawing/2016/5/13/chartex" xmlns:cx8="http://schemas.microsoft.com/office/drawing/2016/5/14/chartex" xmlns:mc="http://schemas.openxmlformats.org/markup-compatibility/2006" xmlns:aink="http://schemas.microsoft.com/office/drawing/2016/ink" xmlns:am3d="http://schemas.microsoft.com/office/drawing/2017/model3d" xmlns:o="urn:schemas-microsoft-com:office:office" xmlns:oel="http://schemas.microsoft.com/office/2019/extlst" xmlns:r="http://schemas.openxmlformats.org/officeDocument/2006/relationships" xmlns:m="http://schemas.openxmlformats.org/officeDocument/2006/math" xmlns:v="urn:schemas-microsoft-com:vml" xmlns:wp14="http://schemas.microsoft.com/office/word/2010/wordprocessingDrawing" xmlns:wp="http://schemas.openxmlformats.org/drawingml/2006/wordprocessingDrawing" xmlns:w10="urn:schemas-microsoft-com:office:word" xmlns:w="http://schemas.openxmlformats.org/wordprocessingml/2006/main" xmlns:w14="http://schemas.microsoft.com/office/word/2010/wordml" xmlns:w15="http://schemas.microsoft.com/office/word/2012/wordml" xmlns:w16cex="http://schemas.microsoft.com/office/word/2018/wordml/cex" xmlns:w16cid="http://schemas.microsoft.com/office/word/2016/wordml/cid" xmlns:w16="http://schemas.microsoft.com/office/word/2018/wordml" xmlns:w16du="http://schemas.microsoft.com/office/word/2023/wordml/word16du" xmlns:w16sdtdh="http://schemas.microsoft.com/office/word/2020/wordml/sdtdatahash" xmlns:w16sdtfl="http://schemas.microsoft.com/office/word/2024/wordml/sdtformatlock" xmlns:w16se="http://schemas.microsoft.com/office/word/2015/wordml/symex" xmlns:wpg="http://schemas.microsoft.com/office/word/2010/wordprocessingGroup" xmlns:wpi="http://schemas.microsoft.com/office/word/2010/wordprocessingInk" xmlns:wne="http://schemas.microsoft.com/office/word/2006/wordml" xmlns:wps="http://schemas.microsoft.com/office/word/2010/wordprocessingShape" mc:Ignorable="w14 w15 w16se w16cid w16 w16cex w16sdtdh w16sdtfl w16du wp14">
+<w:document xmlns:ns1="http://schemas.openxmlformats.org/markup-compatibility/2006" xmlns:ns2="http://schemas.microsoft.com/office/word/2010/wordml" xmlns:ns3="http://schemas.openxmlformats.org/officeDocument/2006/relationships" xmlns:w="http://schemas.openxmlformats.org/wordprocessingml/2006/main" ns1:Ignorable="w14 w15 w16se w16cid w16 w16cex w16sdtdh w16sdtfl w16du wp14">
   <w:body>
-    <w:p>
+    <w:p ns2:paraId="2D847E7D" ns2:textId="29740399">
       <w:pPr>
         <w:tabs>
           <w:tab w:val="left" w:pos="1701"/>
@@ -54,7 +54,7 @@
         <w:t>0107-2026/CC1-ST</w:t>
       </w:r>
     </w:p>
-    <w:p>
+    <w:p ns2:paraId="634049D8" ns2:textId="7B211FB4">
       <w:pPr>
         <w:tabs>
           <w:tab w:val="left" w:pos="1701"/>
@@ -124,7 +124,7 @@
         <w:t>/CC1</w:t>
       </w:r>
     </w:p>
-    <w:p>
+    <w:p ns2:paraId="345DC840" ns2:textId="70F7EEC8">
       <w:pPr>
         <w:tabs>
           <w:tab w:val="left" w:pos="1701"/>
@@ -223,7 +223,7 @@
         <w:t/>
       </w:r>
     </w:p>
-    <w:p>
+    <w:p ns2:paraId="31218E72" ns2:textId="18CF83B9">
       <w:pPr>
         <w:tabs>
           <w:tab w:val="left" w:pos="1701"/>
@@ -312,7 +312,7 @@
         <w:t>)</w:t>
       </w:r>
     </w:p>
-    <w:p>
+    <w:p ns2:paraId="0CD7FE7E" ns2:textId="0FFB7D7A">
       <w:pPr>
         <w:tabs>
           <w:tab w:val="left" w:pos="1701"/>
@@ -402,7 +402,7 @@
         <w:t>)</w:t>
       </w:r>
     </w:p>
-    <w:p>
+    <w:p ns2:paraId="2FCCE269" ns2:textId="615674C7">
       <w:pPr>
         <w:tabs>
           <w:tab w:val="left" w:pos="1701"/>
@@ -460,7 +460,7 @@
         <w:t>CONFIDENCIALIDAD</w:t>
       </w:r>
     </w:p>
-    <w:p>
+    <w:p ns2:paraId="1C9E56B7" ns2:textId="1942410D">
       <w:pPr>
         <w:tabs>
           <w:tab w:val="left" w:pos="1701"/>
@@ -505,7 +505,7 @@
         <w:t>ADMISIÓN A TRÁMITE</w:t>
       </w:r>
     </w:p>
-    <w:p>
+    <w:p ns2:paraId="01717D35" ns2:textId="77777777">
       <w:pPr>
         <w:tabs>
           <w:tab w:val="left" w:pos="1701"/>
@@ -541,7 +541,7 @@
         <w:t>REQUERIMIENTO DE INFORMACIÓN</w:t>
       </w:r>
     </w:p>
-    <w:p>
+    <w:p ns2:paraId="2DFE1131" ns2:textId="77777777">
       <w:pPr>
         <w:contextualSpacing/>
         <w:jc w:val="both"/>
@@ -553,7 +553,7 @@
         </w:rPr>
       </w:pPr>
     </w:p>
-    <w:p>
+    <w:p ns2:paraId="3B09297A" ns2:textId="5C24A957">
       <w:pPr>
         <w:contextualSpacing/>
         <w:jc w:val="both"/>
@@ -604,7 +604,7 @@
         <w:t xml:space="preserve"> de 2026</w:t>
       </w:r>
     </w:p>
-    <w:p>
+    <w:p ns2:paraId="698913AC" ns2:textId="77777777">
       <w:pPr>
         <w:tabs>
           <w:tab w:val="left" w:pos="1014"/>
@@ -618,7 +618,7 @@
         </w:rPr>
       </w:pPr>
     </w:p>
-    <w:p>
+    <w:p ns2:paraId="4AC48BF8" ns2:textId="77777777">
       <w:pPr>
         <w:numPr>
           <w:ilvl w:val="0"/>
@@ -644,7 +644,7 @@
         <w:t>HECHOS</w:t>
       </w:r>
     </w:p>
-    <w:p>
+    <w:p ns2:paraId="713A84CE" ns2:textId="77777777">
       <w:pPr>
         <w:contextualSpacing/>
         <w:jc w:val="both"/>
@@ -655,7 +655,7 @@
         </w:rPr>
       </w:pPr>
     </w:p>
-    <w:p>
+    <w:p ns2:paraId="6F9C91E9" ns2:textId="1B401A91">
       <w:pPr>
         <w:pStyle w:val="Prrafodelista"/>
         <w:numPr>
@@ -842,7 +842,7 @@
         <w:t/>
       </w:r>
     </w:p>
-    <w:p>
+    <w:p ns2:paraId="2E7593A6" ns2:textId="77777777">
       <w:pPr>
         <w:contextualSpacing/>
         <w:rPr>
@@ -853,7 +853,7 @@
       </w:pPr>
       <w:bookmarkStart w:id="0" w:name="_Hlk140588011"/>
     </w:p>
-    <w:p>
+    <w:p ns2:paraId="251EE630" ns2:textId="2155DB1D">
       <w:pPr>
         <w:numPr>
           <w:ilvl w:val="2"/>
@@ -940,7 +940,7 @@
         <w:t xml:space="preserve"> </w:t>
       </w:r>
     </w:p>
-    <w:p>
+    <w:p ns2:paraId="2D71899E" ns2:textId="77777777">
       <w:pPr>
         <w:pBdr>
           <w:top w:val="nil"/>
@@ -959,7 +959,7 @@
         </w:rPr>
       </w:pPr>
     </w:p>
-    <w:p>
+    <w:p ns2:paraId="77B9457E" ns2:textId="05D12B2D">
       <w:pPr>
         <w:numPr>
           <w:ilvl w:val="2"/>
@@ -1070,7 +1070,7 @@
         <w:t xml:space="preserve"> </w:t>
       </w:r>
     </w:p>
-    <w:p>
+    <w:p ns2:paraId="19ABDD79" ns2:textId="77777777">
       <w:pPr>
         <w:pBdr>
           <w:top w:val="nil"/>
@@ -1089,7 +1089,7 @@
         </w:rPr>
       </w:pPr>
     </w:p>
-    <w:p>
+    <w:p ns2:paraId="715C379B" ns2:textId="6CEC50AA">
       <w:pPr>
         <w:numPr>
           <w:ilvl w:val="2"/>
@@ -1168,7 +1168,7 @@
         <w:t>.</w:t>
       </w:r>
     </w:p>
-    <w:p>
+    <w:p ns2:paraId="79CE2E8A" ns2:textId="77777777">
       <w:pPr>
         <w:pBdr>
           <w:top w:val="nil"/>
@@ -1187,7 +1187,7 @@
         </w:rPr>
       </w:pPr>
     </w:p>
-    <w:p>
+    <w:p ns2:paraId="75DC6070" ns2:textId="34C927C5">
       <w:pPr>
         <w:numPr>
           <w:ilvl w:val="2"/>
@@ -1290,7 +1290,7 @@
         <w:t xml:space="preserve"> </w:t>
       </w:r>
     </w:p>
-    <w:p>
+    <w:p ns2:paraId="226C8FB7" ns2:textId="77777777">
       <w:pPr>
         <w:pBdr>
           <w:top w:val="nil"/>
@@ -1309,7 +1309,7 @@
         </w:rPr>
       </w:pPr>
     </w:p>
-    <w:p>
+    <w:p ns2:paraId="4F89607F" ns2:textId="0F510CE3">
       <w:pPr>
         <w:numPr>
           <w:ilvl w:val="2"/>
@@ -1388,7 +1388,7 @@
         <w:t xml:space="preserve"> </w:t>
       </w:r>
     </w:p>
-    <w:p>
+    <w:p ns2:paraId="7D46D584" ns2:textId="77777777">
       <w:pPr>
         <w:pBdr>
           <w:top w:val="nil"/>
@@ -1406,7 +1406,7 @@
         </w:rPr>
       </w:pPr>
     </w:p>
-    <w:p>
+    <w:p ns2:paraId="3A2391EF" ns2:textId="0ED7246C">
       <w:pPr>
         <w:numPr>
           <w:ilvl w:val="2"/>
@@ -1574,7 +1574,7 @@
         <w:t xml:space="preserve"> </w:t>
       </w:r>
     </w:p>
-    <w:p>
+    <w:p ns2:paraId="01A260A9" ns2:textId="77777777">
       <w:pPr>
         <w:pBdr>
           <w:top w:val="nil"/>
@@ -1593,7 +1593,7 @@
         </w:rPr>
       </w:pPr>
     </w:p>
-    <w:p>
+    <w:p ns2:paraId="4D62D6E9" ns2:textId="0B905D1F">
       <w:pPr>
         <w:numPr>
           <w:ilvl w:val="2"/>
@@ -1656,7 +1656,7 @@
         <w:t>reiterando su solicitud de cobertura, exponiendo los hechos relacionados con la pérdida de posesión de los vehículos y adjuntando documentación vinculada al proceso penal en curso.</w:t>
       </w:r>
     </w:p>
-    <w:p>
+    <w:p ns2:paraId="63DB863B" ns2:textId="77777777">
       <w:pPr>
         <w:pBdr>
           <w:top w:val="nil"/>
@@ -1675,7 +1675,7 @@
         </w:rPr>
       </w:pPr>
     </w:p>
-    <w:p>
+    <w:p ns2:paraId="3BF7D35E" ns2:textId="6F67B1C7">
       <w:pPr>
         <w:numPr>
           <w:ilvl w:val="2"/>
@@ -1754,7 +1754,7 @@
         <w:t>cobro de las primas durante el periodo de vigencia.</w:t>
       </w:r>
     </w:p>
-    <w:p>
+    <w:p ns2:paraId="748BB242" ns2:textId="2112B76A">
       <w:pPr>
         <w:pBdr>
           <w:top w:val="nil"/>
@@ -1773,7 +1773,7 @@
       </w:pPr>
     </w:p>
     <w:bookmarkEnd w:id="0"/>
-    <w:p>
+    <w:p ns2:paraId="42801DBE" ns2:textId="35607924">
       <w:pPr>
         <w:pStyle w:val="Prrafodelista"/>
         <w:numPr>
@@ -1939,7 +1939,7 @@
         <w:t xml:space="preserve"/>
       </w:r>
     </w:p>
-    <w:p>
+    <w:p ns2:paraId="4F144C65" ns2:textId="77777777">
       <w:pPr>
         <w:pBdr>
           <w:top w:val="nil"/>
@@ -1957,7 +1957,7 @@
         </w:rPr>
       </w:pPr>
     </w:p>
-    <w:p>
+    <w:p ns2:paraId="0B7725B9" ns2:textId="49D9DF63">
       <w:pPr>
         <w:pStyle w:val="Prrafodelista"/>
         <w:numPr>
@@ -1983,7 +1983,7 @@
         <w:t>DE LA CONFIDENCIALIDAD DE OFICIO</w:t>
       </w:r>
     </w:p>
-    <w:p>
+    <w:p ns2:paraId="65DE8720" ns2:textId="77777777">
       <w:pPr>
         <w:pStyle w:val="Prrafodelista"/>
         <w:ind w:left="567"/>
@@ -1996,7 +1996,7 @@
         </w:rPr>
       </w:pPr>
     </w:p>
-    <w:p>
+    <w:p ns2:paraId="0459C39A" ns2:textId="4FEA878F">
       <w:pPr>
         <w:pStyle w:val="Prrafodelista"/>
         <w:numPr>
@@ -2038,7 +2038,7 @@
         <w:t>.</w:t>
       </w:r>
     </w:p>
-    <w:p>
+    <w:p ns2:paraId="1CB70F3F" ns2:textId="77777777">
       <w:pPr>
         <w:pStyle w:val="Prrafodelista"/>
         <w:numPr>
@@ -2063,7 +2063,7 @@
         <w:t>Asimismo, el literal d) del numeral 2.1 del artículo 2 de la Directiva señala que podrá ser confidencial la información declarada como reservada por ley, tales como la información proveniente de los datos personales, de terceras personas ajenas al procedimiento; y, la protegida por la regulación del secreto bancario, tributario, comercial, industrial, empresarial, tecnológico y bursátil.</w:t>
       </w:r>
     </w:p>
-    <w:p>
+    <w:p ns2:paraId="35D09710" ns2:textId="77777777">
       <w:pPr>
         <w:pStyle w:val="Prrafodelista"/>
         <w:jc w:val="both"/>
@@ -2074,7 +2074,7 @@
         </w:rPr>
       </w:pPr>
     </w:p>
-    <w:p>
+    <w:p ns2:paraId="717BEE00" ns2:textId="1812B53F">
       <w:pPr>
         <w:pStyle w:val="Prrafodelista"/>
         <w:numPr>
@@ -2132,7 +2132,7 @@
         <w:t>, considerando lo establecido en el numeral 3.3, conforme lo siguiente:</w:t>
       </w:r>
     </w:p>
-    <w:p>
+    <w:p ns2:paraId="3A666498" ns2:textId="77777777">
       <w:pPr>
         <w:pStyle w:val="NormalWeb"/>
         <w:spacing w:after="0" w:line="240" w:lineRule="auto"/>
@@ -2145,7 +2145,7 @@
         </w:rPr>
       </w:pPr>
     </w:p>
-    <w:p>
+    <w:p ns2:paraId="052DF8F5" ns2:textId="77777777">
       <w:pPr>
         <w:pStyle w:val="NormalWeb"/>
         <w:spacing w:after="0" w:line="240" w:lineRule="auto"/>
@@ -2182,7 +2182,7 @@
         <w:t>Al resolver respecto de la confidencialidad de la información, la autoridad competente deberá motivar su determinación al respecto, considerando:</w:t>
       </w:r>
     </w:p>
-    <w:p>
+    <w:p ns2:paraId="4FB48B65" ns2:textId="77777777">
       <w:pPr>
         <w:pStyle w:val="NormalWeb"/>
         <w:spacing w:after="0" w:line="240" w:lineRule="auto"/>
@@ -2204,7 +2204,7 @@
         <w:t>     </w:t>
       </w:r>
     </w:p>
-    <w:p>
+    <w:p ns2:paraId="5C548AF7" ns2:textId="77777777">
       <w:pPr>
         <w:pStyle w:val="NormalWeb"/>
         <w:spacing w:after="0" w:line="240" w:lineRule="auto"/>
@@ -2241,7 +2241,7 @@
         <w:t>La pertinencia de la información para la evaluación o resolución de la materia controvertida en el procedimiento.</w:t>
       </w:r>
     </w:p>
-    <w:p>
+    <w:p ns2:paraId="32640770" ns2:textId="77777777">
       <w:pPr>
         <w:pStyle w:val="NormalWeb"/>
         <w:spacing w:after="0" w:line="240" w:lineRule="auto"/>
@@ -2257,7 +2257,7 @@
         </w:rPr>
       </w:pPr>
     </w:p>
-    <w:p>
+    <w:p ns2:paraId="427E2822" ns2:textId="77777777">
       <w:pPr>
         <w:pStyle w:val="NormalWeb"/>
         <w:spacing w:after="0" w:line="240" w:lineRule="auto"/>
@@ -2311,7 +2311,7 @@
         <w:t>.</w:t>
       </w:r>
     </w:p>
-    <w:p>
+    <w:p ns2:paraId="7CD66F06" ns2:textId="77777777">
       <w:pPr>
         <w:pStyle w:val="NormalWeb"/>
         <w:spacing w:after="0" w:line="240" w:lineRule="auto"/>
@@ -2341,7 +2341,7 @@
         <w:tab/>
       </w:r>
     </w:p>
-    <w:p>
+    <w:p ns2:paraId="496E2EBE" ns2:textId="77777777">
       <w:pPr>
         <w:pStyle w:val="NormalWeb"/>
         <w:spacing w:after="0" w:line="240" w:lineRule="auto"/>
@@ -2367,7 +2367,7 @@
         <w:t>No se considerará confidencial la información hecha pública por mandato legal o voluntariamente para generar transparencia en el mercado, ni aquella entregada previamente a entidades u organismos responsables para su divulgación.</w:t>
       </w:r>
     </w:p>
-    <w:p>
+    <w:p ns2:paraId="230408B7" ns2:textId="77777777">
       <w:pPr>
         <w:pStyle w:val="NormalWeb"/>
         <w:spacing w:after="0" w:line="240" w:lineRule="auto"/>
@@ -2383,7 +2383,7 @@
         </w:rPr>
       </w:pPr>
     </w:p>
-    <w:p>
+    <w:p ns2:paraId="6CCF1837" ns2:textId="77777777">
       <w:pPr>
         <w:pStyle w:val="NormalWeb"/>
         <w:spacing w:after="0" w:line="240" w:lineRule="auto"/>
@@ -2420,7 +2420,7 @@
         <w:t>La afectación que podría causar la divulgación de la información a su poseedor. La carga de la prueba recaerá sobre el potencial afectado.”</w:t>
       </w:r>
     </w:p>
-    <w:p>
+    <w:p ns2:paraId="5FE0D79C" ns2:textId="77777777">
       <w:pPr>
         <w:ind w:left="567" w:hanging="567"/>
         <w:contextualSpacing/>
@@ -2432,7 +2432,7 @@
         </w:rPr>
       </w:pPr>
     </w:p>
-    <w:p>
+    <w:p ns2:paraId="4FBC6F96" ns2:textId="77777777">
       <w:pPr>
         <w:ind w:left="567" w:hanging="567"/>
         <w:contextualSpacing/>
@@ -2469,7 +2469,7 @@
         <w:t>Aplicación al caso concreto</w:t>
       </w:r>
     </w:p>
-    <w:p>
+    <w:p ns2:paraId="0B11A743" ns2:textId="77777777">
       <w:pPr>
         <w:ind w:left="567" w:hanging="567"/>
         <w:contextualSpacing/>
@@ -2481,7 +2481,7 @@
         </w:rPr>
       </w:pPr>
     </w:p>
-    <w:p>
+    <w:p ns2:paraId="56D5BB85" ns2:textId="52F723F5">
       <w:pPr>
         <w:pStyle w:val="Prrafodelista"/>
         <w:numPr>
@@ -2638,7 +2638,7 @@
         <w:t xml:space="preserve"> su confidencialidad.</w:t>
       </w:r>
     </w:p>
-    <w:p>
+    <w:p ns2:paraId="3633D5E3" ns2:textId="77777777">
       <w:pPr>
         <w:pStyle w:val="Prrafodelista"/>
         <w:ind w:left="567"/>
@@ -2650,7 +2650,7 @@
         </w:rPr>
       </w:pPr>
     </w:p>
-    <w:p>
+    <w:p ns2:paraId="09022663" ns2:textId="6486AB2D">
       <w:pPr>
         <w:pStyle w:val="Prrafodelista"/>
         <w:numPr>
@@ -2695,7 +2695,7 @@
         <w:footnoteReference w:id="4"/>
       </w:r>
     </w:p>
-    <w:p>
+    <w:p ns2:paraId="7E3D5B57" ns2:textId="77777777">
       <w:pPr>
         <w:contextualSpacing/>
         <w:jc w:val="both"/>
@@ -2706,7 +2706,7 @@
         </w:rPr>
       </w:pPr>
     </w:p>
-    <w:p>
+    <w:p ns2:paraId="582B533D" ns2:textId="1125F18D">
       <w:pPr>
         <w:pStyle w:val="Prrafodelista"/>
         <w:numPr>
@@ -2820,7 +2820,7 @@
         <w:t>, precisándose que la confidencialidad declarada deberá mantenerse de forma permanente.</w:t>
       </w:r>
     </w:p>
-    <w:p>
+    <w:p ns2:paraId="2F68CD60" ns2:textId="77777777">
       <w:pPr>
         <w:pStyle w:val="Prrafodelista"/>
         <w:ind w:left="567"/>
@@ -2833,7 +2833,7 @@
         </w:rPr>
       </w:pPr>
     </w:p>
-    <w:p>
+    <w:p ns2:paraId="52E87485" ns2:textId="101FCF85">
       <w:pPr>
         <w:pStyle w:val="Prrafodelista"/>
         <w:numPr>
@@ -2881,7 +2881,7 @@
         <w:t xml:space="preserve"> que rige los procedimientos administrativos.</w:t>
       </w:r>
     </w:p>
-    <w:p>
+    <w:p ns2:paraId="46B07640" ns2:textId="77777777">
       <w:pPr>
         <w:pStyle w:val="Prrafodelista"/>
         <w:ind w:left="567"/>
@@ -2894,7 +2894,7 @@
         </w:rPr>
       </w:pPr>
     </w:p>
-    <w:p>
+    <w:p ns2:paraId="4CA66804" ns2:textId="59B6D336">
       <w:pPr>
         <w:pStyle w:val="Prrafodelista"/>
         <w:numPr>
@@ -2969,7 +2969,7 @@
         <w:t>.</w:t>
       </w:r>
     </w:p>
-    <w:p>
+    <w:p ns2:paraId="0E208EA1" ns2:textId="77777777">
       <w:pPr>
         <w:contextualSpacing/>
         <w:jc w:val="both"/>
@@ -2980,7 +2980,7 @@
         </w:rPr>
       </w:pPr>
     </w:p>
-    <w:p>
+    <w:p ns2:paraId="0C905DA1" ns2:textId="37D7F064">
       <w:pPr>
         <w:pStyle w:val="Prrafodelista"/>
         <w:numPr>
@@ -3013,7 +3013,7 @@
         <w:t>DE LA ADMISIÓN A TRÁMITE DE LA DENUNCIA</w:t>
       </w:r>
     </w:p>
-    <w:p>
+    <w:p ns2:paraId="19649EC4" ns2:textId="77777777">
       <w:pPr>
         <w:contextualSpacing/>
         <w:jc w:val="both"/>
@@ -3024,7 +3024,7 @@
         </w:rPr>
       </w:pPr>
     </w:p>
-    <w:p>
+    <w:p ns2:paraId="6C1EE755" ns2:textId="3237B83C">
       <w:pPr>
         <w:pStyle w:val="Prrafodelista"/>
         <w:numPr>
@@ -3245,7 +3245,7 @@
       </w:r>
       <w:bookmarkEnd w:id="7"/>
     </w:p>
-    <w:p>
+    <w:p ns2:paraId="789D9CEA" ns2:textId="77777777">
       <w:pPr>
         <w:pStyle w:val="Prrafodelista"/>
         <w:ind w:left="567"/>
@@ -3257,7 +3257,7 @@
         </w:rPr>
       </w:pPr>
     </w:p>
-    <w:p>
+    <w:p ns2:paraId="260CAB29" ns2:textId="21452FCF">
       <w:pPr>
         <w:pStyle w:val="Prrafodelista"/>
         <w:numPr>
@@ -3422,7 +3422,7 @@
       </w:r>
       <w:bookmarkStart w:id="11" w:name="_Hlk212534267"/>
     </w:p>
-    <w:p>
+    <w:p ns2:paraId="0F0C0878" ns2:textId="77777777">
       <w:pPr>
         <w:contextualSpacing/>
         <w:rPr>
@@ -3434,7 +3434,7 @@
       <w:bookmarkStart w:id="12" w:name="_Hlk215162008"/>
       <w:bookmarkEnd w:id="11"/>
     </w:p>
-    <w:p>
+    <w:p ns2:paraId="5BAD8FCD" ns2:textId="4506E587">
       <w:pPr>
         <w:pStyle w:val="Prrafodelista"/>
         <w:numPr>
@@ -3555,7 +3555,7 @@
     <w:bookmarkEnd w:id="8"/>
     <w:bookmarkEnd w:id="12"/>
     <w:bookmarkEnd w:id="14"/>
-    <w:p>
+    <w:p ns2:paraId="39E96FE5" ns2:textId="2C728BC2">
       <w:pPr>
         <w:contextualSpacing/>
         <w:jc w:val="both"/>
@@ -3566,7 +3566,7 @@
         </w:rPr>
       </w:pPr>
     </w:p>
-    <w:p>
+    <w:p ns2:paraId="3281C94B" ns2:textId="15A08503">
       <w:pPr>
         <w:pStyle w:val="Prrafodelista"/>
         <w:numPr>
@@ -3590,7 +3590,7 @@
         <w:t>En tanto la denuncia reúne los requisitos establecidos por la norma citada, corresponde admitirla a trámite.</w:t>
       </w:r>
     </w:p>
-    <w:p>
+    <w:p ns2:paraId="01F0B2E8" ns2:textId="77777777">
       <w:pPr>
         <w:pBdr>
           <w:top w:val="nil"/>
@@ -3608,7 +3608,7 @@
         </w:rPr>
       </w:pPr>
     </w:p>
-    <w:p>
+    <w:p ns2:paraId="733EEF6D" ns2:textId="6C68D355">
       <w:pPr>
         <w:pStyle w:val="Prrafodelista"/>
         <w:numPr>
@@ -3641,7 +3641,7 @@
         <w:t>REQUERIMIENTO DE INFORMACIÓN</w:t>
       </w:r>
     </w:p>
-    <w:p>
+    <w:p ns2:paraId="50741013" ns2:textId="77777777">
       <w:pPr>
         <w:pBdr>
           <w:top w:val="nil"/>
@@ -3661,7 +3661,7 @@
         </w:rPr>
       </w:pPr>
     </w:p>
-    <w:p>
+    <w:p ns2:paraId="5FA14DA4" ns2:textId="445CA351">
       <w:pPr>
         <w:pStyle w:val="Prrafodelista"/>
         <w:numPr>
@@ -3988,7 +3988,7 @@
         <w:t xml:space="preserve"> </w:t>
       </w:r>
     </w:p>
-    <w:p>
+    <w:p ns2:paraId="0D137131" ns2:textId="77777777">
       <w:pPr>
         <w:contextualSpacing/>
         <w:jc w:val="both"/>
@@ -3999,7 +3999,7 @@
         </w:rPr>
       </w:pPr>
     </w:p>
-    <w:p>
+    <w:p ns2:paraId="13303696" ns2:textId="77777777">
       <w:pPr>
         <w:numPr>
           <w:ilvl w:val="0"/>
@@ -4032,7 +4032,7 @@
         <w:t>RESOLUCIÓN DE LA SECRETARÍA TÉCNICA</w:t>
       </w:r>
     </w:p>
-    <w:p>
+    <w:p ns2:paraId="3BAAC97F" ns2:textId="77777777">
       <w:pPr>
         <w:pBdr>
           <w:top w:val="nil"/>
@@ -4052,7 +4052,7 @@
         </w:rPr>
       </w:pPr>
     </w:p>
-    <w:p>
+    <w:p ns2:paraId="4EC40022" ns2:textId="5986B351">
       <w:pPr>
         <w:contextualSpacing/>
         <w:jc w:val="both"/>
@@ -4329,7 +4329,7 @@
         <w:t>; precisándose que la confidencialidad declarada deberá mantenerse permanentemente.</w:t>
       </w:r>
     </w:p>
-    <w:p>
+    <w:p ns2:paraId="692F717C" ns2:textId="77777777">
       <w:pPr>
         <w:contextualSpacing/>
         <w:jc w:val="both"/>
@@ -4341,7 +4341,7 @@
         </w:rPr>
       </w:pPr>
     </w:p>
-    <w:p>
+    <w:p ns2:paraId="3F965A3A" ns2:textId="77777777">
       <w:pPr>
         <w:contextualSpacing/>
         <w:jc w:val="both"/>
@@ -4473,7 +4473,7 @@
         <w:t/>
       </w:r>
     </w:p>
-    <w:p>
+    <w:p ns2:paraId="06104275" ns2:textId="77777777">
       <w:pPr>
         <w:contextualSpacing/>
         <w:jc w:val="both"/>
@@ -4485,7 +4485,7 @@
         </w:rPr>
       </w:pPr>
     </w:p>
-    <w:p>
+    <w:p ns2:paraId="38D23EBF" ns2:textId="4893EF82">
       <w:pPr>
         <w:pStyle w:val="Prrafodelista"/>
         <w:numPr>
@@ -4698,7 +4698,7 @@
         <w:t>.</w:t>
       </w:r>
     </w:p>
-    <w:p>
+    <w:p ns2:paraId="74BE00B9" ns2:textId="77777777">
       <w:pPr>
         <w:pStyle w:val="Prrafodelista"/>
         <w:ind w:left="567"/>
@@ -4710,7 +4710,7 @@
         </w:rPr>
       </w:pPr>
     </w:p>
-    <w:p>
+    <w:p ns2:paraId="382EA328" ns2:textId="44F21DC6">
       <w:pPr>
         <w:pStyle w:val="Prrafodelista"/>
         <w:numPr>
@@ -4896,7 +4896,7 @@
         <w:t/>
       </w:r>
     </w:p>
-    <w:p>
+    <w:p ns2:paraId="4A4F9A85" ns2:textId="77777777">
       <w:pPr>
         <w:ind w:left="567"/>
         <w:contextualSpacing/>
@@ -4908,7 +4908,7 @@
       </w:pPr>
       <w:bookmarkStart w:id="16" w:name="_Hlk215162047"/>
     </w:p>
-    <w:p>
+    <w:p ns2:paraId="4F8CBFAD" ns2:textId="3841D203">
       <w:pPr>
         <w:pStyle w:val="Prrafodelista"/>
         <w:numPr>
@@ -4973,7 +4973,7 @@
       <w:bookmarkEnd w:id="15"/>
       <w:bookmarkEnd w:id="16"/>
     </w:p>
-    <w:p>
+    <w:p ns2:paraId="0221B23D" ns2:textId="77777777">
       <w:pPr>
         <w:contextualSpacing/>
         <w:jc w:val="both"/>
@@ -4984,7 +4984,7 @@
         </w:rPr>
       </w:pPr>
     </w:p>
-    <w:p>
+    <w:p ns2:paraId="29C4DA0A" ns2:textId="1A405ACD">
       <w:pPr>
         <w:contextualSpacing/>
         <w:jc w:val="both"/>
@@ -5048,7 +5048,7 @@
         <w:t xml:space="preserve">. </w:t>
       </w:r>
     </w:p>
-    <w:p>
+    <w:p ns2:paraId="03EB0BD9" ns2:textId="77777777">
       <w:pPr>
         <w:contextualSpacing/>
         <w:jc w:val="both"/>
@@ -5059,7 +5059,7 @@
         </w:rPr>
       </w:pPr>
     </w:p>
-    <w:p>
+    <w:p ns2:paraId="2DC92C85" ns2:textId="02086560">
       <w:pPr>
         <w:contextualSpacing/>
         <w:jc w:val="both"/>
@@ -5135,7 +5135,7 @@
       </w:r>
     </w:p>
     <w:bookmarkEnd w:id="18"/>
-    <w:p>
+    <w:p ns2:paraId="19BDC2CF" ns2:textId="77777777">
       <w:pPr>
         <w:autoSpaceDE w:val="0"/>
         <w:autoSpaceDN w:val="0"/>
@@ -5149,7 +5149,7 @@
         </w:rPr>
       </w:pPr>
     </w:p>
-    <w:p>
+    <w:p ns2:paraId="1FE74689" ns2:textId="77777777">
       <w:pPr>
         <w:widowControl w:val="0"/>
         <w:numPr>
@@ -5174,7 +5174,7 @@
         <w:t xml:space="preserve">Presentar documentos que acrediten su inscripción en los Registros Públicos o una declaración jurada que indique que cuenta con dicha inscripción; </w:t>
       </w:r>
     </w:p>
-    <w:p>
+    <w:p ns2:paraId="0689A641" ns2:textId="77777777">
       <w:pPr>
         <w:widowControl w:val="0"/>
         <w:ind w:left="567" w:hanging="567"/>
@@ -5187,7 +5187,7 @@
         </w:rPr>
       </w:pPr>
     </w:p>
-    <w:p>
+    <w:p ns2:paraId="69BBACBB" ns2:textId="77777777">
       <w:pPr>
         <w:widowControl w:val="0"/>
         <w:numPr>
@@ -5213,7 +5213,7 @@
       </w:r>
       <w:bookmarkStart w:id="19" w:name="_Hlk136949140"/>
     </w:p>
-    <w:p>
+    <w:p ns2:paraId="5FDE66B6" ns2:textId="77777777">
       <w:pPr>
         <w:widowControl w:val="0"/>
         <w:ind w:left="567"/>
@@ -5226,7 +5226,7 @@
         </w:rPr>
       </w:pPr>
     </w:p>
-    <w:p>
+    <w:p ns2:paraId="721739B8" ns2:textId="77777777">
       <w:pPr>
         <w:widowControl w:val="0"/>
         <w:numPr>
@@ -5251,7 +5251,7 @@
         <w:t>consignar el Número de Registro Único de Contribuyentes (RUC);</w:t>
       </w:r>
     </w:p>
-    <w:p>
+    <w:p ns2:paraId="000E2D60" ns2:textId="77777777">
       <w:pPr>
         <w:widowControl w:val="0"/>
         <w:ind w:left="567"/>
@@ -5264,7 +5264,7 @@
         </w:rPr>
       </w:pPr>
     </w:p>
-    <w:p>
+    <w:p ns2:paraId="3AEF7426" ns2:textId="77777777">
       <w:pPr>
         <w:widowControl w:val="0"/>
         <w:numPr>
@@ -5290,7 +5290,7 @@
       </w:r>
       <w:bookmarkStart w:id="20" w:name="_Hlk136948279"/>
     </w:p>
-    <w:p>
+    <w:p ns2:paraId="0F479918" ns2:textId="77777777">
       <w:pPr>
         <w:widowControl w:val="0"/>
         <w:ind w:left="567"/>
@@ -5303,7 +5303,7 @@
         </w:rPr>
       </w:pPr>
     </w:p>
-    <w:p>
+    <w:p ns2:paraId="48C8F32D" ns2:textId="77777777">
       <w:pPr>
         <w:widowControl w:val="0"/>
         <w:numPr>
@@ -5377,296 +5377,51 @@
       <w:bookmarkEnd w:id="20"/>
     </w:p>
     <w:bookmarkEnd w:id="19"/>
+    <w:p ns2:paraId="6025EDCC" ns2:textId="77777777">
+      <w:pPr>
+        <w:contextualSpacing/>
+        <w:jc w:val="both"/>
+        <w:rPr>
+          <w:rFonts w:ascii="Arial Narrow" w:hAnsi="Arial Narrow" w:cs="Arial"/>
+          <w:b/>
+          <w:bCs/>
+          <w:sz w:val="22"/>
+          <w:szCs w:val="22"/>
+          <w:lang w:eastAsia="es-ES"/>
+        </w:rPr>
+      </w:pPr>
+    </w:p>
     <w:p>
       <w:pPr>
         <w:contextualSpacing/>
         <w:jc w:val="both"/>
         <w:rPr>
-          <w:rFonts w:ascii="Arial Narrow" w:hAnsi="Arial Narrow" w:cs="Arial"/>
-          <w:b/>
-          <w:bCs/>
-          <w:sz w:val="22"/>
-          <w:szCs w:val="22"/>
-          <w:lang w:eastAsia="es-ES"/>
-        </w:rPr>
-      </w:pPr>
-    </w:p>
-    <w:p>
-      <w:pPr>
-        <w:contextualSpacing/>
-        <w:jc w:val="both"/>
-        <w:rPr>
-          <w:rFonts w:ascii="Arial Narrow" w:eastAsia="Arial Narrow" w:hAnsi="Arial Narrow" w:cs="Arial Narrow"/>
-          <w:sz w:val="22"/>
-          <w:szCs w:val="22"/>
-        </w:rPr>
-      </w:pPr>
-      <w:r>
-        <w:rPr>
-          <w:rFonts w:ascii="Arial Narrow" w:hAnsi="Arial Narrow" w:cs="Arial"/>
-          <w:b/>
-          <w:bCs/>
-          <w:sz w:val="22"/>
-          <w:szCs w:val="22"/>
-          <w:lang w:eastAsia="es-ES"/>
-        </w:rPr>
-        <w:t>QUIN</w:t>
-      </w:r>
-      <w:r>
-        <w:rPr>
-          <w:rFonts w:ascii="Arial Narrow" w:hAnsi="Arial Narrow" w:cs="Arial"/>
-          <w:b/>
-          <w:bCs/>
-          <w:sz w:val="22"/>
-          <w:szCs w:val="22"/>
-          <w:lang w:eastAsia="es-ES"/>
-        </w:rPr>
-        <w:t>TO</w:t>
-      </w:r>
-      <w:r>
-        <w:rPr>
-          <w:rFonts w:ascii="Arial Narrow" w:hAnsi="Arial Narrow"/>
-          <w:sz w:val="22"/>
-          <w:szCs w:val="22"/>
-        </w:rPr>
-        <w:t xml:space="preserve">: </w:t>
-      </w:r>
-      <w:r>
-        <w:rPr>
-          <w:rFonts w:ascii="Arial Narrow" w:hAnsi="Arial Narrow" w:cs="Arial"/>
-          <w:sz w:val="22"/>
-          <w:szCs w:val="22"/>
-          <w:lang w:val="es-ES" w:eastAsia="es-ES"/>
-        </w:rPr>
-        <w:t>correr traslado de la denuncia interpuesta el</w:t>
-      </w:r>
-      <w:r>
-        <w:rPr>
-          <w:rFonts w:ascii="Arial Narrow" w:hAnsi="Arial Narrow" w:cs="Arial"/>
-          <w:sz w:val="22"/>
-          <w:szCs w:val="22"/>
-          <w:lang w:val="es-ES" w:eastAsia="es-ES"/>
-        </w:rPr>
-        <w:t xml:space="preserve"> </w:t>
-      </w:r>
-      <w:r>
-        <w:rPr>
-          <w:rFonts w:ascii="Arial Narrow" w:eastAsia="Arial Narrow" w:hAnsi="Arial Narrow" w:cs="Arial Narrow"/>
-          <w:sz w:val="22"/>
-          <w:szCs w:val="22"/>
-        </w:rPr>
-        <w:t xml:space="preserve">18 de febrero de 2026, complementado mediante escrito del 18 de febrero de 2026, subsanado </w:t>
-      </w:r>
-      <w:r>
-        <w:rPr>
-          <w:rFonts w:ascii="Arial Narrow" w:eastAsia="Arial Narrow" w:hAnsi="Arial Narrow" w:cs="Arial Narrow"/>
-          <w:sz w:val="22"/>
-          <w:szCs w:val="22"/>
-        </w:rPr>
-        <w:t xml:space="preserve">mediante dos (2) escritos del 11 de marzo de 2026 </w:t>
-      </w:r>
-      <w:r>
-        <w:rPr>
-          <w:rFonts w:ascii="Arial Narrow" w:eastAsia="Arial Narrow" w:hAnsi="Arial Narrow" w:cs="Arial Narrow"/>
-          <w:sz w:val="22"/>
-          <w:szCs w:val="22"/>
-        </w:rPr>
-        <w:t>(parte no confidencial)</w:t>
-      </w:r>
-      <w:r>
-        <w:rPr>
-          <w:rFonts w:ascii="Arial Narrow" w:eastAsia="Arial Narrow" w:hAnsi="Arial Narrow" w:cs="Arial Narrow"/>
-          <w:sz w:val="22"/>
-          <w:szCs w:val="22"/>
-        </w:rPr>
-        <w:t>,</w:t>
-      </w:r>
-      <w:r>
-        <w:rPr>
-          <w:rFonts w:ascii="Arial Narrow" w:hAnsi="Arial Narrow" w:cs="Arial"/>
-          <w:sz w:val="22"/>
-          <w:szCs w:val="22"/>
-          <w:lang w:val="es-ES" w:eastAsia="es-ES"/>
-        </w:rPr>
-        <w:t xml:space="preserve"> </w:t>
-      </w:r>
-      <w:r>
-        <w:rPr>
-          <w:rFonts w:ascii="Arial Narrow" w:hAnsi="Arial Narrow" w:cs="Arial"/>
-          <w:sz w:val="22"/>
-          <w:szCs w:val="22"/>
-          <w:lang w:val="es-ES" w:eastAsia="es-ES"/>
-        </w:rPr>
-        <w:t xml:space="preserve">a </w:t>
-      </w:r>
-      <w:r>
-        <w:rPr>
-          <w:rFonts w:ascii="Arial Narrow" w:eastAsia="Arial Narrow" w:hAnsi="Arial Narrow" w:cs="Arial Narrow"/>
-          <w:bCs/>
-          <w:sz w:val="22"/>
-          <w:szCs w:val="22"/>
-        </w:rPr>
-        <w:t>La Positiva Seguros y Reaseguros S.A</w:t>
-      </w:r>
-      <w:r>
-        <w:rPr>
-          <w:rFonts w:ascii="Arial Narrow" w:eastAsia="Arial Narrow" w:hAnsi="Arial Narrow" w:cs="Arial Narrow"/>
-          <w:bCs/>
-          <w:sz w:val="22"/>
-          <w:szCs w:val="22"/>
-        </w:rPr>
-        <w:t>.</w:t>
-      </w:r>
-      <w:r>
-        <w:rPr>
-          <w:rStyle w:val="normaltextrun"/>
-          <w:rFonts w:ascii="Arial Narrow" w:hAnsi="Arial Narrow"/>
-          <w:sz w:val="22"/>
-          <w:szCs w:val="22"/>
-          <w:shd w:val="clear" w:color="auto" w:fill="FFFFFF"/>
-        </w:rPr>
-        <w:t xml:space="preserve">, </w:t>
-      </w:r>
-      <w:r>
-        <w:rPr>
-          <w:rFonts w:ascii="Arial Narrow" w:hAnsi="Arial Narrow" w:cs="Arial"/>
-          <w:sz w:val="22"/>
-          <w:szCs w:val="22"/>
-          <w:lang w:val="es-ES" w:eastAsia="es-ES"/>
-        </w:rPr>
-        <w:t xml:space="preserve">con excepción del documento denominado “las declaraciones juradas mensuales (PDT-IGV Renta mensual) del Impuesto General a las Ventas (IGV) e Impuesto a la Renta (IR) en el cual constan los ingresos netos mensuales del ejercicio correspondiente al </w:t>
-      </w:r>
-      <w:r>
-        <w:rPr>
-          <w:rFonts w:ascii="Arial Narrow" w:hAnsi="Arial Narrow" w:cs="Arial"/>
-          <w:sz w:val="22"/>
-          <w:szCs w:val="22"/>
-          <w:lang w:val="es-ES" w:eastAsia="es-ES"/>
-        </w:rPr>
-        <w:t>2025</w:t>
-      </w:r>
-      <w:r>
-        <w:rPr>
-          <w:rFonts w:ascii="Arial Narrow" w:hAnsi="Arial Narrow" w:cs="Arial"/>
-          <w:sz w:val="22"/>
-          <w:szCs w:val="22"/>
-          <w:lang w:val="es-ES" w:eastAsia="es-ES"/>
-        </w:rPr>
-        <w:t>”. Toda vez que la confidencialidad será evaluada oportunamente. Ello, para que, de conformidad con lo dispuesto por el artículo 26 del Decreto</w:t>
-      </w:r>
-      <w:r>
-        <w:rPr>
-          <w:rFonts w:ascii="Arial Narrow" w:hAnsi="Arial Narrow" w:cs="Arial"/>
-          <w:sz w:val="22"/>
-          <w:szCs w:val="22"/>
-          <w:lang w:val="es-ES" w:eastAsia="es-ES"/>
-        </w:rPr>
-        <w:t xml:space="preserve"> Legislativo 807, presente sus descargos en un plazo no mayor de cinco (5) días hábiles contado desde el día siguiente de la notificación de la presente resolución, vencido el cual, </w:t>
-      </w:r>
-      <w:r>
-        <w:rPr>
-          <w:rFonts w:ascii="Arial Narrow" w:hAnsi="Arial Narrow" w:cs="Arial"/>
-          <w:sz w:val="22"/>
-          <w:szCs w:val="22"/>
-          <w:lang w:val="es-ES" w:eastAsia="es-ES"/>
-        </w:rPr>
-        <w:t>la</w:t>
-      </w:r>
-      <w:r>
-        <w:rPr>
-          <w:rFonts w:ascii="Arial Narrow" w:hAnsi="Arial Narrow" w:cs="Arial"/>
-          <w:sz w:val="22"/>
-          <w:szCs w:val="22"/>
-          <w:lang w:val="es-ES" w:eastAsia="es-ES"/>
-        </w:rPr>
-        <w:t xml:space="preserve"> Secretari</w:t>
-      </w:r>
-      <w:r>
-        <w:rPr>
-          <w:rFonts w:ascii="Arial Narrow" w:hAnsi="Arial Narrow" w:cs="Arial"/>
-          <w:sz w:val="22"/>
-          <w:szCs w:val="22"/>
-          <w:lang w:val="es-ES" w:eastAsia="es-ES"/>
-        </w:rPr>
-        <w:t>a</w:t>
-      </w:r>
-      <w:r>
-        <w:rPr>
-          <w:rFonts w:ascii="Arial Narrow" w:hAnsi="Arial Narrow" w:cs="Arial"/>
-          <w:sz w:val="22"/>
-          <w:szCs w:val="22"/>
-          <w:lang w:val="es-ES" w:eastAsia="es-ES"/>
-        </w:rPr>
-        <w:t xml:space="preserve"> Técnic</w:t>
-      </w:r>
-      <w:r>
-        <w:rPr>
-          <w:rFonts w:ascii="Arial Narrow" w:hAnsi="Arial Narrow" w:cs="Arial"/>
-          <w:sz w:val="22"/>
-          <w:szCs w:val="22"/>
-          <w:lang w:val="es-ES" w:eastAsia="es-ES"/>
-        </w:rPr>
-        <w:t>a</w:t>
-      </w:r>
-      <w:r>
-        <w:rPr>
-          <w:rFonts w:ascii="Arial Narrow" w:hAnsi="Arial Narrow" w:cs="Arial"/>
-          <w:sz w:val="22"/>
-          <w:szCs w:val="22"/>
-          <w:lang w:val="es-ES" w:eastAsia="es-ES"/>
-        </w:rPr>
-        <w:t xml:space="preserve"> declarará en rebeldía al denunciado que no lo hubiera presentado. Debe precisarse que de conformidad con lo establecido por el numeral 233.1 del artículo 233 del Texto Único Ordenado de la Ley 27444, Ley del Procedimiento Administrativo General, las alegaciones y los </w:t>
-      </w:r>
-      <w:r>
-        <w:rPr>
-          <w:rFonts w:ascii="Arial Narrow" w:hAnsi="Arial Narrow" w:cs="Arial"/>
-          <w:sz w:val="22"/>
-          <w:szCs w:val="22"/>
-          <w:lang w:val="es-ES" w:eastAsia="es-ES"/>
-        </w:rPr>
-        <w:lastRenderedPageBreak/>
-        <w:t xml:space="preserve">hechos relevantes de la reclamación, salvo que hayan sido específicamente negadas en la contestación, se tendrán por aceptadas o </w:t>
-      </w:r>
-      <w:r>
-        <w:rPr>
-          <w:rFonts w:ascii="Arial Narrow" w:hAnsi="Arial Narrow" w:cs="Arial"/>
-          <w:sz w:val="22"/>
-          <w:szCs w:val="22"/>
-          <w:lang w:val="es-ES" w:eastAsia="es-ES"/>
-        </w:rPr>
-        <w:t xml:space="preserve">merituadas </w:t>
-      </w:r>
-      <w:r>
-        <w:rPr>
-          <w:rFonts w:ascii="Arial Narrow" w:hAnsi="Arial Narrow" w:cs="Arial"/>
-          <w:sz w:val="22"/>
-          <w:szCs w:val="22"/>
-          <w:lang w:val="es-ES" w:eastAsia="es-ES"/>
-        </w:rPr>
-        <w:t>como ciertas</w:t>
-      </w:r>
-      <w:r>
-        <w:rPr>
-          <w:rStyle w:val="Refdenotaalpie"/>
-          <w:rFonts w:ascii="Arial Narrow" w:hAnsi="Arial Narrow"/>
-          <w:sz w:val="22"/>
-          <w:szCs w:val="22"/>
-          <w:vertAlign w:val="superscript"/>
-        </w:rPr>
-        <w:footnoteReference w:id="13"/>
-      </w:r>
-      <w:r>
-        <w:rPr>
-          <w:rFonts w:ascii="Arial Narrow" w:hAnsi="Arial Narrow" w:cs="Arial"/>
-          <w:sz w:val="22"/>
-          <w:szCs w:val="22"/>
-          <w:vertAlign w:val="superscript"/>
-          <w:lang w:val="es-ES" w:eastAsia="es-ES"/>
-        </w:rPr>
-        <w:t>.</w:t>
-      </w:r>
-    </w:p>
-    <w:p>
+          <w:rFonts w:ascii="Arial Narrow" w:eastAsia="Arial Narrow" w:hAnsi="Arial Narrow" w:cs="Arial Narrow"/>
+          <w:sz w:val="22"/>
+          <w:szCs w:val="22"/>
+        </w:rPr>
+        <w:spacing w:line="240" w:lineRule="auto"/>
+      </w:pPr>
+      <w:r>
+        <w:rPr>
+          <w:rFonts w:ascii="Arial Narrow" w:hAnsi="Arial Narrow" w:cs="Arial Narrow"/>
+          <w:b w:val="1"/>
+          <w:bCs w:val="1"/>
+          <w:sz w:val="20"/>
+          <w:szCs w:val="20"/>
+        </w:rPr>
+        <w:t xml:space="preserve">QUINTO: </w:t>
+      </w:r>
+      <w:r>
+        <w:rPr>
+          <w:rFonts w:ascii="Arial Narrow" w:hAnsi="Arial Narrow" w:cs="Arial Narrow"/>
+          <w:sz w:val="20"/>
+          <w:szCs w:val="20"/>
+        </w:rPr>
+        <w:t xml:space="preserve">correr traslado de la presente resolución a La Positiva Seguros y Reaseguros S.A para que, de conformidad con lo dispuesto por el artículo 26° de la Ley sobre Facultades, Normas y Organización del Indecopi, aprobado por Decreto Legislativo N° 8079, presenten sus descargos sobre la imputación de cargos realizada en un plazo no mayor a cinco (5) días hábiles contado a partir del día siguiente de la notificación de la presente resolución, vencido el cual, el Secretario Técnico declarará en rebeldía a los denunciados que no lo hubieran presentado. Debe precisarse que de conformidad con lo establecido por el artículo 223° del Texto Único Ordenado de la Ley N° 27444, Ley del Procedimiento Administrativo General, las alegaciones y los hechos relevantes de la reclamación, salvo que hayan sido específicamente negadas en la contestación, se tendrán por aceptadas o meritadas como ciertas.</w:t>
+      </w:r>
+    </w:p>
+    <w:p ns2:paraId="2E1B770C" ns2:textId="77777777">
       <w:pPr>
         <w:contextualSpacing/>
         <w:jc w:val="both"/>
@@ -5681,7 +5436,7 @@
         </w:rPr>
       </w:pPr>
     </w:p>
-    <w:p>
+    <w:p ns2:paraId="5D99DE99" ns2:textId="73184197">
       <w:pPr>
         <w:contextualSpacing/>
         <w:jc w:val="both"/>
@@ -5940,7 +5695,7 @@
         <w:t xml:space="preserve"> </w:t>
       </w:r>
     </w:p>
-    <w:p>
+    <w:p ns2:paraId="42601899" ns2:textId="77777777">
       <w:pPr>
         <w:pBdr>
           <w:top w:val="nil"/>
@@ -5959,7 +5714,7 @@
       </w:pPr>
       <w:bookmarkStart w:id="21" w:name="_Hlk136949693"/>
     </w:p>
-    <w:p>
+    <w:p ns2:paraId="7B9C8AF5" ns2:textId="436C78AA">
       <w:pPr>
         <w:pBdr>
           <w:top w:val="nil"/>
@@ -6121,7 +5876,7 @@
         <w:t>.</w:t>
       </w:r>
     </w:p>
-    <w:p>
+    <w:p ns2:paraId="3F8BCFFE" ns2:textId="7CC5F1D0">
       <w:pPr>
         <w:contextualSpacing/>
         <w:jc w:val="both"/>
@@ -6178,7 +5933,7 @@
       </w:r>
     </w:p>
     <w:bookmarkEnd w:id="23"/>
-    <w:p>
+    <w:p ns2:paraId="71B707D5" ns2:textId="77777777">
       <w:pPr>
         <w:shd w:val="clear" w:color="auto" w:fill="FFFFFF" w:themeFill="background1"/>
         <w:contextualSpacing/>
@@ -6192,7 +5947,7 @@
         </w:rPr>
       </w:pPr>
     </w:p>
-    <w:p>
+    <w:p ns2:paraId="15B457F0" ns2:textId="51E85A56">
       <w:pPr>
         <w:shd w:val="clear" w:color="auto" w:fill="FFFFFF" w:themeFill="background1"/>
         <w:contextualSpacing/>
@@ -6249,7 +6004,7 @@
         <w:t>, los gastos por los peritajes realizados, actuación de pruebas, inspecciones y otros derivados de la tramitación del proceso serán de cargo de la parte que solicita la prueba, salvo pacto en contrario. En todos los casos, la resolución final determinará si los gastos deben ser asumidos por alguna de las partes, o reembolsados a la otra parte o al Indecopi, según sea el caso, de manera adicional a la sanción que haya podido imponerse.</w:t>
       </w:r>
     </w:p>
-    <w:p>
+    <w:p ns2:paraId="429E58D8" ns2:textId="77777777">
       <w:pPr>
         <w:shd w:val="clear" w:color="auto" w:fill="FFFFFF"/>
         <w:contextualSpacing/>
@@ -6261,7 +6016,7 @@
         </w:rPr>
       </w:pPr>
     </w:p>
-    <w:p>
+    <w:p ns2:paraId="4FC33B52" ns2:textId="574EACF3">
       <w:pPr>
         <w:suppressAutoHyphens/>
         <w:contextualSpacing/>
@@ -6357,7 +6112,7 @@
         <w:t xml:space="preserve">Ello bajo apercibimiento de no realizar la audiencia de conciliación y levantar el acta de inasistencia correspondiente. </w:t>
       </w:r>
     </w:p>
-    <w:p>
+    <w:p ns2:paraId="0FC7A55D" ns2:textId="77777777">
       <w:pPr>
         <w:shd w:val="clear" w:color="auto" w:fill="FFFFFF" w:themeFill="background1"/>
         <w:contextualSpacing/>
@@ -6371,7 +6126,7 @@
         </w:rPr>
       </w:pPr>
     </w:p>
-    <w:p>
+    <w:p ns2:paraId="3F3E79CD" ns2:textId="4C94E8CC">
       <w:pPr>
         <w:shd w:val="clear" w:color="auto" w:fill="FFFFFF" w:themeFill="background1"/>
         <w:contextualSpacing/>
@@ -6411,7 +6166,7 @@
         <w:t>poner en conocimiento de las partes que, antes de la emisión de la Resolución Final, tienen la posibilidad de formular su desistimiento o presentar el acuerdo arribado mediante la conciliación, mediación, transacción o cualquier otro que, de forma indubitable, deje constancia que se ha solucionado la controversia materia de denuncia.</w:t>
       </w:r>
     </w:p>
-    <w:p>
+    <w:p ns2:paraId="41FE7D9F" ns2:textId="77777777">
       <w:pPr>
         <w:shd w:val="clear" w:color="auto" w:fill="FFFFFF" w:themeFill="background1"/>
         <w:contextualSpacing/>
@@ -6424,7 +6179,7 @@
       </w:pPr>
     </w:p>
     <w:bookmarkEnd w:id="21"/>
-    <w:p>
+    <w:p ns2:paraId="56C123D6" ns2:textId="04206A28">
       <w:pPr>
         <w:suppressAutoHyphens/>
         <w:contextualSpacing/>
@@ -6714,7 +6469,7 @@
         <w:t/>
       </w:r>
     </w:p>
-    <w:p>
+    <w:p ns2:paraId="4A88A19B" ns2:textId="77777777">
       <w:pPr>
         <w:suppressAutoHyphens/>
         <w:contextualSpacing/>
@@ -6726,7 +6481,7 @@
         </w:rPr>
       </w:pPr>
     </w:p>
-    <w:p>
+    <w:p ns2:paraId="76ACA17B" ns2:textId="5475754A">
       <w:pPr>
         <w:suppressAutoHyphens/>
         <w:contextualSpacing/>
@@ -6828,7 +6583,7 @@
         <w:t xml:space="preserve"> notificación.</w:t>
       </w:r>
     </w:p>
-    <w:p>
+    <w:p ns2:paraId="5BCBBDDF" ns2:textId="77777777">
       <w:pPr>
         <w:suppressAutoHyphens/>
         <w:contextualSpacing/>
@@ -6841,7 +6596,7 @@
         </w:rPr>
       </w:pPr>
     </w:p>
-    <w:p>
+    <w:p ns2:paraId="59650990" ns2:textId="77777777">
       <w:pPr>
         <w:shd w:val="clear" w:color="auto" w:fill="FFFFFF"/>
         <w:contextualSpacing/>
@@ -6854,7 +6609,7 @@
         </w:rPr>
       </w:pPr>
     </w:p>
-    <w:p>
+    <w:p ns2:paraId="71841F24" ns2:textId="77777777">
       <w:pPr>
         <w:shd w:val="clear" w:color="auto" w:fill="FFFFFF"/>
         <w:contextualSpacing/>
@@ -6867,7 +6622,7 @@
         </w:rPr>
       </w:pPr>
     </w:p>
-    <w:p>
+    <w:p ns2:paraId="31D96154" ns2:textId="25608FA6">
       <w:pPr>
         <w:shd w:val="clear" w:color="auto" w:fill="FFFFFF"/>
         <w:contextualSpacing/>
@@ -6904,7 +6659,7 @@
         <w:t>mado digitalmente por</w:t>
       </w:r>
     </w:p>
-    <w:p>
+    <w:p ns2:paraId="4294BD45" ns2:textId="77777777">
       <w:pPr>
         <w:pStyle w:val="paragraph"/>
         <w:shd w:val="clear" w:color="auto" w:fill="FFFFFF"/>
@@ -6942,7 +6697,7 @@
         <w:t> </w:t>
       </w:r>
     </w:p>
-    <w:p>
+    <w:p ns2:paraId="5F2DCA78" ns2:textId="77777777">
       <w:pPr>
         <w:pStyle w:val="paragraph"/>
         <w:shd w:val="clear" w:color="auto" w:fill="FFFFFF"/>
@@ -6980,7 +6735,7 @@
         <w:t> </w:t>
       </w:r>
     </w:p>
-    <w:p>
+    <w:p ns2:paraId="03F6FD43" ns2:textId="3921795E">
       <w:pPr>
         <w:pStyle w:val="paragraph"/>
         <w:shd w:val="clear" w:color="auto" w:fill="FFFFFF"/>
@@ -7082,7 +6837,7 @@
         <w:t> </w:t>
       </w:r>
     </w:p>
-    <w:p>
+    <w:p ns2:paraId="04334BAB" ns2:textId="740B0C00">
       <w:pPr>
         <w:contextualSpacing/>
         <w:jc w:val="both"/>
@@ -7127,8 +6882,8 @@
       </w:r>
     </w:p>
     <w:sectPr>
-      <w:headerReference w:type="default" r:id="rId12"/>
-      <w:footerReference w:type="default" r:id="rId13"/>
+      <w:headerReference w:type="default" ns3:id="rId12"/>
+      <w:footerReference w:type="default" ns3:id="rId13"/>
       <w:pgSz w:w="11906" w:h="16838"/>
       <w:pgMar w:top="1417" w:right="1701" w:bottom="1417" w:left="1701" w:header="709" w:footer="709" w:gutter="0"/>
       <w:pgNumType w:start="1"/>

--- a/plantillas_maestras/01_seguro_vehicular/negativa_cobertura/2_o_mas_ddos_varios/mujer/TPL_0592_2026_SEGURO_VEHICULAR_NEGATIVA_COBERTURA_ASEGURADORA_MUJER_R0107.docx
+++ b/plantillas_maestras/01_seguro_vehicular/negativa_cobertura/2_o_mas_ddos_varios/mujer/TPL_0592_2026_SEGURO_VEHICULAR_NEGATIVA_COBERTURA_ASEGURADORA_MUJER_R0107.docx
@@ -5418,7 +5418,7 @@
           <w:sz w:val="20"/>
           <w:szCs w:val="20"/>
         </w:rPr>
-        <w:t xml:space="preserve">correr traslado de la presente resolución a La Positiva Seguros y Reaseguros S.A para que, de conformidad con lo dispuesto por el artículo 26° de la Ley sobre Facultades, Normas y Organización del Indecopi, aprobado por Decreto Legislativo N° 8079, presenten sus descargos sobre la imputación de cargos realizada en un plazo no mayor a cinco (5) días hábiles contado a partir del día siguiente de la notificación de la presente resolución, vencido el cual, el Secretario Técnico declarará en rebeldía a los denunciados que no lo hubieran presentado. Debe precisarse que de conformidad con lo establecido por el artículo 223° del Texto Único Ordenado de la Ley N° 27444, Ley del Procedimiento Administrativo General, las alegaciones y los hechos relevantes de la reclamación, salvo que hayan sido específicamente negadas en la contestación, se tendrán por aceptadas o meritadas como ciertas.</w:t>
+        <w:t xml:space="preserve">correr traslado de la presente resolución a La Positiva Seguros y Reaseguros S.A. para que, de conformidad con lo dispuesto por el artículo 26 de la Ley sobre Facultades, Normas y Organización del Indecopi, aprobada por Decreto Legislativo 807, presente sus descargos sobre la imputación de cargos realizada en un plazo no mayor a cinco (5) días hábiles contado a partir del día siguiente de la notificación de la presente resolución, vencido el cual, el Secretario Técnico declarará en rebeldía al denunciado que no lo hubiera presentado. Debe precisarse que de conformidad con lo establecido por el artículo 223 del Texto Único Ordenado de la Ley 27444, Ley del Procedimiento Administrativo General, las alegaciones y los hechos relevantes de la reclamación, salvo que hayan sido específicamente negadas en la contestación, se tendrán por aceptadas o merituadas como ciertas.</w:t>
       </w:r>
     </w:p>
     <w:p ns2:paraId="2E1B770C" ns2:textId="77777777">

--- a/plantillas_maestras/01_seguro_vehicular/negativa_cobertura/2_o_mas_ddos_varios/mujer/TPL_0592_2026_SEGURO_VEHICULAR_NEGATIVA_COBERTURA_ASEGURADORA_MUJER_R0107.docx
+++ b/plantillas_maestras/01_seguro_vehicular/negativa_cobertura/2_o_mas_ddos_varios/mujer/TPL_0592_2026_SEGURO_VEHICULAR_NEGATIVA_COBERTURA_ASEGURADORA_MUJER_R0107.docx
@@ -577,31 +577,31 @@
           <w:sz w:val="22"/>
           <w:szCs w:val="22"/>
         </w:rPr>
-        <w:t>20</w:t>
-      </w:r>
-      <w:r>
-        <w:rPr>
-          <w:rFonts w:ascii="Arial Narrow" w:eastAsia="Arial Narrow" w:hAnsi="Arial Narrow" w:cs="Arial Narrow"/>
-          <w:sz w:val="22"/>
-          <w:szCs w:val="22"/>
-        </w:rPr>
-        <w:t xml:space="preserve"> de </w:t>
-      </w:r>
-      <w:r>
-        <w:rPr>
-          <w:rFonts w:ascii="Arial Narrow" w:eastAsia="Arial Narrow" w:hAnsi="Arial Narrow" w:cs="Arial Narrow"/>
-          <w:sz w:val="22"/>
-          <w:szCs w:val="22"/>
-        </w:rPr>
-        <w:t>marzo</w:t>
-      </w:r>
-      <w:r>
-        <w:rPr>
-          <w:rFonts w:ascii="Arial Narrow" w:eastAsia="Arial Narrow" w:hAnsi="Arial Narrow" w:cs="Arial Narrow"/>
-          <w:sz w:val="22"/>
-          <w:szCs w:val="22"/>
-        </w:rPr>
-        <w:t xml:space="preserve"> de 2026</w:t>
+        <w:t xml:space="preserve">20 de marzo de 2026</w:t>
+      </w:r>
+      <w:r>
+        <w:rPr>
+          <w:rFonts w:ascii="Arial Narrow" w:eastAsia="Arial Narrow" w:hAnsi="Arial Narrow" w:cs="Arial Narrow"/>
+          <w:sz w:val="22"/>
+          <w:szCs w:val="22"/>
+        </w:rPr>
+        <w:t xml:space="preserve"/>
+      </w:r>
+      <w:r>
+        <w:rPr>
+          <w:rFonts w:ascii="Arial Narrow" w:eastAsia="Arial Narrow" w:hAnsi="Arial Narrow" w:cs="Arial Narrow"/>
+          <w:sz w:val="22"/>
+          <w:szCs w:val="22"/>
+        </w:rPr>
+        <w:t xml:space="preserve"/>
+      </w:r>
+      <w:r>
+        <w:rPr>
+          <w:rFonts w:ascii="Arial Narrow" w:eastAsia="Arial Narrow" w:hAnsi="Arial Narrow" w:cs="Arial Narrow"/>
+          <w:sz w:val="22"/>
+          <w:szCs w:val="22"/>
+        </w:rPr>
+        <w:t xml:space="preserve"/>
       </w:r>
     </w:p>
     <w:p ns2:paraId="698913AC" ns2:textId="77777777">
@@ -1117,7 +1117,7 @@
           <w:sz w:val="22"/>
           <w:szCs w:val="22"/>
         </w:rPr>
-        <w:t>El 23 de noviembre del 2023, el intermediario comunicó la pérdida de comunicación con la arrendataria, quien no devolvió los vehículos</w:t>
+        <w:t xml:space="preserve">El 23 de noviembre de 2023, el intermediario comunicó la pérdida de comunicación con la arrendataria, quien no devolvió los vehículos</w:t>
       </w:r>
       <w:r>
         <w:rPr>
@@ -1215,7 +1215,7 @@
           <w:sz w:val="22"/>
           <w:szCs w:val="22"/>
         </w:rPr>
-        <w:t xml:space="preserve">El 24 de noviembre del 2023, </w:t>
+        <w:t xml:space="preserve">El 24 de noviembre de 2023, </w:t>
       </w:r>
       <w:r>
         <w:rPr>
@@ -1337,7 +1337,7 @@
           <w:sz w:val="22"/>
           <w:szCs w:val="22"/>
         </w:rPr>
-        <w:t xml:space="preserve">El 11 de enero del 2024, </w:t>
+        <w:t xml:space="preserve">El 11 de enero de 2024, </w:t>
       </w:r>
       <w:r>
         <w:rPr>
@@ -1434,7 +1434,7 @@
           <w:sz w:val="22"/>
           <w:szCs w:val="22"/>
         </w:rPr>
-        <w:t>El 20 de octubre del 2025,</w:t>
+        <w:t xml:space="preserve">El 20 de octubre de 2025,</w:t>
       </w:r>
       <w:r>
         <w:rPr>
@@ -1523,7 +1523,7 @@
           <w:sz w:val="22"/>
           <w:szCs w:val="22"/>
         </w:rPr>
-        <w:t xml:space="preserve">El 28 de octubre del 2025, </w:t>
+        <w:t xml:space="preserve">El 28 de octubre de 2025, </w:t>
       </w:r>
       <w:r>
         <w:rPr>
@@ -1621,7 +1621,7 @@
           <w:sz w:val="22"/>
           <w:szCs w:val="22"/>
         </w:rPr>
-        <w:t xml:space="preserve">El 11 de noviembre del 2025, </w:t>
+        <w:t xml:space="preserve">El 11 de noviembre de 2025, </w:t>
       </w:r>
       <w:r>
         <w:rPr>
@@ -4136,15 +4136,15 @@
           <w:sz w:val="22"/>
           <w:szCs w:val="22"/>
         </w:rPr>
-        <w:t>11 de marzo</w:t>
-      </w:r>
-      <w:r>
-        <w:rPr>
-          <w:rFonts w:ascii="Arial Narrow" w:eastAsia="Arial Narrow" w:hAnsi="Arial Narrow" w:cs="Arial Narrow"/>
-          <w:sz w:val="22"/>
-          <w:szCs w:val="22"/>
-        </w:rPr>
-        <w:t xml:space="preserve"> de 2026</w:t>
+        <w:t xml:space="preserve">11 de marzo de 2026</w:t>
+      </w:r>
+      <w:r>
+        <w:rPr>
+          <w:rFonts w:ascii="Arial Narrow" w:eastAsia="Arial Narrow" w:hAnsi="Arial Narrow" w:cs="Arial Narrow"/>
+          <w:sz w:val="22"/>
+          <w:szCs w:val="22"/>
+        </w:rPr>
+        <w:t xml:space="preserve"/>
       </w:r>
       <w:r>
         <w:rPr>
@@ -4254,39 +4254,39 @@
           <w:sz w:val="22"/>
           <w:szCs w:val="22"/>
         </w:rPr>
-        <w:t>11</w:t>
-      </w:r>
-      <w:r>
-        <w:rPr>
-          <w:rFonts w:ascii="Arial Narrow" w:hAnsi="Arial Narrow"/>
-          <w:sz w:val="22"/>
-          <w:szCs w:val="22"/>
-        </w:rPr>
-        <w:t xml:space="preserve"> de </w:t>
-      </w:r>
-      <w:r>
-        <w:rPr>
-          <w:rFonts w:ascii="Arial Narrow" w:hAnsi="Arial Narrow"/>
-          <w:sz w:val="22"/>
-          <w:szCs w:val="22"/>
-        </w:rPr>
-        <w:t>marzo</w:t>
-      </w:r>
-      <w:r>
-        <w:rPr>
-          <w:rFonts w:ascii="Arial Narrow" w:hAnsi="Arial Narrow"/>
-          <w:sz w:val="22"/>
-          <w:szCs w:val="22"/>
-        </w:rPr>
-        <w:t xml:space="preserve"> de </w:t>
-      </w:r>
-      <w:r>
-        <w:rPr>
-          <w:rFonts w:ascii="Arial Narrow" w:hAnsi="Arial Narrow"/>
-          <w:sz w:val="22"/>
-          <w:szCs w:val="22"/>
-        </w:rPr>
-        <w:t>2026</w:t>
+        <w:t xml:space="preserve">11 de marzo de 2026</w:t>
+      </w:r>
+      <w:r>
+        <w:rPr>
+          <w:rFonts w:ascii="Arial Narrow" w:hAnsi="Arial Narrow"/>
+          <w:sz w:val="22"/>
+          <w:szCs w:val="22"/>
+        </w:rPr>
+        <w:t xml:space="preserve"/>
+      </w:r>
+      <w:r>
+        <w:rPr>
+          <w:rFonts w:ascii="Arial Narrow" w:hAnsi="Arial Narrow"/>
+          <w:sz w:val="22"/>
+          <w:szCs w:val="22"/>
+        </w:rPr>
+        <w:t xml:space="preserve"/>
+      </w:r>
+      <w:r>
+        <w:rPr>
+          <w:rFonts w:ascii="Arial Narrow" w:hAnsi="Arial Narrow"/>
+          <w:sz w:val="22"/>
+          <w:szCs w:val="22"/>
+        </w:rPr>
+        <w:t xml:space="preserve"/>
+      </w:r>
+      <w:r>
+        <w:rPr>
+          <w:rFonts w:ascii="Arial Narrow" w:hAnsi="Arial Narrow"/>
+          <w:sz w:val="22"/>
+          <w:szCs w:val="22"/>
+        </w:rPr>
+        <w:t xml:space="preserve"/>
       </w:r>
       <w:r>
         <w:rPr>
@@ -4960,7 +4960,7 @@
           <w:sz w:val="22"/>
           <w:szCs w:val="22"/>
         </w:rPr>
-        <w:t>20 de octubre del 2025</w:t>
+        <w:t xml:space="preserve">20 de octubre de 2025</w:t>
       </w:r>
       <w:r>
         <w:rPr>
@@ -9453,7 +9453,7 @@
           <w:sz w:val="16"/>
           <w:szCs w:val="16"/>
         </w:rPr>
-        <w:t>LEY N</w:t>
+        <w:t xml:space="preserve">LEY </w:t>
       </w:r>
       <w:r>
         <w:rPr>
@@ -9463,7 +9463,7 @@
           <w:sz w:val="16"/>
           <w:szCs w:val="16"/>
         </w:rPr>
-        <w:t> 29571, CÓDIGO DE PROTECCIÓN Y DEFENSA DEL CONSUMIDOR.</w:t>
+        <w:t xml:space="preserve">29571, CÓDIGO DE PROTECCIÓN Y DEFENSA DEL CONSUMIDOR.</w:t>
       </w:r>
     </w:p>
     <w:p>

--- a/plantillas_maestras/01_seguro_vehicular/negativa_cobertura/2_o_mas_ddos_varios/mujer/TPL_0592_2026_SEGURO_VEHICULAR_NEGATIVA_COBERTURA_ASEGURADORA_MUJER_R0107.docx
+++ b/plantillas_maestras/01_seguro_vehicular/negativa_cobertura/2_o_mas_ddos_varios/mujer/TPL_0592_2026_SEGURO_VEHICULAR_NEGATIVA_COBERTURA_ASEGURADORA_MUJER_R0107.docx
@@ -1,8 +1,8 @@
 
 <file path=word/document.xml><?xml version="1.0" encoding="utf-8"?>
-<w:document xmlns:ns1="http://schemas.openxmlformats.org/markup-compatibility/2006" xmlns:ns2="http://schemas.microsoft.com/office/word/2010/wordml" xmlns:ns3="http://schemas.openxmlformats.org/officeDocument/2006/relationships" xmlns:w="http://schemas.openxmlformats.org/wordprocessingml/2006/main" ns1:Ignorable="w14 w15 w16se w16cid w16 w16cex w16sdtdh w16sdtfl w16du wp14">
+<w:document xmlns:mc="http://schemas.openxmlformats.org/markup-compatibility/2006" xmlns:r="http://schemas.openxmlformats.org/officeDocument/2006/relationships" xmlns:w="http://schemas.openxmlformats.org/wordprocessingml/2006/main" xmlns:w14="http://schemas.microsoft.com/office/word/2010/wordml" xmlns:w15="http://schemas.microsoft.com/office/word/2012/wordml" xmlns:w16="http://schemas.microsoft.com/office/word/2018/wordml" xmlns:w16cex="http://schemas.microsoft.com/office/word/2018/wordml/cex" xmlns:w16cid="http://schemas.microsoft.com/office/word/2016/wordml/cid" xmlns:w16du="http://schemas.microsoft.com/office/word/2023/wordml/word16du" xmlns:w16sdtdh="http://schemas.microsoft.com/office/word/2020/wordml/sdtdatahash" xmlns:w16se="http://schemas.microsoft.com/office/word/2015/wordml/symex" xmlns:wp14="http://schemas.microsoft.com/office/word/2010/wordprocessingDrawing" mc:Ignorable="w14 w15 w16se w16cid w16 w16cex w16sdtdh w16du wp14">
   <w:body>
-    <w:p ns2:paraId="2D847E7D" ns2:textId="29740399">
+    <w:p>
       <w:pPr>
         <w:tabs>
           <w:tab w:val="left" w:pos="1701"/>
@@ -54,7 +54,7 @@
         <w:t>0107-2026/CC1-ST</w:t>
       </w:r>
     </w:p>
-    <w:p ns2:paraId="634049D8" ns2:textId="7B211FB4">
+    <w:p>
       <w:pPr>
         <w:tabs>
           <w:tab w:val="left" w:pos="1701"/>
@@ -124,7 +124,7 @@
         <w:t>/CC1</w:t>
       </w:r>
     </w:p>
-    <w:p ns2:paraId="345DC840" ns2:textId="70F7EEC8">
+    <w:p>
       <w:pPr>
         <w:tabs>
           <w:tab w:val="left" w:pos="1701"/>
@@ -147,83 +147,14 @@
           <w:sz w:val="22"/>
           <w:szCs w:val="22"/>
         </w:rPr>
-        <w:t xml:space="preserve">DENUNCIANTE[DENUNCIANTE] (SEÑORA [APELLIDO])</w:t>
-      </w:r>
-      <w:r>
-        <w:rPr>
-          <w:rFonts w:ascii="Arial Narrow" w:eastAsia="Arial Narrow" w:hAnsi="Arial Narrow" w:cs="Arial Narrow"/>
-          <w:b/>
-          <w:sz w:val="22"/>
-          <w:szCs w:val="22"/>
-        </w:rPr>
-        <w:t/>
-      </w:r>
-      <w:r>
-        <w:rPr>
-          <w:rFonts w:ascii="Arial Narrow" w:eastAsia="Arial Narrow" w:hAnsi="Arial Narrow" w:cs="Arial Narrow"/>
-          <w:b/>
-          <w:sz w:val="22"/>
-          <w:szCs w:val="22"/>
-        </w:rPr>
+        <w:t>DENUNCIANTE</w:t>
         <w:tab/>
-        <w:t/>
-      </w:r>
-      <w:r>
-        <w:rPr>
-          <w:rFonts w:ascii="Arial Narrow" w:eastAsia="Arial Narrow" w:hAnsi="Arial Narrow" w:cs="Arial Narrow"/>
-          <w:b/>
-          <w:sz w:val="22"/>
-          <w:szCs w:val="22"/>
-        </w:rPr>
+        <w:t>:</w:t>
         <w:tab/>
-      </w:r>
-      <w:r>
-        <w:rPr>
-          <w:rFonts w:ascii="Arial Narrow" w:eastAsia="Arial Narrow" w:hAnsi="Arial Narrow" w:cs="Arial Narrow"/>
-          <w:b/>
-          <w:sz w:val="22"/>
-          <w:szCs w:val="22"/>
-        </w:rPr>
-        <w:t xml:space="preserve"/>
-      </w:r>
-      <w:r>
-        <w:rPr>
-          <w:rFonts w:ascii="Arial Narrow" w:eastAsia="Arial Narrow" w:hAnsi="Arial Narrow" w:cs="Arial Narrow"/>
-          <w:b/>
-          <w:sz w:val="22"/>
-          <w:szCs w:val="22"/>
-        </w:rPr>
-        <w:t/>
-      </w:r>
-      <w:r>
-        <w:rPr>
-          <w:rFonts w:ascii="Arial Narrow" w:eastAsia="Arial Narrow" w:hAnsi="Arial Narrow" w:cs="Arial Narrow"/>
-          <w:b/>
-          <w:sz w:val="22"/>
-          <w:szCs w:val="22"/>
-        </w:rPr>
-        <w:t/>
-      </w:r>
-      <w:r>
-        <w:rPr>
-          <w:rFonts w:ascii="Arial Narrow" w:eastAsia="Arial Narrow" w:hAnsi="Arial Narrow" w:cs="Arial Narrow"/>
-          <w:b/>
-          <w:sz w:val="22"/>
-          <w:szCs w:val="22"/>
-        </w:rPr>
-        <w:t/>
-      </w:r>
-      <w:r>
-        <w:rPr>
-          <w:rFonts w:ascii="Arial Narrow" w:eastAsia="Arial Narrow" w:hAnsi="Arial Narrow" w:cs="Arial Narrow"/>
-          <w:b/>
-          <w:sz w:val="22"/>
-          <w:szCs w:val="22"/>
-        </w:rPr>
-        <w:t/>
-      </w:r>
-    </w:p>
-    <w:p ns2:paraId="31218E72" ns2:textId="18CF83B9">
+        <w:t xml:space="preserve">[DENUNCIANTE] (SEÑORA [APELLIDO])</w:t>
+      </w:r>
+    </w:p>
+    <w:p>
       <w:pPr>
         <w:tabs>
           <w:tab w:val="left" w:pos="1701"/>
@@ -312,7 +243,7 @@
         <w:t>)</w:t>
       </w:r>
     </w:p>
-    <w:p ns2:paraId="0CD7FE7E" ns2:textId="0FFB7D7A">
+    <w:p>
       <w:pPr>
         <w:tabs>
           <w:tab w:val="left" w:pos="1701"/>
@@ -402,7 +333,7 @@
         <w:t>)</w:t>
       </w:r>
     </w:p>
-    <w:p ns2:paraId="2FCCE269" ns2:textId="615674C7">
+    <w:p>
       <w:pPr>
         <w:tabs>
           <w:tab w:val="left" w:pos="1701"/>
@@ -460,7 +391,7 @@
         <w:t>CONFIDENCIALIDAD</w:t>
       </w:r>
     </w:p>
-    <w:p ns2:paraId="1C9E56B7" ns2:textId="1942410D">
+    <w:p>
       <w:pPr>
         <w:tabs>
           <w:tab w:val="left" w:pos="1701"/>
@@ -505,7 +436,7 @@
         <w:t>ADMISIÓN A TRÁMITE</w:t>
       </w:r>
     </w:p>
-    <w:p ns2:paraId="01717D35" ns2:textId="77777777">
+    <w:p>
       <w:pPr>
         <w:tabs>
           <w:tab w:val="left" w:pos="1701"/>
@@ -541,7 +472,7 @@
         <w:t>REQUERIMIENTO DE INFORMACIÓN</w:t>
       </w:r>
     </w:p>
-    <w:p ns2:paraId="2DFE1131" ns2:textId="77777777">
+    <w:p>
       <w:pPr>
         <w:contextualSpacing/>
         <w:jc w:val="both"/>
@@ -553,7 +484,7 @@
         </w:rPr>
       </w:pPr>
     </w:p>
-    <w:p ns2:paraId="3B09297A" ns2:textId="5C24A957">
+    <w:p>
       <w:pPr>
         <w:contextualSpacing/>
         <w:jc w:val="both"/>
@@ -604,7 +535,7 @@
         <w:t xml:space="preserve"/>
       </w:r>
     </w:p>
-    <w:p ns2:paraId="698913AC" ns2:textId="77777777">
+    <w:p>
       <w:pPr>
         <w:tabs>
           <w:tab w:val="left" w:pos="1014"/>
@@ -618,7 +549,7 @@
         </w:rPr>
       </w:pPr>
     </w:p>
-    <w:p ns2:paraId="4AC48BF8" ns2:textId="77777777">
+    <w:p>
       <w:pPr>
         <w:numPr>
           <w:ilvl w:val="0"/>
@@ -644,7 +575,7 @@
         <w:t>HECHOS</w:t>
       </w:r>
     </w:p>
-    <w:p ns2:paraId="713A84CE" ns2:textId="77777777">
+    <w:p>
       <w:pPr>
         <w:contextualSpacing/>
         <w:jc w:val="both"/>
@@ -655,7 +586,7 @@
         </w:rPr>
       </w:pPr>
     </w:p>
-    <w:p ns2:paraId="6F9C91E9" ns2:textId="1B401A91">
+    <w:p>
       <w:pPr>
         <w:pStyle w:val="Prrafodelista"/>
         <w:numPr>
@@ -842,7 +773,7 @@
         <w:t/>
       </w:r>
     </w:p>
-    <w:p ns2:paraId="2E7593A6" ns2:textId="77777777">
+    <w:p>
       <w:pPr>
         <w:contextualSpacing/>
         <w:rPr>
@@ -853,7 +784,7 @@
       </w:pPr>
       <w:bookmarkStart w:id="0" w:name="_Hlk140588011"/>
     </w:p>
-    <w:p ns2:paraId="251EE630" ns2:textId="2155DB1D">
+    <w:p>
       <w:pPr>
         <w:numPr>
           <w:ilvl w:val="2"/>
@@ -940,7 +871,7 @@
         <w:t xml:space="preserve"> </w:t>
       </w:r>
     </w:p>
-    <w:p ns2:paraId="2D71899E" ns2:textId="77777777">
+    <w:p>
       <w:pPr>
         <w:pBdr>
           <w:top w:val="nil"/>
@@ -959,7 +890,7 @@
         </w:rPr>
       </w:pPr>
     </w:p>
-    <w:p ns2:paraId="77B9457E" ns2:textId="05D12B2D">
+    <w:p>
       <w:pPr>
         <w:numPr>
           <w:ilvl w:val="2"/>
@@ -1070,7 +1001,7 @@
         <w:t xml:space="preserve"> </w:t>
       </w:r>
     </w:p>
-    <w:p ns2:paraId="19ABDD79" ns2:textId="77777777">
+    <w:p>
       <w:pPr>
         <w:pBdr>
           <w:top w:val="nil"/>
@@ -1089,7 +1020,7 @@
         </w:rPr>
       </w:pPr>
     </w:p>
-    <w:p ns2:paraId="715C379B" ns2:textId="6CEC50AA">
+    <w:p>
       <w:pPr>
         <w:numPr>
           <w:ilvl w:val="2"/>
@@ -1168,7 +1099,7 @@
         <w:t>.</w:t>
       </w:r>
     </w:p>
-    <w:p ns2:paraId="79CE2E8A" ns2:textId="77777777">
+    <w:p>
       <w:pPr>
         <w:pBdr>
           <w:top w:val="nil"/>
@@ -1187,7 +1118,7 @@
         </w:rPr>
       </w:pPr>
     </w:p>
-    <w:p ns2:paraId="75DC6070" ns2:textId="34C927C5">
+    <w:p>
       <w:pPr>
         <w:numPr>
           <w:ilvl w:val="2"/>
@@ -1290,7 +1221,7 @@
         <w:t xml:space="preserve"> </w:t>
       </w:r>
     </w:p>
-    <w:p ns2:paraId="226C8FB7" ns2:textId="77777777">
+    <w:p>
       <w:pPr>
         <w:pBdr>
           <w:top w:val="nil"/>
@@ -1309,7 +1240,7 @@
         </w:rPr>
       </w:pPr>
     </w:p>
-    <w:p ns2:paraId="4F89607F" ns2:textId="0F510CE3">
+    <w:p>
       <w:pPr>
         <w:numPr>
           <w:ilvl w:val="2"/>
@@ -1388,7 +1319,7 @@
         <w:t xml:space="preserve"> </w:t>
       </w:r>
     </w:p>
-    <w:p ns2:paraId="7D46D584" ns2:textId="77777777">
+    <w:p>
       <w:pPr>
         <w:pBdr>
           <w:top w:val="nil"/>
@@ -1406,7 +1337,7 @@
         </w:rPr>
       </w:pPr>
     </w:p>
-    <w:p ns2:paraId="3A2391EF" ns2:textId="0ED7246C">
+    <w:p>
       <w:pPr>
         <w:numPr>
           <w:ilvl w:val="2"/>
@@ -1574,7 +1505,7 @@
         <w:t xml:space="preserve"> </w:t>
       </w:r>
     </w:p>
-    <w:p ns2:paraId="01A260A9" ns2:textId="77777777">
+    <w:p>
       <w:pPr>
         <w:pBdr>
           <w:top w:val="nil"/>
@@ -1593,7 +1524,7 @@
         </w:rPr>
       </w:pPr>
     </w:p>
-    <w:p ns2:paraId="4D62D6E9" ns2:textId="0B905D1F">
+    <w:p>
       <w:pPr>
         <w:numPr>
           <w:ilvl w:val="2"/>
@@ -1656,7 +1587,7 @@
         <w:t>reiterando su solicitud de cobertura, exponiendo los hechos relacionados con la pérdida de posesión de los vehículos y adjuntando documentación vinculada al proceso penal en curso.</w:t>
       </w:r>
     </w:p>
-    <w:p ns2:paraId="63DB863B" ns2:textId="77777777">
+    <w:p>
       <w:pPr>
         <w:pBdr>
           <w:top w:val="nil"/>
@@ -1675,7 +1606,7 @@
         </w:rPr>
       </w:pPr>
     </w:p>
-    <w:p ns2:paraId="3BF7D35E" ns2:textId="6F67B1C7">
+    <w:p>
       <w:pPr>
         <w:numPr>
           <w:ilvl w:val="2"/>
@@ -1754,7 +1685,7 @@
         <w:t>cobro de las primas durante el periodo de vigencia.</w:t>
       </w:r>
     </w:p>
-    <w:p ns2:paraId="748BB242" ns2:textId="2112B76A">
+    <w:p>
       <w:pPr>
         <w:pBdr>
           <w:top w:val="nil"/>
@@ -1773,7 +1704,7 @@
       </w:pPr>
     </w:p>
     <w:bookmarkEnd w:id="0"/>
-    <w:p ns2:paraId="42801DBE" ns2:textId="35607924">
+    <w:p>
       <w:pPr>
         <w:pStyle w:val="Prrafodelista"/>
         <w:numPr>
@@ -1939,7 +1870,7 @@
         <w:t xml:space="preserve"/>
       </w:r>
     </w:p>
-    <w:p ns2:paraId="4F144C65" ns2:textId="77777777">
+    <w:p>
       <w:pPr>
         <w:pBdr>
           <w:top w:val="nil"/>
@@ -1957,7 +1888,7 @@
         </w:rPr>
       </w:pPr>
     </w:p>
-    <w:p ns2:paraId="0B7725B9" ns2:textId="49D9DF63">
+    <w:p>
       <w:pPr>
         <w:pStyle w:val="Prrafodelista"/>
         <w:numPr>
@@ -1983,7 +1914,7 @@
         <w:t>DE LA CONFIDENCIALIDAD DE OFICIO</w:t>
       </w:r>
     </w:p>
-    <w:p ns2:paraId="65DE8720" ns2:textId="77777777">
+    <w:p>
       <w:pPr>
         <w:pStyle w:val="Prrafodelista"/>
         <w:ind w:left="567"/>
@@ -1996,7 +1927,7 @@
         </w:rPr>
       </w:pPr>
     </w:p>
-    <w:p ns2:paraId="0459C39A" ns2:textId="4FEA878F">
+    <w:p>
       <w:pPr>
         <w:pStyle w:val="Prrafodelista"/>
         <w:numPr>
@@ -2038,7 +1969,7 @@
         <w:t>.</w:t>
       </w:r>
     </w:p>
-    <w:p ns2:paraId="1CB70F3F" ns2:textId="77777777">
+    <w:p>
       <w:pPr>
         <w:pStyle w:val="Prrafodelista"/>
         <w:numPr>
@@ -2063,7 +1994,7 @@
         <w:t>Asimismo, el literal d) del numeral 2.1 del artículo 2 de la Directiva señala que podrá ser confidencial la información declarada como reservada por ley, tales como la información proveniente de los datos personales, de terceras personas ajenas al procedimiento; y, la protegida por la regulación del secreto bancario, tributario, comercial, industrial, empresarial, tecnológico y bursátil.</w:t>
       </w:r>
     </w:p>
-    <w:p ns2:paraId="35D09710" ns2:textId="77777777">
+    <w:p>
       <w:pPr>
         <w:pStyle w:val="Prrafodelista"/>
         <w:jc w:val="both"/>
@@ -2074,7 +2005,7 @@
         </w:rPr>
       </w:pPr>
     </w:p>
-    <w:p ns2:paraId="717BEE00" ns2:textId="1812B53F">
+    <w:p>
       <w:pPr>
         <w:pStyle w:val="Prrafodelista"/>
         <w:numPr>
@@ -2132,7 +2063,7 @@
         <w:t>, considerando lo establecido en el numeral 3.3, conforme lo siguiente:</w:t>
       </w:r>
     </w:p>
-    <w:p ns2:paraId="3A666498" ns2:textId="77777777">
+    <w:p>
       <w:pPr>
         <w:pStyle w:val="NormalWeb"/>
         <w:spacing w:after="0" w:line="240" w:lineRule="auto"/>
@@ -2145,7 +2076,7 @@
         </w:rPr>
       </w:pPr>
     </w:p>
-    <w:p ns2:paraId="052DF8F5" ns2:textId="77777777">
+    <w:p>
       <w:pPr>
         <w:pStyle w:val="NormalWeb"/>
         <w:spacing w:after="0" w:line="240" w:lineRule="auto"/>
@@ -2182,7 +2113,7 @@
         <w:t>Al resolver respecto de la confidencialidad de la información, la autoridad competente deberá motivar su determinación al respecto, considerando:</w:t>
       </w:r>
     </w:p>
-    <w:p ns2:paraId="4FB48B65" ns2:textId="77777777">
+    <w:p>
       <w:pPr>
         <w:pStyle w:val="NormalWeb"/>
         <w:spacing w:after="0" w:line="240" w:lineRule="auto"/>
@@ -2204,7 +2135,7 @@
         <w:t>     </w:t>
       </w:r>
     </w:p>
-    <w:p ns2:paraId="5C548AF7" ns2:textId="77777777">
+    <w:p>
       <w:pPr>
         <w:pStyle w:val="NormalWeb"/>
         <w:spacing w:after="0" w:line="240" w:lineRule="auto"/>
@@ -2241,7 +2172,7 @@
         <w:t>La pertinencia de la información para la evaluación o resolución de la materia controvertida en el procedimiento.</w:t>
       </w:r>
     </w:p>
-    <w:p ns2:paraId="32640770" ns2:textId="77777777">
+    <w:p>
       <w:pPr>
         <w:pStyle w:val="NormalWeb"/>
         <w:spacing w:after="0" w:line="240" w:lineRule="auto"/>
@@ -2257,7 +2188,7 @@
         </w:rPr>
       </w:pPr>
     </w:p>
-    <w:p ns2:paraId="427E2822" ns2:textId="77777777">
+    <w:p>
       <w:pPr>
         <w:pStyle w:val="NormalWeb"/>
         <w:spacing w:after="0" w:line="240" w:lineRule="auto"/>
@@ -2311,7 +2242,7 @@
         <w:t>.</w:t>
       </w:r>
     </w:p>
-    <w:p ns2:paraId="7CD66F06" ns2:textId="77777777">
+    <w:p>
       <w:pPr>
         <w:pStyle w:val="NormalWeb"/>
         <w:spacing w:after="0" w:line="240" w:lineRule="auto"/>
@@ -2341,7 +2272,7 @@
         <w:tab/>
       </w:r>
     </w:p>
-    <w:p ns2:paraId="496E2EBE" ns2:textId="77777777">
+    <w:p>
       <w:pPr>
         <w:pStyle w:val="NormalWeb"/>
         <w:spacing w:after="0" w:line="240" w:lineRule="auto"/>
@@ -2367,7 +2298,7 @@
         <w:t>No se considerará confidencial la información hecha pública por mandato legal o voluntariamente para generar transparencia en el mercado, ni aquella entregada previamente a entidades u organismos responsables para su divulgación.</w:t>
       </w:r>
     </w:p>
-    <w:p ns2:paraId="230408B7" ns2:textId="77777777">
+    <w:p>
       <w:pPr>
         <w:pStyle w:val="NormalWeb"/>
         <w:spacing w:after="0" w:line="240" w:lineRule="auto"/>
@@ -2383,7 +2314,7 @@
         </w:rPr>
       </w:pPr>
     </w:p>
-    <w:p ns2:paraId="6CCF1837" ns2:textId="77777777">
+    <w:p>
       <w:pPr>
         <w:pStyle w:val="NormalWeb"/>
         <w:spacing w:after="0" w:line="240" w:lineRule="auto"/>
@@ -2420,7 +2351,7 @@
         <w:t>La afectación que podría causar la divulgación de la información a su poseedor. La carga de la prueba recaerá sobre el potencial afectado.”</w:t>
       </w:r>
     </w:p>
-    <w:p ns2:paraId="5FE0D79C" ns2:textId="77777777">
+    <w:p>
       <w:pPr>
         <w:ind w:left="567" w:hanging="567"/>
         <w:contextualSpacing/>
@@ -2432,7 +2363,7 @@
         </w:rPr>
       </w:pPr>
     </w:p>
-    <w:p ns2:paraId="4FBC6F96" ns2:textId="77777777">
+    <w:p>
       <w:pPr>
         <w:ind w:left="567" w:hanging="567"/>
         <w:contextualSpacing/>
@@ -2469,7 +2400,7 @@
         <w:t>Aplicación al caso concreto</w:t>
       </w:r>
     </w:p>
-    <w:p ns2:paraId="0B11A743" ns2:textId="77777777">
+    <w:p>
       <w:pPr>
         <w:ind w:left="567" w:hanging="567"/>
         <w:contextualSpacing/>
@@ -2481,7 +2412,7 @@
         </w:rPr>
       </w:pPr>
     </w:p>
-    <w:p ns2:paraId="56D5BB85" ns2:textId="52F723F5">
+    <w:p>
       <w:pPr>
         <w:pStyle w:val="Prrafodelista"/>
         <w:numPr>
@@ -2638,7 +2569,7 @@
         <w:t xml:space="preserve"> su confidencialidad.</w:t>
       </w:r>
     </w:p>
-    <w:p ns2:paraId="3633D5E3" ns2:textId="77777777">
+    <w:p>
       <w:pPr>
         <w:pStyle w:val="Prrafodelista"/>
         <w:ind w:left="567"/>
@@ -2650,7 +2581,7 @@
         </w:rPr>
       </w:pPr>
     </w:p>
-    <w:p ns2:paraId="09022663" ns2:textId="6486AB2D">
+    <w:p>
       <w:pPr>
         <w:pStyle w:val="Prrafodelista"/>
         <w:numPr>
@@ -2695,7 +2626,7 @@
         <w:footnoteReference w:id="4"/>
       </w:r>
     </w:p>
-    <w:p ns2:paraId="7E3D5B57" ns2:textId="77777777">
+    <w:p>
       <w:pPr>
         <w:contextualSpacing/>
         <w:jc w:val="both"/>
@@ -2706,7 +2637,7 @@
         </w:rPr>
       </w:pPr>
     </w:p>
-    <w:p ns2:paraId="582B533D" ns2:textId="1125F18D">
+    <w:p>
       <w:pPr>
         <w:pStyle w:val="Prrafodelista"/>
         <w:numPr>
@@ -2820,7 +2751,7 @@
         <w:t>, precisándose que la confidencialidad declarada deberá mantenerse de forma permanente.</w:t>
       </w:r>
     </w:p>
-    <w:p ns2:paraId="2F68CD60" ns2:textId="77777777">
+    <w:p>
       <w:pPr>
         <w:pStyle w:val="Prrafodelista"/>
         <w:ind w:left="567"/>
@@ -2833,7 +2764,7 @@
         </w:rPr>
       </w:pPr>
     </w:p>
-    <w:p ns2:paraId="52E87485" ns2:textId="101FCF85">
+    <w:p>
       <w:pPr>
         <w:pStyle w:val="Prrafodelista"/>
         <w:numPr>
@@ -2881,7 +2812,7 @@
         <w:t xml:space="preserve"> que rige los procedimientos administrativos.</w:t>
       </w:r>
     </w:p>
-    <w:p ns2:paraId="46B07640" ns2:textId="77777777">
+    <w:p>
       <w:pPr>
         <w:pStyle w:val="Prrafodelista"/>
         <w:ind w:left="567"/>
@@ -2894,7 +2825,7 @@
         </w:rPr>
       </w:pPr>
     </w:p>
-    <w:p ns2:paraId="4CA66804" ns2:textId="59B6D336">
+    <w:p>
       <w:pPr>
         <w:pStyle w:val="Prrafodelista"/>
         <w:numPr>
@@ -2969,7 +2900,7 @@
         <w:t>.</w:t>
       </w:r>
     </w:p>
-    <w:p ns2:paraId="0E208EA1" ns2:textId="77777777">
+    <w:p>
       <w:pPr>
         <w:contextualSpacing/>
         <w:jc w:val="both"/>
@@ -2980,7 +2911,7 @@
         </w:rPr>
       </w:pPr>
     </w:p>
-    <w:p ns2:paraId="0C905DA1" ns2:textId="37D7F064">
+    <w:p>
       <w:pPr>
         <w:pStyle w:val="Prrafodelista"/>
         <w:numPr>
@@ -3013,7 +2944,7 @@
         <w:t>DE LA ADMISIÓN A TRÁMITE DE LA DENUNCIA</w:t>
       </w:r>
     </w:p>
-    <w:p ns2:paraId="19649EC4" ns2:textId="77777777">
+    <w:p>
       <w:pPr>
         <w:contextualSpacing/>
         <w:jc w:val="both"/>
@@ -3024,7 +2955,7 @@
         </w:rPr>
       </w:pPr>
     </w:p>
-    <w:p ns2:paraId="6C1EE755" ns2:textId="3237B83C">
+    <w:p>
       <w:pPr>
         <w:pStyle w:val="Prrafodelista"/>
         <w:numPr>
@@ -3245,7 +3176,7 @@
       </w:r>
       <w:bookmarkEnd w:id="7"/>
     </w:p>
-    <w:p ns2:paraId="789D9CEA" ns2:textId="77777777">
+    <w:p>
       <w:pPr>
         <w:pStyle w:val="Prrafodelista"/>
         <w:ind w:left="567"/>
@@ -3257,7 +3188,7 @@
         </w:rPr>
       </w:pPr>
     </w:p>
-    <w:p ns2:paraId="260CAB29" ns2:textId="21452FCF">
+    <w:p>
       <w:pPr>
         <w:pStyle w:val="Prrafodelista"/>
         <w:numPr>
@@ -3422,7 +3353,7 @@
       </w:r>
       <w:bookmarkStart w:id="11" w:name="_Hlk212534267"/>
     </w:p>
-    <w:p ns2:paraId="0F0C0878" ns2:textId="77777777">
+    <w:p>
       <w:pPr>
         <w:contextualSpacing/>
         <w:rPr>
@@ -3434,7 +3365,7 @@
       <w:bookmarkStart w:id="12" w:name="_Hlk215162008"/>
       <w:bookmarkEnd w:id="11"/>
     </w:p>
-    <w:p ns2:paraId="5BAD8FCD" ns2:textId="4506E587">
+    <w:p>
       <w:pPr>
         <w:pStyle w:val="Prrafodelista"/>
         <w:numPr>
@@ -3555,7 +3486,7 @@
     <w:bookmarkEnd w:id="8"/>
     <w:bookmarkEnd w:id="12"/>
     <w:bookmarkEnd w:id="14"/>
-    <w:p ns2:paraId="39E96FE5" ns2:textId="2C728BC2">
+    <w:p>
       <w:pPr>
         <w:contextualSpacing/>
         <w:jc w:val="both"/>
@@ -3566,7 +3497,7 @@
         </w:rPr>
       </w:pPr>
     </w:p>
-    <w:p ns2:paraId="3281C94B" ns2:textId="15A08503">
+    <w:p>
       <w:pPr>
         <w:pStyle w:val="Prrafodelista"/>
         <w:numPr>
@@ -3590,7 +3521,7 @@
         <w:t>En tanto la denuncia reúne los requisitos establecidos por la norma citada, corresponde admitirla a trámite.</w:t>
       </w:r>
     </w:p>
-    <w:p ns2:paraId="01F0B2E8" ns2:textId="77777777">
+    <w:p>
       <w:pPr>
         <w:pBdr>
           <w:top w:val="nil"/>
@@ -3608,7 +3539,7 @@
         </w:rPr>
       </w:pPr>
     </w:p>
-    <w:p ns2:paraId="733EEF6D" ns2:textId="6C68D355">
+    <w:p>
       <w:pPr>
         <w:pStyle w:val="Prrafodelista"/>
         <w:numPr>
@@ -3641,7 +3572,7 @@
         <w:t>REQUERIMIENTO DE INFORMACIÓN</w:t>
       </w:r>
     </w:p>
-    <w:p ns2:paraId="50741013" ns2:textId="77777777">
+    <w:p>
       <w:pPr>
         <w:pBdr>
           <w:top w:val="nil"/>
@@ -3661,7 +3592,7 @@
         </w:rPr>
       </w:pPr>
     </w:p>
-    <w:p ns2:paraId="5FA14DA4" ns2:textId="445CA351">
+    <w:p>
       <w:pPr>
         <w:pStyle w:val="Prrafodelista"/>
         <w:numPr>
@@ -3988,7 +3919,7 @@
         <w:t xml:space="preserve"> </w:t>
       </w:r>
     </w:p>
-    <w:p ns2:paraId="0D137131" ns2:textId="77777777">
+    <w:p>
       <w:pPr>
         <w:contextualSpacing/>
         <w:jc w:val="both"/>
@@ -3999,7 +3930,7 @@
         </w:rPr>
       </w:pPr>
     </w:p>
-    <w:p ns2:paraId="13303696" ns2:textId="77777777">
+    <w:p>
       <w:pPr>
         <w:numPr>
           <w:ilvl w:val="0"/>
@@ -4032,7 +3963,7 @@
         <w:t>RESOLUCIÓN DE LA SECRETARÍA TÉCNICA</w:t>
       </w:r>
     </w:p>
-    <w:p ns2:paraId="3BAAC97F" ns2:textId="77777777">
+    <w:p>
       <w:pPr>
         <w:pBdr>
           <w:top w:val="nil"/>
@@ -4052,7 +3983,7 @@
         </w:rPr>
       </w:pPr>
     </w:p>
-    <w:p ns2:paraId="4EC40022" ns2:textId="5986B351">
+    <w:p>
       <w:pPr>
         <w:contextualSpacing/>
         <w:jc w:val="both"/>
@@ -4329,7 +4260,7 @@
         <w:t>; precisándose que la confidencialidad declarada deberá mantenerse permanentemente.</w:t>
       </w:r>
     </w:p>
-    <w:p ns2:paraId="692F717C" ns2:textId="77777777">
+    <w:p>
       <w:pPr>
         <w:contextualSpacing/>
         <w:jc w:val="both"/>
@@ -4341,7 +4272,7 @@
         </w:rPr>
       </w:pPr>
     </w:p>
-    <w:p ns2:paraId="3F965A3A" ns2:textId="77777777">
+    <w:p>
       <w:pPr>
         <w:contextualSpacing/>
         <w:jc w:val="both"/>
@@ -4473,7 +4404,7 @@
         <w:t/>
       </w:r>
     </w:p>
-    <w:p ns2:paraId="06104275" ns2:textId="77777777">
+    <w:p>
       <w:pPr>
         <w:contextualSpacing/>
         <w:jc w:val="both"/>
@@ -4485,7 +4416,7 @@
         </w:rPr>
       </w:pPr>
     </w:p>
-    <w:p ns2:paraId="38D23EBF" ns2:textId="4893EF82">
+    <w:p>
       <w:pPr>
         <w:pStyle w:val="Prrafodelista"/>
         <w:numPr>
@@ -4698,7 +4629,7 @@
         <w:t>.</w:t>
       </w:r>
     </w:p>
-    <w:p ns2:paraId="74BE00B9" ns2:textId="77777777">
+    <w:p>
       <w:pPr>
         <w:pStyle w:val="Prrafodelista"/>
         <w:ind w:left="567"/>
@@ -4710,7 +4641,7 @@
         </w:rPr>
       </w:pPr>
     </w:p>
-    <w:p ns2:paraId="382EA328" ns2:textId="44F21DC6">
+    <w:p>
       <w:pPr>
         <w:pStyle w:val="Prrafodelista"/>
         <w:numPr>
@@ -4896,7 +4827,7 @@
         <w:t/>
       </w:r>
     </w:p>
-    <w:p ns2:paraId="4A4F9A85" ns2:textId="77777777">
+    <w:p>
       <w:pPr>
         <w:ind w:left="567"/>
         <w:contextualSpacing/>
@@ -4908,7 +4839,7 @@
       </w:pPr>
       <w:bookmarkStart w:id="16" w:name="_Hlk215162047"/>
     </w:p>
-    <w:p ns2:paraId="4F8CBFAD" ns2:textId="3841D203">
+    <w:p>
       <w:pPr>
         <w:pStyle w:val="Prrafodelista"/>
         <w:numPr>
@@ -4973,7 +4904,7 @@
       <w:bookmarkEnd w:id="15"/>
       <w:bookmarkEnd w:id="16"/>
     </w:p>
-    <w:p ns2:paraId="0221B23D" ns2:textId="77777777">
+    <w:p>
       <w:pPr>
         <w:contextualSpacing/>
         <w:jc w:val="both"/>
@@ -4984,7 +4915,7 @@
         </w:rPr>
       </w:pPr>
     </w:p>
-    <w:p ns2:paraId="29C4DA0A" ns2:textId="1A405ACD">
+    <w:p>
       <w:pPr>
         <w:contextualSpacing/>
         <w:jc w:val="both"/>
@@ -5048,7 +4979,7 @@
         <w:t xml:space="preserve">. </w:t>
       </w:r>
     </w:p>
-    <w:p ns2:paraId="03EB0BD9" ns2:textId="77777777">
+    <w:p>
       <w:pPr>
         <w:contextualSpacing/>
         <w:jc w:val="both"/>
@@ -5059,7 +4990,7 @@
         </w:rPr>
       </w:pPr>
     </w:p>
-    <w:p ns2:paraId="2DC92C85" ns2:textId="02086560">
+    <w:p>
       <w:pPr>
         <w:contextualSpacing/>
         <w:jc w:val="both"/>
@@ -5135,7 +5066,7 @@
       </w:r>
     </w:p>
     <w:bookmarkEnd w:id="18"/>
-    <w:p ns2:paraId="19BDC2CF" ns2:textId="77777777">
+    <w:p>
       <w:pPr>
         <w:autoSpaceDE w:val="0"/>
         <w:autoSpaceDN w:val="0"/>
@@ -5149,7 +5080,7 @@
         </w:rPr>
       </w:pPr>
     </w:p>
-    <w:p ns2:paraId="1FE74689" ns2:textId="77777777">
+    <w:p>
       <w:pPr>
         <w:widowControl w:val="0"/>
         <w:numPr>
@@ -5174,7 +5105,7 @@
         <w:t xml:space="preserve">Presentar documentos que acrediten su inscripción en los Registros Públicos o una declaración jurada que indique que cuenta con dicha inscripción; </w:t>
       </w:r>
     </w:p>
-    <w:p ns2:paraId="0689A641" ns2:textId="77777777">
+    <w:p>
       <w:pPr>
         <w:widowControl w:val="0"/>
         <w:ind w:left="567" w:hanging="567"/>
@@ -5187,7 +5118,7 @@
         </w:rPr>
       </w:pPr>
     </w:p>
-    <w:p ns2:paraId="69BBACBB" ns2:textId="77777777">
+    <w:p>
       <w:pPr>
         <w:widowControl w:val="0"/>
         <w:numPr>
@@ -5213,7 +5144,7 @@
       </w:r>
       <w:bookmarkStart w:id="19" w:name="_Hlk136949140"/>
     </w:p>
-    <w:p ns2:paraId="5FDE66B6" ns2:textId="77777777">
+    <w:p>
       <w:pPr>
         <w:widowControl w:val="0"/>
         <w:ind w:left="567"/>
@@ -5226,7 +5157,7 @@
         </w:rPr>
       </w:pPr>
     </w:p>
-    <w:p ns2:paraId="721739B8" ns2:textId="77777777">
+    <w:p>
       <w:pPr>
         <w:widowControl w:val="0"/>
         <w:numPr>
@@ -5251,7 +5182,7 @@
         <w:t>consignar el Número de Registro Único de Contribuyentes (RUC);</w:t>
       </w:r>
     </w:p>
-    <w:p ns2:paraId="000E2D60" ns2:textId="77777777">
+    <w:p>
       <w:pPr>
         <w:widowControl w:val="0"/>
         <w:ind w:left="567"/>
@@ -5264,7 +5195,7 @@
         </w:rPr>
       </w:pPr>
     </w:p>
-    <w:p ns2:paraId="3AEF7426" ns2:textId="77777777">
+    <w:p>
       <w:pPr>
         <w:widowControl w:val="0"/>
         <w:numPr>
@@ -5290,7 +5221,7 @@
       </w:r>
       <w:bookmarkStart w:id="20" w:name="_Hlk136948279"/>
     </w:p>
-    <w:p ns2:paraId="0F479918" ns2:textId="77777777">
+    <w:p>
       <w:pPr>
         <w:widowControl w:val="0"/>
         <w:ind w:left="567"/>
@@ -5303,7 +5234,7 @@
         </w:rPr>
       </w:pPr>
     </w:p>
-    <w:p ns2:paraId="48C8F32D" ns2:textId="77777777">
+    <w:p>
       <w:pPr>
         <w:widowControl w:val="0"/>
         <w:numPr>
@@ -5377,7 +5308,7 @@
       <w:bookmarkEnd w:id="20"/>
     </w:p>
     <w:bookmarkEnd w:id="19"/>
-    <w:p ns2:paraId="6025EDCC" ns2:textId="77777777">
+    <w:p>
       <w:pPr>
         <w:contextualSpacing/>
         <w:jc w:val="both"/>
@@ -5418,10 +5349,48 @@
           <w:sz w:val="20"/>
           <w:szCs w:val="20"/>
         </w:rPr>
-        <w:t xml:space="preserve">correr traslado de la presente resolución a La Positiva Seguros y Reaseguros S.A. para que, de conformidad con lo dispuesto por el artículo 26 de la Ley sobre Facultades, Normas y Organización del Indecopi, aprobada por Decreto Legislativo 807, presente sus descargos sobre la imputación de cargos realizada en un plazo no mayor a cinco (5) días hábiles contado a partir del día siguiente de la notificación de la presente resolución, vencido el cual, el Secretario Técnico declarará en rebeldía al denunciado que no lo hubiera presentado. Debe precisarse que de conformidad con lo establecido por el artículo 223 del Texto Único Ordenado de la Ley 27444, Ley del Procedimiento Administrativo General, las alegaciones y los hechos relevantes de la reclamación, salvo que hayan sido específicamente negadas en la contestación, se tendrán por aceptadas o merituadas como ciertas.</w:t>
-      </w:r>
-    </w:p>
-    <w:p ns2:paraId="2E1B770C" ns2:textId="77777777">
+        <w:t xml:space="preserve">correr traslado de la presente resolución a La Positiva Seguros y Reaseguros S.A. para que, de conformidad con lo dispuesto por el artículo 26 de la Ley sobre Facultades, Normas y Organización del Indecopi, aprobada por Decreto Legislativo 807</w:t>
+      </w:r>
+      <w:r>
+        <w:rPr>
+          <w:rStyle w:val="Refdenotaalpie"/>
+          <w:rFonts w:ascii="Arial Narrow" w:hAnsi="Arial Narrow"/>
+          <w:sz w:val="22"/>
+          <w:szCs w:val="22"/>
+          <w:lang w:eastAsia="es-ES"/>
+          <w:vertAlign w:val="superscript"/>
+        </w:rPr>
+        <w:footnoteReference w:id="19"/>
+      </w:r>
+      <w:r>
+        <w:rPr>
+          <w:rFonts w:ascii="Arial Narrow" w:hAnsi="Arial Narrow" w:cs="Arial Narrow"/>
+          <w:sz w:val="20"/>
+          <w:szCs w:val="20"/>
+        </w:rPr>
+        <w:t xml:space="preserve">, presente sus descargos sobre la imputación de cargos realizada en un plazo no mayor a cinco (5) días hábiles contado a partir del día siguiente de la notificación de la presente resolución, vencido el cual, el Secretario Técnico declarará en rebeldía al denunciado que no lo hubiera presentado. Debe precisarse que de conformidad con lo establecido por el artículo 223 del Texto Único Ordenado de la Ley 27444, Ley del Procedimiento Administrativo General</w:t>
+      </w:r>
+      <w:r>
+        <w:rPr>
+          <w:rStyle w:val="Refdenotaalpie"/>
+          <w:rFonts w:ascii="Arial Narrow" w:hAnsi="Arial Narrow"/>
+          <w:sz w:val="22"/>
+          <w:szCs w:val="22"/>
+          <w:lang w:eastAsia="es-ES"/>
+          <w:vertAlign w:val="superscript"/>
+        </w:rPr>
+        <w:footnoteReference w:id="20"/>
+      </w:r>
+      <w:r>
+        <w:rPr>
+          <w:rFonts w:ascii="Arial Narrow" w:hAnsi="Arial Narrow" w:cs="Arial Narrow"/>
+          <w:sz w:val="20"/>
+          <w:szCs w:val="20"/>
+        </w:rPr>
+        <w:t xml:space="preserve">, las alegaciones y los hechos relevantes de la reclamación, salvo que hayan sido específicamente negadas en la contestación, se tendrán por aceptadas o merituadas como ciertas.</w:t>
+      </w:r>
+    </w:p>
+    <w:p>
       <w:pPr>
         <w:contextualSpacing/>
         <w:jc w:val="both"/>
@@ -5436,7 +5405,7 @@
         </w:rPr>
       </w:pPr>
     </w:p>
-    <w:p ns2:paraId="5D99DE99" ns2:textId="73184197">
+    <w:p>
       <w:pPr>
         <w:contextualSpacing/>
         <w:jc w:val="both"/>
@@ -5695,7 +5664,7 @@
         <w:t xml:space="preserve"> </w:t>
       </w:r>
     </w:p>
-    <w:p ns2:paraId="42601899" ns2:textId="77777777">
+    <w:p>
       <w:pPr>
         <w:pBdr>
           <w:top w:val="nil"/>
@@ -5714,7 +5683,7 @@
       </w:pPr>
       <w:bookmarkStart w:id="21" w:name="_Hlk136949693"/>
     </w:p>
-    <w:p ns2:paraId="7B9C8AF5" ns2:textId="436C78AA">
+    <w:p>
       <w:pPr>
         <w:pBdr>
           <w:top w:val="nil"/>
@@ -5876,7 +5845,7 @@
         <w:t>.</w:t>
       </w:r>
     </w:p>
-    <w:p ns2:paraId="3F8BCFFE" ns2:textId="7CC5F1D0">
+    <w:p>
       <w:pPr>
         <w:contextualSpacing/>
         <w:jc w:val="both"/>
@@ -5933,7 +5902,7 @@
       </w:r>
     </w:p>
     <w:bookmarkEnd w:id="23"/>
-    <w:p ns2:paraId="71B707D5" ns2:textId="77777777">
+    <w:p>
       <w:pPr>
         <w:shd w:val="clear" w:color="auto" w:fill="FFFFFF" w:themeFill="background1"/>
         <w:contextualSpacing/>
@@ -5947,7 +5916,7 @@
         </w:rPr>
       </w:pPr>
     </w:p>
-    <w:p ns2:paraId="15B457F0" ns2:textId="51E85A56">
+    <w:p>
       <w:pPr>
         <w:shd w:val="clear" w:color="auto" w:fill="FFFFFF" w:themeFill="background1"/>
         <w:contextualSpacing/>
@@ -6004,7 +5973,7 @@
         <w:t>, los gastos por los peritajes realizados, actuación de pruebas, inspecciones y otros derivados de la tramitación del proceso serán de cargo de la parte que solicita la prueba, salvo pacto en contrario. En todos los casos, la resolución final determinará si los gastos deben ser asumidos por alguna de las partes, o reembolsados a la otra parte o al Indecopi, según sea el caso, de manera adicional a la sanción que haya podido imponerse.</w:t>
       </w:r>
     </w:p>
-    <w:p ns2:paraId="429E58D8" ns2:textId="77777777">
+    <w:p>
       <w:pPr>
         <w:shd w:val="clear" w:color="auto" w:fill="FFFFFF"/>
         <w:contextualSpacing/>
@@ -6016,7 +5985,7 @@
         </w:rPr>
       </w:pPr>
     </w:p>
-    <w:p ns2:paraId="4FC33B52" ns2:textId="574EACF3">
+    <w:p>
       <w:pPr>
         <w:suppressAutoHyphens/>
         <w:contextualSpacing/>
@@ -6112,7 +6081,7 @@
         <w:t xml:space="preserve">Ello bajo apercibimiento de no realizar la audiencia de conciliación y levantar el acta de inasistencia correspondiente. </w:t>
       </w:r>
     </w:p>
-    <w:p ns2:paraId="0FC7A55D" ns2:textId="77777777">
+    <w:p>
       <w:pPr>
         <w:shd w:val="clear" w:color="auto" w:fill="FFFFFF" w:themeFill="background1"/>
         <w:contextualSpacing/>
@@ -6126,7 +6095,7 @@
         </w:rPr>
       </w:pPr>
     </w:p>
-    <w:p ns2:paraId="3F3E79CD" ns2:textId="4C94E8CC">
+    <w:p>
       <w:pPr>
         <w:shd w:val="clear" w:color="auto" w:fill="FFFFFF" w:themeFill="background1"/>
         <w:contextualSpacing/>
@@ -6166,7 +6135,7 @@
         <w:t>poner en conocimiento de las partes que, antes de la emisión de la Resolución Final, tienen la posibilidad de formular su desistimiento o presentar el acuerdo arribado mediante la conciliación, mediación, transacción o cualquier otro que, de forma indubitable, deje constancia que se ha solucionado la controversia materia de denuncia.</w:t>
       </w:r>
     </w:p>
-    <w:p ns2:paraId="41FE7D9F" ns2:textId="77777777">
+    <w:p>
       <w:pPr>
         <w:shd w:val="clear" w:color="auto" w:fill="FFFFFF" w:themeFill="background1"/>
         <w:contextualSpacing/>
@@ -6179,7 +6148,7 @@
       </w:pPr>
     </w:p>
     <w:bookmarkEnd w:id="21"/>
-    <w:p ns2:paraId="56C123D6" ns2:textId="04206A28">
+    <w:p>
       <w:pPr>
         <w:suppressAutoHyphens/>
         <w:contextualSpacing/>
@@ -6469,7 +6438,7 @@
         <w:t/>
       </w:r>
     </w:p>
-    <w:p ns2:paraId="4A88A19B" ns2:textId="77777777">
+    <w:p>
       <w:pPr>
         <w:suppressAutoHyphens/>
         <w:contextualSpacing/>
@@ -6481,7 +6450,7 @@
         </w:rPr>
       </w:pPr>
     </w:p>
-    <w:p ns2:paraId="76ACA17B" ns2:textId="5475754A">
+    <w:p>
       <w:pPr>
         <w:suppressAutoHyphens/>
         <w:contextualSpacing/>
@@ -6583,7 +6552,7 @@
         <w:t xml:space="preserve"> notificación.</w:t>
       </w:r>
     </w:p>
-    <w:p ns2:paraId="5BCBBDDF" ns2:textId="77777777">
+    <w:p>
       <w:pPr>
         <w:suppressAutoHyphens/>
         <w:contextualSpacing/>
@@ -6596,7 +6565,7 @@
         </w:rPr>
       </w:pPr>
     </w:p>
-    <w:p ns2:paraId="59650990" ns2:textId="77777777">
+    <w:p>
       <w:pPr>
         <w:shd w:val="clear" w:color="auto" w:fill="FFFFFF"/>
         <w:contextualSpacing/>
@@ -6609,7 +6578,7 @@
         </w:rPr>
       </w:pPr>
     </w:p>
-    <w:p ns2:paraId="71841F24" ns2:textId="77777777">
+    <w:p>
       <w:pPr>
         <w:shd w:val="clear" w:color="auto" w:fill="FFFFFF"/>
         <w:contextualSpacing/>
@@ -6622,7 +6591,7 @@
         </w:rPr>
       </w:pPr>
     </w:p>
-    <w:p ns2:paraId="31D96154" ns2:textId="25608FA6">
+    <w:p>
       <w:pPr>
         <w:shd w:val="clear" w:color="auto" w:fill="FFFFFF"/>
         <w:contextualSpacing/>
@@ -6659,7 +6628,7 @@
         <w:t>mado digitalmente por</w:t>
       </w:r>
     </w:p>
-    <w:p ns2:paraId="4294BD45" ns2:textId="77777777">
+    <w:p>
       <w:pPr>
         <w:pStyle w:val="paragraph"/>
         <w:shd w:val="clear" w:color="auto" w:fill="FFFFFF"/>
@@ -6697,7 +6666,7 @@
         <w:t> </w:t>
       </w:r>
     </w:p>
-    <w:p ns2:paraId="5F2DCA78" ns2:textId="77777777">
+    <w:p>
       <w:pPr>
         <w:pStyle w:val="paragraph"/>
         <w:shd w:val="clear" w:color="auto" w:fill="FFFFFF"/>
@@ -6735,7 +6704,7 @@
         <w:t> </w:t>
       </w:r>
     </w:p>
-    <w:p ns2:paraId="03F6FD43" ns2:textId="3921795E">
+    <w:p>
       <w:pPr>
         <w:pStyle w:val="paragraph"/>
         <w:shd w:val="clear" w:color="auto" w:fill="FFFFFF"/>
@@ -6837,7 +6806,7 @@
         <w:t> </w:t>
       </w:r>
     </w:p>
-    <w:p ns2:paraId="04334BAB" ns2:textId="740B0C00">
+    <w:p>
       <w:pPr>
         <w:contextualSpacing/>
         <w:jc w:val="both"/>
@@ -6882,8 +6851,8 @@
       </w:r>
     </w:p>
     <w:sectPr>
-      <w:headerReference w:type="default" ns3:id="rId12"/>
-      <w:footerReference w:type="default" ns3:id="rId13"/>
+      <w:headerReference w:type="default" r:id="rId12"/>
+      <w:footerReference w:type="default" r:id="rId13"/>
       <w:pgSz w:w="11906" w:h="16838"/>
       <w:pgMar w:top="1417" w:right="1701" w:bottom="1417" w:left="1701" w:header="709" w:footer="709" w:gutter="0"/>
       <w:pgNumType w:start="1"/>
@@ -6894,7 +6863,7 @@
 </file>
 
 <file path=word/endnotes.xml><?xml version="1.0" encoding="utf-8"?>
-<w:endnotes xmlns:wpc="http://schemas.microsoft.com/office/word/2010/wordprocessingCanvas" xmlns:cx="http://schemas.microsoft.com/office/drawing/2014/chartex" xmlns:cx1="http://schemas.microsoft.com/office/drawing/2015/9/8/chartex" xmlns:cx2="http://schemas.microsoft.com/office/drawing/2015/10/21/chartex" xmlns:cx3="http://schemas.microsoft.com/office/drawing/2016/5/9/chartex" xmlns:cx4="http://schemas.microsoft.com/office/drawing/2016/5/10/chartex" xmlns:cx5="http://schemas.microsoft.com/office/drawing/2016/5/11/chartex" xmlns:cx6="http://schemas.microsoft.com/office/drawing/2016/5/12/chartex" xmlns:cx7="http://schemas.microsoft.com/office/drawing/2016/5/13/chartex" xmlns:cx8="http://schemas.microsoft.com/office/drawing/2016/5/14/chartex" xmlns:mc="http://schemas.openxmlformats.org/markup-compatibility/2006" xmlns:aink="http://schemas.microsoft.com/office/drawing/2016/ink" xmlns:am3d="http://schemas.microsoft.com/office/drawing/2017/model3d" xmlns:o="urn:schemas-microsoft-com:office:office" xmlns:oel="http://schemas.microsoft.com/office/2019/extlst" xmlns:r="http://schemas.openxmlformats.org/officeDocument/2006/relationships" xmlns:m="http://schemas.openxmlformats.org/officeDocument/2006/math" xmlns:v="urn:schemas-microsoft-com:vml" xmlns:wp14="http://schemas.microsoft.com/office/word/2010/wordprocessingDrawing" xmlns:wp="http://schemas.openxmlformats.org/drawingml/2006/wordprocessingDrawing" xmlns:w10="urn:schemas-microsoft-com:office:word" xmlns:w="http://schemas.openxmlformats.org/wordprocessingml/2006/main" xmlns:w14="http://schemas.microsoft.com/office/word/2010/wordml" xmlns:w15="http://schemas.microsoft.com/office/word/2012/wordml" xmlns:w16cex="http://schemas.microsoft.com/office/word/2018/wordml/cex" xmlns:w16cid="http://schemas.microsoft.com/office/word/2016/wordml/cid" xmlns:w16="http://schemas.microsoft.com/office/word/2018/wordml" xmlns:w16du="http://schemas.microsoft.com/office/word/2023/wordml/word16du" xmlns:w16sdtdh="http://schemas.microsoft.com/office/word/2020/wordml/sdtdatahash" xmlns:w16sdtfl="http://schemas.microsoft.com/office/word/2024/wordml/sdtformatlock" xmlns:w16se="http://schemas.microsoft.com/office/word/2015/wordml/symex" xmlns:wpg="http://schemas.microsoft.com/office/word/2010/wordprocessingGroup" xmlns:wpi="http://schemas.microsoft.com/office/word/2010/wordprocessingInk" xmlns:wne="http://schemas.microsoft.com/office/word/2006/wordml" xmlns:wps="http://schemas.microsoft.com/office/word/2010/wordprocessingShape" mc:Ignorable="w14 w15 w16se w16cid w16 w16cex w16sdtdh w16sdtfl w16du wp14">
+<w:endnotes xmlns:mc="http://schemas.openxmlformats.org/markup-compatibility/2006" xmlns:r="http://schemas.openxmlformats.org/officeDocument/2006/relationships" xmlns:w="http://schemas.openxmlformats.org/wordprocessingml/2006/main" xmlns:w14="http://schemas.microsoft.com/office/word/2010/wordml" xmlns:w15="http://schemas.microsoft.com/office/word/2012/wordml" xmlns:w16="http://schemas.microsoft.com/office/word/2018/wordml" xmlns:w16cex="http://schemas.microsoft.com/office/word/2018/wordml/cex" xmlns:w16cid="http://schemas.microsoft.com/office/word/2016/wordml/cid" xmlns:w16du="http://schemas.microsoft.com/office/word/2023/wordml/word16du" xmlns:w16sdtdh="http://schemas.microsoft.com/office/word/2020/wordml/sdtdatahash" xmlns:w16se="http://schemas.microsoft.com/office/word/2015/wordml/symex" xmlns:wp14="http://schemas.microsoft.com/office/word/2010/wordprocessingDrawing" mc:Ignorable="w14 w15 w16se w16cid w16 w16cex w16sdtdh w16du wp14">
   <w:endnote w:type="separator" w:id="-1">
     <w:p>
       <w:r>
@@ -6913,7 +6882,7 @@
 </file>
 
 <file path=word/footer1.xml><?xml version="1.0" encoding="utf-8"?>
-<w:ftr xmlns:wpc="http://schemas.microsoft.com/office/word/2010/wordprocessingCanvas" xmlns:cx="http://schemas.microsoft.com/office/drawing/2014/chartex" xmlns:cx1="http://schemas.microsoft.com/office/drawing/2015/9/8/chartex" xmlns:cx2="http://schemas.microsoft.com/office/drawing/2015/10/21/chartex" xmlns:cx3="http://schemas.microsoft.com/office/drawing/2016/5/9/chartex" xmlns:cx4="http://schemas.microsoft.com/office/drawing/2016/5/10/chartex" xmlns:cx5="http://schemas.microsoft.com/office/drawing/2016/5/11/chartex" xmlns:cx6="http://schemas.microsoft.com/office/drawing/2016/5/12/chartex" xmlns:cx7="http://schemas.microsoft.com/office/drawing/2016/5/13/chartex" xmlns:cx8="http://schemas.microsoft.com/office/drawing/2016/5/14/chartex" xmlns:mc="http://schemas.openxmlformats.org/markup-compatibility/2006" xmlns:aink="http://schemas.microsoft.com/office/drawing/2016/ink" xmlns:am3d="http://schemas.microsoft.com/office/drawing/2017/model3d" xmlns:o="urn:schemas-microsoft-com:office:office" xmlns:oel="http://schemas.microsoft.com/office/2019/extlst" xmlns:r="http://schemas.openxmlformats.org/officeDocument/2006/relationships" xmlns:m="http://schemas.openxmlformats.org/officeDocument/2006/math" xmlns:v="urn:schemas-microsoft-com:vml" xmlns:wp14="http://schemas.microsoft.com/office/word/2010/wordprocessingDrawing" xmlns:wp="http://schemas.openxmlformats.org/drawingml/2006/wordprocessingDrawing" xmlns:w10="urn:schemas-microsoft-com:office:word" xmlns:w="http://schemas.openxmlformats.org/wordprocessingml/2006/main" xmlns:w14="http://schemas.microsoft.com/office/word/2010/wordml" xmlns:w15="http://schemas.microsoft.com/office/word/2012/wordml" xmlns:w16cex="http://schemas.microsoft.com/office/word/2018/wordml/cex" xmlns:w16cid="http://schemas.microsoft.com/office/word/2016/wordml/cid" xmlns:w16="http://schemas.microsoft.com/office/word/2018/wordml" xmlns:w16du="http://schemas.microsoft.com/office/word/2023/wordml/word16du" xmlns:w16sdtdh="http://schemas.microsoft.com/office/word/2020/wordml/sdtdatahash" xmlns:w16sdtfl="http://schemas.microsoft.com/office/word/2024/wordml/sdtformatlock" xmlns:w16se="http://schemas.microsoft.com/office/word/2015/wordml/symex" xmlns:wpg="http://schemas.microsoft.com/office/word/2010/wordprocessingGroup" xmlns:wpi="http://schemas.microsoft.com/office/word/2010/wordprocessingInk" xmlns:wne="http://schemas.microsoft.com/office/word/2006/wordml" xmlns:wps="http://schemas.microsoft.com/office/word/2010/wordprocessingShape" mc:Ignorable="w14 w15 w16se w16cid w16 w16cex w16sdtdh w16sdtfl w16du wp14">
+<w:ftr xmlns:mc="http://schemas.openxmlformats.org/markup-compatibility/2006" xmlns:r="http://schemas.openxmlformats.org/officeDocument/2006/relationships" xmlns:w="http://schemas.openxmlformats.org/wordprocessingml/2006/main" xmlns:w14="http://schemas.microsoft.com/office/word/2010/wordml" xmlns:w15="http://schemas.microsoft.com/office/word/2012/wordml" xmlns:w16="http://schemas.microsoft.com/office/word/2018/wordml" xmlns:w16cex="http://schemas.microsoft.com/office/word/2018/wordml/cex" xmlns:w16cid="http://schemas.microsoft.com/office/word/2016/wordml/cid" xmlns:w16du="http://schemas.microsoft.com/office/word/2023/wordml/word16du" xmlns:w16sdtdh="http://schemas.microsoft.com/office/word/2020/wordml/sdtdatahash" xmlns:w16se="http://schemas.microsoft.com/office/word/2015/wordml/symex" xmlns:wp14="http://schemas.microsoft.com/office/word/2010/wordprocessingDrawing" mc:Ignorable="w14 w15 w16se w16cid w16 w16cex w16sdtdh w16du wp14">
   <w:p>
     <w:pPr>
       <w:pBdr>
@@ -7042,7 +7011,7 @@
 </file>
 
 <file path=word/footnotes.xml><?xml version="1.0" encoding="utf-8"?>
-<w:footnotes xmlns:wpc="http://schemas.microsoft.com/office/word/2010/wordprocessingCanvas" xmlns:cx="http://schemas.microsoft.com/office/drawing/2014/chartex" xmlns:cx1="http://schemas.microsoft.com/office/drawing/2015/9/8/chartex" xmlns:cx2="http://schemas.microsoft.com/office/drawing/2015/10/21/chartex" xmlns:cx3="http://schemas.microsoft.com/office/drawing/2016/5/9/chartex" xmlns:cx4="http://schemas.microsoft.com/office/drawing/2016/5/10/chartex" xmlns:cx5="http://schemas.microsoft.com/office/drawing/2016/5/11/chartex" xmlns:cx6="http://schemas.microsoft.com/office/drawing/2016/5/12/chartex" xmlns:cx7="http://schemas.microsoft.com/office/drawing/2016/5/13/chartex" xmlns:cx8="http://schemas.microsoft.com/office/drawing/2016/5/14/chartex" xmlns:mc="http://schemas.openxmlformats.org/markup-compatibility/2006" xmlns:aink="http://schemas.microsoft.com/office/drawing/2016/ink" xmlns:am3d="http://schemas.microsoft.com/office/drawing/2017/model3d" xmlns:o="urn:schemas-microsoft-com:office:office" xmlns:oel="http://schemas.microsoft.com/office/2019/extlst" xmlns:r="http://schemas.openxmlformats.org/officeDocument/2006/relationships" xmlns:m="http://schemas.openxmlformats.org/officeDocument/2006/math" xmlns:v="urn:schemas-microsoft-com:vml" xmlns:wp14="http://schemas.microsoft.com/office/word/2010/wordprocessingDrawing" xmlns:wp="http://schemas.openxmlformats.org/drawingml/2006/wordprocessingDrawing" xmlns:w10="urn:schemas-microsoft-com:office:word" xmlns:w="http://schemas.openxmlformats.org/wordprocessingml/2006/main" xmlns:w14="http://schemas.microsoft.com/office/word/2010/wordml" xmlns:w15="http://schemas.microsoft.com/office/word/2012/wordml" xmlns:w16cex="http://schemas.microsoft.com/office/word/2018/wordml/cex" xmlns:w16cid="http://schemas.microsoft.com/office/word/2016/wordml/cid" xmlns:w16="http://schemas.microsoft.com/office/word/2018/wordml" xmlns:w16du="http://schemas.microsoft.com/office/word/2023/wordml/word16du" xmlns:w16sdtdh="http://schemas.microsoft.com/office/word/2020/wordml/sdtdatahash" xmlns:w16sdtfl="http://schemas.microsoft.com/office/word/2024/wordml/sdtformatlock" xmlns:w16se="http://schemas.microsoft.com/office/word/2015/wordml/symex" xmlns:wpg="http://schemas.microsoft.com/office/word/2010/wordprocessingGroup" xmlns:wpi="http://schemas.microsoft.com/office/word/2010/wordprocessingInk" xmlns:wne="http://schemas.microsoft.com/office/word/2006/wordml" xmlns:wps="http://schemas.microsoft.com/office/word/2010/wordprocessingShape" mc:Ignorable="w14 w15 w16se w16cid w16 w16cex w16sdtdh w16sdtfl w16du wp14">
+<w:footnotes xmlns:mc="http://schemas.openxmlformats.org/markup-compatibility/2006" xmlns:r="http://schemas.openxmlformats.org/officeDocument/2006/relationships" xmlns:w="http://schemas.openxmlformats.org/wordprocessingml/2006/main" xmlns:w14="http://schemas.microsoft.com/office/word/2010/wordml" xmlns:w15="http://schemas.microsoft.com/office/word/2012/wordml" xmlns:w16="http://schemas.microsoft.com/office/word/2018/wordml" xmlns:w16cex="http://schemas.microsoft.com/office/word/2018/wordml/cex" xmlns:w16cid="http://schemas.microsoft.com/office/word/2016/wordml/cid" xmlns:w16du="http://schemas.microsoft.com/office/word/2023/wordml/word16du" xmlns:w16sdtdh="http://schemas.microsoft.com/office/word/2020/wordml/sdtdatahash" xmlns:w16se="http://schemas.microsoft.com/office/word/2015/wordml/symex" xmlns:wp14="http://schemas.microsoft.com/office/word/2010/wordprocessingDrawing" mc:Ignorable="w14 w15 w16se w16cid w16 w16cex w16sdtdh w16du wp14">
   <w:footnote w:type="separator" w:id="-1">
     <w:p>
       <w:r>
@@ -9567,24 +9536,94 @@
       </w:r>
     </w:p>
   </w:footnote>
-  <w:footnote w:id="13">
+  <w:footnote w:id="19">
     <w:p>
       <w:pPr>
         <w:pStyle w:val="Textonotapie"/>
         <w:ind w:left="567" w:hanging="567"/>
         <w:jc w:val="both"/>
-        <w:rPr>
-          <w:rFonts w:ascii="Arial Narrow" w:eastAsia="Arial Narrow" w:hAnsi="Arial Narrow" w:cs="Arial"/>
+      </w:pPr>
+      <w:r>
+        <w:rPr>
+          <w:rStyle w:val="Refdenotaalpie"/>
+          <w:rFonts w:ascii="Arial Narrow" w:hAnsi="Arial Narrow"/>
+          <w:color w:val="000000" w:themeColor="text1"/>
+          <w:sz w:val="16"/>
+          <w:szCs w:val="16"/>
+          <w:vertAlign w:val="superscript"/>
+        </w:rPr>
+        <w:footnoteRef/>
+      </w:r>
+      <w:r>
+        <w:rPr>
+          <w:rFonts w:ascii="Arial Narrow" w:hAnsi="Arial Narrow"/>
+          <w:color w:val="000000" w:themeColor="text1"/>
+          <w:sz w:val="16"/>
+          <w:szCs w:val="16"/>
+        </w:rPr>
+        <w:tab/>
+      </w:r>
+      <w:r>
+        <w:rPr>
+          <w:rFonts w:ascii="Arial Narrow" w:hAnsi="Arial Narrow"/>
           <w:b/>
           <w:bCs/>
-          <w:sz w:val="16"/>
-          <w:szCs w:val="16"/>
-        </w:rPr>
+          <w:color w:val="000000" w:themeColor="text1"/>
+          <w:sz w:val="16"/>
+          <w:szCs w:val="16"/>
+        </w:rPr>
+        <w:t xml:space="preserve">DECRETO LEGISLATIVO 807, LEY SOBRE FACULTADES, NORMAS Y ORGANIZACIÓN DEL INDECOPI, publicado el 18 de abril de 1996</w:t>
+      </w:r>
+    </w:p>
+    <w:p>
+      <w:pPr>
+        <w:pStyle w:val="Textonotapie"/>
+        <w:ind w:left="567" w:hanging="567"/>
+        <w:jc w:val="both"/>
+      </w:pPr>
+      <w:r>
+        <w:rPr>
+          <w:rFonts w:ascii="Arial Narrow" w:hAnsi="Arial Narrow"/>
+          <w:color w:val="000000" w:themeColor="text1"/>
+          <w:sz w:val="16"/>
+          <w:szCs w:val="16"/>
+        </w:rPr>
+        <w:tab/>
+      </w:r>
+      <w:r>
+        <w:rPr>
+          <w:rFonts w:ascii="Arial Narrow" w:hAnsi="Arial Narrow"/>
+          <w:b/>
+          <w:bCs/>
+          <w:color w:val="000000" w:themeColor="text1"/>
+          <w:sz w:val="16"/>
+          <w:szCs w:val="16"/>
+        </w:rPr>
+        <w:t xml:space="preserve">Artículo 26.-</w:t>
+      </w:r>
+      <w:r>
+        <w:rPr>
+          <w:rFonts w:ascii="Arial Narrow" w:hAnsi="Arial Narrow"/>
+          <w:color w:val="000000" w:themeColor="text1"/>
+          <w:sz w:val="16"/>
+          <w:szCs w:val="16"/>
+        </w:rPr>
+        <w:t xml:space="preserve"> Una vez admitida a trámite la denuncia, se correrá traslado de la misma al denunciado, a fin de que éste presente su descargo. El plazo para la presentación del descargo será de cinco (5) días contados desde la notificación, vencido el cual, el Secretario Técnico declarará en rebeldía al denunciado que no lo hubiera presentado.</w:t>
+      </w:r>
+    </w:p>
+  </w:footnote>
+  <w:footnote w:id="20">
+    <w:p>
+      <w:pPr>
+        <w:pStyle w:val="Textonotapie"/>
+        <w:ind w:left="567" w:hanging="567"/>
+        <w:jc w:val="both"/>
       </w:pPr>
       <w:r>
         <w:rPr>
           <w:rStyle w:val="Refdenotaalpie"/>
-          <w:rFonts w:ascii="Arial Narrow" w:eastAsia="Arial Narrow" w:hAnsi="Arial Narrow" w:cs="Arial"/>
+          <w:rFonts w:ascii="Arial Narrow" w:hAnsi="Arial Narrow"/>
+          <w:color w:val="000000" w:themeColor="text1"/>
           <w:sz w:val="16"/>
           <w:szCs w:val="16"/>
           <w:vertAlign w:val="superscript"/>
@@ -9593,25 +9632,35 @@
       </w:r>
       <w:r>
         <w:rPr>
-          <w:rFonts w:ascii="Arial Narrow" w:eastAsia="Arial Narrow" w:hAnsi="Arial Narrow" w:cs="Arial"/>
+          <w:rFonts w:ascii="Arial Narrow" w:hAnsi="Arial Narrow"/>
+          <w:color w:val="000000" w:themeColor="text1"/>
+          <w:sz w:val="16"/>
+          <w:szCs w:val="16"/>
+        </w:rPr>
+        <w:tab/>
+      </w:r>
+      <w:r>
+        <w:rPr>
+          <w:rFonts w:ascii="Arial Narrow" w:hAnsi="Arial Narrow"/>
           <w:b/>
           <w:bCs/>
-          <w:sz w:val="16"/>
-          <w:szCs w:val="16"/>
-        </w:rPr>
-        <w:t xml:space="preserve"> </w:t>
-      </w:r>
-      <w:r>
-        <w:rPr>
-          <w:rFonts w:ascii="Arial Narrow" w:hAnsi="Arial Narrow" w:cs="Arial"/>
-          <w:sz w:val="16"/>
-          <w:szCs w:val="16"/>
-        </w:rPr>
-        <w:t xml:space="preserve"> </w:t>
-      </w:r>
-      <w:r>
-        <w:rPr>
-          <w:rFonts w:ascii="Arial Narrow" w:hAnsi="Arial Narrow" w:cs="Arial"/>
+          <w:color w:val="000000" w:themeColor="text1"/>
+          <w:sz w:val="16"/>
+          <w:szCs w:val="16"/>
+        </w:rPr>
+        <w:t xml:space="preserve">DECRETO SUPREMO 006-2026-JUS, TEXTO ÚNICO ORDENADO DE LA LEY 27444, LEY DEL PROCEDIMIENTO ADMINISTRATIVO GENERAL, publicado el 30 de abril de 2026</w:t>
+      </w:r>
+    </w:p>
+    <w:p>
+      <w:pPr>
+        <w:pStyle w:val="Textonotapie"/>
+        <w:ind w:left="567" w:hanging="567"/>
+        <w:jc w:val="both"/>
+      </w:pPr>
+      <w:r>
+        <w:rPr>
+          <w:rFonts w:ascii="Arial Narrow" w:hAnsi="Arial Narrow"/>
+          <w:color w:val="000000" w:themeColor="text1"/>
           <w:sz w:val="16"/>
           <w:szCs w:val="16"/>
         </w:rPr>
@@ -9619,90 +9668,40 @@
       </w:r>
       <w:r>
         <w:rPr>
-          <w:rFonts w:ascii="Arial Narrow" w:eastAsia="Arial Narrow" w:hAnsi="Arial Narrow" w:cs="Arial"/>
+          <w:rFonts w:ascii="Arial Narrow" w:hAnsi="Arial Narrow"/>
           <w:b/>
           <w:bCs/>
-          <w:sz w:val="16"/>
-          <w:szCs w:val="16"/>
-        </w:rPr>
-        <w:t>TEXTO ÚNICO ORDENADO DE LA LEY 27444, LEY DE PROCEDIMIENTO ADMINISTRATIVO GENERAL, aprobado por el Decreto Supremo 006-2026-JUS</w:t>
+          <w:color w:val="000000" w:themeColor="text1"/>
+          <w:sz w:val="16"/>
+          <w:szCs w:val="16"/>
+        </w:rPr>
+        <w:t xml:space="preserve">Artículo 223.- Contestación de la reclamación</w:t>
       </w:r>
     </w:p>
     <w:p>
       <w:pPr>
         <w:pStyle w:val="Textonotapie"/>
-        <w:ind w:firstLine="567"/>
-        <w:jc w:val="both"/>
-        <w:rPr>
-          <w:rFonts w:ascii="Arial Narrow" w:hAnsi="Arial Narrow" w:cs="Arial"/>
-          <w:b/>
-          <w:bCs/>
-          <w:sz w:val="16"/>
-          <w:szCs w:val="16"/>
-        </w:rPr>
-      </w:pPr>
-      <w:r>
-        <w:rPr>
-          <w:rFonts w:ascii="Arial Narrow" w:eastAsia="Arial Narrow" w:hAnsi="Arial Narrow" w:cs="Arial"/>
-          <w:b/>
-          <w:bCs/>
-          <w:sz w:val="16"/>
-          <w:szCs w:val="16"/>
-        </w:rPr>
-        <w:t>233.- Contestación de la reclamación</w:t>
-      </w:r>
-    </w:p>
-    <w:p>
-      <w:pPr>
-        <w:pStyle w:val="Textonotapie"/>
-        <w:ind w:firstLine="567"/>
-        <w:jc w:val="both"/>
-        <w:rPr>
-          <w:rFonts w:ascii="Arial Narrow" w:eastAsia="Arial Narrow" w:hAnsi="Arial Narrow" w:cs="Arial"/>
-          <w:sz w:val="16"/>
-          <w:szCs w:val="16"/>
-        </w:rPr>
-      </w:pPr>
-      <w:r>
-        <w:rPr>
-          <w:rFonts w:ascii="Arial Narrow" w:eastAsia="Arial Narrow" w:hAnsi="Arial Narrow" w:cs="Arial"/>
-          <w:sz w:val="16"/>
-          <w:szCs w:val="16"/>
-        </w:rPr>
-        <w:t>233.1 “(…) Las alegaciones y los hechos relevantes de la reclamación, salvo que hayan sido específicamente negadas en la contestación,</w:t>
-      </w:r>
-    </w:p>
-    <w:p>
-      <w:pPr>
-        <w:pStyle w:val="Textonotapie"/>
-        <w:ind w:firstLine="567"/>
-        <w:jc w:val="both"/>
-        <w:rPr>
-          <w:rFonts w:ascii="Arial Narrow" w:eastAsia="Arial Narrow" w:hAnsi="Arial Narrow" w:cs="Arial"/>
-          <w:sz w:val="16"/>
-          <w:szCs w:val="16"/>
-        </w:rPr>
-      </w:pPr>
-      <w:r>
-        <w:rPr>
-          <w:rFonts w:ascii="Arial Narrow" w:eastAsia="Arial Narrow" w:hAnsi="Arial Narrow" w:cs="Arial"/>
-          <w:sz w:val="16"/>
-          <w:szCs w:val="16"/>
-        </w:rPr>
-        <w:t>se tendrán por aceptadas o merituadas como ciertas”.</w:t>
-      </w:r>
-    </w:p>
-    <w:p>
-      <w:pPr>
-        <w:pStyle w:val="Textonotapie"/>
-        <w:ind w:firstLine="567"/>
-        <w:jc w:val="both"/>
-        <w:rPr>
-          <w:rFonts w:ascii="Arial Narrow" w:hAnsi="Arial Narrow" w:cs="Arial"/>
-          <w:sz w:val="16"/>
-          <w:szCs w:val="16"/>
-        </w:rPr>
-      </w:pPr>
+        <w:ind w:left="567" w:hanging="567"/>
+        <w:jc w:val="both"/>
+      </w:pPr>
+      <w:r>
+        <w:rPr>
+          <w:rFonts w:ascii="Arial Narrow" w:hAnsi="Arial Narrow"/>
+          <w:color w:val="000000" w:themeColor="text1"/>
+          <w:sz w:val="16"/>
+          <w:szCs w:val="16"/>
+        </w:rPr>
+        <w:tab/>
+      </w:r>
+      <w:r>
+        <w:rPr>
+          <w:rFonts w:ascii="Arial Narrow" w:hAnsi="Arial Narrow"/>
+          <w:color w:val="000000" w:themeColor="text1"/>
+          <w:sz w:val="16"/>
+          <w:szCs w:val="16"/>
+        </w:rPr>
+        <w:t xml:space="preserve">223.1 El reclamado deberá presentar la contestación de la reclamación dentro de los quince (15) días posteriores a la notificación de ésta; vencido este plazo, la Administración declarará en rebeldía al reclamado que no la hubiera presentado. La contestación deberá contener los requisitos de los escritos previstos en el artículo 113 de la presente Ley, así como la absolución de todos los asuntos controvertidos de hecho y de derecho, Las alegaciones y los hechos relevantes de la reclamación, salvo que hayan sido específicamente negadas en la contestación, se tendrán por aceptadas o merituadas como ciertas.</w:t>
+      </w:r>
     </w:p>
   </w:footnote>
   <w:footnote w:id="14">
@@ -11333,11 +11332,149 @@
       </w:pPr>
     </w:p>
   </w:footnote>
+  <w:footnote w:id="13">
+    <w:p>
+      <w:pPr>
+        <w:pStyle w:val="Textonotapie"/>
+        <w:ind w:left="567" w:hanging="567"/>
+        <w:jc w:val="both"/>
+        <w:rPr>
+          <w:rFonts w:ascii="Arial Narrow" w:eastAsia="Arial Narrow" w:hAnsi="Arial Narrow" w:cs="Arial"/>
+          <w:b/>
+          <w:bCs/>
+          <w:sz w:val="16"/>
+          <w:szCs w:val="16"/>
+        </w:rPr>
+      </w:pPr>
+      <w:r>
+        <w:rPr>
+          <w:rStyle w:val="Refdenotaalpie"/>
+          <w:rFonts w:ascii="Arial Narrow" w:eastAsia="Arial Narrow" w:hAnsi="Arial Narrow" w:cs="Arial"/>
+          <w:sz w:val="16"/>
+          <w:szCs w:val="16"/>
+          <w:vertAlign w:val="superscript"/>
+        </w:rPr>
+        <w:footnoteRef/>
+      </w:r>
+      <w:r>
+        <w:rPr>
+          <w:rFonts w:ascii="Arial Narrow" w:eastAsia="Arial Narrow" w:hAnsi="Arial Narrow" w:cs="Arial"/>
+          <w:b/>
+          <w:bCs/>
+          <w:sz w:val="16"/>
+          <w:szCs w:val="16"/>
+        </w:rPr>
+        <w:t xml:space="preserve"> </w:t>
+      </w:r>
+      <w:r>
+        <w:rPr>
+          <w:rFonts w:ascii="Arial Narrow" w:hAnsi="Arial Narrow" w:cs="Arial"/>
+          <w:sz w:val="16"/>
+          <w:szCs w:val="16"/>
+        </w:rPr>
+        <w:t xml:space="preserve"> </w:t>
+      </w:r>
+      <w:r>
+        <w:rPr>
+          <w:rFonts w:ascii="Arial Narrow" w:hAnsi="Arial Narrow" w:cs="Arial"/>
+          <w:sz w:val="16"/>
+          <w:szCs w:val="16"/>
+        </w:rPr>
+        <w:tab/>
+      </w:r>
+      <w:r>
+        <w:rPr>
+          <w:rFonts w:ascii="Arial Narrow" w:eastAsia="Arial Narrow" w:hAnsi="Arial Narrow" w:cs="Arial"/>
+          <w:b/>
+          <w:bCs/>
+          <w:sz w:val="16"/>
+          <w:szCs w:val="16"/>
+        </w:rPr>
+        <w:t>TEXTO ÚNICO ORDENADO DE LA LEY 27444, LEY DE PROCEDIMIENTO ADMINISTRATIVO GENERAL, aprobado por el Decreto Supremo 006-2026-JUS</w:t>
+      </w:r>
+    </w:p>
+    <w:p>
+      <w:pPr>
+        <w:pStyle w:val="Textonotapie"/>
+        <w:ind w:firstLine="567"/>
+        <w:jc w:val="both"/>
+        <w:rPr>
+          <w:rFonts w:ascii="Arial Narrow" w:hAnsi="Arial Narrow" w:cs="Arial"/>
+          <w:b/>
+          <w:bCs/>
+          <w:sz w:val="16"/>
+          <w:szCs w:val="16"/>
+        </w:rPr>
+      </w:pPr>
+      <w:r>
+        <w:rPr>
+          <w:rFonts w:ascii="Arial Narrow" w:eastAsia="Arial Narrow" w:hAnsi="Arial Narrow" w:cs="Arial"/>
+          <w:b/>
+          <w:bCs/>
+          <w:sz w:val="16"/>
+          <w:szCs w:val="16"/>
+        </w:rPr>
+        <w:t>233.- Contestación de la reclamación</w:t>
+      </w:r>
+    </w:p>
+    <w:p>
+      <w:pPr>
+        <w:pStyle w:val="Textonotapie"/>
+        <w:ind w:firstLine="567"/>
+        <w:jc w:val="both"/>
+        <w:rPr>
+          <w:rFonts w:ascii="Arial Narrow" w:eastAsia="Arial Narrow" w:hAnsi="Arial Narrow" w:cs="Arial"/>
+          <w:sz w:val="16"/>
+          <w:szCs w:val="16"/>
+        </w:rPr>
+      </w:pPr>
+      <w:r>
+        <w:rPr>
+          <w:rFonts w:ascii="Arial Narrow" w:eastAsia="Arial Narrow" w:hAnsi="Arial Narrow" w:cs="Arial"/>
+          <w:sz w:val="16"/>
+          <w:szCs w:val="16"/>
+        </w:rPr>
+        <w:t>233.1 “(…) Las alegaciones y los hechos relevantes de la reclamación, salvo que hayan sido específicamente negadas en la contestación,</w:t>
+      </w:r>
+    </w:p>
+    <w:p>
+      <w:pPr>
+        <w:pStyle w:val="Textonotapie"/>
+        <w:ind w:firstLine="567"/>
+        <w:jc w:val="both"/>
+        <w:rPr>
+          <w:rFonts w:ascii="Arial Narrow" w:eastAsia="Arial Narrow" w:hAnsi="Arial Narrow" w:cs="Arial"/>
+          <w:sz w:val="16"/>
+          <w:szCs w:val="16"/>
+        </w:rPr>
+      </w:pPr>
+      <w:r>
+        <w:rPr>
+          <w:rFonts w:ascii="Arial Narrow" w:eastAsia="Arial Narrow" w:hAnsi="Arial Narrow" w:cs="Arial"/>
+          <w:sz w:val="16"/>
+          <w:szCs w:val="16"/>
+        </w:rPr>
+        <w:t>se tendrán por aceptadas o merituadas como ciertas”.</w:t>
+      </w:r>
+    </w:p>
+    <w:p>
+      <w:pPr>
+        <w:pStyle w:val="Textonotapie"/>
+        <w:ind w:firstLine="567"/>
+        <w:jc w:val="both"/>
+        <w:rPr>
+          <w:rFonts w:ascii="Arial Narrow" w:hAnsi="Arial Narrow" w:cs="Arial"/>
+          <w:sz w:val="16"/>
+          <w:szCs w:val="16"/>
+        </w:rPr>
+      </w:pPr>
+    </w:p>
+  </w:footnote>
 </w:footnotes>
 </file>
 
 <file path=word/header1.xml><?xml version="1.0" encoding="utf-8"?>
-<w:hdr xmlns:wpc="http://schemas.microsoft.com/office/word/2010/wordprocessingCanvas" xmlns:cx="http://schemas.microsoft.com/office/drawing/2014/chartex" xmlns:cx1="http://schemas.microsoft.com/office/drawing/2015/9/8/chartex" xmlns:cx2="http://schemas.microsoft.com/office/drawing/2015/10/21/chartex" xmlns:cx3="http://schemas.microsoft.com/office/drawing/2016/5/9/chartex" xmlns:cx4="http://schemas.microsoft.com/office/drawing/2016/5/10/chartex" xmlns:cx5="http://schemas.microsoft.com/office/drawing/2016/5/11/chartex" xmlns:cx6="http://schemas.microsoft.com/office/drawing/2016/5/12/chartex" xmlns:cx7="http://schemas.microsoft.com/office/drawing/2016/5/13/chartex" xmlns:cx8="http://schemas.microsoft.com/office/drawing/2016/5/14/chartex" xmlns:mc="http://schemas.openxmlformats.org/markup-compatibility/2006" xmlns:aink="http://schemas.microsoft.com/office/drawing/2016/ink" xmlns:am3d="http://schemas.microsoft.com/office/drawing/2017/model3d" xmlns:o="urn:schemas-microsoft-com:office:office" xmlns:oel="http://schemas.microsoft.com/office/2019/extlst" xmlns:r="http://schemas.openxmlformats.org/officeDocument/2006/relationships" xmlns:m="http://schemas.openxmlformats.org/officeDocument/2006/math" xmlns:v="urn:schemas-microsoft-com:vml" xmlns:wp14="http://schemas.microsoft.com/office/word/2010/wordprocessingDrawing" xmlns:wp="http://schemas.openxmlformats.org/drawingml/2006/wordprocessingDrawing" xmlns:w10="urn:schemas-microsoft-com:office:word" xmlns:w="http://schemas.openxmlformats.org/wordprocessingml/2006/main" xmlns:w14="http://schemas.microsoft.com/office/word/2010/wordml" xmlns:w15="http://schemas.microsoft.com/office/word/2012/wordml" xmlns:w16cex="http://schemas.microsoft.com/office/word/2018/wordml/cex" xmlns:w16cid="http://schemas.microsoft.com/office/word/2016/wordml/cid" xmlns:w16="http://schemas.microsoft.com/office/word/2018/wordml" xmlns:w16du="http://schemas.microsoft.com/office/word/2023/wordml/word16du" xmlns:w16sdtdh="http://schemas.microsoft.com/office/word/2020/wordml/sdtdatahash" xmlns:w16sdtfl="http://schemas.microsoft.com/office/word/2024/wordml/sdtformatlock" xmlns:w16se="http://schemas.microsoft.com/office/word/2015/wordml/symex" xmlns:wpg="http://schemas.microsoft.com/office/word/2010/wordprocessingGroup" xmlns:wpi="http://schemas.microsoft.com/office/word/2010/wordprocessingInk" xmlns:wne="http://schemas.microsoft.com/office/word/2006/wordml" xmlns:wps="http://schemas.microsoft.com/office/word/2010/wordprocessingShape" mc:Ignorable="w14 w15 w16se w16cid w16 w16cex w16sdtdh w16sdtfl w16du wp14">
+<w:hdr xmlns:a="http://schemas.openxmlformats.org/drawingml/2006/main" xmlns:mc="http://schemas.openxmlformats.org/markup-compatibility/2006" xmlns:pic="http://schemas.openxmlformats.org/drawingml/2006/picture" xmlns:r="http://schemas.openxmlformats.org/officeDocument/2006/relationships" xmlns:w="http://schemas.openxmlformats.org/wordprocessingml/2006/main" xmlns:w14="http://schemas.microsoft.com/office/word/2010/wordml" xmlns:w15="http://schemas.microsoft.com/office/word/2012/wordml" xmlns:w16="http://schemas.microsoft.com/office/word/2018/wordml" xmlns:w16cex="http://schemas.microsoft.com/office/word/2018/wordml/cex" xmlns:w16cid="http://schemas.microsoft.com/office/word/2016/wordml/cid" xmlns:w16du="http://schemas.microsoft.com/office/word/2023/wordml/word16du" xmlns:w16sdtdh="http://schemas.microsoft.com/office/word/2020/wordml/sdtdatahash" xmlns:w16se="http://schemas.microsoft.com/office/word/2015/wordml/symex" xmlns:wp="http://schemas.openxmlformats.org/drawingml/2006/wordprocessingDrawing" xmlns:wp14="http://schemas.microsoft.com/office/word/2010/wordprocessingDrawing" mc:Ignorable="w14 w15 w16se w16cid w16 w16cex w16sdtdh w16du wp14">
   <w:p>
     <w:pPr>
       <w:widowControl w:val="0"/>

--- a/plantillas_maestras/01_seguro_vehicular/negativa_cobertura/2_o_mas_ddos_varios/mujer/TPL_0592_2026_SEGURO_VEHICULAR_NEGATIVA_COBERTURA_ASEGURADORA_MUJER_R0107.docx
+++ b/plantillas_maestras/01_seguro_vehicular/negativa_cobertura/2_o_mas_ddos_varios/mujer/TPL_0592_2026_SEGURO_VEHICULAR_NEGATIVA_COBERTURA_ASEGURADORA_MUJER_R0107.docx
@@ -651,7 +651,7 @@
       </w:r>
       <w:r>
         <w:rPr>
-          <w:rFonts w:ascii="Arial Narrow" w:hAnsi="Arial Narrow"/>
+          <w:rFonts w:ascii="Arial Narrow" w:eastAsia="Arial Narrow" w:hAnsi="Arial Narrow" w:cs="Arial Narrow"/>
           <w:sz w:val="22"/>
           <w:szCs w:val="22"/>
         </w:rPr>
@@ -708,7 +708,7 @@
       <w:r>
         <w:rPr>
           <w:rStyle w:val="Refdenotaalpie"/>
-          <w:rFonts w:ascii="Arial Narrow" w:hAnsi="Arial Narrow"/>
+          <w:rFonts w:ascii="Arial Narrow" w:eastAsia="Arial Narrow" w:hAnsi="Arial Narrow" w:cs="Arial Narrow"/>
           <w:sz w:val="22"/>
           <w:szCs w:val="22"/>
           <w:lang w:eastAsia="es-ES"/>
@@ -718,7 +718,7 @@
       </w:r>
       <w:r>
         <w:rPr>
-          <w:rFonts w:ascii="Arial Narrow" w:hAnsi="Arial Narrow"/>
+          <w:rFonts w:ascii="Arial Narrow" w:eastAsia="Arial Narrow" w:hAnsi="Arial Narrow" w:cs="Arial Narrow"/>
           <w:sz w:val="22"/>
           <w:szCs w:val="22"/>
         </w:rPr>
@@ -1714,7 +1714,7 @@
         <w:ind w:left="567" w:hanging="567"/>
         <w:jc w:val="both"/>
         <w:rPr>
-          <w:rFonts w:ascii="Arial Narrow" w:hAnsi="Arial Narrow"/>
+          <w:rFonts w:ascii="Arial Narrow" w:eastAsia="Arial Narrow" w:hAnsi="Arial Narrow" w:cs="Arial Narrow"/>
           <w:sz w:val="22"/>
           <w:szCs w:val="22"/>
           <w:lang w:eastAsia="es-ES"/>
@@ -1730,7 +1730,7 @@
       </w:r>
       <w:r>
         <w:rPr>
-          <w:rFonts w:ascii="Arial Narrow" w:hAnsi="Arial Narrow"/>
+          <w:rFonts w:ascii="Arial Narrow" w:eastAsia="Arial Narrow" w:hAnsi="Arial Narrow" w:cs="Arial Narrow"/>
           <w:sz w:val="22"/>
           <w:szCs w:val="22"/>
           <w:lang w:eastAsia="es-ES"/>
@@ -1739,7 +1739,7 @@
       </w:r>
       <w:r>
         <w:rPr>
-          <w:rFonts w:ascii="Arial Narrow" w:hAnsi="Arial Narrow"/>
+          <w:rFonts w:ascii="Arial Narrow" w:eastAsia="Arial Narrow" w:hAnsi="Arial Narrow" w:cs="Arial Narrow"/>
           <w:sz w:val="22"/>
           <w:szCs w:val="22"/>
           <w:lang w:eastAsia="es-ES"/>
@@ -1748,7 +1748,7 @@
       </w:r>
       <w:r>
         <w:rPr>
-          <w:rFonts w:ascii="Arial Narrow" w:hAnsi="Arial Narrow"/>
+          <w:rFonts w:ascii="Arial Narrow" w:eastAsia="Arial Narrow" w:hAnsi="Arial Narrow" w:cs="Arial Narrow"/>
           <w:sz w:val="22"/>
           <w:szCs w:val="22"/>
           <w:lang w:eastAsia="es-ES"/>
@@ -1757,7 +1757,7 @@
       </w:r>
       <w:r>
         <w:rPr>
-          <w:rFonts w:ascii="Arial Narrow" w:hAnsi="Arial Narrow"/>
+          <w:rFonts w:ascii="Arial Narrow" w:eastAsia="Arial Narrow" w:hAnsi="Arial Narrow" w:cs="Arial Narrow"/>
           <w:sz w:val="22"/>
           <w:szCs w:val="22"/>
           <w:lang w:eastAsia="es-ES"/>
@@ -1766,7 +1766,7 @@
       </w:r>
       <w:r>
         <w:rPr>
-          <w:rFonts w:ascii="Arial Narrow" w:hAnsi="Arial Narrow"/>
+          <w:rFonts w:ascii="Arial Narrow" w:eastAsia="Arial Narrow" w:hAnsi="Arial Narrow" w:cs="Arial Narrow"/>
           <w:sz w:val="22"/>
           <w:szCs w:val="22"/>
           <w:lang w:eastAsia="es-ES"/>
@@ -1775,7 +1775,7 @@
       </w:r>
       <w:r>
         <w:rPr>
-          <w:rFonts w:ascii="Arial Narrow" w:hAnsi="Arial Narrow"/>
+          <w:rFonts w:ascii="Arial Narrow" w:eastAsia="Arial Narrow" w:hAnsi="Arial Narrow" w:cs="Arial Narrow"/>
           <w:sz w:val="22"/>
           <w:szCs w:val="22"/>
           <w:lang w:eastAsia="es-ES"/>
@@ -1816,7 +1816,7 @@
       </w:r>
       <w:r>
         <w:rPr>
-          <w:rFonts w:ascii="Arial Narrow" w:hAnsi="Arial Narrow"/>
+          <w:rFonts w:ascii="Arial Narrow" w:eastAsia="Arial Narrow" w:hAnsi="Arial Narrow" w:cs="Arial Narrow"/>
           <w:sz w:val="22"/>
           <w:szCs w:val="22"/>
           <w:lang w:eastAsia="es-ES"/>
@@ -1825,7 +1825,7 @@
       </w:r>
       <w:r>
         <w:rPr>
-          <w:rFonts w:ascii="Arial Narrow" w:hAnsi="Arial Narrow"/>
+          <w:rFonts w:ascii="Arial Narrow" w:eastAsia="Arial Narrow" w:hAnsi="Arial Narrow" w:cs="Arial Narrow"/>
           <w:sz w:val="22"/>
           <w:szCs w:val="22"/>
           <w:lang w:eastAsia="es-ES"/>
@@ -1834,7 +1834,7 @@
       </w:r>
       <w:r>
         <w:rPr>
-          <w:rFonts w:ascii="Arial Narrow" w:hAnsi="Arial Narrow"/>
+          <w:rFonts w:ascii="Arial Narrow" w:eastAsia="Arial Narrow" w:hAnsi="Arial Narrow" w:cs="Arial Narrow"/>
           <w:sz w:val="22"/>
           <w:szCs w:val="22"/>
           <w:lang w:eastAsia="es-ES"/>
@@ -1843,7 +1843,7 @@
       </w:r>
       <w:r>
         <w:rPr>
-          <w:rFonts w:ascii="Arial Narrow" w:hAnsi="Arial Narrow"/>
+          <w:rFonts w:ascii="Arial Narrow" w:eastAsia="Arial Narrow" w:hAnsi="Arial Narrow" w:cs="Arial Narrow"/>
           <w:sz w:val="22"/>
           <w:szCs w:val="22"/>
           <w:lang w:eastAsia="es-ES"/>
@@ -1852,7 +1852,7 @@
       </w:r>
       <w:r>
         <w:rPr>
-          <w:rFonts w:ascii="Arial Narrow" w:hAnsi="Arial Narrow"/>
+          <w:rFonts w:ascii="Arial Narrow" w:eastAsia="Arial Narrow" w:hAnsi="Arial Narrow" w:cs="Arial Narrow"/>
           <w:sz w:val="22"/>
           <w:szCs w:val="22"/>
           <w:lang w:eastAsia="es-ES"/>
@@ -1861,7 +1861,7 @@
       </w:r>
       <w:r>
         <w:rPr>
-          <w:rFonts w:ascii="Arial Narrow" w:hAnsi="Arial Narrow" w:cs="Arial"/>
+          <w:rFonts w:ascii="Arial Narrow" w:eastAsia="Arial Narrow" w:hAnsi="Arial Narrow" w:cs="Arial Narrow"/>
           <w:color w:val="000000"/>
           <w:sz w:val="22"/>
           <w:szCs w:val="22"/>
@@ -1898,15 +1898,15 @@
         <w:ind w:left="567" w:hanging="567"/>
         <w:jc w:val="both"/>
         <w:rPr>
-          <w:rFonts w:ascii="Arial Narrow" w:eastAsia="Arial" w:hAnsi="Arial Narrow" w:cs="Arial"/>
-          <w:b/>
-          <w:sz w:val="22"/>
-          <w:szCs w:val="22"/>
-        </w:rPr>
-      </w:pPr>
-      <w:r>
-        <w:rPr>
-          <w:rFonts w:ascii="Arial Narrow" w:eastAsia="Arial" w:hAnsi="Arial Narrow" w:cs="Arial"/>
+          <w:rFonts w:ascii="Arial Narrow" w:eastAsia="Arial Narrow" w:hAnsi="Arial Narrow" w:cs="Arial Narrow"/>
+          <w:b/>
+          <w:sz w:val="22"/>
+          <w:szCs w:val="22"/>
+        </w:rPr>
+      </w:pPr>
+      <w:r>
+        <w:rPr>
+          <w:rFonts w:ascii="Arial Narrow" w:eastAsia="Arial Narrow" w:hAnsi="Arial Narrow" w:cs="Arial Narrow"/>
           <w:b/>
           <w:sz w:val="22"/>
           <w:szCs w:val="22"/>
@@ -1920,7 +1920,7 @@
         <w:ind w:left="567"/>
         <w:jc w:val="both"/>
         <w:rPr>
-          <w:rFonts w:ascii="Arial Narrow" w:eastAsia="Arial" w:hAnsi="Arial Narrow" w:cs="Arial"/>
+          <w:rFonts w:ascii="Arial Narrow" w:eastAsia="Arial Narrow" w:hAnsi="Arial Narrow" w:cs="Arial Narrow"/>
           <w:b/>
           <w:sz w:val="22"/>
           <w:szCs w:val="22"/>
@@ -1937,14 +1937,14 @@
         <w:ind w:left="567" w:hanging="567"/>
         <w:jc w:val="both"/>
         <w:rPr>
-          <w:rFonts w:ascii="Arial Narrow" w:hAnsi="Arial Narrow"/>
-          <w:sz w:val="22"/>
-          <w:szCs w:val="22"/>
-        </w:rPr>
-      </w:pPr>
-      <w:r>
-        <w:rPr>
-          <w:rFonts w:ascii="Arial Narrow" w:hAnsi="Arial Narrow"/>
+          <w:rFonts w:ascii="Arial Narrow" w:eastAsia="Arial Narrow" w:hAnsi="Arial Narrow" w:cs="Arial Narrow"/>
+          <w:sz w:val="22"/>
+          <w:szCs w:val="22"/>
+        </w:rPr>
+      </w:pPr>
+      <w:r>
+        <w:rPr>
+          <w:rFonts w:ascii="Arial Narrow" w:eastAsia="Arial Narrow" w:hAnsi="Arial Narrow" w:cs="Arial Narrow"/>
           <w:sz w:val="22"/>
           <w:szCs w:val="22"/>
         </w:rPr>
@@ -1953,7 +1953,7 @@
       <w:r>
         <w:rPr>
           <w:rStyle w:val="Refdenotaalpie"/>
-          <w:rFonts w:ascii="Arial Narrow" w:hAnsi="Arial Narrow"/>
+          <w:rFonts w:ascii="Arial Narrow" w:eastAsia="Arial Narrow" w:hAnsi="Arial Narrow" w:cs="Arial Narrow"/>
           <w:sz w:val="22"/>
           <w:szCs w:val="22"/>
           <w:vertAlign w:val="superscript"/>
@@ -1962,7 +1962,7 @@
       </w:r>
       <w:r>
         <w:rPr>
-          <w:rFonts w:ascii="Arial Narrow" w:hAnsi="Arial Narrow"/>
+          <w:rFonts w:ascii="Arial Narrow" w:eastAsia="Arial Narrow" w:hAnsi="Arial Narrow" w:cs="Arial Narrow"/>
           <w:sz w:val="22"/>
           <w:szCs w:val="22"/>
         </w:rPr>
@@ -1979,14 +1979,14 @@
         <w:ind w:left="567" w:hanging="567"/>
         <w:jc w:val="both"/>
         <w:rPr>
-          <w:rFonts w:ascii="Arial Narrow" w:hAnsi="Arial Narrow"/>
-          <w:sz w:val="22"/>
-          <w:szCs w:val="22"/>
-        </w:rPr>
-      </w:pPr>
-      <w:r>
-        <w:rPr>
-          <w:rFonts w:ascii="Arial Narrow" w:hAnsi="Arial Narrow"/>
+          <w:rFonts w:ascii="Arial Narrow" w:eastAsia="Arial Narrow" w:hAnsi="Arial Narrow" w:cs="Arial Narrow"/>
+          <w:sz w:val="22"/>
+          <w:szCs w:val="22"/>
+        </w:rPr>
+      </w:pPr>
+      <w:r>
+        <w:rPr>
+          <w:rFonts w:ascii="Arial Narrow" w:eastAsia="Arial Narrow" w:hAnsi="Arial Narrow" w:cs="Arial Narrow"/>
           <w:sz w:val="22"/>
           <w:szCs w:val="22"/>
         </w:rPr>
@@ -1999,7 +1999,7 @@
         <w:pStyle w:val="Prrafodelista"/>
         <w:jc w:val="both"/>
         <w:rPr>
-          <w:rFonts w:ascii="Arial Narrow" w:hAnsi="Arial Narrow"/>
+          <w:rFonts w:ascii="Arial Narrow" w:eastAsia="Arial Narrow" w:hAnsi="Arial Narrow" w:cs="Arial Narrow"/>
           <w:sz w:val="22"/>
           <w:szCs w:val="22"/>
         </w:rPr>
@@ -2015,14 +2015,14 @@
         <w:ind w:left="567" w:hanging="567"/>
         <w:jc w:val="both"/>
         <w:rPr>
-          <w:rFonts w:ascii="Arial Narrow" w:hAnsi="Arial Narrow"/>
-          <w:sz w:val="22"/>
-          <w:szCs w:val="22"/>
-        </w:rPr>
-      </w:pPr>
-      <w:r>
-        <w:rPr>
-          <w:rFonts w:ascii="Arial Narrow" w:hAnsi="Arial Narrow"/>
+          <w:rFonts w:ascii="Arial Narrow" w:eastAsia="Arial Narrow" w:hAnsi="Arial Narrow" w:cs="Arial Narrow"/>
+          <w:sz w:val="22"/>
+          <w:szCs w:val="22"/>
+        </w:rPr>
+      </w:pPr>
+      <w:r>
+        <w:rPr>
+          <w:rFonts w:ascii="Arial Narrow" w:eastAsia="Arial Narrow" w:hAnsi="Arial Narrow" w:cs="Arial Narrow"/>
           <w:sz w:val="22"/>
           <w:szCs w:val="22"/>
         </w:rPr>
@@ -2030,7 +2030,7 @@
       </w:r>
       <w:r>
         <w:rPr>
-          <w:rFonts w:ascii="Arial Narrow" w:hAnsi="Arial Narrow"/>
+          <w:rFonts w:ascii="Arial Narrow" w:eastAsia="Arial Narrow" w:hAnsi="Arial Narrow" w:cs="Arial Narrow"/>
           <w:sz w:val="22"/>
           <w:szCs w:val="22"/>
         </w:rPr>
@@ -2038,7 +2038,7 @@
       </w:r>
       <w:r>
         <w:rPr>
-          <w:rFonts w:ascii="Arial Narrow" w:hAnsi="Arial Narrow"/>
+          <w:rFonts w:ascii="Arial Narrow" w:eastAsia="Arial Narrow" w:hAnsi="Arial Narrow" w:cs="Arial Narrow"/>
           <w:sz w:val="22"/>
           <w:szCs w:val="22"/>
         </w:rPr>
@@ -2047,7 +2047,7 @@
       <w:r>
         <w:rPr>
           <w:rStyle w:val="Refdenotaalpie"/>
-          <w:rFonts w:ascii="Arial Narrow" w:hAnsi="Arial Narrow"/>
+          <w:rFonts w:ascii="Arial Narrow" w:eastAsia="Arial Narrow" w:hAnsi="Arial Narrow" w:cs="Arial Narrow"/>
           <w:sz w:val="22"/>
           <w:szCs w:val="22"/>
           <w:vertAlign w:val="superscript"/>
@@ -2056,7 +2056,7 @@
       </w:r>
       <w:r>
         <w:rPr>
-          <w:rFonts w:ascii="Arial Narrow" w:hAnsi="Arial Narrow"/>
+          <w:rFonts w:ascii="Arial Narrow" w:eastAsia="Arial Narrow" w:hAnsi="Arial Narrow" w:cs="Arial Narrow"/>
           <w:sz w:val="22"/>
           <w:szCs w:val="22"/>
         </w:rPr>
@@ -2070,7 +2070,7 @@
         <w:contextualSpacing/>
         <w:jc w:val="both"/>
         <w:rPr>
-          <w:rFonts w:ascii="Arial Narrow" w:hAnsi="Arial Narrow" w:cs="Arial"/>
+          <w:rFonts w:ascii="Arial Narrow" w:eastAsia="Arial Narrow" w:hAnsi="Arial Narrow" w:cs="Arial Narrow"/>
           <w:sz w:val="22"/>
           <w:szCs w:val="22"/>
         </w:rPr>
@@ -2084,7 +2084,7 @@
         <w:contextualSpacing/>
         <w:jc w:val="both"/>
         <w:rPr>
-          <w:rFonts w:ascii="Arial Narrow" w:hAnsi="Arial Narrow"/>
+          <w:rFonts w:ascii="Arial Narrow" w:eastAsia="Arial Narrow" w:hAnsi="Arial Narrow" w:cs="Arial Narrow"/>
           <w:i/>
           <w:iCs/>
           <w:sz w:val="22"/>
@@ -2093,7 +2093,7 @@
       </w:pPr>
       <w:r>
         <w:rPr>
-          <w:rFonts w:ascii="Arial Narrow" w:hAnsi="Arial Narrow" w:cs="Arial"/>
+          <w:rFonts w:ascii="Arial Narrow" w:eastAsia="Arial Narrow" w:hAnsi="Arial Narrow" w:cs="Arial Narrow"/>
           <w:i/>
           <w:iCs/>
           <w:sz w:val="22"/>
@@ -2103,7 +2103,7 @@
       </w:r>
       <w:r>
         <w:rPr>
-          <w:rFonts w:ascii="Arial Narrow" w:hAnsi="Arial Narrow" w:cs="Arial"/>
+          <w:rFonts w:ascii="Arial Narrow" w:eastAsia="Arial Narrow" w:hAnsi="Arial Narrow" w:cs="Arial Narrow"/>
           <w:i/>
           <w:iCs/>
           <w:sz w:val="22"/>
@@ -2121,14 +2121,14 @@
         <w:contextualSpacing/>
         <w:jc w:val="both"/>
         <w:rPr>
-          <w:rFonts w:ascii="Arial Narrow" w:hAnsi="Arial Narrow" w:cs="Arial"/>
-          <w:sz w:val="22"/>
-          <w:szCs w:val="22"/>
-        </w:rPr>
-      </w:pPr>
-      <w:r>
-        <w:rPr>
-          <w:rFonts w:ascii="Arial Narrow" w:hAnsi="Arial Narrow" w:cs="Arial"/>
+          <w:rFonts w:ascii="Arial Narrow" w:eastAsia="Arial Narrow" w:hAnsi="Arial Narrow" w:cs="Arial Narrow"/>
+          <w:sz w:val="22"/>
+          <w:szCs w:val="22"/>
+        </w:rPr>
+      </w:pPr>
+      <w:r>
+        <w:rPr>
+          <w:rFonts w:ascii="Arial Narrow" w:eastAsia="Arial Narrow" w:hAnsi="Arial Narrow" w:cs="Arial Narrow"/>
           <w:sz w:val="22"/>
           <w:szCs w:val="22"/>
         </w:rPr>
@@ -2143,7 +2143,7 @@
         <w:contextualSpacing/>
         <w:jc w:val="both"/>
         <w:rPr>
-          <w:rFonts w:ascii="Arial Narrow" w:hAnsi="Arial Narrow"/>
+          <w:rFonts w:ascii="Arial Narrow" w:eastAsia="Arial Narrow" w:hAnsi="Arial Narrow" w:cs="Arial Narrow"/>
           <w:i/>
           <w:iCs/>
           <w:sz w:val="22"/>
@@ -2152,7 +2152,7 @@
       </w:pPr>
       <w:r>
         <w:rPr>
-          <w:rFonts w:ascii="Arial Narrow" w:hAnsi="Arial Narrow" w:cs="Arial"/>
+          <w:rFonts w:ascii="Arial Narrow" w:eastAsia="Arial Narrow" w:hAnsi="Arial Narrow" w:cs="Arial Narrow"/>
           <w:i/>
           <w:iCs/>
           <w:sz w:val="22"/>
@@ -2162,7 +2162,7 @@
       </w:r>
       <w:r>
         <w:rPr>
-          <w:rFonts w:ascii="Arial Narrow" w:hAnsi="Arial Narrow" w:cs="Arial"/>
+          <w:rFonts w:ascii="Arial Narrow" w:eastAsia="Arial Narrow" w:hAnsi="Arial Narrow" w:cs="Arial Narrow"/>
           <w:i/>
           <w:iCs/>
           <w:sz w:val="22"/>
@@ -2180,7 +2180,7 @@
         <w:contextualSpacing/>
         <w:jc w:val="both"/>
         <w:rPr>
-          <w:rFonts w:ascii="Arial Narrow" w:hAnsi="Arial Narrow" w:cs="Arial"/>
+          <w:rFonts w:ascii="Arial Narrow" w:eastAsia="Arial Narrow" w:hAnsi="Arial Narrow" w:cs="Arial Narrow"/>
           <w:i/>
           <w:iCs/>
           <w:sz w:val="22"/>
@@ -2196,14 +2196,14 @@
         <w:contextualSpacing/>
         <w:jc w:val="both"/>
         <w:rPr>
-          <w:rFonts w:ascii="Arial Narrow" w:hAnsi="Arial Narrow"/>
-          <w:sz w:val="22"/>
-          <w:szCs w:val="22"/>
-        </w:rPr>
-      </w:pPr>
-      <w:r>
-        <w:rPr>
-          <w:rFonts w:ascii="Arial Narrow" w:hAnsi="Arial Narrow" w:cs="Arial"/>
+          <w:rFonts w:ascii="Arial Narrow" w:eastAsia="Arial Narrow" w:hAnsi="Arial Narrow" w:cs="Arial Narrow"/>
+          <w:sz w:val="22"/>
+          <w:szCs w:val="22"/>
+        </w:rPr>
+      </w:pPr>
+      <w:r>
+        <w:rPr>
+          <w:rFonts w:ascii="Arial Narrow" w:eastAsia="Arial Narrow" w:hAnsi="Arial Narrow" w:cs="Arial Narrow"/>
           <w:i/>
           <w:iCs/>
           <w:sz w:val="22"/>
@@ -2213,7 +2213,7 @@
       </w:r>
       <w:r>
         <w:rPr>
-          <w:rFonts w:ascii="Arial Narrow" w:hAnsi="Arial Narrow" w:cs="Arial"/>
+          <w:rFonts w:ascii="Arial Narrow" w:eastAsia="Arial Narrow" w:hAnsi="Arial Narrow" w:cs="Arial Narrow"/>
           <w:i/>
           <w:iCs/>
           <w:sz w:val="22"/>
@@ -2224,7 +2224,7 @@
       </w:r>
       <w:r>
         <w:rPr>
-          <w:rFonts w:ascii="Arial Narrow" w:hAnsi="Arial Narrow" w:cs="Arial"/>
+          <w:rFonts w:ascii="Arial Narrow" w:eastAsia="Arial Narrow" w:hAnsi="Arial Narrow" w:cs="Arial Narrow"/>
           <w:i/>
           <w:iCs/>
           <w:sz w:val="22"/>
@@ -2235,7 +2235,7 @@
       </w:r>
       <w:r>
         <w:rPr>
-          <w:rFonts w:ascii="Arial Narrow" w:hAnsi="Arial Narrow" w:cs="Arial"/>
+          <w:rFonts w:ascii="Arial Narrow" w:eastAsia="Arial Narrow" w:hAnsi="Arial Narrow" w:cs="Arial Narrow"/>
           <w:sz w:val="22"/>
           <w:szCs w:val="22"/>
         </w:rPr>
@@ -2250,14 +2250,14 @@
         <w:contextualSpacing/>
         <w:jc w:val="both"/>
         <w:rPr>
-          <w:rFonts w:ascii="Arial Narrow" w:hAnsi="Arial Narrow" w:cs="Arial"/>
-          <w:sz w:val="22"/>
-          <w:szCs w:val="22"/>
-        </w:rPr>
-      </w:pPr>
-      <w:r>
-        <w:rPr>
-          <w:rFonts w:ascii="Arial Narrow" w:hAnsi="Arial Narrow" w:cs="Arial"/>
+          <w:rFonts w:ascii="Arial Narrow" w:eastAsia="Arial Narrow" w:hAnsi="Arial Narrow" w:cs="Arial Narrow"/>
+          <w:sz w:val="22"/>
+          <w:szCs w:val="22"/>
+        </w:rPr>
+      </w:pPr>
+      <w:r>
+        <w:rPr>
+          <w:rFonts w:ascii="Arial Narrow" w:eastAsia="Arial Narrow" w:hAnsi="Arial Narrow" w:cs="Arial Narrow"/>
           <w:sz w:val="22"/>
           <w:szCs w:val="22"/>
         </w:rPr>
@@ -2265,7 +2265,7 @@
       </w:r>
       <w:r>
         <w:rPr>
-          <w:rFonts w:ascii="Arial Narrow" w:hAnsi="Arial Narrow" w:cs="Arial"/>
+          <w:rFonts w:ascii="Arial Narrow" w:eastAsia="Arial Narrow" w:hAnsi="Arial Narrow" w:cs="Arial Narrow"/>
           <w:sz w:val="22"/>
           <w:szCs w:val="22"/>
         </w:rPr>
@@ -2280,7 +2280,7 @@
         <w:contextualSpacing/>
         <w:jc w:val="both"/>
         <w:rPr>
-          <w:rFonts w:ascii="Arial Narrow" w:hAnsi="Arial Narrow" w:cs="Arial"/>
+          <w:rFonts w:ascii="Arial Narrow" w:eastAsia="Arial Narrow" w:hAnsi="Arial Narrow" w:cs="Arial Narrow"/>
           <w:i/>
           <w:iCs/>
           <w:sz w:val="22"/>
@@ -2289,7 +2289,7 @@
       </w:pPr>
       <w:r>
         <w:rPr>
-          <w:rFonts w:ascii="Arial Narrow" w:hAnsi="Arial Narrow" w:cs="Arial"/>
+          <w:rFonts w:ascii="Arial Narrow" w:eastAsia="Arial Narrow" w:hAnsi="Arial Narrow" w:cs="Arial Narrow"/>
           <w:i/>
           <w:iCs/>
           <w:sz w:val="22"/>
@@ -2306,7 +2306,7 @@
         <w:contextualSpacing/>
         <w:jc w:val="both"/>
         <w:rPr>
-          <w:rFonts w:ascii="Arial Narrow" w:hAnsi="Arial Narrow"/>
+          <w:rFonts w:ascii="Arial Narrow" w:eastAsia="Arial Narrow" w:hAnsi="Arial Narrow" w:cs="Arial Narrow"/>
           <w:i/>
           <w:iCs/>
           <w:sz w:val="22"/>
@@ -2322,7 +2322,7 @@
         <w:contextualSpacing/>
         <w:jc w:val="both"/>
         <w:rPr>
-          <w:rFonts w:ascii="Arial Narrow" w:hAnsi="Arial Narrow"/>
+          <w:rFonts w:ascii="Arial Narrow" w:eastAsia="Arial Narrow" w:hAnsi="Arial Narrow" w:cs="Arial Narrow"/>
           <w:i/>
           <w:iCs/>
           <w:sz w:val="22"/>
@@ -2331,7 +2331,7 @@
       </w:pPr>
       <w:r>
         <w:rPr>
-          <w:rFonts w:ascii="Arial Narrow" w:hAnsi="Arial Narrow" w:cs="Arial"/>
+          <w:rFonts w:ascii="Arial Narrow" w:eastAsia="Arial Narrow" w:hAnsi="Arial Narrow" w:cs="Arial Narrow"/>
           <w:i/>
           <w:iCs/>
           <w:sz w:val="22"/>
@@ -2341,7 +2341,7 @@
       </w:r>
       <w:r>
         <w:rPr>
-          <w:rFonts w:ascii="Arial Narrow" w:hAnsi="Arial Narrow" w:cs="Arial"/>
+          <w:rFonts w:ascii="Arial Narrow" w:eastAsia="Arial Narrow" w:hAnsi="Arial Narrow" w:cs="Arial Narrow"/>
           <w:i/>
           <w:iCs/>
           <w:sz w:val="22"/>
@@ -2357,7 +2357,7 @@
         <w:contextualSpacing/>
         <w:jc w:val="both"/>
         <w:rPr>
-          <w:rFonts w:ascii="Arial Narrow" w:hAnsi="Arial Narrow"/>
+          <w:rFonts w:ascii="Arial Narrow" w:eastAsia="Arial Narrow" w:hAnsi="Arial Narrow" w:cs="Arial Narrow"/>
           <w:sz w:val="22"/>
           <w:szCs w:val="22"/>
         </w:rPr>
@@ -2369,14 +2369,14 @@
         <w:contextualSpacing/>
         <w:jc w:val="both"/>
         <w:rPr>
-          <w:rFonts w:ascii="Arial Narrow" w:hAnsi="Arial Narrow"/>
-          <w:sz w:val="22"/>
-          <w:szCs w:val="22"/>
-        </w:rPr>
-      </w:pPr>
-      <w:r>
-        <w:rPr>
-          <w:rFonts w:ascii="Arial Narrow" w:hAnsi="Arial Narrow"/>
+          <w:rFonts w:ascii="Arial Narrow" w:eastAsia="Arial Narrow" w:hAnsi="Arial Narrow" w:cs="Arial Narrow"/>
+          <w:sz w:val="22"/>
+          <w:szCs w:val="22"/>
+        </w:rPr>
+      </w:pPr>
+      <w:r>
+        <w:rPr>
+          <w:rFonts w:ascii="Arial Narrow" w:eastAsia="Arial Narrow" w:hAnsi="Arial Narrow" w:cs="Arial Narrow"/>
           <w:sz w:val="22"/>
           <w:szCs w:val="22"/>
         </w:rPr>
@@ -2384,7 +2384,7 @@
       </w:r>
       <w:r>
         <w:rPr>
-          <w:rFonts w:ascii="Arial Narrow" w:hAnsi="Arial Narrow"/>
+          <w:rFonts w:ascii="Arial Narrow" w:eastAsia="Arial Narrow" w:hAnsi="Arial Narrow" w:cs="Arial Narrow"/>
           <w:sz w:val="22"/>
           <w:szCs w:val="22"/>
         </w:rPr>
@@ -2392,7 +2392,7 @@
       </w:r>
       <w:r>
         <w:rPr>
-          <w:rFonts w:ascii="Arial Narrow" w:hAnsi="Arial Narrow"/>
+          <w:rFonts w:ascii="Arial Narrow" w:eastAsia="Arial Narrow" w:hAnsi="Arial Narrow" w:cs="Arial Narrow"/>
           <w:sz w:val="22"/>
           <w:szCs w:val="22"/>
           <w:u w:val="single"/>
@@ -2406,7 +2406,7 @@
         <w:contextualSpacing/>
         <w:jc w:val="both"/>
         <w:rPr>
-          <w:rFonts w:ascii="Arial Narrow" w:hAnsi="Arial Narrow"/>
+          <w:rFonts w:ascii="Arial Narrow" w:eastAsia="Arial Narrow" w:hAnsi="Arial Narrow" w:cs="Arial Narrow"/>
           <w:sz w:val="22"/>
           <w:szCs w:val="22"/>
         </w:rPr>
@@ -2422,14 +2422,14 @@
         <w:ind w:left="567" w:hanging="567"/>
         <w:jc w:val="both"/>
         <w:rPr>
-          <w:rFonts w:ascii="Arial Narrow" w:hAnsi="Arial Narrow"/>
-          <w:sz w:val="22"/>
-          <w:szCs w:val="22"/>
-        </w:rPr>
-      </w:pPr>
-      <w:r>
-        <w:rPr>
-          <w:rFonts w:ascii="Arial Narrow" w:hAnsi="Arial Narrow"/>
+          <w:rFonts w:ascii="Arial Narrow" w:eastAsia="Arial Narrow" w:hAnsi="Arial Narrow" w:cs="Arial Narrow"/>
+          <w:sz w:val="22"/>
+          <w:szCs w:val="22"/>
+        </w:rPr>
+      </w:pPr>
+      <w:r>
+        <w:rPr>
+          <w:rFonts w:ascii="Arial Narrow" w:eastAsia="Arial Narrow" w:hAnsi="Arial Narrow" w:cs="Arial Narrow"/>
           <w:sz w:val="22"/>
           <w:szCs w:val="22"/>
         </w:rPr>
@@ -2437,7 +2437,7 @@
       </w:r>
       <w:r>
         <w:rPr>
-          <w:rFonts w:ascii="Arial Narrow" w:hAnsi="Arial Narrow"/>
+          <w:rFonts w:ascii="Arial Narrow" w:eastAsia="Arial Narrow" w:hAnsi="Arial Narrow" w:cs="Arial Narrow"/>
           <w:sz w:val="22"/>
           <w:szCs w:val="22"/>
         </w:rPr>
@@ -2445,7 +2445,7 @@
       </w:r>
       <w:r>
         <w:rPr>
-          <w:rFonts w:ascii="Arial Narrow" w:hAnsi="Arial Narrow"/>
+          <w:rFonts w:ascii="Arial Narrow" w:eastAsia="Arial Narrow" w:hAnsi="Arial Narrow" w:cs="Arial Narrow"/>
           <w:sz w:val="22"/>
           <w:szCs w:val="22"/>
         </w:rPr>
@@ -2461,7 +2461,7 @@
       </w:r>
       <w:r>
         <w:rPr>
-          <w:rFonts w:ascii="Arial Narrow" w:hAnsi="Arial Narrow"/>
+          <w:rFonts w:ascii="Arial Narrow" w:eastAsia="Arial Narrow" w:hAnsi="Arial Narrow" w:cs="Arial Narrow"/>
           <w:sz w:val="22"/>
           <w:szCs w:val="22"/>
         </w:rPr>
@@ -2477,7 +2477,7 @@
       </w:r>
       <w:r>
         <w:rPr>
-          <w:rFonts w:ascii="Arial Narrow" w:hAnsi="Arial Narrow"/>
+          <w:rFonts w:ascii="Arial Narrow" w:eastAsia="Arial Narrow" w:hAnsi="Arial Narrow" w:cs="Arial Narrow"/>
           <w:sz w:val="22"/>
           <w:szCs w:val="22"/>
         </w:rPr>
@@ -2485,7 +2485,7 @@
       </w:r>
       <w:r>
         <w:rPr>
-          <w:rFonts w:ascii="Arial Narrow" w:hAnsi="Arial Narrow"/>
+          <w:rFonts w:ascii="Arial Narrow" w:eastAsia="Arial Narrow" w:hAnsi="Arial Narrow" w:cs="Arial Narrow"/>
           <w:sz w:val="22"/>
           <w:szCs w:val="22"/>
         </w:rPr>
@@ -2493,7 +2493,7 @@
       </w:r>
       <w:r>
         <w:rPr>
-          <w:rFonts w:ascii="Arial Narrow" w:hAnsi="Arial Narrow"/>
+          <w:rFonts w:ascii="Arial Narrow" w:eastAsia="Arial Narrow" w:hAnsi="Arial Narrow" w:cs="Arial Narrow"/>
           <w:sz w:val="22"/>
           <w:szCs w:val="22"/>
         </w:rPr>
@@ -2501,7 +2501,7 @@
       </w:r>
       <w:r>
         <w:rPr>
-          <w:rFonts w:ascii="Arial Narrow" w:hAnsi="Arial Narrow"/>
+          <w:rFonts w:ascii="Arial Narrow" w:eastAsia="Arial Narrow" w:hAnsi="Arial Narrow" w:cs="Arial Narrow"/>
           <w:sz w:val="22"/>
           <w:szCs w:val="22"/>
         </w:rPr>
@@ -2509,7 +2509,7 @@
       </w:r>
       <w:r>
         <w:rPr>
-          <w:rFonts w:ascii="Arial Narrow" w:hAnsi="Arial Narrow"/>
+          <w:rFonts w:ascii="Arial Narrow" w:eastAsia="Arial Narrow" w:hAnsi="Arial Narrow" w:cs="Arial Narrow"/>
           <w:sz w:val="22"/>
           <w:szCs w:val="22"/>
         </w:rPr>
@@ -2517,7 +2517,7 @@
       </w:r>
       <w:r>
         <w:rPr>
-          <w:rFonts w:ascii="Arial Narrow" w:hAnsi="Arial Narrow"/>
+          <w:rFonts w:ascii="Arial Narrow" w:eastAsia="Arial Narrow" w:hAnsi="Arial Narrow" w:cs="Arial Narrow"/>
           <w:sz w:val="22"/>
           <w:szCs w:val="22"/>
         </w:rPr>
@@ -2525,7 +2525,7 @@
       </w:r>
       <w:r>
         <w:rPr>
-          <w:rFonts w:ascii="Arial Narrow" w:hAnsi="Arial Narrow"/>
+          <w:rFonts w:ascii="Arial Narrow" w:eastAsia="Arial Narrow" w:hAnsi="Arial Narrow" w:cs="Arial Narrow"/>
           <w:sz w:val="22"/>
           <w:szCs w:val="22"/>
           <w:lang w:eastAsia="en-US"/>
@@ -2535,7 +2535,7 @@
       <w:r>
         <w:rPr>
           <w:rStyle w:val="normaltextrun"/>
-          <w:rFonts w:ascii="Arial Narrow" w:hAnsi="Arial Narrow"/>
+          <w:rFonts w:ascii="Arial Narrow" w:eastAsia="Arial Narrow" w:hAnsi="Arial Narrow" w:cs="Arial Narrow"/>
           <w:sz w:val="22"/>
           <w:szCs w:val="22"/>
         </w:rPr>
@@ -2544,7 +2544,7 @@
       <w:r>
         <w:rPr>
           <w:rStyle w:val="normaltextrun"/>
-          <w:rFonts w:ascii="Arial Narrow" w:hAnsi="Arial Narrow"/>
+          <w:rFonts w:ascii="Arial Narrow" w:eastAsia="Arial Narrow" w:hAnsi="Arial Narrow" w:cs="Arial Narrow"/>
           <w:sz w:val="22"/>
           <w:szCs w:val="22"/>
         </w:rPr>
@@ -2552,7 +2552,7 @@
       </w:r>
       <w:r>
         <w:rPr>
-          <w:rFonts w:ascii="Arial Narrow" w:hAnsi="Arial Narrow"/>
+          <w:rFonts w:ascii="Arial Narrow" w:eastAsia="Arial Narrow" w:hAnsi="Arial Narrow" w:cs="Arial Narrow"/>
           <w:sz w:val="22"/>
           <w:szCs w:val="22"/>
           <w:lang w:eastAsia="en-US"/>
@@ -2561,7 +2561,7 @@
       </w:r>
       <w:r>
         <w:rPr>
-          <w:rFonts w:ascii="Arial Narrow" w:hAnsi="Arial Narrow"/>
+          <w:rFonts w:ascii="Arial Narrow" w:eastAsia="Arial Narrow" w:hAnsi="Arial Narrow" w:cs="Arial Narrow"/>
           <w:sz w:val="22"/>
           <w:szCs w:val="22"/>
           <w:lang w:eastAsia="en-US"/>
@@ -2575,7 +2575,7 @@
         <w:ind w:left="567"/>
         <w:jc w:val="both"/>
         <w:rPr>
-          <w:rFonts w:ascii="Arial Narrow" w:hAnsi="Arial Narrow"/>
+          <w:rFonts w:ascii="Arial Narrow" w:eastAsia="Arial Narrow" w:hAnsi="Arial Narrow" w:cs="Arial Narrow"/>
           <w:sz w:val="22"/>
           <w:szCs w:val="22"/>
         </w:rPr>
@@ -2592,14 +2592,14 @@
         <w:jc w:val="both"/>
         <w:rPr>
           <w:rStyle w:val="normaltextrun"/>
-          <w:rFonts w:ascii="Arial Narrow" w:hAnsi="Arial Narrow"/>
-          <w:sz w:val="22"/>
-          <w:szCs w:val="22"/>
-        </w:rPr>
-      </w:pPr>
-      <w:r>
-        <w:rPr>
-          <w:rFonts w:ascii="Arial Narrow" w:hAnsi="Arial Narrow"/>
+          <w:rFonts w:ascii="Arial Narrow" w:eastAsia="Arial Narrow" w:hAnsi="Arial Narrow" w:cs="Arial Narrow"/>
+          <w:sz w:val="22"/>
+          <w:szCs w:val="22"/>
+        </w:rPr>
+      </w:pPr>
+      <w:r>
+        <w:rPr>
+          <w:rFonts w:ascii="Arial Narrow" w:eastAsia="Arial Narrow" w:hAnsi="Arial Narrow" w:cs="Arial Narrow"/>
           <w:sz w:val="22"/>
           <w:szCs w:val="22"/>
           <w:lang w:eastAsia="en-US"/>
@@ -2609,7 +2609,7 @@
       <w:r>
         <w:rPr>
           <w:rStyle w:val="normaltextrun"/>
-          <w:rFonts w:ascii="Arial Narrow" w:hAnsi="Arial Narrow"/>
+          <w:rFonts w:ascii="Arial Narrow" w:eastAsia="Arial Narrow" w:hAnsi="Arial Narrow" w:cs="Arial Narrow"/>
           <w:sz w:val="22"/>
           <w:szCs w:val="22"/>
         </w:rPr>
@@ -2618,7 +2618,7 @@
       <w:r>
         <w:rPr>
           <w:rStyle w:val="Refdenotaalpie"/>
-          <w:rFonts w:ascii="Arial Narrow" w:hAnsi="Arial Narrow"/>
+          <w:rFonts w:ascii="Arial Narrow" w:eastAsia="Arial Narrow" w:hAnsi="Arial Narrow" w:cs="Arial Narrow"/>
           <w:sz w:val="22"/>
           <w:szCs w:val="22"/>
           <w:vertAlign w:val="superscript"/>
@@ -2631,7 +2631,7 @@
         <w:contextualSpacing/>
         <w:jc w:val="both"/>
         <w:rPr>
-          <w:rFonts w:ascii="Arial Narrow" w:hAnsi="Arial Narrow"/>
+          <w:rFonts w:ascii="Arial Narrow" w:eastAsia="Arial Narrow" w:hAnsi="Arial Narrow" w:cs="Arial Narrow"/>
           <w:sz w:val="22"/>
           <w:szCs w:val="22"/>
         </w:rPr>
@@ -2647,14 +2647,14 @@
         <w:ind w:left="567" w:hanging="567"/>
         <w:jc w:val="both"/>
         <w:rPr>
-          <w:rFonts w:ascii="Arial Narrow" w:hAnsi="Arial Narrow"/>
-          <w:sz w:val="22"/>
-          <w:szCs w:val="22"/>
-        </w:rPr>
-      </w:pPr>
-      <w:r>
-        <w:rPr>
-          <w:rFonts w:ascii="Arial Narrow" w:hAnsi="Arial Narrow"/>
+          <w:rFonts w:ascii="Arial Narrow" w:eastAsia="Arial Narrow" w:hAnsi="Arial Narrow" w:cs="Arial Narrow"/>
+          <w:sz w:val="22"/>
+          <w:szCs w:val="22"/>
+        </w:rPr>
+      </w:pPr>
+      <w:r>
+        <w:rPr>
+          <w:rFonts w:ascii="Arial Narrow" w:eastAsia="Arial Narrow" w:hAnsi="Arial Narrow" w:cs="Arial Narrow"/>
           <w:sz w:val="22"/>
           <w:szCs w:val="22"/>
         </w:rPr>
@@ -2662,7 +2662,7 @@
       </w:r>
       <w:r>
         <w:rPr>
-          <w:rFonts w:ascii="Arial Narrow" w:hAnsi="Arial Narrow"/>
+          <w:rFonts w:ascii="Arial Narrow" w:eastAsia="Arial Narrow" w:hAnsi="Arial Narrow" w:cs="Arial Narrow"/>
           <w:sz w:val="22"/>
           <w:szCs w:val="22"/>
         </w:rPr>
@@ -2670,7 +2670,7 @@
       </w:r>
       <w:r>
         <w:rPr>
-          <w:rFonts w:ascii="Arial Narrow" w:hAnsi="Arial Narrow"/>
+          <w:rFonts w:ascii="Arial Narrow" w:eastAsia="Arial Narrow" w:hAnsi="Arial Narrow" w:cs="Arial Narrow"/>
           <w:sz w:val="22"/>
           <w:szCs w:val="22"/>
         </w:rPr>
@@ -2678,7 +2678,7 @@
       </w:r>
       <w:r>
         <w:rPr>
-          <w:rFonts w:ascii="Arial Narrow" w:hAnsi="Arial Narrow"/>
+          <w:rFonts w:ascii="Arial Narrow" w:eastAsia="Arial Narrow" w:hAnsi="Arial Narrow" w:cs="Arial Narrow"/>
           <w:sz w:val="22"/>
           <w:szCs w:val="22"/>
         </w:rPr>
@@ -2686,7 +2686,7 @@
       </w:r>
       <w:r>
         <w:rPr>
-          <w:rFonts w:ascii="Arial Narrow" w:hAnsi="Arial Narrow"/>
+          <w:rFonts w:ascii="Arial Narrow" w:eastAsia="Arial Narrow" w:hAnsi="Arial Narrow" w:cs="Arial Narrow"/>
           <w:sz w:val="22"/>
           <w:szCs w:val="22"/>
         </w:rPr>
@@ -2694,7 +2694,7 @@
       </w:r>
       <w:r>
         <w:rPr>
-          <w:rFonts w:ascii="Arial Narrow" w:hAnsi="Arial Narrow"/>
+          <w:rFonts w:ascii="Arial Narrow" w:eastAsia="Arial Narrow" w:hAnsi="Arial Narrow" w:cs="Arial Narrow"/>
           <w:sz w:val="22"/>
           <w:szCs w:val="22"/>
         </w:rPr>
@@ -2702,7 +2702,7 @@
       </w:r>
       <w:r>
         <w:rPr>
-          <w:rFonts w:ascii="Arial Narrow" w:hAnsi="Arial Narrow"/>
+          <w:rFonts w:ascii="Arial Narrow" w:eastAsia="Arial Narrow" w:hAnsi="Arial Narrow" w:cs="Arial Narrow"/>
           <w:sz w:val="22"/>
           <w:szCs w:val="22"/>
         </w:rPr>
@@ -2710,7 +2710,7 @@
       </w:r>
       <w:r>
         <w:rPr>
-          <w:rFonts w:ascii="Arial Narrow" w:hAnsi="Arial Narrow"/>
+          <w:rFonts w:ascii="Arial Narrow" w:eastAsia="Arial Narrow" w:hAnsi="Arial Narrow" w:cs="Arial Narrow"/>
           <w:sz w:val="22"/>
           <w:szCs w:val="22"/>
         </w:rPr>
@@ -2718,7 +2718,7 @@
       </w:r>
       <w:r>
         <w:rPr>
-          <w:rFonts w:ascii="Arial Narrow" w:hAnsi="Arial Narrow"/>
+          <w:rFonts w:ascii="Arial Narrow" w:eastAsia="Arial Narrow" w:hAnsi="Arial Narrow" w:cs="Arial Narrow"/>
           <w:sz w:val="22"/>
           <w:szCs w:val="22"/>
         </w:rPr>
@@ -2726,7 +2726,7 @@
       </w:r>
       <w:r>
         <w:rPr>
-          <w:rFonts w:ascii="Arial Narrow" w:hAnsi="Arial Narrow"/>
+          <w:rFonts w:ascii="Arial Narrow" w:eastAsia="Arial Narrow" w:hAnsi="Arial Narrow" w:cs="Arial Narrow"/>
           <w:b/>
           <w:bCs/>
           <w:sz w:val="22"/>
@@ -2736,7 +2736,7 @@
       </w:r>
       <w:r>
         <w:rPr>
-          <w:rFonts w:ascii="Arial Narrow" w:hAnsi="Arial Narrow"/>
+          <w:rFonts w:ascii="Arial Narrow" w:eastAsia="Arial Narrow" w:hAnsi="Arial Narrow" w:cs="Arial Narrow"/>
           <w:sz w:val="22"/>
           <w:szCs w:val="22"/>
         </w:rPr>
@@ -2744,7 +2744,7 @@
       </w:r>
       <w:r>
         <w:rPr>
-          <w:rFonts w:ascii="Arial Narrow" w:hAnsi="Arial Narrow"/>
+          <w:rFonts w:ascii="Arial Narrow" w:eastAsia="Arial Narrow" w:hAnsi="Arial Narrow" w:cs="Arial Narrow"/>
           <w:sz w:val="22"/>
           <w:szCs w:val="22"/>
         </w:rPr>
@@ -2758,7 +2758,7 @@
         <w:jc w:val="both"/>
         <w:rPr>
           <w:rStyle w:val="normaltextrun"/>
-          <w:rFonts w:ascii="Arial Narrow" w:hAnsi="Arial Narrow"/>
+          <w:rFonts w:ascii="Arial Narrow" w:eastAsia="Arial Narrow" w:hAnsi="Arial Narrow" w:cs="Arial Narrow"/>
           <w:sz w:val="22"/>
           <w:szCs w:val="22"/>
         </w:rPr>
@@ -2775,7 +2775,7 @@
         <w:jc w:val="both"/>
         <w:rPr>
           <w:rStyle w:val="normaltextrun"/>
-          <w:rFonts w:ascii="Arial Narrow" w:hAnsi="Arial Narrow"/>
+          <w:rFonts w:ascii="Arial Narrow" w:eastAsia="Arial Narrow" w:hAnsi="Arial Narrow" w:cs="Arial Narrow"/>
           <w:sz w:val="22"/>
           <w:szCs w:val="22"/>
         </w:rPr>
@@ -2783,7 +2783,7 @@
       <w:r>
         <w:rPr>
           <w:rStyle w:val="normaltextrun"/>
-          <w:rFonts w:ascii="Arial Narrow" w:hAnsi="Arial Narrow"/>
+          <w:rFonts w:ascii="Arial Narrow" w:eastAsia="Arial Narrow" w:hAnsi="Arial Narrow" w:cs="Arial Narrow"/>
           <w:sz w:val="22"/>
           <w:szCs w:val="22"/>
           <w:shd w:val="clear" w:color="auto" w:fill="FFFFFF"/>
@@ -2793,7 +2793,7 @@
       <w:r>
         <w:rPr>
           <w:rStyle w:val="Refdenotaalpie"/>
-          <w:rFonts w:ascii="Arial Narrow" w:hAnsi="Arial Narrow"/>
+          <w:rFonts w:ascii="Arial Narrow" w:eastAsia="Arial Narrow" w:hAnsi="Arial Narrow" w:cs="Arial Narrow"/>
           <w:sz w:val="22"/>
           <w:szCs w:val="22"/>
           <w:shd w:val="clear" w:color="auto" w:fill="FFFFFF"/>
@@ -2804,7 +2804,7 @@
       <w:r>
         <w:rPr>
           <w:rStyle w:val="normaltextrun"/>
-          <w:rFonts w:ascii="Arial Narrow" w:hAnsi="Arial Narrow"/>
+          <w:rFonts w:ascii="Arial Narrow" w:eastAsia="Arial Narrow" w:hAnsi="Arial Narrow" w:cs="Arial Narrow"/>
           <w:sz w:val="22"/>
           <w:szCs w:val="22"/>
           <w:shd w:val="clear" w:color="auto" w:fill="FFFFFF"/>
@@ -2819,7 +2819,7 @@
         <w:jc w:val="both"/>
         <w:rPr>
           <w:rStyle w:val="eop"/>
-          <w:rFonts w:ascii="Arial Narrow" w:hAnsi="Arial Narrow"/>
+          <w:rFonts w:ascii="Arial Narrow" w:eastAsia="Arial Narrow" w:hAnsi="Arial Narrow" w:cs="Arial Narrow"/>
           <w:sz w:val="22"/>
           <w:szCs w:val="22"/>
         </w:rPr>
@@ -2835,7 +2835,7 @@
         <w:ind w:left="567" w:hanging="567"/>
         <w:jc w:val="both"/>
         <w:rPr>
-          <w:rFonts w:ascii="Arial Narrow" w:hAnsi="Arial Narrow"/>
+          <w:rFonts w:ascii="Arial Narrow" w:eastAsia="Arial Narrow" w:hAnsi="Arial Narrow" w:cs="Arial Narrow"/>
           <w:sz w:val="22"/>
           <w:szCs w:val="22"/>
         </w:rPr>
@@ -2843,7 +2843,7 @@
       <w:r>
         <w:rPr>
           <w:rStyle w:val="eop"/>
-          <w:rFonts w:ascii="Arial Narrow" w:hAnsi="Arial Narrow"/>
+          <w:rFonts w:ascii="Arial Narrow" w:eastAsia="Arial Narrow" w:hAnsi="Arial Narrow" w:cs="Arial Narrow"/>
           <w:sz w:val="22"/>
           <w:szCs w:val="22"/>
         </w:rPr>
@@ -2851,7 +2851,7 @@
       </w:r>
       <w:r>
         <w:rPr>
-          <w:rFonts w:ascii="Arial Narrow" w:hAnsi="Arial Narrow"/>
+          <w:rFonts w:ascii="Arial Narrow" w:eastAsia="Arial Narrow" w:hAnsi="Arial Narrow" w:cs="Arial Narrow"/>
           <w:sz w:val="22"/>
           <w:szCs w:val="22"/>
         </w:rPr>
@@ -2859,7 +2859,7 @@
       </w:r>
       <w:r>
         <w:rPr>
-          <w:rFonts w:ascii="Arial Narrow" w:hAnsi="Arial Narrow"/>
+          <w:rFonts w:ascii="Arial Narrow" w:eastAsia="Arial Narrow" w:hAnsi="Arial Narrow" w:cs="Arial Narrow"/>
           <w:sz w:val="22"/>
           <w:szCs w:val="22"/>
         </w:rPr>
@@ -2867,7 +2867,7 @@
       </w:r>
       <w:r>
         <w:rPr>
-          <w:rFonts w:ascii="Arial Narrow" w:hAnsi="Arial Narrow"/>
+          <w:rFonts w:ascii="Arial Narrow" w:eastAsia="Arial Narrow" w:hAnsi="Arial Narrow" w:cs="Arial Narrow"/>
           <w:sz w:val="22"/>
           <w:szCs w:val="22"/>
         </w:rPr>
@@ -2875,7 +2875,7 @@
       </w:r>
       <w:r>
         <w:rPr>
-          <w:rFonts w:ascii="Arial Narrow" w:hAnsi="Arial Narrow"/>
+          <w:rFonts w:ascii="Arial Narrow" w:eastAsia="Arial Narrow" w:hAnsi="Arial Narrow" w:cs="Arial Narrow"/>
           <w:sz w:val="22"/>
           <w:szCs w:val="22"/>
         </w:rPr>
@@ -2884,7 +2884,7 @@
       <w:r>
         <w:rPr>
           <w:rStyle w:val="Refdenotaalpie"/>
-          <w:rFonts w:ascii="Arial Narrow" w:hAnsi="Arial Narrow"/>
+          <w:rFonts w:ascii="Arial Narrow" w:eastAsia="Arial Narrow" w:hAnsi="Arial Narrow" w:cs="Arial Narrow"/>
           <w:sz w:val="22"/>
           <w:szCs w:val="22"/>
           <w:vertAlign w:val="superscript"/>
@@ -2893,7 +2893,7 @@
       </w:r>
       <w:r>
         <w:rPr>
-          <w:rFonts w:ascii="Arial Narrow" w:hAnsi="Arial Narrow"/>
+          <w:rFonts w:ascii="Arial Narrow" w:eastAsia="Arial Narrow" w:hAnsi="Arial Narrow" w:cs="Arial Narrow"/>
           <w:sz w:val="22"/>
           <w:szCs w:val="22"/>
         </w:rPr>
@@ -2905,7 +2905,7 @@
         <w:contextualSpacing/>
         <w:jc w:val="both"/>
         <w:rPr>
-          <w:rFonts w:ascii="Arial Narrow" w:hAnsi="Arial Narrow"/>
+          <w:rFonts w:ascii="Arial Narrow" w:eastAsia="Arial Narrow" w:hAnsi="Arial Narrow" w:cs="Arial Narrow"/>
           <w:sz w:val="22"/>
           <w:szCs w:val="22"/>
         </w:rPr>
@@ -2977,7 +2977,7 @@
       <w:bookmarkEnd w:id="1"/>
       <w:r>
         <w:rPr>
-          <w:rFonts w:ascii="Arial Narrow" w:hAnsi="Arial Narrow"/>
+          <w:rFonts w:ascii="Arial Narrow" w:eastAsia="Arial Narrow" w:hAnsi="Arial Narrow" w:cs="Arial Narrow"/>
           <w:sz w:val="22"/>
           <w:szCs w:val="22"/>
         </w:rPr>
@@ -2988,7 +2988,7 @@
       <w:bookmarkEnd w:id="4"/>
       <w:r>
         <w:rPr>
-          <w:rFonts w:ascii="Arial Narrow" w:hAnsi="Arial Narrow" w:cs="Segoe UI"/>
+          <w:rFonts w:ascii="Arial Narrow" w:eastAsia="Arial Narrow" w:hAnsi="Arial Narrow" w:cs="Arial Narrow"/>
           <w:color w:val="000000"/>
           <w:sz w:val="22"/>
           <w:szCs w:val="22"/>
@@ -3007,7 +3007,7 @@
       </w:r>
       <w:r>
         <w:rPr>
-          <w:rFonts w:ascii="Arial Narrow" w:hAnsi="Arial Narrow" w:cs="Segoe UI"/>
+          <w:rFonts w:ascii="Arial Narrow" w:eastAsia="Arial Narrow" w:hAnsi="Arial Narrow" w:cs="Arial Narrow"/>
           <w:color w:val="000000"/>
           <w:sz w:val="22"/>
           <w:szCs w:val="22"/>
@@ -3036,7 +3036,7 @@
       <w:bookmarkStart w:id="8" w:name="_Hlk215061838"/>
       <w:r>
         <w:rPr>
-          <w:rFonts w:ascii="Arial Narrow" w:hAnsi="Arial Narrow"/>
+          <w:rFonts w:ascii="Arial Narrow" w:eastAsia="Arial Narrow" w:hAnsi="Arial Narrow" w:cs="Arial Narrow"/>
           <w:sz w:val="22"/>
           <w:szCs w:val="22"/>
           <w:shd w:val="clear" w:color="auto" w:fill="FFFFFF"/>
@@ -3053,7 +3053,7 @@
       </w:r>
       <w:r>
         <w:rPr>
-          <w:rFonts w:ascii="Arial Narrow" w:hAnsi="Arial Narrow"/>
+          <w:rFonts w:ascii="Arial Narrow" w:eastAsia="Arial Narrow" w:hAnsi="Arial Narrow" w:cs="Arial Narrow"/>
           <w:sz w:val="22"/>
           <w:szCs w:val="22"/>
           <w:lang w:eastAsia="es-ES"/>
@@ -3062,7 +3062,7 @@
       </w:r>
       <w:r>
         <w:rPr>
-          <w:rFonts w:ascii="Arial Narrow" w:hAnsi="Arial Narrow"/>
+          <w:rFonts w:ascii="Arial Narrow" w:eastAsia="Arial Narrow" w:hAnsi="Arial Narrow" w:cs="Arial Narrow"/>
           <w:sz w:val="22"/>
           <w:szCs w:val="22"/>
         </w:rPr>
@@ -3094,7 +3094,7 @@
       </w:r>
       <w:r>
         <w:rPr>
-          <w:rFonts w:ascii="Arial Narrow" w:hAnsi="Arial Narrow"/>
+          <w:rFonts w:ascii="Arial Narrow" w:eastAsia="Arial Narrow" w:hAnsi="Arial Narrow" w:cs="Arial Narrow"/>
           <w:color w:val="000000"/>
           <w:sz w:val="22"/>
           <w:szCs w:val="22"/>
@@ -3104,7 +3104,7 @@
       </w:r>
       <w:r>
         <w:rPr>
-          <w:rFonts w:ascii="Arial Narrow" w:hAnsi="Arial Narrow"/>
+          <w:rFonts w:ascii="Arial Narrow" w:eastAsia="Arial Narrow" w:hAnsi="Arial Narrow" w:cs="Arial Narrow"/>
           <w:sz w:val="22"/>
           <w:szCs w:val="22"/>
           <w:shd w:val="clear" w:color="auto" w:fill="FFFFFF"/>
@@ -3121,7 +3121,7 @@
       </w:r>
       <w:r>
         <w:rPr>
-          <w:rFonts w:ascii="Arial Narrow" w:hAnsi="Arial Narrow" w:cs="Segoe UI"/>
+          <w:rFonts w:ascii="Arial Narrow" w:eastAsia="Arial Narrow" w:hAnsi="Arial Narrow" w:cs="Arial Narrow"/>
           <w:color w:val="000000"/>
           <w:sz w:val="22"/>
           <w:szCs w:val="22"/>
@@ -3138,7 +3138,7 @@
       </w:r>
       <w:r>
         <w:rPr>
-          <w:rFonts w:ascii="Arial Narrow" w:hAnsi="Arial Narrow" w:cs="Segoe UI"/>
+          <w:rFonts w:ascii="Arial Narrow" w:eastAsia="Arial Narrow" w:hAnsi="Arial Narrow" w:cs="Arial Narrow"/>
           <w:color w:val="000000"/>
           <w:sz w:val="22"/>
           <w:szCs w:val="22"/>
@@ -3158,7 +3158,7 @@
       <w:r>
         <w:rPr>
           <w:rStyle w:val="Refdenotaalpie"/>
-          <w:rFonts w:ascii="Arial Narrow" w:eastAsia="Arial Narrow" w:hAnsi="Arial Narrow" w:cs="Arial"/>
+          <w:rFonts w:ascii="Arial Narrow" w:eastAsia="Arial Narrow" w:hAnsi="Arial Narrow" w:cs="Arial Narrow"/>
           <w:sz w:val="22"/>
           <w:szCs w:val="22"/>
           <w:vertAlign w:val="superscript"/>
@@ -3214,7 +3214,7 @@
       </w:r>
       <w:r>
         <w:rPr>
-          <w:rFonts w:ascii="Arial Narrow" w:hAnsi="Arial Narrow" w:cs="Segoe UI"/>
+          <w:rFonts w:ascii="Arial Narrow" w:eastAsia="Arial Narrow" w:hAnsi="Arial Narrow" w:cs="Arial Narrow"/>
           <w:color w:val="000000"/>
           <w:sz w:val="22"/>
           <w:szCs w:val="22"/>
@@ -3232,7 +3232,7 @@
       <w:bookmarkEnd w:id="10"/>
       <w:r>
         <w:rPr>
-          <w:rFonts w:ascii="Arial Narrow" w:hAnsi="Arial Narrow"/>
+          <w:rFonts w:ascii="Arial Narrow" w:eastAsia="Arial Narrow" w:hAnsi="Arial Narrow" w:cs="Arial Narrow"/>
           <w:sz w:val="22"/>
           <w:szCs w:val="22"/>
           <w:shd w:val="clear" w:color="auto" w:fill="FFFFFF"/>
@@ -3249,7 +3249,7 @@
       </w:r>
       <w:r>
         <w:rPr>
-          <w:rFonts w:ascii="Arial Narrow" w:hAnsi="Arial Narrow"/>
+          <w:rFonts w:ascii="Arial Narrow" w:eastAsia="Arial Narrow" w:hAnsi="Arial Narrow" w:cs="Arial Narrow"/>
           <w:sz w:val="22"/>
           <w:szCs w:val="22"/>
           <w:lang w:eastAsia="es-ES"/>
@@ -3258,7 +3258,7 @@
       </w:r>
       <w:r>
         <w:rPr>
-          <w:rFonts w:ascii="Arial Narrow" w:hAnsi="Arial Narrow"/>
+          <w:rFonts w:ascii="Arial Narrow" w:eastAsia="Arial Narrow" w:hAnsi="Arial Narrow" w:cs="Arial Narrow"/>
           <w:sz w:val="22"/>
           <w:szCs w:val="22"/>
         </w:rPr>
@@ -3282,7 +3282,7 @@
       </w:r>
       <w:r>
         <w:rPr>
-          <w:rFonts w:ascii="Arial Narrow" w:hAnsi="Arial Narrow"/>
+          <w:rFonts w:ascii="Arial Narrow" w:eastAsia="Arial Narrow" w:hAnsi="Arial Narrow" w:cs="Arial Narrow"/>
           <w:color w:val="000000"/>
           <w:sz w:val="22"/>
           <w:szCs w:val="22"/>
@@ -3292,7 +3292,7 @@
       </w:r>
       <w:r>
         <w:rPr>
-          <w:rFonts w:ascii="Arial Narrow" w:hAnsi="Arial Narrow"/>
+          <w:rFonts w:ascii="Arial Narrow" w:eastAsia="Arial Narrow" w:hAnsi="Arial Narrow" w:cs="Arial Narrow"/>
           <w:sz w:val="22"/>
           <w:szCs w:val="22"/>
           <w:shd w:val="clear" w:color="auto" w:fill="FFFFFF"/>
@@ -3309,7 +3309,7 @@
       </w:r>
       <w:r>
         <w:rPr>
-          <w:rFonts w:ascii="Arial Narrow" w:hAnsi="Arial Narrow" w:cs="Segoe UI"/>
+          <w:rFonts w:ascii="Arial Narrow" w:eastAsia="Arial Narrow" w:hAnsi="Arial Narrow" w:cs="Arial Narrow"/>
           <w:color w:val="000000"/>
           <w:sz w:val="22"/>
           <w:szCs w:val="22"/>
@@ -3326,7 +3326,7 @@
       </w:r>
       <w:r>
         <w:rPr>
-          <w:rFonts w:ascii="Arial Narrow" w:hAnsi="Arial Narrow" w:cs="Segoe UI"/>
+          <w:rFonts w:ascii="Arial Narrow" w:eastAsia="Arial Narrow" w:hAnsi="Arial Narrow" w:cs="Arial Narrow"/>
           <w:color w:val="000000"/>
           <w:sz w:val="22"/>
           <w:szCs w:val="22"/>
@@ -3343,7 +3343,7 @@
       </w:r>
       <w:r>
         <w:rPr>
-          <w:rFonts w:ascii="Arial Narrow" w:eastAsia="Arial Narrow" w:hAnsi="Arial Narrow" w:cs="Arial"/>
+          <w:rFonts w:ascii="Arial Narrow" w:eastAsia="Arial Narrow" w:hAnsi="Arial Narrow" w:cs="Arial Narrow"/>
           <w:bCs/>
           <w:color w:val="000000"/>
           <w:sz w:val="22"/>
@@ -3392,7 +3392,7 @@
       </w:r>
       <w:r>
         <w:rPr>
-          <w:rFonts w:ascii="Arial Narrow" w:hAnsi="Arial Narrow"/>
+          <w:rFonts w:ascii="Arial Narrow" w:eastAsia="Arial Narrow" w:hAnsi="Arial Narrow" w:cs="Arial Narrow"/>
           <w:sz w:val="22"/>
           <w:szCs w:val="22"/>
           <w:shd w:val="clear" w:color="auto" w:fill="FFFFFF"/>
@@ -3409,7 +3409,7 @@
       </w:r>
       <w:r>
         <w:rPr>
-          <w:rFonts w:ascii="Arial Narrow" w:hAnsi="Arial Narrow"/>
+          <w:rFonts w:ascii="Arial Narrow" w:eastAsia="Arial Narrow" w:hAnsi="Arial Narrow" w:cs="Arial Narrow"/>
           <w:sz w:val="22"/>
           <w:szCs w:val="22"/>
           <w:lang w:eastAsia="es-ES"/>
@@ -3418,7 +3418,7 @@
       </w:r>
       <w:r>
         <w:rPr>
-          <w:rFonts w:ascii="Arial Narrow" w:hAnsi="Arial Narrow"/>
+          <w:rFonts w:ascii="Arial Narrow" w:eastAsia="Arial Narrow" w:hAnsi="Arial Narrow" w:cs="Arial Narrow"/>
           <w:sz w:val="22"/>
           <w:szCs w:val="22"/>
           <w:lang w:eastAsia="es-ES"/>
@@ -3427,7 +3427,7 @@
       </w:r>
       <w:r>
         <w:rPr>
-          <w:rFonts w:ascii="Arial Narrow" w:hAnsi="Arial Narrow"/>
+          <w:rFonts w:ascii="Arial Narrow" w:eastAsia="Arial Narrow" w:hAnsi="Arial Narrow" w:cs="Arial Narrow"/>
           <w:sz w:val="22"/>
           <w:szCs w:val="22"/>
         </w:rPr>
@@ -3443,7 +3443,7 @@
       </w:r>
       <w:r>
         <w:rPr>
-          <w:rFonts w:ascii="Arial Narrow" w:hAnsi="Arial Narrow"/>
+          <w:rFonts w:ascii="Arial Narrow" w:eastAsia="Arial Narrow" w:hAnsi="Arial Narrow" w:cs="Arial Narrow"/>
           <w:sz w:val="22"/>
           <w:szCs w:val="22"/>
           <w:shd w:val="clear" w:color="auto" w:fill="FFFFFF"/>
@@ -3452,7 +3452,7 @@
       </w:r>
       <w:r>
         <w:rPr>
-          <w:rFonts w:ascii="Arial Narrow" w:eastAsia="Arial Narrow" w:hAnsi="Arial Narrow" w:cs="Arial"/>
+          <w:rFonts w:ascii="Arial Narrow" w:eastAsia="Arial Narrow" w:hAnsi="Arial Narrow" w:cs="Arial Narrow"/>
           <w:sz w:val="22"/>
           <w:szCs w:val="22"/>
         </w:rPr>
@@ -3462,7 +3462,7 @@
       <w:r>
         <w:rPr>
           <w:rStyle w:val="Refdenotaalpie"/>
-          <w:rFonts w:ascii="Arial Narrow" w:eastAsia="Arial Narrow" w:hAnsi="Arial Narrow" w:cs="Arial"/>
+          <w:rFonts w:ascii="Arial Narrow" w:eastAsia="Arial Narrow" w:hAnsi="Arial Narrow" w:cs="Arial Narrow"/>
           <w:bCs/>
           <w:color w:val="000000"/>
           <w:sz w:val="22"/>
@@ -3473,7 +3473,7 @@
       </w:r>
       <w:r>
         <w:rPr>
-          <w:rFonts w:ascii="Arial Narrow" w:eastAsia="Arial Narrow" w:hAnsi="Arial Narrow" w:cs="Arial"/>
+          <w:rFonts w:ascii="Arial Narrow" w:eastAsia="Arial Narrow" w:hAnsi="Arial Narrow" w:cs="Arial Narrow"/>
           <w:bCs/>
           <w:color w:val="000000"/>
           <w:sz w:val="22"/>
@@ -3507,7 +3507,7 @@
         <w:ind w:left="567" w:hanging="567"/>
         <w:jc w:val="both"/>
         <w:rPr>
-          <w:rFonts w:ascii="Arial Narrow" w:hAnsi="Arial Narrow" w:cs="Segoe UI"/>
+          <w:rFonts w:ascii="Arial Narrow" w:eastAsia="Arial Narrow" w:hAnsi="Arial Narrow" w:cs="Arial Narrow"/>
           <w:sz w:val="22"/>
           <w:szCs w:val="22"/>
         </w:rPr>
@@ -3678,7 +3678,7 @@
       <w:r>
         <w:rPr>
           <w:rStyle w:val="normaltextrun"/>
-          <w:rFonts w:ascii="Arial Narrow" w:hAnsi="Arial Narrow"/>
+          <w:rFonts w:ascii="Arial Narrow" w:eastAsia="Arial Narrow" w:hAnsi="Arial Narrow" w:cs="Arial Narrow"/>
           <w:sz w:val="22"/>
           <w:szCs w:val="22"/>
           <w:shd w:val="clear" w:color="auto" w:fill="FFFFFF"/>
@@ -3695,7 +3695,7 @@
       </w:r>
       <w:r>
         <w:rPr>
-          <w:rFonts w:ascii="Arial Narrow" w:hAnsi="Arial Narrow" w:cs="Arial"/>
+          <w:rFonts w:ascii="Arial Narrow" w:eastAsia="Arial Narrow" w:hAnsi="Arial Narrow" w:cs="Arial Narrow"/>
           <w:sz w:val="22"/>
           <w:szCs w:val="22"/>
           <w:lang w:val="es-ES" w:eastAsia="es-ES"/>
@@ -3712,7 +3712,7 @@
       </w:r>
       <w:r>
         <w:rPr>
-          <w:rFonts w:ascii="Arial Narrow" w:hAnsi="Arial Narrow"/>
+          <w:rFonts w:ascii="Arial Narrow" w:eastAsia="Arial Narrow" w:hAnsi="Arial Narrow" w:cs="Arial Narrow"/>
           <w:sz w:val="22"/>
           <w:szCs w:val="22"/>
           <w:lang w:eastAsia="es-ES"/>
@@ -3721,7 +3721,7 @@
       </w:r>
       <w:r>
         <w:rPr>
-          <w:rFonts w:ascii="Arial Narrow" w:hAnsi="Arial Narrow"/>
+          <w:rFonts w:ascii="Arial Narrow" w:eastAsia="Arial Narrow" w:hAnsi="Arial Narrow" w:cs="Arial Narrow"/>
           <w:sz w:val="22"/>
           <w:szCs w:val="22"/>
           <w:lang w:eastAsia="es-ES"/>
@@ -3730,7 +3730,7 @@
       </w:r>
       <w:r>
         <w:rPr>
-          <w:rFonts w:ascii="Arial Narrow" w:hAnsi="Arial Narrow"/>
+          <w:rFonts w:ascii="Arial Narrow" w:eastAsia="Arial Narrow" w:hAnsi="Arial Narrow" w:cs="Arial Narrow"/>
           <w:sz w:val="22"/>
           <w:szCs w:val="22"/>
           <w:lang w:eastAsia="es-ES"/>
@@ -3739,7 +3739,7 @@
       </w:r>
       <w:r>
         <w:rPr>
-          <w:rFonts w:ascii="Arial Narrow" w:hAnsi="Arial Narrow"/>
+          <w:rFonts w:ascii="Arial Narrow" w:eastAsia="Arial Narrow" w:hAnsi="Arial Narrow" w:cs="Arial Narrow"/>
           <w:sz w:val="22"/>
           <w:szCs w:val="22"/>
         </w:rPr>
@@ -3755,7 +3755,7 @@
       </w:r>
       <w:r>
         <w:rPr>
-          <w:rFonts w:ascii="Arial Narrow" w:hAnsi="Arial Narrow"/>
+          <w:rFonts w:ascii="Arial Narrow" w:eastAsia="Arial Narrow" w:hAnsi="Arial Narrow" w:cs="Arial Narrow"/>
           <w:sz w:val="22"/>
           <w:szCs w:val="22"/>
           <w:lang w:eastAsia="es-ES"/>
@@ -3764,7 +3764,7 @@
       </w:r>
       <w:r>
         <w:rPr>
-          <w:rFonts w:ascii="Arial Narrow" w:hAnsi="Arial Narrow"/>
+          <w:rFonts w:ascii="Arial Narrow" w:eastAsia="Arial Narrow" w:hAnsi="Arial Narrow" w:cs="Arial Narrow"/>
           <w:sz w:val="22"/>
           <w:szCs w:val="22"/>
           <w:lang w:eastAsia="es-ES"/>
@@ -3789,7 +3789,7 @@
       </w:r>
       <w:r>
         <w:rPr>
-          <w:rFonts w:ascii="Arial Narrow" w:hAnsi="Arial Narrow"/>
+          <w:rFonts w:ascii="Arial Narrow" w:eastAsia="Arial Narrow" w:hAnsi="Arial Narrow" w:cs="Arial Narrow"/>
           <w:sz w:val="22"/>
           <w:szCs w:val="22"/>
           <w:lang w:eastAsia="es-ES"/>
@@ -3798,7 +3798,7 @@
       </w:r>
       <w:r>
         <w:rPr>
-          <w:rFonts w:ascii="Arial Narrow" w:hAnsi="Arial Narrow"/>
+          <w:rFonts w:ascii="Arial Narrow" w:eastAsia="Arial Narrow" w:hAnsi="Arial Narrow" w:cs="Arial Narrow"/>
           <w:sz w:val="22"/>
           <w:szCs w:val="22"/>
         </w:rPr>
@@ -3814,7 +3814,7 @@
       </w:r>
       <w:r>
         <w:rPr>
-          <w:rFonts w:ascii="Arial Narrow" w:hAnsi="Arial Narrow"/>
+          <w:rFonts w:ascii="Arial Narrow" w:eastAsia="Arial Narrow" w:hAnsi="Arial Narrow" w:cs="Arial Narrow"/>
           <w:sz w:val="22"/>
           <w:szCs w:val="22"/>
           <w:lang w:eastAsia="es-ES"/>
@@ -3863,7 +3863,7 @@
       </w:r>
       <w:r>
         <w:rPr>
-          <w:rFonts w:ascii="Arial Narrow" w:hAnsi="Arial Narrow" w:cs="Arial"/>
+          <w:rFonts w:ascii="Arial Narrow" w:eastAsia="Arial Narrow" w:hAnsi="Arial Narrow" w:cs="Arial Narrow"/>
           <w:sz w:val="22"/>
           <w:szCs w:val="22"/>
           <w:lang w:val="es-ES" w:eastAsia="es-ES"/>
@@ -3924,7 +3924,7 @@
         <w:contextualSpacing/>
         <w:jc w:val="both"/>
         <w:rPr>
-          <w:rFonts w:ascii="Arial Narrow" w:hAnsi="Arial Narrow"/>
+          <w:rFonts w:ascii="Arial Narrow" w:eastAsia="Arial Narrow" w:hAnsi="Arial Narrow" w:cs="Arial Narrow"/>
           <w:sz w:val="22"/>
           <w:szCs w:val="22"/>
         </w:rPr>
@@ -4095,7 +4095,7 @@
       </w:r>
       <w:r>
         <w:rPr>
-          <w:rFonts w:ascii="Arial Narrow" w:hAnsi="Arial Narrow"/>
+          <w:rFonts w:ascii="Arial Narrow" w:eastAsia="Arial Narrow" w:hAnsi="Arial Narrow" w:cs="Arial Narrow"/>
           <w:sz w:val="22"/>
           <w:szCs w:val="22"/>
         </w:rPr>
@@ -4103,7 +4103,7 @@
       </w:r>
       <w:r>
         <w:rPr>
-          <w:rFonts w:ascii="Arial Narrow" w:hAnsi="Arial Narrow"/>
+          <w:rFonts w:ascii="Arial Narrow" w:eastAsia="Arial Narrow" w:hAnsi="Arial Narrow" w:cs="Arial Narrow"/>
           <w:b/>
           <w:bCs/>
           <w:sz w:val="22"/>
@@ -4113,7 +4113,7 @@
       </w:r>
       <w:r>
         <w:rPr>
-          <w:rFonts w:ascii="Arial Narrow" w:hAnsi="Arial Narrow"/>
+          <w:rFonts w:ascii="Arial Narrow" w:eastAsia="Arial Narrow" w:hAnsi="Arial Narrow" w:cs="Arial Narrow"/>
           <w:b/>
           <w:bCs/>
           <w:sz w:val="22"/>
@@ -4123,7 +4123,7 @@
       </w:r>
       <w:r>
         <w:rPr>
-          <w:rFonts w:ascii="Arial Narrow" w:hAnsi="Arial Narrow"/>
+          <w:rFonts w:ascii="Arial Narrow" w:eastAsia="Arial Narrow" w:hAnsi="Arial Narrow" w:cs="Arial Narrow"/>
           <w:b/>
           <w:bCs/>
           <w:sz w:val="22"/>
@@ -4133,7 +4133,7 @@
       </w:r>
       <w:r>
         <w:rPr>
-          <w:rFonts w:ascii="Arial Narrow" w:hAnsi="Arial Narrow"/>
+          <w:rFonts w:ascii="Arial Narrow" w:eastAsia="Arial Narrow" w:hAnsi="Arial Narrow" w:cs="Arial Narrow"/>
           <w:b/>
           <w:bCs/>
           <w:sz w:val="22"/>
@@ -4143,7 +4143,7 @@
       </w:r>
       <w:r>
         <w:rPr>
-          <w:rFonts w:ascii="Arial Narrow" w:hAnsi="Arial Narrow"/>
+          <w:rFonts w:ascii="Arial Narrow" w:eastAsia="Arial Narrow" w:hAnsi="Arial Narrow" w:cs="Arial Narrow"/>
           <w:b/>
           <w:bCs/>
           <w:sz w:val="22"/>
@@ -4153,7 +4153,7 @@
       </w:r>
       <w:r>
         <w:rPr>
-          <w:rFonts w:ascii="Arial Narrow" w:hAnsi="Arial Narrow"/>
+          <w:rFonts w:ascii="Arial Narrow" w:eastAsia="Arial Narrow" w:hAnsi="Arial Narrow" w:cs="Arial Narrow"/>
           <w:b/>
           <w:bCs/>
           <w:sz w:val="22"/>
@@ -4163,7 +4163,7 @@
       </w:r>
       <w:r>
         <w:rPr>
-          <w:rFonts w:ascii="Arial Narrow" w:hAnsi="Arial Narrow"/>
+          <w:rFonts w:ascii="Arial Narrow" w:eastAsia="Arial Narrow" w:hAnsi="Arial Narrow" w:cs="Arial Narrow"/>
           <w:b/>
           <w:bCs/>
           <w:sz w:val="22"/>
@@ -4173,7 +4173,7 @@
       </w:r>
       <w:r>
         <w:rPr>
-          <w:rFonts w:ascii="Arial Narrow" w:hAnsi="Arial Narrow"/>
+          <w:rFonts w:ascii="Arial Narrow" w:eastAsia="Arial Narrow" w:hAnsi="Arial Narrow" w:cs="Arial Narrow"/>
           <w:sz w:val="22"/>
           <w:szCs w:val="22"/>
         </w:rPr>
@@ -4181,7 +4181,7 @@
       </w:r>
       <w:r>
         <w:rPr>
-          <w:rFonts w:ascii="Arial Narrow" w:hAnsi="Arial Narrow"/>
+          <w:rFonts w:ascii="Arial Narrow" w:eastAsia="Arial Narrow" w:hAnsi="Arial Narrow" w:cs="Arial Narrow"/>
           <w:sz w:val="22"/>
           <w:szCs w:val="22"/>
         </w:rPr>
@@ -4189,7 +4189,7 @@
       </w:r>
       <w:r>
         <w:rPr>
-          <w:rFonts w:ascii="Arial Narrow" w:hAnsi="Arial Narrow"/>
+          <w:rFonts w:ascii="Arial Narrow" w:eastAsia="Arial Narrow" w:hAnsi="Arial Narrow" w:cs="Arial Narrow"/>
           <w:sz w:val="22"/>
           <w:szCs w:val="22"/>
         </w:rPr>
@@ -4197,7 +4197,7 @@
       </w:r>
       <w:r>
         <w:rPr>
-          <w:rFonts w:ascii="Arial Narrow" w:hAnsi="Arial Narrow"/>
+          <w:rFonts w:ascii="Arial Narrow" w:eastAsia="Arial Narrow" w:hAnsi="Arial Narrow" w:cs="Arial Narrow"/>
           <w:sz w:val="22"/>
           <w:szCs w:val="22"/>
         </w:rPr>
@@ -4205,7 +4205,7 @@
       </w:r>
       <w:r>
         <w:rPr>
-          <w:rFonts w:ascii="Arial Narrow" w:hAnsi="Arial Narrow"/>
+          <w:rFonts w:ascii="Arial Narrow" w:eastAsia="Arial Narrow" w:hAnsi="Arial Narrow" w:cs="Arial Narrow"/>
           <w:sz w:val="22"/>
           <w:szCs w:val="22"/>
         </w:rPr>
@@ -4213,7 +4213,7 @@
       </w:r>
       <w:r>
         <w:rPr>
-          <w:rFonts w:ascii="Arial Narrow" w:hAnsi="Arial Narrow"/>
+          <w:rFonts w:ascii="Arial Narrow" w:eastAsia="Arial Narrow" w:hAnsi="Arial Narrow" w:cs="Arial Narrow"/>
           <w:sz w:val="22"/>
           <w:szCs w:val="22"/>
         </w:rPr>
@@ -4221,7 +4221,7 @@
       </w:r>
       <w:r>
         <w:rPr>
-          <w:rFonts w:ascii="Arial Narrow" w:hAnsi="Arial Narrow"/>
+          <w:rFonts w:ascii="Arial Narrow" w:eastAsia="Arial Narrow" w:hAnsi="Arial Narrow" w:cs="Arial Narrow"/>
           <w:sz w:val="22"/>
           <w:szCs w:val="22"/>
         </w:rPr>
@@ -4229,7 +4229,7 @@
       </w:r>
       <w:r>
         <w:rPr>
-          <w:rFonts w:ascii="Arial Narrow" w:hAnsi="Arial Narrow"/>
+          <w:rFonts w:ascii="Arial Narrow" w:eastAsia="Arial Narrow" w:hAnsi="Arial Narrow" w:cs="Arial Narrow"/>
           <w:sz w:val="22"/>
           <w:szCs w:val="22"/>
         </w:rPr>
@@ -4277,7 +4277,7 @@
         <w:contextualSpacing/>
         <w:jc w:val="both"/>
         <w:rPr>
-          <w:rFonts w:ascii="Arial Narrow" w:eastAsia="Calibri" w:hAnsi="Arial Narrow" w:cs="Arial Narrow"/>
+          <w:rFonts w:ascii="Arial Narrow" w:eastAsia="Arial Narrow" w:hAnsi="Arial Narrow" w:cs="Arial Narrow"/>
           <w:color w:val="000000"/>
           <w:sz w:val="22"/>
           <w:szCs w:val="22"/>
@@ -4338,7 +4338,7 @@
       </w:r>
       <w:r>
         <w:rPr>
-          <w:rFonts w:ascii="Arial Narrow" w:hAnsi="Arial Narrow"/>
+          <w:rFonts w:ascii="Arial Narrow" w:eastAsia="Arial Narrow" w:hAnsi="Arial Narrow" w:cs="Arial Narrow"/>
           <w:color w:val="000000"/>
           <w:sz w:val="22"/>
           <w:szCs w:val="22"/>
@@ -4385,7 +4385,7 @@
       <w:r>
         <w:rPr>
           <w:rStyle w:val="normaltextrun"/>
-          <w:rFonts w:ascii="Arial Narrow" w:hAnsi="Arial Narrow"/>
+          <w:rFonts w:ascii="Arial Narrow" w:eastAsia="Arial Narrow" w:hAnsi="Arial Narrow" w:cs="Arial Narrow"/>
           <w:sz w:val="22"/>
           <w:szCs w:val="22"/>
           <w:shd w:val="clear" w:color="auto" w:fill="FFFFFF"/>
@@ -4395,7 +4395,7 @@
       <w:bookmarkStart w:id="15" w:name="_Hlk215062067"/>
       <w:r>
         <w:rPr>
-          <w:rFonts w:ascii="Arial Narrow" w:hAnsi="Arial Narrow"/>
+          <w:rFonts w:ascii="Arial Narrow" w:eastAsia="Arial Narrow" w:hAnsi="Arial Narrow" w:cs="Arial Narrow"/>
           <w:color w:val="000000"/>
           <w:sz w:val="22"/>
           <w:szCs w:val="22"/>
@@ -4409,7 +4409,7 @@
         <w:contextualSpacing/>
         <w:jc w:val="both"/>
         <w:rPr>
-          <w:rFonts w:ascii="Arial Narrow" w:eastAsia="Calibri" w:hAnsi="Arial Narrow" w:cs="Arial Narrow"/>
+          <w:rFonts w:ascii="Arial Narrow" w:eastAsia="Arial Narrow" w:hAnsi="Arial Narrow" w:cs="Arial Narrow"/>
           <w:color w:val="000000"/>
           <w:sz w:val="22"/>
           <w:szCs w:val="22"/>
@@ -4430,14 +4430,14 @@
         <w:ind w:left="567" w:hanging="567"/>
         <w:jc w:val="both"/>
         <w:rPr>
-          <w:rFonts w:ascii="Arial Narrow" w:eastAsia="Calibri" w:hAnsi="Arial Narrow" w:cs="Arial Narrow"/>
-          <w:sz w:val="22"/>
-          <w:szCs w:val="22"/>
-        </w:rPr>
-      </w:pPr>
-      <w:r>
-        <w:rPr>
-          <w:rFonts w:ascii="Arial Narrow" w:eastAsia="Calibri" w:hAnsi="Arial Narrow" w:cs="Arial Narrow"/>
+          <w:rFonts w:ascii="Arial Narrow" w:eastAsia="Arial Narrow" w:hAnsi="Arial Narrow" w:cs="Arial Narrow"/>
+          <w:sz w:val="22"/>
+          <w:szCs w:val="22"/>
+        </w:rPr>
+      </w:pPr>
+      <w:r>
+        <w:rPr>
+          <w:rFonts w:ascii="Arial Narrow" w:eastAsia="Arial Narrow" w:hAnsi="Arial Narrow" w:cs="Arial Narrow"/>
           <w:color w:val="000000"/>
           <w:sz w:val="22"/>
           <w:szCs w:val="22"/>
@@ -4446,7 +4446,7 @@
       </w:r>
       <w:r>
         <w:rPr>
-          <w:rFonts w:ascii="Arial Narrow" w:hAnsi="Arial Narrow"/>
+          <w:rFonts w:ascii="Arial Narrow" w:eastAsia="Arial Narrow" w:hAnsi="Arial Narrow" w:cs="Arial Narrow"/>
           <w:sz w:val="22"/>
           <w:szCs w:val="22"/>
           <w:shd w:val="clear" w:color="auto" w:fill="FFFFFF"/>
@@ -4455,7 +4455,7 @@
       </w:r>
       <w:r>
         <w:rPr>
-          <w:rFonts w:ascii="Arial Narrow" w:eastAsia="Calibri" w:hAnsi="Arial Narrow" w:cs="Arial Narrow"/>
+          <w:rFonts w:ascii="Arial Narrow" w:eastAsia="Arial Narrow" w:hAnsi="Arial Narrow" w:cs="Arial Narrow"/>
           <w:sz w:val="22"/>
           <w:szCs w:val="22"/>
         </w:rPr>
@@ -4463,7 +4463,7 @@
       </w:r>
       <w:r>
         <w:rPr>
-          <w:rFonts w:ascii="Arial Narrow" w:hAnsi="Arial Narrow"/>
+          <w:rFonts w:ascii="Arial Narrow" w:eastAsia="Arial Narrow" w:hAnsi="Arial Narrow" w:cs="Arial Narrow"/>
           <w:sz w:val="22"/>
           <w:szCs w:val="22"/>
           <w:shd w:val="clear" w:color="auto" w:fill="FFFFFF"/>
@@ -4472,7 +4472,7 @@
       </w:r>
       <w:r>
         <w:rPr>
-          <w:rFonts w:ascii="Arial Narrow" w:hAnsi="Arial Narrow"/>
+          <w:rFonts w:ascii="Arial Narrow" w:eastAsia="Arial Narrow" w:hAnsi="Arial Narrow" w:cs="Arial Narrow"/>
           <w:sz w:val="22"/>
           <w:szCs w:val="22"/>
           <w:shd w:val="clear" w:color="auto" w:fill="FFFFFF"/>
@@ -4481,7 +4481,7 @@
       </w:r>
       <w:r>
         <w:rPr>
-          <w:rFonts w:ascii="Arial Narrow" w:hAnsi="Arial Narrow"/>
+          <w:rFonts w:ascii="Arial Narrow" w:eastAsia="Arial Narrow" w:hAnsi="Arial Narrow" w:cs="Arial Narrow"/>
           <w:sz w:val="22"/>
           <w:szCs w:val="22"/>
           <w:shd w:val="clear" w:color="auto" w:fill="FFFFFF"/>
@@ -4490,7 +4490,7 @@
       </w:r>
       <w:r>
         <w:rPr>
-          <w:rFonts w:ascii="Arial Narrow" w:hAnsi="Arial Narrow"/>
+          <w:rFonts w:ascii="Arial Narrow" w:eastAsia="Arial Narrow" w:hAnsi="Arial Narrow" w:cs="Arial Narrow"/>
           <w:sz w:val="22"/>
           <w:szCs w:val="22"/>
           <w:shd w:val="clear" w:color="auto" w:fill="FFFFFF"/>
@@ -4499,7 +4499,7 @@
       </w:r>
       <w:r>
         <w:rPr>
-          <w:rFonts w:ascii="Arial Narrow" w:hAnsi="Arial Narrow"/>
+          <w:rFonts w:ascii="Arial Narrow" w:eastAsia="Arial Narrow" w:hAnsi="Arial Narrow" w:cs="Arial Narrow"/>
           <w:sz w:val="22"/>
           <w:szCs w:val="22"/>
           <w:shd w:val="clear" w:color="auto" w:fill="FFFFFF"/>
@@ -4508,7 +4508,7 @@
       </w:r>
       <w:r>
         <w:rPr>
-          <w:rFonts w:ascii="Arial Narrow" w:hAnsi="Arial Narrow"/>
+          <w:rFonts w:ascii="Arial Narrow" w:eastAsia="Arial Narrow" w:hAnsi="Arial Narrow" w:cs="Arial Narrow"/>
           <w:sz w:val="22"/>
           <w:szCs w:val="22"/>
           <w:shd w:val="clear" w:color="auto" w:fill="FFFFFF"/>
@@ -4525,7 +4525,7 @@
       </w:r>
       <w:r>
         <w:rPr>
-          <w:rFonts w:ascii="Arial Narrow" w:hAnsi="Arial Narrow"/>
+          <w:rFonts w:ascii="Arial Narrow" w:eastAsia="Arial Narrow" w:hAnsi="Arial Narrow" w:cs="Arial Narrow"/>
           <w:sz w:val="22"/>
           <w:szCs w:val="22"/>
           <w:lang w:eastAsia="es-ES"/>
@@ -4534,7 +4534,7 @@
       </w:r>
       <w:r>
         <w:rPr>
-          <w:rFonts w:ascii="Arial Narrow" w:hAnsi="Arial Narrow"/>
+          <w:rFonts w:ascii="Arial Narrow" w:eastAsia="Arial Narrow" w:hAnsi="Arial Narrow" w:cs="Arial Narrow"/>
           <w:sz w:val="22"/>
           <w:szCs w:val="22"/>
         </w:rPr>
@@ -4574,7 +4574,7 @@
       </w:r>
       <w:r>
         <w:rPr>
-          <w:rFonts w:ascii="Arial Narrow" w:hAnsi="Arial Narrow"/>
+          <w:rFonts w:ascii="Arial Narrow" w:eastAsia="Arial Narrow" w:hAnsi="Arial Narrow" w:cs="Arial Narrow"/>
           <w:color w:val="000000"/>
           <w:sz w:val="22"/>
           <w:szCs w:val="22"/>
@@ -4584,7 +4584,7 @@
       </w:r>
       <w:r>
         <w:rPr>
-          <w:rFonts w:ascii="Arial Narrow" w:hAnsi="Arial Narrow"/>
+          <w:rFonts w:ascii="Arial Narrow" w:eastAsia="Arial Narrow" w:hAnsi="Arial Narrow" w:cs="Arial Narrow"/>
           <w:color w:val="000000"/>
           <w:sz w:val="22"/>
           <w:szCs w:val="22"/>
@@ -4594,7 +4594,7 @@
       </w:r>
       <w:r>
         <w:rPr>
-          <w:rFonts w:ascii="Arial Narrow" w:hAnsi="Arial Narrow"/>
+          <w:rFonts w:ascii="Arial Narrow" w:eastAsia="Arial Narrow" w:hAnsi="Arial Narrow" w:cs="Arial Narrow"/>
           <w:color w:val="000000"/>
           <w:sz w:val="22"/>
           <w:szCs w:val="22"/>
@@ -4604,7 +4604,7 @@
       </w:r>
       <w:r>
         <w:rPr>
-          <w:rFonts w:ascii="Arial Narrow" w:hAnsi="Arial Narrow"/>
+          <w:rFonts w:ascii="Arial Narrow" w:eastAsia="Arial Narrow" w:hAnsi="Arial Narrow" w:cs="Arial Narrow"/>
           <w:sz w:val="22"/>
           <w:szCs w:val="22"/>
           <w:shd w:val="clear" w:color="auto" w:fill="FFFFFF"/>
@@ -4613,7 +4613,7 @@
       </w:r>
       <w:r>
         <w:rPr>
-          <w:rFonts w:ascii="Arial Narrow" w:hAnsi="Arial Narrow"/>
+          <w:rFonts w:ascii="Arial Narrow" w:eastAsia="Arial Narrow" w:hAnsi="Arial Narrow" w:cs="Arial Narrow"/>
           <w:sz w:val="22"/>
           <w:szCs w:val="22"/>
           <w:shd w:val="clear" w:color="auto" w:fill="FFFFFF"/>
@@ -4635,7 +4635,7 @@
         <w:ind w:left="567"/>
         <w:jc w:val="both"/>
         <w:rPr>
-          <w:rFonts w:ascii="Arial Narrow" w:eastAsia="Calibri" w:hAnsi="Arial Narrow" w:cs="Arial Narrow"/>
+          <w:rFonts w:ascii="Arial Narrow" w:eastAsia="Arial Narrow" w:hAnsi="Arial Narrow" w:cs="Arial Narrow"/>
           <w:sz w:val="22"/>
           <w:szCs w:val="22"/>
         </w:rPr>
@@ -4655,14 +4655,14 @@
         <w:ind w:left="567" w:hanging="567"/>
         <w:jc w:val="both"/>
         <w:rPr>
-          <w:rFonts w:ascii="Arial Narrow" w:eastAsia="Calibri" w:hAnsi="Arial Narrow" w:cs="Arial Narrow"/>
-          <w:sz w:val="22"/>
-          <w:szCs w:val="22"/>
-        </w:rPr>
-      </w:pPr>
-      <w:r>
-        <w:rPr>
-          <w:rFonts w:ascii="Arial Narrow" w:eastAsia="Calibri" w:hAnsi="Arial Narrow" w:cs="Arial Narrow"/>
+          <w:rFonts w:ascii="Arial Narrow" w:eastAsia="Arial Narrow" w:hAnsi="Arial Narrow" w:cs="Arial Narrow"/>
+          <w:sz w:val="22"/>
+          <w:szCs w:val="22"/>
+        </w:rPr>
+      </w:pPr>
+      <w:r>
+        <w:rPr>
+          <w:rFonts w:ascii="Arial Narrow" w:eastAsia="Arial Narrow" w:hAnsi="Arial Narrow" w:cs="Arial Narrow"/>
           <w:color w:val="000000"/>
           <w:sz w:val="22"/>
           <w:szCs w:val="22"/>
@@ -4671,7 +4671,7 @@
       </w:r>
       <w:r>
         <w:rPr>
-          <w:rFonts w:ascii="Arial Narrow" w:hAnsi="Arial Narrow"/>
+          <w:rFonts w:ascii="Arial Narrow" w:eastAsia="Arial Narrow" w:hAnsi="Arial Narrow" w:cs="Arial Narrow"/>
           <w:sz w:val="22"/>
           <w:szCs w:val="22"/>
           <w:shd w:val="clear" w:color="auto" w:fill="FFFFFF"/>
@@ -4680,7 +4680,7 @@
       </w:r>
       <w:r>
         <w:rPr>
-          <w:rFonts w:ascii="Arial Narrow" w:eastAsia="Calibri" w:hAnsi="Arial Narrow" w:cs="Arial Narrow"/>
+          <w:rFonts w:ascii="Arial Narrow" w:eastAsia="Arial Narrow" w:hAnsi="Arial Narrow" w:cs="Arial Narrow"/>
           <w:sz w:val="22"/>
           <w:szCs w:val="22"/>
         </w:rPr>
@@ -4688,7 +4688,7 @@
       </w:r>
       <w:r>
         <w:rPr>
-          <w:rFonts w:ascii="Arial Narrow" w:hAnsi="Arial Narrow"/>
+          <w:rFonts w:ascii="Arial Narrow" w:eastAsia="Arial Narrow" w:hAnsi="Arial Narrow" w:cs="Arial Narrow"/>
           <w:sz w:val="22"/>
           <w:szCs w:val="22"/>
           <w:shd w:val="clear" w:color="auto" w:fill="FFFFFF"/>
@@ -4697,7 +4697,7 @@
       </w:r>
       <w:r>
         <w:rPr>
-          <w:rFonts w:ascii="Arial Narrow" w:hAnsi="Arial Narrow"/>
+          <w:rFonts w:ascii="Arial Narrow" w:eastAsia="Arial Narrow" w:hAnsi="Arial Narrow" w:cs="Arial Narrow"/>
           <w:sz w:val="22"/>
           <w:szCs w:val="22"/>
           <w:shd w:val="clear" w:color="auto" w:fill="FFFFFF"/>
@@ -4706,7 +4706,7 @@
       </w:r>
       <w:r>
         <w:rPr>
-          <w:rFonts w:ascii="Arial Narrow" w:hAnsi="Arial Narrow"/>
+          <w:rFonts w:ascii="Arial Narrow" w:eastAsia="Arial Narrow" w:hAnsi="Arial Narrow" w:cs="Arial Narrow"/>
           <w:sz w:val="22"/>
           <w:szCs w:val="22"/>
           <w:shd w:val="clear" w:color="auto" w:fill="FFFFFF"/>
@@ -4715,7 +4715,7 @@
       </w:r>
       <w:r>
         <w:rPr>
-          <w:rFonts w:ascii="Arial Narrow" w:hAnsi="Arial Narrow"/>
+          <w:rFonts w:ascii="Arial Narrow" w:eastAsia="Arial Narrow" w:hAnsi="Arial Narrow" w:cs="Arial Narrow"/>
           <w:sz w:val="22"/>
           <w:szCs w:val="22"/>
           <w:shd w:val="clear" w:color="auto" w:fill="FFFFFF"/>
@@ -4732,7 +4732,7 @@
       </w:r>
       <w:r>
         <w:rPr>
-          <w:rFonts w:ascii="Arial Narrow" w:hAnsi="Arial Narrow"/>
+          <w:rFonts w:ascii="Arial Narrow" w:eastAsia="Arial Narrow" w:hAnsi="Arial Narrow" w:cs="Arial Narrow"/>
           <w:sz w:val="22"/>
           <w:szCs w:val="22"/>
           <w:lang w:eastAsia="es-ES"/>
@@ -4741,7 +4741,7 @@
       </w:r>
       <w:r>
         <w:rPr>
-          <w:rFonts w:ascii="Arial Narrow" w:hAnsi="Arial Narrow"/>
+          <w:rFonts w:ascii="Arial Narrow" w:eastAsia="Arial Narrow" w:hAnsi="Arial Narrow" w:cs="Arial Narrow"/>
           <w:sz w:val="22"/>
           <w:szCs w:val="22"/>
         </w:rPr>
@@ -4781,7 +4781,7 @@
       </w:r>
       <w:r>
         <w:rPr>
-          <w:rFonts w:ascii="Arial Narrow" w:hAnsi="Arial Narrow"/>
+          <w:rFonts w:ascii="Arial Narrow" w:eastAsia="Arial Narrow" w:hAnsi="Arial Narrow" w:cs="Arial Narrow"/>
           <w:color w:val="000000"/>
           <w:sz w:val="22"/>
           <w:szCs w:val="22"/>
@@ -4791,7 +4791,7 @@
       </w:r>
       <w:r>
         <w:rPr>
-          <w:rFonts w:ascii="Arial Narrow" w:hAnsi="Arial Narrow"/>
+          <w:rFonts w:ascii="Arial Narrow" w:eastAsia="Arial Narrow" w:hAnsi="Arial Narrow" w:cs="Arial Narrow"/>
           <w:color w:val="000000"/>
           <w:sz w:val="22"/>
           <w:szCs w:val="22"/>
@@ -4801,7 +4801,7 @@
       </w:r>
       <w:r>
         <w:rPr>
-          <w:rFonts w:ascii="Arial Narrow" w:hAnsi="Arial Narrow"/>
+          <w:rFonts w:ascii="Arial Narrow" w:eastAsia="Arial Narrow" w:hAnsi="Arial Narrow" w:cs="Arial Narrow"/>
           <w:sz w:val="22"/>
           <w:szCs w:val="22"/>
           <w:shd w:val="clear" w:color="auto" w:fill="FFFFFF"/>
@@ -4810,7 +4810,7 @@
       </w:r>
       <w:r>
         <w:rPr>
-          <w:rFonts w:ascii="Arial Narrow" w:hAnsi="Arial Narrow"/>
+          <w:rFonts w:ascii="Arial Narrow" w:eastAsia="Arial Narrow" w:hAnsi="Arial Narrow" w:cs="Arial Narrow"/>
           <w:sz w:val="22"/>
           <w:szCs w:val="22"/>
           <w:shd w:val="clear" w:color="auto" w:fill="FFFFFF"/>
@@ -4819,7 +4819,7 @@
       </w:r>
       <w:r>
         <w:rPr>
-          <w:rFonts w:ascii="Arial Narrow" w:hAnsi="Arial Narrow"/>
+          <w:rFonts w:ascii="Arial Narrow" w:eastAsia="Arial Narrow" w:hAnsi="Arial Narrow" w:cs="Arial Narrow"/>
           <w:sz w:val="22"/>
           <w:szCs w:val="22"/>
           <w:shd w:val="clear" w:color="auto" w:fill="FFFFFF"/>
@@ -4869,7 +4869,7 @@
       </w:r>
       <w:r>
         <w:rPr>
-          <w:rFonts w:ascii="Arial Narrow" w:hAnsi="Arial Narrow"/>
+          <w:rFonts w:ascii="Arial Narrow" w:eastAsia="Arial Narrow" w:hAnsi="Arial Narrow" w:cs="Arial Narrow"/>
           <w:sz w:val="22"/>
           <w:szCs w:val="22"/>
           <w:shd w:val="clear" w:color="auto" w:fill="FFFFFF"/>
@@ -4955,7 +4955,7 @@
       </w:r>
       <w:r>
         <w:rPr>
-          <w:rFonts w:ascii="Arial Narrow" w:hAnsi="Arial Narrow"/>
+          <w:rFonts w:ascii="Arial Narrow" w:eastAsia="Arial Narrow" w:hAnsi="Arial Narrow" w:cs="Arial Narrow"/>
           <w:sz w:val="22"/>
           <w:szCs w:val="22"/>
         </w:rPr>
@@ -4995,14 +4995,14 @@
         <w:contextualSpacing/>
         <w:jc w:val="both"/>
         <w:rPr>
-          <w:rFonts w:ascii="Arial Narrow" w:hAnsi="Arial Narrow"/>
-          <w:sz w:val="22"/>
-          <w:szCs w:val="22"/>
-        </w:rPr>
-      </w:pPr>
-      <w:r>
-        <w:rPr>
-          <w:rFonts w:ascii="Arial Narrow" w:hAnsi="Arial Narrow"/>
+          <w:rFonts w:ascii="Arial Narrow" w:eastAsia="Arial Narrow" w:hAnsi="Arial Narrow" w:cs="Arial Narrow"/>
+          <w:sz w:val="22"/>
+          <w:szCs w:val="22"/>
+        </w:rPr>
+      </w:pPr>
+      <w:r>
+        <w:rPr>
+          <w:rFonts w:ascii="Arial Narrow" w:eastAsia="Arial Narrow" w:hAnsi="Arial Narrow" w:cs="Arial Narrow"/>
           <w:b/>
           <w:bCs/>
           <w:sz w:val="22"/>
@@ -5012,7 +5012,7 @@
       </w:r>
       <w:r>
         <w:rPr>
-          <w:rFonts w:ascii="Arial Narrow" w:hAnsi="Arial Narrow"/>
+          <w:rFonts w:ascii="Arial Narrow" w:eastAsia="Arial Narrow" w:hAnsi="Arial Narrow" w:cs="Arial Narrow"/>
           <w:b/>
           <w:bCs/>
           <w:sz w:val="22"/>
@@ -5022,7 +5022,7 @@
       </w:r>
       <w:r>
         <w:rPr>
-          <w:rFonts w:ascii="Arial Narrow" w:hAnsi="Arial Narrow"/>
+          <w:rFonts w:ascii="Arial Narrow" w:eastAsia="Arial Narrow" w:hAnsi="Arial Narrow" w:cs="Arial Narrow"/>
           <w:sz w:val="22"/>
           <w:szCs w:val="22"/>
         </w:rPr>
@@ -5049,7 +5049,7 @@
       <w:r>
         <w:rPr>
           <w:rStyle w:val="normaltextrun"/>
-          <w:rFonts w:ascii="Arial Narrow" w:hAnsi="Arial Narrow"/>
+          <w:rFonts w:ascii="Arial Narrow" w:eastAsia="Arial Narrow" w:hAnsi="Arial Narrow" w:cs="Arial Narrow"/>
           <w:sz w:val="22"/>
           <w:szCs w:val="22"/>
           <w:shd w:val="clear" w:color="auto" w:fill="FFFFFF"/>
@@ -5058,7 +5058,7 @@
       </w:r>
       <w:r>
         <w:rPr>
-          <w:rFonts w:ascii="Arial Narrow" w:hAnsi="Arial Narrow"/>
+          <w:rFonts w:ascii="Arial Narrow" w:eastAsia="Arial Narrow" w:hAnsi="Arial Narrow" w:cs="Arial Narrow"/>
           <w:sz w:val="22"/>
           <w:szCs w:val="22"/>
         </w:rPr>
@@ -5074,7 +5074,7 @@
         <w:contextualSpacing/>
         <w:jc w:val="both"/>
         <w:rPr>
-          <w:rFonts w:ascii="Arial Narrow" w:hAnsi="Arial Narrow"/>
+          <w:rFonts w:ascii="Arial Narrow" w:eastAsia="Arial Narrow" w:hAnsi="Arial Narrow" w:cs="Arial Narrow"/>
           <w:sz w:val="22"/>
           <w:szCs w:val="22"/>
         </w:rPr>
@@ -5252,7 +5252,7 @@
       </w:pPr>
       <w:r>
         <w:rPr>
-          <w:rFonts w:ascii="Arial Narrow" w:eastAsia="Calibri" w:hAnsi="Arial Narrow" w:cs="Arial"/>
+          <w:rFonts w:ascii="Arial Narrow" w:eastAsia="Arial Narrow" w:hAnsi="Arial Narrow" w:cs="Arial Narrow"/>
           <w:sz w:val="22"/>
           <w:szCs w:val="22"/>
         </w:rPr>
@@ -5261,7 +5261,7 @@
       <w:r>
         <w:rPr>
           <w:rStyle w:val="Refdenotaalpie"/>
-          <w:rFonts w:ascii="Arial Narrow" w:eastAsia="Calibri" w:hAnsi="Arial Narrow" w:cs="Arial"/>
+          <w:rFonts w:ascii="Arial Narrow" w:eastAsia="Arial Narrow" w:hAnsi="Arial Narrow" w:cs="Arial Narrow"/>
           <w:sz w:val="22"/>
           <w:szCs w:val="22"/>
           <w:vertAlign w:val="superscript"/>
@@ -5270,7 +5270,7 @@
       </w:r>
       <w:r>
         <w:rPr>
-          <w:rFonts w:ascii="Arial Narrow" w:eastAsia="Calibri" w:hAnsi="Arial Narrow" w:cs="Arial"/>
+          <w:rFonts w:ascii="Arial Narrow" w:eastAsia="Arial Narrow" w:hAnsi="Arial Narrow" w:cs="Arial Narrow"/>
           <w:sz w:val="22"/>
           <w:szCs w:val="22"/>
         </w:rPr>
@@ -5278,7 +5278,7 @@
       </w:r>
       <w:r>
         <w:rPr>
-          <w:rFonts w:ascii="Arial Narrow" w:eastAsia="Calibri" w:hAnsi="Arial Narrow" w:cs="Arial"/>
+          <w:rFonts w:ascii="Arial Narrow" w:eastAsia="Arial Narrow" w:hAnsi="Arial Narrow" w:cs="Arial Narrow"/>
           <w:spacing w:val="-2"/>
           <w:sz w:val="22"/>
           <w:szCs w:val="22"/>
@@ -5288,7 +5288,7 @@
       <w:r>
         <w:rPr>
           <w:rStyle w:val="Refdenotaalpie"/>
-          <w:rFonts w:ascii="Arial Narrow" w:hAnsi="Arial Narrow" w:cs="Arial"/>
+          <w:rFonts w:ascii="Arial Narrow" w:eastAsia="Arial Narrow" w:hAnsi="Arial Narrow" w:cs="Arial Narrow"/>
           <w:spacing w:val="-2"/>
           <w:sz w:val="22"/>
           <w:szCs w:val="22"/>
@@ -5298,7 +5298,7 @@
       </w:r>
       <w:r>
         <w:rPr>
-          <w:rFonts w:ascii="Arial Narrow" w:eastAsia="Calibri" w:hAnsi="Arial Narrow" w:cs="Arial"/>
+          <w:rFonts w:ascii="Arial Narrow" w:eastAsia="Arial Narrow" w:hAnsi="Arial Narrow" w:cs="Arial Narrow"/>
           <w:spacing w:val="-2"/>
           <w:sz w:val="22"/>
           <w:szCs w:val="22"/>
@@ -5313,7 +5313,7 @@
         <w:contextualSpacing/>
         <w:jc w:val="both"/>
         <w:rPr>
-          <w:rFonts w:ascii="Arial Narrow" w:hAnsi="Arial Narrow" w:cs="Arial"/>
+          <w:rFonts w:ascii="Arial Narrow" w:eastAsia="Arial Narrow" w:hAnsi="Arial Narrow" w:cs="Arial Narrow"/>
           <w:b/>
           <w:bCs/>
           <w:sz w:val="22"/>
@@ -5335,26 +5335,26 @@
       </w:pPr>
       <w:r>
         <w:rPr>
-          <w:rFonts w:ascii="Arial Narrow" w:hAnsi="Arial Narrow" w:cs="Arial Narrow"/>
+          <w:rFonts w:ascii="Arial Narrow" w:eastAsia="Arial Narrow" w:hAnsi="Arial Narrow" w:cs="Arial Narrow"/>
           <w:b w:val="1"/>
           <w:bCs w:val="1"/>
-          <w:sz w:val="20"/>
-          <w:szCs w:val="20"/>
+          <w:sz w:val="22"/>
+          <w:szCs w:val="22"/>
         </w:rPr>
         <w:t xml:space="preserve">QUINTO: </w:t>
       </w:r>
       <w:r>
         <w:rPr>
-          <w:rFonts w:ascii="Arial Narrow" w:hAnsi="Arial Narrow" w:cs="Arial Narrow"/>
-          <w:sz w:val="20"/>
-          <w:szCs w:val="20"/>
+          <w:rFonts w:ascii="Arial Narrow" w:eastAsia="Arial Narrow" w:hAnsi="Arial Narrow" w:cs="Arial Narrow"/>
+          <w:sz w:val="22"/>
+          <w:szCs w:val="22"/>
         </w:rPr>
         <w:t xml:space="preserve">correr traslado de la presente resolución a La Positiva Seguros y Reaseguros S.A. para que, de conformidad con lo dispuesto por el artículo 26 de la Ley sobre Facultades, Normas y Organización del Indecopi, aprobada por Decreto Legislativo 807</w:t>
       </w:r>
       <w:r>
         <w:rPr>
           <w:rStyle w:val="Refdenotaalpie"/>
-          <w:rFonts w:ascii="Arial Narrow" w:hAnsi="Arial Narrow"/>
+          <w:rFonts w:ascii="Arial Narrow" w:eastAsia="Arial Narrow" w:hAnsi="Arial Narrow" w:cs="Arial Narrow"/>
           <w:sz w:val="22"/>
           <w:szCs w:val="22"/>
           <w:lang w:eastAsia="es-ES"/>
@@ -5364,16 +5364,16 @@
       </w:r>
       <w:r>
         <w:rPr>
-          <w:rFonts w:ascii="Arial Narrow" w:hAnsi="Arial Narrow" w:cs="Arial Narrow"/>
-          <w:sz w:val="20"/>
-          <w:szCs w:val="20"/>
+          <w:rFonts w:ascii="Arial Narrow" w:eastAsia="Arial Narrow" w:hAnsi="Arial Narrow" w:cs="Arial Narrow"/>
+          <w:sz w:val="22"/>
+          <w:szCs w:val="22"/>
         </w:rPr>
         <w:t xml:space="preserve">, presente sus descargos sobre la imputación de cargos realizada en un plazo no mayor a cinco (5) días hábiles contado a partir del día siguiente de la notificación de la presente resolución, vencido el cual, el Secretario Técnico declarará en rebeldía al denunciado que no lo hubiera presentado. Debe precisarse que de conformidad con lo establecido por el artículo 223 del Texto Único Ordenado de la Ley 27444, Ley del Procedimiento Administrativo General</w:t>
       </w:r>
       <w:r>
         <w:rPr>
           <w:rStyle w:val="Refdenotaalpie"/>
-          <w:rFonts w:ascii="Arial Narrow" w:hAnsi="Arial Narrow"/>
+          <w:rFonts w:ascii="Arial Narrow" w:eastAsia="Arial Narrow" w:hAnsi="Arial Narrow" w:cs="Arial Narrow"/>
           <w:sz w:val="22"/>
           <w:szCs w:val="22"/>
           <w:lang w:eastAsia="es-ES"/>
@@ -5383,9 +5383,9 @@
       </w:r>
       <w:r>
         <w:rPr>
-          <w:rFonts w:ascii="Arial Narrow" w:hAnsi="Arial Narrow" w:cs="Arial Narrow"/>
-          <w:sz w:val="20"/>
-          <w:szCs w:val="20"/>
+          <w:rFonts w:ascii="Arial Narrow" w:eastAsia="Arial Narrow" w:hAnsi="Arial Narrow" w:cs="Arial Narrow"/>
+          <w:sz w:val="22"/>
+          <w:szCs w:val="22"/>
         </w:rPr>
         <w:t xml:space="preserve">, las alegaciones y los hechos relevantes de la reclamación, salvo que hayan sido específicamente negadas en la contestación, se tendrán por aceptadas o merituadas como ciertas.</w:t>
       </w:r>
@@ -5395,7 +5395,7 @@
         <w:contextualSpacing/>
         <w:jc w:val="both"/>
         <w:rPr>
-          <w:rFonts w:ascii="Arial Narrow" w:hAnsi="Arial Narrow" w:cs="Arial"/>
+          <w:rFonts w:ascii="Arial Narrow" w:eastAsia="Arial Narrow" w:hAnsi="Arial Narrow" w:cs="Arial Narrow"/>
           <w:b/>
           <w:bCs/>
           <w:spacing w:val="-2"/>
@@ -5410,7 +5410,7 @@
         <w:contextualSpacing/>
         <w:jc w:val="both"/>
         <w:rPr>
-          <w:rFonts w:ascii="Arial Narrow" w:hAnsi="Arial Narrow" w:cs="Arial"/>
+          <w:rFonts w:ascii="Arial Narrow" w:eastAsia="Arial Narrow" w:hAnsi="Arial Narrow" w:cs="Arial Narrow"/>
           <w:sz w:val="22"/>
           <w:szCs w:val="22"/>
           <w:lang w:val="es-ES" w:eastAsia="es-ES"/>
@@ -5418,7 +5418,7 @@
       </w:pPr>
       <w:r>
         <w:rPr>
-          <w:rFonts w:ascii="Arial Narrow" w:hAnsi="Arial Narrow" w:cs="Arial"/>
+          <w:rFonts w:ascii="Arial Narrow" w:eastAsia="Arial Narrow" w:hAnsi="Arial Narrow" w:cs="Arial Narrow"/>
           <w:b/>
           <w:bCs/>
           <w:spacing w:val="-2"/>
@@ -5430,7 +5430,7 @@
       </w:r>
       <w:r>
         <w:rPr>
-          <w:rFonts w:ascii="Arial Narrow" w:hAnsi="Arial Narrow" w:cs="Arial"/>
+          <w:rFonts w:ascii="Arial Narrow" w:eastAsia="Arial Narrow" w:hAnsi="Arial Narrow" w:cs="Arial Narrow"/>
           <w:bCs/>
           <w:sz w:val="22"/>
           <w:szCs w:val="22"/>
@@ -5440,7 +5440,7 @@
       </w:r>
       <w:r>
         <w:rPr>
-          <w:rFonts w:ascii="Arial Narrow" w:hAnsi="Arial Narrow" w:cs="Arial"/>
+          <w:rFonts w:ascii="Arial Narrow" w:eastAsia="Arial Narrow" w:hAnsi="Arial Narrow" w:cs="Arial Narrow"/>
           <w:b/>
           <w:bCs/>
           <w:sz w:val="22"/>
@@ -5451,7 +5451,7 @@
       </w:r>
       <w:r>
         <w:rPr>
-          <w:rFonts w:ascii="Arial Narrow" w:hAnsi="Arial Narrow" w:cs="Arial"/>
+          <w:rFonts w:ascii="Arial Narrow" w:eastAsia="Arial Narrow" w:hAnsi="Arial Narrow" w:cs="Arial Narrow"/>
           <w:sz w:val="22"/>
           <w:szCs w:val="22"/>
           <w:lang w:val="es-ES" w:eastAsia="es-ES"/>
@@ -5460,7 +5460,7 @@
       </w:r>
       <w:r>
         <w:rPr>
-          <w:rFonts w:ascii="Arial Narrow" w:hAnsi="Arial Narrow" w:cs="Arial"/>
+          <w:rFonts w:ascii="Arial Narrow" w:eastAsia="Arial Narrow" w:hAnsi="Arial Narrow" w:cs="Arial Narrow"/>
           <w:sz w:val="22"/>
           <w:szCs w:val="22"/>
           <w:lang w:val="es-ES" w:eastAsia="es-ES"/>
@@ -5479,7 +5479,7 @@
       <w:r>
         <w:rPr>
           <w:rStyle w:val="normaltextrun"/>
-          <w:rFonts w:ascii="Arial Narrow" w:hAnsi="Arial Narrow"/>
+          <w:rFonts w:ascii="Arial Narrow" w:eastAsia="Arial Narrow" w:hAnsi="Arial Narrow" w:cs="Arial Narrow"/>
           <w:sz w:val="22"/>
           <w:szCs w:val="22"/>
           <w:shd w:val="clear" w:color="auto" w:fill="FFFFFF"/>
@@ -5488,7 +5488,7 @@
       </w:r>
       <w:r>
         <w:rPr>
-          <w:rFonts w:ascii="Arial Narrow" w:hAnsi="Arial Narrow" w:cs="Arial"/>
+          <w:rFonts w:ascii="Arial Narrow" w:eastAsia="Arial Narrow" w:hAnsi="Arial Narrow" w:cs="Arial Narrow"/>
           <w:sz w:val="22"/>
           <w:szCs w:val="22"/>
           <w:lang w:val="es-ES" w:eastAsia="es-ES"/>
@@ -5497,7 +5497,7 @@
       </w:r>
       <w:r>
         <w:rPr>
-          <w:rFonts w:ascii="Arial Narrow" w:hAnsi="Arial Narrow" w:cs="Arial"/>
+          <w:rFonts w:ascii="Arial Narrow" w:eastAsia="Arial Narrow" w:hAnsi="Arial Narrow" w:cs="Arial Narrow"/>
           <w:sz w:val="22"/>
           <w:szCs w:val="22"/>
           <w:lang w:val="es-ES" w:eastAsia="es-ES"/>
@@ -5506,7 +5506,7 @@
       </w:r>
       <w:r>
         <w:rPr>
-          <w:rFonts w:ascii="Arial Narrow" w:hAnsi="Arial Narrow" w:cs="Arial"/>
+          <w:rFonts w:ascii="Arial Narrow" w:eastAsia="Arial Narrow" w:hAnsi="Arial Narrow" w:cs="Arial Narrow"/>
           <w:sz w:val="22"/>
           <w:szCs w:val="22"/>
           <w:lang w:val="es-ES" w:eastAsia="es-ES"/>
@@ -5515,7 +5515,7 @@
       </w:r>
       <w:r>
         <w:rPr>
-          <w:rFonts w:ascii="Arial Narrow" w:hAnsi="Arial Narrow" w:cs="Arial"/>
+          <w:rFonts w:ascii="Arial Narrow" w:eastAsia="Arial Narrow" w:hAnsi="Arial Narrow" w:cs="Arial Narrow"/>
           <w:sz w:val="22"/>
           <w:szCs w:val="22"/>
           <w:lang w:val="es-ES" w:eastAsia="es-ES"/>
@@ -5532,7 +5532,7 @@
       </w:r>
       <w:r>
         <w:rPr>
-          <w:rFonts w:ascii="Arial Narrow" w:hAnsi="Arial Narrow"/>
+          <w:rFonts w:ascii="Arial Narrow" w:eastAsia="Arial Narrow" w:hAnsi="Arial Narrow" w:cs="Arial Narrow"/>
           <w:sz w:val="22"/>
           <w:szCs w:val="22"/>
           <w:lang w:eastAsia="es-ES"/>
@@ -5541,7 +5541,7 @@
       </w:r>
       <w:r>
         <w:rPr>
-          <w:rFonts w:ascii="Arial Narrow" w:hAnsi="Arial Narrow"/>
+          <w:rFonts w:ascii="Arial Narrow" w:eastAsia="Arial Narrow" w:hAnsi="Arial Narrow" w:cs="Arial Narrow"/>
           <w:sz w:val="22"/>
           <w:szCs w:val="22"/>
         </w:rPr>
@@ -5557,7 +5557,7 @@
       </w:r>
       <w:r>
         <w:rPr>
-          <w:rFonts w:ascii="Arial Narrow" w:hAnsi="Arial Narrow"/>
+          <w:rFonts w:ascii="Arial Narrow" w:eastAsia="Arial Narrow" w:hAnsi="Arial Narrow" w:cs="Arial Narrow"/>
           <w:sz w:val="22"/>
           <w:szCs w:val="22"/>
           <w:lang w:eastAsia="es-ES"/>
@@ -5574,7 +5574,7 @@
       </w:r>
       <w:r>
         <w:rPr>
-          <w:rFonts w:ascii="Arial Narrow" w:hAnsi="Arial Narrow"/>
+          <w:rFonts w:ascii="Arial Narrow" w:eastAsia="Arial Narrow" w:hAnsi="Arial Narrow" w:cs="Arial Narrow"/>
           <w:sz w:val="22"/>
           <w:szCs w:val="22"/>
           <w:lang w:eastAsia="es-ES"/>
@@ -5583,7 +5583,7 @@
       </w:r>
       <w:r>
         <w:rPr>
-          <w:rFonts w:ascii="Arial Narrow" w:hAnsi="Arial Narrow"/>
+          <w:rFonts w:ascii="Arial Narrow" w:eastAsia="Arial Narrow" w:hAnsi="Arial Narrow" w:cs="Arial Narrow"/>
           <w:sz w:val="22"/>
           <w:szCs w:val="22"/>
         </w:rPr>
@@ -5599,7 +5599,7 @@
       </w:r>
       <w:r>
         <w:rPr>
-          <w:rFonts w:ascii="Arial Narrow" w:hAnsi="Arial Narrow"/>
+          <w:rFonts w:ascii="Arial Narrow" w:eastAsia="Arial Narrow" w:hAnsi="Arial Narrow" w:cs="Arial Narrow"/>
           <w:sz w:val="22"/>
           <w:szCs w:val="22"/>
           <w:lang w:eastAsia="es-ES"/>
@@ -5616,7 +5616,7 @@
       </w:r>
       <w:r>
         <w:rPr>
-          <w:rFonts w:ascii="Arial Narrow" w:hAnsi="Arial Narrow" w:cs="Arial"/>
+          <w:rFonts w:ascii="Arial Narrow" w:eastAsia="Arial Narrow" w:hAnsi="Arial Narrow" w:cs="Arial Narrow"/>
           <w:sz w:val="22"/>
           <w:szCs w:val="22"/>
           <w:lang w:val="es-ES" w:eastAsia="es-ES"/>
@@ -5730,7 +5730,7 @@
       </w:r>
       <w:r>
         <w:rPr>
-          <w:rFonts w:ascii="Arial Narrow" w:hAnsi="Arial Narrow"/>
+          <w:rFonts w:ascii="Arial Narrow" w:eastAsia="Arial Narrow" w:hAnsi="Arial Narrow" w:cs="Arial Narrow"/>
           <w:sz w:val="22"/>
           <w:szCs w:val="22"/>
         </w:rPr>
@@ -5746,7 +5746,7 @@
       </w:r>
       <w:r>
         <w:rPr>
-          <w:rFonts w:ascii="Arial Narrow" w:hAnsi="Arial Narrow" w:cs="Arial Narrow"/>
+          <w:rFonts w:ascii="Arial Narrow" w:eastAsia="Arial Narrow" w:hAnsi="Arial Narrow" w:cs="Arial Narrow"/>
           <w:sz w:val="22"/>
           <w:szCs w:val="22"/>
         </w:rPr>
@@ -5755,7 +5755,7 @@
       <w:r>
         <w:rPr>
           <w:rStyle w:val="Refdenotaalpie"/>
-          <w:rFonts w:ascii="Arial Narrow" w:hAnsi="Arial Narrow"/>
+          <w:rFonts w:ascii="Arial Narrow" w:eastAsia="Arial Narrow" w:hAnsi="Arial Narrow" w:cs="Arial Narrow"/>
           <w:sz w:val="22"/>
           <w:szCs w:val="22"/>
           <w:vertAlign w:val="superscript"/>
@@ -5780,7 +5780,7 @@
       </w:r>
       <w:r>
         <w:rPr>
-          <w:rFonts w:ascii="Arial Narrow" w:hAnsi="Arial Narrow"/>
+          <w:rFonts w:ascii="Arial Narrow" w:eastAsia="Arial Narrow" w:hAnsi="Arial Narrow" w:cs="Arial Narrow"/>
           <w:sz w:val="22"/>
           <w:szCs w:val="22"/>
         </w:rPr>
@@ -5796,7 +5796,7 @@
       </w:r>
       <w:r>
         <w:rPr>
-          <w:rFonts w:ascii="Arial Narrow" w:hAnsi="Arial Narrow"/>
+          <w:rFonts w:ascii="Arial Narrow" w:eastAsia="Arial Narrow" w:hAnsi="Arial Narrow" w:cs="Arial Narrow"/>
           <w:sz w:val="22"/>
           <w:szCs w:val="22"/>
         </w:rPr>
@@ -5812,7 +5812,7 @@
       </w:r>
       <w:r>
         <w:rPr>
-          <w:rFonts w:ascii="Arial Narrow" w:hAnsi="Arial Narrow"/>
+          <w:rFonts w:ascii="Arial Narrow" w:eastAsia="Arial Narrow" w:hAnsi="Arial Narrow" w:cs="Arial Narrow"/>
           <w:sz w:val="22"/>
           <w:szCs w:val="22"/>
         </w:rPr>
@@ -5850,7 +5850,7 @@
         <w:contextualSpacing/>
         <w:jc w:val="both"/>
         <w:rPr>
-          <w:rFonts w:ascii="Arial Narrow" w:hAnsi="Arial Narrow" w:cs="Arial"/>
+          <w:rFonts w:ascii="Arial Narrow" w:eastAsia="Arial Narrow" w:hAnsi="Arial Narrow" w:cs="Arial Narrow"/>
           <w:spacing w:val="-2"/>
           <w:sz w:val="22"/>
           <w:szCs w:val="22"/>
@@ -5859,7 +5859,7 @@
       <w:bookmarkStart w:id="23" w:name="_Hlk136948310"/>
       <w:r>
         <w:rPr>
-          <w:rFonts w:ascii="Arial Narrow" w:eastAsia="Arial Narrow" w:hAnsi="Arial Narrow" w:cs="Arial"/>
+          <w:rFonts w:ascii="Arial Narrow" w:eastAsia="Arial Narrow" w:hAnsi="Arial Narrow" w:cs="Arial Narrow"/>
           <w:sz w:val="22"/>
           <w:szCs w:val="22"/>
         </w:rPr>
@@ -5868,7 +5868,7 @@
       </w:r>
       <w:r>
         <w:rPr>
-          <w:rFonts w:ascii="Arial Narrow" w:hAnsi="Arial Narrow"/>
+          <w:rFonts w:ascii="Arial Narrow" w:eastAsia="Arial Narrow" w:hAnsi="Arial Narrow" w:cs="Arial Narrow"/>
           <w:sz w:val="22"/>
           <w:szCs w:val="22"/>
         </w:rPr>
@@ -5876,7 +5876,7 @@
       </w:r>
       <w:r>
         <w:rPr>
-          <w:rFonts w:ascii="Arial Narrow" w:eastAsia="Arial Narrow" w:hAnsi="Arial Narrow" w:cs="Arial"/>
+          <w:rFonts w:ascii="Arial Narrow" w:eastAsia="Arial Narrow" w:hAnsi="Arial Narrow" w:cs="Arial Narrow"/>
           <w:sz w:val="22"/>
           <w:szCs w:val="22"/>
         </w:rPr>
@@ -5885,7 +5885,7 @@
       <w:r>
         <w:rPr>
           <w:rStyle w:val="Refdenotaalpie"/>
-          <w:rFonts w:ascii="Arial Narrow" w:eastAsia="Arial Narrow" w:hAnsi="Arial Narrow" w:cs="Arial"/>
+          <w:rFonts w:ascii="Arial Narrow" w:eastAsia="Arial Narrow" w:hAnsi="Arial Narrow" w:cs="Arial Narrow"/>
           <w:sz w:val="22"/>
           <w:szCs w:val="22"/>
           <w:vertAlign w:val="superscript"/>
@@ -5894,7 +5894,7 @@
       </w:r>
       <w:r>
         <w:rPr>
-          <w:rFonts w:ascii="Arial Narrow" w:eastAsia="Arial Narrow" w:hAnsi="Arial Narrow" w:cs="Arial"/>
+          <w:rFonts w:ascii="Arial Narrow" w:eastAsia="Arial Narrow" w:hAnsi="Arial Narrow" w:cs="Arial Narrow"/>
           <w:sz w:val="22"/>
           <w:szCs w:val="22"/>
         </w:rPr>
@@ -5957,7 +5957,7 @@
       </w:r>
       <w:r>
         <w:rPr>
-          <w:rFonts w:ascii="Arial Narrow" w:hAnsi="Arial Narrow" w:cs="Arial"/>
+          <w:rFonts w:ascii="Arial Narrow" w:eastAsia="Arial Narrow" w:hAnsi="Arial Narrow" w:cs="Arial Narrow"/>
           <w:sz w:val="22"/>
           <w:szCs w:val="22"/>
           <w:lang w:eastAsia="es-ES"/>
@@ -5991,7 +5991,7 @@
         <w:contextualSpacing/>
         <w:jc w:val="both"/>
         <w:rPr>
-          <w:rFonts w:ascii="Arial Narrow" w:hAnsi="Arial Narrow" w:cs="Arial"/>
+          <w:rFonts w:ascii="Arial Narrow" w:eastAsia="Arial Narrow" w:hAnsi="Arial Narrow" w:cs="Arial Narrow"/>
           <w:sz w:val="22"/>
           <w:szCs w:val="22"/>
           <w:u w:val="single"/>
@@ -6019,7 +6019,7 @@
       </w:r>
       <w:r>
         <w:rPr>
-          <w:rFonts w:ascii="Arial Narrow" w:hAnsi="Arial Narrow" w:cs="Arial"/>
+          <w:rFonts w:ascii="Arial Narrow" w:eastAsia="Arial Narrow" w:hAnsi="Arial Narrow" w:cs="Arial Narrow"/>
           <w:sz w:val="22"/>
           <w:szCs w:val="22"/>
         </w:rPr>
@@ -6028,7 +6028,7 @@
       <w:r>
         <w:rPr>
           <w:rStyle w:val="Refdenotaalpie"/>
-          <w:rFonts w:ascii="Arial Narrow" w:hAnsi="Arial Narrow" w:cs="Arial"/>
+          <w:rFonts w:ascii="Arial Narrow" w:eastAsia="Arial Narrow" w:hAnsi="Arial Narrow" w:cs="Arial Narrow"/>
           <w:sz w:val="22"/>
           <w:szCs w:val="22"/>
           <w:vertAlign w:val="superscript"/>
@@ -6037,7 +6037,7 @@
       </w:r>
       <w:r>
         <w:rPr>
-          <w:rFonts w:ascii="Arial Narrow" w:hAnsi="Arial Narrow" w:cs="Arial"/>
+          <w:rFonts w:ascii="Arial Narrow" w:eastAsia="Arial Narrow" w:hAnsi="Arial Narrow" w:cs="Arial Narrow"/>
           <w:sz w:val="22"/>
           <w:szCs w:val="22"/>
         </w:rPr>
@@ -6045,7 +6045,7 @@
       </w:r>
       <w:r>
         <w:rPr>
-          <w:rFonts w:ascii="Arial Narrow" w:hAnsi="Arial Narrow" w:cs="Arial"/>
+          <w:rFonts w:ascii="Arial Narrow" w:eastAsia="Arial Narrow" w:hAnsi="Arial Narrow" w:cs="Arial Narrow"/>
           <w:sz w:val="22"/>
           <w:szCs w:val="22"/>
           <w:u w:val="single"/>
@@ -6054,7 +6054,7 @@
       </w:r>
       <w:r>
         <w:rPr>
-          <w:rFonts w:ascii="Arial Narrow" w:hAnsi="Arial Narrow" w:cs="Arial"/>
+          <w:rFonts w:ascii="Arial Narrow" w:eastAsia="Arial Narrow" w:hAnsi="Arial Narrow" w:cs="Arial Narrow"/>
           <w:bCs/>
           <w:sz w:val="22"/>
           <w:szCs w:val="22"/>
@@ -6063,7 +6063,7 @@
       </w:r>
       <w:r>
         <w:rPr>
-          <w:rFonts w:ascii="Arial Narrow" w:hAnsi="Arial Narrow" w:cs="Arial"/>
+          <w:rFonts w:ascii="Arial Narrow" w:eastAsia="Arial Narrow" w:hAnsi="Arial Narrow" w:cs="Arial Narrow"/>
           <w:b/>
           <w:bCs/>
           <w:sz w:val="22"/>
@@ -6073,7 +6073,7 @@
       </w:r>
       <w:r>
         <w:rPr>
-          <w:rFonts w:ascii="Arial Narrow" w:hAnsi="Arial Narrow" w:cs="Arial"/>
+          <w:rFonts w:ascii="Arial Narrow" w:eastAsia="Arial Narrow" w:hAnsi="Arial Narrow" w:cs="Arial Narrow"/>
           <w:sz w:val="22"/>
           <w:szCs w:val="22"/>
           <w:u w:val="single"/>
@@ -6154,7 +6154,7 @@
         <w:contextualSpacing/>
         <w:jc w:val="both"/>
         <w:rPr>
-          <w:rFonts w:ascii="Arial Narrow" w:hAnsi="Arial Narrow" w:cs="Arial"/>
+          <w:rFonts w:ascii="Arial Narrow" w:eastAsia="Arial Narrow" w:hAnsi="Arial Narrow" w:cs="Arial Narrow"/>
           <w:sz w:val="22"/>
           <w:szCs w:val="22"/>
         </w:rPr>
@@ -6167,13 +6167,19 @@
           <w:sz w:val="22"/>
           <w:szCs w:val="22"/>
         </w:rPr>
-        <w:t xml:space="preserve">DÉCIMO PRIMERO: requerir a la señora [APELLIDO] [APELLIDO] [APELLIDO] y [APELLIDO] y Servicios Múltiples S.A.C. para que, dentro del plazo de dos (2) días hábiles siguientes a la fecha en que reciban la notificación en sus bandejas de correo electrónico, efectúen la confirmación de recepción de la notificación remitida por este despacho a sus correos electrónicos, de conformidad con el segundo párrafo del numeral 4 del artículo 20 del Texto Único Ordenado de la Ley del Procedimiento Administrativo General, aprobado mediante Decreto Supremo 006-2026-JUS, bajo apercibimiento de rehacer el acto de notificación y notificarle conforme al numeral 1 del artículo 20 del citado cuerpo normativo.</w:t>
-      </w:r>
-      <w:r>
-        <w:rPr>
-          <w:rFonts w:ascii="Arial Narrow" w:eastAsia="Arial Narrow" w:hAnsi="Arial Narrow" w:cs="Arial Narrow"/>
-          <w:b/>
-          <w:bCs/>
+        <w:t xml:space="preserve">DÉCIMO PRIMERO: </w:t>
+      </w:r>
+      <w:r>
+        <w:rPr>
+          <w:rFonts w:ascii="Arial Narrow" w:eastAsia="Arial Narrow" w:hAnsi="Arial Narrow" w:cs="Arial Narrow"/>
+          <w:sz w:val="22"/>
+          <w:szCs w:val="22"/>
+        </w:rPr>
+        <w:t xml:space="preserve">requerir a la señora [APELLIDO] [APELLIDO] [APELLIDO] y [APELLIDO] y Servicios Múltiples S.A.C. para que, dentro del plazo de dos (2) días hábiles siguientes a la fecha en que reciban la notificación en sus bandejas de correo electrónico, efectúen la confirmación de recepción de la notificación remitida por este despacho a sus correos electrónicos, de conformidad con el segundo párrafo del numeral 4 del artículo 20 del Texto Único Ordenado de la Ley del Procedimiento Administrativo General, aprobado mediante Decreto Supremo 006-2026-JUS, bajo apercibimiento de rehacer el acto de notificación y notificarle conforme al numeral 1 del artículo 20 del citado cuerpo normativo.</w:t>
+      </w:r>
+      <w:r>
+        <w:rPr>
+          <w:rFonts w:ascii="Arial Narrow" w:eastAsia="Arial Narrow" w:hAnsi="Arial Narrow" w:cs="Arial Narrow"/>
           <w:sz w:val="22"/>
           <w:szCs w:val="22"/>
         </w:rPr>
@@ -6181,8 +6187,7 @@
       </w:r>
       <w:r>
         <w:rPr>
-          <w:rFonts w:ascii="Arial Narrow" w:hAnsi="Arial Narrow" w:cs="Arial"/>
-          <w:b/>
+          <w:rFonts w:ascii="Arial Narrow" w:eastAsia="Arial Narrow" w:hAnsi="Arial Narrow" w:cs="Arial Narrow"/>
           <w:spacing w:val="-3"/>
           <w:sz w:val="22"/>
           <w:szCs w:val="22"/>
@@ -6191,8 +6196,7 @@
       </w:r>
       <w:r>
         <w:rPr>
-          <w:rFonts w:ascii="Arial Narrow" w:hAnsi="Arial Narrow" w:cs="Arial"/>
-          <w:bCs/>
+          <w:rFonts w:ascii="Arial Narrow" w:eastAsia="Arial Narrow" w:hAnsi="Arial Narrow" w:cs="Arial Narrow"/>
           <w:spacing w:val="-3"/>
           <w:sz w:val="22"/>
           <w:szCs w:val="22"/>
@@ -6201,8 +6205,7 @@
       </w:r>
       <w:r>
         <w:rPr>
-          <w:rFonts w:ascii="Arial Narrow" w:hAnsi="Arial Narrow" w:cs="Arial"/>
-          <w:bCs/>
+          <w:rFonts w:ascii="Arial Narrow" w:eastAsia="Arial Narrow" w:hAnsi="Arial Narrow" w:cs="Arial Narrow"/>
           <w:spacing w:val="-3"/>
           <w:sz w:val="22"/>
           <w:szCs w:val="22"/>
@@ -6211,8 +6214,7 @@
       </w:r>
       <w:r>
         <w:rPr>
-          <w:rFonts w:ascii="Arial Narrow" w:hAnsi="Arial Narrow" w:cs="Arial"/>
-          <w:bCs/>
+          <w:rFonts w:ascii="Arial Narrow" w:eastAsia="Arial Narrow" w:hAnsi="Arial Narrow" w:cs="Arial Narrow"/>
           <w:spacing w:val="-3"/>
           <w:sz w:val="22"/>
           <w:szCs w:val="22"/>
@@ -6221,7 +6223,7 @@
       </w:r>
       <w:r>
         <w:rPr>
-          <w:rFonts w:ascii="Arial Narrow" w:hAnsi="Arial Narrow"/>
+          <w:rFonts w:ascii="Arial Narrow" w:eastAsia="Arial Narrow" w:hAnsi="Arial Narrow" w:cs="Arial Narrow"/>
           <w:color w:val="000000"/>
           <w:sz w:val="22"/>
           <w:szCs w:val="22"/>
@@ -6231,7 +6233,7 @@
       </w:r>
       <w:r>
         <w:rPr>
-          <w:rFonts w:ascii="Arial Narrow" w:hAnsi="Arial Narrow"/>
+          <w:rFonts w:ascii="Arial Narrow" w:eastAsia="Arial Narrow" w:hAnsi="Arial Narrow" w:cs="Arial Narrow"/>
           <w:color w:val="000000"/>
           <w:sz w:val="22"/>
           <w:szCs w:val="22"/>
@@ -6240,7 +6242,7 @@
       </w:r>
       <w:r>
         <w:rPr>
-          <w:rFonts w:ascii="Arial Narrow" w:hAnsi="Arial Narrow"/>
+          <w:rFonts w:ascii="Arial Narrow" w:eastAsia="Arial Narrow" w:hAnsi="Arial Narrow" w:cs="Arial Narrow"/>
           <w:color w:val="000000"/>
           <w:sz w:val="22"/>
           <w:szCs w:val="22"/>
@@ -6249,7 +6251,7 @@
       </w:r>
       <w:r>
         <w:rPr>
-          <w:rFonts w:ascii="Arial Narrow" w:hAnsi="Arial Narrow"/>
+          <w:rFonts w:ascii="Arial Narrow" w:eastAsia="Arial Narrow" w:hAnsi="Arial Narrow" w:cs="Arial Narrow"/>
           <w:color w:val="000000"/>
           <w:sz w:val="22"/>
           <w:szCs w:val="22"/>
@@ -6258,7 +6260,7 @@
       </w:r>
       <w:r>
         <w:rPr>
-          <w:rFonts w:ascii="Arial Narrow" w:hAnsi="Arial Narrow"/>
+          <w:rFonts w:ascii="Arial Narrow" w:eastAsia="Arial Narrow" w:hAnsi="Arial Narrow" w:cs="Arial Narrow"/>
           <w:color w:val="000000"/>
           <w:sz w:val="22"/>
           <w:szCs w:val="22"/>
@@ -6267,7 +6269,7 @@
       </w:r>
       <w:r>
         <w:rPr>
-          <w:rFonts w:ascii="Arial Narrow" w:hAnsi="Arial Narrow"/>
+          <w:rFonts w:ascii="Arial Narrow" w:eastAsia="Arial Narrow" w:hAnsi="Arial Narrow" w:cs="Arial Narrow"/>
           <w:color w:val="000000"/>
           <w:sz w:val="22"/>
           <w:szCs w:val="22"/>
@@ -6276,7 +6278,7 @@
       </w:r>
       <w:r>
         <w:rPr>
-          <w:rFonts w:ascii="Arial Narrow" w:hAnsi="Arial Narrow"/>
+          <w:rFonts w:ascii="Arial Narrow" w:eastAsia="Arial Narrow" w:hAnsi="Arial Narrow" w:cs="Arial Narrow"/>
           <w:color w:val="000000"/>
           <w:sz w:val="22"/>
           <w:szCs w:val="22"/>
@@ -6285,7 +6287,7 @@
       </w:r>
       <w:r>
         <w:rPr>
-          <w:rFonts w:ascii="Arial Narrow" w:hAnsi="Arial Narrow"/>
+          <w:rFonts w:ascii="Arial Narrow" w:eastAsia="Arial Narrow" w:hAnsi="Arial Narrow" w:cs="Arial Narrow"/>
           <w:color w:val="000000"/>
           <w:sz w:val="22"/>
           <w:szCs w:val="22"/>
@@ -6294,7 +6296,7 @@
       </w:r>
       <w:r>
         <w:rPr>
-          <w:rFonts w:ascii="Arial Narrow" w:hAnsi="Arial Narrow"/>
+          <w:rFonts w:ascii="Arial Narrow" w:eastAsia="Arial Narrow" w:hAnsi="Arial Narrow" w:cs="Arial Narrow"/>
           <w:color w:val="000000"/>
           <w:sz w:val="22"/>
           <w:szCs w:val="22"/>
@@ -6303,7 +6305,7 @@
       </w:r>
       <w:r>
         <w:rPr>
-          <w:rFonts w:ascii="Arial Narrow" w:hAnsi="Arial Narrow"/>
+          <w:rFonts w:ascii="Arial Narrow" w:eastAsia="Arial Narrow" w:hAnsi="Arial Narrow" w:cs="Arial Narrow"/>
           <w:color w:val="000000"/>
           <w:sz w:val="22"/>
           <w:szCs w:val="22"/>
@@ -6312,7 +6314,7 @@
       </w:r>
       <w:r>
         <w:rPr>
-          <w:rFonts w:ascii="Arial Narrow" w:hAnsi="Arial Narrow"/>
+          <w:rFonts w:ascii="Arial Narrow" w:eastAsia="Arial Narrow" w:hAnsi="Arial Narrow" w:cs="Arial Narrow"/>
           <w:color w:val="000000"/>
           <w:sz w:val="22"/>
           <w:szCs w:val="22"/>
@@ -6321,7 +6323,7 @@
       </w:r>
       <w:r>
         <w:rPr>
-          <w:rFonts w:ascii="Arial Narrow" w:hAnsi="Arial Narrow"/>
+          <w:rFonts w:ascii="Arial Narrow" w:eastAsia="Arial Narrow" w:hAnsi="Arial Narrow" w:cs="Arial Narrow"/>
           <w:color w:val="000000"/>
           <w:sz w:val="22"/>
           <w:szCs w:val="22"/>
@@ -6330,7 +6332,7 @@
       </w:r>
       <w:r>
         <w:rPr>
-          <w:rFonts w:ascii="Arial Narrow" w:hAnsi="Arial Narrow"/>
+          <w:rFonts w:ascii="Arial Narrow" w:eastAsia="Arial Narrow" w:hAnsi="Arial Narrow" w:cs="Arial Narrow"/>
           <w:color w:val="000000"/>
           <w:sz w:val="22"/>
           <w:szCs w:val="22"/>
@@ -6339,7 +6341,7 @@
       </w:r>
       <w:r>
         <w:rPr>
-          <w:rFonts w:ascii="Arial Narrow" w:hAnsi="Arial Narrow"/>
+          <w:rFonts w:ascii="Arial Narrow" w:eastAsia="Arial Narrow" w:hAnsi="Arial Narrow" w:cs="Arial Narrow"/>
           <w:color w:val="000000"/>
           <w:sz w:val="22"/>
           <w:szCs w:val="22"/>
@@ -6348,7 +6350,7 @@
       </w:r>
       <w:r>
         <w:rPr>
-          <w:rFonts w:ascii="Arial Narrow" w:hAnsi="Arial Narrow"/>
+          <w:rFonts w:ascii="Arial Narrow" w:eastAsia="Arial Narrow" w:hAnsi="Arial Narrow" w:cs="Arial Narrow"/>
           <w:color w:val="000000"/>
           <w:sz w:val="22"/>
           <w:szCs w:val="22"/>
@@ -6357,7 +6359,7 @@
       </w:r>
       <w:r>
         <w:rPr>
-          <w:rFonts w:ascii="Arial Narrow" w:hAnsi="Arial Narrow"/>
+          <w:rFonts w:ascii="Arial Narrow" w:eastAsia="Arial Narrow" w:hAnsi="Arial Narrow" w:cs="Arial Narrow"/>
           <w:color w:val="000000"/>
           <w:sz w:val="22"/>
           <w:szCs w:val="22"/>
@@ -6366,7 +6368,7 @@
       </w:r>
       <w:r>
         <w:rPr>
-          <w:rFonts w:ascii="Arial Narrow" w:hAnsi="Arial Narrow"/>
+          <w:rFonts w:ascii="Arial Narrow" w:eastAsia="Arial Narrow" w:hAnsi="Arial Narrow" w:cs="Arial Narrow"/>
           <w:color w:val="000000"/>
           <w:sz w:val="22"/>
           <w:szCs w:val="22"/>
@@ -6375,7 +6377,7 @@
       </w:r>
       <w:r>
         <w:rPr>
-          <w:rFonts w:ascii="Arial Narrow" w:hAnsi="Arial Narrow"/>
+          <w:rFonts w:ascii="Arial Narrow" w:eastAsia="Arial Narrow" w:hAnsi="Arial Narrow" w:cs="Arial Narrow"/>
           <w:color w:val="000000"/>
           <w:sz w:val="22"/>
           <w:szCs w:val="22"/>
@@ -6385,7 +6387,7 @@
       </w:r>
       <w:r>
         <w:rPr>
-          <w:rFonts w:ascii="Arial Narrow" w:hAnsi="Arial Narrow" w:cs="Segoe UI"/>
+          <w:rFonts w:ascii="Arial Narrow" w:eastAsia="Arial Narrow" w:hAnsi="Arial Narrow" w:cs="Arial Narrow"/>
           <w:color w:val="000000"/>
           <w:sz w:val="22"/>
           <w:szCs w:val="22"/>
@@ -6394,7 +6396,7 @@
       </w:r>
       <w:r>
         <w:rPr>
-          <w:rFonts w:ascii="Arial Narrow" w:hAnsi="Arial Narrow"/>
+          <w:rFonts w:ascii="Arial Narrow" w:eastAsia="Arial Narrow" w:hAnsi="Arial Narrow" w:cs="Arial Narrow"/>
           <w:color w:val="000000"/>
           <w:sz w:val="22"/>
           <w:szCs w:val="22"/>
@@ -6403,7 +6405,7 @@
       </w:r>
       <w:r>
         <w:rPr>
-          <w:rFonts w:ascii="Arial Narrow" w:hAnsi="Arial Narrow" w:cs="Segoe UI"/>
+          <w:rFonts w:ascii="Arial Narrow" w:eastAsia="Arial Narrow" w:hAnsi="Arial Narrow" w:cs="Arial Narrow"/>
           <w:color w:val="000000"/>
           <w:sz w:val="22"/>
           <w:szCs w:val="22"/>
@@ -6412,7 +6414,7 @@
       </w:r>
       <w:r>
         <w:rPr>
-          <w:rFonts w:ascii="Arial Narrow" w:hAnsi="Arial Narrow"/>
+          <w:rFonts w:ascii="Arial Narrow" w:eastAsia="Arial Narrow" w:hAnsi="Arial Narrow" w:cs="Arial Narrow"/>
           <w:color w:val="000000"/>
           <w:sz w:val="22"/>
           <w:szCs w:val="22"/>
@@ -6422,7 +6424,7 @@
       <w:r>
         <w:rPr>
           <w:rStyle w:val="Refdenotaalpie"/>
-          <w:rFonts w:ascii="Arial Narrow" w:hAnsi="Arial Narrow"/>
+          <w:rFonts w:ascii="Arial Narrow" w:eastAsia="Arial Narrow" w:hAnsi="Arial Narrow" w:cs="Arial Narrow"/>
           <w:sz w:val="22"/>
           <w:szCs w:val="22"/>
           <w:vertAlign w:val="superscript"/>
@@ -6431,7 +6433,7 @@
       </w:r>
       <w:r>
         <w:rPr>
-          <w:rFonts w:ascii="Arial Narrow" w:hAnsi="Arial Narrow" w:cs="Arial"/>
+          <w:rFonts w:ascii="Arial Narrow" w:eastAsia="Arial Narrow" w:hAnsi="Arial Narrow" w:cs="Arial Narrow"/>
           <w:sz w:val="22"/>
           <w:szCs w:val="22"/>
         </w:rPr>
@@ -6444,7 +6446,7 @@
         <w:contextualSpacing/>
         <w:jc w:val="both"/>
         <w:rPr>
-          <w:rFonts w:ascii="Arial Narrow" w:hAnsi="Arial Narrow" w:cs="Arial"/>
+          <w:rFonts w:ascii="Arial Narrow" w:eastAsia="Arial Narrow" w:hAnsi="Arial Narrow" w:cs="Arial Narrow"/>
           <w:sz w:val="22"/>
           <w:szCs w:val="22"/>
         </w:rPr>
@@ -6456,7 +6458,7 @@
         <w:contextualSpacing/>
         <w:jc w:val="both"/>
         <w:rPr>
-          <w:rFonts w:ascii="Arial Narrow" w:eastAsia="Calibri" w:hAnsi="Arial Narrow"/>
+          <w:rFonts w:ascii="Arial Narrow" w:eastAsia="Arial Narrow" w:hAnsi="Arial Narrow" w:cs="Arial Narrow"/>
           <w:sz w:val="22"/>
           <w:szCs w:val="22"/>
         </w:rPr>
@@ -6473,7 +6475,7 @@
       </w:r>
       <w:r>
         <w:rPr>
-          <w:rFonts w:ascii="Arial Narrow" w:hAnsi="Arial Narrow" w:cs="Arial"/>
+          <w:rFonts w:ascii="Arial Narrow" w:eastAsia="Arial Narrow" w:hAnsi="Arial Narrow" w:cs="Arial Narrow"/>
           <w:b/>
           <w:spacing w:val="-3"/>
           <w:sz w:val="22"/>
@@ -6501,7 +6503,7 @@
       </w:r>
       <w:r>
         <w:rPr>
-          <w:rFonts w:ascii="Arial Narrow" w:hAnsi="Arial Narrow"/>
+          <w:rFonts w:ascii="Arial Narrow" w:eastAsia="Arial Narrow" w:hAnsi="Arial Narrow" w:cs="Arial Narrow"/>
           <w:color w:val="000000"/>
           <w:sz w:val="22"/>
           <w:szCs w:val="22"/>
@@ -6511,7 +6513,6 @@
       <w:r>
         <w:rPr>
           <w:rFonts w:ascii="Arial Narrow" w:eastAsia="Arial Narrow" w:hAnsi="Arial Narrow" w:cs="Arial Narrow"/>
-          <w:bCs/>
           <w:sz w:val="22"/>
           <w:szCs w:val="22"/>
         </w:rPr>
@@ -6519,7 +6520,7 @@
       </w:r>
       <w:r>
         <w:rPr>
-          <w:rFonts w:ascii="Arial Narrow" w:hAnsi="Arial Narrow"/>
+          <w:rFonts w:ascii="Arial Narrow" w:eastAsia="Arial Narrow" w:hAnsi="Arial Narrow" w:cs="Arial Narrow"/>
           <w:sz w:val="22"/>
           <w:szCs w:val="22"/>
           <w:shd w:val="clear" w:color="auto" w:fill="FFFFFF"/>
@@ -6528,7 +6529,7 @@
       </w:r>
       <w:r>
         <w:rPr>
-          <w:rFonts w:ascii="Arial Narrow" w:hAnsi="Arial Narrow"/>
+          <w:rFonts w:ascii="Arial Narrow" w:eastAsia="Arial Narrow" w:hAnsi="Arial Narrow" w:cs="Arial Narrow"/>
           <w:sz w:val="22"/>
           <w:szCs w:val="22"/>
           <w:shd w:val="clear" w:color="auto" w:fill="FFFFFF"/>
@@ -6537,7 +6538,7 @@
       </w:r>
       <w:r>
         <w:rPr>
-          <w:rFonts w:ascii="Arial Narrow" w:eastAsia="Calibri" w:hAnsi="Arial Narrow"/>
+          <w:rFonts w:ascii="Arial Narrow" w:eastAsia="Arial Narrow" w:hAnsi="Arial Narrow" w:cs="Arial Narrow"/>
           <w:sz w:val="22"/>
           <w:szCs w:val="22"/>
         </w:rPr>
@@ -6545,7 +6546,7 @@
       </w:r>
       <w:r>
         <w:rPr>
-          <w:rFonts w:ascii="Arial Narrow" w:eastAsia="Calibri" w:hAnsi="Arial Narrow"/>
+          <w:rFonts w:ascii="Arial Narrow" w:eastAsia="Arial Narrow" w:hAnsi="Arial Narrow" w:cs="Arial Narrow"/>
           <w:sz w:val="22"/>
           <w:szCs w:val="22"/>
         </w:rPr>
@@ -6558,7 +6559,7 @@
         <w:contextualSpacing/>
         <w:jc w:val="both"/>
         <w:rPr>
-          <w:rFonts w:ascii="Arial Narrow" w:hAnsi="Arial Narrow" w:cs="Arial"/>
+          <w:rFonts w:ascii="Arial Narrow" w:eastAsia="Arial Narrow" w:hAnsi="Arial Narrow" w:cs="Arial Narrow"/>
           <w:bCs/>
           <w:sz w:val="22"/>
           <w:szCs w:val="22"/>
@@ -6570,7 +6571,7 @@
         <w:shd w:val="clear" w:color="auto" w:fill="FFFFFF"/>
         <w:contextualSpacing/>
         <w:rPr>
-          <w:rFonts w:ascii="Arial Narrow" w:hAnsi="Arial Narrow" w:cs="Arial"/>
+          <w:rFonts w:ascii="Arial Narrow" w:eastAsia="Arial Narrow" w:hAnsi="Arial Narrow" w:cs="Arial Narrow"/>
           <w:b/>
           <w:bCs/>
           <w:sz w:val="22"/>
@@ -6583,7 +6584,7 @@
         <w:shd w:val="clear" w:color="auto" w:fill="FFFFFF"/>
         <w:contextualSpacing/>
         <w:rPr>
-          <w:rFonts w:ascii="Arial Narrow" w:hAnsi="Arial Narrow" w:cs="Arial"/>
+          <w:rFonts w:ascii="Arial Narrow" w:eastAsia="Arial Narrow" w:hAnsi="Arial Narrow" w:cs="Arial Narrow"/>
           <w:b/>
           <w:bCs/>
           <w:sz w:val="22"/>
@@ -6597,7 +6598,7 @@
         <w:contextualSpacing/>
         <w:jc w:val="center"/>
         <w:rPr>
-          <w:rFonts w:ascii="Arial Narrow" w:hAnsi="Arial Narrow" w:cs="Arial"/>
+          <w:rFonts w:ascii="Arial Narrow" w:eastAsia="Arial Narrow" w:hAnsi="Arial Narrow" w:cs="Arial Narrow"/>
           <w:b/>
           <w:bCs/>
           <w:sz w:val="22"/>
@@ -6607,7 +6608,7 @@
       </w:pPr>
       <w:r>
         <w:rPr>
-          <w:rFonts w:ascii="Arial Narrow" w:hAnsi="Arial Narrow" w:cs="Arial"/>
+          <w:rFonts w:ascii="Arial Narrow" w:eastAsia="Arial Narrow" w:hAnsi="Arial Narrow" w:cs="Arial Narrow"/>
           <w:b/>
           <w:bCs/>
           <w:sz w:val="22"/>
@@ -6618,7 +6619,7 @@
       </w:r>
       <w:r>
         <w:rPr>
-          <w:rFonts w:ascii="Arial Narrow" w:hAnsi="Arial Narrow" w:cs="Arial"/>
+          <w:rFonts w:ascii="Arial Narrow" w:eastAsia="Arial Narrow" w:hAnsi="Arial Narrow" w:cs="Arial Narrow"/>
           <w:b/>
           <w:bCs/>
           <w:sz w:val="22"/>
@@ -6637,7 +6638,7 @@
         <w:jc w:val="center"/>
         <w:textAlignment w:val="baseline"/>
         <w:rPr>
-          <w:rFonts w:ascii="Arial Narrow" w:hAnsi="Arial Narrow" w:cs="Segoe UI"/>
+          <w:rFonts w:ascii="Arial Narrow" w:eastAsia="Arial Narrow" w:hAnsi="Arial Narrow" w:cs="Arial Narrow"/>
           <w:sz w:val="22"/>
           <w:szCs w:val="22"/>
           <w:lang w:val="pt-PT"/>
@@ -6646,7 +6647,7 @@
       <w:r>
         <w:rPr>
           <w:rStyle w:val="normaltextrun"/>
-          <w:rFonts w:ascii="Arial Narrow" w:hAnsi="Arial Narrow" w:cs="Segoe UI"/>
+          <w:rFonts w:ascii="Arial Narrow" w:eastAsia="Arial Narrow" w:hAnsi="Arial Narrow" w:cs="Arial Narrow"/>
           <w:b/>
           <w:bCs/>
           <w:sz w:val="22"/>
@@ -6658,7 +6659,7 @@
       <w:r>
         <w:rPr>
           <w:rStyle w:val="eop"/>
-          <w:rFonts w:ascii="Arial Narrow" w:hAnsi="Arial Narrow" w:cs="Segoe UI"/>
+          <w:rFonts w:ascii="Arial Narrow" w:eastAsia="Arial Narrow" w:hAnsi="Arial Narrow" w:cs="Arial Narrow"/>
           <w:sz w:val="22"/>
           <w:szCs w:val="22"/>
           <w:lang w:val="pt-PT"/>
@@ -6675,7 +6676,7 @@
         <w:jc w:val="center"/>
         <w:textAlignment w:val="baseline"/>
         <w:rPr>
-          <w:rFonts w:ascii="Arial Narrow" w:hAnsi="Arial Narrow" w:cs="Segoe UI"/>
+          <w:rFonts w:ascii="Arial Narrow" w:eastAsia="Arial Narrow" w:hAnsi="Arial Narrow" w:cs="Arial Narrow"/>
           <w:sz w:val="22"/>
           <w:szCs w:val="22"/>
           <w:lang w:val="pt-PT"/>
@@ -6684,7 +6685,7 @@
       <w:r>
         <w:rPr>
           <w:rStyle w:val="normaltextrun"/>
-          <w:rFonts w:ascii="Arial Narrow" w:hAnsi="Arial Narrow" w:cs="Segoe UI"/>
+          <w:rFonts w:ascii="Arial Narrow" w:eastAsia="Arial Narrow" w:hAnsi="Arial Narrow" w:cs="Arial Narrow"/>
           <w:b/>
           <w:bCs/>
           <w:sz w:val="22"/>
@@ -6696,7 +6697,7 @@
       <w:r>
         <w:rPr>
           <w:rStyle w:val="eop"/>
-          <w:rFonts w:ascii="Arial Narrow" w:hAnsi="Arial Narrow" w:cs="Segoe UI"/>
+          <w:rFonts w:ascii="Arial Narrow" w:eastAsia="Arial Narrow" w:hAnsi="Arial Narrow" w:cs="Arial Narrow"/>
           <w:sz w:val="22"/>
           <w:szCs w:val="22"/>
           <w:lang w:val="pt-PT"/>
@@ -6713,7 +6714,7 @@
         <w:jc w:val="center"/>
         <w:textAlignment w:val="baseline"/>
         <w:rPr>
-          <w:rFonts w:ascii="Arial Narrow" w:hAnsi="Arial Narrow" w:cs="Segoe UI"/>
+          <w:rFonts w:ascii="Arial Narrow" w:eastAsia="Arial Narrow" w:hAnsi="Arial Narrow" w:cs="Arial Narrow"/>
           <w:sz w:val="22"/>
           <w:szCs w:val="22"/>
         </w:rPr>
@@ -6721,7 +6722,7 @@
       <w:r>
         <w:rPr>
           <w:rStyle w:val="normaltextrun"/>
-          <w:rFonts w:ascii="Arial Narrow" w:hAnsi="Arial Narrow" w:cs="Segoe UI"/>
+          <w:rFonts w:ascii="Arial Narrow" w:eastAsia="Arial Narrow" w:hAnsi="Arial Narrow" w:cs="Arial Narrow"/>
           <w:b/>
           <w:bCs/>
           <w:sz w:val="22"/>
@@ -6732,7 +6733,7 @@
       <w:r>
         <w:rPr>
           <w:rStyle w:val="normaltextrun"/>
-          <w:rFonts w:ascii="Arial Narrow" w:hAnsi="Arial Narrow" w:cs="Arial"/>
+          <w:rFonts w:ascii="Arial Narrow" w:eastAsia="Arial Narrow" w:hAnsi="Arial Narrow" w:cs="Arial Narrow"/>
           <w:b/>
           <w:bCs/>
           <w:sz w:val="22"/>
@@ -6743,7 +6744,7 @@
       <w:r>
         <w:rPr>
           <w:rStyle w:val="normaltextrun"/>
-          <w:rFonts w:ascii="Arial Narrow" w:hAnsi="Arial Narrow" w:cs="Segoe UI"/>
+          <w:rFonts w:ascii="Arial Narrow" w:eastAsia="Arial Narrow" w:hAnsi="Arial Narrow" w:cs="Arial Narrow"/>
           <w:b/>
           <w:bCs/>
           <w:sz w:val="22"/>
@@ -6755,7 +6756,7 @@
       <w:r>
         <w:rPr>
           <w:rStyle w:val="normaltextrun"/>
-          <w:rFonts w:ascii="Arial Narrow" w:hAnsi="Arial Narrow" w:cs="Arial"/>
+          <w:rFonts w:ascii="Arial Narrow" w:eastAsia="Arial Narrow" w:hAnsi="Arial Narrow" w:cs="Arial Narrow"/>
           <w:b/>
           <w:bCs/>
           <w:sz w:val="22"/>
@@ -6766,7 +6767,7 @@
       <w:r>
         <w:rPr>
           <w:rStyle w:val="normaltextrun"/>
-          <w:rFonts w:ascii="Arial Narrow" w:hAnsi="Arial Narrow" w:cs="Segoe UI"/>
+          <w:rFonts w:ascii="Arial Narrow" w:eastAsia="Arial Narrow" w:hAnsi="Arial Narrow" w:cs="Arial Narrow"/>
           <w:b/>
           <w:bCs/>
           <w:sz w:val="22"/>
@@ -6777,7 +6778,7 @@
       <w:r>
         <w:rPr>
           <w:rStyle w:val="normaltextrun"/>
-          <w:rFonts w:ascii="Arial Narrow" w:hAnsi="Arial Narrow" w:cs="Arial Narrow"/>
+          <w:rFonts w:ascii="Arial Narrow" w:eastAsia="Arial Narrow" w:hAnsi="Arial Narrow" w:cs="Arial Narrow"/>
           <w:b/>
           <w:bCs/>
           <w:sz w:val="22"/>
@@ -6788,7 +6789,7 @@
       <w:r>
         <w:rPr>
           <w:rStyle w:val="normaltextrun"/>
-          <w:rFonts w:ascii="Arial Narrow" w:hAnsi="Arial Narrow" w:cs="Segoe UI"/>
+          <w:rFonts w:ascii="Arial Narrow" w:eastAsia="Arial Narrow" w:hAnsi="Arial Narrow" w:cs="Arial Narrow"/>
           <w:b/>
           <w:bCs/>
           <w:sz w:val="22"/>
@@ -6799,7 +6800,7 @@
       <w:r>
         <w:rPr>
           <w:rStyle w:val="eop"/>
-          <w:rFonts w:ascii="Arial Narrow" w:hAnsi="Arial Narrow" w:cs="Segoe UI"/>
+          <w:rFonts w:ascii="Arial Narrow" w:eastAsia="Arial Narrow" w:hAnsi="Arial Narrow" w:cs="Arial Narrow"/>
           <w:sz w:val="22"/>
           <w:szCs w:val="22"/>
         </w:rPr>
@@ -6811,14 +6812,14 @@
         <w:contextualSpacing/>
         <w:jc w:val="both"/>
         <w:rPr>
-          <w:rFonts w:ascii="Arial Narrow" w:hAnsi="Arial Narrow"/>
-          <w:sz w:val="16"/>
-          <w:szCs w:val="16"/>
-        </w:rPr>
-      </w:pPr>
-      <w:r>
-        <w:rPr>
-          <w:rFonts w:ascii="Arial Narrow" w:hAnsi="Arial Narrow" w:cs="Arial"/>
+          <w:rFonts w:ascii="Arial Narrow" w:eastAsia="Arial Narrow" w:hAnsi="Arial Narrow" w:cs="Arial Narrow"/>
+          <w:sz w:val="16"/>
+          <w:szCs w:val="16"/>
+        </w:rPr>
+      </w:pPr>
+      <w:r>
+        <w:rPr>
+          <w:rFonts w:ascii="Arial Narrow" w:eastAsia="Arial Narrow" w:hAnsi="Arial Narrow" w:cs="Arial Narrow"/>
           <w:iCs/>
           <w:spacing w:val="-2"/>
           <w:sz w:val="16"/>
@@ -6829,7 +6830,7 @@
       </w:r>
       <w:r>
         <w:rPr>
-          <w:rFonts w:ascii="Arial Narrow" w:hAnsi="Arial Narrow" w:cs="Arial"/>
+          <w:rFonts w:ascii="Arial Narrow" w:eastAsia="Arial Narrow" w:hAnsi="Arial Narrow" w:cs="Arial Narrow"/>
           <w:iCs/>
           <w:spacing w:val="-2"/>
           <w:sz w:val="16"/>
@@ -6840,7 +6841,7 @@
       </w:r>
       <w:r>
         <w:rPr>
-          <w:rFonts w:ascii="Arial Narrow" w:hAnsi="Arial Narrow" w:cs="Arial"/>
+          <w:rFonts w:ascii="Arial Narrow" w:eastAsia="Arial Narrow" w:hAnsi="Arial Narrow" w:cs="Arial Narrow"/>
           <w:iCs/>
           <w:spacing w:val="-2"/>
           <w:sz w:val="16"/>
@@ -7033,7 +7034,7 @@
         <w:ind w:left="567" w:hanging="567"/>
         <w:jc w:val="both"/>
         <w:rPr>
-          <w:rFonts w:ascii="Arial Narrow" w:hAnsi="Arial Narrow"/>
+          <w:rFonts w:ascii="Arial Narrow" w:eastAsia="Arial Narrow" w:hAnsi="Arial Narrow" w:cs="Arial Narrow"/>
           <w:color w:val="000000" w:themeColor="text1"/>
           <w:sz w:val="16"/>
           <w:szCs w:val="16"/>
@@ -7042,7 +7043,7 @@
       <w:r>
         <w:rPr>
           <w:rStyle w:val="Refdenotaalpie"/>
-          <w:rFonts w:ascii="Arial Narrow" w:hAnsi="Arial Narrow"/>
+          <w:rFonts w:ascii="Arial Narrow" w:eastAsia="Arial Narrow" w:hAnsi="Arial Narrow" w:cs="Arial Narrow"/>
           <w:color w:val="000000" w:themeColor="text1"/>
           <w:sz w:val="16"/>
           <w:szCs w:val="16"/>
@@ -7052,7 +7053,7 @@
       </w:r>
       <w:r>
         <w:rPr>
-          <w:rFonts w:ascii="Arial Narrow" w:hAnsi="Arial Narrow"/>
+          <w:rFonts w:ascii="Arial Narrow" w:eastAsia="Arial Narrow" w:hAnsi="Arial Narrow" w:cs="Arial Narrow"/>
           <w:color w:val="000000" w:themeColor="text1"/>
           <w:sz w:val="16"/>
           <w:szCs w:val="16"/>
@@ -7062,7 +7063,7 @@
       </w:r>
       <w:r>
         <w:rPr>
-          <w:rFonts w:ascii="Arial Narrow" w:hAnsi="Arial Narrow"/>
+          <w:rFonts w:ascii="Arial Narrow" w:eastAsia="Arial Narrow" w:hAnsi="Arial Narrow" w:cs="Arial Narrow"/>
           <w:color w:val="000000" w:themeColor="text1"/>
           <w:sz w:val="16"/>
           <w:szCs w:val="16"/>
@@ -7071,7 +7072,7 @@
       </w:r>
       <w:r>
         <w:rPr>
-          <w:rFonts w:ascii="Arial Narrow" w:hAnsi="Arial Narrow"/>
+          <w:rFonts w:ascii="Arial Narrow" w:eastAsia="Arial Narrow" w:hAnsi="Arial Narrow" w:cs="Arial Narrow"/>
           <w:color w:val="000000" w:themeColor="text1"/>
           <w:sz w:val="16"/>
           <w:szCs w:val="16"/>
@@ -7080,13 +7081,26 @@
       </w:r>
       <w:r>
         <w:rPr>
-          <w:rFonts w:ascii="Arial Narrow" w:hAnsi="Arial Narrow"/>
+          <w:rFonts w:ascii="Arial Narrow" w:eastAsia="Arial Narrow" w:hAnsi="Arial Narrow" w:cs="Arial Narrow"/>
           <w:color w:val="000000" w:themeColor="text1"/>
           <w:sz w:val="16"/>
           <w:szCs w:val="16"/>
         </w:rPr>
         <w:t xml:space="preserve"/>
       </w:r>
+    </w:p>
+    <w:p>
+      <w:pPr>
+        <w:pStyle w:val="Textonotapie"/>
+        <w:ind w:left="567" w:hanging="567"/>
+        <w:jc w:val="both"/>
+        <w:rPr>
+          <w:rFonts w:ascii="Arial Narrow" w:eastAsia="Arial Narrow" w:hAnsi="Arial Narrow" w:cs="Arial Narrow"/>
+          <w:color w:val="000000" w:themeColor="text1"/>
+          <w:sz w:val="16"/>
+          <w:szCs w:val="16"/>
+        </w:rPr>
+      </w:pPr>
     </w:p>
   </w:footnote>
   <w:footnote w:id="2">
@@ -7095,7 +7109,7 @@
         <w:ind w:left="570" w:hanging="570"/>
         <w:jc w:val="both"/>
         <w:rPr>
-          <w:rFonts w:ascii="Arial Narrow" w:hAnsi="Arial Narrow"/>
+          <w:rFonts w:ascii="Arial Narrow" w:eastAsia="Arial Narrow" w:hAnsi="Arial Narrow" w:cs="Arial Narrow"/>
           <w:sz w:val="16"/>
           <w:szCs w:val="16"/>
         </w:rPr>
@@ -7103,7 +7117,7 @@
       <w:r>
         <w:rPr>
           <w:rStyle w:val="Refdenotaalpie"/>
-          <w:rFonts w:ascii="Arial Narrow" w:hAnsi="Arial Narrow"/>
+          <w:rFonts w:ascii="Arial Narrow" w:eastAsia="Arial Narrow" w:hAnsi="Arial Narrow" w:cs="Arial Narrow"/>
           <w:sz w:val="16"/>
           <w:szCs w:val="16"/>
           <w:vertAlign w:val="superscript"/>
@@ -7112,7 +7126,7 @@
       </w:r>
       <w:r>
         <w:rPr>
-          <w:rFonts w:ascii="Arial Narrow" w:hAnsi="Arial Narrow"/>
+          <w:rFonts w:ascii="Arial Narrow" w:eastAsia="Arial Narrow" w:hAnsi="Arial Narrow" w:cs="Arial Narrow"/>
           <w:sz w:val="16"/>
           <w:szCs w:val="16"/>
         </w:rPr>
@@ -7120,7 +7134,7 @@
       </w:r>
       <w:r>
         <w:rPr>
-          <w:rFonts w:ascii="Arial Narrow" w:hAnsi="Arial Narrow"/>
+          <w:rFonts w:ascii="Arial Narrow" w:eastAsia="Arial Narrow" w:hAnsi="Arial Narrow" w:cs="Arial Narrow"/>
           <w:sz w:val="16"/>
           <w:szCs w:val="16"/>
         </w:rPr>
@@ -7128,7 +7142,7 @@
       </w:r>
       <w:r>
         <w:rPr>
-          <w:rFonts w:ascii="Arial Narrow" w:hAnsi="Arial Narrow"/>
+          <w:rFonts w:ascii="Arial Narrow" w:eastAsia="Arial Narrow" w:hAnsi="Arial Narrow" w:cs="Arial Narrow"/>
           <w:b/>
           <w:sz w:val="16"/>
           <w:szCs w:val="16"/>
@@ -7141,14 +7155,14 @@
         <w:ind w:left="1134" w:hanging="570"/>
         <w:jc w:val="both"/>
         <w:rPr>
-          <w:rFonts w:ascii="Arial Narrow" w:hAnsi="Arial Narrow"/>
-          <w:sz w:val="16"/>
-          <w:szCs w:val="16"/>
-        </w:rPr>
-      </w:pPr>
-      <w:r>
-        <w:rPr>
-          <w:rFonts w:ascii="Arial Narrow" w:hAnsi="Arial Narrow"/>
+          <w:rFonts w:ascii="Arial Narrow" w:eastAsia="Arial Narrow" w:hAnsi="Arial Narrow" w:cs="Arial Narrow"/>
+          <w:sz w:val="16"/>
+          <w:szCs w:val="16"/>
+        </w:rPr>
+      </w:pPr>
+      <w:r>
+        <w:rPr>
+          <w:rFonts w:ascii="Arial Narrow" w:eastAsia="Arial Narrow" w:hAnsi="Arial Narrow" w:cs="Arial Narrow"/>
           <w:b/>
           <w:sz w:val="16"/>
           <w:szCs w:val="16"/>
@@ -7157,7 +7171,7 @@
       </w:r>
       <w:r>
         <w:rPr>
-          <w:rFonts w:ascii="Arial Narrow" w:hAnsi="Arial Narrow"/>
+          <w:rFonts w:ascii="Arial Narrow" w:eastAsia="Arial Narrow" w:hAnsi="Arial Narrow" w:cs="Arial Narrow"/>
           <w:b/>
           <w:sz w:val="16"/>
           <w:szCs w:val="16"/>
@@ -7171,14 +7185,14 @@
         <w:ind w:left="1134" w:hanging="570"/>
         <w:jc w:val="both"/>
         <w:rPr>
-          <w:rFonts w:ascii="Arial Narrow" w:hAnsi="Arial Narrow"/>
-          <w:sz w:val="16"/>
-          <w:szCs w:val="16"/>
-        </w:rPr>
-      </w:pPr>
-      <w:r>
-        <w:rPr>
-          <w:rFonts w:ascii="Arial Narrow" w:hAnsi="Arial Narrow"/>
+          <w:rFonts w:ascii="Arial Narrow" w:eastAsia="Arial Narrow" w:hAnsi="Arial Narrow" w:cs="Arial Narrow"/>
+          <w:sz w:val="16"/>
+          <w:szCs w:val="16"/>
+        </w:rPr>
+      </w:pPr>
+      <w:r>
+        <w:rPr>
+          <w:rFonts w:ascii="Arial Narrow" w:eastAsia="Arial Narrow" w:hAnsi="Arial Narrow" w:cs="Arial Narrow"/>
           <w:sz w:val="16"/>
           <w:szCs w:val="16"/>
         </w:rPr>
@@ -7190,14 +7204,14 @@
         <w:ind w:left="1701" w:right="4" w:hanging="567"/>
         <w:jc w:val="both"/>
         <w:rPr>
-          <w:rFonts w:ascii="Arial Narrow" w:hAnsi="Arial Narrow" w:cs="Arial"/>
-          <w:sz w:val="16"/>
-          <w:szCs w:val="16"/>
-        </w:rPr>
-      </w:pPr>
-      <w:r>
-        <w:rPr>
-          <w:rFonts w:ascii="Arial Narrow" w:hAnsi="Arial Narrow" w:cs="Arial"/>
+          <w:rFonts w:ascii="Arial Narrow" w:eastAsia="Arial Narrow" w:hAnsi="Arial Narrow" w:cs="Arial Narrow"/>
+          <w:sz w:val="16"/>
+          <w:szCs w:val="16"/>
+        </w:rPr>
+      </w:pPr>
+      <w:r>
+        <w:rPr>
+          <w:rFonts w:ascii="Arial Narrow" w:eastAsia="Arial Narrow" w:hAnsi="Arial Narrow" w:cs="Arial Narrow"/>
           <w:sz w:val="16"/>
           <w:szCs w:val="16"/>
         </w:rPr>
@@ -7205,7 +7219,7 @@
       </w:r>
       <w:r>
         <w:rPr>
-          <w:rFonts w:ascii="Arial Narrow" w:hAnsi="Arial Narrow" w:cs="Arial"/>
+          <w:rFonts w:ascii="Arial Narrow" w:eastAsia="Arial Narrow" w:hAnsi="Arial Narrow" w:cs="Arial Narrow"/>
           <w:b/>
           <w:sz w:val="16"/>
           <w:szCs w:val="16"/>
@@ -7214,7 +7228,7 @@
       </w:r>
       <w:r>
         <w:rPr>
-          <w:rFonts w:ascii="Arial Narrow" w:hAnsi="Arial Narrow" w:cs="Arial"/>
+          <w:rFonts w:ascii="Arial Narrow" w:eastAsia="Arial Narrow" w:hAnsi="Arial Narrow" w:cs="Arial Narrow"/>
           <w:b/>
           <w:sz w:val="16"/>
           <w:szCs w:val="16"/>
@@ -7228,7 +7242,7 @@
         <w:ind w:right="4"/>
         <w:jc w:val="both"/>
         <w:rPr>
-          <w:rFonts w:ascii="Arial Narrow" w:hAnsi="Arial Narrow" w:cs="Arial"/>
+          <w:rFonts w:ascii="Arial Narrow" w:eastAsia="Arial Narrow" w:hAnsi="Arial Narrow" w:cs="Arial Narrow"/>
           <w:sz w:val="16"/>
           <w:szCs w:val="16"/>
         </w:rPr>
@@ -7241,14 +7255,14 @@
         <w:ind w:left="2268" w:hanging="567"/>
         <w:jc w:val="both"/>
         <w:rPr>
-          <w:rFonts w:ascii="Arial Narrow" w:hAnsi="Arial Narrow"/>
-          <w:sz w:val="16"/>
-          <w:szCs w:val="16"/>
-        </w:rPr>
-      </w:pPr>
-      <w:r>
-        <w:rPr>
-          <w:rFonts w:ascii="Arial Narrow" w:hAnsi="Arial Narrow" w:cs="Arial"/>
+          <w:rFonts w:ascii="Arial Narrow" w:eastAsia="Arial Narrow" w:hAnsi="Arial Narrow" w:cs="Arial Narrow"/>
+          <w:sz w:val="16"/>
+          <w:szCs w:val="16"/>
+        </w:rPr>
+      </w:pPr>
+      <w:r>
+        <w:rPr>
+          <w:rFonts w:ascii="Arial Narrow" w:eastAsia="Arial Narrow" w:hAnsi="Arial Narrow" w:cs="Arial Narrow"/>
           <w:sz w:val="16"/>
           <w:szCs w:val="16"/>
         </w:rPr>
@@ -7256,7 +7270,7 @@
       </w:r>
       <w:r>
         <w:rPr>
-          <w:rFonts w:ascii="Arial Narrow" w:hAnsi="Arial Narrow" w:cs="Arial"/>
+          <w:rFonts w:ascii="Arial Narrow" w:eastAsia="Arial Narrow" w:hAnsi="Arial Narrow" w:cs="Arial Narrow"/>
           <w:sz w:val="16"/>
           <w:szCs w:val="16"/>
         </w:rPr>
@@ -7271,14 +7285,14 @@
         <w:ind w:left="1134"/>
         <w:jc w:val="both"/>
         <w:rPr>
-          <w:rFonts w:ascii="Arial Narrow" w:hAnsi="Arial Narrow" w:cs="Arial"/>
-          <w:sz w:val="16"/>
-          <w:szCs w:val="16"/>
-        </w:rPr>
-      </w:pPr>
-      <w:r>
-        <w:rPr>
-          <w:rFonts w:ascii="Arial Narrow" w:hAnsi="Arial Narrow" w:cs="Arial"/>
+          <w:rFonts w:ascii="Arial Narrow" w:eastAsia="Arial Narrow" w:hAnsi="Arial Narrow" w:cs="Arial Narrow"/>
+          <w:sz w:val="16"/>
+          <w:szCs w:val="16"/>
+        </w:rPr>
+      </w:pPr>
+      <w:r>
+        <w:rPr>
+          <w:rFonts w:ascii="Arial Narrow" w:eastAsia="Arial Narrow" w:hAnsi="Arial Narrow" w:cs="Arial Narrow"/>
           <w:sz w:val="16"/>
           <w:szCs w:val="16"/>
         </w:rPr>
@@ -7292,14 +7306,14 @@
         <w:ind w:left="2268"/>
         <w:jc w:val="both"/>
         <w:rPr>
-          <w:rFonts w:ascii="Arial Narrow" w:hAnsi="Arial Narrow" w:cs="Arial"/>
-          <w:sz w:val="16"/>
-          <w:szCs w:val="16"/>
-        </w:rPr>
-      </w:pPr>
-      <w:r>
-        <w:rPr>
-          <w:rFonts w:ascii="Arial Narrow" w:hAnsi="Arial Narrow" w:cs="Arial"/>
+          <w:rFonts w:ascii="Arial Narrow" w:eastAsia="Arial Narrow" w:hAnsi="Arial Narrow" w:cs="Arial Narrow"/>
+          <w:sz w:val="16"/>
+          <w:szCs w:val="16"/>
+        </w:rPr>
+      </w:pPr>
+      <w:r>
+        <w:rPr>
+          <w:rFonts w:ascii="Arial Narrow" w:eastAsia="Arial Narrow" w:hAnsi="Arial Narrow" w:cs="Arial Narrow"/>
           <w:sz w:val="16"/>
           <w:szCs w:val="16"/>
         </w:rPr>
@@ -7313,7 +7327,7 @@
         <w:ind w:left="2268"/>
         <w:jc w:val="both"/>
         <w:rPr>
-          <w:rFonts w:ascii="Arial Narrow" w:hAnsi="Arial Narrow"/>
+          <w:rFonts w:ascii="Arial Narrow" w:eastAsia="Arial Narrow" w:hAnsi="Arial Narrow" w:cs="Arial Narrow"/>
           <w:sz w:val="16"/>
           <w:szCs w:val="16"/>
         </w:rPr>
@@ -7326,14 +7340,14 @@
         <w:ind w:left="2835" w:hanging="567"/>
         <w:jc w:val="both"/>
         <w:rPr>
-          <w:rFonts w:ascii="Arial Narrow" w:hAnsi="Arial Narrow"/>
-          <w:sz w:val="16"/>
-          <w:szCs w:val="16"/>
-        </w:rPr>
-      </w:pPr>
-      <w:r>
-        <w:rPr>
-          <w:rFonts w:ascii="Arial Narrow" w:hAnsi="Arial Narrow" w:cs="Arial"/>
+          <w:rFonts w:ascii="Arial Narrow" w:eastAsia="Arial Narrow" w:hAnsi="Arial Narrow" w:cs="Arial Narrow"/>
+          <w:sz w:val="16"/>
+          <w:szCs w:val="16"/>
+        </w:rPr>
+      </w:pPr>
+      <w:r>
+        <w:rPr>
+          <w:rFonts w:ascii="Arial Narrow" w:eastAsia="Arial Narrow" w:hAnsi="Arial Narrow" w:cs="Arial Narrow"/>
           <w:sz w:val="16"/>
           <w:szCs w:val="16"/>
         </w:rPr>
@@ -7341,7 +7355,7 @@
       </w:r>
       <w:r>
         <w:rPr>
-          <w:rFonts w:ascii="Arial Narrow" w:hAnsi="Arial Narrow" w:cs="Arial"/>
+          <w:rFonts w:ascii="Arial Narrow" w:eastAsia="Arial Narrow" w:hAnsi="Arial Narrow" w:cs="Arial Narrow"/>
           <w:sz w:val="16"/>
           <w:szCs w:val="16"/>
         </w:rPr>
@@ -7356,14 +7370,14 @@
         <w:ind w:left="2835" w:hanging="567"/>
         <w:jc w:val="both"/>
         <w:rPr>
-          <w:rFonts w:ascii="Arial Narrow" w:hAnsi="Arial Narrow"/>
-          <w:sz w:val="16"/>
-          <w:szCs w:val="16"/>
-        </w:rPr>
-      </w:pPr>
-      <w:r>
-        <w:rPr>
-          <w:rFonts w:ascii="Arial Narrow" w:hAnsi="Arial Narrow" w:cs="Arial"/>
+          <w:rFonts w:ascii="Arial Narrow" w:eastAsia="Arial Narrow" w:hAnsi="Arial Narrow" w:cs="Arial Narrow"/>
+          <w:sz w:val="16"/>
+          <w:szCs w:val="16"/>
+        </w:rPr>
+      </w:pPr>
+      <w:r>
+        <w:rPr>
+          <w:rFonts w:ascii="Arial Narrow" w:eastAsia="Arial Narrow" w:hAnsi="Arial Narrow" w:cs="Arial Narrow"/>
           <w:sz w:val="16"/>
           <w:szCs w:val="16"/>
         </w:rPr>
@@ -7371,7 +7385,7 @@
       </w:r>
       <w:r>
         <w:rPr>
-          <w:rFonts w:ascii="Arial Narrow" w:hAnsi="Arial Narrow" w:cs="Arial"/>
+          <w:rFonts w:ascii="Arial Narrow" w:eastAsia="Arial Narrow" w:hAnsi="Arial Narrow" w:cs="Arial Narrow"/>
           <w:sz w:val="16"/>
           <w:szCs w:val="16"/>
         </w:rPr>
@@ -7386,7 +7400,7 @@
         <w:ind w:left="2268"/>
         <w:jc w:val="both"/>
         <w:rPr>
-          <w:rFonts w:ascii="Arial Narrow" w:hAnsi="Arial Narrow" w:cs="Arial"/>
+          <w:rFonts w:ascii="Arial Narrow" w:eastAsia="Arial Narrow" w:hAnsi="Arial Narrow" w:cs="Arial Narrow"/>
           <w:sz w:val="16"/>
           <w:szCs w:val="16"/>
         </w:rPr>
@@ -7399,14 +7413,14 @@
         <w:ind w:left="2835" w:hanging="567"/>
         <w:jc w:val="both"/>
         <w:rPr>
-          <w:rFonts w:ascii="Arial Narrow" w:hAnsi="Arial Narrow"/>
-          <w:sz w:val="16"/>
-          <w:szCs w:val="16"/>
-        </w:rPr>
-      </w:pPr>
-      <w:r>
-        <w:rPr>
-          <w:rFonts w:ascii="Arial Narrow" w:hAnsi="Arial Narrow" w:cs="Arial"/>
+          <w:rFonts w:ascii="Arial Narrow" w:eastAsia="Arial Narrow" w:hAnsi="Arial Narrow" w:cs="Arial Narrow"/>
+          <w:sz w:val="16"/>
+          <w:szCs w:val="16"/>
+        </w:rPr>
+      </w:pPr>
+      <w:r>
+        <w:rPr>
+          <w:rFonts w:ascii="Arial Narrow" w:eastAsia="Arial Narrow" w:hAnsi="Arial Narrow" w:cs="Arial Narrow"/>
           <w:sz w:val="16"/>
           <w:szCs w:val="16"/>
         </w:rPr>
@@ -7414,7 +7428,7 @@
       </w:r>
       <w:r>
         <w:rPr>
-          <w:rFonts w:ascii="Arial Narrow" w:hAnsi="Arial Narrow" w:cs="Arial"/>
+          <w:rFonts w:ascii="Arial Narrow" w:eastAsia="Arial Narrow" w:hAnsi="Arial Narrow" w:cs="Arial Narrow"/>
           <w:sz w:val="16"/>
           <w:szCs w:val="16"/>
         </w:rPr>
@@ -7429,7 +7443,7 @@
         <w:ind w:left="2268"/>
         <w:jc w:val="both"/>
         <w:rPr>
-          <w:rFonts w:ascii="Arial Narrow" w:hAnsi="Arial Narrow" w:cs="Arial"/>
+          <w:rFonts w:ascii="Arial Narrow" w:eastAsia="Arial Narrow" w:hAnsi="Arial Narrow" w:cs="Arial Narrow"/>
           <w:sz w:val="16"/>
           <w:szCs w:val="16"/>
         </w:rPr>
@@ -7442,14 +7456,14 @@
         <w:ind w:left="2835" w:hanging="567"/>
         <w:jc w:val="both"/>
         <w:rPr>
-          <w:rFonts w:ascii="Arial Narrow" w:hAnsi="Arial Narrow"/>
-          <w:sz w:val="16"/>
-          <w:szCs w:val="16"/>
-        </w:rPr>
-      </w:pPr>
-      <w:r>
-        <w:rPr>
-          <w:rFonts w:ascii="Arial Narrow" w:hAnsi="Arial Narrow" w:cs="Arial"/>
+          <w:rFonts w:ascii="Arial Narrow" w:eastAsia="Arial Narrow" w:hAnsi="Arial Narrow" w:cs="Arial Narrow"/>
+          <w:sz w:val="16"/>
+          <w:szCs w:val="16"/>
+        </w:rPr>
+      </w:pPr>
+      <w:r>
+        <w:rPr>
+          <w:rFonts w:ascii="Arial Narrow" w:eastAsia="Arial Narrow" w:hAnsi="Arial Narrow" w:cs="Arial Narrow"/>
           <w:sz w:val="16"/>
           <w:szCs w:val="16"/>
         </w:rPr>
@@ -7457,7 +7471,7 @@
       </w:r>
       <w:r>
         <w:rPr>
-          <w:rFonts w:ascii="Arial Narrow" w:hAnsi="Arial Narrow" w:cs="Arial"/>
+          <w:rFonts w:ascii="Arial Narrow" w:eastAsia="Arial Narrow" w:hAnsi="Arial Narrow" w:cs="Arial Narrow"/>
           <w:sz w:val="16"/>
           <w:szCs w:val="16"/>
         </w:rPr>
@@ -7472,7 +7486,7 @@
         <w:ind w:left="2835"/>
         <w:jc w:val="both"/>
         <w:rPr>
-          <w:rFonts w:ascii="Arial Narrow" w:hAnsi="Arial Narrow" w:cs="Arial"/>
+          <w:rFonts w:ascii="Arial Narrow" w:eastAsia="Arial Narrow" w:hAnsi="Arial Narrow" w:cs="Arial Narrow"/>
           <w:sz w:val="16"/>
           <w:szCs w:val="16"/>
         </w:rPr>
@@ -7485,14 +7499,14 @@
         <w:ind w:left="2835"/>
         <w:jc w:val="both"/>
         <w:rPr>
-          <w:rFonts w:ascii="Arial Narrow" w:hAnsi="Arial Narrow" w:cs="Arial"/>
-          <w:sz w:val="16"/>
-          <w:szCs w:val="16"/>
-        </w:rPr>
-      </w:pPr>
-      <w:r>
-        <w:rPr>
-          <w:rFonts w:ascii="Arial Narrow" w:hAnsi="Arial Narrow" w:cs="Arial"/>
+          <w:rFonts w:ascii="Arial Narrow" w:eastAsia="Arial Narrow" w:hAnsi="Arial Narrow" w:cs="Arial Narrow"/>
+          <w:sz w:val="16"/>
+          <w:szCs w:val="16"/>
+        </w:rPr>
+      </w:pPr>
+      <w:r>
+        <w:rPr>
+          <w:rFonts w:ascii="Arial Narrow" w:eastAsia="Arial Narrow" w:hAnsi="Arial Narrow" w:cs="Arial Narrow"/>
           <w:sz w:val="16"/>
           <w:szCs w:val="16"/>
         </w:rPr>
@@ -7506,7 +7520,7 @@
         <w:ind w:left="2835"/>
         <w:jc w:val="both"/>
         <w:rPr>
-          <w:rFonts w:ascii="Arial Narrow" w:hAnsi="Arial Narrow"/>
+          <w:rFonts w:ascii="Arial Narrow" w:eastAsia="Arial Narrow" w:hAnsi="Arial Narrow" w:cs="Arial Narrow"/>
           <w:sz w:val="16"/>
           <w:szCs w:val="16"/>
         </w:rPr>
@@ -7519,14 +7533,14 @@
         <w:ind w:left="2835"/>
         <w:jc w:val="both"/>
         <w:rPr>
-          <w:rFonts w:ascii="Arial Narrow" w:hAnsi="Arial Narrow"/>
-          <w:sz w:val="16"/>
-          <w:szCs w:val="16"/>
-        </w:rPr>
-      </w:pPr>
-      <w:r>
-        <w:rPr>
-          <w:rFonts w:ascii="Arial Narrow" w:hAnsi="Arial Narrow" w:cs="Arial"/>
+          <w:rFonts w:ascii="Arial Narrow" w:eastAsia="Arial Narrow" w:hAnsi="Arial Narrow" w:cs="Arial Narrow"/>
+          <w:sz w:val="16"/>
+          <w:szCs w:val="16"/>
+        </w:rPr>
+      </w:pPr>
+      <w:r>
+        <w:rPr>
+          <w:rFonts w:ascii="Arial Narrow" w:eastAsia="Arial Narrow" w:hAnsi="Arial Narrow" w:cs="Arial Narrow"/>
           <w:b/>
           <w:bCs/>
           <w:sz w:val="16"/>
@@ -7536,7 +7550,7 @@
       </w:r>
       <w:r>
         <w:rPr>
-          <w:rFonts w:ascii="Arial Narrow" w:hAnsi="Arial Narrow" w:cs="Arial"/>
+          <w:rFonts w:ascii="Arial Narrow" w:eastAsia="Arial Narrow" w:hAnsi="Arial Narrow" w:cs="Arial Narrow"/>
           <w:sz w:val="16"/>
           <w:szCs w:val="16"/>
         </w:rPr>
@@ -7550,14 +7564,14 @@
         <w:ind w:left="2835"/>
         <w:jc w:val="both"/>
         <w:rPr>
-          <w:rFonts w:ascii="Arial Narrow" w:hAnsi="Arial Narrow"/>
-          <w:sz w:val="16"/>
-          <w:szCs w:val="16"/>
-        </w:rPr>
-      </w:pPr>
-      <w:r>
-        <w:rPr>
-          <w:rFonts w:ascii="Arial Narrow" w:hAnsi="Arial Narrow" w:cs="Arial"/>
+          <w:rFonts w:ascii="Arial Narrow" w:eastAsia="Arial Narrow" w:hAnsi="Arial Narrow" w:cs="Arial Narrow"/>
+          <w:sz w:val="16"/>
+          <w:szCs w:val="16"/>
+        </w:rPr>
+      </w:pPr>
+      <w:r>
+        <w:rPr>
+          <w:rFonts w:ascii="Arial Narrow" w:eastAsia="Arial Narrow" w:hAnsi="Arial Narrow" w:cs="Arial Narrow"/>
           <w:b/>
           <w:bCs/>
           <w:sz w:val="16"/>
@@ -7567,7 +7581,7 @@
       </w:r>
       <w:r>
         <w:rPr>
-          <w:rFonts w:ascii="Arial Narrow" w:hAnsi="Arial Narrow" w:cs="Arial"/>
+          <w:rFonts w:ascii="Arial Narrow" w:eastAsia="Arial Narrow" w:hAnsi="Arial Narrow" w:cs="Arial Narrow"/>
           <w:sz w:val="16"/>
           <w:szCs w:val="16"/>
         </w:rPr>
@@ -7581,14 +7595,14 @@
         <w:ind w:left="2835"/>
         <w:jc w:val="both"/>
         <w:rPr>
-          <w:rFonts w:ascii="Arial Narrow" w:hAnsi="Arial Narrow"/>
-          <w:sz w:val="16"/>
-          <w:szCs w:val="16"/>
-        </w:rPr>
-      </w:pPr>
-      <w:r>
-        <w:rPr>
-          <w:rFonts w:ascii="Arial Narrow" w:hAnsi="Arial Narrow" w:cs="Arial"/>
+          <w:rFonts w:ascii="Arial Narrow" w:eastAsia="Arial Narrow" w:hAnsi="Arial Narrow" w:cs="Arial Narrow"/>
+          <w:sz w:val="16"/>
+          <w:szCs w:val="16"/>
+        </w:rPr>
+      </w:pPr>
+      <w:r>
+        <w:rPr>
+          <w:rFonts w:ascii="Arial Narrow" w:eastAsia="Arial Narrow" w:hAnsi="Arial Narrow" w:cs="Arial Narrow"/>
           <w:b/>
           <w:bCs/>
           <w:sz w:val="16"/>
@@ -7598,7 +7612,7 @@
       </w:r>
       <w:r>
         <w:rPr>
-          <w:rFonts w:ascii="Arial Narrow" w:hAnsi="Arial Narrow" w:cs="Arial"/>
+          <w:rFonts w:ascii="Arial Narrow" w:eastAsia="Arial Narrow" w:hAnsi="Arial Narrow" w:cs="Arial Narrow"/>
           <w:sz w:val="16"/>
           <w:szCs w:val="16"/>
         </w:rPr>
@@ -7612,14 +7626,14 @@
         <w:ind w:left="1134"/>
         <w:jc w:val="both"/>
         <w:rPr>
-          <w:rFonts w:ascii="Arial Narrow" w:hAnsi="Arial Narrow" w:cs="Arial"/>
-          <w:sz w:val="16"/>
-          <w:szCs w:val="16"/>
-        </w:rPr>
-      </w:pPr>
-      <w:r>
-        <w:rPr>
-          <w:rFonts w:ascii="Arial Narrow" w:hAnsi="Arial Narrow" w:cs="Arial"/>
+          <w:rFonts w:ascii="Arial Narrow" w:eastAsia="Arial Narrow" w:hAnsi="Arial Narrow" w:cs="Arial Narrow"/>
+          <w:sz w:val="16"/>
+          <w:szCs w:val="16"/>
+        </w:rPr>
+      </w:pPr>
+      <w:r>
+        <w:rPr>
+          <w:rFonts w:ascii="Arial Narrow" w:eastAsia="Arial Narrow" w:hAnsi="Arial Narrow" w:cs="Arial Narrow"/>
           <w:sz w:val="16"/>
           <w:szCs w:val="16"/>
         </w:rPr>
@@ -7633,14 +7647,14 @@
         <w:ind w:left="3402" w:hanging="567"/>
         <w:jc w:val="both"/>
         <w:rPr>
-          <w:rFonts w:ascii="Arial Narrow" w:hAnsi="Arial Narrow"/>
-          <w:sz w:val="16"/>
-          <w:szCs w:val="16"/>
-        </w:rPr>
-      </w:pPr>
-      <w:r>
-        <w:rPr>
-          <w:rFonts w:ascii="Arial Narrow" w:hAnsi="Arial Narrow" w:cs="Arial"/>
+          <w:rFonts w:ascii="Arial Narrow" w:eastAsia="Arial Narrow" w:hAnsi="Arial Narrow" w:cs="Arial Narrow"/>
+          <w:sz w:val="16"/>
+          <w:szCs w:val="16"/>
+        </w:rPr>
+      </w:pPr>
+      <w:r>
+        <w:rPr>
+          <w:rFonts w:ascii="Arial Narrow" w:eastAsia="Arial Narrow" w:hAnsi="Arial Narrow" w:cs="Arial Narrow"/>
           <w:sz w:val="16"/>
           <w:szCs w:val="16"/>
         </w:rPr>
@@ -7648,7 +7662,7 @@
       </w:r>
       <w:r>
         <w:rPr>
-          <w:rFonts w:ascii="Arial Narrow" w:hAnsi="Arial Narrow" w:cs="Arial"/>
+          <w:rFonts w:ascii="Arial Narrow" w:eastAsia="Arial Narrow" w:hAnsi="Arial Narrow" w:cs="Arial Narrow"/>
           <w:sz w:val="16"/>
           <w:szCs w:val="16"/>
         </w:rPr>
@@ -7663,14 +7677,14 @@
         <w:ind w:left="3402" w:hanging="567"/>
         <w:jc w:val="both"/>
         <w:rPr>
-          <w:rFonts w:ascii="Arial Narrow" w:hAnsi="Arial Narrow"/>
-          <w:sz w:val="16"/>
-          <w:szCs w:val="16"/>
-        </w:rPr>
-      </w:pPr>
-      <w:r>
-        <w:rPr>
-          <w:rFonts w:ascii="Arial Narrow" w:hAnsi="Arial Narrow" w:cs="Arial"/>
+          <w:rFonts w:ascii="Arial Narrow" w:eastAsia="Arial Narrow" w:hAnsi="Arial Narrow" w:cs="Arial Narrow"/>
+          <w:sz w:val="16"/>
+          <w:szCs w:val="16"/>
+        </w:rPr>
+      </w:pPr>
+      <w:r>
+        <w:rPr>
+          <w:rFonts w:ascii="Arial Narrow" w:eastAsia="Arial Narrow" w:hAnsi="Arial Narrow" w:cs="Arial Narrow"/>
           <w:sz w:val="16"/>
           <w:szCs w:val="16"/>
         </w:rPr>
@@ -7678,7 +7692,7 @@
       </w:r>
       <w:r>
         <w:rPr>
-          <w:rFonts w:ascii="Arial Narrow" w:hAnsi="Arial Narrow" w:cs="Arial"/>
+          <w:rFonts w:ascii="Arial Narrow" w:eastAsia="Arial Narrow" w:hAnsi="Arial Narrow" w:cs="Arial Narrow"/>
           <w:sz w:val="16"/>
           <w:szCs w:val="16"/>
         </w:rPr>
@@ -7693,14 +7707,14 @@
         <w:ind w:left="3402" w:hanging="567"/>
         <w:jc w:val="both"/>
         <w:rPr>
-          <w:rFonts w:ascii="Arial Narrow" w:hAnsi="Arial Narrow" w:cs="Arial"/>
-          <w:sz w:val="16"/>
-          <w:szCs w:val="16"/>
-        </w:rPr>
-      </w:pPr>
-      <w:r>
-        <w:rPr>
-          <w:rFonts w:ascii="Arial Narrow" w:hAnsi="Arial Narrow" w:cs="Arial"/>
+          <w:rFonts w:ascii="Arial Narrow" w:eastAsia="Arial Narrow" w:hAnsi="Arial Narrow" w:cs="Arial Narrow"/>
+          <w:sz w:val="16"/>
+          <w:szCs w:val="16"/>
+        </w:rPr>
+      </w:pPr>
+      <w:r>
+        <w:rPr>
+          <w:rFonts w:ascii="Arial Narrow" w:eastAsia="Arial Narrow" w:hAnsi="Arial Narrow" w:cs="Arial Narrow"/>
           <w:sz w:val="16"/>
           <w:szCs w:val="16"/>
         </w:rPr>
@@ -7708,7 +7722,7 @@
       </w:r>
       <w:r>
         <w:rPr>
-          <w:rFonts w:ascii="Arial Narrow" w:hAnsi="Arial Narrow" w:cs="Arial"/>
+          <w:rFonts w:ascii="Arial Narrow" w:eastAsia="Arial Narrow" w:hAnsi="Arial Narrow" w:cs="Arial Narrow"/>
           <w:sz w:val="16"/>
           <w:szCs w:val="16"/>
         </w:rPr>
@@ -7723,7 +7737,7 @@
         <w:ind w:left="3402" w:hanging="567"/>
         <w:jc w:val="both"/>
         <w:rPr>
-          <w:rFonts w:ascii="Arial Narrow" w:hAnsi="Arial Narrow"/>
+          <w:rFonts w:ascii="Arial Narrow" w:eastAsia="Arial Narrow" w:hAnsi="Arial Narrow" w:cs="Arial Narrow"/>
           <w:sz w:val="16"/>
           <w:szCs w:val="16"/>
         </w:rPr>
@@ -7736,14 +7750,14 @@
         <w:ind w:left="2835"/>
         <w:jc w:val="both"/>
         <w:rPr>
-          <w:rFonts w:ascii="Arial Narrow" w:hAnsi="Arial Narrow" w:cs="Arial"/>
-          <w:sz w:val="16"/>
-          <w:szCs w:val="16"/>
-        </w:rPr>
-      </w:pPr>
-      <w:r>
-        <w:rPr>
-          <w:rFonts w:ascii="Arial Narrow" w:hAnsi="Arial Narrow" w:cs="Arial"/>
+          <w:rFonts w:ascii="Arial Narrow" w:eastAsia="Arial Narrow" w:hAnsi="Arial Narrow" w:cs="Arial Narrow"/>
+          <w:sz w:val="16"/>
+          <w:szCs w:val="16"/>
+        </w:rPr>
+      </w:pPr>
+      <w:r>
+        <w:rPr>
+          <w:rFonts w:ascii="Arial Narrow" w:eastAsia="Arial Narrow" w:hAnsi="Arial Narrow" w:cs="Arial Narrow"/>
           <w:sz w:val="16"/>
           <w:szCs w:val="16"/>
         </w:rPr>
@@ -7757,7 +7771,7 @@
         <w:ind w:left="2835"/>
         <w:jc w:val="both"/>
         <w:rPr>
-          <w:rFonts w:ascii="Arial Narrow" w:hAnsi="Arial Narrow"/>
+          <w:rFonts w:ascii="Arial Narrow" w:eastAsia="Arial Narrow" w:hAnsi="Arial Narrow" w:cs="Arial Narrow"/>
           <w:sz w:val="16"/>
           <w:szCs w:val="16"/>
         </w:rPr>
@@ -7768,14 +7782,14 @@
         <w:ind w:left="1701" w:hanging="567"/>
         <w:jc w:val="both"/>
         <w:rPr>
-          <w:rFonts w:ascii="Arial Narrow" w:hAnsi="Arial Narrow" w:cs="Arial"/>
-          <w:sz w:val="16"/>
-          <w:szCs w:val="16"/>
-        </w:rPr>
-      </w:pPr>
-      <w:r>
-        <w:rPr>
-          <w:rFonts w:ascii="Arial Narrow" w:hAnsi="Arial Narrow" w:cs="Arial"/>
+          <w:rFonts w:ascii="Arial Narrow" w:eastAsia="Arial Narrow" w:hAnsi="Arial Narrow" w:cs="Arial Narrow"/>
+          <w:sz w:val="16"/>
+          <w:szCs w:val="16"/>
+        </w:rPr>
+      </w:pPr>
+      <w:r>
+        <w:rPr>
+          <w:rFonts w:ascii="Arial Narrow" w:eastAsia="Arial Narrow" w:hAnsi="Arial Narrow" w:cs="Arial Narrow"/>
           <w:sz w:val="16"/>
           <w:szCs w:val="16"/>
         </w:rPr>
@@ -7783,7 +7797,7 @@
       </w:r>
       <w:r>
         <w:rPr>
-          <w:rFonts w:ascii="Arial Narrow" w:hAnsi="Arial Narrow" w:cs="Arial"/>
+          <w:rFonts w:ascii="Arial Narrow" w:eastAsia="Arial Narrow" w:hAnsi="Arial Narrow" w:cs="Arial Narrow"/>
           <w:sz w:val="16"/>
           <w:szCs w:val="16"/>
         </w:rPr>
@@ -7791,6 +7805,17 @@
         <w:t>Cuando se declare confidencial la información, esta será de uso exclusivo de los funcionarios encargados del trámite del procedimiento. Dicha información no podrá ser puesta en conocimiento de las demás partes del procedimiento ni de terceros.</w:t>
       </w:r>
     </w:p>
+    <w:p>
+      <w:pPr>
+        <w:ind w:left="570" w:hanging="570"/>
+        <w:jc w:val="both"/>
+        <w:rPr>
+          <w:rFonts w:ascii="Arial Narrow" w:eastAsia="Arial Narrow" w:hAnsi="Arial Narrow" w:cs="Arial Narrow"/>
+          <w:sz w:val="16"/>
+          <w:szCs w:val="16"/>
+        </w:rPr>
+      </w:pPr>
+    </w:p>
   </w:footnote>
   <w:footnote w:id="3">
     <w:p>
@@ -7799,7 +7824,7 @@
         <w:ind w:left="567" w:hanging="567"/>
         <w:jc w:val="both"/>
         <w:rPr>
-          <w:rFonts w:ascii="Arial Narrow" w:hAnsi="Arial Narrow" w:cs="Arial"/>
+          <w:rFonts w:ascii="Arial Narrow" w:eastAsia="Arial Narrow" w:hAnsi="Arial Narrow" w:cs="Arial Narrow"/>
           <w:b/>
           <w:sz w:val="16"/>
           <w:szCs w:val="16"/>
@@ -7808,7 +7833,7 @@
       <w:r>
         <w:rPr>
           <w:rStyle w:val="Refdenotaalpie"/>
-          <w:rFonts w:ascii="Arial Narrow" w:hAnsi="Arial Narrow" w:cs="Arial"/>
+          <w:rFonts w:ascii="Arial Narrow" w:eastAsia="Arial Narrow" w:hAnsi="Arial Narrow" w:cs="Arial Narrow"/>
           <w:sz w:val="16"/>
           <w:szCs w:val="16"/>
           <w:vertAlign w:val="superscript"/>
@@ -7817,7 +7842,7 @@
       </w:r>
       <w:r>
         <w:rPr>
-          <w:rFonts w:ascii="Arial Narrow" w:hAnsi="Arial Narrow" w:cs="Arial"/>
+          <w:rFonts w:ascii="Arial Narrow" w:eastAsia="Arial Narrow" w:hAnsi="Arial Narrow" w:cs="Arial Narrow"/>
           <w:sz w:val="16"/>
           <w:szCs w:val="16"/>
         </w:rPr>
@@ -7825,7 +7850,7 @@
       </w:r>
       <w:r>
         <w:rPr>
-          <w:rFonts w:ascii="Arial Narrow" w:hAnsi="Arial Narrow" w:cs="Arial"/>
+          <w:rFonts w:ascii="Arial Narrow" w:eastAsia="Arial Narrow" w:hAnsi="Arial Narrow" w:cs="Arial Narrow"/>
           <w:sz w:val="16"/>
           <w:szCs w:val="16"/>
         </w:rPr>
@@ -7833,7 +7858,7 @@
       </w:r>
       <w:r>
         <w:rPr>
-          <w:rFonts w:ascii="Arial Narrow" w:hAnsi="Arial Narrow"/>
+          <w:rFonts w:ascii="Arial Narrow" w:eastAsia="Arial Narrow" w:hAnsi="Arial Narrow" w:cs="Arial Narrow"/>
           <w:b/>
           <w:sz w:val="16"/>
           <w:szCs w:val="16"/>
@@ -7847,7 +7872,7 @@
         <w:ind w:left="567" w:hanging="567"/>
         <w:jc w:val="both"/>
         <w:rPr>
-          <w:rFonts w:ascii="Arial Narrow" w:hAnsi="Arial Narrow" w:cs="Arial"/>
+          <w:rFonts w:ascii="Arial Narrow" w:eastAsia="Arial Narrow" w:hAnsi="Arial Narrow" w:cs="Arial Narrow"/>
           <w:b/>
           <w:bCs/>
           <w:sz w:val="16"/>
@@ -7857,7 +7882,7 @@
       </w:pPr>
       <w:r>
         <w:rPr>
-          <w:rFonts w:ascii="Arial Narrow" w:hAnsi="Arial Narrow" w:cs="Arial"/>
+          <w:rFonts w:ascii="Arial Narrow" w:eastAsia="Arial Narrow" w:hAnsi="Arial Narrow" w:cs="Arial Narrow"/>
           <w:sz w:val="16"/>
           <w:szCs w:val="16"/>
           <w:shd w:val="clear" w:color="auto" w:fill="FFFFFF"/>
@@ -7866,7 +7891,7 @@
       </w:r>
       <w:r>
         <w:rPr>
-          <w:rFonts w:ascii="Arial Narrow" w:hAnsi="Arial Narrow" w:cs="Arial"/>
+          <w:rFonts w:ascii="Arial Narrow" w:eastAsia="Arial Narrow" w:hAnsi="Arial Narrow" w:cs="Arial Narrow"/>
           <w:sz w:val="16"/>
           <w:szCs w:val="16"/>
           <w:shd w:val="clear" w:color="auto" w:fill="FFFFFF"/>
@@ -7875,7 +7900,7 @@
       </w:r>
       <w:r>
         <w:rPr>
-          <w:rFonts w:ascii="Arial Narrow" w:hAnsi="Arial Narrow" w:cs="Arial"/>
+          <w:rFonts w:ascii="Arial Narrow" w:eastAsia="Arial Narrow" w:hAnsi="Arial Narrow" w:cs="Arial Narrow"/>
           <w:b/>
           <w:bCs/>
           <w:sz w:val="16"/>
@@ -7891,7 +7916,7 @@
         <w:ind w:left="567" w:hanging="567"/>
         <w:jc w:val="both"/>
         <w:rPr>
-          <w:rFonts w:ascii="Arial Narrow" w:hAnsi="Arial Narrow" w:cs="Arial"/>
+          <w:rFonts w:ascii="Arial Narrow" w:eastAsia="Arial Narrow" w:hAnsi="Arial Narrow" w:cs="Arial Narrow"/>
           <w:bCs/>
           <w:sz w:val="16"/>
           <w:szCs w:val="16"/>
@@ -7900,7 +7925,7 @@
       </w:pPr>
       <w:r>
         <w:rPr>
-          <w:rFonts w:ascii="Arial Narrow" w:hAnsi="Arial Narrow" w:cs="Arial"/>
+          <w:rFonts w:ascii="Arial Narrow" w:eastAsia="Arial Narrow" w:hAnsi="Arial Narrow" w:cs="Arial Narrow"/>
           <w:b/>
           <w:bCs/>
           <w:sz w:val="16"/>
@@ -7911,7 +7936,7 @@
       </w:r>
       <w:r>
         <w:rPr>
-          <w:rFonts w:ascii="Arial Narrow" w:hAnsi="Arial Narrow" w:cs="Arial"/>
+          <w:rFonts w:ascii="Arial Narrow" w:eastAsia="Arial Narrow" w:hAnsi="Arial Narrow" w:cs="Arial Narrow"/>
           <w:bCs/>
           <w:sz w:val="16"/>
           <w:szCs w:val="16"/>
@@ -7926,14 +7951,14 @@
         <w:ind w:left="567"/>
         <w:jc w:val="both"/>
         <w:rPr>
-          <w:rFonts w:ascii="Arial Narrow" w:hAnsi="Arial Narrow" w:cs="Arial"/>
-          <w:sz w:val="16"/>
-          <w:szCs w:val="16"/>
-        </w:rPr>
-      </w:pPr>
-      <w:r>
-        <w:rPr>
-          <w:rFonts w:ascii="Arial Narrow" w:hAnsi="Arial Narrow" w:cs="Arial"/>
+          <w:rFonts w:ascii="Arial Narrow" w:eastAsia="Arial Narrow" w:hAnsi="Arial Narrow" w:cs="Arial Narrow"/>
+          <w:sz w:val="16"/>
+          <w:szCs w:val="16"/>
+        </w:rPr>
+      </w:pPr>
+      <w:r>
+        <w:rPr>
+          <w:rFonts w:ascii="Arial Narrow" w:eastAsia="Arial Narrow" w:hAnsi="Arial Narrow" w:cs="Arial Narrow"/>
           <w:sz w:val="16"/>
           <w:szCs w:val="16"/>
         </w:rPr>
@@ -7943,10 +7968,11 @@
     <w:p>
       <w:pPr>
         <w:pStyle w:val="Textonotapie"/>
-        <w:ind w:left="567"/>
-        <w:jc w:val="both"/>
-        <w:rPr>
-          <w:rFonts w:ascii="Arial Narrow" w:hAnsi="Arial Narrow"/>
+        <w:ind w:left="567" w:hanging="567"/>
+        <w:jc w:val="both"/>
+        <w:rPr>
+          <w:rFonts w:ascii="Arial Narrow" w:eastAsia="Arial Narrow" w:hAnsi="Arial Narrow" w:cs="Arial Narrow"/>
+          <w:b/>
           <w:sz w:val="16"/>
           <w:szCs w:val="16"/>
         </w:rPr>
@@ -7960,7 +7986,7 @@
         <w:ind w:left="567" w:hanging="567"/>
         <w:jc w:val="both"/>
         <w:rPr>
-          <w:rFonts w:ascii="Arial Narrow" w:hAnsi="Arial Narrow"/>
+          <w:rFonts w:ascii="Arial Narrow" w:eastAsia="Arial Narrow" w:hAnsi="Arial Narrow" w:cs="Arial Narrow"/>
           <w:b/>
           <w:bCs/>
           <w:sz w:val="16"/>
@@ -7970,7 +7996,7 @@
       <w:r>
         <w:rPr>
           <w:rStyle w:val="Refdenotaalpie"/>
-          <w:rFonts w:ascii="Arial Narrow" w:hAnsi="Arial Narrow"/>
+          <w:rFonts w:ascii="Arial Narrow" w:eastAsia="Arial Narrow" w:hAnsi="Arial Narrow" w:cs="Arial Narrow"/>
           <w:sz w:val="16"/>
           <w:szCs w:val="16"/>
           <w:vertAlign w:val="superscript"/>
@@ -7979,7 +8005,7 @@
       </w:r>
       <w:r>
         <w:rPr>
-          <w:rFonts w:ascii="Arial Narrow" w:hAnsi="Arial Narrow"/>
+          <w:rFonts w:ascii="Arial Narrow" w:eastAsia="Arial Narrow" w:hAnsi="Arial Narrow" w:cs="Arial Narrow"/>
           <w:sz w:val="16"/>
           <w:szCs w:val="16"/>
         </w:rPr>
@@ -7987,7 +8013,7 @@
       </w:r>
       <w:r>
         <w:rPr>
-          <w:rFonts w:ascii="Arial Narrow" w:hAnsi="Arial Narrow"/>
+          <w:rFonts w:ascii="Arial Narrow" w:eastAsia="Arial Narrow" w:hAnsi="Arial Narrow" w:cs="Arial Narrow"/>
           <w:sz w:val="16"/>
           <w:szCs w:val="16"/>
         </w:rPr>
@@ -7995,7 +8021,7 @@
       </w:r>
       <w:r>
         <w:rPr>
-          <w:rFonts w:ascii="Arial Narrow" w:hAnsi="Arial Narrow"/>
+          <w:rFonts w:ascii="Arial Narrow" w:eastAsia="Arial Narrow" w:hAnsi="Arial Narrow" w:cs="Arial Narrow"/>
           <w:b/>
           <w:bCs/>
           <w:sz w:val="16"/>
@@ -8010,7 +8036,7 @@
         <w:ind w:firstLine="567"/>
         <w:jc w:val="both"/>
         <w:rPr>
-          <w:rFonts w:ascii="Arial Narrow" w:hAnsi="Arial Narrow"/>
+          <w:rFonts w:ascii="Arial Narrow" w:eastAsia="Arial Narrow" w:hAnsi="Arial Narrow" w:cs="Arial Narrow"/>
           <w:b/>
           <w:bCs/>
           <w:sz w:val="16"/>
@@ -8019,7 +8045,7 @@
       </w:pPr>
       <w:r>
         <w:rPr>
-          <w:rFonts w:ascii="Arial Narrow" w:hAnsi="Arial Narrow"/>
+          <w:rFonts w:ascii="Arial Narrow" w:eastAsia="Arial Narrow" w:hAnsi="Arial Narrow" w:cs="Arial Narrow"/>
           <w:b/>
           <w:bCs/>
           <w:sz w:val="16"/>
@@ -8034,19 +8060,33 @@
         <w:ind w:left="555"/>
         <w:jc w:val="both"/>
         <w:rPr>
-          <w:rFonts w:ascii="Arial Narrow" w:hAnsi="Arial Narrow"/>
-          <w:sz w:val="16"/>
-          <w:szCs w:val="16"/>
-        </w:rPr>
-      </w:pPr>
-      <w:r>
-        <w:rPr>
-          <w:rFonts w:ascii="Arial Narrow" w:hAnsi="Arial Narrow"/>
+          <w:rFonts w:ascii="Arial Narrow" w:eastAsia="Arial Narrow" w:hAnsi="Arial Narrow" w:cs="Arial Narrow"/>
+          <w:sz w:val="16"/>
+          <w:szCs w:val="16"/>
+        </w:rPr>
+      </w:pPr>
+      <w:r>
+        <w:rPr>
+          <w:rFonts w:ascii="Arial Narrow" w:eastAsia="Arial Narrow" w:hAnsi="Arial Narrow" w:cs="Arial Narrow"/>
           <w:sz w:val="16"/>
           <w:szCs w:val="16"/>
         </w:rPr>
         <w:t>Tendrá carácter de información reservada, y únicamente podrá ser utilizada por la Administración Tributaria, para sus fines propios, la cuantía y la fuente de las rentas, los gastos, la base imponible o, cualesquiera otros datos relativos a ellos, cuando estén contenidos en las declaraciones e informaciones que obtenga por cualquier medio de los contribuyentes, responsables o terceros, así como la tramitación de las denuncias a que se refiere el Artículo 192.</w:t>
       </w:r>
+    </w:p>
+    <w:p>
+      <w:pPr>
+        <w:pStyle w:val="Sinespaciado"/>
+        <w:ind w:left="567" w:hanging="567"/>
+        <w:jc w:val="both"/>
+        <w:rPr>
+          <w:rFonts w:ascii="Arial Narrow" w:eastAsia="Arial Narrow" w:hAnsi="Arial Narrow" w:cs="Arial Narrow"/>
+          <w:b/>
+          <w:bCs/>
+          <w:sz w:val="16"/>
+          <w:szCs w:val="16"/>
+        </w:rPr>
+      </w:pPr>
     </w:p>
   </w:footnote>
   <w:footnote w:id="5">
@@ -8058,7 +8098,7 @@
         <w:jc w:val="both"/>
         <w:textAlignment w:val="baseline"/>
         <w:rPr>
-          <w:rFonts w:ascii="Arial Narrow" w:hAnsi="Arial Narrow" w:cs="Arial"/>
+          <w:rFonts w:ascii="Arial Narrow" w:eastAsia="Arial Narrow" w:hAnsi="Arial Narrow" w:cs="Arial Narrow"/>
           <w:sz w:val="16"/>
           <w:szCs w:val="16"/>
         </w:rPr>
@@ -8066,7 +8106,7 @@
       <w:r>
         <w:rPr>
           <w:rStyle w:val="Refdenotaalpie"/>
-          <w:rFonts w:ascii="Arial Narrow" w:hAnsi="Arial Narrow" w:cs="Arial"/>
+          <w:rFonts w:ascii="Arial Narrow" w:eastAsia="Arial Narrow" w:hAnsi="Arial Narrow" w:cs="Arial Narrow"/>
           <w:sz w:val="16"/>
           <w:szCs w:val="16"/>
           <w:vertAlign w:val="superscript"/>
@@ -8075,7 +8115,7 @@
       </w:r>
       <w:r>
         <w:rPr>
-          <w:rFonts w:ascii="Arial Narrow" w:hAnsi="Arial Narrow" w:cs="Arial"/>
+          <w:rFonts w:ascii="Arial Narrow" w:eastAsia="Arial Narrow" w:hAnsi="Arial Narrow" w:cs="Arial Narrow"/>
           <w:sz w:val="16"/>
           <w:szCs w:val="16"/>
         </w:rPr>
@@ -8083,7 +8123,7 @@
       </w:r>
       <w:r>
         <w:rPr>
-          <w:rFonts w:ascii="Arial Narrow" w:hAnsi="Arial Narrow" w:cs="Arial"/>
+          <w:rFonts w:ascii="Arial Narrow" w:eastAsia="Arial Narrow" w:hAnsi="Arial Narrow" w:cs="Arial Narrow"/>
           <w:sz w:val="16"/>
           <w:szCs w:val="16"/>
         </w:rPr>
@@ -8092,7 +8132,7 @@
       <w:r>
         <w:rPr>
           <w:rStyle w:val="normaltextrun"/>
-          <w:rFonts w:ascii="Arial Narrow" w:eastAsia="Calibri" w:hAnsi="Arial Narrow" w:cs="Arial"/>
+          <w:rFonts w:ascii="Arial Narrow" w:eastAsia="Arial Narrow" w:hAnsi="Arial Narrow" w:cs="Arial Narrow"/>
           <w:b/>
           <w:bCs/>
           <w:sz w:val="16"/>
@@ -8103,7 +8143,7 @@
       <w:r>
         <w:rPr>
           <w:rStyle w:val="eop"/>
-          <w:rFonts w:ascii="Arial Narrow" w:eastAsia="Calibri" w:hAnsi="Arial Narrow" w:cs="Arial"/>
+          <w:rFonts w:ascii="Arial Narrow" w:eastAsia="Arial Narrow" w:hAnsi="Arial Narrow" w:cs="Arial Narrow"/>
           <w:sz w:val="16"/>
           <w:szCs w:val="16"/>
         </w:rPr>
@@ -8118,7 +8158,7 @@
         <w:jc w:val="both"/>
         <w:textAlignment w:val="baseline"/>
         <w:rPr>
-          <w:rFonts w:ascii="Arial Narrow" w:hAnsi="Arial Narrow" w:cs="Arial"/>
+          <w:rFonts w:ascii="Arial Narrow" w:eastAsia="Arial Narrow" w:hAnsi="Arial Narrow" w:cs="Arial Narrow"/>
           <w:sz w:val="16"/>
           <w:szCs w:val="16"/>
         </w:rPr>
@@ -8126,7 +8166,7 @@
       <w:r>
         <w:rPr>
           <w:rStyle w:val="normaltextrun"/>
-          <w:rFonts w:ascii="Arial Narrow" w:eastAsia="Calibri" w:hAnsi="Arial Narrow" w:cs="Arial"/>
+          <w:rFonts w:ascii="Arial Narrow" w:eastAsia="Arial Narrow" w:hAnsi="Arial Narrow" w:cs="Arial Narrow"/>
           <w:b/>
           <w:bCs/>
           <w:sz w:val="16"/>
@@ -8137,7 +8177,7 @@
       <w:r>
         <w:rPr>
           <w:rStyle w:val="normaltextrun"/>
-          <w:rFonts w:ascii="Arial Narrow" w:eastAsia="Calibri" w:hAnsi="Arial Narrow" w:cs="Arial"/>
+          <w:rFonts w:ascii="Arial Narrow" w:eastAsia="Arial Narrow" w:hAnsi="Arial Narrow" w:cs="Arial Narrow"/>
           <w:b/>
           <w:bCs/>
           <w:sz w:val="16"/>
@@ -8149,7 +8189,7 @@
       <w:r>
         <w:rPr>
           <w:rStyle w:val="eop"/>
-          <w:rFonts w:ascii="Arial Narrow" w:eastAsia="Calibri" w:hAnsi="Arial Narrow" w:cs="Arial"/>
+          <w:rFonts w:ascii="Arial Narrow" w:eastAsia="Arial Narrow" w:hAnsi="Arial Narrow" w:cs="Arial Narrow"/>
           <w:sz w:val="16"/>
           <w:szCs w:val="16"/>
         </w:rPr>
@@ -8164,7 +8204,7 @@
         <w:jc w:val="both"/>
         <w:textAlignment w:val="baseline"/>
         <w:rPr>
-          <w:rFonts w:ascii="Arial Narrow" w:hAnsi="Arial Narrow" w:cs="Arial"/>
+          <w:rFonts w:ascii="Arial Narrow" w:eastAsia="Arial Narrow" w:hAnsi="Arial Narrow" w:cs="Arial Narrow"/>
           <w:sz w:val="16"/>
           <w:szCs w:val="16"/>
         </w:rPr>
@@ -8172,7 +8212,7 @@
       <w:r>
         <w:rPr>
           <w:rStyle w:val="normaltextrun"/>
-          <w:rFonts w:ascii="Arial Narrow" w:eastAsia="Calibri" w:hAnsi="Arial Narrow" w:cs="Arial"/>
+          <w:rFonts w:ascii="Arial Narrow" w:eastAsia="Arial Narrow" w:hAnsi="Arial Narrow" w:cs="Arial Narrow"/>
           <w:sz w:val="16"/>
           <w:szCs w:val="16"/>
         </w:rPr>
@@ -8181,7 +8221,7 @@
       <w:r>
         <w:rPr>
           <w:rStyle w:val="eop"/>
-          <w:rFonts w:ascii="Arial Narrow" w:eastAsia="Calibri" w:hAnsi="Arial Narrow" w:cs="Arial"/>
+          <w:rFonts w:ascii="Arial Narrow" w:eastAsia="Arial Narrow" w:hAnsi="Arial Narrow" w:cs="Arial Narrow"/>
           <w:sz w:val="16"/>
           <w:szCs w:val="16"/>
         </w:rPr>
@@ -8196,7 +8236,7 @@
         <w:jc w:val="both"/>
         <w:textAlignment w:val="baseline"/>
         <w:rPr>
-          <w:rFonts w:ascii="Arial Narrow" w:hAnsi="Arial Narrow" w:cs="Arial"/>
+          <w:rFonts w:ascii="Arial Narrow" w:eastAsia="Arial Narrow" w:hAnsi="Arial Narrow" w:cs="Arial Narrow"/>
           <w:sz w:val="16"/>
           <w:szCs w:val="16"/>
         </w:rPr>
@@ -8204,7 +8244,7 @@
       <w:r>
         <w:rPr>
           <w:rStyle w:val="normaltextrun"/>
-          <w:rFonts w:ascii="Arial Narrow" w:eastAsia="Calibri" w:hAnsi="Arial Narrow" w:cs="Arial"/>
+          <w:rFonts w:ascii="Arial Narrow" w:eastAsia="Arial Narrow" w:hAnsi="Arial Narrow" w:cs="Arial Narrow"/>
           <w:sz w:val="16"/>
           <w:szCs w:val="16"/>
         </w:rPr>
@@ -8213,7 +8253,7 @@
       <w:r>
         <w:rPr>
           <w:rStyle w:val="eop"/>
-          <w:rFonts w:ascii="Arial Narrow" w:eastAsia="Calibri" w:hAnsi="Arial Narrow" w:cs="Arial"/>
+          <w:rFonts w:ascii="Arial Narrow" w:eastAsia="Arial Narrow" w:hAnsi="Arial Narrow" w:cs="Arial Narrow"/>
           <w:sz w:val="16"/>
           <w:szCs w:val="16"/>
         </w:rPr>
@@ -8228,7 +8268,7 @@
         <w:jc w:val="both"/>
         <w:textAlignment w:val="baseline"/>
         <w:rPr>
-          <w:rFonts w:ascii="Arial Narrow" w:hAnsi="Arial Narrow" w:cs="Arial"/>
+          <w:rFonts w:ascii="Arial Narrow" w:eastAsia="Arial Narrow" w:hAnsi="Arial Narrow" w:cs="Arial Narrow"/>
           <w:sz w:val="16"/>
           <w:szCs w:val="16"/>
         </w:rPr>
@@ -8236,7 +8276,7 @@
       <w:r>
         <w:rPr>
           <w:rStyle w:val="normaltextrun"/>
-          <w:rFonts w:ascii="Arial Narrow" w:eastAsia="Calibri" w:hAnsi="Arial Narrow" w:cs="Arial"/>
+          <w:rFonts w:ascii="Arial Narrow" w:eastAsia="Arial Narrow" w:hAnsi="Arial Narrow" w:cs="Arial Narrow"/>
           <w:b/>
           <w:bCs/>
           <w:sz w:val="16"/>
@@ -8247,7 +8287,7 @@
       <w:r>
         <w:rPr>
           <w:rStyle w:val="normaltextrun"/>
-          <w:rFonts w:ascii="Arial Narrow" w:eastAsia="Calibri" w:hAnsi="Arial Narrow" w:cs="Arial"/>
+          <w:rFonts w:ascii="Arial Narrow" w:eastAsia="Arial Narrow" w:hAnsi="Arial Narrow" w:cs="Arial Narrow"/>
           <w:sz w:val="16"/>
           <w:szCs w:val="16"/>
         </w:rPr>
@@ -8256,7 +8296,7 @@
       <w:r>
         <w:rPr>
           <w:rStyle w:val="eop"/>
-          <w:rFonts w:ascii="Arial Narrow" w:eastAsia="Calibri" w:hAnsi="Arial Narrow" w:cs="Arial"/>
+          <w:rFonts w:ascii="Arial Narrow" w:eastAsia="Arial Narrow" w:hAnsi="Arial Narrow" w:cs="Arial Narrow"/>
           <w:sz w:val="16"/>
           <w:szCs w:val="16"/>
         </w:rPr>
@@ -8271,7 +8311,7 @@
         <w:jc w:val="both"/>
         <w:textAlignment w:val="baseline"/>
         <w:rPr>
-          <w:rFonts w:ascii="Arial Narrow" w:hAnsi="Arial Narrow" w:cs="Arial"/>
+          <w:rFonts w:ascii="Arial Narrow" w:eastAsia="Arial Narrow" w:hAnsi="Arial Narrow" w:cs="Arial Narrow"/>
           <w:sz w:val="16"/>
           <w:szCs w:val="16"/>
         </w:rPr>
@@ -8279,7 +8319,7 @@
       <w:r>
         <w:rPr>
           <w:rStyle w:val="normaltextrun"/>
-          <w:rFonts w:ascii="Arial Narrow" w:eastAsia="Calibri" w:hAnsi="Arial Narrow" w:cs="Arial"/>
+          <w:rFonts w:ascii="Arial Narrow" w:eastAsia="Arial Narrow" w:hAnsi="Arial Narrow" w:cs="Arial Narrow"/>
           <w:sz w:val="16"/>
           <w:szCs w:val="16"/>
         </w:rPr>
@@ -8288,183 +8328,186 @@
       <w:r>
         <w:rPr>
           <w:rStyle w:val="eop"/>
-          <w:rFonts w:ascii="Arial Narrow" w:eastAsia="Calibri" w:hAnsi="Arial Narrow" w:cs="Arial"/>
+          <w:rFonts w:ascii="Arial Narrow" w:eastAsia="Arial Narrow" w:hAnsi="Arial Narrow" w:cs="Arial Narrow"/>
           <w:sz w:val="16"/>
           <w:szCs w:val="16"/>
         </w:rPr>
         <w:t> </w:t>
       </w:r>
     </w:p>
+    <w:p>
+      <w:pPr>
+        <w:pStyle w:val="paragraph"/>
+        <w:spacing w:before="0" w:beforeAutospacing="0" w:after="0" w:afterAutospacing="0"/>
+        <w:ind w:left="555" w:hanging="555"/>
+        <w:jc w:val="both"/>
+        <w:textAlignment w:val="baseline"/>
+        <w:rPr>
+          <w:rFonts w:ascii="Arial Narrow" w:eastAsia="Arial Narrow" w:hAnsi="Arial Narrow" w:cs="Arial Narrow"/>
+          <w:sz w:val="16"/>
+          <w:szCs w:val="16"/>
+        </w:rPr>
+      </w:pPr>
+    </w:p>
+  </w:footnote>
+  <w:footnote w:id="6">
     <w:p>
       <w:pPr>
         <w:pStyle w:val="Textonotapie"/>
         <w:ind w:left="567" w:hanging="567"/>
         <w:jc w:val="both"/>
         <w:rPr>
-          <w:rFonts w:ascii="Arial Narrow" w:hAnsi="Arial Narrow" w:cs="Arial"/>
-          <w:sz w:val="16"/>
-          <w:szCs w:val="16"/>
-          <w:lang w:val="es-MX"/>
-        </w:rPr>
-      </w:pPr>
-    </w:p>
-  </w:footnote>
-  <w:footnote w:id="6">
+          <w:rFonts w:ascii="Arial Narrow" w:eastAsia="Arial Narrow" w:hAnsi="Arial Narrow" w:cs="Arial Narrow"/>
+          <w:b/>
+          <w:bCs/>
+          <w:sz w:val="16"/>
+          <w:szCs w:val="16"/>
+        </w:rPr>
+      </w:pPr>
+      <w:r>
+        <w:rPr>
+          <w:rStyle w:val="Refdenotaalpie"/>
+          <w:rFonts w:ascii="Arial Narrow" w:eastAsia="Arial Narrow" w:hAnsi="Arial Narrow" w:cs="Arial Narrow"/>
+          <w:sz w:val="16"/>
+          <w:szCs w:val="16"/>
+          <w:vertAlign w:val="superscript"/>
+        </w:rPr>
+        <w:footnoteRef/>
+      </w:r>
+      <w:r>
+        <w:rPr>
+          <w:rFonts w:ascii="Arial Narrow" w:eastAsia="Arial Narrow" w:hAnsi="Arial Narrow" w:cs="Arial Narrow"/>
+          <w:sz w:val="16"/>
+          <w:szCs w:val="16"/>
+        </w:rPr>
+        <w:t xml:space="preserve"> </w:t>
+      </w:r>
+      <w:r>
+        <w:rPr>
+          <w:rFonts w:ascii="Arial Narrow" w:eastAsia="Arial Narrow" w:hAnsi="Arial Narrow" w:cs="Arial Narrow"/>
+          <w:sz w:val="16"/>
+          <w:szCs w:val="16"/>
+        </w:rPr>
+        <w:tab/>
+      </w:r>
+      <w:r>
+        <w:rPr>
+          <w:rFonts w:ascii="Arial Narrow" w:eastAsia="Arial Narrow" w:hAnsi="Arial Narrow" w:cs="Arial Narrow"/>
+          <w:b/>
+          <w:bCs/>
+          <w:sz w:val="16"/>
+          <w:szCs w:val="16"/>
+        </w:rPr>
+        <w:t>DIRECTIVA 001-2008-TRI-INDECOPI, DIRECTIVA SOBRE CONFIDENCIALIDAD DE LA INFORMACIÓN EN LOS PROCEDIMIENTOS SEGUIDOS POR LOS ÓRGANOS FUNCIONALES DEL INDECOPI, modificada por la DIRECTIVA 003-2022/TRI-INDECOPI</w:t>
+      </w:r>
+    </w:p>
+    <w:p>
+      <w:pPr>
+        <w:pStyle w:val="Textonotapie"/>
+        <w:ind w:left="1134" w:hanging="567"/>
+        <w:jc w:val="both"/>
+        <w:rPr>
+          <w:rFonts w:ascii="Arial Narrow" w:eastAsia="Arial Narrow" w:hAnsi="Arial Narrow" w:cs="Arial Narrow"/>
+          <w:sz w:val="16"/>
+          <w:szCs w:val="16"/>
+        </w:rPr>
+      </w:pPr>
+      <w:r>
+        <w:rPr>
+          <w:rFonts w:ascii="Arial Narrow" w:eastAsia="Arial Narrow" w:hAnsi="Arial Narrow" w:cs="Arial Narrow"/>
+          <w:sz w:val="16"/>
+          <w:szCs w:val="16"/>
+        </w:rPr>
+        <w:t xml:space="preserve">5.11 </w:t>
+      </w:r>
+      <w:r>
+        <w:rPr>
+          <w:rFonts w:ascii="Arial Narrow" w:eastAsia="Arial Narrow" w:hAnsi="Arial Narrow" w:cs="Arial Narrow"/>
+          <w:sz w:val="16"/>
+          <w:szCs w:val="16"/>
+        </w:rPr>
+        <w:tab/>
+        <w:t xml:space="preserve">En caso de que el titular de la información previamente declarada confidencial presente de manera posterior un nuevo escrito o documento que contenga la misma información, deberá adjuntar una “versión confidencial” que señale —de manera clara y precisa— en qué parte está incluida la información previamente declarada confidencial. </w:t>
+      </w:r>
+    </w:p>
+    <w:p>
+      <w:pPr>
+        <w:pStyle w:val="Textonotapie"/>
+        <w:ind w:left="1134"/>
+        <w:jc w:val="both"/>
+        <w:rPr>
+          <w:rFonts w:ascii="Arial Narrow" w:eastAsia="Arial Narrow" w:hAnsi="Arial Narrow" w:cs="Arial Narrow"/>
+          <w:sz w:val="16"/>
+          <w:szCs w:val="16"/>
+        </w:rPr>
+      </w:pPr>
+      <w:r>
+        <w:rPr>
+          <w:rFonts w:ascii="Arial Narrow" w:eastAsia="Arial Narrow" w:hAnsi="Arial Narrow" w:cs="Arial Narrow"/>
+          <w:sz w:val="16"/>
+          <w:szCs w:val="16"/>
+        </w:rPr>
+        <w:t xml:space="preserve">Adicionalmente, el administrado deberá presentar una “versión no confidencial” del referido escrito o documento, cubriendo de forma identificable aquellas secciones en las que haya figurado la información confidencial, a efectos de que dicha versión sea incorporada en el expediente principal y puesta en conocimiento de las partes y de terceros, según corresponda. </w:t>
+      </w:r>
+    </w:p>
+    <w:p>
+      <w:pPr>
+        <w:pStyle w:val="Textonotapie"/>
+        <w:ind w:left="1134"/>
+        <w:jc w:val="both"/>
+        <w:rPr>
+          <w:rFonts w:ascii="Arial Narrow" w:eastAsia="Arial Narrow" w:hAnsi="Arial Narrow" w:cs="Arial Narrow"/>
+          <w:sz w:val="16"/>
+          <w:szCs w:val="16"/>
+        </w:rPr>
+      </w:pPr>
+      <w:r>
+        <w:rPr>
+          <w:rFonts w:ascii="Arial Narrow" w:eastAsia="Arial Narrow" w:hAnsi="Arial Narrow" w:cs="Arial Narrow"/>
+          <w:sz w:val="16"/>
+          <w:szCs w:val="16"/>
+        </w:rPr>
+        <w:t xml:space="preserve">En caso de que el administrado no cumpla con lo señalado en el párrafo anterior, la autoridad le concederá un plazo de hasta 5 (cinco) días hábiles para la presentación de la “versión no confidencial”, bajo apercibimiento de proceder conforme a lo señalado en el numeral 5.12 de la presente Directiva. </w:t>
+      </w:r>
+    </w:p>
+    <w:p>
+      <w:pPr>
+        <w:pStyle w:val="Textonotapie"/>
+        <w:ind w:left="1134" w:hanging="567"/>
+        <w:jc w:val="both"/>
+        <w:rPr>
+          <w:rFonts w:ascii="Arial Narrow" w:eastAsia="Arial Narrow" w:hAnsi="Arial Narrow" w:cs="Arial Narrow"/>
+          <w:sz w:val="16"/>
+          <w:szCs w:val="16"/>
+        </w:rPr>
+      </w:pPr>
+      <w:r>
+        <w:rPr>
+          <w:rFonts w:ascii="Arial Narrow" w:eastAsia="Arial Narrow" w:hAnsi="Arial Narrow" w:cs="Arial Narrow"/>
+          <w:sz w:val="16"/>
+          <w:szCs w:val="16"/>
+        </w:rPr>
+        <w:t xml:space="preserve">5.12 </w:t>
+      </w:r>
+      <w:r>
+        <w:rPr>
+          <w:rFonts w:ascii="Arial Narrow" w:eastAsia="Arial Narrow" w:hAnsi="Arial Narrow" w:cs="Arial Narrow"/>
+          <w:sz w:val="16"/>
+          <w:szCs w:val="16"/>
+        </w:rPr>
+        <w:tab/>
+        <w:t>En caso de que el titular de la información previamente declarada confidencial no cumpla con lo dispuesto en el numeral 5.11 de la presente Directiva, la autoridad incorporará al expediente principal dicha documentación en su integridad y la trasladará sin ninguna medida de seguridad en particular, de ser el caso, siendo la divulgación de tal información de responsabilidad del propio administrado.</w:t>
+      </w:r>
+    </w:p>
     <w:p>
       <w:pPr>
         <w:pStyle w:val="Textonotapie"/>
         <w:ind w:left="567" w:hanging="567"/>
         <w:jc w:val="both"/>
         <w:rPr>
-          <w:rFonts w:ascii="Arial Narrow" w:hAnsi="Arial Narrow" w:cs="Arial"/>
+          <w:rFonts w:ascii="Arial Narrow" w:eastAsia="Arial Narrow" w:hAnsi="Arial Narrow" w:cs="Arial Narrow"/>
           <w:b/>
           <w:bCs/>
-          <w:sz w:val="16"/>
-          <w:szCs w:val="16"/>
-        </w:rPr>
-      </w:pPr>
-      <w:r>
-        <w:rPr>
-          <w:rStyle w:val="Refdenotaalpie"/>
-          <w:rFonts w:ascii="Arial Narrow" w:hAnsi="Arial Narrow" w:cs="Arial"/>
-          <w:sz w:val="16"/>
-          <w:szCs w:val="16"/>
-          <w:vertAlign w:val="superscript"/>
-        </w:rPr>
-        <w:footnoteRef/>
-      </w:r>
-      <w:r>
-        <w:rPr>
-          <w:rFonts w:ascii="Arial Narrow" w:hAnsi="Arial Narrow" w:cs="Arial"/>
-          <w:sz w:val="16"/>
-          <w:szCs w:val="16"/>
-        </w:rPr>
-        <w:t xml:space="preserve"> </w:t>
-      </w:r>
-      <w:r>
-        <w:rPr>
-          <w:rFonts w:ascii="Arial Narrow" w:hAnsi="Arial Narrow" w:cs="Arial"/>
-          <w:sz w:val="16"/>
-          <w:szCs w:val="16"/>
-        </w:rPr>
-        <w:tab/>
-      </w:r>
-      <w:r>
-        <w:rPr>
-          <w:rFonts w:ascii="Arial Narrow" w:hAnsi="Arial Narrow" w:cs="Arial"/>
-          <w:b/>
-          <w:bCs/>
-          <w:sz w:val="16"/>
-          <w:szCs w:val="16"/>
-        </w:rPr>
-        <w:t>DIRECTIVA 001-2008-TRI-INDECOPI, DIRECTIVA SOBRE CONFIDENCIALIDAD DE LA INFORMACIÓN EN LOS PROCEDIMIENTOS SEGUIDOS POR LOS ÓRGANOS FUNCIONALES DEL INDECOPI, modificada por la DIRECTIVA 003-2022/TRI-INDECOPI</w:t>
-      </w:r>
-    </w:p>
-    <w:p>
-      <w:pPr>
-        <w:pStyle w:val="Textonotapie"/>
-        <w:ind w:left="1134" w:hanging="567"/>
-        <w:jc w:val="both"/>
-        <w:rPr>
-          <w:rFonts w:ascii="Arial Narrow" w:hAnsi="Arial Narrow" w:cs="Arial"/>
-          <w:sz w:val="16"/>
-          <w:szCs w:val="16"/>
-        </w:rPr>
-      </w:pPr>
-      <w:r>
-        <w:rPr>
-          <w:rFonts w:ascii="Arial Narrow" w:hAnsi="Arial Narrow" w:cs="Arial"/>
-          <w:sz w:val="16"/>
-          <w:szCs w:val="16"/>
-        </w:rPr>
-        <w:t xml:space="preserve">5.11 </w:t>
-      </w:r>
-      <w:r>
-        <w:rPr>
-          <w:rFonts w:ascii="Arial Narrow" w:hAnsi="Arial Narrow" w:cs="Arial"/>
-          <w:sz w:val="16"/>
-          <w:szCs w:val="16"/>
-        </w:rPr>
-        <w:tab/>
-        <w:t xml:space="preserve">En caso de que el titular de la información previamente declarada confidencial presente de manera posterior un nuevo escrito o documento que contenga la misma información, deberá adjuntar una “versión confidencial” que señale —de manera clara y precisa— en qué parte está incluida la información previamente declarada confidencial. </w:t>
-      </w:r>
-    </w:p>
-    <w:p>
-      <w:pPr>
-        <w:pStyle w:val="Textonotapie"/>
-        <w:ind w:left="1134"/>
-        <w:jc w:val="both"/>
-        <w:rPr>
-          <w:rFonts w:ascii="Arial Narrow" w:hAnsi="Arial Narrow" w:cs="Arial"/>
-          <w:sz w:val="16"/>
-          <w:szCs w:val="16"/>
-        </w:rPr>
-      </w:pPr>
-      <w:r>
-        <w:rPr>
-          <w:rFonts w:ascii="Arial Narrow" w:hAnsi="Arial Narrow" w:cs="Arial"/>
-          <w:sz w:val="16"/>
-          <w:szCs w:val="16"/>
-        </w:rPr>
-        <w:t xml:space="preserve">Adicionalmente, el administrado deberá presentar una “versión no confidencial” del referido escrito o documento, cubriendo de forma identificable aquellas secciones en las que haya figurado la información confidencial, a efectos de que dicha versión sea incorporada en el expediente principal y puesta en conocimiento de las partes y de terceros, según corresponda. </w:t>
-      </w:r>
-    </w:p>
-    <w:p>
-      <w:pPr>
-        <w:pStyle w:val="Textonotapie"/>
-        <w:ind w:left="1134"/>
-        <w:jc w:val="both"/>
-        <w:rPr>
-          <w:rFonts w:ascii="Arial Narrow" w:hAnsi="Arial Narrow" w:cs="Arial"/>
-          <w:sz w:val="16"/>
-          <w:szCs w:val="16"/>
-        </w:rPr>
-      </w:pPr>
-      <w:r>
-        <w:rPr>
-          <w:rFonts w:ascii="Arial Narrow" w:hAnsi="Arial Narrow" w:cs="Arial"/>
-          <w:sz w:val="16"/>
-          <w:szCs w:val="16"/>
-        </w:rPr>
-        <w:t xml:space="preserve">En caso de que el administrado no cumpla con lo señalado en el párrafo anterior, la autoridad le concederá un plazo de hasta 5 (cinco) días hábiles para la presentación de la “versión no confidencial”, bajo apercibimiento de proceder conforme a lo señalado en el numeral 5.12 de la presente Directiva. </w:t>
-      </w:r>
-    </w:p>
-    <w:p>
-      <w:pPr>
-        <w:pStyle w:val="Textonotapie"/>
-        <w:ind w:left="1134" w:hanging="567"/>
-        <w:jc w:val="both"/>
-        <w:rPr>
-          <w:rFonts w:ascii="Arial Narrow" w:hAnsi="Arial Narrow" w:cs="Arial"/>
-          <w:sz w:val="16"/>
-          <w:szCs w:val="16"/>
-        </w:rPr>
-      </w:pPr>
-      <w:r>
-        <w:rPr>
-          <w:rFonts w:ascii="Arial Narrow" w:hAnsi="Arial Narrow" w:cs="Arial"/>
-          <w:sz w:val="16"/>
-          <w:szCs w:val="16"/>
-        </w:rPr>
-        <w:t xml:space="preserve">5.12 </w:t>
-      </w:r>
-      <w:r>
-        <w:rPr>
-          <w:rFonts w:ascii="Arial Narrow" w:hAnsi="Arial Narrow" w:cs="Arial"/>
-          <w:sz w:val="16"/>
-          <w:szCs w:val="16"/>
-        </w:rPr>
-        <w:tab/>
-        <w:t>En caso de que el titular de la información previamente declarada confidencial no cumpla con lo dispuesto en el numeral 5.11 de la presente Directiva, la autoridad incorporará al expediente principal dicha documentación en su integridad y la trasladará sin ninguna medida de seguridad en particular, de ser el caso, siendo la divulgación de tal información de responsabilidad del propio administrado.</w:t>
-      </w:r>
-    </w:p>
-    <w:p>
-      <w:pPr>
-        <w:pStyle w:val="Textonotapie"/>
-        <w:ind w:left="567" w:hanging="567"/>
-        <w:jc w:val="both"/>
-        <w:rPr>
-          <w:rFonts w:ascii="Arial Narrow" w:hAnsi="Arial Narrow" w:cs="Arial"/>
           <w:sz w:val="16"/>
           <w:szCs w:val="16"/>
         </w:rPr>
@@ -8481,7 +8524,7 @@
         <w:ind w:left="567" w:right="-1" w:hanging="567"/>
         <w:jc w:val="both"/>
         <w:rPr>
-          <w:rFonts w:ascii="Arial Narrow" w:eastAsia="Arial Narrow" w:hAnsi="Arial Narrow" w:cs="Arial"/>
+          <w:rFonts w:ascii="Arial Narrow" w:eastAsia="Arial Narrow" w:hAnsi="Arial Narrow" w:cs="Arial Narrow"/>
           <w:b/>
           <w:bCs/>
           <w:sz w:val="16"/>
@@ -8491,7 +8534,7 @@
       <w:r>
         <w:rPr>
           <w:rStyle w:val="Refdenotaalpie"/>
-          <w:rFonts w:ascii="Arial Narrow" w:eastAsia="Arial" w:hAnsi="Arial Narrow"/>
+          <w:rFonts w:ascii="Arial Narrow" w:eastAsia="Arial Narrow" w:hAnsi="Arial Narrow" w:cs="Arial Narrow"/>
           <w:sz w:val="16"/>
           <w:szCs w:val="16"/>
           <w:vertAlign w:val="superscript"/>
@@ -8500,7 +8543,7 @@
       </w:r>
       <w:r>
         <w:rPr>
-          <w:rFonts w:ascii="Arial Narrow" w:hAnsi="Arial Narrow" w:cs="Arial"/>
+          <w:rFonts w:ascii="Arial Narrow" w:eastAsia="Arial Narrow" w:hAnsi="Arial Narrow" w:cs="Arial Narrow"/>
           <w:sz w:val="16"/>
           <w:szCs w:val="16"/>
         </w:rPr>
@@ -8508,7 +8551,7 @@
       </w:r>
       <w:r>
         <w:rPr>
-          <w:rFonts w:ascii="Arial Narrow" w:hAnsi="Arial Narrow" w:cs="Arial"/>
+          <w:rFonts w:ascii="Arial Narrow" w:eastAsia="Arial Narrow" w:hAnsi="Arial Narrow" w:cs="Arial Narrow"/>
           <w:sz w:val="16"/>
           <w:szCs w:val="16"/>
         </w:rPr>
@@ -8516,7 +8559,7 @@
       </w:r>
       <w:r>
         <w:rPr>
-          <w:rFonts w:ascii="Arial Narrow" w:eastAsia="Arial Narrow" w:hAnsi="Arial Narrow" w:cs="Arial"/>
+          <w:rFonts w:ascii="Arial Narrow" w:eastAsia="Arial Narrow" w:hAnsi="Arial Narrow" w:cs="Arial Narrow"/>
           <w:b/>
           <w:bCs/>
           <w:sz w:val="16"/>
@@ -8534,7 +8577,7 @@
         <w:ind w:left="567" w:right="-1" w:hanging="567"/>
         <w:jc w:val="both"/>
         <w:rPr>
-          <w:rFonts w:ascii="Arial Narrow" w:eastAsia="Arial Narrow" w:hAnsi="Arial Narrow" w:cs="Arial"/>
+          <w:rFonts w:ascii="Arial Narrow" w:eastAsia="Arial Narrow" w:hAnsi="Arial Narrow" w:cs="Arial Narrow"/>
           <w:b/>
           <w:bCs/>
           <w:sz w:val="16"/>
@@ -8543,7 +8586,7 @@
       </w:pPr>
       <w:r>
         <w:rPr>
-          <w:rFonts w:ascii="Arial Narrow" w:eastAsia="Arial Narrow" w:hAnsi="Arial Narrow" w:cs="Arial"/>
+          <w:rFonts w:ascii="Arial Narrow" w:eastAsia="Arial Narrow" w:hAnsi="Arial Narrow" w:cs="Arial Narrow"/>
           <w:b/>
           <w:bCs/>
           <w:sz w:val="16"/>
@@ -8562,14 +8605,14 @@
         <w:ind w:left="567" w:right="-1" w:hanging="567"/>
         <w:jc w:val="both"/>
         <w:rPr>
-          <w:rFonts w:ascii="Arial Narrow" w:eastAsia="Arial Narrow" w:hAnsi="Arial Narrow" w:cs="Arial"/>
-          <w:sz w:val="16"/>
-          <w:szCs w:val="16"/>
-        </w:rPr>
-      </w:pPr>
-      <w:r>
-        <w:rPr>
-          <w:rFonts w:ascii="Arial Narrow" w:eastAsia="Arial Narrow" w:hAnsi="Arial Narrow" w:cs="Arial"/>
+          <w:rFonts w:ascii="Arial Narrow" w:eastAsia="Arial Narrow" w:hAnsi="Arial Narrow" w:cs="Arial Narrow"/>
+          <w:sz w:val="16"/>
+          <w:szCs w:val="16"/>
+        </w:rPr>
+      </w:pPr>
+      <w:r>
+        <w:rPr>
+          <w:rFonts w:ascii="Arial Narrow" w:eastAsia="Arial Narrow" w:hAnsi="Arial Narrow" w:cs="Arial Narrow"/>
           <w:sz w:val="16"/>
           <w:szCs w:val="16"/>
         </w:rPr>
@@ -8586,14 +8629,14 @@
         <w:ind w:left="567" w:right="-1" w:hanging="567"/>
         <w:jc w:val="both"/>
         <w:rPr>
-          <w:rFonts w:ascii="Arial Narrow" w:eastAsia="Arial Narrow" w:hAnsi="Arial Narrow" w:cs="Arial"/>
-          <w:sz w:val="16"/>
-          <w:szCs w:val="16"/>
-        </w:rPr>
-      </w:pPr>
-      <w:r>
-        <w:rPr>
-          <w:rFonts w:ascii="Arial Narrow" w:eastAsia="Arial Narrow" w:hAnsi="Arial Narrow" w:cs="Arial"/>
+          <w:rFonts w:ascii="Arial Narrow" w:eastAsia="Arial Narrow" w:hAnsi="Arial Narrow" w:cs="Arial Narrow"/>
+          <w:sz w:val="16"/>
+          <w:szCs w:val="16"/>
+        </w:rPr>
+      </w:pPr>
+      <w:r>
+        <w:rPr>
+          <w:rFonts w:ascii="Arial Narrow" w:eastAsia="Arial Narrow" w:hAnsi="Arial Narrow" w:cs="Arial Narrow"/>
           <w:sz w:val="16"/>
           <w:szCs w:val="16"/>
         </w:rPr>
@@ -8610,7 +8653,7 @@
         <w:ind w:left="567" w:right="-1" w:hanging="567"/>
         <w:jc w:val="both"/>
         <w:rPr>
-          <w:rFonts w:ascii="Arial Narrow" w:eastAsia="Arial Narrow" w:hAnsi="Arial Narrow" w:cs="Arial"/>
+          <w:rFonts w:ascii="Arial Narrow" w:eastAsia="Arial Narrow" w:hAnsi="Arial Narrow" w:cs="Arial Narrow"/>
           <w:sz w:val="16"/>
           <w:szCs w:val="16"/>
         </w:rPr>
@@ -8625,7 +8668,7 @@
         <w:ind w:left="567" w:right="-1" w:hanging="567"/>
         <w:jc w:val="both"/>
         <w:rPr>
-          <w:rFonts w:ascii="Arial Narrow" w:eastAsia="Arial Narrow" w:hAnsi="Arial Narrow" w:cs="Arial"/>
+          <w:rFonts w:ascii="Arial Narrow" w:eastAsia="Arial Narrow" w:hAnsi="Arial Narrow" w:cs="Arial Narrow"/>
           <w:b/>
           <w:bCs/>
           <w:sz w:val="16"/>
@@ -8634,7 +8677,7 @@
       </w:pPr>
       <w:r>
         <w:rPr>
-          <w:rFonts w:ascii="Arial Narrow" w:eastAsia="Arial Narrow" w:hAnsi="Arial Narrow" w:cs="Arial"/>
+          <w:rFonts w:ascii="Arial Narrow" w:eastAsia="Arial Narrow" w:hAnsi="Arial Narrow" w:cs="Arial Narrow"/>
           <w:sz w:val="16"/>
           <w:szCs w:val="16"/>
         </w:rPr>
@@ -8642,7 +8685,7 @@
       </w:r>
       <w:r>
         <w:rPr>
-          <w:rFonts w:ascii="Arial Narrow" w:eastAsia="Arial Narrow" w:hAnsi="Arial Narrow" w:cs="Arial"/>
+          <w:rFonts w:ascii="Arial Narrow" w:eastAsia="Arial Narrow" w:hAnsi="Arial Narrow" w:cs="Arial Narrow"/>
           <w:b/>
           <w:bCs/>
           <w:sz w:val="16"/>
@@ -8660,14 +8703,14 @@
         <w:ind w:left="567" w:right="-1" w:hanging="567"/>
         <w:jc w:val="both"/>
         <w:rPr>
-          <w:rFonts w:ascii="Arial Narrow" w:eastAsia="Arial Narrow" w:hAnsi="Arial Narrow" w:cs="Arial"/>
-          <w:sz w:val="16"/>
-          <w:szCs w:val="16"/>
-        </w:rPr>
-      </w:pPr>
-      <w:r>
-        <w:rPr>
-          <w:rFonts w:ascii="Arial Narrow" w:eastAsia="Arial Narrow" w:hAnsi="Arial Narrow" w:cs="Arial"/>
+          <w:rFonts w:ascii="Arial Narrow" w:eastAsia="Arial Narrow" w:hAnsi="Arial Narrow" w:cs="Arial Narrow"/>
+          <w:sz w:val="16"/>
+          <w:szCs w:val="16"/>
+        </w:rPr>
+      </w:pPr>
+      <w:r>
+        <w:rPr>
+          <w:rFonts w:ascii="Arial Narrow" w:eastAsia="Arial Narrow" w:hAnsi="Arial Narrow" w:cs="Arial Narrow"/>
           <w:b/>
           <w:bCs/>
           <w:sz w:val="16"/>
@@ -8678,7 +8721,7 @@
       </w:r>
       <w:r>
         <w:rPr>
-          <w:rFonts w:ascii="Arial Narrow" w:eastAsia="Arial Narrow" w:hAnsi="Arial Narrow" w:cs="Arial"/>
+          <w:rFonts w:ascii="Arial Narrow" w:eastAsia="Arial Narrow" w:hAnsi="Arial Narrow" w:cs="Arial Narrow"/>
           <w:sz w:val="16"/>
           <w:szCs w:val="16"/>
         </w:rPr>
@@ -8694,14 +8737,14 @@
         <w:ind w:left="567" w:right="-1" w:hanging="567"/>
         <w:jc w:val="both"/>
         <w:rPr>
-          <w:rFonts w:ascii="Arial Narrow" w:eastAsia="Arial Narrow" w:hAnsi="Arial Narrow" w:cs="Arial"/>
-          <w:sz w:val="16"/>
-          <w:szCs w:val="16"/>
-        </w:rPr>
-      </w:pPr>
-      <w:r>
-        <w:rPr>
-          <w:rFonts w:ascii="Arial Narrow" w:eastAsia="Arial Narrow" w:hAnsi="Arial Narrow" w:cs="Arial"/>
+          <w:rFonts w:ascii="Arial Narrow" w:eastAsia="Arial Narrow" w:hAnsi="Arial Narrow" w:cs="Arial Narrow"/>
+          <w:sz w:val="16"/>
+          <w:szCs w:val="16"/>
+        </w:rPr>
+      </w:pPr>
+      <w:r>
+        <w:rPr>
+          <w:rFonts w:ascii="Arial Narrow" w:eastAsia="Arial Narrow" w:hAnsi="Arial Narrow" w:cs="Arial Narrow"/>
           <w:sz w:val="16"/>
           <w:szCs w:val="16"/>
         </w:rPr>
@@ -8709,23 +8752,6 @@
         <w:t>Corresponde a la Comisión de Protección al Consumidor velar por el cumplimiento de la Ley de Protección al Consumidor y de las leyes que, en general, protegen a los consumidores de la falta de idoneidad de los bienes y servicios en función de la información brindada, de las omisiones de información y de la discriminación en el consumo, así como de aquellas que complementen o sustituyan a las anteriores.</w:t>
       </w:r>
     </w:p>
-    <w:p>
-      <w:pPr>
-        <w:pStyle w:val="Textonotapie"/>
-        <w:tabs>
-          <w:tab w:val="left" w:pos="567"/>
-        </w:tabs>
-        <w:ind w:right="-1"/>
-        <w:jc w:val="both"/>
-        <w:rPr>
-          <w:rFonts w:ascii="Arial Narrow" w:eastAsia="Arial Narrow" w:hAnsi="Arial Narrow" w:cs="Arial"/>
-          <w:sz w:val="16"/>
-          <w:szCs w:val="16"/>
-        </w:rPr>
-      </w:pPr>
-    </w:p>
-  </w:footnote>
-  <w:footnote w:id="8">
     <w:p>
       <w:pPr>
         <w:pStyle w:val="Textonotapie"/>
@@ -8742,174 +8768,9 @@
           <w:szCs w:val="16"/>
         </w:rPr>
       </w:pPr>
-      <w:r>
-        <w:rPr>
-          <w:rStyle w:val="Refdenotaalpie"/>
-          <w:rFonts w:ascii="Arial Narrow" w:eastAsia="Arial" w:hAnsi="Arial Narrow"/>
-          <w:sz w:val="16"/>
-          <w:szCs w:val="16"/>
-          <w:vertAlign w:val="superscript"/>
-        </w:rPr>
-        <w:footnoteRef/>
-      </w:r>
-      <w:r>
-        <w:rPr>
-          <w:rFonts w:ascii="Arial Narrow" w:hAnsi="Arial Narrow"/>
-          <w:sz w:val="16"/>
-          <w:szCs w:val="16"/>
-        </w:rPr>
-        <w:t xml:space="preserve"> </w:t>
-      </w:r>
-      <w:r>
-        <w:rPr>
-          <w:rFonts w:ascii="Arial Narrow" w:hAnsi="Arial Narrow"/>
-          <w:sz w:val="16"/>
-          <w:szCs w:val="16"/>
-        </w:rPr>
-        <w:tab/>
-      </w:r>
-      <w:r>
-        <w:rPr>
-          <w:rFonts w:ascii="Arial Narrow" w:eastAsia="Arial Narrow" w:hAnsi="Arial Narrow" w:cs="Arial Narrow"/>
-          <w:b/>
-          <w:bCs/>
-          <w:sz w:val="16"/>
-          <w:szCs w:val="16"/>
-        </w:rPr>
-        <w:t xml:space="preserve">LEY 29571, CÓDIGO DE PROTECCIÓN Y DEFENSA DEL CONSUMIDOR, publicado el 2 de setiembre de 2010 y modificado por Decreto Legislativo 1308 </w:t>
-      </w:r>
-    </w:p>
-    <w:p>
-      <w:pPr>
-        <w:pStyle w:val="Textonotapie"/>
-        <w:ind w:left="567" w:right="-1"/>
-        <w:jc w:val="both"/>
-        <w:rPr>
-          <w:rFonts w:ascii="Arial Narrow" w:eastAsia="Arial Narrow" w:hAnsi="Arial Narrow" w:cs="Arial Narrow"/>
-          <w:b/>
-          <w:bCs/>
-          <w:sz w:val="16"/>
-          <w:szCs w:val="16"/>
-        </w:rPr>
-      </w:pPr>
-      <w:r>
-        <w:rPr>
-          <w:rFonts w:ascii="Arial Narrow" w:eastAsia="Arial Narrow" w:hAnsi="Arial Narrow" w:cs="Arial Narrow"/>
-          <w:b/>
-          <w:bCs/>
-          <w:sz w:val="16"/>
-          <w:szCs w:val="16"/>
-        </w:rPr>
-        <w:t xml:space="preserve">Artículo 18.- Idoneidad </w:t>
-      </w:r>
-    </w:p>
-    <w:p>
-      <w:pPr>
-        <w:pStyle w:val="Textonotapie"/>
-        <w:ind w:left="567" w:right="-1"/>
-        <w:jc w:val="both"/>
-        <w:rPr>
-          <w:rFonts w:ascii="Arial Narrow" w:eastAsia="Arial Narrow" w:hAnsi="Arial Narrow" w:cs="Arial Narrow"/>
-          <w:sz w:val="16"/>
-          <w:szCs w:val="16"/>
-        </w:rPr>
-      </w:pPr>
-      <w:r>
-        <w:rPr>
-          <w:rFonts w:ascii="Arial Narrow" w:eastAsia="Arial Narrow" w:hAnsi="Arial Narrow" w:cs="Arial Narrow"/>
-          <w:sz w:val="16"/>
-          <w:szCs w:val="16"/>
-        </w:rPr>
-        <w:t xml:space="preserve">Se entiende por idoneidad la correspondencia entre lo que un consumidor espera y lo que efectivamente recibe, en función a lo que se le hubiera ofrecido, la publicidad e información transmitida, las condiciones y circunstancias de la transacción, las características y naturaleza del producto o servicio, el precio, entre otros factores, atendiendo a las circunstancias del caso. </w:t>
-      </w:r>
-    </w:p>
-    <w:p>
-      <w:pPr>
-        <w:pStyle w:val="Textonotapie"/>
-        <w:ind w:left="567" w:right="-1"/>
-        <w:jc w:val="both"/>
-        <w:rPr>
-          <w:rFonts w:ascii="Arial Narrow" w:eastAsia="Arial Narrow" w:hAnsi="Arial Narrow" w:cs="Arial Narrow"/>
-          <w:sz w:val="16"/>
-          <w:szCs w:val="16"/>
-        </w:rPr>
-      </w:pPr>
-      <w:r>
-        <w:rPr>
-          <w:rFonts w:ascii="Arial Narrow" w:eastAsia="Arial Narrow" w:hAnsi="Arial Narrow" w:cs="Arial Narrow"/>
-          <w:sz w:val="16"/>
-          <w:szCs w:val="16"/>
-        </w:rPr>
-        <w:t xml:space="preserve">La idoneidad es evaluada en función a la propia naturaleza del producto o servicio y a su aptitud para satisfacer la finalidad para la cual ha sido puesto en el mercado. Las autorizaciones por parte de los organismos del Estado para la fabricación de un producto o la prestación de un servicio, en los casos que sea necesario, no eximen de responsabilidad al proveedor frente al consumidor. </w:t>
-      </w:r>
-    </w:p>
-    <w:p>
-      <w:pPr>
-        <w:pStyle w:val="Textonotapie"/>
-        <w:ind w:left="567" w:right="-1"/>
-        <w:jc w:val="both"/>
-        <w:rPr>
-          <w:rFonts w:ascii="Arial Narrow" w:eastAsia="Arial Narrow" w:hAnsi="Arial Narrow" w:cs="Arial Narrow"/>
-          <w:sz w:val="16"/>
-          <w:szCs w:val="16"/>
-        </w:rPr>
-      </w:pPr>
-    </w:p>
-    <w:p>
-      <w:pPr>
-        <w:pStyle w:val="Textonotapie"/>
-        <w:ind w:left="567" w:right="-1"/>
-        <w:jc w:val="both"/>
-        <w:rPr>
-          <w:rFonts w:ascii="Arial Narrow" w:eastAsia="Arial Narrow" w:hAnsi="Arial Narrow" w:cs="Arial Narrow"/>
-          <w:sz w:val="16"/>
-          <w:szCs w:val="16"/>
-        </w:rPr>
-      </w:pPr>
-      <w:r>
-        <w:rPr>
-          <w:rFonts w:ascii="Arial Narrow" w:eastAsia="Arial Narrow" w:hAnsi="Arial Narrow" w:cs="Arial Narrow"/>
-          <w:b/>
-          <w:bCs/>
-          <w:sz w:val="16"/>
-          <w:szCs w:val="16"/>
-        </w:rPr>
-        <w:t xml:space="preserve">Artículo 19.- Obligación de los proveedores </w:t>
-      </w:r>
-    </w:p>
-    <w:p>
-      <w:pPr>
-        <w:pStyle w:val="Textonotapie"/>
-        <w:ind w:left="567" w:right="-1"/>
-        <w:jc w:val="both"/>
-        <w:rPr>
-          <w:rFonts w:ascii="Arial Narrow" w:eastAsia="Arial Narrow" w:hAnsi="Arial Narrow" w:cs="Arial Narrow"/>
-          <w:sz w:val="16"/>
-          <w:szCs w:val="16"/>
-        </w:rPr>
-      </w:pPr>
-      <w:r>
-        <w:rPr>
-          <w:rFonts w:ascii="Arial Narrow" w:eastAsia="Arial Narrow" w:hAnsi="Arial Narrow" w:cs="Arial Narrow"/>
-          <w:sz w:val="16"/>
-          <w:szCs w:val="16"/>
-        </w:rPr>
-        <w:t>El proveedor responde por la idoneidad y calidad de los productos y servicios ofrecidos; por la autenticidad de las marcas y leyendas que exhiben sus productos o del signo que respalda al prestador del servicio, por la falta de conformidad entre la publicidad comercial de los productos y servicios y estos, así como por el contenido y la vida útil del producto indicado en el envase, en lo que corresponda.</w:t>
-      </w:r>
-    </w:p>
-    <w:p>
-      <w:pPr>
-        <w:pStyle w:val="Textonotapie"/>
-        <w:jc w:val="both"/>
-        <w:rPr>
-          <w:rFonts w:ascii="Arial Narrow" w:hAnsi="Arial Narrow"/>
-          <w:sz w:val="16"/>
-          <w:szCs w:val="16"/>
-        </w:rPr>
-      </w:pPr>
     </w:p>
   </w:footnote>
-  <w:footnote w:id="9">
+  <w:footnote w:id="8">
     <w:p>
       <w:pPr>
         <w:pStyle w:val="Textonotapie"/>
@@ -8929,7 +8790,7 @@
       <w:r>
         <w:rPr>
           <w:rStyle w:val="Refdenotaalpie"/>
-          <w:rFonts w:ascii="Arial Narrow" w:eastAsia="Arial" w:hAnsi="Arial Narrow"/>
+          <w:rFonts w:ascii="Arial Narrow" w:eastAsia="Arial Narrow" w:hAnsi="Arial Narrow" w:cs="Arial Narrow"/>
           <w:sz w:val="16"/>
           <w:szCs w:val="16"/>
           <w:vertAlign w:val="superscript"/>
@@ -8938,7 +8799,7 @@
       </w:r>
       <w:r>
         <w:rPr>
-          <w:rFonts w:ascii="Arial Narrow" w:hAnsi="Arial Narrow"/>
+          <w:rFonts w:ascii="Arial Narrow" w:eastAsia="Arial Narrow" w:hAnsi="Arial Narrow" w:cs="Arial Narrow"/>
           <w:sz w:val="16"/>
           <w:szCs w:val="16"/>
         </w:rPr>
@@ -8946,7 +8807,7 @@
       </w:r>
       <w:r>
         <w:rPr>
-          <w:rFonts w:ascii="Arial Narrow" w:hAnsi="Arial Narrow" w:cs="Arial"/>
+          <w:rFonts w:ascii="Arial Narrow" w:eastAsia="Arial Narrow" w:hAnsi="Arial Narrow" w:cs="Arial Narrow"/>
           <w:sz w:val="16"/>
           <w:szCs w:val="16"/>
         </w:rPr>
@@ -8984,7 +8845,7 @@
           <w:sz w:val="16"/>
           <w:szCs w:val="16"/>
         </w:rPr>
-        <w:t>Artículo 88.- Reclamo de productos o servicios financieros y de seguros</w:t>
+        <w:t xml:space="preserve">Artículo 18.- Idoneidad </w:t>
       </w:r>
     </w:p>
     <w:p>
@@ -9004,11 +8865,201 @@
           <w:sz w:val="16"/>
           <w:szCs w:val="16"/>
         </w:rPr>
+        <w:t xml:space="preserve">Se entiende por idoneidad la correspondencia entre lo que un consumidor espera y lo que efectivamente recibe, en función a lo que se le hubiera ofrecido, la publicidad e información transmitida, las condiciones y circunstancias de la transacción, las características y naturaleza del producto o servicio, el precio, entre otros factores, atendiendo a las circunstancias del caso. </w:t>
+      </w:r>
+    </w:p>
+    <w:p>
+      <w:pPr>
+        <w:pStyle w:val="Textonotapie"/>
+        <w:ind w:left="567" w:right="-1"/>
+        <w:jc w:val="both"/>
+        <w:rPr>
+          <w:rFonts w:ascii="Arial Narrow" w:eastAsia="Arial Narrow" w:hAnsi="Arial Narrow" w:cs="Arial Narrow"/>
+          <w:sz w:val="16"/>
+          <w:szCs w:val="16"/>
+        </w:rPr>
+      </w:pPr>
+      <w:r>
+        <w:rPr>
+          <w:rFonts w:ascii="Arial Narrow" w:eastAsia="Arial Narrow" w:hAnsi="Arial Narrow" w:cs="Arial Narrow"/>
+          <w:sz w:val="16"/>
+          <w:szCs w:val="16"/>
+        </w:rPr>
+        <w:t xml:space="preserve">La idoneidad es evaluada en función a la propia naturaleza del producto o servicio y a su aptitud para satisfacer la finalidad para la cual ha sido puesto en el mercado. Las autorizaciones por parte de los organismos del Estado para la fabricación de un producto o la prestación de un servicio, en los casos que sea necesario, no eximen de responsabilidad al proveedor frente al consumidor. </w:t>
+      </w:r>
+    </w:p>
+    <w:p>
+      <w:pPr>
+        <w:pStyle w:val="Textonotapie"/>
+        <w:ind w:left="567" w:right="-1"/>
+        <w:jc w:val="both"/>
+        <w:rPr>
+          <w:rFonts w:ascii="Arial Narrow" w:eastAsia="Arial Narrow" w:hAnsi="Arial Narrow" w:cs="Arial Narrow"/>
+          <w:sz w:val="16"/>
+          <w:szCs w:val="16"/>
+        </w:rPr>
+      </w:pPr>
+    </w:p>
+    <w:p>
+      <w:pPr>
+        <w:pStyle w:val="Textonotapie"/>
+        <w:ind w:left="567" w:right="-1"/>
+        <w:jc w:val="both"/>
+        <w:rPr>
+          <w:rFonts w:ascii="Arial Narrow" w:eastAsia="Arial Narrow" w:hAnsi="Arial Narrow" w:cs="Arial Narrow"/>
+          <w:sz w:val="16"/>
+          <w:szCs w:val="16"/>
+        </w:rPr>
+      </w:pPr>
+      <w:r>
+        <w:rPr>
+          <w:rFonts w:ascii="Arial Narrow" w:eastAsia="Arial Narrow" w:hAnsi="Arial Narrow" w:cs="Arial Narrow"/>
+          <w:b/>
+          <w:bCs/>
+          <w:sz w:val="16"/>
+          <w:szCs w:val="16"/>
+        </w:rPr>
+        <w:t xml:space="preserve">Artículo 19.- Obligación de los proveedores </w:t>
+      </w:r>
+    </w:p>
+    <w:p>
+      <w:pPr>
+        <w:pStyle w:val="Textonotapie"/>
+        <w:ind w:left="567" w:right="-1"/>
+        <w:jc w:val="both"/>
+        <w:rPr>
+          <w:rFonts w:ascii="Arial Narrow" w:eastAsia="Arial Narrow" w:hAnsi="Arial Narrow" w:cs="Arial Narrow"/>
+          <w:sz w:val="16"/>
+          <w:szCs w:val="16"/>
+        </w:rPr>
+      </w:pPr>
+      <w:r>
+        <w:rPr>
+          <w:rFonts w:ascii="Arial Narrow" w:eastAsia="Arial Narrow" w:hAnsi="Arial Narrow" w:cs="Arial Narrow"/>
+          <w:sz w:val="16"/>
+          <w:szCs w:val="16"/>
+        </w:rPr>
+        <w:t>El proveedor responde por la idoneidad y calidad de los productos y servicios ofrecidos; por la autenticidad de las marcas y leyendas que exhiben sus productos o del signo que respalda al prestador del servicio, por la falta de conformidad entre la publicidad comercial de los productos y servicios y estos, así como por el contenido y la vida útil del producto indicado en el envase, en lo que corresponda.</w:t>
+      </w:r>
+    </w:p>
+    <w:p>
+      <w:pPr>
+        <w:pStyle w:val="Textonotapie"/>
+        <w:tabs>
+          <w:tab w:val="left" w:pos="567"/>
+        </w:tabs>
+        <w:ind w:left="567" w:right="-1" w:hanging="567"/>
+        <w:jc w:val="both"/>
+        <w:rPr>
+          <w:rFonts w:ascii="Arial Narrow" w:eastAsia="Arial Narrow" w:hAnsi="Arial Narrow" w:cs="Arial Narrow"/>
+          <w:b/>
+          <w:bCs/>
+          <w:sz w:val="16"/>
+          <w:szCs w:val="16"/>
+        </w:rPr>
+      </w:pPr>
+    </w:p>
+  </w:footnote>
+  <w:footnote w:id="9">
+    <w:p>
+      <w:pPr>
+        <w:pStyle w:val="Textonotapie"/>
+        <w:tabs>
+          <w:tab w:val="left" w:pos="567"/>
+        </w:tabs>
+        <w:ind w:left="567" w:right="-1" w:hanging="567"/>
+        <w:jc w:val="both"/>
+        <w:rPr>
+          <w:rFonts w:ascii="Arial Narrow" w:eastAsia="Arial Narrow" w:hAnsi="Arial Narrow" w:cs="Arial Narrow"/>
+          <w:b/>
+          <w:bCs/>
+          <w:sz w:val="16"/>
+          <w:szCs w:val="16"/>
+        </w:rPr>
+      </w:pPr>
+      <w:r>
+        <w:rPr>
+          <w:rStyle w:val="Refdenotaalpie"/>
+          <w:rFonts w:ascii="Arial Narrow" w:eastAsia="Arial Narrow" w:hAnsi="Arial Narrow" w:cs="Arial Narrow"/>
+          <w:sz w:val="16"/>
+          <w:szCs w:val="16"/>
+          <w:vertAlign w:val="superscript"/>
+        </w:rPr>
+        <w:footnoteRef/>
+      </w:r>
+      <w:r>
+        <w:rPr>
+          <w:rFonts w:ascii="Arial Narrow" w:eastAsia="Arial Narrow" w:hAnsi="Arial Narrow" w:cs="Arial Narrow"/>
+          <w:sz w:val="16"/>
+          <w:szCs w:val="16"/>
+        </w:rPr>
+        <w:t xml:space="preserve"> </w:t>
+      </w:r>
+      <w:r>
+        <w:rPr>
+          <w:rFonts w:ascii="Arial Narrow" w:eastAsia="Arial Narrow" w:hAnsi="Arial Narrow" w:cs="Arial Narrow"/>
+          <w:sz w:val="16"/>
+          <w:szCs w:val="16"/>
+        </w:rPr>
+        <w:tab/>
+      </w:r>
+      <w:r>
+        <w:rPr>
+          <w:rFonts w:ascii="Arial Narrow" w:eastAsia="Arial Narrow" w:hAnsi="Arial Narrow" w:cs="Arial Narrow"/>
+          <w:b/>
+          <w:bCs/>
+          <w:sz w:val="16"/>
+          <w:szCs w:val="16"/>
+        </w:rPr>
+        <w:t xml:space="preserve">LEY 29571, CÓDIGO DE PROTECCIÓN Y DEFENSA DEL CONSUMIDOR, publicado el 2 de setiembre de 2010 y modificado por Decreto Legislativo 1308 </w:t>
+      </w:r>
+    </w:p>
+    <w:p>
+      <w:pPr>
+        <w:pStyle w:val="Textonotapie"/>
+        <w:ind w:left="567" w:right="-1"/>
+        <w:jc w:val="both"/>
+        <w:rPr>
+          <w:rFonts w:ascii="Arial Narrow" w:eastAsia="Arial Narrow" w:hAnsi="Arial Narrow" w:cs="Arial Narrow"/>
+          <w:b/>
+          <w:bCs/>
+          <w:sz w:val="16"/>
+          <w:szCs w:val="16"/>
+        </w:rPr>
+      </w:pPr>
+      <w:r>
+        <w:rPr>
+          <w:rFonts w:ascii="Arial Narrow" w:eastAsia="Arial Narrow" w:hAnsi="Arial Narrow" w:cs="Arial Narrow"/>
+          <w:b/>
+          <w:bCs/>
+          <w:sz w:val="16"/>
+          <w:szCs w:val="16"/>
+        </w:rPr>
+        <w:t>Artículo 88.- Reclamo de productos o servicios financieros y de seguros</w:t>
+      </w:r>
+    </w:p>
+    <w:p>
+      <w:pPr>
+        <w:pStyle w:val="Textonotapie"/>
+        <w:ind w:left="567" w:right="-1"/>
+        <w:jc w:val="both"/>
+        <w:rPr>
+          <w:rFonts w:ascii="Arial Narrow" w:eastAsia="Arial Narrow" w:hAnsi="Arial Narrow" w:cs="Arial Narrow"/>
+          <w:sz w:val="16"/>
+          <w:szCs w:val="16"/>
+        </w:rPr>
+      </w:pPr>
+      <w:r>
+        <w:rPr>
+          <w:rFonts w:ascii="Arial Narrow" w:eastAsia="Arial Narrow" w:hAnsi="Arial Narrow" w:cs="Arial Narrow"/>
+          <w:sz w:val="16"/>
+          <w:szCs w:val="16"/>
+        </w:rPr>
         <w:t>88.1 Las entidades del sistema financiero y de seguros, en todas sus oficinas en la República, deben resolver los reclamos en un plazo no mayor de quince días hábiles. Excepcionalmente, la Superintendencia de Banca, Seguros y Administradoras Privadas de Fondos de Pensiones podrá establecer un plazo ampliatorio cuando la naturaleza y complejidad de la operación, producto o servicio materia del reclamo o requerimiento lo justifique, situación que debe ponerse en conocimiento del consumidor antes de la culminación del plazo inicial, sin perjuicio del derecho del consumidor de recurrir directamente ante la Autoridad de Consumo</w:t>
       </w:r>
       <w:r>
         <w:rPr>
-          <w:rFonts w:ascii="Arial Narrow" w:eastAsia="Arial Narrow" w:hAnsi="Arial Narrow" w:cs="Arial"/>
+          <w:rFonts w:ascii="Arial Narrow" w:eastAsia="Arial Narrow" w:hAnsi="Arial Narrow" w:cs="Arial Narrow"/>
           <w:sz w:val="16"/>
           <w:szCs w:val="16"/>
         </w:rPr>
@@ -9018,10 +9069,15 @@
     <w:p>
       <w:pPr>
         <w:pStyle w:val="Textonotapie"/>
-        <w:ind w:firstLine="567"/>
-        <w:jc w:val="both"/>
-        <w:rPr>
-          <w:rFonts w:ascii="Arial Narrow" w:hAnsi="Arial Narrow"/>
+        <w:tabs>
+          <w:tab w:val="left" w:pos="567"/>
+        </w:tabs>
+        <w:ind w:left="567" w:right="-1" w:hanging="567"/>
+        <w:jc w:val="both"/>
+        <w:rPr>
+          <w:rFonts w:ascii="Arial Narrow" w:eastAsia="Arial Narrow" w:hAnsi="Arial Narrow" w:cs="Arial Narrow"/>
+          <w:b/>
+          <w:bCs/>
           <w:sz w:val="16"/>
           <w:szCs w:val="16"/>
         </w:rPr>
@@ -9034,7 +9090,7 @@
         <w:ind w:left="567" w:hanging="567"/>
         <w:jc w:val="both"/>
         <w:rPr>
-          <w:rFonts w:ascii="Arial Narrow" w:hAnsi="Arial Narrow"/>
+          <w:rFonts w:ascii="Arial Narrow" w:eastAsia="Arial Narrow" w:hAnsi="Arial Narrow" w:cs="Arial Narrow"/>
           <w:sz w:val="16"/>
           <w:szCs w:val="16"/>
         </w:rPr>
@@ -9042,7 +9098,7 @@
       <w:r>
         <w:rPr>
           <w:rStyle w:val="Refdenotaalpie"/>
-          <w:rFonts w:ascii="Arial Narrow" w:hAnsi="Arial Narrow"/>
+          <w:rFonts w:ascii="Arial Narrow" w:eastAsia="Arial Narrow" w:hAnsi="Arial Narrow" w:cs="Arial Narrow"/>
           <w:sz w:val="16"/>
           <w:szCs w:val="16"/>
           <w:vertAlign w:val="superscript"/>
@@ -9051,7 +9107,7 @@
       </w:r>
       <w:r>
         <w:rPr>
-          <w:rFonts w:ascii="Arial Narrow" w:hAnsi="Arial Narrow"/>
+          <w:rFonts w:ascii="Arial Narrow" w:eastAsia="Arial Narrow" w:hAnsi="Arial Narrow" w:cs="Arial Narrow"/>
           <w:sz w:val="16"/>
           <w:szCs w:val="16"/>
         </w:rPr>
@@ -9059,7 +9115,7 @@
       </w:r>
       <w:r>
         <w:rPr>
-          <w:rFonts w:ascii="Arial Narrow" w:hAnsi="Arial Narrow"/>
+          <w:rFonts w:ascii="Arial Narrow" w:eastAsia="Arial Narrow" w:hAnsi="Arial Narrow" w:cs="Arial Narrow"/>
           <w:sz w:val="16"/>
           <w:szCs w:val="16"/>
         </w:rPr>
@@ -9081,7 +9137,7 @@
         <w:ind w:left="567"/>
         <w:jc w:val="both"/>
         <w:rPr>
-          <w:rFonts w:ascii="Arial Narrow" w:hAnsi="Arial Narrow"/>
+          <w:rFonts w:ascii="Arial Narrow" w:eastAsia="Arial Narrow" w:hAnsi="Arial Narrow" w:cs="Arial Narrow"/>
           <w:sz w:val="16"/>
           <w:szCs w:val="16"/>
         </w:rPr>
@@ -9110,7 +9166,7 @@
         <w:ind w:left="567"/>
         <w:jc w:val="both"/>
         <w:rPr>
-          <w:rFonts w:ascii="Arial Narrow" w:hAnsi="Arial Narrow"/>
+          <w:rFonts w:ascii="Arial Narrow" w:eastAsia="Arial Narrow" w:hAnsi="Arial Narrow" w:cs="Arial Narrow"/>
           <w:sz w:val="16"/>
           <w:szCs w:val="16"/>
         </w:rPr>
@@ -9129,7 +9185,7 @@
         <w:ind w:left="567"/>
         <w:jc w:val="both"/>
         <w:rPr>
-          <w:rFonts w:ascii="Arial Narrow" w:hAnsi="Arial Narrow"/>
+          <w:rFonts w:ascii="Arial Narrow" w:eastAsia="Arial Narrow" w:hAnsi="Arial Narrow" w:cs="Arial Narrow"/>
           <w:sz w:val="16"/>
           <w:szCs w:val="16"/>
         </w:rPr>
@@ -9158,7 +9214,7 @@
         <w:ind w:left="567"/>
         <w:jc w:val="both"/>
         <w:rPr>
-          <w:rFonts w:ascii="Arial Narrow" w:hAnsi="Arial Narrow"/>
+          <w:rFonts w:ascii="Arial Narrow" w:eastAsia="Arial Narrow" w:hAnsi="Arial Narrow" w:cs="Arial Narrow"/>
           <w:sz w:val="16"/>
           <w:szCs w:val="16"/>
         </w:rPr>
@@ -9177,7 +9233,7 @@
         <w:ind w:left="567"/>
         <w:jc w:val="both"/>
         <w:rPr>
-          <w:rFonts w:ascii="Arial Narrow" w:hAnsi="Arial Narrow"/>
+          <w:rFonts w:ascii="Arial Narrow" w:eastAsia="Arial Narrow" w:hAnsi="Arial Narrow" w:cs="Arial Narrow"/>
           <w:sz w:val="16"/>
           <w:szCs w:val="16"/>
         </w:rPr>
@@ -9195,7 +9251,7 @@
       <w:pPr>
         <w:jc w:val="both"/>
         <w:rPr>
-          <w:rFonts w:ascii="Arial Narrow" w:hAnsi="Arial Narrow"/>
+          <w:rFonts w:ascii="Arial Narrow" w:eastAsia="Arial Narrow" w:hAnsi="Arial Narrow" w:cs="Arial Narrow"/>
           <w:sz w:val="16"/>
           <w:szCs w:val="16"/>
         </w:rPr>
@@ -9214,7 +9270,7 @@
         <w:ind w:firstLine="567"/>
         <w:jc w:val="both"/>
         <w:rPr>
-          <w:rFonts w:ascii="Arial Narrow" w:hAnsi="Arial Narrow"/>
+          <w:rFonts w:ascii="Arial Narrow" w:eastAsia="Arial Narrow" w:hAnsi="Arial Narrow" w:cs="Arial Narrow"/>
           <w:sz w:val="16"/>
           <w:szCs w:val="16"/>
         </w:rPr>
@@ -9243,7 +9299,7 @@
         <w:ind w:firstLine="567"/>
         <w:jc w:val="both"/>
         <w:rPr>
-          <w:rFonts w:ascii="Arial Narrow" w:hAnsi="Arial Narrow"/>
+          <w:rFonts w:ascii="Arial Narrow" w:eastAsia="Arial Narrow" w:hAnsi="Arial Narrow" w:cs="Arial Narrow"/>
           <w:sz w:val="16"/>
           <w:szCs w:val="16"/>
         </w:rPr>
@@ -9262,7 +9318,7 @@
         <w:ind w:left="567"/>
         <w:jc w:val="both"/>
         <w:rPr>
-          <w:rFonts w:ascii="Arial Narrow" w:hAnsi="Arial Narrow"/>
+          <w:rFonts w:ascii="Arial Narrow" w:eastAsia="Arial Narrow" w:hAnsi="Arial Narrow" w:cs="Arial Narrow"/>
           <w:sz w:val="16"/>
           <w:szCs w:val="16"/>
         </w:rPr>
@@ -9277,7 +9333,7 @@
       </w:r>
       <w:r>
         <w:rPr>
-          <w:rFonts w:ascii="Arial Narrow" w:hAnsi="Arial Narrow"/>
+          <w:rFonts w:ascii="Arial Narrow" w:eastAsia="Arial Narrow" w:hAnsi="Arial Narrow" w:cs="Arial Narrow"/>
           <w:sz w:val="16"/>
           <w:szCs w:val="16"/>
         </w:rPr>
@@ -9301,7 +9357,7 @@
         <w:ind w:left="567"/>
         <w:jc w:val="both"/>
         <w:rPr>
-          <w:rFonts w:ascii="Arial Narrow" w:hAnsi="Arial Narrow"/>
+          <w:rFonts w:ascii="Arial Narrow" w:eastAsia="Arial Narrow" w:hAnsi="Arial Narrow" w:cs="Arial Narrow"/>
           <w:sz w:val="16"/>
           <w:szCs w:val="16"/>
         </w:rPr>
@@ -9314,6 +9370,17 @@
         </w:rPr>
         <w:t>(...).</w:t>
       </w:r>
+    </w:p>
+    <w:p>
+      <w:pPr>
+        <w:ind w:left="567" w:hanging="567"/>
+        <w:jc w:val="both"/>
+        <w:rPr>
+          <w:rFonts w:ascii="Arial Narrow" w:eastAsia="Arial Narrow" w:hAnsi="Arial Narrow" w:cs="Arial Narrow"/>
+          <w:sz w:val="16"/>
+          <w:szCs w:val="16"/>
+        </w:rPr>
+      </w:pPr>
     </w:p>
   </w:footnote>
   <w:footnote w:id="11">
@@ -9323,7 +9390,7 @@
         <w:ind w:left="567" w:hanging="567"/>
         <w:jc w:val="both"/>
         <w:rPr>
-          <w:rFonts w:ascii="Arial Narrow" w:hAnsi="Arial Narrow" w:cs="Arial"/>
+          <w:rFonts w:ascii="Arial Narrow" w:eastAsia="Arial Narrow" w:hAnsi="Arial Narrow" w:cs="Arial Narrow"/>
           <w:sz w:val="16"/>
           <w:szCs w:val="16"/>
         </w:rPr>
@@ -9331,7 +9398,7 @@
       <w:r>
         <w:rPr>
           <w:rStyle w:val="Refdenotaalpie"/>
-          <w:rFonts w:ascii="Arial Narrow" w:hAnsi="Arial Narrow" w:cs="Arial"/>
+          <w:rFonts w:ascii="Arial Narrow" w:eastAsia="Arial Narrow" w:hAnsi="Arial Narrow" w:cs="Arial Narrow"/>
           <w:sz w:val="16"/>
           <w:szCs w:val="16"/>
           <w:vertAlign w:val="superscript"/>
@@ -9340,7 +9407,7 @@
       </w:r>
       <w:r>
         <w:rPr>
-          <w:rFonts w:ascii="Arial Narrow" w:hAnsi="Arial Narrow" w:cs="Arial"/>
+          <w:rFonts w:ascii="Arial Narrow" w:eastAsia="Arial Narrow" w:hAnsi="Arial Narrow" w:cs="Arial Narrow"/>
           <w:sz w:val="16"/>
           <w:szCs w:val="16"/>
         </w:rPr>
@@ -9348,7 +9415,7 @@
       </w:r>
       <w:r>
         <w:rPr>
-          <w:rFonts w:ascii="Arial Narrow" w:hAnsi="Arial Narrow" w:cs="Arial"/>
+          <w:rFonts w:ascii="Arial Narrow" w:eastAsia="Arial Narrow" w:hAnsi="Arial Narrow" w:cs="Arial Narrow"/>
           <w:sz w:val="16"/>
           <w:szCs w:val="16"/>
         </w:rPr>
@@ -9356,7 +9423,7 @@
       </w:r>
       <w:r>
         <w:rPr>
-          <w:rFonts w:ascii="Arial Narrow" w:hAnsi="Arial Narrow" w:cs="Arial"/>
+          <w:rFonts w:ascii="Arial Narrow" w:eastAsia="Arial Narrow" w:hAnsi="Arial Narrow" w:cs="Arial Narrow"/>
           <w:sz w:val="16"/>
           <w:szCs w:val="16"/>
           <w:lang w:eastAsia="es-PE"/>
@@ -9370,7 +9437,7 @@
         <w:ind w:left="567" w:hanging="567"/>
         <w:jc w:val="both"/>
         <w:rPr>
-          <w:rFonts w:ascii="Arial Narrow" w:hAnsi="Arial Narrow" w:cs="Arial"/>
+          <w:rFonts w:ascii="Arial Narrow" w:eastAsia="Arial Narrow" w:hAnsi="Arial Narrow" w:cs="Arial Narrow"/>
           <w:sz w:val="16"/>
           <w:szCs w:val="16"/>
         </w:rPr>
@@ -9384,7 +9451,7 @@
         <w:ind w:left="567" w:hanging="567"/>
         <w:jc w:val="both"/>
         <w:rPr>
-          <w:rFonts w:ascii="Arial Narrow" w:hAnsi="Arial Narrow" w:cs="Arial"/>
+          <w:rFonts w:ascii="Arial Narrow" w:eastAsia="Arial Narrow" w:hAnsi="Arial Narrow" w:cs="Arial Narrow"/>
           <w:sz w:val="16"/>
           <w:szCs w:val="16"/>
         </w:rPr>
@@ -9392,7 +9459,7 @@
       <w:r>
         <w:rPr>
           <w:rStyle w:val="Refdenotaalpie"/>
-          <w:rFonts w:ascii="Arial Narrow" w:hAnsi="Arial Narrow" w:cs="Arial"/>
+          <w:rFonts w:ascii="Arial Narrow" w:eastAsia="Arial Narrow" w:hAnsi="Arial Narrow" w:cs="Arial Narrow"/>
           <w:sz w:val="16"/>
           <w:szCs w:val="16"/>
           <w:vertAlign w:val="superscript"/>
@@ -9401,7 +9468,7 @@
       </w:r>
       <w:r>
         <w:rPr>
-          <w:rFonts w:ascii="Arial Narrow" w:hAnsi="Arial Narrow" w:cs="Arial"/>
+          <w:rFonts w:ascii="Arial Narrow" w:eastAsia="Arial Narrow" w:hAnsi="Arial Narrow" w:cs="Arial Narrow"/>
           <w:sz w:val="16"/>
           <w:szCs w:val="16"/>
         </w:rPr>
@@ -9409,7 +9476,7 @@
       </w:r>
       <w:r>
         <w:rPr>
-          <w:rFonts w:ascii="Arial Narrow" w:hAnsi="Arial Narrow" w:cs="Arial"/>
+          <w:rFonts w:ascii="Arial Narrow" w:eastAsia="Arial Narrow" w:hAnsi="Arial Narrow" w:cs="Arial Narrow"/>
           <w:sz w:val="16"/>
           <w:szCs w:val="16"/>
         </w:rPr>
@@ -9417,7 +9484,7 @@
       </w:r>
       <w:r>
         <w:rPr>
-          <w:rFonts w:ascii="Arial Narrow" w:hAnsi="Arial Narrow" w:cs="Arial"/>
+          <w:rFonts w:ascii="Arial Narrow" w:eastAsia="Arial Narrow" w:hAnsi="Arial Narrow" w:cs="Arial Narrow"/>
           <w:b/>
           <w:sz w:val="16"/>
           <w:szCs w:val="16"/>
@@ -9426,7 +9493,7 @@
       </w:r>
       <w:r>
         <w:rPr>
-          <w:rFonts w:ascii="Arial Narrow" w:hAnsi="Arial Narrow" w:cs="Arial"/>
+          <w:rFonts w:ascii="Arial Narrow" w:eastAsia="Arial Narrow" w:hAnsi="Arial Narrow" w:cs="Arial Narrow"/>
           <w:b/>
           <w:bCs/>
           <w:sz w:val="16"/>
@@ -9441,7 +9508,7 @@
         <w:ind w:left="567" w:hanging="567"/>
         <w:jc w:val="both"/>
         <w:rPr>
-          <w:rFonts w:ascii="Arial Narrow" w:hAnsi="Arial Narrow" w:cs="Arial"/>
+          <w:rFonts w:ascii="Arial Narrow" w:eastAsia="Arial Narrow" w:hAnsi="Arial Narrow" w:cs="Arial Narrow"/>
           <w:b/>
           <w:bCs/>
           <w:sz w:val="16"/>
@@ -9450,7 +9517,7 @@
       </w:pPr>
       <w:r>
         <w:rPr>
-          <w:rFonts w:ascii="Arial Narrow" w:hAnsi="Arial Narrow" w:cs="Arial"/>
+          <w:rFonts w:ascii="Arial Narrow" w:eastAsia="Arial Narrow" w:hAnsi="Arial Narrow" w:cs="Arial Narrow"/>
           <w:sz w:val="16"/>
           <w:szCs w:val="16"/>
         </w:rPr>
@@ -9458,7 +9525,7 @@
       </w:r>
       <w:r>
         <w:rPr>
-          <w:rFonts w:ascii="Arial Narrow" w:hAnsi="Arial Narrow" w:cs="Arial"/>
+          <w:rFonts w:ascii="Arial Narrow" w:eastAsia="Arial Narrow" w:hAnsi="Arial Narrow" w:cs="Arial Narrow"/>
           <w:b/>
           <w:bCs/>
           <w:sz w:val="16"/>
@@ -9475,14 +9542,14 @@
         <w:ind w:left="567"/>
         <w:jc w:val="both"/>
         <w:rPr>
-          <w:rFonts w:ascii="Arial Narrow" w:hAnsi="Arial Narrow" w:cs="Arial"/>
-          <w:sz w:val="16"/>
-          <w:szCs w:val="16"/>
-        </w:rPr>
-      </w:pPr>
-      <w:r>
-        <w:rPr>
-          <w:rFonts w:ascii="Arial Narrow" w:hAnsi="Arial Narrow" w:cs="Arial"/>
+          <w:rFonts w:ascii="Arial Narrow" w:eastAsia="Arial Narrow" w:hAnsi="Arial Narrow" w:cs="Arial Narrow"/>
+          <w:sz w:val="16"/>
+          <w:szCs w:val="16"/>
+        </w:rPr>
+      </w:pPr>
+      <w:r>
+        <w:rPr>
+          <w:rFonts w:ascii="Arial Narrow" w:eastAsia="Arial Narrow" w:hAnsi="Arial Narrow" w:cs="Arial Narrow"/>
           <w:sz w:val="16"/>
           <w:szCs w:val="16"/>
         </w:rPr>
@@ -9497,7 +9564,7 @@
         <w:ind w:left="567"/>
         <w:jc w:val="both"/>
         <w:rPr>
-          <w:rFonts w:ascii="Arial Narrow" w:hAnsi="Arial Narrow" w:cs="Arial"/>
+          <w:rFonts w:ascii="Arial Narrow" w:eastAsia="Arial Narrow" w:hAnsi="Arial Narrow" w:cs="Arial Narrow"/>
           <w:b/>
           <w:bCs/>
           <w:sz w:val="16"/>
@@ -9506,7 +9573,7 @@
       </w:pPr>
       <w:r>
         <w:rPr>
-          <w:rFonts w:ascii="Arial Narrow" w:hAnsi="Arial Narrow" w:cs="Arial"/>
+          <w:rFonts w:ascii="Arial Narrow" w:eastAsia="Arial Narrow" w:hAnsi="Arial Narrow" w:cs="Arial Narrow"/>
           <w:sz w:val="16"/>
           <w:szCs w:val="16"/>
         </w:rPr>
@@ -9519,7 +9586,7 @@
         <w:ind w:left="567"/>
         <w:jc w:val="both"/>
         <w:rPr>
-          <w:rFonts w:ascii="Arial Narrow" w:hAnsi="Arial Narrow" w:cs="Arial"/>
+          <w:rFonts w:ascii="Arial Narrow" w:eastAsia="Arial Narrow" w:hAnsi="Arial Narrow" w:cs="Arial Narrow"/>
           <w:bCs/>
           <w:sz w:val="16"/>
           <w:szCs w:val="16"/>
@@ -9527,13 +9594,25 @@
       </w:pPr>
       <w:r>
         <w:rPr>
-          <w:rFonts w:ascii="Arial Narrow" w:hAnsi="Arial Narrow" w:cs="Arial"/>
+          <w:rFonts w:ascii="Arial Narrow" w:eastAsia="Arial Narrow" w:hAnsi="Arial Narrow" w:cs="Arial Narrow"/>
           <w:bCs/>
           <w:sz w:val="16"/>
           <w:szCs w:val="16"/>
         </w:rPr>
         <w:t>[…]</w:t>
       </w:r>
+    </w:p>
+    <w:p>
+      <w:pPr>
+        <w:pStyle w:val="Textonotapie"/>
+        <w:ind w:left="567" w:hanging="567"/>
+        <w:jc w:val="both"/>
+        <w:rPr>
+          <w:rFonts w:ascii="Arial Narrow" w:eastAsia="Arial Narrow" w:hAnsi="Arial Narrow" w:cs="Arial Narrow"/>
+          <w:sz w:val="16"/>
+          <w:szCs w:val="16"/>
+        </w:rPr>
+      </w:pPr>
     </w:p>
   </w:footnote>
   <w:footnote w:id="19">
@@ -9542,11 +9621,16 @@
         <w:pStyle w:val="Textonotapie"/>
         <w:ind w:left="567" w:hanging="567"/>
         <w:jc w:val="both"/>
+        <w:rPr>
+          <w:rFonts w:ascii="Arial Narrow" w:eastAsia="Arial Narrow" w:hAnsi="Arial Narrow" w:cs="Arial Narrow"/>
+          <w:sz w:val="16"/>
+          <w:szCs w:val="16"/>
+        </w:rPr>
       </w:pPr>
       <w:r>
         <w:rPr>
           <w:rStyle w:val="Refdenotaalpie"/>
-          <w:rFonts w:ascii="Arial Narrow" w:hAnsi="Arial Narrow"/>
+          <w:rFonts w:ascii="Arial Narrow" w:eastAsia="Arial Narrow" w:hAnsi="Arial Narrow" w:cs="Arial Narrow"/>
           <w:color w:val="000000" w:themeColor="text1"/>
           <w:sz w:val="16"/>
           <w:szCs w:val="16"/>
@@ -9556,7 +9640,7 @@
       </w:r>
       <w:r>
         <w:rPr>
-          <w:rFonts w:ascii="Arial Narrow" w:hAnsi="Arial Narrow"/>
+          <w:rFonts w:ascii="Arial Narrow" w:eastAsia="Arial Narrow" w:hAnsi="Arial Narrow" w:cs="Arial Narrow"/>
           <w:color w:val="000000" w:themeColor="text1"/>
           <w:sz w:val="16"/>
           <w:szCs w:val="16"/>
@@ -9565,7 +9649,7 @@
       </w:r>
       <w:r>
         <w:rPr>
-          <w:rFonts w:ascii="Arial Narrow" w:hAnsi="Arial Narrow"/>
+          <w:rFonts w:ascii="Arial Narrow" w:eastAsia="Arial Narrow" w:hAnsi="Arial Narrow" w:cs="Arial Narrow"/>
           <w:b/>
           <w:bCs/>
           <w:color w:val="000000" w:themeColor="text1"/>
@@ -9580,10 +9664,15 @@
         <w:pStyle w:val="Textonotapie"/>
         <w:ind w:left="567" w:hanging="567"/>
         <w:jc w:val="both"/>
-      </w:pPr>
-      <w:r>
-        <w:rPr>
-          <w:rFonts w:ascii="Arial Narrow" w:hAnsi="Arial Narrow"/>
+        <w:rPr>
+          <w:rFonts w:ascii="Arial Narrow" w:eastAsia="Arial Narrow" w:hAnsi="Arial Narrow" w:cs="Arial Narrow"/>
+          <w:sz w:val="16"/>
+          <w:szCs w:val="16"/>
+        </w:rPr>
+      </w:pPr>
+      <w:r>
+        <w:rPr>
+          <w:rFonts w:ascii="Arial Narrow" w:eastAsia="Arial Narrow" w:hAnsi="Arial Narrow" w:cs="Arial Narrow"/>
           <w:color w:val="000000" w:themeColor="text1"/>
           <w:sz w:val="16"/>
           <w:szCs w:val="16"/>
@@ -9592,7 +9681,7 @@
       </w:r>
       <w:r>
         <w:rPr>
-          <w:rFonts w:ascii="Arial Narrow" w:hAnsi="Arial Narrow"/>
+          <w:rFonts w:ascii="Arial Narrow" w:eastAsia="Arial Narrow" w:hAnsi="Arial Narrow" w:cs="Arial Narrow"/>
           <w:b/>
           <w:bCs/>
           <w:color w:val="000000" w:themeColor="text1"/>
@@ -9603,13 +9692,25 @@
       </w:r>
       <w:r>
         <w:rPr>
-          <w:rFonts w:ascii="Arial Narrow" w:hAnsi="Arial Narrow"/>
+          <w:rFonts w:ascii="Arial Narrow" w:eastAsia="Arial Narrow" w:hAnsi="Arial Narrow" w:cs="Arial Narrow"/>
           <w:color w:val="000000" w:themeColor="text1"/>
           <w:sz w:val="16"/>
           <w:szCs w:val="16"/>
         </w:rPr>
         <w:t xml:space="preserve"> Una vez admitida a trámite la denuncia, se correrá traslado de la misma al denunciado, a fin de que éste presente su descargo. El plazo para la presentación del descargo será de cinco (5) días contados desde la notificación, vencido el cual, el Secretario Técnico declarará en rebeldía al denunciado que no lo hubiera presentado.</w:t>
       </w:r>
+    </w:p>
+    <w:p>
+      <w:pPr>
+        <w:pStyle w:val="Textonotapie"/>
+        <w:ind w:left="567" w:hanging="567"/>
+        <w:jc w:val="both"/>
+        <w:rPr>
+          <w:rFonts w:ascii="Arial Narrow" w:eastAsia="Arial Narrow" w:hAnsi="Arial Narrow" w:cs="Arial Narrow"/>
+          <w:sz w:val="16"/>
+          <w:szCs w:val="16"/>
+        </w:rPr>
+      </w:pPr>
     </w:p>
   </w:footnote>
   <w:footnote w:id="20">
@@ -9618,11 +9719,16 @@
         <w:pStyle w:val="Textonotapie"/>
         <w:ind w:left="567" w:hanging="567"/>
         <w:jc w:val="both"/>
+        <w:rPr>
+          <w:rFonts w:ascii="Arial Narrow" w:eastAsia="Arial Narrow" w:hAnsi="Arial Narrow" w:cs="Arial Narrow"/>
+          <w:sz w:val="16"/>
+          <w:szCs w:val="16"/>
+        </w:rPr>
       </w:pPr>
       <w:r>
         <w:rPr>
           <w:rStyle w:val="Refdenotaalpie"/>
-          <w:rFonts w:ascii="Arial Narrow" w:hAnsi="Arial Narrow"/>
+          <w:rFonts w:ascii="Arial Narrow" w:eastAsia="Arial Narrow" w:hAnsi="Arial Narrow" w:cs="Arial Narrow"/>
           <w:color w:val="000000" w:themeColor="text1"/>
           <w:sz w:val="16"/>
           <w:szCs w:val="16"/>
@@ -9632,7 +9738,7 @@
       </w:r>
       <w:r>
         <w:rPr>
-          <w:rFonts w:ascii="Arial Narrow" w:hAnsi="Arial Narrow"/>
+          <w:rFonts w:ascii="Arial Narrow" w:eastAsia="Arial Narrow" w:hAnsi="Arial Narrow" w:cs="Arial Narrow"/>
           <w:color w:val="000000" w:themeColor="text1"/>
           <w:sz w:val="16"/>
           <w:szCs w:val="16"/>
@@ -9641,7 +9747,7 @@
       </w:r>
       <w:r>
         <w:rPr>
-          <w:rFonts w:ascii="Arial Narrow" w:hAnsi="Arial Narrow"/>
+          <w:rFonts w:ascii="Arial Narrow" w:eastAsia="Arial Narrow" w:hAnsi="Arial Narrow" w:cs="Arial Narrow"/>
           <w:b/>
           <w:bCs/>
           <w:color w:val="000000" w:themeColor="text1"/>
@@ -9656,10 +9762,15 @@
         <w:pStyle w:val="Textonotapie"/>
         <w:ind w:left="567" w:hanging="567"/>
         <w:jc w:val="both"/>
-      </w:pPr>
-      <w:r>
-        <w:rPr>
-          <w:rFonts w:ascii="Arial Narrow" w:hAnsi="Arial Narrow"/>
+        <w:rPr>
+          <w:rFonts w:ascii="Arial Narrow" w:eastAsia="Arial Narrow" w:hAnsi="Arial Narrow" w:cs="Arial Narrow"/>
+          <w:sz w:val="16"/>
+          <w:szCs w:val="16"/>
+        </w:rPr>
+      </w:pPr>
+      <w:r>
+        <w:rPr>
+          <w:rFonts w:ascii="Arial Narrow" w:eastAsia="Arial Narrow" w:hAnsi="Arial Narrow" w:cs="Arial Narrow"/>
           <w:color w:val="000000" w:themeColor="text1"/>
           <w:sz w:val="16"/>
           <w:szCs w:val="16"/>
@@ -9668,7 +9779,7 @@
       </w:r>
       <w:r>
         <w:rPr>
-          <w:rFonts w:ascii="Arial Narrow" w:hAnsi="Arial Narrow"/>
+          <w:rFonts w:ascii="Arial Narrow" w:eastAsia="Arial Narrow" w:hAnsi="Arial Narrow" w:cs="Arial Narrow"/>
           <w:b/>
           <w:bCs/>
           <w:color w:val="000000" w:themeColor="text1"/>
@@ -9683,10 +9794,15 @@
         <w:pStyle w:val="Textonotapie"/>
         <w:ind w:left="567" w:hanging="567"/>
         <w:jc w:val="both"/>
-      </w:pPr>
-      <w:r>
-        <w:rPr>
-          <w:rFonts w:ascii="Arial Narrow" w:hAnsi="Arial Narrow"/>
+        <w:rPr>
+          <w:rFonts w:ascii="Arial Narrow" w:eastAsia="Arial Narrow" w:hAnsi="Arial Narrow" w:cs="Arial Narrow"/>
+          <w:sz w:val="16"/>
+          <w:szCs w:val="16"/>
+        </w:rPr>
+      </w:pPr>
+      <w:r>
+        <w:rPr>
+          <w:rFonts w:ascii="Arial Narrow" w:eastAsia="Arial Narrow" w:hAnsi="Arial Narrow" w:cs="Arial Narrow"/>
           <w:color w:val="000000" w:themeColor="text1"/>
           <w:sz w:val="16"/>
           <w:szCs w:val="16"/>
@@ -9695,13 +9811,25 @@
       </w:r>
       <w:r>
         <w:rPr>
-          <w:rFonts w:ascii="Arial Narrow" w:hAnsi="Arial Narrow"/>
+          <w:rFonts w:ascii="Arial Narrow" w:eastAsia="Arial Narrow" w:hAnsi="Arial Narrow" w:cs="Arial Narrow"/>
           <w:color w:val="000000" w:themeColor="text1"/>
           <w:sz w:val="16"/>
           <w:szCs w:val="16"/>
         </w:rPr>
         <w:t xml:space="preserve">223.1 El reclamado deberá presentar la contestación de la reclamación dentro de los quince (15) días posteriores a la notificación de ésta; vencido este plazo, la Administración declarará en rebeldía al reclamado que no la hubiera presentado. La contestación deberá contener los requisitos de los escritos previstos en el artículo 113 de la presente Ley, así como la absolución de todos los asuntos controvertidos de hecho y de derecho, Las alegaciones y los hechos relevantes de la reclamación, salvo que hayan sido específicamente negadas en la contestación, se tendrán por aceptadas o merituadas como ciertas.</w:t>
       </w:r>
+    </w:p>
+    <w:p>
+      <w:pPr>
+        <w:pStyle w:val="Textonotapie"/>
+        <w:ind w:left="567" w:hanging="567"/>
+        <w:jc w:val="both"/>
+        <w:rPr>
+          <w:rFonts w:ascii="Arial Narrow" w:eastAsia="Arial Narrow" w:hAnsi="Arial Narrow" w:cs="Arial Narrow"/>
+          <w:sz w:val="16"/>
+          <w:szCs w:val="16"/>
+        </w:rPr>
+      </w:pPr>
     </w:p>
   </w:footnote>
   <w:footnote w:id="14">
@@ -9710,7 +9838,7 @@
         <w:ind w:left="567" w:hanging="567"/>
         <w:jc w:val="both"/>
         <w:rPr>
-          <w:rFonts w:ascii="Arial Narrow" w:hAnsi="Arial Narrow"/>
+          <w:rFonts w:ascii="Arial Narrow" w:eastAsia="Arial Narrow" w:hAnsi="Arial Narrow" w:cs="Arial Narrow"/>
           <w:b/>
           <w:bCs/>
           <w:sz w:val="16"/>
@@ -9720,7 +9848,7 @@
       <w:r>
         <w:rPr>
           <w:rStyle w:val="Refdenotaalpie"/>
-          <w:rFonts w:ascii="Arial Narrow" w:hAnsi="Arial Narrow"/>
+          <w:rFonts w:ascii="Arial Narrow" w:eastAsia="Arial Narrow" w:hAnsi="Arial Narrow" w:cs="Arial Narrow"/>
           <w:sz w:val="16"/>
           <w:szCs w:val="16"/>
           <w:vertAlign w:val="superscript"/>
@@ -9729,7 +9857,7 @@
       </w:r>
       <w:r>
         <w:rPr>
-          <w:rFonts w:ascii="Arial Narrow" w:hAnsi="Arial Narrow"/>
+          <w:rFonts w:ascii="Arial Narrow" w:eastAsia="Arial Narrow" w:hAnsi="Arial Narrow" w:cs="Arial Narrow"/>
           <w:sz w:val="16"/>
           <w:szCs w:val="16"/>
         </w:rPr>
@@ -9737,7 +9865,7 @@
       </w:r>
       <w:r>
         <w:rPr>
-          <w:rFonts w:ascii="Arial Narrow" w:hAnsi="Arial Narrow"/>
+          <w:rFonts w:ascii="Arial Narrow" w:eastAsia="Arial Narrow" w:hAnsi="Arial Narrow" w:cs="Arial Narrow"/>
           <w:b/>
           <w:bCs/>
           <w:sz w:val="16"/>
@@ -9963,11 +10091,12 @@
     </w:p>
     <w:p>
       <w:pPr>
-        <w:pStyle w:val="Textonotapie"/>
         <w:ind w:left="567" w:hanging="567"/>
         <w:jc w:val="both"/>
         <w:rPr>
-          <w:rFonts w:ascii="Arial Narrow" w:hAnsi="Arial Narrow"/>
+          <w:rFonts w:ascii="Arial Narrow" w:eastAsia="Arial Narrow" w:hAnsi="Arial Narrow" w:cs="Arial Narrow"/>
+          <w:b/>
+          <w:bCs/>
           <w:sz w:val="16"/>
           <w:szCs w:val="16"/>
         </w:rPr>
@@ -10935,7 +11064,7 @@
         <w:ind w:left="567" w:hanging="567"/>
         <w:jc w:val="both"/>
         <w:rPr>
-          <w:rFonts w:ascii="Arial Narrow" w:eastAsia="Arial Narrow" w:hAnsi="Arial Narrow" w:cs="Arial"/>
+          <w:rFonts w:ascii="Arial Narrow" w:eastAsia="Arial Narrow" w:hAnsi="Arial Narrow" w:cs="Arial Narrow"/>
           <w:b/>
           <w:sz w:val="16"/>
           <w:szCs w:val="16"/>
@@ -10944,7 +11073,7 @@
       <w:r>
         <w:rPr>
           <w:rStyle w:val="Refdenotaalpie"/>
-          <w:rFonts w:ascii="Arial Narrow" w:hAnsi="Arial Narrow" w:cs="Arial"/>
+          <w:rFonts w:ascii="Arial Narrow" w:eastAsia="Arial Narrow" w:hAnsi="Arial Narrow" w:cs="Arial Narrow"/>
           <w:sz w:val="16"/>
           <w:szCs w:val="16"/>
           <w:vertAlign w:val="superscript"/>
@@ -10953,7 +11082,7 @@
       </w:r>
       <w:r>
         <w:rPr>
-          <w:rFonts w:ascii="Arial Narrow" w:hAnsi="Arial Narrow" w:cs="Arial"/>
+          <w:rFonts w:ascii="Arial Narrow" w:eastAsia="Arial Narrow" w:hAnsi="Arial Narrow" w:cs="Arial Narrow"/>
           <w:sz w:val="16"/>
           <w:szCs w:val="16"/>
         </w:rPr>
@@ -10961,7 +11090,7 @@
       </w:r>
       <w:r>
         <w:rPr>
-          <w:rFonts w:ascii="Arial Narrow" w:hAnsi="Arial Narrow" w:cs="Arial"/>
+          <w:rFonts w:ascii="Arial Narrow" w:eastAsia="Arial Narrow" w:hAnsi="Arial Narrow" w:cs="Arial Narrow"/>
           <w:sz w:val="16"/>
           <w:szCs w:val="16"/>
         </w:rPr>
@@ -10969,7 +11098,7 @@
       </w:r>
       <w:r>
         <w:rPr>
-          <w:rFonts w:ascii="Arial Narrow" w:eastAsia="Arial Narrow" w:hAnsi="Arial Narrow" w:cs="Arial"/>
+          <w:rFonts w:ascii="Arial Narrow" w:eastAsia="Arial Narrow" w:hAnsi="Arial Narrow" w:cs="Arial Narrow"/>
           <w:b/>
           <w:sz w:val="16"/>
           <w:szCs w:val="16"/>
@@ -10983,15 +11112,15 @@
         <w:ind w:left="567" w:hanging="567"/>
         <w:jc w:val="both"/>
         <w:rPr>
-          <w:rFonts w:ascii="Arial Narrow" w:eastAsia="Arial Narrow" w:hAnsi="Arial Narrow" w:cs="Arial"/>
-          <w:b/>
-          <w:sz w:val="16"/>
-          <w:szCs w:val="16"/>
-        </w:rPr>
-      </w:pPr>
-      <w:r>
-        <w:rPr>
-          <w:rFonts w:ascii="Arial Narrow" w:eastAsia="Arial Narrow" w:hAnsi="Arial Narrow" w:cs="Arial"/>
+          <w:rFonts w:ascii="Arial Narrow" w:eastAsia="Arial Narrow" w:hAnsi="Arial Narrow" w:cs="Arial Narrow"/>
+          <w:b/>
+          <w:sz w:val="16"/>
+          <w:szCs w:val="16"/>
+        </w:rPr>
+      </w:pPr>
+      <w:r>
+        <w:rPr>
+          <w:rFonts w:ascii="Arial Narrow" w:eastAsia="Arial Narrow" w:hAnsi="Arial Narrow" w:cs="Arial Narrow"/>
           <w:b/>
           <w:sz w:val="16"/>
           <w:szCs w:val="16"/>
@@ -11006,14 +11135,14 @@
         <w:ind w:left="567" w:hanging="567"/>
         <w:jc w:val="both"/>
         <w:rPr>
-          <w:rFonts w:ascii="Arial Narrow" w:eastAsia="Arial Narrow" w:hAnsi="Arial Narrow" w:cs="Arial"/>
-          <w:sz w:val="16"/>
-          <w:szCs w:val="16"/>
-        </w:rPr>
-      </w:pPr>
-      <w:r>
-        <w:rPr>
-          <w:rFonts w:ascii="Arial Narrow" w:eastAsia="Arial Narrow" w:hAnsi="Arial Narrow" w:cs="Arial"/>
+          <w:rFonts w:ascii="Arial Narrow" w:eastAsia="Arial Narrow" w:hAnsi="Arial Narrow" w:cs="Arial Narrow"/>
+          <w:sz w:val="16"/>
+          <w:szCs w:val="16"/>
+        </w:rPr>
+      </w:pPr>
+      <w:r>
+        <w:rPr>
+          <w:rFonts w:ascii="Arial Narrow" w:eastAsia="Arial Narrow" w:hAnsi="Arial Narrow" w:cs="Arial Narrow"/>
           <w:sz w:val="16"/>
           <w:szCs w:val="16"/>
         </w:rPr>
@@ -11027,14 +11156,14 @@
         <w:ind w:left="567" w:hanging="567"/>
         <w:jc w:val="both"/>
         <w:rPr>
-          <w:rFonts w:ascii="Arial Narrow" w:eastAsia="Arial Narrow" w:hAnsi="Arial Narrow" w:cs="Arial"/>
-          <w:sz w:val="16"/>
-          <w:szCs w:val="16"/>
-        </w:rPr>
-      </w:pPr>
-      <w:r>
-        <w:rPr>
-          <w:rFonts w:ascii="Arial Narrow" w:eastAsia="Arial Narrow" w:hAnsi="Arial Narrow" w:cs="Arial"/>
+          <w:rFonts w:ascii="Arial Narrow" w:eastAsia="Arial Narrow" w:hAnsi="Arial Narrow" w:cs="Arial Narrow"/>
+          <w:sz w:val="16"/>
+          <w:szCs w:val="16"/>
+        </w:rPr>
+      </w:pPr>
+      <w:r>
+        <w:rPr>
+          <w:rFonts w:ascii="Arial Narrow" w:eastAsia="Arial Narrow" w:hAnsi="Arial Narrow" w:cs="Arial Narrow"/>
           <w:sz w:val="16"/>
           <w:szCs w:val="16"/>
         </w:rPr>
@@ -11048,14 +11177,14 @@
         <w:ind w:left="567" w:hanging="567"/>
         <w:jc w:val="both"/>
         <w:rPr>
-          <w:rFonts w:ascii="Arial Narrow" w:eastAsia="Arial Narrow" w:hAnsi="Arial Narrow" w:cs="Arial"/>
-          <w:sz w:val="16"/>
-          <w:szCs w:val="16"/>
-        </w:rPr>
-      </w:pPr>
-      <w:r>
-        <w:rPr>
-          <w:rFonts w:ascii="Arial Narrow" w:eastAsia="Arial Narrow" w:hAnsi="Arial Narrow" w:cs="Arial"/>
+          <w:rFonts w:ascii="Arial Narrow" w:eastAsia="Arial Narrow" w:hAnsi="Arial Narrow" w:cs="Arial Narrow"/>
+          <w:sz w:val="16"/>
+          <w:szCs w:val="16"/>
+        </w:rPr>
+      </w:pPr>
+      <w:r>
+        <w:rPr>
+          <w:rFonts w:ascii="Arial Narrow" w:eastAsia="Arial Narrow" w:hAnsi="Arial Narrow" w:cs="Arial Narrow"/>
           <w:sz w:val="16"/>
           <w:szCs w:val="16"/>
         </w:rPr>
@@ -11069,14 +11198,14 @@
         <w:ind w:left="567"/>
         <w:jc w:val="both"/>
         <w:rPr>
-          <w:rFonts w:ascii="Arial Narrow" w:eastAsia="Arial Narrow" w:hAnsi="Arial Narrow" w:cs="Arial"/>
-          <w:sz w:val="16"/>
-          <w:szCs w:val="16"/>
-        </w:rPr>
-      </w:pPr>
-      <w:r>
-        <w:rPr>
-          <w:rFonts w:ascii="Arial Narrow" w:eastAsia="Arial Narrow" w:hAnsi="Arial Narrow" w:cs="Arial"/>
+          <w:rFonts w:ascii="Arial Narrow" w:eastAsia="Arial Narrow" w:hAnsi="Arial Narrow" w:cs="Arial Narrow"/>
+          <w:sz w:val="16"/>
+          <w:szCs w:val="16"/>
+        </w:rPr>
+      </w:pPr>
+      <w:r>
+        <w:rPr>
+          <w:rFonts w:ascii="Arial Narrow" w:eastAsia="Arial Narrow" w:hAnsi="Arial Narrow" w:cs="Arial Narrow"/>
           <w:sz w:val="16"/>
           <w:szCs w:val="16"/>
         </w:rPr>
@@ -11089,7 +11218,8 @@
         <w:ind w:left="567" w:hanging="567"/>
         <w:jc w:val="both"/>
         <w:rPr>
-          <w:rFonts w:ascii="Arial Narrow" w:hAnsi="Arial Narrow" w:cs="Arial"/>
+          <w:rFonts w:ascii="Arial Narrow" w:eastAsia="Arial Narrow" w:hAnsi="Arial Narrow" w:cs="Arial Narrow"/>
+          <w:b/>
           <w:sz w:val="16"/>
           <w:szCs w:val="16"/>
         </w:rPr>
@@ -11105,7 +11235,7 @@
         <w:ind w:left="567" w:hanging="567"/>
         <w:jc w:val="both"/>
         <w:rPr>
-          <w:rFonts w:ascii="Arial Narrow" w:hAnsi="Arial Narrow" w:cs="Arial"/>
+          <w:rFonts w:ascii="Arial Narrow" w:eastAsia="Arial Narrow" w:hAnsi="Arial Narrow" w:cs="Arial Narrow"/>
           <w:b/>
           <w:bCs/>
           <w:sz w:val="16"/>
@@ -11115,7 +11245,7 @@
       <w:r>
         <w:rPr>
           <w:rStyle w:val="Refdenotaalpie"/>
-          <w:rFonts w:ascii="Arial Narrow" w:hAnsi="Arial Narrow" w:cs="Arial"/>
+          <w:rFonts w:ascii="Arial Narrow" w:eastAsia="Arial Narrow" w:hAnsi="Arial Narrow" w:cs="Arial Narrow"/>
           <w:b/>
           <w:bCs/>
           <w:sz w:val="16"/>
@@ -11126,7 +11256,7 @@
       </w:r>
       <w:r>
         <w:rPr>
-          <w:rFonts w:ascii="Arial Narrow" w:hAnsi="Arial Narrow" w:cs="Arial"/>
+          <w:rFonts w:ascii="Arial Narrow" w:eastAsia="Arial Narrow" w:hAnsi="Arial Narrow" w:cs="Arial Narrow"/>
           <w:b/>
           <w:bCs/>
           <w:sz w:val="16"/>
@@ -11136,7 +11266,7 @@
       </w:r>
       <w:r>
         <w:rPr>
-          <w:rFonts w:ascii="Arial Narrow" w:hAnsi="Arial Narrow" w:cs="Arial"/>
+          <w:rFonts w:ascii="Arial Narrow" w:eastAsia="Arial Narrow" w:hAnsi="Arial Narrow" w:cs="Arial Narrow"/>
           <w:b/>
           <w:bCs/>
           <w:sz w:val="16"/>
@@ -11153,14 +11283,14 @@
         <w:ind w:left="567"/>
         <w:jc w:val="both"/>
         <w:rPr>
-          <w:rFonts w:ascii="Arial Narrow" w:hAnsi="Arial Narrow"/>
-          <w:sz w:val="16"/>
-          <w:szCs w:val="16"/>
-        </w:rPr>
-      </w:pPr>
-      <w:r>
-        <w:rPr>
-          <w:rFonts w:ascii="Arial Narrow" w:hAnsi="Arial Narrow"/>
+          <w:rFonts w:ascii="Arial Narrow" w:eastAsia="Arial Narrow" w:hAnsi="Arial Narrow" w:cs="Arial Narrow"/>
+          <w:sz w:val="16"/>
+          <w:szCs w:val="16"/>
+        </w:rPr>
+      </w:pPr>
+      <w:r>
+        <w:rPr>
+          <w:rFonts w:ascii="Arial Narrow" w:eastAsia="Arial Narrow" w:hAnsi="Arial Narrow" w:cs="Arial Narrow"/>
           <w:b/>
           <w:sz w:val="16"/>
           <w:szCs w:val="16"/>
@@ -11169,13 +11299,29 @@
       </w:r>
       <w:r>
         <w:rPr>
-          <w:rFonts w:ascii="Arial Narrow" w:hAnsi="Arial Narrow"/>
+          <w:rFonts w:ascii="Arial Narrow" w:eastAsia="Arial Narrow" w:hAnsi="Arial Narrow" w:cs="Arial Narrow"/>
           <w:bCs/>
           <w:sz w:val="16"/>
           <w:szCs w:val="16"/>
         </w:rPr>
         <w:t>En cualquier estado del procedimiento, e incluso antes de admitirse a trámite la denuncia, el Secretario Técnico podrá citar a las partes a audiencia de conciliación. La audiencia se desarrollará ante el Secretario Técnico o ante la persona que este designe. Si ambas partes arribaran a un acuerdo respecto de la denuncia, se levantará un acta donde conste el acuerdo respectivo, el mismo que tendrá efectos de transacción extrajudicial. En cualquier caso, la Comisión podrá continuar de oficio el procedimiento, si del análisis de los hechos denunciados considera que podría estarse afectando intereses de terceros.</w:t>
       </w:r>
+    </w:p>
+    <w:p>
+      <w:pPr>
+        <w:autoSpaceDE w:val="0"/>
+        <w:autoSpaceDN w:val="0"/>
+        <w:adjustRightInd w:val="0"/>
+        <w:ind w:left="567" w:hanging="567"/>
+        <w:jc w:val="both"/>
+        <w:rPr>
+          <w:rFonts w:ascii="Arial Narrow" w:eastAsia="Arial Narrow" w:hAnsi="Arial Narrow" w:cs="Arial Narrow"/>
+          <w:b/>
+          <w:bCs/>
+          <w:sz w:val="16"/>
+          <w:szCs w:val="16"/>
+        </w:rPr>
+      </w:pPr>
     </w:p>
   </w:footnote>
   <w:footnote w:id="18">
@@ -11185,7 +11331,7 @@
         <w:ind w:left="567" w:hanging="567"/>
         <w:jc w:val="both"/>
         <w:rPr>
-          <w:rFonts w:ascii="Arial Narrow" w:hAnsi="Arial Narrow" w:cs="Arial"/>
+          <w:rFonts w:ascii="Arial Narrow" w:eastAsia="Arial Narrow" w:hAnsi="Arial Narrow" w:cs="Arial Narrow"/>
           <w:sz w:val="16"/>
           <w:szCs w:val="16"/>
         </w:rPr>
@@ -11193,7 +11339,7 @@
       <w:r>
         <w:rPr>
           <w:rStyle w:val="Refdenotaalpie"/>
-          <w:rFonts w:ascii="Arial Narrow" w:hAnsi="Arial Narrow" w:cs="Arial"/>
+          <w:rFonts w:ascii="Arial Narrow" w:eastAsia="Arial Narrow" w:hAnsi="Arial Narrow" w:cs="Arial Narrow"/>
           <w:sz w:val="16"/>
           <w:szCs w:val="16"/>
           <w:vertAlign w:val="superscript"/>
@@ -11202,7 +11348,7 @@
       </w:r>
       <w:r>
         <w:rPr>
-          <w:rFonts w:ascii="Arial Narrow" w:hAnsi="Arial Narrow" w:cs="Arial"/>
+          <w:rFonts w:ascii="Arial Narrow" w:eastAsia="Arial Narrow" w:hAnsi="Arial Narrow" w:cs="Arial Narrow"/>
           <w:sz w:val="16"/>
           <w:szCs w:val="16"/>
         </w:rPr>
@@ -11210,7 +11356,7 @@
       </w:r>
       <w:r>
         <w:rPr>
-          <w:rFonts w:ascii="Arial Narrow" w:hAnsi="Arial Narrow" w:cs="Arial"/>
+          <w:rFonts w:ascii="Arial Narrow" w:eastAsia="Arial Narrow" w:hAnsi="Arial Narrow" w:cs="Arial Narrow"/>
           <w:sz w:val="16"/>
           <w:szCs w:val="16"/>
         </w:rPr>
@@ -11218,7 +11364,7 @@
       </w:r>
       <w:r>
         <w:rPr>
-          <w:rFonts w:ascii="Arial Narrow" w:eastAsia="Arial" w:hAnsi="Arial Narrow" w:cs="Arial"/>
+          <w:rFonts w:ascii="Arial Narrow" w:eastAsia="Arial Narrow" w:hAnsi="Arial Narrow" w:cs="Arial Narrow"/>
           <w:b/>
           <w:sz w:val="16"/>
           <w:szCs w:val="16"/>
@@ -11232,7 +11378,7 @@
         <w:ind w:left="1134" w:hanging="567"/>
         <w:jc w:val="both"/>
         <w:rPr>
-          <w:rFonts w:ascii="Arial Narrow" w:hAnsi="Arial Narrow" w:cs="Arial"/>
+          <w:rFonts w:ascii="Arial Narrow" w:eastAsia="Arial Narrow" w:hAnsi="Arial Narrow" w:cs="Arial Narrow"/>
           <w:b/>
           <w:bCs/>
           <w:sz w:val="16"/>
@@ -11241,7 +11387,7 @@
       </w:pPr>
       <w:r>
         <w:rPr>
-          <w:rFonts w:ascii="Arial Narrow" w:hAnsi="Arial Narrow" w:cs="Arial"/>
+          <w:rFonts w:ascii="Arial Narrow" w:eastAsia="Arial Narrow" w:hAnsi="Arial Narrow" w:cs="Arial Narrow"/>
           <w:b/>
           <w:bCs/>
           <w:sz w:val="16"/>
@@ -11256,14 +11402,14 @@
         <w:ind w:left="1134" w:hanging="567"/>
         <w:jc w:val="both"/>
         <w:rPr>
-          <w:rFonts w:ascii="Arial Narrow" w:hAnsi="Arial Narrow" w:cs="Arial"/>
-          <w:sz w:val="16"/>
-          <w:szCs w:val="16"/>
-        </w:rPr>
-      </w:pPr>
-      <w:r>
-        <w:rPr>
-          <w:rFonts w:ascii="Arial Narrow" w:hAnsi="Arial Narrow" w:cs="Arial"/>
+          <w:rFonts w:ascii="Arial Narrow" w:eastAsia="Arial Narrow" w:hAnsi="Arial Narrow" w:cs="Arial Narrow"/>
+          <w:sz w:val="16"/>
+          <w:szCs w:val="16"/>
+        </w:rPr>
+      </w:pPr>
+      <w:r>
+        <w:rPr>
+          <w:rFonts w:ascii="Arial Narrow" w:eastAsia="Arial Narrow" w:hAnsi="Arial Narrow" w:cs="Arial Narrow"/>
           <w:sz w:val="16"/>
           <w:szCs w:val="16"/>
         </w:rPr>
@@ -11271,7 +11417,7 @@
       </w:r>
       <w:r>
         <w:rPr>
-          <w:rFonts w:ascii="Arial Narrow" w:hAnsi="Arial Narrow" w:cs="Arial"/>
+          <w:rFonts w:ascii="Arial Narrow" w:eastAsia="Arial Narrow" w:hAnsi="Arial Narrow" w:cs="Arial Narrow"/>
           <w:sz w:val="16"/>
           <w:szCs w:val="16"/>
         </w:rPr>
@@ -11285,14 +11431,14 @@
         <w:ind w:left="1134"/>
         <w:jc w:val="both"/>
         <w:rPr>
-          <w:rFonts w:ascii="Arial Narrow" w:hAnsi="Arial Narrow" w:cs="Arial"/>
-          <w:sz w:val="16"/>
-          <w:szCs w:val="16"/>
-        </w:rPr>
-      </w:pPr>
-      <w:r>
-        <w:rPr>
-          <w:rFonts w:ascii="Arial Narrow" w:hAnsi="Arial Narrow" w:cs="Arial"/>
+          <w:rFonts w:ascii="Arial Narrow" w:eastAsia="Arial Narrow" w:hAnsi="Arial Narrow" w:cs="Arial Narrow"/>
+          <w:sz w:val="16"/>
+          <w:szCs w:val="16"/>
+        </w:rPr>
+      </w:pPr>
+      <w:r>
+        <w:rPr>
+          <w:rFonts w:ascii="Arial Narrow" w:eastAsia="Arial Narrow" w:hAnsi="Arial Narrow" w:cs="Arial Narrow"/>
           <w:sz w:val="16"/>
           <w:szCs w:val="16"/>
         </w:rPr>
@@ -11305,14 +11451,14 @@
         <w:ind w:left="1134"/>
         <w:jc w:val="both"/>
         <w:rPr>
-          <w:rFonts w:ascii="Arial Narrow" w:hAnsi="Arial Narrow" w:cs="Arial"/>
-          <w:sz w:val="16"/>
-          <w:szCs w:val="16"/>
-        </w:rPr>
-      </w:pPr>
-      <w:r>
-        <w:rPr>
-          <w:rFonts w:ascii="Arial Narrow" w:hAnsi="Arial Narrow" w:cs="Arial"/>
+          <w:rFonts w:ascii="Arial Narrow" w:eastAsia="Arial Narrow" w:hAnsi="Arial Narrow" w:cs="Arial Narrow"/>
+          <w:sz w:val="16"/>
+          <w:szCs w:val="16"/>
+        </w:rPr>
+      </w:pPr>
+      <w:r>
+        <w:rPr>
+          <w:rFonts w:ascii="Arial Narrow" w:eastAsia="Arial Narrow" w:hAnsi="Arial Narrow" w:cs="Arial Narrow"/>
           <w:sz w:val="16"/>
           <w:szCs w:val="16"/>
         </w:rPr>
@@ -11322,10 +11468,10 @@
     <w:p>
       <w:pPr>
         <w:pStyle w:val="Textonotapie"/>
-        <w:ind w:left="1134" w:hanging="567"/>
-        <w:jc w:val="both"/>
-        <w:rPr>
-          <w:rFonts w:ascii="Arial Narrow" w:hAnsi="Arial Narrow" w:cs="Arial"/>
+        <w:ind w:left="567" w:hanging="567"/>
+        <w:jc w:val="both"/>
+        <w:rPr>
+          <w:rFonts w:ascii="Arial Narrow" w:eastAsia="Arial Narrow" w:hAnsi="Arial Narrow" w:cs="Arial Narrow"/>
           <w:sz w:val="16"/>
           <w:szCs w:val="16"/>
         </w:rPr>
@@ -11339,7 +11485,7 @@
         <w:ind w:left="567" w:hanging="567"/>
         <w:jc w:val="both"/>
         <w:rPr>
-          <w:rFonts w:ascii="Arial Narrow" w:eastAsia="Arial Narrow" w:hAnsi="Arial Narrow" w:cs="Arial"/>
+          <w:rFonts w:ascii="Arial Narrow" w:eastAsia="Arial Narrow" w:hAnsi="Arial Narrow" w:cs="Arial Narrow"/>
           <w:b/>
           <w:bCs/>
           <w:sz w:val="16"/>
@@ -11349,7 +11495,7 @@
       <w:r>
         <w:rPr>
           <w:rStyle w:val="Refdenotaalpie"/>
-          <w:rFonts w:ascii="Arial Narrow" w:eastAsia="Arial Narrow" w:hAnsi="Arial Narrow" w:cs="Arial"/>
+          <w:rFonts w:ascii="Arial Narrow" w:eastAsia="Arial Narrow" w:hAnsi="Arial Narrow" w:cs="Arial Narrow"/>
           <w:sz w:val="16"/>
           <w:szCs w:val="16"/>
           <w:vertAlign w:val="superscript"/>
@@ -11358,7 +11504,7 @@
       </w:r>
       <w:r>
         <w:rPr>
-          <w:rFonts w:ascii="Arial Narrow" w:eastAsia="Arial Narrow" w:hAnsi="Arial Narrow" w:cs="Arial"/>
+          <w:rFonts w:ascii="Arial Narrow" w:eastAsia="Arial Narrow" w:hAnsi="Arial Narrow" w:cs="Arial Narrow"/>
           <w:b/>
           <w:bCs/>
           <w:sz w:val="16"/>
@@ -11368,7 +11514,7 @@
       </w:r>
       <w:r>
         <w:rPr>
-          <w:rFonts w:ascii="Arial Narrow" w:hAnsi="Arial Narrow" w:cs="Arial"/>
+          <w:rFonts w:ascii="Arial Narrow" w:eastAsia="Arial Narrow" w:hAnsi="Arial Narrow" w:cs="Arial Narrow"/>
           <w:sz w:val="16"/>
           <w:szCs w:val="16"/>
         </w:rPr>
@@ -11376,7 +11522,7 @@
       </w:r>
       <w:r>
         <w:rPr>
-          <w:rFonts w:ascii="Arial Narrow" w:hAnsi="Arial Narrow" w:cs="Arial"/>
+          <w:rFonts w:ascii="Arial Narrow" w:eastAsia="Arial Narrow" w:hAnsi="Arial Narrow" w:cs="Arial Narrow"/>
           <w:sz w:val="16"/>
           <w:szCs w:val="16"/>
         </w:rPr>
@@ -11384,7 +11530,7 @@
       </w:r>
       <w:r>
         <w:rPr>
-          <w:rFonts w:ascii="Arial Narrow" w:eastAsia="Arial Narrow" w:hAnsi="Arial Narrow" w:cs="Arial"/>
+          <w:rFonts w:ascii="Arial Narrow" w:eastAsia="Arial Narrow" w:hAnsi="Arial Narrow" w:cs="Arial Narrow"/>
           <w:b/>
           <w:bCs/>
           <w:sz w:val="16"/>
@@ -11399,7 +11545,7 @@
         <w:ind w:firstLine="567"/>
         <w:jc w:val="both"/>
         <w:rPr>
-          <w:rFonts w:ascii="Arial Narrow" w:hAnsi="Arial Narrow" w:cs="Arial"/>
+          <w:rFonts w:ascii="Arial Narrow" w:eastAsia="Arial Narrow" w:hAnsi="Arial Narrow" w:cs="Arial Narrow"/>
           <w:b/>
           <w:bCs/>
           <w:sz w:val="16"/>
@@ -11408,7 +11554,7 @@
       </w:pPr>
       <w:r>
         <w:rPr>
-          <w:rFonts w:ascii="Arial Narrow" w:eastAsia="Arial Narrow" w:hAnsi="Arial Narrow" w:cs="Arial"/>
+          <w:rFonts w:ascii="Arial Narrow" w:eastAsia="Arial Narrow" w:hAnsi="Arial Narrow" w:cs="Arial Narrow"/>
           <w:b/>
           <w:bCs/>
           <w:sz w:val="16"/>
@@ -11423,14 +11569,14 @@
         <w:ind w:firstLine="567"/>
         <w:jc w:val="both"/>
         <w:rPr>
-          <w:rFonts w:ascii="Arial Narrow" w:eastAsia="Arial Narrow" w:hAnsi="Arial Narrow" w:cs="Arial"/>
-          <w:sz w:val="16"/>
-          <w:szCs w:val="16"/>
-        </w:rPr>
-      </w:pPr>
-      <w:r>
-        <w:rPr>
-          <w:rFonts w:ascii="Arial Narrow" w:eastAsia="Arial Narrow" w:hAnsi="Arial Narrow" w:cs="Arial"/>
+          <w:rFonts w:ascii="Arial Narrow" w:eastAsia="Arial Narrow" w:hAnsi="Arial Narrow" w:cs="Arial Narrow"/>
+          <w:sz w:val="16"/>
+          <w:szCs w:val="16"/>
+        </w:rPr>
+      </w:pPr>
+      <w:r>
+        <w:rPr>
+          <w:rFonts w:ascii="Arial Narrow" w:eastAsia="Arial Narrow" w:hAnsi="Arial Narrow" w:cs="Arial Narrow"/>
           <w:sz w:val="16"/>
           <w:szCs w:val="16"/>
         </w:rPr>
@@ -11443,14 +11589,14 @@
         <w:ind w:firstLine="567"/>
         <w:jc w:val="both"/>
         <w:rPr>
-          <w:rFonts w:ascii="Arial Narrow" w:eastAsia="Arial Narrow" w:hAnsi="Arial Narrow" w:cs="Arial"/>
-          <w:sz w:val="16"/>
-          <w:szCs w:val="16"/>
-        </w:rPr>
-      </w:pPr>
-      <w:r>
-        <w:rPr>
-          <w:rFonts w:ascii="Arial Narrow" w:eastAsia="Arial Narrow" w:hAnsi="Arial Narrow" w:cs="Arial"/>
+          <w:rFonts w:ascii="Arial Narrow" w:eastAsia="Arial Narrow" w:hAnsi="Arial Narrow" w:cs="Arial Narrow"/>
+          <w:sz w:val="16"/>
+          <w:szCs w:val="16"/>
+        </w:rPr>
+      </w:pPr>
+      <w:r>
+        <w:rPr>
+          <w:rFonts w:ascii="Arial Narrow" w:eastAsia="Arial Narrow" w:hAnsi="Arial Narrow" w:cs="Arial Narrow"/>
           <w:sz w:val="16"/>
           <w:szCs w:val="16"/>
         </w:rPr>
@@ -11460,10 +11606,12 @@
     <w:p>
       <w:pPr>
         <w:pStyle w:val="Textonotapie"/>
-        <w:ind w:firstLine="567"/>
-        <w:jc w:val="both"/>
-        <w:rPr>
-          <w:rFonts w:ascii="Arial Narrow" w:hAnsi="Arial Narrow" w:cs="Arial"/>
+        <w:ind w:left="567" w:hanging="567"/>
+        <w:jc w:val="both"/>
+        <w:rPr>
+          <w:rFonts w:ascii="Arial Narrow" w:eastAsia="Arial Narrow" w:hAnsi="Arial Narrow" w:cs="Arial Narrow"/>
+          <w:b/>
+          <w:bCs/>
           <w:sz w:val="16"/>
           <w:szCs w:val="16"/>
         </w:rPr>

--- a/plantillas_maestras/01_seguro_vehicular/negativa_cobertura/2_o_mas_ddos_varios/mujer/TPL_0592_2026_SEGURO_VEHICULAR_NEGATIVA_COBERTURA_ASEGURADORA_MUJER_R0107.docx
+++ b/plantillas_maestras/01_seguro_vehicular/negativa_cobertura/2_o_mas_ddos_varios/mujer/TPL_0592_2026_SEGURO_VEHICULAR_NEGATIVA_COBERTURA_ASEGURADORA_MUJER_R0107.docx
@@ -2395,7 +2395,6 @@
           <w:rFonts w:ascii="Arial Narrow" w:eastAsia="Arial Narrow" w:hAnsi="Arial Narrow" w:cs="Arial Narrow"/>
           <w:sz w:val="22"/>
           <w:szCs w:val="22"/>
-          <w:u w:val="single"/>
         </w:rPr>
         <w:t>Aplicación al caso concreto</w:t>
       </w:r>
@@ -4001,7 +4000,15 @@
           <w:sz w:val="22"/>
           <w:szCs w:val="22"/>
         </w:rPr>
-        <w:t xml:space="preserve">PRIMERO: </w:t>
+        <w:t xml:space="preserve">PRIMERO:</w:t>
+      </w:r>
+      <w:r>
+        <w:rPr>
+          <w:rFonts w:ascii="Arial Narrow" w:eastAsia="Arial Narrow" w:hAnsi="Arial Narrow" w:cs="Arial Narrow"/>
+          <w:sz w:val="22"/>
+          <w:szCs w:val="22"/>
+        </w:rPr>
+        <w:t xml:space="preserve"> </w:t>
       </w:r>
       <w:r>
         <w:rPr>
@@ -4038,7 +4045,6 @@
       <w:r>
         <w:rPr>
           <w:rFonts w:ascii="Arial Narrow" w:eastAsia="Arial Narrow" w:hAnsi="Arial Narrow" w:cs="Arial Narrow"/>
-          <w:b/>
           <w:sz w:val="22"/>
           <w:szCs w:val="22"/>
         </w:rPr>
@@ -4047,7 +4053,6 @@
       <w:r>
         <w:rPr>
           <w:rFonts w:ascii="Arial Narrow" w:eastAsia="Arial Narrow" w:hAnsi="Arial Narrow" w:cs="Arial Narrow"/>
-          <w:bCs/>
           <w:sz w:val="22"/>
           <w:szCs w:val="22"/>
         </w:rPr>
@@ -4104,8 +4109,6 @@
       <w:r>
         <w:rPr>
           <w:rFonts w:ascii="Arial Narrow" w:eastAsia="Arial Narrow" w:hAnsi="Arial Narrow" w:cs="Arial Narrow"/>
-          <w:b/>
-          <w:bCs/>
           <w:sz w:val="22"/>
           <w:szCs w:val="22"/>
         </w:rPr>
@@ -4114,8 +4117,6 @@
       <w:r>
         <w:rPr>
           <w:rFonts w:ascii="Arial Narrow" w:eastAsia="Arial Narrow" w:hAnsi="Arial Narrow" w:cs="Arial Narrow"/>
-          <w:b/>
-          <w:bCs/>
           <w:sz w:val="22"/>
           <w:szCs w:val="22"/>
         </w:rPr>
@@ -4124,8 +4125,6 @@
       <w:r>
         <w:rPr>
           <w:rFonts w:ascii="Arial Narrow" w:eastAsia="Arial Narrow" w:hAnsi="Arial Narrow" w:cs="Arial Narrow"/>
-          <w:b/>
-          <w:bCs/>
           <w:sz w:val="22"/>
           <w:szCs w:val="22"/>
         </w:rPr>
@@ -4134,8 +4133,6 @@
       <w:r>
         <w:rPr>
           <w:rFonts w:ascii="Arial Narrow" w:eastAsia="Arial Narrow" w:hAnsi="Arial Narrow" w:cs="Arial Narrow"/>
-          <w:b/>
-          <w:bCs/>
           <w:sz w:val="22"/>
           <w:szCs w:val="22"/>
         </w:rPr>
@@ -4144,8 +4141,6 @@
       <w:r>
         <w:rPr>
           <w:rFonts w:ascii="Arial Narrow" w:eastAsia="Arial Narrow" w:hAnsi="Arial Narrow" w:cs="Arial Narrow"/>
-          <w:b/>
-          <w:bCs/>
           <w:sz w:val="22"/>
           <w:szCs w:val="22"/>
         </w:rPr>
@@ -4154,8 +4149,6 @@
       <w:r>
         <w:rPr>
           <w:rFonts w:ascii="Arial Narrow" w:eastAsia="Arial Narrow" w:hAnsi="Arial Narrow" w:cs="Arial Narrow"/>
-          <w:b/>
-          <w:bCs/>
           <w:sz w:val="22"/>
           <w:szCs w:val="22"/>
         </w:rPr>
@@ -4164,8 +4157,6 @@
       <w:r>
         <w:rPr>
           <w:rFonts w:ascii="Arial Narrow" w:eastAsia="Arial Narrow" w:hAnsi="Arial Narrow" w:cs="Arial Narrow"/>
-          <w:b/>
-          <w:bCs/>
           <w:sz w:val="22"/>
           <w:szCs w:val="22"/>
         </w:rPr>
@@ -4290,12 +4281,19 @@
           <w:sz w:val="22"/>
           <w:szCs w:val="22"/>
         </w:rPr>
-        <w:t xml:space="preserve">SEGUNDO: admitir a trámite la denuncia del 18 de febrero de 2026, complementado mediante escrito del 18 de febrero de 2026, subsanado mediante dos (2) escritos del 11 de marzo de 2026, interpuesta por la señora [APELLIDO] [APELLIDO] [APELLIDO] y [APELLIDO] y Servicios Múltiples S.A.C. contra La Positiva Seguros y Reaseguros S.A, por lo siguiente:</w:t>
-      </w:r>
-      <w:r>
-        <w:rPr>
-          <w:rFonts w:ascii="Arial Narrow" w:eastAsia="Arial Narrow" w:hAnsi="Arial Narrow" w:cs="Arial Narrow"/>
-          <w:b/>
+        <w:t xml:space="preserve">SEGUNDO:</w:t>
+      </w:r>
+      <w:r>
+        <w:rPr>
+          <w:rFonts w:ascii="Arial Narrow" w:eastAsia="Arial Narrow" w:hAnsi="Arial Narrow" w:cs="Arial Narrow"/>
+          <w:sz w:val="22"/>
+          <w:szCs w:val="22"/>
+        </w:rPr>
+        <w:t xml:space="preserve"> admitir a trámite la denuncia del 18 de febrero de 2026, complementado mediante escrito del 18 de febrero de 2026, subsanado mediante dos (2) escritos del 11 de marzo de 2026, interpuesta por la señora [APELLIDO] [APELLIDO] [APELLIDO] y [APELLIDO] y Servicios Múltiples S.A.C. contra La Positiva Seguros y Reaseguros S.A, por lo siguiente:</w:t>
+      </w:r>
+      <w:r>
+        <w:rPr>
+          <w:rFonts w:ascii="Arial Narrow" w:eastAsia="Arial Narrow" w:hAnsi="Arial Narrow" w:cs="Arial Narrow"/>
           <w:sz w:val="22"/>
           <w:szCs w:val="22"/>
         </w:rPr>
@@ -4304,7 +4302,6 @@
       <w:r>
         <w:rPr>
           <w:rFonts w:ascii="Arial Narrow" w:eastAsia="Arial Narrow" w:hAnsi="Arial Narrow" w:cs="Arial Narrow"/>
-          <w:bCs/>
           <w:sz w:val="22"/>
           <w:szCs w:val="22"/>
         </w:rPr>
@@ -4321,7 +4318,6 @@
       <w:r>
         <w:rPr>
           <w:rFonts w:ascii="Arial Narrow" w:eastAsia="Arial Narrow" w:hAnsi="Arial Narrow" w:cs="Arial Narrow"/>
-          <w:bCs/>
           <w:sz w:val="22"/>
           <w:szCs w:val="22"/>
         </w:rPr>
@@ -4330,7 +4326,6 @@
       <w:r>
         <w:rPr>
           <w:rFonts w:ascii="Arial Narrow" w:eastAsia="Arial Narrow" w:hAnsi="Arial Narrow" w:cs="Arial Narrow"/>
-          <w:bCs/>
           <w:sz w:val="22"/>
           <w:szCs w:val="22"/>
         </w:rPr>
@@ -4349,7 +4344,6 @@
       <w:r>
         <w:rPr>
           <w:rFonts w:ascii="Arial Narrow" w:eastAsia="Arial Narrow" w:hAnsi="Arial Narrow" w:cs="Arial Narrow"/>
-          <w:bCs/>
           <w:sz w:val="22"/>
           <w:szCs w:val="22"/>
         </w:rPr>
@@ -4358,7 +4352,6 @@
       <w:r>
         <w:rPr>
           <w:rFonts w:ascii="Arial Narrow" w:eastAsia="Arial Narrow" w:hAnsi="Arial Narrow" w:cs="Arial Narrow"/>
-          <w:bCs/>
           <w:sz w:val="22"/>
           <w:szCs w:val="22"/>
         </w:rPr>
@@ -4367,7 +4360,6 @@
       <w:r>
         <w:rPr>
           <w:rFonts w:ascii="Arial Narrow" w:eastAsia="Arial Narrow" w:hAnsi="Arial Narrow" w:cs="Arial Narrow"/>
-          <w:bCs/>
           <w:sz w:val="22"/>
           <w:szCs w:val="22"/>
         </w:rPr>
@@ -4376,7 +4368,6 @@
       <w:r>
         <w:rPr>
           <w:rFonts w:ascii="Arial Narrow" w:eastAsia="Arial Narrow" w:hAnsi="Arial Narrow" w:cs="Arial Narrow"/>
-          <w:bCs/>
           <w:sz w:val="22"/>
           <w:szCs w:val="22"/>
         </w:rPr>
@@ -4951,7 +4942,15 @@
           <w:sz w:val="22"/>
           <w:szCs w:val="22"/>
         </w:rPr>
-        <w:t xml:space="preserve">: </w:t>
+        <w:t xml:space="preserve">:</w:t>
+      </w:r>
+      <w:r>
+        <w:rPr>
+          <w:rFonts w:ascii="Arial Narrow" w:eastAsia="Arial Narrow" w:hAnsi="Arial Narrow" w:cs="Arial Narrow"/>
+          <w:sz w:val="22"/>
+          <w:szCs w:val="22"/>
+        </w:rPr>
+        <w:t xml:space="preserve"> </w:t>
       </w:r>
       <w:r>
         <w:rPr>
@@ -5026,12 +5025,19 @@
           <w:sz w:val="22"/>
           <w:szCs w:val="22"/>
         </w:rPr>
-        <w:t>: requerir a</w:t>
-      </w:r>
-      <w:r>
-        <w:rPr>
-          <w:rFonts w:ascii="Arial Narrow" w:eastAsia="Arial Narrow" w:hAnsi="Arial Narrow" w:cs="Arial Narrow"/>
-          <w:bCs/>
+        <w:t xml:space="preserve">:</w:t>
+      </w:r>
+      <w:r>
+        <w:rPr>
+          <w:rFonts w:ascii="Arial Narrow" w:eastAsia="Arial Narrow" w:hAnsi="Arial Narrow" w:cs="Arial Narrow"/>
+          <w:sz w:val="22"/>
+          <w:szCs w:val="22"/>
+        </w:rPr>
+        <w:t xml:space="preserve"> requerir a</w:t>
+      </w:r>
+      <w:r>
+        <w:rPr>
+          <w:rFonts w:ascii="Arial Narrow" w:eastAsia="Arial Narrow" w:hAnsi="Arial Narrow" w:cs="Arial Narrow"/>
           <w:sz w:val="22"/>
           <w:szCs w:val="22"/>
         </w:rPr>
@@ -5040,7 +5046,6 @@
       <w:r>
         <w:rPr>
           <w:rFonts w:ascii="Arial Narrow" w:eastAsia="Arial Narrow" w:hAnsi="Arial Narrow" w:cs="Arial Narrow"/>
-          <w:bCs/>
           <w:sz w:val="22"/>
           <w:szCs w:val="22"/>
         </w:rPr>
@@ -5341,7 +5346,15 @@
           <w:sz w:val="22"/>
           <w:szCs w:val="22"/>
         </w:rPr>
-        <w:t xml:space="preserve">QUINTO: </w:t>
+        <w:t xml:space="preserve">QUINTO:</w:t>
+      </w:r>
+      <w:r>
+        <w:rPr>
+          <w:rFonts w:ascii="Arial Narrow" w:eastAsia="Arial Narrow" w:hAnsi="Arial Narrow" w:cs="Arial Narrow"/>
+          <w:sz w:val="22"/>
+          <w:szCs w:val="22"/>
+        </w:rPr>
+        <w:t xml:space="preserve"> </w:t>
       </w:r>
       <w:r>
         <w:rPr>
@@ -5360,7 +5373,7 @@
           <w:lang w:eastAsia="es-ES"/>
           <w:vertAlign w:val="superscript"/>
         </w:rPr>
-        <w:footnoteReference w:id="19"/>
+        <w:footnoteReference w:id="13"/>
       </w:r>
       <w:r>
         <w:rPr>
@@ -5379,7 +5392,7 @@
           <w:lang w:eastAsia="es-ES"/>
           <w:vertAlign w:val="superscript"/>
         </w:rPr>
-        <w:footnoteReference w:id="20"/>
+        <w:footnoteReference w:id="14"/>
       </w:r>
       <w:r>
         <w:rPr>
@@ -5441,8 +5454,6 @@
       <w:r>
         <w:rPr>
           <w:rFonts w:ascii="Arial Narrow" w:eastAsia="Arial Narrow" w:hAnsi="Arial Narrow" w:cs="Arial Narrow"/>
-          <w:b/>
-          <w:bCs/>
           <w:sz w:val="22"/>
           <w:szCs w:val="22"/>
           <w:lang w:val="es-ES" w:eastAsia="es-ES"/>
@@ -5470,7 +5481,6 @@
       <w:r>
         <w:rPr>
           <w:rFonts w:ascii="Arial Narrow" w:eastAsia="Arial Narrow" w:hAnsi="Arial Narrow" w:cs="Arial Narrow"/>
-          <w:bCs/>
           <w:sz w:val="22"/>
           <w:szCs w:val="22"/>
         </w:rPr>
@@ -5718,7 +5728,15 @@
           <w:sz w:val="22"/>
           <w:szCs w:val="22"/>
         </w:rPr>
-        <w:t xml:space="preserve">: </w:t>
+        <w:t xml:space="preserve">:</w:t>
+      </w:r>
+      <w:r>
+        <w:rPr>
+          <w:rFonts w:ascii="Arial Narrow" w:eastAsia="Arial Narrow" w:hAnsi="Arial Narrow" w:cs="Arial Narrow"/>
+          <w:sz w:val="22"/>
+          <w:szCs w:val="22"/>
+        </w:rPr>
+        <w:t xml:space="preserve"> </w:t>
       </w:r>
       <w:r>
         <w:rPr>
@@ -5760,7 +5778,7 @@
           <w:szCs w:val="22"/>
           <w:vertAlign w:val="superscript"/>
         </w:rPr>
-        <w:footnoteReference w:id="14"/>
+        <w:footnoteReference w:id="15"/>
       </w:r>
       <w:r>
         <w:rPr>
@@ -5834,7 +5852,7 @@
           <w:szCs w:val="22"/>
           <w:vertAlign w:val="superscript"/>
         </w:rPr>
-        <w:footnoteReference w:id="15"/>
+        <w:footnoteReference w:id="16"/>
       </w:r>
       <w:r>
         <w:rPr>
@@ -5890,7 +5908,7 @@
           <w:szCs w:val="22"/>
           <w:vertAlign w:val="superscript"/>
         </w:rPr>
-        <w:footnoteReference w:id="16"/>
+        <w:footnoteReference w:id="17"/>
       </w:r>
       <w:r>
         <w:rPr>
@@ -6015,7 +6033,15 @@
           <w:sz w:val="22"/>
           <w:szCs w:val="22"/>
         </w:rPr>
-        <w:t xml:space="preserve">: </w:t>
+        <w:t xml:space="preserve">:</w:t>
+      </w:r>
+      <w:r>
+        <w:rPr>
+          <w:rFonts w:ascii="Arial Narrow" w:eastAsia="Arial Narrow" w:hAnsi="Arial Narrow" w:cs="Arial Narrow"/>
+          <w:sz w:val="22"/>
+          <w:szCs w:val="22"/>
+        </w:rPr>
+        <w:t xml:space="preserve"> </w:t>
       </w:r>
       <w:r>
         <w:rPr>
@@ -6033,7 +6059,7 @@
           <w:szCs w:val="22"/>
           <w:vertAlign w:val="superscript"/>
         </w:rPr>
-        <w:footnoteReference w:id="17"/>
+        <w:footnoteReference w:id="18"/>
       </w:r>
       <w:r>
         <w:rPr>
@@ -6048,14 +6074,12 @@
           <w:rFonts w:ascii="Arial Narrow" w:eastAsia="Arial Narrow" w:hAnsi="Arial Narrow" w:cs="Arial Narrow"/>
           <w:sz w:val="22"/>
           <w:szCs w:val="22"/>
-          <w:u w:val="single"/>
         </w:rPr>
         <w:t>expresamente su facultad para asistir y conciliar en su representación</w:t>
       </w:r>
       <w:r>
         <w:rPr>
           <w:rFonts w:ascii="Arial Narrow" w:eastAsia="Arial Narrow" w:hAnsi="Arial Narrow" w:cs="Arial Narrow"/>
-          <w:bCs/>
           <w:sz w:val="22"/>
           <w:szCs w:val="22"/>
         </w:rPr>
@@ -6064,8 +6088,6 @@
       <w:r>
         <w:rPr>
           <w:rFonts w:ascii="Arial Narrow" w:eastAsia="Arial Narrow" w:hAnsi="Arial Narrow" w:cs="Arial Narrow"/>
-          <w:b/>
-          <w:bCs/>
           <w:sz w:val="22"/>
           <w:szCs w:val="22"/>
         </w:rPr>
@@ -6076,7 +6098,6 @@
           <w:rFonts w:ascii="Arial Narrow" w:eastAsia="Arial Narrow" w:hAnsi="Arial Narrow" w:cs="Arial Narrow"/>
           <w:sz w:val="22"/>
           <w:szCs w:val="22"/>
-          <w:u w:val="single"/>
         </w:rPr>
         <w:t xml:space="preserve">Ello bajo apercibimiento de no realizar la audiencia de conciliación y levantar el acta de inasistencia correspondiente. </w:t>
       </w:r>
@@ -6124,7 +6145,15 @@
           <w:sz w:val="22"/>
           <w:szCs w:val="22"/>
         </w:rPr>
-        <w:t xml:space="preserve">: </w:t>
+        <w:t xml:space="preserve">:</w:t>
+      </w:r>
+      <w:r>
+        <w:rPr>
+          <w:rFonts w:ascii="Arial Narrow" w:eastAsia="Arial Narrow" w:hAnsi="Arial Narrow" w:cs="Arial Narrow"/>
+          <w:sz w:val="22"/>
+          <w:szCs w:val="22"/>
+        </w:rPr>
+        <w:t xml:space="preserve"> </w:t>
       </w:r>
       <w:r>
         <w:rPr>
@@ -6167,15 +6196,23 @@
           <w:sz w:val="22"/>
           <w:szCs w:val="22"/>
         </w:rPr>
-        <w:t xml:space="preserve">DÉCIMO PRIMERO: </w:t>
-      </w:r>
-      <w:r>
-        <w:rPr>
-          <w:rFonts w:ascii="Arial Narrow" w:eastAsia="Arial Narrow" w:hAnsi="Arial Narrow" w:cs="Arial Narrow"/>
-          <w:sz w:val="22"/>
-          <w:szCs w:val="22"/>
-        </w:rPr>
-        <w:t xml:space="preserve">requerir a la señora [APELLIDO] [APELLIDO] [APELLIDO] y [APELLIDO] y Servicios Múltiples S.A.C. para que, dentro del plazo de dos (2) días hábiles siguientes a la fecha en que reciban la notificación en sus bandejas de correo electrónico, efectúen la confirmación de recepción de la notificación remitida por este despacho a sus correos electrónicos, de conformidad con el segundo párrafo del numeral 4 del artículo 20 del Texto Único Ordenado de la Ley del Procedimiento Administrativo General, aprobado mediante Decreto Supremo 006-2026-JUS, bajo apercibimiento de rehacer el acto de notificación y notificarle conforme al numeral 1 del artículo 20 del citado cuerpo normativo.</w:t>
+        <w:t xml:space="preserve">DÉCIMO PRIMERO:</w:t>
+      </w:r>
+      <w:r>
+        <w:rPr>
+          <w:rFonts w:ascii="Arial Narrow" w:eastAsia="Arial Narrow" w:hAnsi="Arial Narrow" w:cs="Arial Narrow"/>
+          <w:sz w:val="22"/>
+          <w:szCs w:val="22"/>
+        </w:rPr>
+        <w:t xml:space="preserve"> </w:t>
+      </w:r>
+      <w:r>
+        <w:rPr>
+          <w:rFonts w:ascii="Arial Narrow" w:eastAsia="Arial Narrow" w:hAnsi="Arial Narrow" w:cs="Arial Narrow"/>
+          <w:sz w:val="22"/>
+          <w:szCs w:val="22"/>
+        </w:rPr>
+        <w:t xml:space="preserve">requerir a la señora [APELLIDO] [APELLIDO] [APELLIDO] y [APELLIDO] y Servicios Múltiples S.A.C. para que, dentro del plazo de dos (2) días hábiles siguientes a la fecha en que reciban la notificación en sus bandejas de correo electrónico, efectúen la confirmación de recepción de la notificación remitida por este despacho a sus correos electrónicos, de conformidad con el segundo párrafo del numeral 4 del artículo 20 del Texto Único Ordenado de la Ley del Procedimiento Administrativo General, aprobado mediante Decreto Supremo 006-2026-JUS, bajo apercibimiento de rehacer el acto de notificación y notificarles conforme al numeral 1 del artículo 20 del citado cuerpo normativo.</w:t>
       </w:r>
       <w:r>
         <w:rPr>
@@ -6429,7 +6466,7 @@
           <w:szCs w:val="22"/>
           <w:vertAlign w:val="superscript"/>
         </w:rPr>
-        <w:footnoteReference w:id="18"/>
+        <w:footnoteReference w:id="19"/>
       </w:r>
       <w:r>
         <w:rPr>
@@ -7031,6 +7068,9 @@
     <w:p>
       <w:pPr>
         <w:pStyle w:val="Textonotapie"/>
+        <w:tabs>
+          <w:tab w:val="left" w:pos="567"/>
+        </w:tabs>
         <w:ind w:left="567" w:hanging="567"/>
         <w:jc w:val="both"/>
         <w:rPr>
@@ -7106,6 +7146,9 @@
   <w:footnote w:id="2">
     <w:p>
       <w:pPr>
+        <w:tabs>
+          <w:tab w:val="left" w:pos="570"/>
+        </w:tabs>
         <w:ind w:left="570" w:hanging="570"/>
         <w:jc w:val="both"/>
         <w:rPr>
@@ -7130,7 +7173,8 @@
           <w:sz w:val="16"/>
           <w:szCs w:val="16"/>
         </w:rPr>
-        <w:t xml:space="preserve"> </w:t>
+        <w:tab/>
+        <w:t xml:space="preserve"/>
       </w:r>
       <w:r>
         <w:rPr>
@@ -7236,17 +7280,6 @@
         <w:tab/>
         <w:t>INFORMACIÓN CONFIDENCIAL</w:t>
       </w:r>
-    </w:p>
-    <w:p>
-      <w:pPr>
-        <w:ind w:right="4"/>
-        <w:jc w:val="both"/>
-        <w:rPr>
-          <w:rFonts w:ascii="Arial Narrow" w:eastAsia="Arial Narrow" w:hAnsi="Arial Narrow" w:cs="Arial Narrow"/>
-          <w:sz w:val="16"/>
-          <w:szCs w:val="16"/>
-        </w:rPr>
-      </w:pPr>
     </w:p>
     <w:p>
       <w:pPr>
@@ -7282,27 +7315,6 @@
       <w:pPr>
         <w:pStyle w:val="NormalWeb"/>
         <w:spacing w:after="0" w:line="240" w:lineRule="auto"/>
-        <w:ind w:left="1134"/>
-        <w:jc w:val="both"/>
-        <w:rPr>
-          <w:rFonts w:ascii="Arial Narrow" w:eastAsia="Arial Narrow" w:hAnsi="Arial Narrow" w:cs="Arial Narrow"/>
-          <w:sz w:val="16"/>
-          <w:szCs w:val="16"/>
-        </w:rPr>
-      </w:pPr>
-      <w:r>
-        <w:rPr>
-          <w:rFonts w:ascii="Arial Narrow" w:eastAsia="Arial Narrow" w:hAnsi="Arial Narrow" w:cs="Arial Narrow"/>
-          <w:sz w:val="16"/>
-          <w:szCs w:val="16"/>
-        </w:rPr>
-        <w:t>     </w:t>
-      </w:r>
-    </w:p>
-    <w:p>
-      <w:pPr>
-        <w:pStyle w:val="NormalWeb"/>
-        <w:spacing w:after="0" w:line="240" w:lineRule="auto"/>
         <w:ind w:left="2268"/>
         <w:jc w:val="both"/>
         <w:rPr>
@@ -7319,19 +7331,6 @@
         </w:rPr>
         <w:t>Puede también declararse confidencial aquella información que sea considerada reservada o confidencial por Ley. Entre estas:</w:t>
       </w:r>
-    </w:p>
-    <w:p>
-      <w:pPr>
-        <w:pStyle w:val="NormalWeb"/>
-        <w:spacing w:after="0" w:line="240" w:lineRule="auto"/>
-        <w:ind w:left="2268"/>
-        <w:jc w:val="both"/>
-        <w:rPr>
-          <w:rFonts w:ascii="Arial Narrow" w:eastAsia="Arial Narrow" w:hAnsi="Arial Narrow" w:cs="Arial Narrow"/>
-          <w:sz w:val="16"/>
-          <w:szCs w:val="16"/>
-        </w:rPr>
-      </w:pPr>
     </w:p>
     <w:p>
       <w:pPr>
@@ -7381,7 +7380,7 @@
           <w:sz w:val="16"/>
           <w:szCs w:val="16"/>
         </w:rPr>
-        <w:t>     </w:t>
+        <w:t xml:space="preserve">     </w:t>
       </w:r>
       <w:r>
         <w:rPr>
@@ -7392,19 +7391,6 @@
         <w:tab/>
         <w:t>Se consideran datos sensibles los datos personales constituidos por los datos biométricos que por sí mismos pueden identificar al titular, datos referidos al origen racial y étnico; ingresos económicos, opiniones o convicciones políticas, religiosas, filosóficas o morales; afiliación sindical; e información relacionada a la salud o a la vida sexual.</w:t>
       </w:r>
-    </w:p>
-    <w:p>
-      <w:pPr>
-        <w:pStyle w:val="NormalWeb"/>
-        <w:spacing w:after="0" w:line="240" w:lineRule="auto"/>
-        <w:ind w:left="2268"/>
-        <w:jc w:val="both"/>
-        <w:rPr>
-          <w:rFonts w:ascii="Arial Narrow" w:eastAsia="Arial Narrow" w:hAnsi="Arial Narrow" w:cs="Arial Narrow"/>
-          <w:sz w:val="16"/>
-          <w:szCs w:val="16"/>
-        </w:rPr>
-      </w:pPr>
     </w:p>
     <w:p>
       <w:pPr>
@@ -7440,19 +7426,6 @@
       <w:pPr>
         <w:pStyle w:val="NormalWeb"/>
         <w:spacing w:after="0" w:line="240" w:lineRule="auto"/>
-        <w:ind w:left="2268"/>
-        <w:jc w:val="both"/>
-        <w:rPr>
-          <w:rFonts w:ascii="Arial Narrow" w:eastAsia="Arial Narrow" w:hAnsi="Arial Narrow" w:cs="Arial Narrow"/>
-          <w:sz w:val="16"/>
-          <w:szCs w:val="16"/>
-        </w:rPr>
-      </w:pPr>
-    </w:p>
-    <w:p>
-      <w:pPr>
-        <w:pStyle w:val="NormalWeb"/>
-        <w:spacing w:after="0" w:line="240" w:lineRule="auto"/>
         <w:ind w:left="2835" w:hanging="567"/>
         <w:jc w:val="both"/>
         <w:rPr>
@@ -7491,6 +7464,14 @@
           <w:szCs w:val="16"/>
         </w:rPr>
       </w:pPr>
+      <w:r>
+        <w:rPr>
+          <w:rFonts w:ascii="Arial Narrow" w:eastAsia="Arial Narrow" w:hAnsi="Arial Narrow" w:cs="Arial Narrow"/>
+          <w:sz w:val="16"/>
+          <w:szCs w:val="16"/>
+        </w:rPr>
+        <w:t>Se considerará lo siguiente:</w:t>
+      </w:r>
     </w:p>
     <w:p>
       <w:pPr>
@@ -7507,10 +7488,20 @@
       <w:r>
         <w:rPr>
           <w:rFonts w:ascii="Arial Narrow" w:eastAsia="Arial Narrow" w:hAnsi="Arial Narrow" w:cs="Arial Narrow"/>
-          <w:sz w:val="16"/>
-          <w:szCs w:val="16"/>
-        </w:rPr>
-        <w:t>Se considerará lo siguiente:</w:t>
+          <w:b/>
+          <w:bCs/>
+          <w:sz w:val="16"/>
+          <w:szCs w:val="16"/>
+        </w:rPr>
+        <w:t>Secreto comercial:</w:t>
+      </w:r>
+      <w:r>
+        <w:rPr>
+          <w:rFonts w:ascii="Arial Narrow" w:eastAsia="Arial Narrow" w:hAnsi="Arial Narrow" w:cs="Arial Narrow"/>
+          <w:sz w:val="16"/>
+          <w:szCs w:val="16"/>
+        </w:rPr>
+        <w:t xml:space="preserve"> aquella información cuya importancia para el desarrollo de la actividad empresarial obliga a las empresas a mantenerla fuera del alcance de terceros ajenos a la empresa;</w:t>
       </w:r>
     </w:p>
     <w:p>
@@ -7525,6 +7516,24 @@
           <w:szCs w:val="16"/>
         </w:rPr>
       </w:pPr>
+      <w:r>
+        <w:rPr>
+          <w:rFonts w:ascii="Arial Narrow" w:eastAsia="Arial Narrow" w:hAnsi="Arial Narrow" w:cs="Arial Narrow"/>
+          <w:b/>
+          <w:bCs/>
+          <w:sz w:val="16"/>
+          <w:szCs w:val="16"/>
+        </w:rPr>
+        <w:t>Secreto industrial:</w:t>
+      </w:r>
+      <w:r>
+        <w:rPr>
+          <w:rFonts w:ascii="Arial Narrow" w:eastAsia="Arial Narrow" w:hAnsi="Arial Narrow" w:cs="Arial Narrow"/>
+          <w:sz w:val="16"/>
+          <w:szCs w:val="16"/>
+        </w:rPr>
+        <w:t xml:space="preserve"> conocimiento tecnológico referido a procedimientos de fabricación o producción en general, o el conocimiento vinculado al empleo y aplicación de técnicas industriales, que permitan obtener o mantener una ventaja competitiva o económica frente a terceros;</w:t>
+      </w:r>
     </w:p>
     <w:p>
       <w:pPr>
@@ -7546,15 +7555,105 @@
           <w:sz w:val="16"/>
           <w:szCs w:val="16"/>
         </w:rPr>
-        <w:t>Secreto comercial:</w:t>
-      </w:r>
-      <w:r>
-        <w:rPr>
-          <w:rFonts w:ascii="Arial Narrow" w:eastAsia="Arial Narrow" w:hAnsi="Arial Narrow" w:cs="Arial Narrow"/>
-          <w:sz w:val="16"/>
-          <w:szCs w:val="16"/>
-        </w:rPr>
-        <w:t xml:space="preserve"> aquella información cuya importancia para el desarrollo de la actividad empresarial obliga a las empresas a mantenerla fuera del alcance de terceros ajenos a la empresa;</w:t>
+        <w:t>Secreto empresarial:</w:t>
+      </w:r>
+      <w:r>
+        <w:rPr>
+          <w:rFonts w:ascii="Arial Narrow" w:eastAsia="Arial Narrow" w:hAnsi="Arial Narrow" w:cs="Arial Narrow"/>
+          <w:sz w:val="16"/>
+          <w:szCs w:val="16"/>
+        </w:rPr>
+        <w:t xml:space="preserve"> Cualquier información no divulgada que una empresa natural o jurídica legítimamente posea, que pueda usarse en alguna actividad productiva, industrial o comercial, y que sea susceptible de transmitirse a un tercero, en la medida que dicha información sea:</w:t>
+      </w:r>
+    </w:p>
+    <w:p>
+      <w:pPr>
+        <w:pStyle w:val="NormalWeb"/>
+        <w:spacing w:after="0" w:line="240" w:lineRule="auto"/>
+        <w:ind w:left="3402" w:hanging="567"/>
+        <w:jc w:val="both"/>
+        <w:rPr>
+          <w:rFonts w:ascii="Arial Narrow" w:eastAsia="Arial Narrow" w:hAnsi="Arial Narrow" w:cs="Arial Narrow"/>
+          <w:sz w:val="16"/>
+          <w:szCs w:val="16"/>
+        </w:rPr>
+      </w:pPr>
+      <w:r>
+        <w:rPr>
+          <w:rFonts w:ascii="Arial Narrow" w:eastAsia="Arial Narrow" w:hAnsi="Arial Narrow" w:cs="Arial Narrow"/>
+          <w:sz w:val="16"/>
+          <w:szCs w:val="16"/>
+        </w:rPr>
+        <w:t xml:space="preserve">c.1 </w:t>
+      </w:r>
+      <w:r>
+        <w:rPr>
+          <w:rFonts w:ascii="Arial Narrow" w:eastAsia="Arial Narrow" w:hAnsi="Arial Narrow" w:cs="Arial Narrow"/>
+          <w:sz w:val="16"/>
+          <w:szCs w:val="16"/>
+        </w:rPr>
+        <w:tab/>
+        <w:t>Secreta, en el sentido que como conjunto o en la configuración y reunión precisa de sus componentes, no sea generalmente conocida ni fácilmente accesible por quienes se encuentran en los círculos que normalmente manejan la información respectiva;</w:t>
+      </w:r>
+    </w:p>
+    <w:p>
+      <w:pPr>
+        <w:pStyle w:val="NormalWeb"/>
+        <w:spacing w:after="0" w:line="240" w:lineRule="auto"/>
+        <w:ind w:left="3402" w:hanging="567"/>
+        <w:jc w:val="both"/>
+        <w:rPr>
+          <w:rFonts w:ascii="Arial Narrow" w:eastAsia="Arial Narrow" w:hAnsi="Arial Narrow" w:cs="Arial Narrow"/>
+          <w:sz w:val="16"/>
+          <w:szCs w:val="16"/>
+        </w:rPr>
+      </w:pPr>
+      <w:r>
+        <w:rPr>
+          <w:rFonts w:ascii="Arial Narrow" w:eastAsia="Arial Narrow" w:hAnsi="Arial Narrow" w:cs="Arial Narrow"/>
+          <w:sz w:val="16"/>
+          <w:szCs w:val="16"/>
+        </w:rPr>
+        <w:t xml:space="preserve">c.2 </w:t>
+      </w:r>
+      <w:r>
+        <w:rPr>
+          <w:rFonts w:ascii="Arial Narrow" w:eastAsia="Arial Narrow" w:hAnsi="Arial Narrow" w:cs="Arial Narrow"/>
+          <w:sz w:val="16"/>
+          <w:szCs w:val="16"/>
+        </w:rPr>
+        <w:tab/>
+        <w:t>tenga un valor comercial por ser secreta; y</w:t>
+      </w:r>
+    </w:p>
+    <w:p>
+      <w:pPr>
+        <w:pStyle w:val="NormalWeb"/>
+        <w:spacing w:after="0" w:line="240" w:lineRule="auto"/>
+        <w:ind w:left="3402" w:hanging="567"/>
+        <w:jc w:val="both"/>
+        <w:rPr>
+          <w:rFonts w:ascii="Arial Narrow" w:eastAsia="Arial Narrow" w:hAnsi="Arial Narrow" w:cs="Arial Narrow"/>
+          <w:sz w:val="16"/>
+          <w:szCs w:val="16"/>
+        </w:rPr>
+      </w:pPr>
+      <w:r>
+        <w:rPr>
+          <w:rFonts w:ascii="Arial Narrow" w:eastAsia="Arial Narrow" w:hAnsi="Arial Narrow" w:cs="Arial Narrow"/>
+          <w:sz w:val="16"/>
+          <w:szCs w:val="16"/>
+        </w:rPr>
+        <w:t xml:space="preserve">c.3 </w:t>
+      </w:r>
+      <w:r>
+        <w:rPr>
+          <w:rFonts w:ascii="Arial Narrow" w:eastAsia="Arial Narrow" w:hAnsi="Arial Narrow" w:cs="Arial Narrow"/>
+          <w:sz w:val="16"/>
+          <w:szCs w:val="16"/>
+        </w:rPr>
+        <w:tab/>
+        <w:t>haya sido objeto de medidas razonables tomadas por su legítimo poseedor para mantenerla secreta.</w:t>
       </w:r>
     </w:p>
     <w:p>
@@ -7572,210 +7671,11 @@
       <w:r>
         <w:rPr>
           <w:rFonts w:ascii="Arial Narrow" w:eastAsia="Arial Narrow" w:hAnsi="Arial Narrow" w:cs="Arial Narrow"/>
-          <w:b/>
-          <w:bCs/>
-          <w:sz w:val="16"/>
-          <w:szCs w:val="16"/>
-        </w:rPr>
-        <w:t>Secreto industrial:</w:t>
-      </w:r>
-      <w:r>
-        <w:rPr>
-          <w:rFonts w:ascii="Arial Narrow" w:eastAsia="Arial Narrow" w:hAnsi="Arial Narrow" w:cs="Arial Narrow"/>
-          <w:sz w:val="16"/>
-          <w:szCs w:val="16"/>
-        </w:rPr>
-        <w:t xml:space="preserve"> conocimiento tecnológico referido a procedimientos de fabricación o producción en general, o el conocimiento vinculado al empleo y aplicación de técnicas industriales, que permitan obtener o mantener una ventaja competitiva o económica frente a terceros;</w:t>
-      </w:r>
-    </w:p>
-    <w:p>
-      <w:pPr>
-        <w:pStyle w:val="NormalWeb"/>
-        <w:spacing w:after="0" w:line="240" w:lineRule="auto"/>
-        <w:ind w:left="2835"/>
-        <w:jc w:val="both"/>
-        <w:rPr>
-          <w:rFonts w:ascii="Arial Narrow" w:eastAsia="Arial Narrow" w:hAnsi="Arial Narrow" w:cs="Arial Narrow"/>
-          <w:sz w:val="16"/>
-          <w:szCs w:val="16"/>
-        </w:rPr>
-      </w:pPr>
-      <w:r>
-        <w:rPr>
-          <w:rFonts w:ascii="Arial Narrow" w:eastAsia="Arial Narrow" w:hAnsi="Arial Narrow" w:cs="Arial Narrow"/>
-          <w:b/>
-          <w:bCs/>
-          <w:sz w:val="16"/>
-          <w:szCs w:val="16"/>
-        </w:rPr>
-        <w:t>Secreto empresarial:</w:t>
-      </w:r>
-      <w:r>
-        <w:rPr>
-          <w:rFonts w:ascii="Arial Narrow" w:eastAsia="Arial Narrow" w:hAnsi="Arial Narrow" w:cs="Arial Narrow"/>
-          <w:sz w:val="16"/>
-          <w:szCs w:val="16"/>
-        </w:rPr>
-        <w:t xml:space="preserve"> Cualquier información no divulgada que una empresa natural o jurídica legítimamente posea, que pueda usarse en alguna actividad productiva, industrial o comercial, y que sea susceptible de transmitirse a un tercero, en la medida que dicha información sea:</w:t>
-      </w:r>
-    </w:p>
-    <w:p>
-      <w:pPr>
-        <w:pStyle w:val="NormalWeb"/>
-        <w:spacing w:after="0" w:line="240" w:lineRule="auto"/>
-        <w:ind w:left="1134"/>
-        <w:jc w:val="both"/>
-        <w:rPr>
-          <w:rFonts w:ascii="Arial Narrow" w:eastAsia="Arial Narrow" w:hAnsi="Arial Narrow" w:cs="Arial Narrow"/>
-          <w:sz w:val="16"/>
-          <w:szCs w:val="16"/>
-        </w:rPr>
-      </w:pPr>
-      <w:r>
-        <w:rPr>
-          <w:rFonts w:ascii="Arial Narrow" w:eastAsia="Arial Narrow" w:hAnsi="Arial Narrow" w:cs="Arial Narrow"/>
-          <w:sz w:val="16"/>
-          <w:szCs w:val="16"/>
-        </w:rPr>
-        <w:t>   </w:t>
-      </w:r>
-    </w:p>
-    <w:p>
-      <w:pPr>
-        <w:pStyle w:val="NormalWeb"/>
-        <w:spacing w:after="0" w:line="240" w:lineRule="auto"/>
-        <w:ind w:left="3402" w:hanging="567"/>
-        <w:jc w:val="both"/>
-        <w:rPr>
-          <w:rFonts w:ascii="Arial Narrow" w:eastAsia="Arial Narrow" w:hAnsi="Arial Narrow" w:cs="Arial Narrow"/>
-          <w:sz w:val="16"/>
-          <w:szCs w:val="16"/>
-        </w:rPr>
-      </w:pPr>
-      <w:r>
-        <w:rPr>
-          <w:rFonts w:ascii="Arial Narrow" w:eastAsia="Arial Narrow" w:hAnsi="Arial Narrow" w:cs="Arial Narrow"/>
-          <w:sz w:val="16"/>
-          <w:szCs w:val="16"/>
-        </w:rPr>
-        <w:t xml:space="preserve">c.1 </w:t>
-      </w:r>
-      <w:r>
-        <w:rPr>
-          <w:rFonts w:ascii="Arial Narrow" w:eastAsia="Arial Narrow" w:hAnsi="Arial Narrow" w:cs="Arial Narrow"/>
-          <w:sz w:val="16"/>
-          <w:szCs w:val="16"/>
-        </w:rPr>
-        <w:tab/>
-        <w:t>Secreta, en el sentido que como conjunto o en la configuración y reunión precisa de sus componentes, no sea generalmente conocida ni fácilmente accesible por quienes se encuentran en los círculos que normalmente manejan la información respectiva;</w:t>
-      </w:r>
-    </w:p>
-    <w:p>
-      <w:pPr>
-        <w:pStyle w:val="NormalWeb"/>
-        <w:spacing w:after="0" w:line="240" w:lineRule="auto"/>
-        <w:ind w:left="3402" w:hanging="567"/>
-        <w:jc w:val="both"/>
-        <w:rPr>
-          <w:rFonts w:ascii="Arial Narrow" w:eastAsia="Arial Narrow" w:hAnsi="Arial Narrow" w:cs="Arial Narrow"/>
-          <w:sz w:val="16"/>
-          <w:szCs w:val="16"/>
-        </w:rPr>
-      </w:pPr>
-      <w:r>
-        <w:rPr>
-          <w:rFonts w:ascii="Arial Narrow" w:eastAsia="Arial Narrow" w:hAnsi="Arial Narrow" w:cs="Arial Narrow"/>
-          <w:sz w:val="16"/>
-          <w:szCs w:val="16"/>
-        </w:rPr>
-        <w:t xml:space="preserve">c.2 </w:t>
-      </w:r>
-      <w:r>
-        <w:rPr>
-          <w:rFonts w:ascii="Arial Narrow" w:eastAsia="Arial Narrow" w:hAnsi="Arial Narrow" w:cs="Arial Narrow"/>
-          <w:sz w:val="16"/>
-          <w:szCs w:val="16"/>
-        </w:rPr>
-        <w:tab/>
-        <w:t>tenga un valor comercial por ser secreta; y</w:t>
-      </w:r>
-    </w:p>
-    <w:p>
-      <w:pPr>
-        <w:pStyle w:val="NormalWeb"/>
-        <w:spacing w:after="0" w:line="240" w:lineRule="auto"/>
-        <w:ind w:left="3402" w:hanging="567"/>
-        <w:jc w:val="both"/>
-        <w:rPr>
-          <w:rFonts w:ascii="Arial Narrow" w:eastAsia="Arial Narrow" w:hAnsi="Arial Narrow" w:cs="Arial Narrow"/>
-          <w:sz w:val="16"/>
-          <w:szCs w:val="16"/>
-        </w:rPr>
-      </w:pPr>
-      <w:r>
-        <w:rPr>
-          <w:rFonts w:ascii="Arial Narrow" w:eastAsia="Arial Narrow" w:hAnsi="Arial Narrow" w:cs="Arial Narrow"/>
-          <w:sz w:val="16"/>
-          <w:szCs w:val="16"/>
-        </w:rPr>
-        <w:t xml:space="preserve">c.3 </w:t>
-      </w:r>
-      <w:r>
-        <w:rPr>
-          <w:rFonts w:ascii="Arial Narrow" w:eastAsia="Arial Narrow" w:hAnsi="Arial Narrow" w:cs="Arial Narrow"/>
-          <w:sz w:val="16"/>
-          <w:szCs w:val="16"/>
-        </w:rPr>
-        <w:tab/>
-        <w:t>haya sido objeto de medidas razonables tomadas por su legítimo poseedor para mantenerla secreta.</w:t>
-      </w:r>
-    </w:p>
-    <w:p>
-      <w:pPr>
-        <w:pStyle w:val="NormalWeb"/>
-        <w:spacing w:after="0" w:line="240" w:lineRule="auto"/>
-        <w:ind w:left="3402" w:hanging="567"/>
-        <w:jc w:val="both"/>
-        <w:rPr>
-          <w:rFonts w:ascii="Arial Narrow" w:eastAsia="Arial Narrow" w:hAnsi="Arial Narrow" w:cs="Arial Narrow"/>
-          <w:sz w:val="16"/>
-          <w:szCs w:val="16"/>
-        </w:rPr>
-      </w:pPr>
-    </w:p>
-    <w:p>
-      <w:pPr>
-        <w:pStyle w:val="NormalWeb"/>
-        <w:spacing w:after="0" w:line="240" w:lineRule="auto"/>
-        <w:ind w:left="2835"/>
-        <w:jc w:val="both"/>
-        <w:rPr>
-          <w:rFonts w:ascii="Arial Narrow" w:eastAsia="Arial Narrow" w:hAnsi="Arial Narrow" w:cs="Arial Narrow"/>
-          <w:sz w:val="16"/>
-          <w:szCs w:val="16"/>
-        </w:rPr>
-      </w:pPr>
-      <w:r>
-        <w:rPr>
-          <w:rFonts w:ascii="Arial Narrow" w:eastAsia="Arial Narrow" w:hAnsi="Arial Narrow" w:cs="Arial Narrow"/>
           <w:sz w:val="16"/>
           <w:szCs w:val="16"/>
         </w:rPr>
         <w:t>La información de un secreto empresarial podrá estar referida a la naturaleza, características o finalidades de los productos; a los métodos o procesos de producción; o, a los medios o formas de distribución o comercialización de productos o prestación de servicios.</w:t>
       </w:r>
-    </w:p>
-    <w:p>
-      <w:pPr>
-        <w:pStyle w:val="NormalWeb"/>
-        <w:spacing w:after="0" w:line="240" w:lineRule="auto"/>
-        <w:ind w:left="2835"/>
-        <w:jc w:val="both"/>
-        <w:rPr>
-          <w:rFonts w:ascii="Arial Narrow" w:eastAsia="Arial Narrow" w:hAnsi="Arial Narrow" w:cs="Arial Narrow"/>
-          <w:sz w:val="16"/>
-          <w:szCs w:val="16"/>
-        </w:rPr>
-      </w:pPr>
     </w:p>
     <w:p>
       <w:pPr>
@@ -7821,6 +7721,9 @@
     <w:p>
       <w:pPr>
         <w:pStyle w:val="Textonotapie"/>
+        <w:tabs>
+          <w:tab w:val="left" w:pos="567"/>
+        </w:tabs>
         <w:ind w:left="567" w:hanging="567"/>
         <w:jc w:val="both"/>
         <w:rPr>
@@ -7846,7 +7749,8 @@
           <w:sz w:val="16"/>
           <w:szCs w:val="16"/>
         </w:rPr>
-        <w:t xml:space="preserve"> </w:t>
+        <w:tab/>
+        <w:t xml:space="preserve"/>
       </w:r>
       <w:r>
         <w:rPr>
@@ -7887,7 +7791,7 @@
           <w:szCs w:val="16"/>
           <w:shd w:val="clear" w:color="auto" w:fill="FFFFFF"/>
         </w:rPr>
-        <w:t>  </w:t>
+        <w:t xml:space="preserve">  </w:t>
       </w:r>
       <w:r>
         <w:rPr>
@@ -7942,7 +7846,7 @@
           <w:szCs w:val="16"/>
           <w:shd w:val="clear" w:color="auto" w:fill="FFFFFF"/>
         </w:rPr>
-        <w:t>(…) </w:t>
+        <w:t xml:space="preserve">(…) </w:t>
       </w:r>
     </w:p>
     <w:p>
@@ -7983,6 +7887,9 @@
     <w:p>
       <w:pPr>
         <w:pStyle w:val="Sinespaciado"/>
+        <w:tabs>
+          <w:tab w:val="left" w:pos="567"/>
+        </w:tabs>
         <w:ind w:left="567" w:hanging="567"/>
         <w:jc w:val="both"/>
         <w:rPr>
@@ -8009,7 +7916,8 @@
           <w:sz w:val="16"/>
           <w:szCs w:val="16"/>
         </w:rPr>
-        <w:t xml:space="preserve"> </w:t>
+        <w:tab/>
+        <w:t xml:space="preserve"/>
       </w:r>
       <w:r>
         <w:rPr>
@@ -8090,6 +7998,70 @@
     </w:p>
   </w:footnote>
   <w:footnote w:id="5">
+    <w:p>
+      <w:pPr>
+        <w:pStyle w:val="paragraph"/>
+        <w:tabs>
+          <w:tab w:val="left" w:pos="555"/>
+        </w:tabs>
+        <w:spacing w:before="0" w:beforeAutospacing="0" w:after="0" w:afterAutospacing="0"/>
+        <w:ind w:left="555" w:hanging="555"/>
+        <w:jc w:val="both"/>
+        <w:textAlignment w:val="baseline"/>
+        <w:rPr>
+          <w:rFonts w:ascii="Arial Narrow" w:eastAsia="Arial Narrow" w:hAnsi="Arial Narrow" w:cs="Arial Narrow"/>
+          <w:sz w:val="16"/>
+          <w:szCs w:val="16"/>
+        </w:rPr>
+      </w:pPr>
+      <w:r>
+        <w:rPr>
+          <w:rStyle w:val="Refdenotaalpie"/>
+          <w:rFonts w:ascii="Arial Narrow" w:eastAsia="Arial Narrow" w:hAnsi="Arial Narrow" w:cs="Arial Narrow"/>
+          <w:sz w:val="16"/>
+          <w:szCs w:val="16"/>
+          <w:vertAlign w:val="superscript"/>
+        </w:rPr>
+        <w:footnoteRef/>
+      </w:r>
+      <w:r>
+        <w:rPr>
+          <w:rFonts w:ascii="Arial Narrow" w:eastAsia="Arial Narrow" w:hAnsi="Arial Narrow" w:cs="Arial Narrow"/>
+          <w:sz w:val="16"/>
+          <w:szCs w:val="16"/>
+        </w:rPr>
+        <w:tab/>
+        <w:t xml:space="preserve"/>
+      </w:r>
+      <w:r>
+        <w:rPr>
+          <w:rFonts w:ascii="Arial Narrow" w:eastAsia="Arial Narrow" w:hAnsi="Arial Narrow" w:cs="Arial Narrow"/>
+          <w:sz w:val="16"/>
+          <w:szCs w:val="16"/>
+        </w:rPr>
+        <w:tab/>
+      </w:r>
+      <w:r>
+        <w:rPr>
+          <w:rStyle w:val="normaltextrun"/>
+          <w:rFonts w:ascii="Arial Narrow" w:eastAsia="Arial Narrow" w:hAnsi="Arial Narrow" w:cs="Arial Narrow"/>
+          <w:b/>
+          <w:bCs/>
+          <w:sz w:val="16"/>
+          <w:szCs w:val="16"/>
+        </w:rPr>
+        <w:t>Decreto Supremo 006-2026-JUS, TEXTO ÚNICO ORDENADO DE LA LEY DEL PROCEDIMIENTO ADMINISTRATIVO GENERAL, publicado el 30 de abril de 2026.</w:t>
+      </w:r>
+      <w:r>
+        <w:rPr>
+          <w:rStyle w:val="eop"/>
+          <w:rFonts w:ascii="Arial Narrow" w:eastAsia="Arial Narrow" w:hAnsi="Arial Narrow" w:cs="Arial Narrow"/>
+          <w:sz w:val="16"/>
+          <w:szCs w:val="16"/>
+        </w:rPr>
+        <w:t xml:space="preserve"> </w:t>
+      </w:r>
+    </w:p>
     <w:p>
       <w:pPr>
         <w:pStyle w:val="paragraph"/>
@@ -8105,40 +8077,133 @@
       </w:pPr>
       <w:r>
         <w:rPr>
-          <w:rStyle w:val="Refdenotaalpie"/>
-          <w:rFonts w:ascii="Arial Narrow" w:eastAsia="Arial Narrow" w:hAnsi="Arial Narrow" w:cs="Arial Narrow"/>
-          <w:sz w:val="16"/>
-          <w:szCs w:val="16"/>
-          <w:vertAlign w:val="superscript"/>
-        </w:rPr>
-        <w:footnoteRef/>
-      </w:r>
-      <w:r>
-        <w:rPr>
-          <w:rFonts w:ascii="Arial Narrow" w:eastAsia="Arial Narrow" w:hAnsi="Arial Narrow" w:cs="Arial Narrow"/>
-          <w:sz w:val="16"/>
-          <w:szCs w:val="16"/>
-        </w:rPr>
-        <w:t xml:space="preserve"> </w:t>
-      </w:r>
-      <w:r>
-        <w:rPr>
-          <w:rFonts w:ascii="Arial Narrow" w:eastAsia="Arial Narrow" w:hAnsi="Arial Narrow" w:cs="Arial Narrow"/>
+          <w:rStyle w:val="normaltextrun"/>
+          <w:rFonts w:ascii="Arial Narrow" w:eastAsia="Arial Narrow" w:hAnsi="Arial Narrow" w:cs="Arial Narrow"/>
+          <w:b/>
+          <w:bCs/>
+          <w:sz w:val="16"/>
+          <w:szCs w:val="16"/>
+        </w:rPr>
+        <w:t xml:space="preserve">            </w:t>
+      </w:r>
+      <w:r>
+        <w:rPr>
+          <w:rStyle w:val="normaltextrun"/>
+          <w:rFonts w:ascii="Arial Narrow" w:eastAsia="Arial Narrow" w:hAnsi="Arial Narrow" w:cs="Arial Narrow"/>
+          <w:b/>
+          <w:bCs/>
           <w:sz w:val="16"/>
           <w:szCs w:val="16"/>
         </w:rPr>
         <w:tab/>
-      </w:r>
+        <w:t>Artículo IV. Principios del procedimiento administrativo</w:t>
+      </w:r>
+      <w:r>
+        <w:rPr>
+          <w:rStyle w:val="eop"/>
+          <w:rFonts w:ascii="Arial Narrow" w:eastAsia="Arial Narrow" w:hAnsi="Arial Narrow" w:cs="Arial Narrow"/>
+          <w:sz w:val="16"/>
+          <w:szCs w:val="16"/>
+        </w:rPr>
+        <w:t xml:space="preserve"> </w:t>
+      </w:r>
+    </w:p>
+    <w:p>
+      <w:pPr>
+        <w:pStyle w:val="paragraph"/>
+        <w:spacing w:before="0" w:beforeAutospacing="0" w:after="0" w:afterAutospacing="0"/>
+        <w:ind w:left="555"/>
+        <w:jc w:val="both"/>
+        <w:textAlignment w:val="baseline"/>
+        <w:rPr>
+          <w:rFonts w:ascii="Arial Narrow" w:eastAsia="Arial Narrow" w:hAnsi="Arial Narrow" w:cs="Arial Narrow"/>
+          <w:sz w:val="16"/>
+          <w:szCs w:val="16"/>
+        </w:rPr>
+      </w:pPr>
       <w:r>
         <w:rPr>
           <w:rStyle w:val="normaltextrun"/>
           <w:rFonts w:ascii="Arial Narrow" w:eastAsia="Arial Narrow" w:hAnsi="Arial Narrow" w:cs="Arial Narrow"/>
+          <w:sz w:val="16"/>
+          <w:szCs w:val="16"/>
+        </w:rPr>
+        <w:t>1. El procedimiento administrativo se sustenta fundamentalmente en los siguientes principios, sin perjuicio de la vigencia de otros principios generales del Derecho Administrativo:</w:t>
+      </w:r>
+      <w:r>
+        <w:rPr>
+          <w:rStyle w:val="eop"/>
+          <w:rFonts w:ascii="Arial Narrow" w:eastAsia="Arial Narrow" w:hAnsi="Arial Narrow" w:cs="Arial Narrow"/>
+          <w:sz w:val="16"/>
+          <w:szCs w:val="16"/>
+        </w:rPr>
+        <w:t xml:space="preserve"> </w:t>
+      </w:r>
+    </w:p>
+    <w:p>
+      <w:pPr>
+        <w:pStyle w:val="paragraph"/>
+        <w:spacing w:before="0" w:beforeAutospacing="0" w:after="0" w:afterAutospacing="0"/>
+        <w:ind w:left="555"/>
+        <w:jc w:val="both"/>
+        <w:textAlignment w:val="baseline"/>
+        <w:rPr>
+          <w:rFonts w:ascii="Arial Narrow" w:eastAsia="Arial Narrow" w:hAnsi="Arial Narrow" w:cs="Arial Narrow"/>
+          <w:sz w:val="16"/>
+          <w:szCs w:val="16"/>
+        </w:rPr>
+      </w:pPr>
+      <w:r>
+        <w:rPr>
+          <w:rStyle w:val="normaltextrun"/>
+          <w:rFonts w:ascii="Arial Narrow" w:eastAsia="Arial Narrow" w:hAnsi="Arial Narrow" w:cs="Arial Narrow"/>
+          <w:sz w:val="16"/>
+          <w:szCs w:val="16"/>
+        </w:rPr>
+        <w:t>(…)</w:t>
+      </w:r>
+      <w:r>
+        <w:rPr>
+          <w:rStyle w:val="eop"/>
+          <w:rFonts w:ascii="Arial Narrow" w:eastAsia="Arial Narrow" w:hAnsi="Arial Narrow" w:cs="Arial Narrow"/>
+          <w:sz w:val="16"/>
+          <w:szCs w:val="16"/>
+        </w:rPr>
+        <w:t xml:space="preserve"> </w:t>
+      </w:r>
+    </w:p>
+    <w:p>
+      <w:pPr>
+        <w:pStyle w:val="paragraph"/>
+        <w:spacing w:before="0" w:beforeAutospacing="0" w:after="0" w:afterAutospacing="0"/>
+        <w:ind w:left="555"/>
+        <w:jc w:val="both"/>
+        <w:textAlignment w:val="baseline"/>
+        <w:rPr>
+          <w:rFonts w:ascii="Arial Narrow" w:eastAsia="Arial Narrow" w:hAnsi="Arial Narrow" w:cs="Arial Narrow"/>
+          <w:sz w:val="16"/>
+          <w:szCs w:val="16"/>
+        </w:rPr>
+      </w:pPr>
+      <w:r>
+        <w:rPr>
+          <w:rStyle w:val="normaltextrun"/>
+          <w:rFonts w:ascii="Arial Narrow" w:eastAsia="Arial Narrow" w:hAnsi="Arial Narrow" w:cs="Arial Narrow"/>
           <w:b/>
           <w:bCs/>
           <w:sz w:val="16"/>
           <w:szCs w:val="16"/>
         </w:rPr>
-        <w:t>Decreto Supremo 006-2026-JUS, TEXTO ÚNICO ORDENADO DE LA LEY DEL PROCEDIMIENTO ADMINISTRATIVO GENERAL, publicado el 30 de abril de 2026.</w:t>
+        <w:t xml:space="preserve">1.8 Principio de buena fe procedimental.- </w:t>
+      </w:r>
+      <w:r>
+        <w:rPr>
+          <w:rStyle w:val="normaltextrun"/>
+          <w:rFonts w:ascii="Arial Narrow" w:eastAsia="Arial Narrow" w:hAnsi="Arial Narrow" w:cs="Arial Narrow"/>
+          <w:sz w:val="16"/>
+          <w:szCs w:val="16"/>
+        </w:rPr>
+        <w:t>La autoridad administrativa, los administrados, sus representantes o abogados, realizan sus respectivos actos procedimentales guiados por el respeto mutuo, la colaboración y la buena fe. La autoridad administrativa no puede actuar contra sus propios actos, salvo los supuestos de revisión de oficio contemplados en la presente Ley.</w:t>
       </w:r>
       <w:r>
         <w:rPr>
@@ -8147,7 +8212,39 @@
           <w:sz w:val="16"/>
           <w:szCs w:val="16"/>
         </w:rPr>
-        <w:t> </w:t>
+        <w:t xml:space="preserve"> </w:t>
+      </w:r>
+    </w:p>
+    <w:p>
+      <w:pPr>
+        <w:pStyle w:val="paragraph"/>
+        <w:spacing w:before="0" w:beforeAutospacing="0" w:after="0" w:afterAutospacing="0"/>
+        <w:ind w:left="555"/>
+        <w:jc w:val="both"/>
+        <w:textAlignment w:val="baseline"/>
+        <w:rPr>
+          <w:rFonts w:ascii="Arial Narrow" w:eastAsia="Arial Narrow" w:hAnsi="Arial Narrow" w:cs="Arial Narrow"/>
+          <w:sz w:val="16"/>
+          <w:szCs w:val="16"/>
+        </w:rPr>
+      </w:pPr>
+      <w:r>
+        <w:rPr>
+          <w:rStyle w:val="normaltextrun"/>
+          <w:rFonts w:ascii="Arial Narrow" w:eastAsia="Arial Narrow" w:hAnsi="Arial Narrow" w:cs="Arial Narrow"/>
+          <w:sz w:val="16"/>
+          <w:szCs w:val="16"/>
+        </w:rPr>
+        <w:t>Ninguna regulación del procedimiento administrativo puede interpretarse de modo tal que ampare alguna conducta contra la buena fe procedimental.</w:t>
+      </w:r>
+      <w:r>
+        <w:rPr>
+          <w:rStyle w:val="eop"/>
+          <w:rFonts w:ascii="Arial Narrow" w:eastAsia="Arial Narrow" w:hAnsi="Arial Narrow" w:cs="Arial Narrow"/>
+          <w:sz w:val="16"/>
+          <w:szCs w:val="16"/>
+        </w:rPr>
+        <w:t xml:space="preserve"> </w:t>
       </w:r>
     </w:p>
     <w:p>
@@ -8163,197 +8260,15 @@
           <w:szCs w:val="16"/>
         </w:rPr>
       </w:pPr>
-      <w:r>
-        <w:rPr>
-          <w:rStyle w:val="normaltextrun"/>
-          <w:rFonts w:ascii="Arial Narrow" w:eastAsia="Arial Narrow" w:hAnsi="Arial Narrow" w:cs="Arial Narrow"/>
-          <w:b/>
-          <w:bCs/>
-          <w:sz w:val="16"/>
-          <w:szCs w:val="16"/>
-        </w:rPr>
-        <w:t>            </w:t>
-      </w:r>
-      <w:r>
-        <w:rPr>
-          <w:rStyle w:val="normaltextrun"/>
-          <w:rFonts w:ascii="Arial Narrow" w:eastAsia="Arial Narrow" w:hAnsi="Arial Narrow" w:cs="Arial Narrow"/>
-          <w:b/>
-          <w:bCs/>
-          <w:sz w:val="16"/>
-          <w:szCs w:val="16"/>
-        </w:rPr>
-        <w:tab/>
-        <w:t>Artículo IV. Principios del procedimiento administrativo</w:t>
-      </w:r>
-      <w:r>
-        <w:rPr>
-          <w:rStyle w:val="eop"/>
-          <w:rFonts w:ascii="Arial Narrow" w:eastAsia="Arial Narrow" w:hAnsi="Arial Narrow" w:cs="Arial Narrow"/>
-          <w:sz w:val="16"/>
-          <w:szCs w:val="16"/>
-        </w:rPr>
-        <w:t> </w:t>
-      </w:r>
-    </w:p>
-    <w:p>
-      <w:pPr>
-        <w:pStyle w:val="paragraph"/>
-        <w:spacing w:before="0" w:beforeAutospacing="0" w:after="0" w:afterAutospacing="0"/>
-        <w:ind w:left="555"/>
-        <w:jc w:val="both"/>
-        <w:textAlignment w:val="baseline"/>
-        <w:rPr>
-          <w:rFonts w:ascii="Arial Narrow" w:eastAsia="Arial Narrow" w:hAnsi="Arial Narrow" w:cs="Arial Narrow"/>
-          <w:sz w:val="16"/>
-          <w:szCs w:val="16"/>
-        </w:rPr>
-      </w:pPr>
-      <w:r>
-        <w:rPr>
-          <w:rStyle w:val="normaltextrun"/>
-          <w:rFonts w:ascii="Arial Narrow" w:eastAsia="Arial Narrow" w:hAnsi="Arial Narrow" w:cs="Arial Narrow"/>
-          <w:sz w:val="16"/>
-          <w:szCs w:val="16"/>
-        </w:rPr>
-        <w:t>1. El procedimiento administrativo se sustenta fundamentalmente en los siguientes principios, sin perjuicio de la vigencia de otros principios generales del Derecho Administrativo:</w:t>
-      </w:r>
-      <w:r>
-        <w:rPr>
-          <w:rStyle w:val="eop"/>
-          <w:rFonts w:ascii="Arial Narrow" w:eastAsia="Arial Narrow" w:hAnsi="Arial Narrow" w:cs="Arial Narrow"/>
-          <w:sz w:val="16"/>
-          <w:szCs w:val="16"/>
-        </w:rPr>
-        <w:t> </w:t>
-      </w:r>
-    </w:p>
-    <w:p>
-      <w:pPr>
-        <w:pStyle w:val="paragraph"/>
-        <w:spacing w:before="0" w:beforeAutospacing="0" w:after="0" w:afterAutospacing="0"/>
-        <w:ind w:left="555"/>
-        <w:jc w:val="both"/>
-        <w:textAlignment w:val="baseline"/>
-        <w:rPr>
-          <w:rFonts w:ascii="Arial Narrow" w:eastAsia="Arial Narrow" w:hAnsi="Arial Narrow" w:cs="Arial Narrow"/>
-          <w:sz w:val="16"/>
-          <w:szCs w:val="16"/>
-        </w:rPr>
-      </w:pPr>
-      <w:r>
-        <w:rPr>
-          <w:rStyle w:val="normaltextrun"/>
-          <w:rFonts w:ascii="Arial Narrow" w:eastAsia="Arial Narrow" w:hAnsi="Arial Narrow" w:cs="Arial Narrow"/>
-          <w:sz w:val="16"/>
-          <w:szCs w:val="16"/>
-        </w:rPr>
-        <w:t>(…)</w:t>
-      </w:r>
-      <w:r>
-        <w:rPr>
-          <w:rStyle w:val="eop"/>
-          <w:rFonts w:ascii="Arial Narrow" w:eastAsia="Arial Narrow" w:hAnsi="Arial Narrow" w:cs="Arial Narrow"/>
-          <w:sz w:val="16"/>
-          <w:szCs w:val="16"/>
-        </w:rPr>
-        <w:t> </w:t>
-      </w:r>
-    </w:p>
-    <w:p>
-      <w:pPr>
-        <w:pStyle w:val="paragraph"/>
-        <w:spacing w:before="0" w:beforeAutospacing="0" w:after="0" w:afterAutospacing="0"/>
-        <w:ind w:left="555"/>
-        <w:jc w:val="both"/>
-        <w:textAlignment w:val="baseline"/>
-        <w:rPr>
-          <w:rFonts w:ascii="Arial Narrow" w:eastAsia="Arial Narrow" w:hAnsi="Arial Narrow" w:cs="Arial Narrow"/>
-          <w:sz w:val="16"/>
-          <w:szCs w:val="16"/>
-        </w:rPr>
-      </w:pPr>
-      <w:r>
-        <w:rPr>
-          <w:rStyle w:val="normaltextrun"/>
-          <w:rFonts w:ascii="Arial Narrow" w:eastAsia="Arial Narrow" w:hAnsi="Arial Narrow" w:cs="Arial Narrow"/>
-          <w:b/>
-          <w:bCs/>
-          <w:sz w:val="16"/>
-          <w:szCs w:val="16"/>
-        </w:rPr>
-        <w:t>1.8 Principio de buena fe procedimental.- </w:t>
-      </w:r>
-      <w:r>
-        <w:rPr>
-          <w:rStyle w:val="normaltextrun"/>
-          <w:rFonts w:ascii="Arial Narrow" w:eastAsia="Arial Narrow" w:hAnsi="Arial Narrow" w:cs="Arial Narrow"/>
-          <w:sz w:val="16"/>
-          <w:szCs w:val="16"/>
-        </w:rPr>
-        <w:t>La autoridad administrativa, los administrados, sus representantes o abogados, realizan sus respectivos actos procedimentales guiados por el respeto mutuo, la colaboración y la buena fe. La autoridad administrativa no puede actuar contra sus propios actos, salvo los supuestos de revisión de oficio contemplados en la presente Ley.</w:t>
-      </w:r>
-      <w:r>
-        <w:rPr>
-          <w:rStyle w:val="eop"/>
-          <w:rFonts w:ascii="Arial Narrow" w:eastAsia="Arial Narrow" w:hAnsi="Arial Narrow" w:cs="Arial Narrow"/>
-          <w:sz w:val="16"/>
-          <w:szCs w:val="16"/>
-        </w:rPr>
-        <w:t> </w:t>
-      </w:r>
-    </w:p>
-    <w:p>
-      <w:pPr>
-        <w:pStyle w:val="paragraph"/>
-        <w:spacing w:before="0" w:beforeAutospacing="0" w:after="0" w:afterAutospacing="0"/>
-        <w:ind w:left="555"/>
-        <w:jc w:val="both"/>
-        <w:textAlignment w:val="baseline"/>
-        <w:rPr>
-          <w:rFonts w:ascii="Arial Narrow" w:eastAsia="Arial Narrow" w:hAnsi="Arial Narrow" w:cs="Arial Narrow"/>
-          <w:sz w:val="16"/>
-          <w:szCs w:val="16"/>
-        </w:rPr>
-      </w:pPr>
-      <w:r>
-        <w:rPr>
-          <w:rStyle w:val="normaltextrun"/>
-          <w:rFonts w:ascii="Arial Narrow" w:eastAsia="Arial Narrow" w:hAnsi="Arial Narrow" w:cs="Arial Narrow"/>
-          <w:sz w:val="16"/>
-          <w:szCs w:val="16"/>
-        </w:rPr>
-        <w:t>Ninguna regulación del procedimiento administrativo puede interpretarse de modo tal que ampare alguna conducta contra la buena fe procedimental.</w:t>
-      </w:r>
-      <w:r>
-        <w:rPr>
-          <w:rStyle w:val="eop"/>
-          <w:rFonts w:ascii="Arial Narrow" w:eastAsia="Arial Narrow" w:hAnsi="Arial Narrow" w:cs="Arial Narrow"/>
-          <w:sz w:val="16"/>
-          <w:szCs w:val="16"/>
-        </w:rPr>
-        <w:t> </w:t>
-      </w:r>
-    </w:p>
-    <w:p>
-      <w:pPr>
-        <w:pStyle w:val="paragraph"/>
-        <w:spacing w:before="0" w:beforeAutospacing="0" w:after="0" w:afterAutospacing="0"/>
-        <w:ind w:left="555" w:hanging="555"/>
-        <w:jc w:val="both"/>
-        <w:textAlignment w:val="baseline"/>
-        <w:rPr>
-          <w:rFonts w:ascii="Arial Narrow" w:eastAsia="Arial Narrow" w:hAnsi="Arial Narrow" w:cs="Arial Narrow"/>
-          <w:sz w:val="16"/>
-          <w:szCs w:val="16"/>
-        </w:rPr>
-      </w:pPr>
     </w:p>
   </w:footnote>
   <w:footnote w:id="6">
     <w:p>
       <w:pPr>
         <w:pStyle w:val="Textonotapie"/>
+        <w:tabs>
+          <w:tab w:val="left" w:pos="567"/>
+        </w:tabs>
         <w:ind w:left="567" w:hanging="567"/>
         <w:jc w:val="both"/>
         <w:rPr>
@@ -8380,7 +8295,8 @@
           <w:sz w:val="16"/>
           <w:szCs w:val="16"/>
         </w:rPr>
-        <w:t xml:space="preserve"> </w:t>
+        <w:tab/>
+        <w:t xml:space="preserve"/>
       </w:r>
       <w:r>
         <w:rPr>
@@ -8547,7 +8463,8 @@
           <w:sz w:val="16"/>
           <w:szCs w:val="16"/>
         </w:rPr>
-        <w:t xml:space="preserve"> </w:t>
+        <w:tab/>
+        <w:t xml:space="preserve"/>
       </w:r>
       <w:r>
         <w:rPr>
@@ -8654,10 +8571,30 @@
         <w:jc w:val="both"/>
         <w:rPr>
           <w:rFonts w:ascii="Arial Narrow" w:eastAsia="Arial Narrow" w:hAnsi="Arial Narrow" w:cs="Arial Narrow"/>
-          <w:sz w:val="16"/>
-          <w:szCs w:val="16"/>
-        </w:rPr>
-      </w:pPr>
+          <w:b/>
+          <w:bCs/>
+          <w:sz w:val="16"/>
+          <w:szCs w:val="16"/>
+        </w:rPr>
+      </w:pPr>
+      <w:r>
+        <w:rPr>
+          <w:rFonts w:ascii="Arial Narrow" w:eastAsia="Arial Narrow" w:hAnsi="Arial Narrow" w:cs="Arial Narrow"/>
+          <w:sz w:val="16"/>
+          <w:szCs w:val="16"/>
+        </w:rPr>
+        <w:tab/>
+      </w:r>
+      <w:r>
+        <w:rPr>
+          <w:rFonts w:ascii="Arial Narrow" w:eastAsia="Arial Narrow" w:hAnsi="Arial Narrow" w:cs="Arial Narrow"/>
+          <w:b/>
+          <w:bCs/>
+          <w:sz w:val="16"/>
+          <w:szCs w:val="16"/>
+        </w:rPr>
+        <w:t xml:space="preserve">LEY DE ORGANIZACIÓN Y FUNCIONES DEL INDECOPI, APROBADA POR DECRETO LEGISLATIVO 1033 </w:t>
+      </w:r>
     </w:p>
     <w:p>
       <w:pPr>
@@ -8669,29 +8606,28 @@
         <w:jc w:val="both"/>
         <w:rPr>
           <w:rFonts w:ascii="Arial Narrow" w:eastAsia="Arial Narrow" w:hAnsi="Arial Narrow" w:cs="Arial Narrow"/>
+          <w:sz w:val="16"/>
+          <w:szCs w:val="16"/>
+        </w:rPr>
+      </w:pPr>
+      <w:r>
+        <w:rPr>
+          <w:rFonts w:ascii="Arial Narrow" w:eastAsia="Arial Narrow" w:hAnsi="Arial Narrow" w:cs="Arial Narrow"/>
           <w:b/>
           <w:bCs/>
           <w:sz w:val="16"/>
           <w:szCs w:val="16"/>
         </w:rPr>
-      </w:pPr>
-      <w:r>
-        <w:rPr>
-          <w:rFonts w:ascii="Arial Narrow" w:eastAsia="Arial Narrow" w:hAnsi="Arial Narrow" w:cs="Arial Narrow"/>
-          <w:sz w:val="16"/>
-          <w:szCs w:val="16"/>
-        </w:rPr>
         <w:tab/>
-      </w:r>
-      <w:r>
-        <w:rPr>
-          <w:rFonts w:ascii="Arial Narrow" w:eastAsia="Arial Narrow" w:hAnsi="Arial Narrow" w:cs="Arial Narrow"/>
-          <w:b/>
-          <w:bCs/>
-          <w:sz w:val="16"/>
-          <w:szCs w:val="16"/>
-        </w:rPr>
-        <w:t xml:space="preserve">LEY DE ORGANIZACIÓN Y FUNCIONES DEL INDECOPI, APROBADA POR DECRETO LEGISLATIVO 1033 </w:t>
+        <w:t>Artículo 27.-</w:t>
+      </w:r>
+      <w:r>
+        <w:rPr>
+          <w:rFonts w:ascii="Arial Narrow" w:eastAsia="Arial Narrow" w:hAnsi="Arial Narrow" w:cs="Arial Narrow"/>
+          <w:sz w:val="16"/>
+          <w:szCs w:val="16"/>
+        </w:rPr>
+        <w:t xml:space="preserve"> De la Comisión de Protección al Consumidor.- </w:t>
       </w:r>
     </w:p>
     <w:p>
@@ -8711,21 +8647,11 @@
       <w:r>
         <w:rPr>
           <w:rFonts w:ascii="Arial Narrow" w:eastAsia="Arial Narrow" w:hAnsi="Arial Narrow" w:cs="Arial Narrow"/>
-          <w:b/>
-          <w:bCs/>
           <w:sz w:val="16"/>
           <w:szCs w:val="16"/>
         </w:rPr>
         <w:tab/>
-        <w:t>Artículo 27.-</w:t>
-      </w:r>
-      <w:r>
-        <w:rPr>
-          <w:rFonts w:ascii="Arial Narrow" w:eastAsia="Arial Narrow" w:hAnsi="Arial Narrow" w:cs="Arial Narrow"/>
-          <w:sz w:val="16"/>
-          <w:szCs w:val="16"/>
-        </w:rPr>
-        <w:t xml:space="preserve"> De la Comisión de Protección al Consumidor.- </w:t>
+        <w:t>Corresponde a la Comisión de Protección al Consumidor velar por el cumplimiento de la Ley de Protección al Consumidor y de las leyes que, en general, protegen a los consumidores de la falta de idoneidad de los bienes y servicios en función de la información brindada, de las omisiones de información y de la discriminación en el consumo, así como de aquellas que complementen o sustituyan a las anteriores.</w:t>
       </w:r>
     </w:p>
     <w:p>
@@ -8738,20 +8664,15 @@
         <w:jc w:val="both"/>
         <w:rPr>
           <w:rFonts w:ascii="Arial Narrow" w:eastAsia="Arial Narrow" w:hAnsi="Arial Narrow" w:cs="Arial Narrow"/>
-          <w:sz w:val="16"/>
-          <w:szCs w:val="16"/>
-        </w:rPr>
-      </w:pPr>
-      <w:r>
-        <w:rPr>
-          <w:rFonts w:ascii="Arial Narrow" w:eastAsia="Arial Narrow" w:hAnsi="Arial Narrow" w:cs="Arial Narrow"/>
-          <w:sz w:val="16"/>
-          <w:szCs w:val="16"/>
-        </w:rPr>
-        <w:tab/>
-        <w:t>Corresponde a la Comisión de Protección al Consumidor velar por el cumplimiento de la Ley de Protección al Consumidor y de las leyes que, en general, protegen a los consumidores de la falta de idoneidad de los bienes y servicios en función de la información brindada, de las omisiones de información y de la discriminación en el consumo, así como de aquellas que complementen o sustituyan a las anteriores.</w:t>
-      </w:r>
-    </w:p>
+          <w:b/>
+          <w:bCs/>
+          <w:sz w:val="16"/>
+          <w:szCs w:val="16"/>
+        </w:rPr>
+      </w:pPr>
+    </w:p>
+  </w:footnote>
+  <w:footnote w:id="8">
     <w:p>
       <w:pPr>
         <w:pStyle w:val="Textonotapie"/>
@@ -8768,9 +8689,150 @@
           <w:szCs w:val="16"/>
         </w:rPr>
       </w:pPr>
-    </w:p>
-  </w:footnote>
-  <w:footnote w:id="8">
+      <w:r>
+        <w:rPr>
+          <w:rStyle w:val="Refdenotaalpie"/>
+          <w:rFonts w:ascii="Arial Narrow" w:eastAsia="Arial Narrow" w:hAnsi="Arial Narrow" w:cs="Arial Narrow"/>
+          <w:sz w:val="16"/>
+          <w:szCs w:val="16"/>
+          <w:vertAlign w:val="superscript"/>
+        </w:rPr>
+        <w:footnoteRef/>
+      </w:r>
+      <w:r>
+        <w:rPr>
+          <w:rFonts w:ascii="Arial Narrow" w:eastAsia="Arial Narrow" w:hAnsi="Arial Narrow" w:cs="Arial Narrow"/>
+          <w:sz w:val="16"/>
+          <w:szCs w:val="16"/>
+        </w:rPr>
+        <w:tab/>
+        <w:t xml:space="preserve"/>
+      </w:r>
+      <w:r>
+        <w:rPr>
+          <w:rFonts w:ascii="Arial Narrow" w:eastAsia="Arial Narrow" w:hAnsi="Arial Narrow" w:cs="Arial Narrow"/>
+          <w:sz w:val="16"/>
+          <w:szCs w:val="16"/>
+        </w:rPr>
+        <w:tab/>
+      </w:r>
+      <w:r>
+        <w:rPr>
+          <w:rFonts w:ascii="Arial Narrow" w:eastAsia="Arial Narrow" w:hAnsi="Arial Narrow" w:cs="Arial Narrow"/>
+          <w:b/>
+          <w:bCs/>
+          <w:sz w:val="16"/>
+          <w:szCs w:val="16"/>
+        </w:rPr>
+        <w:t xml:space="preserve">LEY 29571, CÓDIGO DE PROTECCIÓN Y DEFENSA DEL CONSUMIDOR, publicado el 2 de setiembre de 2010 y modificado por Decreto Legislativo 1308 </w:t>
+      </w:r>
+    </w:p>
+    <w:p>
+      <w:pPr>
+        <w:pStyle w:val="Textonotapie"/>
+        <w:ind w:left="567" w:right="-1"/>
+        <w:jc w:val="both"/>
+        <w:rPr>
+          <w:rFonts w:ascii="Arial Narrow" w:eastAsia="Arial Narrow" w:hAnsi="Arial Narrow" w:cs="Arial Narrow"/>
+          <w:b/>
+          <w:bCs/>
+          <w:sz w:val="16"/>
+          <w:szCs w:val="16"/>
+        </w:rPr>
+      </w:pPr>
+      <w:r>
+        <w:rPr>
+          <w:rFonts w:ascii="Arial Narrow" w:eastAsia="Arial Narrow" w:hAnsi="Arial Narrow" w:cs="Arial Narrow"/>
+          <w:b/>
+          <w:bCs/>
+          <w:sz w:val="16"/>
+          <w:szCs w:val="16"/>
+        </w:rPr>
+        <w:t xml:space="preserve">Artículo 18.- Idoneidad </w:t>
+      </w:r>
+    </w:p>
+    <w:p>
+      <w:pPr>
+        <w:pStyle w:val="Textonotapie"/>
+        <w:ind w:left="567" w:right="-1"/>
+        <w:jc w:val="both"/>
+        <w:rPr>
+          <w:rFonts w:ascii="Arial Narrow" w:eastAsia="Arial Narrow" w:hAnsi="Arial Narrow" w:cs="Arial Narrow"/>
+          <w:sz w:val="16"/>
+          <w:szCs w:val="16"/>
+        </w:rPr>
+      </w:pPr>
+      <w:r>
+        <w:rPr>
+          <w:rFonts w:ascii="Arial Narrow" w:eastAsia="Arial Narrow" w:hAnsi="Arial Narrow" w:cs="Arial Narrow"/>
+          <w:sz w:val="16"/>
+          <w:szCs w:val="16"/>
+        </w:rPr>
+        <w:t xml:space="preserve">Se entiende por idoneidad la correspondencia entre lo que un consumidor espera y lo que efectivamente recibe, en función a lo que se le hubiera ofrecido, la publicidad e información transmitida, las condiciones y circunstancias de la transacción, las características y naturaleza del producto o servicio, el precio, entre otros factores, atendiendo a las circunstancias del caso. </w:t>
+      </w:r>
+    </w:p>
+    <w:p>
+      <w:pPr>
+        <w:pStyle w:val="Textonotapie"/>
+        <w:ind w:left="567" w:right="-1"/>
+        <w:jc w:val="both"/>
+        <w:rPr>
+          <w:rFonts w:ascii="Arial Narrow" w:eastAsia="Arial Narrow" w:hAnsi="Arial Narrow" w:cs="Arial Narrow"/>
+          <w:sz w:val="16"/>
+          <w:szCs w:val="16"/>
+        </w:rPr>
+      </w:pPr>
+      <w:r>
+        <w:rPr>
+          <w:rFonts w:ascii="Arial Narrow" w:eastAsia="Arial Narrow" w:hAnsi="Arial Narrow" w:cs="Arial Narrow"/>
+          <w:sz w:val="16"/>
+          <w:szCs w:val="16"/>
+        </w:rPr>
+        <w:t xml:space="preserve">La idoneidad es evaluada en función a la propia naturaleza del producto o servicio y a su aptitud para satisfacer la finalidad para la cual ha sido puesto en el mercado. Las autorizaciones por parte de los organismos del Estado para la fabricación de un producto o la prestación de un servicio, en los casos que sea necesario, no eximen de responsabilidad al proveedor frente al consumidor. </w:t>
+      </w:r>
+    </w:p>
+    <w:p>
+      <w:pPr>
+        <w:pStyle w:val="Textonotapie"/>
+        <w:ind w:left="567" w:right="-1"/>
+        <w:jc w:val="both"/>
+        <w:rPr>
+          <w:rFonts w:ascii="Arial Narrow" w:eastAsia="Arial Narrow" w:hAnsi="Arial Narrow" w:cs="Arial Narrow"/>
+          <w:sz w:val="16"/>
+          <w:szCs w:val="16"/>
+        </w:rPr>
+      </w:pPr>
+      <w:r>
+        <w:rPr>
+          <w:rFonts w:ascii="Arial Narrow" w:eastAsia="Arial Narrow" w:hAnsi="Arial Narrow" w:cs="Arial Narrow"/>
+          <w:b/>
+          <w:bCs/>
+          <w:sz w:val="16"/>
+          <w:szCs w:val="16"/>
+        </w:rPr>
+        <w:t xml:space="preserve">Artículo 19.- Obligación de los proveedores </w:t>
+      </w:r>
+    </w:p>
+    <w:p>
+      <w:pPr>
+        <w:pStyle w:val="Textonotapie"/>
+        <w:ind w:left="567" w:right="-1"/>
+        <w:jc w:val="both"/>
+        <w:rPr>
+          <w:rFonts w:ascii="Arial Narrow" w:eastAsia="Arial Narrow" w:hAnsi="Arial Narrow" w:cs="Arial Narrow"/>
+          <w:sz w:val="16"/>
+          <w:szCs w:val="16"/>
+        </w:rPr>
+      </w:pPr>
+      <w:r>
+        <w:rPr>
+          <w:rFonts w:ascii="Arial Narrow" w:eastAsia="Arial Narrow" w:hAnsi="Arial Narrow" w:cs="Arial Narrow"/>
+          <w:sz w:val="16"/>
+          <w:szCs w:val="16"/>
+        </w:rPr>
+        <w:t>El proveedor responde por la idoneidad y calidad de los productos y servicios ofrecidos; por la autenticidad de las marcas y leyendas que exhiben sus productos o del signo que respalda al prestador del servicio, por la falta de conformidad entre la publicidad comercial de los productos y servicios y estos, así como por el contenido y la vida útil del producto indicado en el envase, en lo que corresponda.</w:t>
+      </w:r>
+    </w:p>
     <w:p>
       <w:pPr>
         <w:pStyle w:val="Textonotapie"/>
@@ -8787,161 +8849,9 @@
           <w:szCs w:val="16"/>
         </w:rPr>
       </w:pPr>
-      <w:r>
-        <w:rPr>
-          <w:rStyle w:val="Refdenotaalpie"/>
-          <w:rFonts w:ascii="Arial Narrow" w:eastAsia="Arial Narrow" w:hAnsi="Arial Narrow" w:cs="Arial Narrow"/>
-          <w:sz w:val="16"/>
-          <w:szCs w:val="16"/>
-          <w:vertAlign w:val="superscript"/>
-        </w:rPr>
-        <w:footnoteRef/>
-      </w:r>
-      <w:r>
-        <w:rPr>
-          <w:rFonts w:ascii="Arial Narrow" w:eastAsia="Arial Narrow" w:hAnsi="Arial Narrow" w:cs="Arial Narrow"/>
-          <w:sz w:val="16"/>
-          <w:szCs w:val="16"/>
-        </w:rPr>
-        <w:t xml:space="preserve"> </w:t>
-      </w:r>
-      <w:r>
-        <w:rPr>
-          <w:rFonts w:ascii="Arial Narrow" w:eastAsia="Arial Narrow" w:hAnsi="Arial Narrow" w:cs="Arial Narrow"/>
-          <w:sz w:val="16"/>
-          <w:szCs w:val="16"/>
-        </w:rPr>
-        <w:tab/>
-      </w:r>
-      <w:r>
-        <w:rPr>
-          <w:rFonts w:ascii="Arial Narrow" w:eastAsia="Arial Narrow" w:hAnsi="Arial Narrow" w:cs="Arial Narrow"/>
-          <w:b/>
-          <w:bCs/>
-          <w:sz w:val="16"/>
-          <w:szCs w:val="16"/>
-        </w:rPr>
-        <w:t xml:space="preserve">LEY 29571, CÓDIGO DE PROTECCIÓN Y DEFENSA DEL CONSUMIDOR, publicado el 2 de setiembre de 2010 y modificado por Decreto Legislativo 1308 </w:t>
-      </w:r>
-    </w:p>
-    <w:p>
-      <w:pPr>
-        <w:pStyle w:val="Textonotapie"/>
-        <w:ind w:left="567" w:right="-1"/>
-        <w:jc w:val="both"/>
-        <w:rPr>
-          <w:rFonts w:ascii="Arial Narrow" w:eastAsia="Arial Narrow" w:hAnsi="Arial Narrow" w:cs="Arial Narrow"/>
-          <w:b/>
-          <w:bCs/>
-          <w:sz w:val="16"/>
-          <w:szCs w:val="16"/>
-        </w:rPr>
-      </w:pPr>
-      <w:r>
-        <w:rPr>
-          <w:rFonts w:ascii="Arial Narrow" w:eastAsia="Arial Narrow" w:hAnsi="Arial Narrow" w:cs="Arial Narrow"/>
-          <w:b/>
-          <w:bCs/>
-          <w:sz w:val="16"/>
-          <w:szCs w:val="16"/>
-        </w:rPr>
-        <w:t xml:space="preserve">Artículo 18.- Idoneidad </w:t>
-      </w:r>
-    </w:p>
-    <w:p>
-      <w:pPr>
-        <w:pStyle w:val="Textonotapie"/>
-        <w:ind w:left="567" w:right="-1"/>
-        <w:jc w:val="both"/>
-        <w:rPr>
-          <w:rFonts w:ascii="Arial Narrow" w:eastAsia="Arial Narrow" w:hAnsi="Arial Narrow" w:cs="Arial Narrow"/>
-          <w:sz w:val="16"/>
-          <w:szCs w:val="16"/>
-        </w:rPr>
-      </w:pPr>
-      <w:r>
-        <w:rPr>
-          <w:rFonts w:ascii="Arial Narrow" w:eastAsia="Arial Narrow" w:hAnsi="Arial Narrow" w:cs="Arial Narrow"/>
-          <w:sz w:val="16"/>
-          <w:szCs w:val="16"/>
-        </w:rPr>
-        <w:t xml:space="preserve">Se entiende por idoneidad la correspondencia entre lo que un consumidor espera y lo que efectivamente recibe, en función a lo que se le hubiera ofrecido, la publicidad e información transmitida, las condiciones y circunstancias de la transacción, las características y naturaleza del producto o servicio, el precio, entre otros factores, atendiendo a las circunstancias del caso. </w:t>
-      </w:r>
-    </w:p>
-    <w:p>
-      <w:pPr>
-        <w:pStyle w:val="Textonotapie"/>
-        <w:ind w:left="567" w:right="-1"/>
-        <w:jc w:val="both"/>
-        <w:rPr>
-          <w:rFonts w:ascii="Arial Narrow" w:eastAsia="Arial Narrow" w:hAnsi="Arial Narrow" w:cs="Arial Narrow"/>
-          <w:sz w:val="16"/>
-          <w:szCs w:val="16"/>
-        </w:rPr>
-      </w:pPr>
-      <w:r>
-        <w:rPr>
-          <w:rFonts w:ascii="Arial Narrow" w:eastAsia="Arial Narrow" w:hAnsi="Arial Narrow" w:cs="Arial Narrow"/>
-          <w:sz w:val="16"/>
-          <w:szCs w:val="16"/>
-        </w:rPr>
-        <w:t xml:space="preserve">La idoneidad es evaluada en función a la propia naturaleza del producto o servicio y a su aptitud para satisfacer la finalidad para la cual ha sido puesto en el mercado. Las autorizaciones por parte de los organismos del Estado para la fabricación de un producto o la prestación de un servicio, en los casos que sea necesario, no eximen de responsabilidad al proveedor frente al consumidor. </w:t>
-      </w:r>
-    </w:p>
-    <w:p>
-      <w:pPr>
-        <w:pStyle w:val="Textonotapie"/>
-        <w:ind w:left="567" w:right="-1"/>
-        <w:jc w:val="both"/>
-        <w:rPr>
-          <w:rFonts w:ascii="Arial Narrow" w:eastAsia="Arial Narrow" w:hAnsi="Arial Narrow" w:cs="Arial Narrow"/>
-          <w:sz w:val="16"/>
-          <w:szCs w:val="16"/>
-        </w:rPr>
-      </w:pPr>
-    </w:p>
-    <w:p>
-      <w:pPr>
-        <w:pStyle w:val="Textonotapie"/>
-        <w:ind w:left="567" w:right="-1"/>
-        <w:jc w:val="both"/>
-        <w:rPr>
-          <w:rFonts w:ascii="Arial Narrow" w:eastAsia="Arial Narrow" w:hAnsi="Arial Narrow" w:cs="Arial Narrow"/>
-          <w:sz w:val="16"/>
-          <w:szCs w:val="16"/>
-        </w:rPr>
-      </w:pPr>
-      <w:r>
-        <w:rPr>
-          <w:rFonts w:ascii="Arial Narrow" w:eastAsia="Arial Narrow" w:hAnsi="Arial Narrow" w:cs="Arial Narrow"/>
-          <w:b/>
-          <w:bCs/>
-          <w:sz w:val="16"/>
-          <w:szCs w:val="16"/>
-        </w:rPr>
-        <w:t xml:space="preserve">Artículo 19.- Obligación de los proveedores </w:t>
-      </w:r>
-    </w:p>
-    <w:p>
-      <w:pPr>
-        <w:pStyle w:val="Textonotapie"/>
-        <w:ind w:left="567" w:right="-1"/>
-        <w:jc w:val="both"/>
-        <w:rPr>
-          <w:rFonts w:ascii="Arial Narrow" w:eastAsia="Arial Narrow" w:hAnsi="Arial Narrow" w:cs="Arial Narrow"/>
-          <w:sz w:val="16"/>
-          <w:szCs w:val="16"/>
-        </w:rPr>
-      </w:pPr>
-      <w:r>
-        <w:rPr>
-          <w:rFonts w:ascii="Arial Narrow" w:eastAsia="Arial Narrow" w:hAnsi="Arial Narrow" w:cs="Arial Narrow"/>
-          <w:sz w:val="16"/>
-          <w:szCs w:val="16"/>
-        </w:rPr>
-        <w:t>El proveedor responde por la idoneidad y calidad de los productos y servicios ofrecidos; por la autenticidad de las marcas y leyendas que exhiben sus productos o del signo que respalda al prestador del servicio, por la falta de conformidad entre la publicidad comercial de los productos y servicios y estos, así como por el contenido y la vida útil del producto indicado en el envase, en lo que corresponda.</w:t>
-      </w:r>
-    </w:p>
+    </w:p>
+  </w:footnote>
+  <w:footnote w:id="9">
     <w:p>
       <w:pPr>
         <w:pStyle w:val="Textonotapie"/>
@@ -8958,9 +8868,96 @@
           <w:szCs w:val="16"/>
         </w:rPr>
       </w:pPr>
-    </w:p>
-  </w:footnote>
-  <w:footnote w:id="9">
+      <w:r>
+        <w:rPr>
+          <w:rStyle w:val="Refdenotaalpie"/>
+          <w:rFonts w:ascii="Arial Narrow" w:eastAsia="Arial Narrow" w:hAnsi="Arial Narrow" w:cs="Arial Narrow"/>
+          <w:sz w:val="16"/>
+          <w:szCs w:val="16"/>
+          <w:vertAlign w:val="superscript"/>
+        </w:rPr>
+        <w:footnoteRef/>
+      </w:r>
+      <w:r>
+        <w:rPr>
+          <w:rFonts w:ascii="Arial Narrow" w:eastAsia="Arial Narrow" w:hAnsi="Arial Narrow" w:cs="Arial Narrow"/>
+          <w:sz w:val="16"/>
+          <w:szCs w:val="16"/>
+        </w:rPr>
+        <w:tab/>
+        <w:t xml:space="preserve"/>
+      </w:r>
+      <w:r>
+        <w:rPr>
+          <w:rFonts w:ascii="Arial Narrow" w:eastAsia="Arial Narrow" w:hAnsi="Arial Narrow" w:cs="Arial Narrow"/>
+          <w:sz w:val="16"/>
+          <w:szCs w:val="16"/>
+        </w:rPr>
+        <w:tab/>
+      </w:r>
+      <w:r>
+        <w:rPr>
+          <w:rFonts w:ascii="Arial Narrow" w:eastAsia="Arial Narrow" w:hAnsi="Arial Narrow" w:cs="Arial Narrow"/>
+          <w:b/>
+          <w:bCs/>
+          <w:sz w:val="16"/>
+          <w:szCs w:val="16"/>
+        </w:rPr>
+        <w:t xml:space="preserve">LEY 29571, CÓDIGO DE PROTECCIÓN Y DEFENSA DEL CONSUMIDOR, publicado el 2 de setiembre de 2010 y modificado por Decreto Legislativo 1308 </w:t>
+      </w:r>
+    </w:p>
+    <w:p>
+      <w:pPr>
+        <w:pStyle w:val="Textonotapie"/>
+        <w:ind w:left="567" w:right="-1"/>
+        <w:jc w:val="both"/>
+        <w:rPr>
+          <w:rFonts w:ascii="Arial Narrow" w:eastAsia="Arial Narrow" w:hAnsi="Arial Narrow" w:cs="Arial Narrow"/>
+          <w:b/>
+          <w:bCs/>
+          <w:sz w:val="16"/>
+          <w:szCs w:val="16"/>
+        </w:rPr>
+      </w:pPr>
+      <w:r>
+        <w:rPr>
+          <w:rFonts w:ascii="Arial Narrow" w:eastAsia="Arial Narrow" w:hAnsi="Arial Narrow" w:cs="Arial Narrow"/>
+          <w:b/>
+          <w:bCs/>
+          <w:sz w:val="16"/>
+          <w:szCs w:val="16"/>
+        </w:rPr>
+        <w:t>Artículo 88.- Reclamo de productos o servicios financieros y de seguros</w:t>
+      </w:r>
+    </w:p>
+    <w:p>
+      <w:pPr>
+        <w:pStyle w:val="Textonotapie"/>
+        <w:ind w:left="567" w:right="-1"/>
+        <w:jc w:val="both"/>
+        <w:rPr>
+          <w:rFonts w:ascii="Arial Narrow" w:eastAsia="Arial Narrow" w:hAnsi="Arial Narrow" w:cs="Arial Narrow"/>
+          <w:sz w:val="16"/>
+          <w:szCs w:val="16"/>
+        </w:rPr>
+      </w:pPr>
+      <w:r>
+        <w:rPr>
+          <w:rFonts w:ascii="Arial Narrow" w:eastAsia="Arial Narrow" w:hAnsi="Arial Narrow" w:cs="Arial Narrow"/>
+          <w:sz w:val="16"/>
+          <w:szCs w:val="16"/>
+        </w:rPr>
+        <w:t>88.1 Las entidades del sistema financiero y de seguros, en todas sus oficinas en la República, deben resolver los reclamos en un plazo no mayor de quince días hábiles. Excepcionalmente, la Superintendencia de Banca, Seguros y Administradoras Privadas de Fondos de Pensiones podrá establecer un plazo ampliatorio cuando la naturaleza y complejidad de la operación, producto o servicio materia del reclamo o requerimiento lo justifique, situación que debe ponerse en conocimiento del consumidor antes de la culminación del plazo inicial, sin perjuicio del derecho del consumidor de recurrir directamente ante la Autoridad de Consumo</w:t>
+      </w:r>
+      <w:r>
+        <w:rPr>
+          <w:rFonts w:ascii="Arial Narrow" w:eastAsia="Arial Narrow" w:hAnsi="Arial Narrow" w:cs="Arial Narrow"/>
+          <w:sz w:val="16"/>
+          <w:szCs w:val="16"/>
+        </w:rPr>
+        <w:t xml:space="preserve">. </w:t>
+      </w:r>
+    </w:p>
     <w:p>
       <w:pPr>
         <w:pStyle w:val="Textonotapie"/>
@@ -8977,103 +8974,50 @@
           <w:szCs w:val="16"/>
         </w:rPr>
       </w:pPr>
-      <w:r>
-        <w:rPr>
-          <w:rStyle w:val="Refdenotaalpie"/>
-          <w:rFonts w:ascii="Arial Narrow" w:eastAsia="Arial Narrow" w:hAnsi="Arial Narrow" w:cs="Arial Narrow"/>
-          <w:sz w:val="16"/>
-          <w:szCs w:val="16"/>
-          <w:vertAlign w:val="superscript"/>
-        </w:rPr>
-        <w:footnoteRef/>
-      </w:r>
-      <w:r>
-        <w:rPr>
-          <w:rFonts w:ascii="Arial Narrow" w:eastAsia="Arial Narrow" w:hAnsi="Arial Narrow" w:cs="Arial Narrow"/>
-          <w:sz w:val="16"/>
-          <w:szCs w:val="16"/>
-        </w:rPr>
-        <w:t xml:space="preserve"> </w:t>
-      </w:r>
-      <w:r>
-        <w:rPr>
-          <w:rFonts w:ascii="Arial Narrow" w:eastAsia="Arial Narrow" w:hAnsi="Arial Narrow" w:cs="Arial Narrow"/>
-          <w:sz w:val="16"/>
-          <w:szCs w:val="16"/>
-        </w:rPr>
-        <w:tab/>
-      </w:r>
-      <w:r>
-        <w:rPr>
-          <w:rFonts w:ascii="Arial Narrow" w:eastAsia="Arial Narrow" w:hAnsi="Arial Narrow" w:cs="Arial Narrow"/>
-          <w:b/>
-          <w:bCs/>
-          <w:sz w:val="16"/>
-          <w:szCs w:val="16"/>
-        </w:rPr>
-        <w:t xml:space="preserve">LEY 29571, CÓDIGO DE PROTECCIÓN Y DEFENSA DEL CONSUMIDOR, publicado el 2 de setiembre de 2010 y modificado por Decreto Legislativo 1308 </w:t>
-      </w:r>
-    </w:p>
-    <w:p>
-      <w:pPr>
-        <w:pStyle w:val="Textonotapie"/>
-        <w:ind w:left="567" w:right="-1"/>
-        <w:jc w:val="both"/>
-        <w:rPr>
-          <w:rFonts w:ascii="Arial Narrow" w:eastAsia="Arial Narrow" w:hAnsi="Arial Narrow" w:cs="Arial Narrow"/>
-          <w:b/>
-          <w:bCs/>
-          <w:sz w:val="16"/>
-          <w:szCs w:val="16"/>
-        </w:rPr>
-      </w:pPr>
-      <w:r>
-        <w:rPr>
-          <w:rFonts w:ascii="Arial Narrow" w:eastAsia="Arial Narrow" w:hAnsi="Arial Narrow" w:cs="Arial Narrow"/>
-          <w:b/>
-          <w:bCs/>
-          <w:sz w:val="16"/>
-          <w:szCs w:val="16"/>
-        </w:rPr>
-        <w:t>Artículo 88.- Reclamo de productos o servicios financieros y de seguros</w:t>
-      </w:r>
-    </w:p>
-    <w:p>
-      <w:pPr>
-        <w:pStyle w:val="Textonotapie"/>
-        <w:ind w:left="567" w:right="-1"/>
-        <w:jc w:val="both"/>
-        <w:rPr>
-          <w:rFonts w:ascii="Arial Narrow" w:eastAsia="Arial Narrow" w:hAnsi="Arial Narrow" w:cs="Arial Narrow"/>
-          <w:sz w:val="16"/>
-          <w:szCs w:val="16"/>
-        </w:rPr>
-      </w:pPr>
-      <w:r>
-        <w:rPr>
-          <w:rFonts w:ascii="Arial Narrow" w:eastAsia="Arial Narrow" w:hAnsi="Arial Narrow" w:cs="Arial Narrow"/>
-          <w:sz w:val="16"/>
-          <w:szCs w:val="16"/>
-        </w:rPr>
-        <w:t>88.1 Las entidades del sistema financiero y de seguros, en todas sus oficinas en la República, deben resolver los reclamos en un plazo no mayor de quince días hábiles. Excepcionalmente, la Superintendencia de Banca, Seguros y Administradoras Privadas de Fondos de Pensiones podrá establecer un plazo ampliatorio cuando la naturaleza y complejidad de la operación, producto o servicio materia del reclamo o requerimiento lo justifique, situación que debe ponerse en conocimiento del consumidor antes de la culminación del plazo inicial, sin perjuicio del derecho del consumidor de recurrir directamente ante la Autoridad de Consumo</w:t>
-      </w:r>
-      <w:r>
-        <w:rPr>
-          <w:rFonts w:ascii="Arial Narrow" w:eastAsia="Arial Narrow" w:hAnsi="Arial Narrow" w:cs="Arial Narrow"/>
-          <w:sz w:val="16"/>
-          <w:szCs w:val="16"/>
-        </w:rPr>
-        <w:t xml:space="preserve">. </w:t>
-      </w:r>
-    </w:p>
-    <w:p>
-      <w:pPr>
-        <w:pStyle w:val="Textonotapie"/>
+    </w:p>
+  </w:footnote>
+  <w:footnote w:id="10">
+    <w:p>
+      <w:pPr>
         <w:tabs>
           <w:tab w:val="left" w:pos="567"/>
         </w:tabs>
-        <w:ind w:left="567" w:right="-1" w:hanging="567"/>
-        <w:jc w:val="both"/>
+        <w:ind w:left="567" w:hanging="567"/>
+        <w:jc w:val="both"/>
+        <w:rPr>
+          <w:rFonts w:ascii="Arial Narrow" w:eastAsia="Arial Narrow" w:hAnsi="Arial Narrow" w:cs="Arial Narrow"/>
+          <w:sz w:val="16"/>
+          <w:szCs w:val="16"/>
+        </w:rPr>
+      </w:pPr>
+      <w:r>
+        <w:rPr>
+          <w:rStyle w:val="Refdenotaalpie"/>
+          <w:rFonts w:ascii="Arial Narrow" w:eastAsia="Arial Narrow" w:hAnsi="Arial Narrow" w:cs="Arial Narrow"/>
+          <w:sz w:val="16"/>
+          <w:szCs w:val="16"/>
+          <w:vertAlign w:val="superscript"/>
+        </w:rPr>
+        <w:footnoteRef/>
+      </w:r>
+      <w:r>
+        <w:rPr>
+          <w:rFonts w:ascii="Arial Narrow" w:eastAsia="Arial Narrow" w:hAnsi="Arial Narrow" w:cs="Arial Narrow"/>
+          <w:sz w:val="16"/>
+          <w:szCs w:val="16"/>
+        </w:rPr>
+        <w:tab/>
+        <w:t xml:space="preserve"/>
+      </w:r>
+      <w:r>
+        <w:rPr>
+          <w:rFonts w:ascii="Arial Narrow" w:eastAsia="Arial Narrow" w:hAnsi="Arial Narrow" w:cs="Arial Narrow"/>
+          <w:sz w:val="16"/>
+          <w:szCs w:val="16"/>
+        </w:rPr>
+        <w:tab/>
+      </w:r>
+      <w:r>
         <w:rPr>
           <w:rFonts w:ascii="Arial Narrow" w:eastAsia="Arial Narrow" w:hAnsi="Arial Narrow" w:cs="Arial Narrow"/>
           <w:b/>
@@ -9081,46 +9025,19 @@
           <w:sz w:val="16"/>
           <w:szCs w:val="16"/>
         </w:rPr>
-      </w:pPr>
-    </w:p>
-  </w:footnote>
-  <w:footnote w:id="10">
-    <w:p>
-      <w:pPr>
-        <w:ind w:left="567" w:hanging="567"/>
-        <w:jc w:val="both"/>
-        <w:rPr>
-          <w:rFonts w:ascii="Arial Narrow" w:eastAsia="Arial Narrow" w:hAnsi="Arial Narrow" w:cs="Arial Narrow"/>
-          <w:sz w:val="16"/>
-          <w:szCs w:val="16"/>
-        </w:rPr>
-      </w:pPr>
-      <w:r>
-        <w:rPr>
-          <w:rStyle w:val="Refdenotaalpie"/>
-          <w:rFonts w:ascii="Arial Narrow" w:eastAsia="Arial Narrow" w:hAnsi="Arial Narrow" w:cs="Arial Narrow"/>
-          <w:sz w:val="16"/>
-          <w:szCs w:val="16"/>
-          <w:vertAlign w:val="superscript"/>
-        </w:rPr>
-        <w:footnoteRef/>
-      </w:r>
-      <w:r>
-        <w:rPr>
-          <w:rFonts w:ascii="Arial Narrow" w:eastAsia="Arial Narrow" w:hAnsi="Arial Narrow" w:cs="Arial Narrow"/>
-          <w:sz w:val="16"/>
-          <w:szCs w:val="16"/>
-        </w:rPr>
-        <w:t xml:space="preserve"> </w:t>
-      </w:r>
-      <w:r>
-        <w:rPr>
-          <w:rFonts w:ascii="Arial Narrow" w:eastAsia="Arial Narrow" w:hAnsi="Arial Narrow" w:cs="Arial Narrow"/>
-          <w:sz w:val="16"/>
-          <w:szCs w:val="16"/>
-        </w:rPr>
-        <w:tab/>
-      </w:r>
+        <w:t>LEY SOBRE FACULTADES, NORMAS Y ORGANIZACIÓN DEL INDECOPI, aprobada por Decreto Legislativo 807, publicado el 18 de abril de 1996</w:t>
+      </w:r>
+    </w:p>
+    <w:p>
+      <w:pPr>
+        <w:ind w:left="567"/>
+        <w:jc w:val="both"/>
+        <w:rPr>
+          <w:rFonts w:ascii="Arial Narrow" w:eastAsia="Arial Narrow" w:hAnsi="Arial Narrow" w:cs="Arial Narrow"/>
+          <w:sz w:val="16"/>
+          <w:szCs w:val="16"/>
+        </w:rPr>
+      </w:pPr>
       <w:r>
         <w:rPr>
           <w:rFonts w:ascii="Arial Narrow" w:eastAsia="Arial Narrow" w:hAnsi="Arial Narrow" w:cs="Arial Narrow"/>
@@ -9129,7 +9046,15 @@
           <w:sz w:val="16"/>
           <w:szCs w:val="16"/>
         </w:rPr>
-        <w:t>LEY SOBRE FACULTADES, NORMAS Y ORGANIZACIÓN DEL INDECOPI, aprobada por Decreto Legislativo 807, publicado el 18 de abril de 1996</w:t>
+        <w:t>Artículo 1.</w:t>
+      </w:r>
+      <w:r>
+        <w:rPr>
+          <w:rFonts w:ascii="Arial Narrow" w:eastAsia="Arial Narrow" w:hAnsi="Arial Narrow" w:cs="Arial Narrow"/>
+          <w:sz w:val="16"/>
+          <w:szCs w:val="16"/>
+        </w:rPr>
+        <w:t>- Las Comisiones y Oficinas del Indecopi gozan de las facultades necesarias para desarrollar investigaciones relacionadas con los temas de su competencia. Dichas facultades serán ejercidas a través de las Secretarías Técnicas o Jefes de Oficinas y de los funcionarios que se designen para tal fin. Podrán ejercerse dentro de los procedimientos iniciados o en las investigaciones preliminares que se lleven a cabo para determinar la apertura de un procedimiento.</w:t>
       </w:r>
     </w:p>
     <w:p>
@@ -9150,15 +9075,15 @@
           <w:sz w:val="16"/>
           <w:szCs w:val="16"/>
         </w:rPr>
-        <w:t>Artículo 1.</w:t>
-      </w:r>
-      <w:r>
-        <w:rPr>
-          <w:rFonts w:ascii="Arial Narrow" w:eastAsia="Arial Narrow" w:hAnsi="Arial Narrow" w:cs="Arial Narrow"/>
-          <w:sz w:val="16"/>
-          <w:szCs w:val="16"/>
-        </w:rPr>
-        <w:t>- Las Comisiones y Oficinas del Indecopi gozan de las facultades necesarias para desarrollar investigaciones relacionadas con los temas de su competencia. Dichas facultades serán ejercidas a través de las Secretarías Técnicas o Jefes de Oficinas y de los funcionarios que se designen para tal fin. Podrán ejercerse dentro de los procedimientos iniciados o en las investigaciones preliminares que se lleven a cabo para determinar la apertura de un procedimiento.</w:t>
+        <w:t xml:space="preserve">Artículo 2.- </w:t>
+      </w:r>
+      <w:r>
+        <w:rPr>
+          <w:rFonts w:ascii="Arial Narrow" w:eastAsia="Arial Narrow" w:hAnsi="Arial Narrow" w:cs="Arial Narrow"/>
+          <w:sz w:val="16"/>
+          <w:szCs w:val="16"/>
+        </w:rPr>
+        <w:t>Sin que la presente enumeración tenga carácter taxativo cada Comisión, Oficina o Sala del Tribunal del INDECOPI tiene las siguientes facultades:</w:t>
       </w:r>
     </w:p>
     <w:p>
@@ -9177,7 +9102,7 @@
           <w:sz w:val="16"/>
           <w:szCs w:val="16"/>
         </w:rPr>
-        <w:t xml:space="preserve"> </w:t>
+        <w:t>a) Exigir a las personas naturales o jurídicas la exhibición de todo tipo de documentos, incluyendo los libros contables y societarios, los comprobantes de pago, la correspondencia comercial y los registros magnéticos incluyendo, en este caso, los programas que fueran necesarios para su lectura; así como solicitar información referida a la organización, los negocios, el accionariado y la estructura de propiedad de las empresas.</w:t>
       </w:r>
     </w:p>
     <w:p>
@@ -9193,76 +9118,10 @@
       <w:r>
         <w:rPr>
           <w:rFonts w:ascii="Arial Narrow" w:eastAsia="Arial Narrow" w:hAnsi="Arial Narrow" w:cs="Arial Narrow"/>
-          <w:b/>
-          <w:bCs/>
-          <w:sz w:val="16"/>
-          <w:szCs w:val="16"/>
-        </w:rPr>
-        <w:t xml:space="preserve">Artículo 2.- </w:t>
-      </w:r>
-      <w:r>
-        <w:rPr>
-          <w:rFonts w:ascii="Arial Narrow" w:eastAsia="Arial Narrow" w:hAnsi="Arial Narrow" w:cs="Arial Narrow"/>
-          <w:sz w:val="16"/>
-          <w:szCs w:val="16"/>
-        </w:rPr>
-        <w:t>Sin que la presente enumeración tenga carácter taxativo cada Comisión, Oficina o Sala del Tribunal del INDECOPI tiene las siguientes facultades:</w:t>
-      </w:r>
-    </w:p>
-    <w:p>
-      <w:pPr>
-        <w:ind w:left="567"/>
-        <w:jc w:val="both"/>
-        <w:rPr>
-          <w:rFonts w:ascii="Arial Narrow" w:eastAsia="Arial Narrow" w:hAnsi="Arial Narrow" w:cs="Arial Narrow"/>
-          <w:sz w:val="16"/>
-          <w:szCs w:val="16"/>
-        </w:rPr>
-      </w:pPr>
-      <w:r>
-        <w:rPr>
-          <w:rFonts w:ascii="Arial Narrow" w:eastAsia="Arial Narrow" w:hAnsi="Arial Narrow" w:cs="Arial Narrow"/>
-          <w:sz w:val="16"/>
-          <w:szCs w:val="16"/>
-        </w:rPr>
-        <w:t>a) Exigir a las personas naturales o jurídicas la exhibición de todo tipo de documentos, incluyendo los libros contables y societarios, los comprobantes de pago, la correspondencia comercial y los registros magnéticos incluyendo, en este caso, los programas que fueran necesarios para su lectura; así como solicitar información referida a la organización, los negocios, el accionariado y la estructura de propiedad de las empresas.</w:t>
-      </w:r>
-    </w:p>
-    <w:p>
-      <w:pPr>
-        <w:ind w:left="567"/>
-        <w:jc w:val="both"/>
-        <w:rPr>
-          <w:rFonts w:ascii="Arial Narrow" w:eastAsia="Arial Narrow" w:hAnsi="Arial Narrow" w:cs="Arial Narrow"/>
-          <w:sz w:val="16"/>
-          <w:szCs w:val="16"/>
-        </w:rPr>
-      </w:pPr>
-      <w:r>
-        <w:rPr>
-          <w:rFonts w:ascii="Arial Narrow" w:eastAsia="Arial Narrow" w:hAnsi="Arial Narrow" w:cs="Arial Narrow"/>
           <w:sz w:val="16"/>
           <w:szCs w:val="16"/>
         </w:rPr>
         <w:t>(...).</w:t>
-      </w:r>
-    </w:p>
-    <w:p>
-      <w:pPr>
-        <w:jc w:val="both"/>
-        <w:rPr>
-          <w:rFonts w:ascii="Arial Narrow" w:eastAsia="Arial Narrow" w:hAnsi="Arial Narrow" w:cs="Arial Narrow"/>
-          <w:sz w:val="16"/>
-          <w:szCs w:val="16"/>
-        </w:rPr>
-      </w:pPr>
-      <w:r>
-        <w:rPr>
-          <w:rFonts w:ascii="Arial Narrow" w:eastAsia="Arial Narrow" w:hAnsi="Arial Narrow" w:cs="Arial Narrow"/>
-          <w:sz w:val="16"/>
-          <w:szCs w:val="16"/>
-        </w:rPr>
-        <w:t xml:space="preserve"> </w:t>
       </w:r>
     </w:p>
     <w:p>
@@ -9387,6 +9246,9 @@
     <w:p>
       <w:pPr>
         <w:pStyle w:val="Textonotapie"/>
+        <w:tabs>
+          <w:tab w:val="left" w:pos="567"/>
+        </w:tabs>
         <w:ind w:left="567" w:hanging="567"/>
         <w:jc w:val="both"/>
         <w:rPr>
@@ -9411,7 +9273,8 @@
           <w:sz w:val="16"/>
           <w:szCs w:val="16"/>
         </w:rPr>
-        <w:t xml:space="preserve"> </w:t>
+        <w:tab/>
+        <w:t xml:space="preserve"/>
       </w:r>
       <w:r>
         <w:rPr>
@@ -9448,6 +9311,9 @@
     <w:p>
       <w:pPr>
         <w:pStyle w:val="Textonotapie"/>
+        <w:tabs>
+          <w:tab w:val="left" w:pos="567"/>
+        </w:tabs>
         <w:ind w:left="567" w:hanging="567"/>
         <w:jc w:val="both"/>
         <w:rPr>
@@ -9472,7 +9338,8 @@
           <w:sz w:val="16"/>
           <w:szCs w:val="16"/>
         </w:rPr>
-        <w:t xml:space="preserve"> </w:t>
+        <w:tab/>
+        <w:t xml:space="preserve"/>
       </w:r>
       <w:r>
         <w:rPr>
@@ -9615,7 +9482,53 @@
       </w:pPr>
     </w:p>
   </w:footnote>
-  <w:footnote w:id="19">
+  <w:footnote w:id="13">
+    <w:p>
+      <w:pPr>
+        <w:pStyle w:val="Textonotapie"/>
+        <w:tabs>
+          <w:tab w:val="left" w:pos="567"/>
+        </w:tabs>
+        <w:ind w:left="567" w:hanging="567"/>
+        <w:jc w:val="both"/>
+        <w:rPr>
+          <w:rFonts w:ascii="Arial Narrow" w:eastAsia="Arial Narrow" w:hAnsi="Arial Narrow" w:cs="Arial Narrow"/>
+          <w:sz w:val="16"/>
+          <w:szCs w:val="16"/>
+        </w:rPr>
+      </w:pPr>
+      <w:r>
+        <w:rPr>
+          <w:rStyle w:val="Refdenotaalpie"/>
+          <w:rFonts w:ascii="Arial Narrow" w:eastAsia="Arial Narrow" w:hAnsi="Arial Narrow" w:cs="Arial Narrow"/>
+          <w:color w:val="000000" w:themeColor="text1"/>
+          <w:sz w:val="16"/>
+          <w:szCs w:val="16"/>
+          <w:vertAlign w:val="superscript"/>
+        </w:rPr>
+        <w:footnoteRef/>
+      </w:r>
+      <w:r>
+        <w:rPr>
+          <w:rFonts w:ascii="Arial Narrow" w:eastAsia="Arial Narrow" w:hAnsi="Arial Narrow" w:cs="Arial Narrow"/>
+          <w:color w:val="000000" w:themeColor="text1"/>
+          <w:sz w:val="16"/>
+          <w:szCs w:val="16"/>
+        </w:rPr>
+        <w:tab/>
+      </w:r>
+      <w:r>
+        <w:rPr>
+          <w:rFonts w:ascii="Arial Narrow" w:eastAsia="Arial Narrow" w:hAnsi="Arial Narrow" w:cs="Arial Narrow"/>
+          <w:b/>
+          <w:bCs/>
+          <w:color w:val="000000" w:themeColor="text1"/>
+          <w:sz w:val="16"/>
+          <w:szCs w:val="16"/>
+        </w:rPr>
+        <w:t xml:space="preserve">DECRETO LEGISLATIVO 807, LEY SOBRE FACULTADES, NORMAS Y ORGANIZACIÓN DEL INDECOPI, publicado el 18 de abril de 1996</w:t>
+      </w:r>
+    </w:p>
     <w:p>
       <w:pPr>
         <w:pStyle w:val="Textonotapie"/>
@@ -9629,17 +9542,6 @@
       </w:pPr>
       <w:r>
         <w:rPr>
-          <w:rStyle w:val="Refdenotaalpie"/>
-          <w:rFonts w:ascii="Arial Narrow" w:eastAsia="Arial Narrow" w:hAnsi="Arial Narrow" w:cs="Arial Narrow"/>
-          <w:color w:val="000000" w:themeColor="text1"/>
-          <w:sz w:val="16"/>
-          <w:szCs w:val="16"/>
-          <w:vertAlign w:val="superscript"/>
-        </w:rPr>
-        <w:footnoteRef/>
-      </w:r>
-      <w:r>
-        <w:rPr>
           <w:rFonts w:ascii="Arial Narrow" w:eastAsia="Arial Narrow" w:hAnsi="Arial Narrow" w:cs="Arial Narrow"/>
           <w:color w:val="000000" w:themeColor="text1"/>
           <w:sz w:val="16"/>
@@ -9656,7 +9558,16 @@
           <w:sz w:val="16"/>
           <w:szCs w:val="16"/>
         </w:rPr>
-        <w:t xml:space="preserve">DECRETO LEGISLATIVO 807, LEY SOBRE FACULTADES, NORMAS Y ORGANIZACIÓN DEL INDECOPI, publicado el 18 de abril de 1996</w:t>
+        <w:t xml:space="preserve">Artículo 26.-</w:t>
+      </w:r>
+      <w:r>
+        <w:rPr>
+          <w:rFonts w:ascii="Arial Narrow" w:eastAsia="Arial Narrow" w:hAnsi="Arial Narrow" w:cs="Arial Narrow"/>
+          <w:color w:val="000000" w:themeColor="text1"/>
+          <w:sz w:val="16"/>
+          <w:szCs w:val="16"/>
+        </w:rPr>
+        <w:t xml:space="preserve"> Una vez admitida a trámite la denuncia, se correrá traslado de la misma al denunciado, a fin de que éste presente su descargo. El plazo para la presentación del descargo será de cinco (5) días contados desde la notificación, vencido el cual, el Secretario Técnico declarará en rebeldía al denunciado que no lo hubiera presentado.</w:t>
       </w:r>
     </w:p>
     <w:p>
@@ -9670,6 +9581,34 @@
           <w:szCs w:val="16"/>
         </w:rPr>
       </w:pPr>
+    </w:p>
+  </w:footnote>
+  <w:footnote w:id="14">
+    <w:p>
+      <w:pPr>
+        <w:pStyle w:val="Textonotapie"/>
+        <w:tabs>
+          <w:tab w:val="left" w:pos="567"/>
+        </w:tabs>
+        <w:ind w:left="567" w:hanging="567"/>
+        <w:jc w:val="both"/>
+        <w:rPr>
+          <w:rFonts w:ascii="Arial Narrow" w:eastAsia="Arial Narrow" w:hAnsi="Arial Narrow" w:cs="Arial Narrow"/>
+          <w:sz w:val="16"/>
+          <w:szCs w:val="16"/>
+        </w:rPr>
+      </w:pPr>
+      <w:r>
+        <w:rPr>
+          <w:rStyle w:val="Refdenotaalpie"/>
+          <w:rFonts w:ascii="Arial Narrow" w:eastAsia="Arial Narrow" w:hAnsi="Arial Narrow" w:cs="Arial Narrow"/>
+          <w:color w:val="000000" w:themeColor="text1"/>
+          <w:sz w:val="16"/>
+          <w:szCs w:val="16"/>
+          <w:vertAlign w:val="superscript"/>
+        </w:rPr>
+        <w:footnoteRef/>
+      </w:r>
       <w:r>
         <w:rPr>
           <w:rFonts w:ascii="Arial Narrow" w:eastAsia="Arial Narrow" w:hAnsi="Arial Narrow" w:cs="Arial Narrow"/>
@@ -9688,16 +9627,7 @@
           <w:sz w:val="16"/>
           <w:szCs w:val="16"/>
         </w:rPr>
-        <w:t xml:space="preserve">Artículo 26.-</w:t>
-      </w:r>
-      <w:r>
-        <w:rPr>
-          <w:rFonts w:ascii="Arial Narrow" w:eastAsia="Arial Narrow" w:hAnsi="Arial Narrow" w:cs="Arial Narrow"/>
-          <w:color w:val="000000" w:themeColor="text1"/>
-          <w:sz w:val="16"/>
-          <w:szCs w:val="16"/>
-        </w:rPr>
-        <w:t xml:space="preserve"> Una vez admitida a trámite la denuncia, se correrá traslado de la misma al denunciado, a fin de que éste presente su descargo. El plazo para la presentación del descargo será de cinco (5) días contados desde la notificación, vencido el cual, el Secretario Técnico declarará en rebeldía al denunciado que no lo hubiera presentado.</w:t>
+        <w:t xml:space="preserve">DECRETO SUPREMO 006-2026-JUS, TEXTO ÚNICO ORDENADO DE LA LEY 27444, LEY DEL PROCEDIMIENTO ADMINISTRATIVO GENERAL, publicado el 30 de abril de 2026</w:t>
       </w:r>
     </w:p>
     <w:p>
@@ -9711,9 +9641,27 @@
           <w:szCs w:val="16"/>
         </w:rPr>
       </w:pPr>
-    </w:p>
-  </w:footnote>
-  <w:footnote w:id="20">
+      <w:r>
+        <w:rPr>
+          <w:rFonts w:ascii="Arial Narrow" w:eastAsia="Arial Narrow" w:hAnsi="Arial Narrow" w:cs="Arial Narrow"/>
+          <w:color w:val="000000" w:themeColor="text1"/>
+          <w:sz w:val="16"/>
+          <w:szCs w:val="16"/>
+        </w:rPr>
+        <w:tab/>
+      </w:r>
+      <w:r>
+        <w:rPr>
+          <w:rFonts w:ascii="Arial Narrow" w:eastAsia="Arial Narrow" w:hAnsi="Arial Narrow" w:cs="Arial Narrow"/>
+          <w:b/>
+          <w:bCs/>
+          <w:color w:val="000000" w:themeColor="text1"/>
+          <w:sz w:val="16"/>
+          <w:szCs w:val="16"/>
+        </w:rPr>
+        <w:t xml:space="preserve">Artículo 223.- Contestación de la reclamación</w:t>
+      </w:r>
+    </w:p>
     <w:p>
       <w:pPr>
         <w:pStyle w:val="Textonotapie"/>
@@ -9727,14 +9675,12 @@
       </w:pPr>
       <w:r>
         <w:rPr>
-          <w:rStyle w:val="Refdenotaalpie"/>
           <w:rFonts w:ascii="Arial Narrow" w:eastAsia="Arial Narrow" w:hAnsi="Arial Narrow" w:cs="Arial Narrow"/>
           <w:color w:val="000000" w:themeColor="text1"/>
           <w:sz w:val="16"/>
           <w:szCs w:val="16"/>
-          <w:vertAlign w:val="superscript"/>
-        </w:rPr>
-        <w:footnoteRef/>
+        </w:rPr>
+        <w:tab/>
       </w:r>
       <w:r>
         <w:rPr>
@@ -9743,18 +9689,7 @@
           <w:sz w:val="16"/>
           <w:szCs w:val="16"/>
         </w:rPr>
-        <w:tab/>
-      </w:r>
-      <w:r>
-        <w:rPr>
-          <w:rFonts w:ascii="Arial Narrow" w:eastAsia="Arial Narrow" w:hAnsi="Arial Narrow" w:cs="Arial Narrow"/>
-          <w:b/>
-          <w:bCs/>
-          <w:color w:val="000000" w:themeColor="text1"/>
-          <w:sz w:val="16"/>
-          <w:szCs w:val="16"/>
-        </w:rPr>
-        <w:t xml:space="preserve">DECRETO SUPREMO 006-2026-JUS, TEXTO ÚNICO ORDENADO DE LA LEY 27444, LEY DEL PROCEDIMIENTO ADMINISTRATIVO GENERAL, publicado el 30 de abril de 2026</w:t>
+        <w:t xml:space="preserve">223.1 El reclamado deberá presentar la contestación de la reclamación dentro de los quince (15) días posteriores a la notificación de ésta; vencido este plazo, la Administración declarará en rebeldía al reclamado que no la hubiera presentado. La contestación deberá contener los requisitos de los escritos previstos en el artículo 113 de la presente Ley, así como la absolución de todos los asuntos controvertidos de hecho y de derecho, Las alegaciones y los hechos relevantes de la reclamación, salvo que hayan sido específicamente negadas en la contestación, se tendrán por aceptadas o merituadas como ciertas.</w:t>
       </w:r>
     </w:p>
     <w:p>
@@ -9768,100 +9703,42 @@
           <w:szCs w:val="16"/>
         </w:rPr>
       </w:pPr>
-      <w:r>
-        <w:rPr>
-          <w:rFonts w:ascii="Arial Narrow" w:eastAsia="Arial Narrow" w:hAnsi="Arial Narrow" w:cs="Arial Narrow"/>
-          <w:color w:val="000000" w:themeColor="text1"/>
+    </w:p>
+  </w:footnote>
+  <w:footnote w:id="15">
+    <w:p>
+      <w:pPr>
+        <w:tabs>
+          <w:tab w:val="left" w:pos="567"/>
+        </w:tabs>
+        <w:ind w:left="567" w:hanging="567"/>
+        <w:jc w:val="both"/>
+        <w:rPr>
+          <w:rFonts w:ascii="Arial Narrow" w:eastAsia="Arial Narrow" w:hAnsi="Arial Narrow" w:cs="Arial Narrow"/>
+          <w:b/>
+          <w:bCs/>
+          <w:sz w:val="16"/>
+          <w:szCs w:val="16"/>
+        </w:rPr>
+      </w:pPr>
+      <w:r>
+        <w:rPr>
+          <w:rStyle w:val="Refdenotaalpie"/>
+          <w:rFonts w:ascii="Arial Narrow" w:eastAsia="Arial Narrow" w:hAnsi="Arial Narrow" w:cs="Arial Narrow"/>
+          <w:sz w:val="16"/>
+          <w:szCs w:val="16"/>
+          <w:vertAlign w:val="superscript"/>
+        </w:rPr>
+        <w:footnoteRef/>
+      </w:r>
+      <w:r>
+        <w:rPr>
+          <w:rFonts w:ascii="Arial Narrow" w:eastAsia="Arial Narrow" w:hAnsi="Arial Narrow" w:cs="Arial Narrow"/>
           <w:sz w:val="16"/>
           <w:szCs w:val="16"/>
         </w:rPr>
         <w:tab/>
-      </w:r>
-      <w:r>
-        <w:rPr>
-          <w:rFonts w:ascii="Arial Narrow" w:eastAsia="Arial Narrow" w:hAnsi="Arial Narrow" w:cs="Arial Narrow"/>
-          <w:b/>
-          <w:bCs/>
-          <w:color w:val="000000" w:themeColor="text1"/>
-          <w:sz w:val="16"/>
-          <w:szCs w:val="16"/>
-        </w:rPr>
-        <w:t xml:space="preserve">Artículo 223.- Contestación de la reclamación</w:t>
-      </w:r>
-    </w:p>
-    <w:p>
-      <w:pPr>
-        <w:pStyle w:val="Textonotapie"/>
-        <w:ind w:left="567" w:hanging="567"/>
-        <w:jc w:val="both"/>
-        <w:rPr>
-          <w:rFonts w:ascii="Arial Narrow" w:eastAsia="Arial Narrow" w:hAnsi="Arial Narrow" w:cs="Arial Narrow"/>
-          <w:sz w:val="16"/>
-          <w:szCs w:val="16"/>
-        </w:rPr>
-      </w:pPr>
-      <w:r>
-        <w:rPr>
-          <w:rFonts w:ascii="Arial Narrow" w:eastAsia="Arial Narrow" w:hAnsi="Arial Narrow" w:cs="Arial Narrow"/>
-          <w:color w:val="000000" w:themeColor="text1"/>
-          <w:sz w:val="16"/>
-          <w:szCs w:val="16"/>
-        </w:rPr>
-        <w:tab/>
-      </w:r>
-      <w:r>
-        <w:rPr>
-          <w:rFonts w:ascii="Arial Narrow" w:eastAsia="Arial Narrow" w:hAnsi="Arial Narrow" w:cs="Arial Narrow"/>
-          <w:color w:val="000000" w:themeColor="text1"/>
-          <w:sz w:val="16"/>
-          <w:szCs w:val="16"/>
-        </w:rPr>
-        <w:t xml:space="preserve">223.1 El reclamado deberá presentar la contestación de la reclamación dentro de los quince (15) días posteriores a la notificación de ésta; vencido este plazo, la Administración declarará en rebeldía al reclamado que no la hubiera presentado. La contestación deberá contener los requisitos de los escritos previstos en el artículo 113 de la presente Ley, así como la absolución de todos los asuntos controvertidos de hecho y de derecho, Las alegaciones y los hechos relevantes de la reclamación, salvo que hayan sido específicamente negadas en la contestación, se tendrán por aceptadas o merituadas como ciertas.</w:t>
-      </w:r>
-    </w:p>
-    <w:p>
-      <w:pPr>
-        <w:pStyle w:val="Textonotapie"/>
-        <w:ind w:left="567" w:hanging="567"/>
-        <w:jc w:val="both"/>
-        <w:rPr>
-          <w:rFonts w:ascii="Arial Narrow" w:eastAsia="Arial Narrow" w:hAnsi="Arial Narrow" w:cs="Arial Narrow"/>
-          <w:sz w:val="16"/>
-          <w:szCs w:val="16"/>
-        </w:rPr>
-      </w:pPr>
-    </w:p>
-  </w:footnote>
-  <w:footnote w:id="14">
-    <w:p>
-      <w:pPr>
-        <w:ind w:left="567" w:hanging="567"/>
-        <w:jc w:val="both"/>
-        <w:rPr>
-          <w:rFonts w:ascii="Arial Narrow" w:eastAsia="Arial Narrow" w:hAnsi="Arial Narrow" w:cs="Arial Narrow"/>
-          <w:b/>
-          <w:bCs/>
-          <w:sz w:val="16"/>
-          <w:szCs w:val="16"/>
-        </w:rPr>
-      </w:pPr>
-      <w:r>
-        <w:rPr>
-          <w:rStyle w:val="Refdenotaalpie"/>
-          <w:rFonts w:ascii="Arial Narrow" w:eastAsia="Arial Narrow" w:hAnsi="Arial Narrow" w:cs="Arial Narrow"/>
-          <w:sz w:val="16"/>
-          <w:szCs w:val="16"/>
-          <w:vertAlign w:val="superscript"/>
-        </w:rPr>
-        <w:footnoteRef/>
-      </w:r>
-      <w:r>
-        <w:rPr>
-          <w:rFonts w:ascii="Arial Narrow" w:eastAsia="Arial Narrow" w:hAnsi="Arial Narrow" w:cs="Arial Narrow"/>
-          <w:sz w:val="16"/>
-          <w:szCs w:val="16"/>
-        </w:rPr>
-        <w:t xml:space="preserve"> </w:t>
+        <w:t xml:space="preserve"/>
       </w:r>
       <w:r>
         <w:rPr>
@@ -9986,17 +9863,6 @@
     </w:p>
     <w:p>
       <w:pPr>
-        <w:ind w:left="426"/>
-        <w:jc w:val="both"/>
-        <w:rPr>
-          <w:rFonts w:ascii="Arial Narrow" w:eastAsia="Arial Narrow" w:hAnsi="Arial Narrow" w:cs="Arial Narrow"/>
-          <w:sz w:val="16"/>
-          <w:szCs w:val="16"/>
-        </w:rPr>
-      </w:pPr>
-    </w:p>
-    <w:p>
-      <w:pPr>
         <w:ind w:left="567" w:hanging="426"/>
         <w:jc w:val="both"/>
         <w:rPr>
@@ -10014,17 +9880,6 @@
         <w:tab/>
         <w:t>En el caso de las microempresas, la multa no puede superar el diez por ciento (10%) de las ventas o ingresos brutos percibidos por el infractor, relativos a todas sus actividades económicas, correspondientes al ejercicio inmediato anterior al de la expedición de la resolución de primera instancia, siempre que se haya acreditado dichos ingresos, no se encuentre en una situación de reincidencia y el caso no verse sobre la vida, salud o integridad de los consumidores. Para el caso de las pequeñas empresas, la multa no puede superar el veinte por ciento (20%) de las ventas o ingresos brutos percibidos por el infractor, conforme a los requisitos señalados anteriormente.</w:t>
       </w:r>
-    </w:p>
-    <w:p>
-      <w:pPr>
-        <w:ind w:left="567" w:hanging="426"/>
-        <w:jc w:val="both"/>
-        <w:rPr>
-          <w:rFonts w:ascii="Arial Narrow" w:eastAsia="Arial Narrow" w:hAnsi="Arial Narrow" w:cs="Arial Narrow"/>
-          <w:sz w:val="16"/>
-          <w:szCs w:val="16"/>
-        </w:rPr>
-      </w:pPr>
     </w:p>
     <w:p>
       <w:pPr>
@@ -10103,9 +9958,12 @@
       </w:pPr>
     </w:p>
   </w:footnote>
-  <w:footnote w:id="15">
-    <w:p>
-      <w:pPr>
+  <w:footnote w:id="16">
+    <w:p>
+      <w:pPr>
+        <w:tabs>
+          <w:tab w:val="left" w:pos="567"/>
+        </w:tabs>
         <w:ind w:left="567" w:hanging="567"/>
         <w:jc w:val="both"/>
         <w:rPr>
@@ -10223,17 +10081,6 @@
         <w:tab/>
         <w:t>Las medidas correctivas complementarias pueden dictarse de oficio o a pedido de parte.</w:t>
       </w:r>
-    </w:p>
-    <w:p>
-      <w:pPr>
-        <w:ind w:left="567" w:hanging="567"/>
-        <w:jc w:val="both"/>
-        <w:rPr>
-          <w:rFonts w:ascii="Arial Narrow" w:eastAsia="Arial Narrow" w:hAnsi="Arial Narrow" w:cs="Arial Narrow"/>
-          <w:sz w:val="16"/>
-          <w:szCs w:val="16"/>
-        </w:rPr>
-      </w:pPr>
     </w:p>
     <w:p>
       <w:pPr>
@@ -10496,17 +10343,6 @@
     </w:p>
     <w:p>
       <w:pPr>
-        <w:ind w:left="567"/>
-        <w:jc w:val="both"/>
-        <w:rPr>
-          <w:rFonts w:ascii="Arial Narrow" w:eastAsia="Arial Narrow" w:hAnsi="Arial Narrow" w:cs="Arial Narrow"/>
-          <w:sz w:val="16"/>
-          <w:szCs w:val="16"/>
-        </w:rPr>
-      </w:pPr>
-    </w:p>
-    <w:p>
-      <w:pPr>
         <w:tabs>
           <w:tab w:val="left" w:pos="568"/>
         </w:tabs>
@@ -10529,17 +10365,6 @@
     </w:p>
     <w:p>
       <w:pPr>
-        <w:ind w:left="567" w:hanging="567"/>
-        <w:jc w:val="both"/>
-        <w:rPr>
-          <w:rFonts w:ascii="Arial Narrow" w:eastAsia="Arial Narrow" w:hAnsi="Arial Narrow" w:cs="Arial Narrow"/>
-          <w:sz w:val="16"/>
-          <w:szCs w:val="16"/>
-        </w:rPr>
-      </w:pPr>
-    </w:p>
-    <w:p>
-      <w:pPr>
         <w:ind w:left="1134" w:hanging="567"/>
         <w:jc w:val="both"/>
         <w:rPr>
@@ -10567,6 +10392,14 @@
           <w:szCs w:val="16"/>
         </w:rPr>
       </w:pPr>
+      <w:r>
+        <w:rPr>
+          <w:rFonts w:ascii="Arial Narrow" w:eastAsia="Arial Narrow" w:hAnsi="Arial Narrow" w:cs="Arial Narrow"/>
+          <w:sz w:val="16"/>
+          <w:szCs w:val="16"/>
+        </w:rPr>
+        <w:t>115.4 Corresponde al consumidor que solicita el dictado de la medida correctiva reparadora probar las consecuencias patrimoniales directas e inmediatas causadas por la comisión de la infracción administrativa.</w:t>
+      </w:r>
     </w:p>
     <w:p>
       <w:pPr>
@@ -10584,7 +10417,7 @@
           <w:sz w:val="16"/>
           <w:szCs w:val="16"/>
         </w:rPr>
-        <w:t>115.4 Corresponde al consumidor que solicita el dictado de la medida correctiva reparadora probar las consecuencias patrimoniales directas e inmediatas causadas por la comisión de la infracción administrativa.</w:t>
+        <w:t>115.5 Los bienes o montos objeto de medidas correctivas reparadoras son entregados por el proveedor directamente al consumidor que los reclama, salvo mandato distinto contenido en la resolución. Aquellos bienes o montos materia de una medida correctiva reparadora, que por algún motivo se encuentran en posesión del Indecopi y deban ser entregados a los consumidores beneficiados, son puestos a disposición de estos.</w:t>
       </w:r>
     </w:p>
     <w:p>
@@ -10597,47 +10430,6 @@
           <w:szCs w:val="16"/>
         </w:rPr>
       </w:pPr>
-    </w:p>
-    <w:p>
-      <w:pPr>
-        <w:ind w:left="1134" w:hanging="567"/>
-        <w:jc w:val="both"/>
-        <w:rPr>
-          <w:rFonts w:ascii="Arial Narrow" w:eastAsia="Arial Narrow" w:hAnsi="Arial Narrow" w:cs="Arial Narrow"/>
-          <w:sz w:val="16"/>
-          <w:szCs w:val="16"/>
-        </w:rPr>
-      </w:pPr>
-      <w:r>
-        <w:rPr>
-          <w:rFonts w:ascii="Arial Narrow" w:eastAsia="Arial Narrow" w:hAnsi="Arial Narrow" w:cs="Arial Narrow"/>
-          <w:sz w:val="16"/>
-          <w:szCs w:val="16"/>
-        </w:rPr>
-        <w:t>115.5 Los bienes o montos objeto de medidas correctivas reparadoras son entregados por el proveedor directamente al consumidor que los reclama, salvo mandato distinto contenido en la resolución. Aquellos bienes o montos materia de una medida correctiva reparadora, que por algún motivo se encuentran en posesión del Indecopi y deban ser entregados a los consumidores beneficiados, son puestos a disposición de estos.</w:t>
-      </w:r>
-    </w:p>
-    <w:p>
-      <w:pPr>
-        <w:ind w:left="1134" w:hanging="567"/>
-        <w:jc w:val="both"/>
-        <w:rPr>
-          <w:rFonts w:ascii="Arial Narrow" w:eastAsia="Arial Narrow" w:hAnsi="Arial Narrow" w:cs="Arial Narrow"/>
-          <w:sz w:val="16"/>
-          <w:szCs w:val="16"/>
-        </w:rPr>
-      </w:pPr>
-    </w:p>
-    <w:p>
-      <w:pPr>
-        <w:ind w:left="1134" w:hanging="567"/>
-        <w:jc w:val="both"/>
-        <w:rPr>
-          <w:rFonts w:ascii="Arial Narrow" w:eastAsia="Arial Narrow" w:hAnsi="Arial Narrow" w:cs="Arial Narrow"/>
-          <w:sz w:val="16"/>
-          <w:szCs w:val="16"/>
-        </w:rPr>
-      </w:pPr>
       <w:r>
         <w:rPr>
           <w:rFonts w:ascii="Arial Narrow" w:eastAsia="Arial Narrow" w:hAnsi="Arial Narrow" w:cs="Arial Narrow"/>
@@ -10646,17 +10438,6 @@
         </w:rPr>
         <w:t>115.6 El extremo de la resolución final que ordena el cumplimiento de una medida correctiva reparadora a favor del consumidor constituye título ejecutivo conforme con lo dispuesto en el artículo 688 del Código Procesal Civil, una vez que quedan consentidas o causan estado en la vía administrativa. La legitimidad para obrar en los procesos civiles de ejecución corresponde a los consumidores beneficiados con la medida correctiva reparadora.</w:t>
       </w:r>
-    </w:p>
-    <w:p>
-      <w:pPr>
-        <w:ind w:left="1134" w:hanging="567"/>
-        <w:jc w:val="both"/>
-        <w:rPr>
-          <w:rFonts w:ascii="Arial Narrow" w:eastAsia="Arial Narrow" w:hAnsi="Arial Narrow" w:cs="Arial Narrow"/>
-          <w:sz w:val="16"/>
-          <w:szCs w:val="16"/>
-        </w:rPr>
-      </w:pPr>
     </w:p>
     <w:p>
       <w:pPr>
@@ -10685,17 +10466,6 @@
         <w:tab/>
         <w:t>Las medidas correctivas reparadoras como mandatos dirigidos a resarcir las consecuencias patrimoniales directas e inmediatas originadas por la infracción buscan corregir la conducta infractora y no tienen naturaleza indemnizatoria; son dictadas sin perjuicio de la indemnización por los daños y perjuicios que el consumidor puede solicitar en la vía judicial o arbitral correspondiente. No obstante, se descuenta de la indemnización patrimonial aquella satisfacción patrimonial deducible que el consumidor haya recibido a consecuencia del dictado de una medida correctiva reparadora en sede administrativa.</w:t>
       </w:r>
-    </w:p>
-    <w:p>
-      <w:pPr>
-        <w:ind w:left="567"/>
-        <w:jc w:val="both"/>
-        <w:rPr>
-          <w:rFonts w:ascii="Arial Narrow" w:eastAsia="Arial Narrow" w:hAnsi="Arial Narrow" w:cs="Arial Narrow"/>
-          <w:sz w:val="16"/>
-          <w:szCs w:val="16"/>
-        </w:rPr>
-      </w:pPr>
     </w:p>
     <w:p>
       <w:pPr>
@@ -10925,24 +10695,6 @@
     </w:p>
     <w:p>
       <w:pPr>
-        <w:pBdr>
-          <w:top w:val="nil"/>
-          <w:left w:val="nil"/>
-          <w:bottom w:val="nil"/>
-          <w:right w:val="nil"/>
-          <w:between w:val="nil"/>
-        </w:pBdr>
-        <w:ind w:left="567"/>
-        <w:jc w:val="both"/>
-        <w:rPr>
-          <w:rFonts w:ascii="Arial Narrow" w:eastAsia="Arial Narrow" w:hAnsi="Arial Narrow" w:cs="Arial Narrow"/>
-          <w:sz w:val="16"/>
-          <w:szCs w:val="16"/>
-        </w:rPr>
-      </w:pPr>
-    </w:p>
-    <w:p>
-      <w:pPr>
         <w:numPr>
           <w:ilvl w:val="0"/>
           <w:numId w:val="6"/>
@@ -11018,24 +10770,6 @@
           <w:szCs w:val="16"/>
         </w:rPr>
       </w:pPr>
-    </w:p>
-    <w:p>
-      <w:pPr>
-        <w:pBdr>
-          <w:top w:val="nil"/>
-          <w:left w:val="nil"/>
-          <w:bottom w:val="nil"/>
-          <w:right w:val="nil"/>
-          <w:between w:val="nil"/>
-        </w:pBdr>
-        <w:ind w:left="567"/>
-        <w:jc w:val="both"/>
-        <w:rPr>
-          <w:rFonts w:ascii="Arial Narrow" w:eastAsia="Arial Narrow" w:hAnsi="Arial Narrow" w:cs="Arial Narrow"/>
-          <w:sz w:val="16"/>
-          <w:szCs w:val="16"/>
-        </w:rPr>
-      </w:pPr>
       <w:r>
         <w:rPr>
           <w:rFonts w:ascii="Arial Narrow" w:eastAsia="Arial Narrow" w:hAnsi="Arial Narrow" w:cs="Arial Narrow"/>
@@ -11057,7 +10791,59 @@
       </w:pPr>
     </w:p>
   </w:footnote>
-  <w:footnote w:id="16">
+  <w:footnote w:id="17">
+    <w:p>
+      <w:pPr>
+        <w:pStyle w:val="Textonotapie"/>
+        <w:tabs>
+          <w:tab w:val="left" w:pos="567"/>
+        </w:tabs>
+        <w:ind w:left="567" w:hanging="567"/>
+        <w:jc w:val="both"/>
+        <w:rPr>
+          <w:rFonts w:ascii="Arial Narrow" w:eastAsia="Arial Narrow" w:hAnsi="Arial Narrow" w:cs="Arial Narrow"/>
+          <w:b/>
+          <w:sz w:val="16"/>
+          <w:szCs w:val="16"/>
+        </w:rPr>
+      </w:pPr>
+      <w:r>
+        <w:rPr>
+          <w:rStyle w:val="Refdenotaalpie"/>
+          <w:rFonts w:ascii="Arial Narrow" w:eastAsia="Arial Narrow" w:hAnsi="Arial Narrow" w:cs="Arial Narrow"/>
+          <w:sz w:val="16"/>
+          <w:szCs w:val="16"/>
+          <w:vertAlign w:val="superscript"/>
+        </w:rPr>
+        <w:footnoteRef/>
+      </w:r>
+      <w:r>
+        <w:rPr>
+          <w:rFonts w:ascii="Arial Narrow" w:eastAsia="Arial Narrow" w:hAnsi="Arial Narrow" w:cs="Arial Narrow"/>
+          <w:sz w:val="16"/>
+          <w:szCs w:val="16"/>
+        </w:rPr>
+        <w:tab/>
+        <w:t xml:space="preserve"/>
+      </w:r>
+      <w:r>
+        <w:rPr>
+          <w:rFonts w:ascii="Arial Narrow" w:eastAsia="Arial Narrow" w:hAnsi="Arial Narrow" w:cs="Arial Narrow"/>
+          <w:sz w:val="16"/>
+          <w:szCs w:val="16"/>
+        </w:rPr>
+        <w:tab/>
+      </w:r>
+      <w:r>
+        <w:rPr>
+          <w:rFonts w:ascii="Arial Narrow" w:eastAsia="Arial Narrow" w:hAnsi="Arial Narrow" w:cs="Arial Narrow"/>
+          <w:b/>
+          <w:sz w:val="16"/>
+          <w:szCs w:val="16"/>
+        </w:rPr>
+        <w:t>LEY 29571, CÓDIGO DE PROTECCIÓN Y DEFENSA DEL CONSUMIDOR</w:t>
+      </w:r>
+    </w:p>
     <w:p>
       <w:pPr>
         <w:pStyle w:val="Textonotapie"/>
@@ -11072,38 +10858,13 @@
       </w:pPr>
       <w:r>
         <w:rPr>
-          <w:rStyle w:val="Refdenotaalpie"/>
-          <w:rFonts w:ascii="Arial Narrow" w:eastAsia="Arial Narrow" w:hAnsi="Arial Narrow" w:cs="Arial Narrow"/>
-          <w:sz w:val="16"/>
-          <w:szCs w:val="16"/>
-          <w:vertAlign w:val="superscript"/>
-        </w:rPr>
-        <w:footnoteRef/>
-      </w:r>
-      <w:r>
-        <w:rPr>
-          <w:rFonts w:ascii="Arial Narrow" w:eastAsia="Arial Narrow" w:hAnsi="Arial Narrow" w:cs="Arial Narrow"/>
-          <w:sz w:val="16"/>
-          <w:szCs w:val="16"/>
-        </w:rPr>
-        <w:t xml:space="preserve"> </w:t>
-      </w:r>
-      <w:r>
-        <w:rPr>
-          <w:rFonts w:ascii="Arial Narrow" w:eastAsia="Arial Narrow" w:hAnsi="Arial Narrow" w:cs="Arial Narrow"/>
+          <w:rFonts w:ascii="Arial Narrow" w:eastAsia="Arial Narrow" w:hAnsi="Arial Narrow" w:cs="Arial Narrow"/>
+          <w:b/>
           <w:sz w:val="16"/>
           <w:szCs w:val="16"/>
         </w:rPr>
         <w:tab/>
-      </w:r>
-      <w:r>
-        <w:rPr>
-          <w:rFonts w:ascii="Arial Narrow" w:eastAsia="Arial Narrow" w:hAnsi="Arial Narrow" w:cs="Arial Narrow"/>
-          <w:b/>
-          <w:sz w:val="16"/>
-          <w:szCs w:val="16"/>
-        </w:rPr>
-        <w:t>LEY 29571, CÓDIGO DE PROTECCIÓN Y DEFENSA DEL CONSUMIDOR</w:t>
+        <w:t>Artículo 112.- Criterios de graduación de las sanciones administrativas</w:t>
       </w:r>
     </w:p>
     <w:p>
@@ -11113,20 +10874,18 @@
         <w:jc w:val="both"/>
         <w:rPr>
           <w:rFonts w:ascii="Arial Narrow" w:eastAsia="Arial Narrow" w:hAnsi="Arial Narrow" w:cs="Arial Narrow"/>
-          <w:b/>
-          <w:sz w:val="16"/>
-          <w:szCs w:val="16"/>
-        </w:rPr>
-      </w:pPr>
-      <w:r>
-        <w:rPr>
-          <w:rFonts w:ascii="Arial Narrow" w:eastAsia="Arial Narrow" w:hAnsi="Arial Narrow" w:cs="Arial Narrow"/>
-          <w:b/>
+          <w:sz w:val="16"/>
+          <w:szCs w:val="16"/>
+        </w:rPr>
+      </w:pPr>
+      <w:r>
+        <w:rPr>
+          <w:rFonts w:ascii="Arial Narrow" w:eastAsia="Arial Narrow" w:hAnsi="Arial Narrow" w:cs="Arial Narrow"/>
           <w:sz w:val="16"/>
           <w:szCs w:val="16"/>
         </w:rPr>
         <w:tab/>
-        <w:t>Artículo 112.- Criterios de graduación de las sanciones administrativas</w:t>
+        <w:t>[…]</w:t>
       </w:r>
     </w:p>
     <w:p>
@@ -11147,7 +10906,7 @@
           <w:szCs w:val="16"/>
         </w:rPr>
         <w:tab/>
-        <w:t>[…]</w:t>
+        <w:t>Se consideran circunstancias atenuantes especiales, las siguientes:</w:t>
       </w:r>
     </w:p>
     <w:p>
@@ -11168,7 +10927,27 @@
           <w:szCs w:val="16"/>
         </w:rPr>
         <w:tab/>
-        <w:t>Se consideran circunstancias atenuantes especiales, las siguientes:</w:t>
+        <w:t>[…]</w:t>
+      </w:r>
+    </w:p>
+    <w:p>
+      <w:pPr>
+        <w:pStyle w:val="Textonotapie"/>
+        <w:ind w:left="567"/>
+        <w:jc w:val="both"/>
+        <w:rPr>
+          <w:rFonts w:ascii="Arial Narrow" w:eastAsia="Arial Narrow" w:hAnsi="Arial Narrow" w:cs="Arial Narrow"/>
+          <w:sz w:val="16"/>
+          <w:szCs w:val="16"/>
+        </w:rPr>
+      </w:pPr>
+      <w:r>
+        <w:rPr>
+          <w:rFonts w:ascii="Arial Narrow" w:eastAsia="Arial Narrow" w:hAnsi="Arial Narrow" w:cs="Arial Narrow"/>
+          <w:sz w:val="16"/>
+          <w:szCs w:val="16"/>
+        </w:rPr>
+        <w:t>3. En los procedimientos de oficio promovidos por una denuncia de parte, cuando el proveedor se allana a la denuncia presentada o reconoce las pretensiones en ella contenidas, se da por concluido el procedimiento liminarmente, pudiendo imponerse una amonestación si el allanamiento o reconocimiento se realiza con la presentación de los descargos; caso contrario la sanción a imponer será pecuniaria. En aquellos casos en que el allanamiento o reconocimiento verse sobre controversias referidas a actos de discriminación, actos contrarios a la vida y a la salud y sustancias peligrosas, se considera como un atenuante pero la sanción a imponer será pecuniaria. En todos los supuestos de allanamiento y reconocimiento formulados con la presentación de los descargos, se exonera al denunciado del pago de los costos del procedimiento, pero no de las costas.</w:t>
       </w:r>
     </w:p>
     <w:p>
@@ -11178,23 +10957,71 @@
         <w:jc w:val="both"/>
         <w:rPr>
           <w:rFonts w:ascii="Arial Narrow" w:eastAsia="Arial Narrow" w:hAnsi="Arial Narrow" w:cs="Arial Narrow"/>
-          <w:sz w:val="16"/>
-          <w:szCs w:val="16"/>
-        </w:rPr>
-      </w:pPr>
-      <w:r>
-        <w:rPr>
-          <w:rFonts w:ascii="Arial Narrow" w:eastAsia="Arial Narrow" w:hAnsi="Arial Narrow" w:cs="Arial Narrow"/>
+          <w:b/>
+          <w:sz w:val="16"/>
+          <w:szCs w:val="16"/>
+        </w:rPr>
+      </w:pPr>
+    </w:p>
+  </w:footnote>
+  <w:footnote w:id="18">
+    <w:p>
+      <w:pPr>
+        <w:autoSpaceDE w:val="0"/>
+        <w:autoSpaceDN w:val="0"/>
+        <w:adjustRightInd w:val="0"/>
+        <w:tabs>
+          <w:tab w:val="left" w:pos="567"/>
+        </w:tabs>
+        <w:ind w:left="567" w:hanging="567"/>
+        <w:jc w:val="both"/>
+        <w:rPr>
+          <w:rFonts w:ascii="Arial Narrow" w:eastAsia="Arial Narrow" w:hAnsi="Arial Narrow" w:cs="Arial Narrow"/>
+          <w:b/>
+          <w:bCs/>
+          <w:sz w:val="16"/>
+          <w:szCs w:val="16"/>
+        </w:rPr>
+      </w:pPr>
+      <w:r>
+        <w:rPr>
+          <w:rStyle w:val="Refdenotaalpie"/>
+          <w:rFonts w:ascii="Arial Narrow" w:eastAsia="Arial Narrow" w:hAnsi="Arial Narrow" w:cs="Arial Narrow"/>
+          <w:b/>
+          <w:bCs/>
+          <w:sz w:val="16"/>
+          <w:szCs w:val="16"/>
+          <w:vertAlign w:val="superscript"/>
+        </w:rPr>
+        <w:footnoteRef/>
+      </w:r>
+      <w:r>
+        <w:rPr>
+          <w:rFonts w:ascii="Arial Narrow" w:eastAsia="Arial Narrow" w:hAnsi="Arial Narrow" w:cs="Arial Narrow"/>
+          <w:b/>
+          <w:bCs/>
           <w:sz w:val="16"/>
           <w:szCs w:val="16"/>
         </w:rPr>
         <w:tab/>
-        <w:t>[…]</w:t>
-      </w:r>
-    </w:p>
-    <w:p>
-      <w:pPr>
-        <w:pStyle w:val="Textonotapie"/>
+        <w:t xml:space="preserve"/>
+      </w:r>
+      <w:r>
+        <w:rPr>
+          <w:rFonts w:ascii="Arial Narrow" w:eastAsia="Arial Narrow" w:hAnsi="Arial Narrow" w:cs="Arial Narrow"/>
+          <w:b/>
+          <w:bCs/>
+          <w:sz w:val="16"/>
+          <w:szCs w:val="16"/>
+        </w:rPr>
+        <w:tab/>
+        <w:t>DECRETO LEGISLATIVO 807, LEY SOBRE FACULTADES, NORMAS Y ORGANIZACIÓN DEL INDECOPI FACULTADES DE LAS COMISIONES Y OFICINAS DEL INDECOPI.</w:t>
+      </w:r>
+    </w:p>
+    <w:p>
+      <w:pPr>
+        <w:pStyle w:val="NormalWeb"/>
+        <w:spacing w:after="0" w:line="240" w:lineRule="auto"/>
         <w:ind w:left="567"/>
         <w:jc w:val="both"/>
         <w:rPr>
@@ -11206,27 +11033,22 @@
       <w:r>
         <w:rPr>
           <w:rFonts w:ascii="Arial Narrow" w:eastAsia="Arial Narrow" w:hAnsi="Arial Narrow" w:cs="Arial Narrow"/>
-          <w:sz w:val="16"/>
-          <w:szCs w:val="16"/>
-        </w:rPr>
-        <w:t>3. En los procedimientos de oficio promovidos por una denuncia de parte, cuando el proveedor se allana a la denuncia presentada o reconoce las pretensiones en ella contenidas, se da por concluido el procedimiento liminarmente, pudiendo imponerse una amonestación si el allanamiento o reconocimiento se realiza con la presentación de los descargos; caso contrario la sanción a imponer será pecuniaria. En aquellos casos en que el allanamiento o reconocimiento verse sobre controversias referidas a actos de discriminación, actos contrarios a la vida y a la salud y sustancias peligrosas, se considera como un atenuante pero la sanción a imponer será pecuniaria. En todos los supuestos de allanamiento y reconocimiento formulados con la presentación de los descargos, se exonera al denunciado del pago de los costos del procedimiento, pero no de las costas.</w:t>
-      </w:r>
-    </w:p>
-    <w:p>
-      <w:pPr>
-        <w:pStyle w:val="Textonotapie"/>
-        <w:ind w:left="567" w:hanging="567"/>
-        <w:jc w:val="both"/>
-        <w:rPr>
-          <w:rFonts w:ascii="Arial Narrow" w:eastAsia="Arial Narrow" w:hAnsi="Arial Narrow" w:cs="Arial Narrow"/>
-          <w:b/>
-          <w:sz w:val="16"/>
-          <w:szCs w:val="16"/>
-        </w:rPr>
-      </w:pPr>
-    </w:p>
-  </w:footnote>
-  <w:footnote w:id="17">
+          <w:b/>
+          <w:sz w:val="16"/>
+          <w:szCs w:val="16"/>
+        </w:rPr>
+        <w:t xml:space="preserve">Artículo 29.- </w:t>
+      </w:r>
+      <w:r>
+        <w:rPr>
+          <w:rFonts w:ascii="Arial Narrow" w:eastAsia="Arial Narrow" w:hAnsi="Arial Narrow" w:cs="Arial Narrow"/>
+          <w:bCs/>
+          <w:sz w:val="16"/>
+          <w:szCs w:val="16"/>
+        </w:rPr>
+        <w:t>En cualquier estado del procedimiento, e incluso antes de admitirse a trámite la denuncia, el Secretario Técnico podrá citar a las partes a audiencia de conciliación. La audiencia se desarrollará ante el Secretario Técnico o ante la persona que este designe. Si ambas partes arribaran a un acuerdo respecto de la denuncia, se levantará un acta donde conste el acuerdo respectivo, el mismo que tendrá efectos de transacción extrajudicial. En cualquier caso, la Comisión podrá continuar de oficio el procedimiento, si del análisis de los hechos denunciados considera que podría estarse afectando intereses de terceros.</w:t>
+      </w:r>
+    </w:p>
     <w:p>
       <w:pPr>
         <w:autoSpaceDE w:val="0"/>
@@ -11242,18 +11064,73 @@
           <w:szCs w:val="16"/>
         </w:rPr>
       </w:pPr>
+    </w:p>
+  </w:footnote>
+  <w:footnote w:id="19">
+    <w:p>
+      <w:pPr>
+        <w:pStyle w:val="Textonotapie"/>
+        <w:tabs>
+          <w:tab w:val="left" w:pos="567"/>
+        </w:tabs>
+        <w:ind w:left="567" w:hanging="567"/>
+        <w:jc w:val="both"/>
+        <w:rPr>
+          <w:rFonts w:ascii="Arial Narrow" w:eastAsia="Arial Narrow" w:hAnsi="Arial Narrow" w:cs="Arial Narrow"/>
+          <w:sz w:val="16"/>
+          <w:szCs w:val="16"/>
+        </w:rPr>
+      </w:pPr>
       <w:r>
         <w:rPr>
           <w:rStyle w:val="Refdenotaalpie"/>
           <w:rFonts w:ascii="Arial Narrow" w:eastAsia="Arial Narrow" w:hAnsi="Arial Narrow" w:cs="Arial Narrow"/>
+          <w:sz w:val="16"/>
+          <w:szCs w:val="16"/>
+          <w:vertAlign w:val="superscript"/>
+        </w:rPr>
+        <w:footnoteRef/>
+      </w:r>
+      <w:r>
+        <w:rPr>
+          <w:rFonts w:ascii="Arial Narrow" w:eastAsia="Arial Narrow" w:hAnsi="Arial Narrow" w:cs="Arial Narrow"/>
+          <w:sz w:val="16"/>
+          <w:szCs w:val="16"/>
+        </w:rPr>
+        <w:tab/>
+        <w:t xml:space="preserve"/>
+      </w:r>
+      <w:r>
+        <w:rPr>
+          <w:rFonts w:ascii="Arial Narrow" w:eastAsia="Arial Narrow" w:hAnsi="Arial Narrow" w:cs="Arial Narrow"/>
+          <w:sz w:val="16"/>
+          <w:szCs w:val="16"/>
+        </w:rPr>
+        <w:tab/>
+      </w:r>
+      <w:r>
+        <w:rPr>
+          <w:rFonts w:ascii="Arial Narrow" w:eastAsia="Arial Narrow" w:hAnsi="Arial Narrow" w:cs="Arial Narrow"/>
+          <w:b/>
+          <w:sz w:val="16"/>
+          <w:szCs w:val="16"/>
+        </w:rPr>
+        <w:t>TEXTO ÚNICO ORDENADO DE LA LEY DEL PROCEDIMIENTO ADMINISTRATIVO GENERAL, aprobado mediante Decreto Supremo 006-2026-JUS y publicado el 30 de abril de 2026</w:t>
+      </w:r>
+    </w:p>
+    <w:p>
+      <w:pPr>
+        <w:pStyle w:val="Textonotapie"/>
+        <w:ind w:left="1134" w:hanging="567"/>
+        <w:jc w:val="both"/>
+        <w:rPr>
+          <w:rFonts w:ascii="Arial Narrow" w:eastAsia="Arial Narrow" w:hAnsi="Arial Narrow" w:cs="Arial Narrow"/>
           <w:b/>
           <w:bCs/>
           <w:sz w:val="16"/>
           <w:szCs w:val="16"/>
-          <w:vertAlign w:val="superscript"/>
-        </w:rPr>
-        <w:footnoteRef/>
-      </w:r>
+        </w:rPr>
+      </w:pPr>
       <w:r>
         <w:rPr>
           <w:rFonts w:ascii="Arial Narrow" w:eastAsia="Arial Narrow" w:hAnsi="Arial Narrow" w:cs="Arial Narrow"/>
@@ -11262,69 +11139,78 @@
           <w:sz w:val="16"/>
           <w:szCs w:val="16"/>
         </w:rPr>
-        <w:t xml:space="preserve"> </w:t>
-      </w:r>
-      <w:r>
-        <w:rPr>
-          <w:rFonts w:ascii="Arial Narrow" w:eastAsia="Arial Narrow" w:hAnsi="Arial Narrow" w:cs="Arial Narrow"/>
-          <w:b/>
-          <w:bCs/>
+        <w:t>Artículo 20.- Modalidades de notificación</w:t>
+      </w:r>
+    </w:p>
+    <w:p>
+      <w:pPr>
+        <w:pStyle w:val="Textonotapie"/>
+        <w:ind w:left="1134" w:hanging="567"/>
+        <w:jc w:val="both"/>
+        <w:rPr>
+          <w:rFonts w:ascii="Arial Narrow" w:eastAsia="Arial Narrow" w:hAnsi="Arial Narrow" w:cs="Arial Narrow"/>
+          <w:sz w:val="16"/>
+          <w:szCs w:val="16"/>
+        </w:rPr>
+      </w:pPr>
+      <w:r>
+        <w:rPr>
+          <w:rFonts w:ascii="Arial Narrow" w:eastAsia="Arial Narrow" w:hAnsi="Arial Narrow" w:cs="Arial Narrow"/>
+          <w:sz w:val="16"/>
+          <w:szCs w:val="16"/>
+        </w:rPr>
+        <w:t xml:space="preserve">20.4. </w:t>
+      </w:r>
+      <w:r>
+        <w:rPr>
+          <w:rFonts w:ascii="Arial Narrow" w:eastAsia="Arial Narrow" w:hAnsi="Arial Narrow" w:cs="Arial Narrow"/>
           <w:sz w:val="16"/>
           <w:szCs w:val="16"/>
         </w:rPr>
         <w:tab/>
-        <w:t>DECRETO LEGISLATIVO 807, LEY SOBRE FACULTADES, NORMAS Y ORGANIZACIÓN DEL INDECOPI FACULTADES DE LAS COMISIONES Y OFICINAS DEL INDECOPI.</w:t>
-      </w:r>
-    </w:p>
-    <w:p>
-      <w:pPr>
-        <w:pStyle w:val="NormalWeb"/>
-        <w:spacing w:after="0" w:line="240" w:lineRule="auto"/>
-        <w:ind w:left="567"/>
-        <w:jc w:val="both"/>
-        <w:rPr>
-          <w:rFonts w:ascii="Arial Narrow" w:eastAsia="Arial Narrow" w:hAnsi="Arial Narrow" w:cs="Arial Narrow"/>
-          <w:sz w:val="16"/>
-          <w:szCs w:val="16"/>
-        </w:rPr>
-      </w:pPr>
-      <w:r>
-        <w:rPr>
-          <w:rFonts w:ascii="Arial Narrow" w:eastAsia="Arial Narrow" w:hAnsi="Arial Narrow" w:cs="Arial Narrow"/>
-          <w:b/>
-          <w:sz w:val="16"/>
-          <w:szCs w:val="16"/>
-        </w:rPr>
-        <w:t xml:space="preserve">Artículo 29.- </w:t>
-      </w:r>
-      <w:r>
-        <w:rPr>
-          <w:rFonts w:ascii="Arial Narrow" w:eastAsia="Arial Narrow" w:hAnsi="Arial Narrow" w:cs="Arial Narrow"/>
-          <w:bCs/>
-          <w:sz w:val="16"/>
-          <w:szCs w:val="16"/>
-        </w:rPr>
-        <w:t>En cualquier estado del procedimiento, e incluso antes de admitirse a trámite la denuncia, el Secretario Técnico podrá citar a las partes a audiencia de conciliación. La audiencia se desarrollará ante el Secretario Técnico o ante la persona que este designe. Si ambas partes arribaran a un acuerdo respecto de la denuncia, se levantará un acta donde conste el acuerdo respectivo, el mismo que tendrá efectos de transacción extrajudicial. En cualquier caso, la Comisión podrá continuar de oficio el procedimiento, si del análisis de los hechos denunciados considera que podría estarse afectando intereses de terceros.</w:t>
-      </w:r>
-    </w:p>
-    <w:p>
-      <w:pPr>
-        <w:autoSpaceDE w:val="0"/>
-        <w:autoSpaceDN w:val="0"/>
-        <w:adjustRightInd w:val="0"/>
-        <w:ind w:left="567" w:hanging="567"/>
-        <w:jc w:val="both"/>
-        <w:rPr>
-          <w:rFonts w:ascii="Arial Narrow" w:eastAsia="Arial Narrow" w:hAnsi="Arial Narrow" w:cs="Arial Narrow"/>
-          <w:b/>
-          <w:bCs/>
-          <w:sz w:val="16"/>
-          <w:szCs w:val="16"/>
-        </w:rPr>
-      </w:pPr>
-    </w:p>
-  </w:footnote>
-  <w:footnote w:id="18">
+        <w:t>El administrado interesado o afectado por el acto que hubiera consignado en su escrito alguna dirección electrónica que conste en el expediente puede ser notificado a través de ese medio siempre que haya dado su autorización expresa para ello. Para este caso no es de aplicación el orden de prelación dispuesto en el numeral 20.1.</w:t>
+      </w:r>
+    </w:p>
+    <w:p>
+      <w:pPr>
+        <w:pStyle w:val="Textonotapie"/>
+        <w:ind w:left="1134"/>
+        <w:jc w:val="both"/>
+        <w:rPr>
+          <w:rFonts w:ascii="Arial Narrow" w:eastAsia="Arial Narrow" w:hAnsi="Arial Narrow" w:cs="Arial Narrow"/>
+          <w:sz w:val="16"/>
+          <w:szCs w:val="16"/>
+        </w:rPr>
+      </w:pPr>
+      <w:r>
+        <w:rPr>
+          <w:rFonts w:ascii="Arial Narrow" w:eastAsia="Arial Narrow" w:hAnsi="Arial Narrow" w:cs="Arial Narrow"/>
+          <w:sz w:val="16"/>
+          <w:szCs w:val="16"/>
+        </w:rPr>
+        <w:t xml:space="preserve">La notificación dirigida a la dirección de correo electrónico señalada por el administrado se entiende válidamente efectuada cuando la entidad reciba la respuesta de recepción de la dirección electrónica señalada por el administrado o esta sea generada en forma automática por una plataforma tecnológica o sistema informático que garantice que la notificación ha sido efectuada. La notificación surte efectos el día que conste haber sido recibida, conforme lo previsto en el numeral 2 del artículo 25. </w:t>
+      </w:r>
+    </w:p>
+    <w:p>
+      <w:pPr>
+        <w:pStyle w:val="Textonotapie"/>
+        <w:ind w:left="1134"/>
+        <w:jc w:val="both"/>
+        <w:rPr>
+          <w:rFonts w:ascii="Arial Narrow" w:eastAsia="Arial Narrow" w:hAnsi="Arial Narrow" w:cs="Arial Narrow"/>
+          <w:sz w:val="16"/>
+          <w:szCs w:val="16"/>
+        </w:rPr>
+      </w:pPr>
+      <w:r>
+        <w:rPr>
+          <w:rFonts w:ascii="Arial Narrow" w:eastAsia="Arial Narrow" w:hAnsi="Arial Narrow" w:cs="Arial Narrow"/>
+          <w:sz w:val="16"/>
+          <w:szCs w:val="16"/>
+        </w:rPr>
+        <w:t>En caso de no recibirse respuesta automática de recepción en un plazo máximo de dos (2) días hábiles contados desde el día siguiente de efectuado el acto de notificación vía correo electrónico, se procede a notificar por cédula conforme al inciso 20.1.1, volviéndose a computar el plazo establecido en el numeral 24.1 del artículo 24.</w:t>
+      </w:r>
+    </w:p>
     <w:p>
       <w:pPr>
         <w:pStyle w:val="Textonotapie"/>
@@ -11332,286 +11218,6 @@
         <w:jc w:val="both"/>
         <w:rPr>
           <w:rFonts w:ascii="Arial Narrow" w:eastAsia="Arial Narrow" w:hAnsi="Arial Narrow" w:cs="Arial Narrow"/>
-          <w:sz w:val="16"/>
-          <w:szCs w:val="16"/>
-        </w:rPr>
-      </w:pPr>
-      <w:r>
-        <w:rPr>
-          <w:rStyle w:val="Refdenotaalpie"/>
-          <w:rFonts w:ascii="Arial Narrow" w:eastAsia="Arial Narrow" w:hAnsi="Arial Narrow" w:cs="Arial Narrow"/>
-          <w:sz w:val="16"/>
-          <w:szCs w:val="16"/>
-          <w:vertAlign w:val="superscript"/>
-        </w:rPr>
-        <w:footnoteRef/>
-      </w:r>
-      <w:r>
-        <w:rPr>
-          <w:rFonts w:ascii="Arial Narrow" w:eastAsia="Arial Narrow" w:hAnsi="Arial Narrow" w:cs="Arial Narrow"/>
-          <w:sz w:val="16"/>
-          <w:szCs w:val="16"/>
-        </w:rPr>
-        <w:t xml:space="preserve"> </w:t>
-      </w:r>
-      <w:r>
-        <w:rPr>
-          <w:rFonts w:ascii="Arial Narrow" w:eastAsia="Arial Narrow" w:hAnsi="Arial Narrow" w:cs="Arial Narrow"/>
-          <w:sz w:val="16"/>
-          <w:szCs w:val="16"/>
-        </w:rPr>
-        <w:tab/>
-      </w:r>
-      <w:r>
-        <w:rPr>
-          <w:rFonts w:ascii="Arial Narrow" w:eastAsia="Arial Narrow" w:hAnsi="Arial Narrow" w:cs="Arial Narrow"/>
-          <w:b/>
-          <w:sz w:val="16"/>
-          <w:szCs w:val="16"/>
-        </w:rPr>
-        <w:t>TEXTO ÚNICO ORDENADO DE LA LEY DEL PROCEDIMIENTO ADMINISTRATIVO GENERAL, aprobado mediante Decreto Supremo 006-2026-JUS y publicado el 30 de abril de 2026</w:t>
-      </w:r>
-    </w:p>
-    <w:p>
-      <w:pPr>
-        <w:pStyle w:val="Textonotapie"/>
-        <w:ind w:left="1134" w:hanging="567"/>
-        <w:jc w:val="both"/>
-        <w:rPr>
-          <w:rFonts w:ascii="Arial Narrow" w:eastAsia="Arial Narrow" w:hAnsi="Arial Narrow" w:cs="Arial Narrow"/>
-          <w:b/>
-          <w:bCs/>
-          <w:sz w:val="16"/>
-          <w:szCs w:val="16"/>
-        </w:rPr>
-      </w:pPr>
-      <w:r>
-        <w:rPr>
-          <w:rFonts w:ascii="Arial Narrow" w:eastAsia="Arial Narrow" w:hAnsi="Arial Narrow" w:cs="Arial Narrow"/>
-          <w:b/>
-          <w:bCs/>
-          <w:sz w:val="16"/>
-          <w:szCs w:val="16"/>
-        </w:rPr>
-        <w:t>Artículo 20.- Modalidades de notificación</w:t>
-      </w:r>
-    </w:p>
-    <w:p>
-      <w:pPr>
-        <w:pStyle w:val="Textonotapie"/>
-        <w:ind w:left="1134" w:hanging="567"/>
-        <w:jc w:val="both"/>
-        <w:rPr>
-          <w:rFonts w:ascii="Arial Narrow" w:eastAsia="Arial Narrow" w:hAnsi="Arial Narrow" w:cs="Arial Narrow"/>
-          <w:sz w:val="16"/>
-          <w:szCs w:val="16"/>
-        </w:rPr>
-      </w:pPr>
-      <w:r>
-        <w:rPr>
-          <w:rFonts w:ascii="Arial Narrow" w:eastAsia="Arial Narrow" w:hAnsi="Arial Narrow" w:cs="Arial Narrow"/>
-          <w:sz w:val="16"/>
-          <w:szCs w:val="16"/>
-        </w:rPr>
-        <w:t xml:space="preserve">20.4. </w:t>
-      </w:r>
-      <w:r>
-        <w:rPr>
-          <w:rFonts w:ascii="Arial Narrow" w:eastAsia="Arial Narrow" w:hAnsi="Arial Narrow" w:cs="Arial Narrow"/>
-          <w:sz w:val="16"/>
-          <w:szCs w:val="16"/>
-        </w:rPr>
-        <w:tab/>
-        <w:t>El administrado interesado o afectado por el acto que hubiera consignado en su escrito alguna dirección electrónica que conste en el expediente puede ser notificado a través de ese medio siempre que haya dado su autorización expresa para ello. Para este caso no es de aplicación el orden de prelación dispuesto en el numeral 20.1.</w:t>
-      </w:r>
-    </w:p>
-    <w:p>
-      <w:pPr>
-        <w:pStyle w:val="Textonotapie"/>
-        <w:ind w:left="1134"/>
-        <w:jc w:val="both"/>
-        <w:rPr>
-          <w:rFonts w:ascii="Arial Narrow" w:eastAsia="Arial Narrow" w:hAnsi="Arial Narrow" w:cs="Arial Narrow"/>
-          <w:sz w:val="16"/>
-          <w:szCs w:val="16"/>
-        </w:rPr>
-      </w:pPr>
-      <w:r>
-        <w:rPr>
-          <w:rFonts w:ascii="Arial Narrow" w:eastAsia="Arial Narrow" w:hAnsi="Arial Narrow" w:cs="Arial Narrow"/>
-          <w:sz w:val="16"/>
-          <w:szCs w:val="16"/>
-        </w:rPr>
-        <w:t xml:space="preserve">La notificación dirigida a la dirección de correo electrónico señalada por el administrado se entiende válidamente efectuada cuando la entidad reciba la respuesta de recepción de la dirección electrónica señalada por el administrado o esta sea generada en forma automática por una plataforma tecnológica o sistema informático que garantice que la notificación ha sido efectuada. La notificación surte efectos el día que conste haber sido recibida, conforme lo previsto en el numeral 2 del artículo 25. </w:t>
-      </w:r>
-    </w:p>
-    <w:p>
-      <w:pPr>
-        <w:pStyle w:val="Textonotapie"/>
-        <w:ind w:left="1134"/>
-        <w:jc w:val="both"/>
-        <w:rPr>
-          <w:rFonts w:ascii="Arial Narrow" w:eastAsia="Arial Narrow" w:hAnsi="Arial Narrow" w:cs="Arial Narrow"/>
-          <w:sz w:val="16"/>
-          <w:szCs w:val="16"/>
-        </w:rPr>
-      </w:pPr>
-      <w:r>
-        <w:rPr>
-          <w:rFonts w:ascii="Arial Narrow" w:eastAsia="Arial Narrow" w:hAnsi="Arial Narrow" w:cs="Arial Narrow"/>
-          <w:sz w:val="16"/>
-          <w:szCs w:val="16"/>
-        </w:rPr>
-        <w:t>En caso de no recibirse respuesta automática de recepción en un plazo máximo de dos (2) días hábiles contados desde el día siguiente de efectuado el acto de notificación vía correo electrónico, se procede a notificar por cédula conforme al inciso 20.1.1, volviéndose a computar el plazo establecido en el numeral 24.1 del artículo 24.</w:t>
-      </w:r>
-    </w:p>
-    <w:p>
-      <w:pPr>
-        <w:pStyle w:val="Textonotapie"/>
-        <w:ind w:left="567" w:hanging="567"/>
-        <w:jc w:val="both"/>
-        <w:rPr>
-          <w:rFonts w:ascii="Arial Narrow" w:eastAsia="Arial Narrow" w:hAnsi="Arial Narrow" w:cs="Arial Narrow"/>
-          <w:sz w:val="16"/>
-          <w:szCs w:val="16"/>
-        </w:rPr>
-      </w:pPr>
-    </w:p>
-  </w:footnote>
-  <w:footnote w:id="13">
-    <w:p>
-      <w:pPr>
-        <w:pStyle w:val="Textonotapie"/>
-        <w:ind w:left="567" w:hanging="567"/>
-        <w:jc w:val="both"/>
-        <w:rPr>
-          <w:rFonts w:ascii="Arial Narrow" w:eastAsia="Arial Narrow" w:hAnsi="Arial Narrow" w:cs="Arial Narrow"/>
-          <w:b/>
-          <w:bCs/>
-          <w:sz w:val="16"/>
-          <w:szCs w:val="16"/>
-        </w:rPr>
-      </w:pPr>
-      <w:r>
-        <w:rPr>
-          <w:rStyle w:val="Refdenotaalpie"/>
-          <w:rFonts w:ascii="Arial Narrow" w:eastAsia="Arial Narrow" w:hAnsi="Arial Narrow" w:cs="Arial Narrow"/>
-          <w:sz w:val="16"/>
-          <w:szCs w:val="16"/>
-          <w:vertAlign w:val="superscript"/>
-        </w:rPr>
-        <w:footnoteRef/>
-      </w:r>
-      <w:r>
-        <w:rPr>
-          <w:rFonts w:ascii="Arial Narrow" w:eastAsia="Arial Narrow" w:hAnsi="Arial Narrow" w:cs="Arial Narrow"/>
-          <w:b/>
-          <w:bCs/>
-          <w:sz w:val="16"/>
-          <w:szCs w:val="16"/>
-        </w:rPr>
-        <w:t xml:space="preserve"> </w:t>
-      </w:r>
-      <w:r>
-        <w:rPr>
-          <w:rFonts w:ascii="Arial Narrow" w:eastAsia="Arial Narrow" w:hAnsi="Arial Narrow" w:cs="Arial Narrow"/>
-          <w:sz w:val="16"/>
-          <w:szCs w:val="16"/>
-        </w:rPr>
-        <w:t xml:space="preserve"> </w:t>
-      </w:r>
-      <w:r>
-        <w:rPr>
-          <w:rFonts w:ascii="Arial Narrow" w:eastAsia="Arial Narrow" w:hAnsi="Arial Narrow" w:cs="Arial Narrow"/>
-          <w:sz w:val="16"/>
-          <w:szCs w:val="16"/>
-        </w:rPr>
-        <w:tab/>
-      </w:r>
-      <w:r>
-        <w:rPr>
-          <w:rFonts w:ascii="Arial Narrow" w:eastAsia="Arial Narrow" w:hAnsi="Arial Narrow" w:cs="Arial Narrow"/>
-          <w:b/>
-          <w:bCs/>
-          <w:sz w:val="16"/>
-          <w:szCs w:val="16"/>
-        </w:rPr>
-        <w:t>TEXTO ÚNICO ORDENADO DE LA LEY 27444, LEY DE PROCEDIMIENTO ADMINISTRATIVO GENERAL, aprobado por el Decreto Supremo 006-2026-JUS</w:t>
-      </w:r>
-    </w:p>
-    <w:p>
-      <w:pPr>
-        <w:pStyle w:val="Textonotapie"/>
-        <w:ind w:firstLine="567"/>
-        <w:jc w:val="both"/>
-        <w:rPr>
-          <w:rFonts w:ascii="Arial Narrow" w:eastAsia="Arial Narrow" w:hAnsi="Arial Narrow" w:cs="Arial Narrow"/>
-          <w:b/>
-          <w:bCs/>
-          <w:sz w:val="16"/>
-          <w:szCs w:val="16"/>
-        </w:rPr>
-      </w:pPr>
-      <w:r>
-        <w:rPr>
-          <w:rFonts w:ascii="Arial Narrow" w:eastAsia="Arial Narrow" w:hAnsi="Arial Narrow" w:cs="Arial Narrow"/>
-          <w:b/>
-          <w:bCs/>
-          <w:sz w:val="16"/>
-          <w:szCs w:val="16"/>
-        </w:rPr>
-        <w:t>233.- Contestación de la reclamación</w:t>
-      </w:r>
-    </w:p>
-    <w:p>
-      <w:pPr>
-        <w:pStyle w:val="Textonotapie"/>
-        <w:ind w:firstLine="567"/>
-        <w:jc w:val="both"/>
-        <w:rPr>
-          <w:rFonts w:ascii="Arial Narrow" w:eastAsia="Arial Narrow" w:hAnsi="Arial Narrow" w:cs="Arial Narrow"/>
-          <w:sz w:val="16"/>
-          <w:szCs w:val="16"/>
-        </w:rPr>
-      </w:pPr>
-      <w:r>
-        <w:rPr>
-          <w:rFonts w:ascii="Arial Narrow" w:eastAsia="Arial Narrow" w:hAnsi="Arial Narrow" w:cs="Arial Narrow"/>
-          <w:sz w:val="16"/>
-          <w:szCs w:val="16"/>
-        </w:rPr>
-        <w:t>233.1 “(…) Las alegaciones y los hechos relevantes de la reclamación, salvo que hayan sido específicamente negadas en la contestación,</w:t>
-      </w:r>
-    </w:p>
-    <w:p>
-      <w:pPr>
-        <w:pStyle w:val="Textonotapie"/>
-        <w:ind w:firstLine="567"/>
-        <w:jc w:val="both"/>
-        <w:rPr>
-          <w:rFonts w:ascii="Arial Narrow" w:eastAsia="Arial Narrow" w:hAnsi="Arial Narrow" w:cs="Arial Narrow"/>
-          <w:sz w:val="16"/>
-          <w:szCs w:val="16"/>
-        </w:rPr>
-      </w:pPr>
-      <w:r>
-        <w:rPr>
-          <w:rFonts w:ascii="Arial Narrow" w:eastAsia="Arial Narrow" w:hAnsi="Arial Narrow" w:cs="Arial Narrow"/>
-          <w:sz w:val="16"/>
-          <w:szCs w:val="16"/>
-        </w:rPr>
-        <w:t>se tendrán por aceptadas o merituadas como ciertas”.</w:t>
-      </w:r>
-    </w:p>
-    <w:p>
-      <w:pPr>
-        <w:pStyle w:val="Textonotapie"/>
-        <w:ind w:left="567" w:hanging="567"/>
-        <w:jc w:val="both"/>
-        <w:rPr>
-          <w:rFonts w:ascii="Arial Narrow" w:eastAsia="Arial Narrow" w:hAnsi="Arial Narrow" w:cs="Arial Narrow"/>
-          <w:b/>
-          <w:bCs/>
           <w:sz w:val="16"/>
           <w:szCs w:val="16"/>
         </w:rPr>

--- a/plantillas_maestras/01_seguro_vehicular/negativa_cobertura/2_o_mas_ddos_varios/mujer/TPL_0592_2026_SEGURO_VEHICULAR_NEGATIVA_COBERTURA_ASEGURADORA_MUJER_R0107.docx
+++ b/plantillas_maestras/01_seguro_vehicular/negativa_cobertura/2_o_mas_ddos_varios/mujer/TPL_0592_2026_SEGURO_VEHICULAR_NEGATIVA_COBERTURA_ASEGURADORA_MUJER_R0107.docx
@@ -577,6 +577,7 @@
     </w:p>
     <w:p>
       <w:pPr>
+        <w:spacing w:before="0" w:after="0" w:line="240" w:lineRule="auto"/>
         <w:contextualSpacing/>
         <w:jc w:val="both"/>
         <w:rPr>
@@ -775,6 +776,7 @@
     </w:p>
     <w:p>
       <w:pPr>
+        <w:spacing w:before="0" w:after="0" w:line="240" w:lineRule="auto"/>
         <w:contextualSpacing/>
         <w:rPr>
           <w:rFonts w:ascii="Arial Narrow" w:eastAsia="Arial Narrow" w:hAnsi="Arial Narrow" w:cs="Arial Narrow"/>
@@ -873,6 +875,7 @@
     </w:p>
     <w:p>
       <w:pPr>
+        <w:spacing w:before="0" w:after="0" w:line="240" w:lineRule="auto"/>
         <w:pBdr>
           <w:top w:val="nil"/>
           <w:left w:val="nil"/>
@@ -1003,6 +1006,7 @@
     </w:p>
     <w:p>
       <w:pPr>
+        <w:spacing w:before="0" w:after="0" w:line="240" w:lineRule="auto"/>
         <w:pBdr>
           <w:top w:val="nil"/>
           <w:left w:val="nil"/>
@@ -1101,6 +1105,7 @@
     </w:p>
     <w:p>
       <w:pPr>
+        <w:spacing w:before="0" w:after="0" w:line="240" w:lineRule="auto"/>
         <w:pBdr>
           <w:top w:val="nil"/>
           <w:left w:val="nil"/>
@@ -1223,6 +1228,7 @@
     </w:p>
     <w:p>
       <w:pPr>
+        <w:spacing w:before="0" w:after="0" w:line="240" w:lineRule="auto"/>
         <w:pBdr>
           <w:top w:val="nil"/>
           <w:left w:val="nil"/>
@@ -1321,6 +1327,7 @@
     </w:p>
     <w:p>
       <w:pPr>
+        <w:spacing w:before="0" w:after="0" w:line="240" w:lineRule="auto"/>
         <w:pBdr>
           <w:top w:val="nil"/>
           <w:left w:val="nil"/>
@@ -1507,6 +1514,7 @@
     </w:p>
     <w:p>
       <w:pPr>
+        <w:spacing w:before="0" w:after="0" w:line="240" w:lineRule="auto"/>
         <w:pBdr>
           <w:top w:val="nil"/>
           <w:left w:val="nil"/>
@@ -1589,6 +1597,7 @@
     </w:p>
     <w:p>
       <w:pPr>
+        <w:spacing w:before="0" w:after="0" w:line="240" w:lineRule="auto"/>
         <w:pBdr>
           <w:top w:val="nil"/>
           <w:left w:val="nil"/>
@@ -1687,6 +1696,7 @@
     </w:p>
     <w:p>
       <w:pPr>
+        <w:spacing w:before="0" w:after="0" w:line="240" w:lineRule="auto"/>
         <w:pBdr>
           <w:top w:val="nil"/>
           <w:left w:val="nil"/>
@@ -1872,6 +1882,7 @@
     </w:p>
     <w:p>
       <w:pPr>
+        <w:spacing w:before="0" w:after="0" w:line="240" w:lineRule="auto"/>
         <w:pBdr>
           <w:top w:val="nil"/>
           <w:left w:val="nil"/>
@@ -1917,6 +1928,7 @@
     <w:p>
       <w:pPr>
         <w:pStyle w:val="Prrafodelista"/>
+        <w:spacing w:before="0" w:after="0" w:line="240" w:lineRule="auto"/>
         <w:ind w:left="567"/>
         <w:jc w:val="both"/>
         <w:rPr>
@@ -1997,6 +2009,7 @@
     <w:p>
       <w:pPr>
         <w:pStyle w:val="Prrafodelista"/>
+        <w:spacing w:before="0" w:after="0" w:line="240" w:lineRule="auto"/>
         <w:jc w:val="both"/>
         <w:rPr>
           <w:rFonts w:ascii="Arial Narrow" w:eastAsia="Arial Narrow" w:hAnsi="Arial Narrow" w:cs="Arial Narrow"/>
@@ -2066,7 +2079,7 @@
     <w:p>
       <w:pPr>
         <w:pStyle w:val="NormalWeb"/>
-        <w:spacing w:after="0" w:line="240" w:lineRule="auto"/>
+        <w:spacing w:before="0" w:after="0" w:line="240" w:lineRule="auto"/>
         <w:contextualSpacing/>
         <w:jc w:val="both"/>
         <w:rPr>
@@ -2116,7 +2129,7 @@
     <w:p>
       <w:pPr>
         <w:pStyle w:val="NormalWeb"/>
-        <w:spacing w:after="0" w:line="240" w:lineRule="auto"/>
+        <w:spacing w:before="0" w:after="0" w:line="240" w:lineRule="auto"/>
         <w:ind w:left="2268" w:hanging="567"/>
         <w:contextualSpacing/>
         <w:jc w:val="both"/>
@@ -2175,7 +2188,7 @@
     <w:p>
       <w:pPr>
         <w:pStyle w:val="NormalWeb"/>
-        <w:spacing w:after="0" w:line="240" w:lineRule="auto"/>
+        <w:spacing w:before="0" w:after="0" w:line="240" w:lineRule="auto"/>
         <w:ind w:left="2268" w:hanging="567"/>
         <w:contextualSpacing/>
         <w:jc w:val="both"/>
@@ -2245,7 +2258,7 @@
     <w:p>
       <w:pPr>
         <w:pStyle w:val="NormalWeb"/>
-        <w:spacing w:after="0" w:line="240" w:lineRule="auto"/>
+        <w:spacing w:before="0" w:after="0" w:line="240" w:lineRule="auto"/>
         <w:ind w:left="2268" w:hanging="708"/>
         <w:contextualSpacing/>
         <w:jc w:val="both"/>
@@ -2301,7 +2314,7 @@
     <w:p>
       <w:pPr>
         <w:pStyle w:val="NormalWeb"/>
-        <w:spacing w:after="0" w:line="240" w:lineRule="auto"/>
+        <w:spacing w:before="0" w:after="0" w:line="240" w:lineRule="auto"/>
         <w:ind w:left="2268"/>
         <w:contextualSpacing/>
         <w:jc w:val="both"/>
@@ -2353,6 +2366,7 @@
     </w:p>
     <w:p>
       <w:pPr>
+        <w:spacing w:before="0" w:after="0" w:line="240" w:lineRule="auto"/>
         <w:ind w:left="567" w:hanging="567"/>
         <w:contextualSpacing/>
         <w:jc w:val="both"/>
@@ -2401,6 +2415,7 @@
     </w:p>
     <w:p>
       <w:pPr>
+        <w:spacing w:before="0" w:after="0" w:line="240" w:lineRule="auto"/>
         <w:ind w:left="567" w:hanging="567"/>
         <w:contextualSpacing/>
         <w:jc w:val="both"/>
@@ -2571,6 +2586,7 @@
     <w:p>
       <w:pPr>
         <w:pStyle w:val="Prrafodelista"/>
+        <w:spacing w:before="0" w:after="0" w:line="240" w:lineRule="auto"/>
         <w:ind w:left="567"/>
         <w:jc w:val="both"/>
         <w:rPr>
@@ -2627,6 +2643,7 @@
     </w:p>
     <w:p>
       <w:pPr>
+        <w:spacing w:before="0" w:after="0" w:line="240" w:lineRule="auto"/>
         <w:contextualSpacing/>
         <w:jc w:val="both"/>
         <w:rPr>
@@ -2753,6 +2770,7 @@
     <w:p>
       <w:pPr>
         <w:pStyle w:val="Prrafodelista"/>
+        <w:spacing w:before="0" w:after="0" w:line="240" w:lineRule="auto"/>
         <w:ind w:left="567"/>
         <w:jc w:val="both"/>
         <w:rPr>
@@ -2814,6 +2832,7 @@
     <w:p>
       <w:pPr>
         <w:pStyle w:val="Prrafodelista"/>
+        <w:spacing w:before="0" w:after="0" w:line="240" w:lineRule="auto"/>
         <w:ind w:left="567"/>
         <w:jc w:val="both"/>
         <w:rPr>
@@ -2901,6 +2920,7 @@
     </w:p>
     <w:p>
       <w:pPr>
+        <w:spacing w:before="0" w:after="0" w:line="240" w:lineRule="auto"/>
         <w:contextualSpacing/>
         <w:jc w:val="both"/>
         <w:rPr>
@@ -2945,6 +2965,7 @@
     </w:p>
     <w:p>
       <w:pPr>
+        <w:spacing w:before="0" w:after="0" w:line="240" w:lineRule="auto"/>
         <w:contextualSpacing/>
         <w:jc w:val="both"/>
         <w:rPr>
@@ -3178,6 +3199,7 @@
     <w:p>
       <w:pPr>
         <w:pStyle w:val="Prrafodelista"/>
+        <w:spacing w:before="0" w:after="0" w:line="240" w:lineRule="auto"/>
         <w:ind w:left="567"/>
         <w:jc w:val="both"/>
         <w:rPr>
@@ -3354,6 +3376,7 @@
     </w:p>
     <w:p>
       <w:pPr>
+        <w:spacing w:before="0" w:after="0" w:line="240" w:lineRule="auto"/>
         <w:contextualSpacing/>
         <w:rPr>
           <w:rFonts w:ascii="Arial Narrow" w:eastAsia="Arial Narrow" w:hAnsi="Arial Narrow" w:cs="Arial Narrow"/>
@@ -3487,6 +3510,7 @@
     <w:bookmarkEnd w:id="14"/>
     <w:p>
       <w:pPr>
+        <w:spacing w:before="0" w:after="0" w:line="240" w:lineRule="auto"/>
         <w:contextualSpacing/>
         <w:jc w:val="both"/>
         <w:rPr>
@@ -3522,6 +3546,7 @@
     </w:p>
     <w:p>
       <w:pPr>
+        <w:spacing w:before="0" w:after="0" w:line="240" w:lineRule="auto"/>
         <w:pBdr>
           <w:top w:val="nil"/>
           <w:left w:val="nil"/>
@@ -3573,6 +3598,7 @@
     </w:p>
     <w:p>
       <w:pPr>
+        <w:spacing w:before="0" w:after="0" w:line="240" w:lineRule="auto"/>
         <w:pBdr>
           <w:top w:val="nil"/>
           <w:left w:val="nil"/>
@@ -3920,6 +3946,7 @@
     </w:p>
     <w:p>
       <w:pPr>
+        <w:spacing w:before="0" w:after="0" w:line="240" w:lineRule="auto"/>
         <w:contextualSpacing/>
         <w:jc w:val="both"/>
         <w:rPr>
@@ -3964,6 +3991,7 @@
     </w:p>
     <w:p>
       <w:pPr>
+        <w:spacing w:before="0" w:after="0" w:line="240" w:lineRule="auto"/>
         <w:pBdr>
           <w:top w:val="nil"/>
           <w:left w:val="nil"/>
@@ -4253,6 +4281,7 @@
     </w:p>
     <w:p>
       <w:pPr>
+        <w:spacing w:before="0" w:after="0" w:line="240" w:lineRule="auto"/>
         <w:contextualSpacing/>
         <w:jc w:val="both"/>
         <w:rPr>
@@ -4397,6 +4426,7 @@
     </w:p>
     <w:p>
       <w:pPr>
+        <w:spacing w:before="0" w:after="0" w:line="240" w:lineRule="auto"/>
         <w:contextualSpacing/>
         <w:jc w:val="both"/>
         <w:rPr>
@@ -4623,6 +4653,7 @@
     <w:p>
       <w:pPr>
         <w:pStyle w:val="Prrafodelista"/>
+        <w:spacing w:before="0" w:after="0" w:line="240" w:lineRule="auto"/>
         <w:ind w:left="567"/>
         <w:jc w:val="both"/>
         <w:rPr>
@@ -4820,6 +4851,7 @@
     </w:p>
     <w:p>
       <w:pPr>
+        <w:spacing w:before="0" w:after="0" w:line="240" w:lineRule="auto"/>
         <w:ind w:left="567"/>
         <w:contextualSpacing/>
         <w:rPr>
@@ -4897,6 +4929,7 @@
     </w:p>
     <w:p>
       <w:pPr>
+        <w:spacing w:before="0" w:after="0" w:line="240" w:lineRule="auto"/>
         <w:contextualSpacing/>
         <w:jc w:val="both"/>
         <w:rPr>
@@ -4980,6 +5013,7 @@
     </w:p>
     <w:p>
       <w:pPr>
+        <w:spacing w:before="0" w:after="0" w:line="240" w:lineRule="auto"/>
         <w:contextualSpacing/>
         <w:jc w:val="both"/>
         <w:rPr>
@@ -5073,6 +5107,7 @@
     <w:bookmarkEnd w:id="18"/>
     <w:p>
       <w:pPr>
+        <w:spacing w:before="0" w:after="0" w:line="240" w:lineRule="auto"/>
         <w:autoSpaceDE w:val="0"/>
         <w:autoSpaceDN w:val="0"/>
         <w:adjustRightInd w:val="0"/>
@@ -5112,6 +5147,7 @@
     </w:p>
     <w:p>
       <w:pPr>
+        <w:spacing w:before="0" w:after="0" w:line="240" w:lineRule="auto"/>
         <w:widowControl w:val="0"/>
         <w:ind w:left="567" w:hanging="567"/>
         <w:contextualSpacing/>
@@ -5151,6 +5187,7 @@
     </w:p>
     <w:p>
       <w:pPr>
+        <w:spacing w:before="0" w:after="0" w:line="240" w:lineRule="auto"/>
         <w:widowControl w:val="0"/>
         <w:ind w:left="567"/>
         <w:contextualSpacing/>
@@ -5189,6 +5226,7 @@
     </w:p>
     <w:p>
       <w:pPr>
+        <w:spacing w:before="0" w:after="0" w:line="240" w:lineRule="auto"/>
         <w:widowControl w:val="0"/>
         <w:ind w:left="567"/>
         <w:contextualSpacing/>
@@ -5228,6 +5266,7 @@
     </w:p>
     <w:p>
       <w:pPr>
+        <w:spacing w:before="0" w:after="0" w:line="240" w:lineRule="auto"/>
         <w:widowControl w:val="0"/>
         <w:ind w:left="567"/>
         <w:contextualSpacing/>
@@ -5315,6 +5354,7 @@
     <w:bookmarkEnd w:id="19"/>
     <w:p>
       <w:pPr>
+        <w:spacing w:before="0" w:after="0" w:line="240" w:lineRule="auto"/>
         <w:contextualSpacing/>
         <w:jc w:val="both"/>
         <w:rPr>
@@ -5405,8 +5445,31 @@
     </w:p>
     <w:p>
       <w:pPr>
+        <w:spacing w:before="0" w:after="0" w:line="240" w:lineRule="auto"/>
         <w:contextualSpacing/>
         <w:jc w:val="both"/>
+        <w:rPr>
+          <w:rFonts w:ascii="Arial Narrow" w:eastAsia="Arial Narrow" w:hAnsi="Arial Narrow" w:cs="Arial Narrow"/>
+          <w:b/>
+          <w:bCs/>
+          <w:sz w:val="22"/>
+          <w:szCs w:val="22"/>
+          <w:lang w:eastAsia="es-ES"/>
+        </w:rPr>
+      </w:pPr>
+    </w:p>
+    <w:p>
+      <w:pPr>
+        <w:contextualSpacing/>
+        <w:jc w:val="both"/>
+        <w:rPr>
+          <w:rFonts w:ascii="Arial Narrow" w:eastAsia="Arial Narrow" w:hAnsi="Arial Narrow" w:cs="Arial Narrow"/>
+          <w:sz w:val="22"/>
+          <w:szCs w:val="22"/>
+          <w:lang w:val="es-ES" w:eastAsia="es-ES"/>
+        </w:rPr>
+      </w:pPr>
+      <w:r>
         <w:rPr>
           <w:rFonts w:ascii="Arial Narrow" w:eastAsia="Arial Narrow" w:hAnsi="Arial Narrow" w:cs="Arial Narrow"/>
           <w:b/>
@@ -5416,48 +5479,198 @@
           <w:szCs w:val="22"/>
           <w:lang w:eastAsia="es-ES"/>
         </w:rPr>
-      </w:pPr>
-    </w:p>
-    <w:p>
-      <w:pPr>
-        <w:contextualSpacing/>
-        <w:jc w:val="both"/>
-        <w:rPr>
-          <w:rFonts w:ascii="Arial Narrow" w:eastAsia="Arial Narrow" w:hAnsi="Arial Narrow" w:cs="Arial Narrow"/>
+        <w:t>SEXTO</w:t>
+      </w:r>
+      <w:r>
+        <w:rPr>
+          <w:rFonts w:ascii="Arial Narrow" w:eastAsia="Arial Narrow" w:hAnsi="Arial Narrow" w:cs="Arial Narrow"/>
+          <w:bCs/>
           <w:sz w:val="22"/>
           <w:szCs w:val="22"/>
           <w:lang w:val="es-ES" w:eastAsia="es-ES"/>
         </w:rPr>
-      </w:pPr>
-      <w:r>
-        <w:rPr>
-          <w:rFonts w:ascii="Arial Narrow" w:eastAsia="Arial Narrow" w:hAnsi="Arial Narrow" w:cs="Arial Narrow"/>
-          <w:b/>
-          <w:bCs/>
-          <w:spacing w:val="-2"/>
+        <w:t>:</w:t>
+      </w:r>
+      <w:r>
+        <w:rPr>
+          <w:rFonts w:ascii="Arial Narrow" w:eastAsia="Arial Narrow" w:hAnsi="Arial Narrow" w:cs="Arial Narrow"/>
+          <w:sz w:val="22"/>
+          <w:szCs w:val="22"/>
+          <w:lang w:val="es-ES" w:eastAsia="es-ES"/>
+        </w:rPr>
+        <w:t xml:space="preserve"> </w:t>
+      </w:r>
+      <w:r>
+        <w:rPr>
+          <w:rFonts w:ascii="Arial Narrow" w:eastAsia="Arial Narrow" w:hAnsi="Arial Narrow" w:cs="Arial Narrow"/>
+          <w:sz w:val="22"/>
+          <w:szCs w:val="22"/>
+          <w:lang w:val="es-ES" w:eastAsia="es-ES"/>
+        </w:rPr>
+        <w:t xml:space="preserve">requerir </w:t>
+      </w:r>
+      <w:r>
+        <w:rPr>
+          <w:rFonts w:ascii="Arial Narrow" w:eastAsia="Arial Narrow" w:hAnsi="Arial Narrow" w:cs="Arial Narrow"/>
+          <w:sz w:val="22"/>
+          <w:szCs w:val="22"/>
+          <w:lang w:val="es-ES" w:eastAsia="es-ES"/>
+        </w:rPr>
+        <w:t xml:space="preserve">a </w:t>
+      </w:r>
+      <w:r>
+        <w:rPr>
+          <w:rFonts w:ascii="Arial Narrow" w:eastAsia="Arial Narrow" w:hAnsi="Arial Narrow" w:cs="Arial Narrow"/>
+          <w:sz w:val="22"/>
+          <w:szCs w:val="22"/>
+        </w:rPr>
+        <w:t>La Positiva Seguros y Reaseguros S.A.</w:t>
+      </w:r>
+      <w:r>
+        <w:rPr>
+          <w:rStyle w:val="normaltextrun"/>
+          <w:rFonts w:ascii="Arial Narrow" w:eastAsia="Arial Narrow" w:hAnsi="Arial Narrow" w:cs="Arial Narrow"/>
+          <w:sz w:val="22"/>
+          <w:szCs w:val="22"/>
+          <w:shd w:val="clear" w:color="auto" w:fill="FFFFFF"/>
+        </w:rPr>
+        <w:t>,</w:t>
+      </w:r>
+      <w:r>
+        <w:rPr>
+          <w:rFonts w:ascii="Arial Narrow" w:eastAsia="Arial Narrow" w:hAnsi="Arial Narrow" w:cs="Arial Narrow"/>
+          <w:sz w:val="22"/>
+          <w:szCs w:val="22"/>
+          <w:lang w:val="es-ES" w:eastAsia="es-ES"/>
+        </w:rPr>
+        <w:t xml:space="preserve"> </w:t>
+      </w:r>
+      <w:r>
+        <w:rPr>
+          <w:rFonts w:ascii="Arial Narrow" w:eastAsia="Arial Narrow" w:hAnsi="Arial Narrow" w:cs="Arial Narrow"/>
+          <w:sz w:val="22"/>
+          <w:szCs w:val="22"/>
+          <w:lang w:val="es-ES" w:eastAsia="es-ES"/>
+        </w:rPr>
+        <w:t>que, en un plazo no mayor de cinco (5) días hábiles contado a partir del día siguiente de la notificación de la presente resolución, cumpla con lo siguiente:</w:t>
+      </w:r>
+      <w:r>
+        <w:rPr>
+          <w:rFonts w:ascii="Arial Narrow" w:eastAsia="Arial Narrow" w:hAnsi="Arial Narrow" w:cs="Arial Narrow"/>
+          <w:sz w:val="22"/>
+          <w:szCs w:val="22"/>
+          <w:lang w:val="es-ES" w:eastAsia="es-ES"/>
+        </w:rPr>
+        <w:t xml:space="preserve"> </w:t>
+      </w:r>
+      <w:r>
+        <w:rPr>
+          <w:rFonts w:ascii="Arial Narrow" w:eastAsia="Arial Narrow" w:hAnsi="Arial Narrow" w:cs="Arial Narrow"/>
+          <w:sz w:val="22"/>
+          <w:szCs w:val="22"/>
+          <w:lang w:val="es-ES" w:eastAsia="es-ES"/>
+        </w:rPr>
+        <w:t xml:space="preserve">(i) </w:t>
+      </w:r>
+      <w:r>
+        <w:rPr>
+          <w:rFonts w:ascii="Arial Narrow" w:eastAsia="Arial Narrow" w:hAnsi="Arial Narrow" w:cs="Arial Narrow"/>
+          <w:sz w:val="22"/>
+          <w:szCs w:val="22"/>
+        </w:rPr>
+        <w:t xml:space="preserve">presentar una copia completa, legible y debidamente suscrita de la </w:t>
+      </w:r>
+      <w:r>
+        <w:rPr>
+          <w:rFonts w:ascii="Arial Narrow" w:eastAsia="Arial Narrow" w:hAnsi="Arial Narrow" w:cs="Arial Narrow"/>
           <w:sz w:val="22"/>
           <w:szCs w:val="22"/>
           <w:lang w:eastAsia="es-ES"/>
         </w:rPr>
-        <w:t>SEXTO</w:t>
-      </w:r>
-      <w:r>
-        <w:rPr>
-          <w:rFonts w:ascii="Arial Narrow" w:eastAsia="Arial Narrow" w:hAnsi="Arial Narrow" w:cs="Arial Narrow"/>
-          <w:bCs/>
+        <w:t>Póliza del Seguro Vehicular del Vehículo con Placa de Rodaje </w:t>
+      </w:r>
+      <w:r>
+        <w:rPr>
+          <w:rFonts w:ascii="Arial Narrow" w:eastAsia="Arial Narrow" w:hAnsi="Arial Narrow" w:cs="Arial Narrow"/>
+          <w:sz w:val="22"/>
+          <w:szCs w:val="22"/>
+        </w:rPr>
+        <w:t xml:space="preserve"> </w:t>
+      </w:r>
+      <w:r>
+        <w:rPr>
+          <w:rFonts w:ascii="Arial Narrow" w:eastAsia="Arial Narrow" w:hAnsi="Arial Narrow" w:cs="Arial Narrow"/>
+          <w:sz w:val="22"/>
+          <w:szCs w:val="22"/>
+        </w:rPr>
+        <w:t>AYT-932</w:t>
+      </w:r>
+      <w:r>
+        <w:rPr>
+          <w:rFonts w:ascii="Arial Narrow" w:eastAsia="Arial Narrow" w:hAnsi="Arial Narrow" w:cs="Arial Narrow"/>
+          <w:sz w:val="22"/>
+          <w:szCs w:val="22"/>
+          <w:lang w:eastAsia="es-ES"/>
+        </w:rPr>
+        <w:t>, así como el cargo de remisión de la póliza</w:t>
+      </w:r>
+      <w:r>
+        <w:rPr>
+          <w:rFonts w:ascii="Arial Narrow" w:eastAsia="Arial Narrow" w:hAnsi="Arial Narrow" w:cs="Arial Narrow"/>
+          <w:sz w:val="22"/>
+          <w:szCs w:val="22"/>
+        </w:rPr>
+        <w:t xml:space="preserve">; (ii) presentar una copia completa, legible y debidamente suscrita de la </w:t>
+      </w:r>
+      <w:r>
+        <w:rPr>
+          <w:rFonts w:ascii="Arial Narrow" w:eastAsia="Arial Narrow" w:hAnsi="Arial Narrow" w:cs="Arial Narrow"/>
+          <w:sz w:val="22"/>
+          <w:szCs w:val="22"/>
+          <w:lang w:eastAsia="es-ES"/>
+        </w:rPr>
+        <w:t>Póliza del Seguro Vehicular del Vehículo con Placa de Rodaje </w:t>
+      </w:r>
+      <w:r>
+        <w:rPr>
+          <w:rFonts w:ascii="Arial Narrow" w:eastAsia="Arial Narrow" w:hAnsi="Arial Narrow" w:cs="Arial Narrow"/>
+          <w:sz w:val="22"/>
+          <w:szCs w:val="22"/>
+        </w:rPr>
+        <w:t xml:space="preserve"> </w:t>
+      </w:r>
+      <w:r>
+        <w:rPr>
+          <w:rFonts w:ascii="Arial Narrow" w:eastAsia="Arial Narrow" w:hAnsi="Arial Narrow" w:cs="Arial Narrow"/>
+          <w:sz w:val="22"/>
+          <w:szCs w:val="22"/>
+        </w:rPr>
+        <w:t>AVZ-835</w:t>
+      </w:r>
+      <w:r>
+        <w:rPr>
+          <w:rFonts w:ascii="Arial Narrow" w:eastAsia="Arial Narrow" w:hAnsi="Arial Narrow" w:cs="Arial Narrow"/>
+          <w:sz w:val="22"/>
+          <w:szCs w:val="22"/>
+          <w:lang w:eastAsia="es-ES"/>
+        </w:rPr>
+        <w:t>, así como el cargo de remisión de la póliza; y,</w:t>
+      </w:r>
+      <w:r>
+        <w:rPr>
+          <w:rFonts w:ascii="Arial Narrow" w:eastAsia="Arial Narrow" w:hAnsi="Arial Narrow" w:cs="Arial Narrow"/>
+          <w:sz w:val="22"/>
+          <w:szCs w:val="22"/>
+        </w:rPr>
+        <w:t xml:space="preserve"> (iii) presentar los medios probatorios que acrediten que la negativa de cobertura de los vehículos asegurados fue justificada; y, (iii)</w:t>
+      </w:r>
+      <w:r>
+        <w:rPr>
+          <w:rFonts w:ascii="Arial Narrow" w:eastAsia="Arial Narrow" w:hAnsi="Arial Narrow" w:cs="Arial Narrow"/>
           <w:sz w:val="22"/>
           <w:szCs w:val="22"/>
           <w:lang w:val="es-ES" w:eastAsia="es-ES"/>
         </w:rPr>
-        <w:t>:</w:t>
-      </w:r>
-      <w:r>
-        <w:rPr>
-          <w:rFonts w:ascii="Arial Narrow" w:eastAsia="Arial Narrow" w:hAnsi="Arial Narrow" w:cs="Arial Narrow"/>
-          <w:sz w:val="22"/>
-          <w:szCs w:val="22"/>
-          <w:lang w:val="es-ES" w:eastAsia="es-ES"/>
-        </w:rPr>
         <w:t xml:space="preserve"> </w:t>
       </w:r>
       <w:r>
@@ -5465,217 +5678,45 @@
           <w:rFonts w:ascii="Arial Narrow" w:eastAsia="Arial Narrow" w:hAnsi="Arial Narrow" w:cs="Arial Narrow"/>
           <w:sz w:val="22"/>
           <w:szCs w:val="22"/>
-          <w:lang w:val="es-ES" w:eastAsia="es-ES"/>
-        </w:rPr>
-        <w:t xml:space="preserve">requerir </w:t>
-      </w:r>
-      <w:r>
-        <w:rPr>
-          <w:rFonts w:ascii="Arial Narrow" w:eastAsia="Arial Narrow" w:hAnsi="Arial Narrow" w:cs="Arial Narrow"/>
-          <w:sz w:val="22"/>
-          <w:szCs w:val="22"/>
-          <w:lang w:val="es-ES" w:eastAsia="es-ES"/>
-        </w:rPr>
-        <w:t xml:space="preserve">a </w:t>
-      </w:r>
-      <w:r>
-        <w:rPr>
-          <w:rFonts w:ascii="Arial Narrow" w:eastAsia="Arial Narrow" w:hAnsi="Arial Narrow" w:cs="Arial Narrow"/>
-          <w:sz w:val="22"/>
-          <w:szCs w:val="22"/>
-        </w:rPr>
-        <w:t>La Positiva Seguros y Reaseguros S.A.</w:t>
-      </w:r>
-      <w:r>
-        <w:rPr>
-          <w:rStyle w:val="normaltextrun"/>
-          <w:rFonts w:ascii="Arial Narrow" w:eastAsia="Arial Narrow" w:hAnsi="Arial Narrow" w:cs="Arial Narrow"/>
-          <w:sz w:val="22"/>
-          <w:szCs w:val="22"/>
-          <w:shd w:val="clear" w:color="auto" w:fill="FFFFFF"/>
-        </w:rPr>
-        <w:t>,</w:t>
-      </w:r>
-      <w:r>
-        <w:rPr>
-          <w:rFonts w:ascii="Arial Narrow" w:eastAsia="Arial Narrow" w:hAnsi="Arial Narrow" w:cs="Arial Narrow"/>
-          <w:sz w:val="22"/>
-          <w:szCs w:val="22"/>
-          <w:lang w:val="es-ES" w:eastAsia="es-ES"/>
+        </w:rPr>
+        <w:t xml:space="preserve">presentar todas las comunicaciones cursadas con </w:t>
+      </w:r>
+      <w:r>
+        <w:rPr>
+          <w:rFonts w:ascii="Arial Narrow" w:eastAsia="Arial Narrow" w:hAnsi="Arial Narrow" w:cs="Arial Narrow"/>
+          <w:sz w:val="22"/>
+          <w:szCs w:val="22"/>
+        </w:rPr>
+        <w:t>los</w:t>
+      </w:r>
+      <w:r>
+        <w:rPr>
+          <w:rFonts w:ascii="Arial Narrow" w:eastAsia="Arial Narrow" w:hAnsi="Arial Narrow" w:cs="Arial Narrow"/>
+          <w:sz w:val="22"/>
+          <w:szCs w:val="22"/>
+        </w:rPr>
+        <w:t xml:space="preserve"> denunciante</w:t>
+      </w:r>
+      <w:r>
+        <w:rPr>
+          <w:rFonts w:ascii="Arial Narrow" w:eastAsia="Arial Narrow" w:hAnsi="Arial Narrow" w:cs="Arial Narrow"/>
+          <w:sz w:val="22"/>
+          <w:szCs w:val="22"/>
+        </w:rPr>
+        <w:t>s.</w:t>
+      </w:r>
+      <w:r>
+        <w:rPr>
+          <w:rFonts w:ascii="Arial Narrow" w:eastAsia="Arial Narrow" w:hAnsi="Arial Narrow" w:cs="Arial Narrow"/>
+          <w:sz w:val="22"/>
+          <w:szCs w:val="22"/>
         </w:rPr>
         <w:t xml:space="preserve"> </w:t>
       </w:r>
-      <w:r>
-        <w:rPr>
-          <w:rFonts w:ascii="Arial Narrow" w:eastAsia="Arial Narrow" w:hAnsi="Arial Narrow" w:cs="Arial Narrow"/>
-          <w:sz w:val="22"/>
-          <w:szCs w:val="22"/>
-          <w:lang w:val="es-ES" w:eastAsia="es-ES"/>
-        </w:rPr>
-        <w:t>que, en un plazo no mayor de cinco (5) días hábiles contado a partir del día siguiente de la notificación de la presente resolución, cumpla con lo siguiente:</w:t>
-      </w:r>
-      <w:r>
-        <w:rPr>
-          <w:rFonts w:ascii="Arial Narrow" w:eastAsia="Arial Narrow" w:hAnsi="Arial Narrow" w:cs="Arial Narrow"/>
-          <w:sz w:val="22"/>
-          <w:szCs w:val="22"/>
-          <w:lang w:val="es-ES" w:eastAsia="es-ES"/>
-        </w:rPr>
-        <w:t xml:space="preserve"> </w:t>
-      </w:r>
-      <w:r>
-        <w:rPr>
-          <w:rFonts w:ascii="Arial Narrow" w:eastAsia="Arial Narrow" w:hAnsi="Arial Narrow" w:cs="Arial Narrow"/>
-          <w:sz w:val="22"/>
-          <w:szCs w:val="22"/>
-          <w:lang w:val="es-ES" w:eastAsia="es-ES"/>
-        </w:rPr>
-        <w:t xml:space="preserve">(i) </w:t>
-      </w:r>
-      <w:r>
-        <w:rPr>
-          <w:rFonts w:ascii="Arial Narrow" w:eastAsia="Arial Narrow" w:hAnsi="Arial Narrow" w:cs="Arial Narrow"/>
-          <w:sz w:val="22"/>
-          <w:szCs w:val="22"/>
-        </w:rPr>
-        <w:t xml:space="preserve">presentar una copia completa, legible y debidamente suscrita de la </w:t>
-      </w:r>
-      <w:r>
-        <w:rPr>
-          <w:rFonts w:ascii="Arial Narrow" w:eastAsia="Arial Narrow" w:hAnsi="Arial Narrow" w:cs="Arial Narrow"/>
-          <w:sz w:val="22"/>
-          <w:szCs w:val="22"/>
-          <w:lang w:eastAsia="es-ES"/>
-        </w:rPr>
-        <w:t>Póliza del Seguro Vehicular del Vehículo con Placa de Rodaje </w:t>
-      </w:r>
-      <w:r>
-        <w:rPr>
-          <w:rFonts w:ascii="Arial Narrow" w:eastAsia="Arial Narrow" w:hAnsi="Arial Narrow" w:cs="Arial Narrow"/>
-          <w:sz w:val="22"/>
-          <w:szCs w:val="22"/>
-        </w:rPr>
-        <w:t xml:space="preserve"> </w:t>
-      </w:r>
-      <w:r>
-        <w:rPr>
-          <w:rFonts w:ascii="Arial Narrow" w:eastAsia="Arial Narrow" w:hAnsi="Arial Narrow" w:cs="Arial Narrow"/>
-          <w:sz w:val="22"/>
-          <w:szCs w:val="22"/>
-        </w:rPr>
-        <w:t>AYT-932</w:t>
-      </w:r>
-      <w:r>
-        <w:rPr>
-          <w:rFonts w:ascii="Arial Narrow" w:eastAsia="Arial Narrow" w:hAnsi="Arial Narrow" w:cs="Arial Narrow"/>
-          <w:sz w:val="22"/>
-          <w:szCs w:val="22"/>
-          <w:lang w:eastAsia="es-ES"/>
-        </w:rPr>
-        <w:t>, así como el cargo de remisión de la póliza</w:t>
-      </w:r>
-      <w:r>
-        <w:rPr>
-          <w:rFonts w:ascii="Arial Narrow" w:eastAsia="Arial Narrow" w:hAnsi="Arial Narrow" w:cs="Arial Narrow"/>
-          <w:sz w:val="22"/>
-          <w:szCs w:val="22"/>
-        </w:rPr>
-        <w:t xml:space="preserve">; (ii) presentar una copia completa, legible y debidamente suscrita de la </w:t>
-      </w:r>
-      <w:r>
-        <w:rPr>
-          <w:rFonts w:ascii="Arial Narrow" w:eastAsia="Arial Narrow" w:hAnsi="Arial Narrow" w:cs="Arial Narrow"/>
-          <w:sz w:val="22"/>
-          <w:szCs w:val="22"/>
-          <w:lang w:eastAsia="es-ES"/>
-        </w:rPr>
-        <w:t>Póliza del Seguro Vehicular del Vehículo con Placa de Rodaje </w:t>
-      </w:r>
-      <w:r>
-        <w:rPr>
-          <w:rFonts w:ascii="Arial Narrow" w:eastAsia="Arial Narrow" w:hAnsi="Arial Narrow" w:cs="Arial Narrow"/>
-          <w:sz w:val="22"/>
-          <w:szCs w:val="22"/>
-        </w:rPr>
-        <w:t xml:space="preserve"> </w:t>
-      </w:r>
-      <w:r>
-        <w:rPr>
-          <w:rFonts w:ascii="Arial Narrow" w:eastAsia="Arial Narrow" w:hAnsi="Arial Narrow" w:cs="Arial Narrow"/>
-          <w:sz w:val="22"/>
-          <w:szCs w:val="22"/>
-        </w:rPr>
-        <w:t>AVZ-835</w:t>
-      </w:r>
-      <w:r>
-        <w:rPr>
-          <w:rFonts w:ascii="Arial Narrow" w:eastAsia="Arial Narrow" w:hAnsi="Arial Narrow" w:cs="Arial Narrow"/>
-          <w:sz w:val="22"/>
-          <w:szCs w:val="22"/>
-          <w:lang w:eastAsia="es-ES"/>
-        </w:rPr>
-        <w:t>, así como el cargo de remisión de la póliza; y,</w:t>
-      </w:r>
-      <w:r>
-        <w:rPr>
-          <w:rFonts w:ascii="Arial Narrow" w:eastAsia="Arial Narrow" w:hAnsi="Arial Narrow" w:cs="Arial Narrow"/>
-          <w:sz w:val="22"/>
-          <w:szCs w:val="22"/>
-        </w:rPr>
-        <w:t xml:space="preserve"> (iii) presentar los medios probatorios que acrediten que la negativa de cobertura de los vehículos asegurados fue justificada; y, (iii)</w:t>
-      </w:r>
-      <w:r>
-        <w:rPr>
-          <w:rFonts w:ascii="Arial Narrow" w:eastAsia="Arial Narrow" w:hAnsi="Arial Narrow" w:cs="Arial Narrow"/>
-          <w:sz w:val="22"/>
-          <w:szCs w:val="22"/>
-          <w:lang w:val="es-ES" w:eastAsia="es-ES"/>
-        </w:rPr>
-        <w:t xml:space="preserve"> </w:t>
-      </w:r>
-      <w:r>
-        <w:rPr>
-          <w:rFonts w:ascii="Arial Narrow" w:eastAsia="Arial Narrow" w:hAnsi="Arial Narrow" w:cs="Arial Narrow"/>
-          <w:sz w:val="22"/>
-          <w:szCs w:val="22"/>
-        </w:rPr>
-        <w:t xml:space="preserve">presentar todas las comunicaciones cursadas con </w:t>
-      </w:r>
-      <w:r>
-        <w:rPr>
-          <w:rFonts w:ascii="Arial Narrow" w:eastAsia="Arial Narrow" w:hAnsi="Arial Narrow" w:cs="Arial Narrow"/>
-          <w:sz w:val="22"/>
-          <w:szCs w:val="22"/>
-        </w:rPr>
-        <w:t>los</w:t>
-      </w:r>
-      <w:r>
-        <w:rPr>
-          <w:rFonts w:ascii="Arial Narrow" w:eastAsia="Arial Narrow" w:hAnsi="Arial Narrow" w:cs="Arial Narrow"/>
-          <w:sz w:val="22"/>
-          <w:szCs w:val="22"/>
-        </w:rPr>
-        <w:t xml:space="preserve"> denunciante</w:t>
-      </w:r>
-      <w:r>
-        <w:rPr>
-          <w:rFonts w:ascii="Arial Narrow" w:eastAsia="Arial Narrow" w:hAnsi="Arial Narrow" w:cs="Arial Narrow"/>
-          <w:sz w:val="22"/>
-          <w:szCs w:val="22"/>
-        </w:rPr>
-        <w:t>s.</w:t>
-      </w:r>
-      <w:r>
-        <w:rPr>
-          <w:rFonts w:ascii="Arial Narrow" w:eastAsia="Arial Narrow" w:hAnsi="Arial Narrow" w:cs="Arial Narrow"/>
-          <w:sz w:val="22"/>
-          <w:szCs w:val="22"/>
-        </w:rPr>
-        <w:t xml:space="preserve"> </w:t>
-      </w:r>
-    </w:p>
-    <w:p>
-      <w:pPr>
+    </w:p>
+    <w:p>
+      <w:pPr>
+        <w:spacing w:before="0" w:after="0" w:line="240" w:lineRule="auto"/>
         <w:pBdr>
           <w:top w:val="nil"/>
           <w:left w:val="nil"/>
@@ -5922,6 +5963,7 @@
     <w:bookmarkEnd w:id="23"/>
     <w:p>
       <w:pPr>
+        <w:spacing w:before="0" w:after="0" w:line="240" w:lineRule="auto"/>
         <w:shd w:val="clear" w:color="auto" w:fill="FFFFFF" w:themeFill="background1"/>
         <w:contextualSpacing/>
         <w:jc w:val="both"/>
@@ -5993,6 +6035,7 @@
     </w:p>
     <w:p>
       <w:pPr>
+        <w:spacing w:before="0" w:after="0" w:line="240" w:lineRule="auto"/>
         <w:shd w:val="clear" w:color="auto" w:fill="FFFFFF"/>
         <w:contextualSpacing/>
         <w:jc w:val="both"/>
@@ -6104,6 +6147,7 @@
     </w:p>
     <w:p>
       <w:pPr>
+        <w:spacing w:before="0" w:after="0" w:line="240" w:lineRule="auto"/>
         <w:shd w:val="clear" w:color="auto" w:fill="FFFFFF" w:themeFill="background1"/>
         <w:contextualSpacing/>
         <w:jc w:val="both"/>
@@ -6166,6 +6210,7 @@
     </w:p>
     <w:p>
       <w:pPr>
+        <w:spacing w:before="0" w:after="0" w:line="240" w:lineRule="auto"/>
         <w:shd w:val="clear" w:color="auto" w:fill="FFFFFF" w:themeFill="background1"/>
         <w:contextualSpacing/>
         <w:jc w:val="both"/>
@@ -6479,6 +6524,7 @@
     </w:p>
     <w:p>
       <w:pPr>
+        <w:spacing w:before="0" w:after="0" w:line="240" w:lineRule="auto"/>
         <w:suppressAutoHyphens/>
         <w:contextualSpacing/>
         <w:jc w:val="both"/>
@@ -7173,30 +7219,29 @@
           <w:sz w:val="16"/>
           <w:szCs w:val="16"/>
         </w:rPr>
+        <w:t xml:space="preserve"/>
+      </w:r>
+      <w:r>
+        <w:rPr>
+          <w:rFonts w:ascii="Arial Narrow" w:eastAsia="Arial Narrow" w:hAnsi="Arial Narrow" w:cs="Arial Narrow"/>
+          <w:sz w:val="16"/>
+          <w:szCs w:val="16"/>
+        </w:rPr>
+      </w:r>
+      <w:r>
+        <w:rPr>
+          <w:rFonts w:ascii="Arial Narrow" w:eastAsia="Arial Narrow" w:hAnsi="Arial Narrow" w:cs="Arial Narrow"/>
+          <w:b/>
+          <w:sz w:val="16"/>
+          <w:szCs w:val="16"/>
+        </w:rPr>
         <w:tab/>
-        <w:t xml:space="preserve"/>
-      </w:r>
-      <w:r>
-        <w:rPr>
-          <w:rFonts w:ascii="Arial Narrow" w:eastAsia="Arial Narrow" w:hAnsi="Arial Narrow" w:cs="Arial Narrow"/>
-          <w:sz w:val="16"/>
-          <w:szCs w:val="16"/>
-        </w:rPr>
-        <w:tab/>
-      </w:r>
-      <w:r>
-        <w:rPr>
-          <w:rFonts w:ascii="Arial Narrow" w:eastAsia="Arial Narrow" w:hAnsi="Arial Narrow" w:cs="Arial Narrow"/>
-          <w:b/>
-          <w:sz w:val="16"/>
-          <w:szCs w:val="16"/>
-        </w:rPr>
         <w:t>DIRECTIVA 001-2008-TRI-INDECOPI, DIRECTIVA SOBRE CONFIDENCIALIDAD DE LA INFORMACIÓN EN LOS PROCEDIMIENTOS SEGUIDOS POR LOS ÓRGANOS FUNCIONALES DEL INDECOPI, MODIFICADA POR LA DIRECTIVA 002-2017-TRI-INDECOPI Y LA DIRECTIVA 002-2022-TRI-INDECOPI</w:t>
       </w:r>
     </w:p>
     <w:p>
       <w:pPr>
-        <w:ind w:left="1134" w:hanging="570"/>
+        <w:ind w:left="1134" w:hanging="1134"/>
         <w:jc w:val="both"/>
         <w:rPr>
           <w:rFonts w:ascii="Arial Narrow" w:eastAsia="Arial Narrow" w:hAnsi="Arial Narrow" w:cs="Arial Narrow"/>
@@ -7226,7 +7271,7 @@
     </w:p>
     <w:p>
       <w:pPr>
-        <w:ind w:left="1134" w:hanging="570"/>
+        <w:ind w:left="1134"/>
         <w:jc w:val="both"/>
         <w:rPr>
           <w:rFonts w:ascii="Arial Narrow" w:eastAsia="Arial Narrow" w:hAnsi="Arial Narrow" w:cs="Arial Narrow"/>
@@ -7245,7 +7290,7 @@
     </w:p>
     <w:p>
       <w:pPr>
-        <w:ind w:left="1701" w:right="4" w:hanging="567"/>
+        <w:ind w:left="1701" w:right="4"/>
         <w:jc w:val="both"/>
         <w:rPr>
           <w:rFonts w:ascii="Arial Narrow" w:eastAsia="Arial Narrow" w:hAnsi="Arial Narrow" w:cs="Arial Narrow"/>
@@ -7285,7 +7330,7 @@
       <w:pPr>
         <w:pStyle w:val="NormalWeb"/>
         <w:spacing w:after="0" w:line="240" w:lineRule="auto"/>
-        <w:ind w:left="2268" w:hanging="567"/>
+        <w:ind w:left="2268" w:hanging="2268"/>
         <w:jc w:val="both"/>
         <w:rPr>
           <w:rFonts w:ascii="Arial Narrow" w:eastAsia="Arial Narrow" w:hAnsi="Arial Narrow" w:cs="Arial Narrow"/>
@@ -7336,7 +7381,7 @@
       <w:pPr>
         <w:pStyle w:val="NormalWeb"/>
         <w:spacing w:after="0" w:line="240" w:lineRule="auto"/>
-        <w:ind w:left="2835" w:hanging="567"/>
+        <w:ind w:left="2835" w:hanging="2835"/>
         <w:jc w:val="both"/>
         <w:rPr>
           <w:rFonts w:ascii="Arial Narrow" w:eastAsia="Arial Narrow" w:hAnsi="Arial Narrow" w:cs="Arial Narrow"/>
@@ -7396,7 +7441,7 @@
       <w:pPr>
         <w:pStyle w:val="NormalWeb"/>
         <w:spacing w:after="0" w:line="240" w:lineRule="auto"/>
-        <w:ind w:left="2835" w:hanging="567"/>
+        <w:ind w:left="2835" w:hanging="2835"/>
         <w:jc w:val="both"/>
         <w:rPr>
           <w:rFonts w:ascii="Arial Narrow" w:eastAsia="Arial Narrow" w:hAnsi="Arial Narrow" w:cs="Arial Narrow"/>
@@ -7426,7 +7471,7 @@
       <w:pPr>
         <w:pStyle w:val="NormalWeb"/>
         <w:spacing w:after="0" w:line="240" w:lineRule="auto"/>
-        <w:ind w:left="2835" w:hanging="567"/>
+        <w:ind w:left="2835" w:hanging="2835"/>
         <w:jc w:val="both"/>
         <w:rPr>
           <w:rFonts w:ascii="Arial Narrow" w:eastAsia="Arial Narrow" w:hAnsi="Arial Narrow" w:cs="Arial Narrow"/>
@@ -7570,7 +7615,7 @@
       <w:pPr>
         <w:pStyle w:val="NormalWeb"/>
         <w:spacing w:after="0" w:line="240" w:lineRule="auto"/>
-        <w:ind w:left="3402" w:hanging="567"/>
+        <w:ind w:left="3402" w:hanging="3402"/>
         <w:jc w:val="both"/>
         <w:rPr>
           <w:rFonts w:ascii="Arial Narrow" w:eastAsia="Arial Narrow" w:hAnsi="Arial Narrow" w:cs="Arial Narrow"/>
@@ -7600,7 +7645,7 @@
       <w:pPr>
         <w:pStyle w:val="NormalWeb"/>
         <w:spacing w:after="0" w:line="240" w:lineRule="auto"/>
-        <w:ind w:left="3402" w:hanging="567"/>
+        <w:ind w:left="3402" w:hanging="3402"/>
         <w:jc w:val="both"/>
         <w:rPr>
           <w:rFonts w:ascii="Arial Narrow" w:eastAsia="Arial Narrow" w:hAnsi="Arial Narrow" w:cs="Arial Narrow"/>
@@ -7630,7 +7675,7 @@
       <w:pPr>
         <w:pStyle w:val="NormalWeb"/>
         <w:spacing w:after="0" w:line="240" w:lineRule="auto"/>
-        <w:ind w:left="3402" w:hanging="567"/>
+        <w:ind w:left="3402" w:hanging="3402"/>
         <w:jc w:val="both"/>
         <w:rPr>
           <w:rFonts w:ascii="Arial Narrow" w:eastAsia="Arial Narrow" w:hAnsi="Arial Narrow" w:cs="Arial Narrow"/>
@@ -7679,7 +7724,7 @@
     </w:p>
     <w:p>
       <w:pPr>
-        <w:ind w:left="1701" w:hanging="567"/>
+        <w:ind w:left="1701" w:hanging="1701"/>
         <w:jc w:val="both"/>
         <w:rPr>
           <w:rFonts w:ascii="Arial Narrow" w:eastAsia="Arial Narrow" w:hAnsi="Arial Narrow" w:cs="Arial Narrow"/>
@@ -7749,24 +7794,23 @@
           <w:sz w:val="16"/>
           <w:szCs w:val="16"/>
         </w:rPr>
+        <w:t xml:space="preserve"/>
+      </w:r>
+      <w:r>
+        <w:rPr>
+          <w:rFonts w:ascii="Arial Narrow" w:eastAsia="Arial Narrow" w:hAnsi="Arial Narrow" w:cs="Arial Narrow"/>
+          <w:sz w:val="16"/>
+          <w:szCs w:val="16"/>
+        </w:rPr>
+      </w:r>
+      <w:r>
+        <w:rPr>
+          <w:rFonts w:ascii="Arial Narrow" w:eastAsia="Arial Narrow" w:hAnsi="Arial Narrow" w:cs="Arial Narrow"/>
+          <w:b/>
+          <w:sz w:val="16"/>
+          <w:szCs w:val="16"/>
+        </w:rPr>
         <w:tab/>
-        <w:t xml:space="preserve"/>
-      </w:r>
-      <w:r>
-        <w:rPr>
-          <w:rFonts w:ascii="Arial Narrow" w:eastAsia="Arial Narrow" w:hAnsi="Arial Narrow" w:cs="Arial Narrow"/>
-          <w:sz w:val="16"/>
-          <w:szCs w:val="16"/>
-        </w:rPr>
-        <w:tab/>
-      </w:r>
-      <w:r>
-        <w:rPr>
-          <w:rFonts w:ascii="Arial Narrow" w:eastAsia="Arial Narrow" w:hAnsi="Arial Narrow" w:cs="Arial Narrow"/>
-          <w:b/>
-          <w:sz w:val="16"/>
-          <w:szCs w:val="16"/>
-        </w:rPr>
         <w:t>DIRECTIVA 001-2008-TRI-INDECOPI, DIRECTIVA SOBRE CONFIDENCIALIDAD DE LA INFORMACIÓN EN LOS PROCEDIMIENTOS SEGUIDOS POR LOS ÓRGANOS FUNCIONALES DEL INDECOPI, MODIFICADA POR LA DIRECTIVA 002-2017-TRI-INDECOPI Y LA DIRECTIVA 002-2022-TRI-INDECOPI</w:t>
       </w:r>
     </w:p>
@@ -7916,25 +7960,24 @@
           <w:sz w:val="16"/>
           <w:szCs w:val="16"/>
         </w:rPr>
+        <w:t xml:space="preserve"/>
+      </w:r>
+      <w:r>
+        <w:rPr>
+          <w:rFonts w:ascii="Arial Narrow" w:eastAsia="Arial Narrow" w:hAnsi="Arial Narrow" w:cs="Arial Narrow"/>
+          <w:sz w:val="16"/>
+          <w:szCs w:val="16"/>
+        </w:rPr>
+      </w:r>
+      <w:r>
+        <w:rPr>
+          <w:rFonts w:ascii="Arial Narrow" w:eastAsia="Arial Narrow" w:hAnsi="Arial Narrow" w:cs="Arial Narrow"/>
+          <w:b/>
+          <w:bCs/>
+          <w:sz w:val="16"/>
+          <w:szCs w:val="16"/>
+        </w:rPr>
         <w:tab/>
-        <w:t xml:space="preserve"/>
-      </w:r>
-      <w:r>
-        <w:rPr>
-          <w:rFonts w:ascii="Arial Narrow" w:eastAsia="Arial Narrow" w:hAnsi="Arial Narrow" w:cs="Arial Narrow"/>
-          <w:sz w:val="16"/>
-          <w:szCs w:val="16"/>
-        </w:rPr>
-        <w:tab/>
-      </w:r>
-      <w:r>
-        <w:rPr>
-          <w:rFonts w:ascii="Arial Narrow" w:eastAsia="Arial Narrow" w:hAnsi="Arial Narrow" w:cs="Arial Narrow"/>
-          <w:b/>
-          <w:bCs/>
-          <w:sz w:val="16"/>
-          <w:szCs w:val="16"/>
-        </w:rPr>
         <w:t>TEXTO ÚNICO ORDENADO DEL CÓDIGO TRIBUTARIO, aprobado por DECRETO SUPREMO 133-2013-EF y publicado el 22 de junio de 2013</w:t>
       </w:r>
     </w:p>
@@ -8030,26 +8073,25 @@
           <w:sz w:val="16"/>
           <w:szCs w:val="16"/>
         </w:rPr>
+        <w:t xml:space="preserve"/>
+      </w:r>
+      <w:r>
+        <w:rPr>
+          <w:rFonts w:ascii="Arial Narrow" w:eastAsia="Arial Narrow" w:hAnsi="Arial Narrow" w:cs="Arial Narrow"/>
+          <w:sz w:val="16"/>
+          <w:szCs w:val="16"/>
+        </w:rPr>
+      </w:r>
+      <w:r>
+        <w:rPr>
+          <w:rStyle w:val="normaltextrun"/>
+          <w:rFonts w:ascii="Arial Narrow" w:eastAsia="Arial Narrow" w:hAnsi="Arial Narrow" w:cs="Arial Narrow"/>
+          <w:b/>
+          <w:bCs/>
+          <w:sz w:val="16"/>
+          <w:szCs w:val="16"/>
+        </w:rPr>
         <w:tab/>
-        <w:t xml:space="preserve"/>
-      </w:r>
-      <w:r>
-        <w:rPr>
-          <w:rFonts w:ascii="Arial Narrow" w:eastAsia="Arial Narrow" w:hAnsi="Arial Narrow" w:cs="Arial Narrow"/>
-          <w:sz w:val="16"/>
-          <w:szCs w:val="16"/>
-        </w:rPr>
-        <w:tab/>
-      </w:r>
-      <w:r>
-        <w:rPr>
-          <w:rStyle w:val="normaltextrun"/>
-          <w:rFonts w:ascii="Arial Narrow" w:eastAsia="Arial Narrow" w:hAnsi="Arial Narrow" w:cs="Arial Narrow"/>
-          <w:b/>
-          <w:bCs/>
-          <w:sz w:val="16"/>
-          <w:szCs w:val="16"/>
-        </w:rPr>
         <w:t>Decreto Supremo 006-2026-JUS, TEXTO ÚNICO ORDENADO DE LA LEY DEL PROCEDIMIENTO ADMINISTRATIVO GENERAL, publicado el 30 de abril de 2026.</w:t>
       </w:r>
       <w:r>
@@ -8295,32 +8337,31 @@
           <w:sz w:val="16"/>
           <w:szCs w:val="16"/>
         </w:rPr>
+        <w:t xml:space="preserve"/>
+      </w:r>
+      <w:r>
+        <w:rPr>
+          <w:rFonts w:ascii="Arial Narrow" w:eastAsia="Arial Narrow" w:hAnsi="Arial Narrow" w:cs="Arial Narrow"/>
+          <w:sz w:val="16"/>
+          <w:szCs w:val="16"/>
+        </w:rPr>
+      </w:r>
+      <w:r>
+        <w:rPr>
+          <w:rFonts w:ascii="Arial Narrow" w:eastAsia="Arial Narrow" w:hAnsi="Arial Narrow" w:cs="Arial Narrow"/>
+          <w:b/>
+          <w:bCs/>
+          <w:sz w:val="16"/>
+          <w:szCs w:val="16"/>
+        </w:rPr>
         <w:tab/>
-        <w:t xml:space="preserve"/>
-      </w:r>
-      <w:r>
-        <w:rPr>
-          <w:rFonts w:ascii="Arial Narrow" w:eastAsia="Arial Narrow" w:hAnsi="Arial Narrow" w:cs="Arial Narrow"/>
-          <w:sz w:val="16"/>
-          <w:szCs w:val="16"/>
-        </w:rPr>
-        <w:tab/>
-      </w:r>
-      <w:r>
-        <w:rPr>
-          <w:rFonts w:ascii="Arial Narrow" w:eastAsia="Arial Narrow" w:hAnsi="Arial Narrow" w:cs="Arial Narrow"/>
-          <w:b/>
-          <w:bCs/>
-          <w:sz w:val="16"/>
-          <w:szCs w:val="16"/>
-        </w:rPr>
         <w:t>DIRECTIVA 001-2008-TRI-INDECOPI, DIRECTIVA SOBRE CONFIDENCIALIDAD DE LA INFORMACIÓN EN LOS PROCEDIMIENTOS SEGUIDOS POR LOS ÓRGANOS FUNCIONALES DEL INDECOPI, modificada por la DIRECTIVA 003-2022/TRI-INDECOPI</w:t>
       </w:r>
     </w:p>
     <w:p>
       <w:pPr>
         <w:pStyle w:val="Textonotapie"/>
-        <w:ind w:left="1134" w:hanging="567"/>
+        <w:ind w:left="1134" w:hanging="1134"/>
         <w:jc w:val="both"/>
         <w:rPr>
           <w:rFonts w:ascii="Arial Narrow" w:eastAsia="Arial Narrow" w:hAnsi="Arial Narrow" w:cs="Arial Narrow"/>
@@ -8389,7 +8430,7 @@
     <w:p>
       <w:pPr>
         <w:pStyle w:val="Textonotapie"/>
-        <w:ind w:left="1134" w:hanging="567"/>
+        <w:ind w:left="1134" w:hanging="1134"/>
         <w:jc w:val="both"/>
         <w:rPr>
           <w:rFonts w:ascii="Arial Narrow" w:eastAsia="Arial Narrow" w:hAnsi="Arial Narrow" w:cs="Arial Narrow"/>
@@ -8463,25 +8504,24 @@
           <w:sz w:val="16"/>
           <w:szCs w:val="16"/>
         </w:rPr>
+        <w:t xml:space="preserve"/>
+      </w:r>
+      <w:r>
+        <w:rPr>
+          <w:rFonts w:ascii="Arial Narrow" w:eastAsia="Arial Narrow" w:hAnsi="Arial Narrow" w:cs="Arial Narrow"/>
+          <w:sz w:val="16"/>
+          <w:szCs w:val="16"/>
+        </w:rPr>
+      </w:r>
+      <w:r>
+        <w:rPr>
+          <w:rFonts w:ascii="Arial Narrow" w:eastAsia="Arial Narrow" w:hAnsi="Arial Narrow" w:cs="Arial Narrow"/>
+          <w:b/>
+          <w:bCs/>
+          <w:sz w:val="16"/>
+          <w:szCs w:val="16"/>
+        </w:rPr>
         <w:tab/>
-        <w:t xml:space="preserve"/>
-      </w:r>
-      <w:r>
-        <w:rPr>
-          <w:rFonts w:ascii="Arial Narrow" w:eastAsia="Arial Narrow" w:hAnsi="Arial Narrow" w:cs="Arial Narrow"/>
-          <w:sz w:val="16"/>
-          <w:szCs w:val="16"/>
-        </w:rPr>
-        <w:tab/>
-      </w:r>
-      <w:r>
-        <w:rPr>
-          <w:rFonts w:ascii="Arial Narrow" w:eastAsia="Arial Narrow" w:hAnsi="Arial Narrow" w:cs="Arial Narrow"/>
-          <w:b/>
-          <w:bCs/>
-          <w:sz w:val="16"/>
-          <w:szCs w:val="16"/>
-        </w:rPr>
         <w:t xml:space="preserve">LEY 29571, CÓDIGO DE PROTECCIÓN Y DEFENSA DEL CONSUMIDOR, publicado el 2 de setiembre de 2010 y modificado por Decreto Legislativo 1308 </w:t>
       </w:r>
     </w:p>
@@ -8705,25 +8745,24 @@
           <w:sz w:val="16"/>
           <w:szCs w:val="16"/>
         </w:rPr>
+        <w:t xml:space="preserve"/>
+      </w:r>
+      <w:r>
+        <w:rPr>
+          <w:rFonts w:ascii="Arial Narrow" w:eastAsia="Arial Narrow" w:hAnsi="Arial Narrow" w:cs="Arial Narrow"/>
+          <w:sz w:val="16"/>
+          <w:szCs w:val="16"/>
+        </w:rPr>
+      </w:r>
+      <w:r>
+        <w:rPr>
+          <w:rFonts w:ascii="Arial Narrow" w:eastAsia="Arial Narrow" w:hAnsi="Arial Narrow" w:cs="Arial Narrow"/>
+          <w:b/>
+          <w:bCs/>
+          <w:sz w:val="16"/>
+          <w:szCs w:val="16"/>
+        </w:rPr>
         <w:tab/>
-        <w:t xml:space="preserve"/>
-      </w:r>
-      <w:r>
-        <w:rPr>
-          <w:rFonts w:ascii="Arial Narrow" w:eastAsia="Arial Narrow" w:hAnsi="Arial Narrow" w:cs="Arial Narrow"/>
-          <w:sz w:val="16"/>
-          <w:szCs w:val="16"/>
-        </w:rPr>
-        <w:tab/>
-      </w:r>
-      <w:r>
-        <w:rPr>
-          <w:rFonts w:ascii="Arial Narrow" w:eastAsia="Arial Narrow" w:hAnsi="Arial Narrow" w:cs="Arial Narrow"/>
-          <w:b/>
-          <w:bCs/>
-          <w:sz w:val="16"/>
-          <w:szCs w:val="16"/>
-        </w:rPr>
         <w:t xml:space="preserve">LEY 29571, CÓDIGO DE PROTECCIÓN Y DEFENSA DEL CONSUMIDOR, publicado el 2 de setiembre de 2010 y modificado por Decreto Legislativo 1308 </w:t>
       </w:r>
     </w:p>
@@ -8884,25 +8923,24 @@
           <w:sz w:val="16"/>
           <w:szCs w:val="16"/>
         </w:rPr>
+        <w:t xml:space="preserve"/>
+      </w:r>
+      <w:r>
+        <w:rPr>
+          <w:rFonts w:ascii="Arial Narrow" w:eastAsia="Arial Narrow" w:hAnsi="Arial Narrow" w:cs="Arial Narrow"/>
+          <w:sz w:val="16"/>
+          <w:szCs w:val="16"/>
+        </w:rPr>
+      </w:r>
+      <w:r>
+        <w:rPr>
+          <w:rFonts w:ascii="Arial Narrow" w:eastAsia="Arial Narrow" w:hAnsi="Arial Narrow" w:cs="Arial Narrow"/>
+          <w:b/>
+          <w:bCs/>
+          <w:sz w:val="16"/>
+          <w:szCs w:val="16"/>
+        </w:rPr>
         <w:tab/>
-        <w:t xml:space="preserve"/>
-      </w:r>
-      <w:r>
-        <w:rPr>
-          <w:rFonts w:ascii="Arial Narrow" w:eastAsia="Arial Narrow" w:hAnsi="Arial Narrow" w:cs="Arial Narrow"/>
-          <w:sz w:val="16"/>
-          <w:szCs w:val="16"/>
-        </w:rPr>
-        <w:tab/>
-      </w:r>
-      <w:r>
-        <w:rPr>
-          <w:rFonts w:ascii="Arial Narrow" w:eastAsia="Arial Narrow" w:hAnsi="Arial Narrow" w:cs="Arial Narrow"/>
-          <w:b/>
-          <w:bCs/>
-          <w:sz w:val="16"/>
-          <w:szCs w:val="16"/>
-        </w:rPr>
         <w:t xml:space="preserve">LEY 29571, CÓDIGO DE PROTECCIÓN Y DEFENSA DEL CONSUMIDOR, publicado el 2 de setiembre de 2010 y modificado por Decreto Legislativo 1308 </w:t>
       </w:r>
     </w:p>
@@ -9006,17 +9044,37 @@
           <w:sz w:val="16"/>
           <w:szCs w:val="16"/>
         </w:rPr>
+        <w:t xml:space="preserve"/>
+      </w:r>
+      <w:r>
+        <w:rPr>
+          <w:rFonts w:ascii="Arial Narrow" w:eastAsia="Arial Narrow" w:hAnsi="Arial Narrow" w:cs="Arial Narrow"/>
+          <w:sz w:val="16"/>
+          <w:szCs w:val="16"/>
+        </w:rPr>
+      </w:r>
+      <w:r>
+        <w:rPr>
+          <w:rFonts w:ascii="Arial Narrow" w:eastAsia="Arial Narrow" w:hAnsi="Arial Narrow" w:cs="Arial Narrow"/>
+          <w:b/>
+          <w:bCs/>
+          <w:sz w:val="16"/>
+          <w:szCs w:val="16"/>
+        </w:rPr>
         <w:tab/>
-        <w:t xml:space="preserve"/>
-      </w:r>
-      <w:r>
-        <w:rPr>
-          <w:rFonts w:ascii="Arial Narrow" w:eastAsia="Arial Narrow" w:hAnsi="Arial Narrow" w:cs="Arial Narrow"/>
-          <w:sz w:val="16"/>
-          <w:szCs w:val="16"/>
-        </w:rPr>
-        <w:tab/>
-      </w:r>
+        <w:t>LEY SOBRE FACULTADES, NORMAS Y ORGANIZACIÓN DEL INDECOPI, aprobada por Decreto Legislativo 807, publicado el 18 de abril de 1996</w:t>
+      </w:r>
+    </w:p>
+    <w:p>
+      <w:pPr>
+        <w:ind w:left="567"/>
+        <w:jc w:val="both"/>
+        <w:rPr>
+          <w:rFonts w:ascii="Arial Narrow" w:eastAsia="Arial Narrow" w:hAnsi="Arial Narrow" w:cs="Arial Narrow"/>
+          <w:sz w:val="16"/>
+          <w:szCs w:val="16"/>
+        </w:rPr>
+      </w:pPr>
       <w:r>
         <w:rPr>
           <w:rFonts w:ascii="Arial Narrow" w:eastAsia="Arial Narrow" w:hAnsi="Arial Narrow" w:cs="Arial Narrow"/>
@@ -9025,7 +9083,15 @@
           <w:sz w:val="16"/>
           <w:szCs w:val="16"/>
         </w:rPr>
-        <w:t>LEY SOBRE FACULTADES, NORMAS Y ORGANIZACIÓN DEL INDECOPI, aprobada por Decreto Legislativo 807, publicado el 18 de abril de 1996</w:t>
+        <w:t>Artículo 1.</w:t>
+      </w:r>
+      <w:r>
+        <w:rPr>
+          <w:rFonts w:ascii="Arial Narrow" w:eastAsia="Arial Narrow" w:hAnsi="Arial Narrow" w:cs="Arial Narrow"/>
+          <w:sz w:val="16"/>
+          <w:szCs w:val="16"/>
+        </w:rPr>
+        <w:t>- Las Comisiones y Oficinas del Indecopi gozan de las facultades necesarias para desarrollar investigaciones relacionadas con los temas de su competencia. Dichas facultades serán ejercidas a través de las Secretarías Técnicas o Jefes de Oficinas y de los funcionarios que se designen para tal fin. Podrán ejercerse dentro de los procedimientos iniciados o en las investigaciones preliminares que se lleven a cabo para determinar la apertura de un procedimiento.</w:t>
       </w:r>
     </w:p>
     <w:p>
@@ -9046,15 +9112,15 @@
           <w:sz w:val="16"/>
           <w:szCs w:val="16"/>
         </w:rPr>
-        <w:t>Artículo 1.</w:t>
-      </w:r>
-      <w:r>
-        <w:rPr>
-          <w:rFonts w:ascii="Arial Narrow" w:eastAsia="Arial Narrow" w:hAnsi="Arial Narrow" w:cs="Arial Narrow"/>
-          <w:sz w:val="16"/>
-          <w:szCs w:val="16"/>
-        </w:rPr>
-        <w:t>- Las Comisiones y Oficinas del Indecopi gozan de las facultades necesarias para desarrollar investigaciones relacionadas con los temas de su competencia. Dichas facultades serán ejercidas a través de las Secretarías Técnicas o Jefes de Oficinas y de los funcionarios que se designen para tal fin. Podrán ejercerse dentro de los procedimientos iniciados o en las investigaciones preliminares que se lleven a cabo para determinar la apertura de un procedimiento.</w:t>
+        <w:t xml:space="preserve">Artículo 2.- </w:t>
+      </w:r>
+      <w:r>
+        <w:rPr>
+          <w:rFonts w:ascii="Arial Narrow" w:eastAsia="Arial Narrow" w:hAnsi="Arial Narrow" w:cs="Arial Narrow"/>
+          <w:sz w:val="16"/>
+          <w:szCs w:val="16"/>
+        </w:rPr>
+        <w:t>Sin que la presente enumeración tenga carácter taxativo cada Comisión, Oficina o Sala del Tribunal del INDECOPI tiene las siguientes facultades:</w:t>
       </w:r>
     </w:p>
     <w:p>
@@ -9070,58 +9136,58 @@
       <w:r>
         <w:rPr>
           <w:rFonts w:ascii="Arial Narrow" w:eastAsia="Arial Narrow" w:hAnsi="Arial Narrow" w:cs="Arial Narrow"/>
+          <w:sz w:val="16"/>
+          <w:szCs w:val="16"/>
+        </w:rPr>
+        <w:t>a) Exigir a las personas naturales o jurídicas la exhibición de todo tipo de documentos, incluyendo los libros contables y societarios, los comprobantes de pago, la correspondencia comercial y los registros magnéticos incluyendo, en este caso, los programas que fueran necesarios para su lectura; así como solicitar información referida a la organización, los negocios, el accionariado y la estructura de propiedad de las empresas.</w:t>
+      </w:r>
+    </w:p>
+    <w:p>
+      <w:pPr>
+        <w:ind w:left="567"/>
+        <w:jc w:val="both"/>
+        <w:rPr>
+          <w:rFonts w:ascii="Arial Narrow" w:eastAsia="Arial Narrow" w:hAnsi="Arial Narrow" w:cs="Arial Narrow"/>
+          <w:sz w:val="16"/>
+          <w:szCs w:val="16"/>
+        </w:rPr>
+      </w:pPr>
+      <w:r>
+        <w:rPr>
+          <w:rFonts w:ascii="Arial Narrow" w:eastAsia="Arial Narrow" w:hAnsi="Arial Narrow" w:cs="Arial Narrow"/>
+          <w:sz w:val="16"/>
+          <w:szCs w:val="16"/>
+        </w:rPr>
+        <w:t>(...).</w:t>
+      </w:r>
+    </w:p>
+    <w:p>
+      <w:pPr>
+        <w:ind w:firstLine="567"/>
+        <w:jc w:val="both"/>
+        <w:rPr>
+          <w:rFonts w:ascii="Arial Narrow" w:eastAsia="Arial Narrow" w:hAnsi="Arial Narrow" w:cs="Arial Narrow"/>
+          <w:sz w:val="16"/>
+          <w:szCs w:val="16"/>
+        </w:rPr>
+      </w:pPr>
+      <w:r>
+        <w:rPr>
+          <w:rFonts w:ascii="Arial Narrow" w:eastAsia="Arial Narrow" w:hAnsi="Arial Narrow" w:cs="Arial Narrow"/>
           <w:b/>
           <w:bCs/>
           <w:sz w:val="16"/>
           <w:szCs w:val="16"/>
         </w:rPr>
-        <w:t xml:space="preserve">Artículo 2.- </w:t>
-      </w:r>
-      <w:r>
-        <w:rPr>
-          <w:rFonts w:ascii="Arial Narrow" w:eastAsia="Arial Narrow" w:hAnsi="Arial Narrow" w:cs="Arial Narrow"/>
-          <w:sz w:val="16"/>
-          <w:szCs w:val="16"/>
-        </w:rPr>
-        <w:t>Sin que la presente enumeración tenga carácter taxativo cada Comisión, Oficina o Sala del Tribunal del INDECOPI tiene las siguientes facultades:</w:t>
-      </w:r>
-    </w:p>
-    <w:p>
-      <w:pPr>
-        <w:ind w:left="567"/>
-        <w:jc w:val="both"/>
-        <w:rPr>
-          <w:rFonts w:ascii="Arial Narrow" w:eastAsia="Arial Narrow" w:hAnsi="Arial Narrow" w:cs="Arial Narrow"/>
-          <w:sz w:val="16"/>
-          <w:szCs w:val="16"/>
-        </w:rPr>
-      </w:pPr>
-      <w:r>
-        <w:rPr>
-          <w:rFonts w:ascii="Arial Narrow" w:eastAsia="Arial Narrow" w:hAnsi="Arial Narrow" w:cs="Arial Narrow"/>
-          <w:sz w:val="16"/>
-          <w:szCs w:val="16"/>
-        </w:rPr>
-        <w:t>a) Exigir a las personas naturales o jurídicas la exhibición de todo tipo de documentos, incluyendo los libros contables y societarios, los comprobantes de pago, la correspondencia comercial y los registros magnéticos incluyendo, en este caso, los programas que fueran necesarios para su lectura; así como solicitar información referida a la organización, los negocios, el accionariado y la estructura de propiedad de las empresas.</w:t>
-      </w:r>
-    </w:p>
-    <w:p>
-      <w:pPr>
-        <w:ind w:left="567"/>
-        <w:jc w:val="both"/>
-        <w:rPr>
-          <w:rFonts w:ascii="Arial Narrow" w:eastAsia="Arial Narrow" w:hAnsi="Arial Narrow" w:cs="Arial Narrow"/>
-          <w:sz w:val="16"/>
-          <w:szCs w:val="16"/>
-        </w:rPr>
-      </w:pPr>
-      <w:r>
-        <w:rPr>
-          <w:rFonts w:ascii="Arial Narrow" w:eastAsia="Arial Narrow" w:hAnsi="Arial Narrow" w:cs="Arial Narrow"/>
-          <w:sz w:val="16"/>
-          <w:szCs w:val="16"/>
-        </w:rPr>
-        <w:t>(...).</w:t>
+        <w:t>Artículo 24.-</w:t>
+      </w:r>
+      <w:r>
+        <w:rPr>
+          <w:rFonts w:ascii="Arial Narrow" w:eastAsia="Arial Narrow" w:hAnsi="Arial Narrow" w:cs="Arial Narrow"/>
+          <w:sz w:val="16"/>
+          <w:szCs w:val="16"/>
+        </w:rPr>
+        <w:t xml:space="preserve"> El Secretario Técnico se encargará de la tramitación del procedimiento. Para ello, cuenta con las siguientes facultades:</w:t>
       </w:r>
     </w:p>
     <w:p>
@@ -9137,35 +9203,6 @@
       <w:r>
         <w:rPr>
           <w:rFonts w:ascii="Arial Narrow" w:eastAsia="Arial Narrow" w:hAnsi="Arial Narrow" w:cs="Arial Narrow"/>
-          <w:b/>
-          <w:bCs/>
-          <w:sz w:val="16"/>
-          <w:szCs w:val="16"/>
-        </w:rPr>
-        <w:t>Artículo 24.-</w:t>
-      </w:r>
-      <w:r>
-        <w:rPr>
-          <w:rFonts w:ascii="Arial Narrow" w:eastAsia="Arial Narrow" w:hAnsi="Arial Narrow" w:cs="Arial Narrow"/>
-          <w:sz w:val="16"/>
-          <w:szCs w:val="16"/>
-        </w:rPr>
-        <w:t xml:space="preserve"> El Secretario Técnico se encargará de la tramitación del procedimiento. Para ello, cuenta con las siguientes facultades:</w:t>
-      </w:r>
-    </w:p>
-    <w:p>
-      <w:pPr>
-        <w:ind w:firstLine="567"/>
-        <w:jc w:val="both"/>
-        <w:rPr>
-          <w:rFonts w:ascii="Arial Narrow" w:eastAsia="Arial Narrow" w:hAnsi="Arial Narrow" w:cs="Arial Narrow"/>
-          <w:sz w:val="16"/>
-          <w:szCs w:val="16"/>
-        </w:rPr>
-      </w:pPr>
-      <w:r>
-        <w:rPr>
-          <w:rFonts w:ascii="Arial Narrow" w:eastAsia="Arial Narrow" w:hAnsi="Arial Narrow" w:cs="Arial Narrow"/>
           <w:sz w:val="16"/>
           <w:szCs w:val="16"/>
         </w:rPr>
@@ -9174,7 +9211,7 @@
     </w:p>
     <w:p>
       <w:pPr>
-        <w:ind w:left="567"/>
+        <w:ind w:left="567" w:hanging="567"/>
         <w:jc w:val="both"/>
         <w:rPr>
           <w:rFonts w:ascii="Arial Narrow" w:eastAsia="Arial Narrow" w:hAnsi="Arial Narrow" w:cs="Arial Narrow"/>
@@ -9273,24 +9310,23 @@
           <w:sz w:val="16"/>
           <w:szCs w:val="16"/>
         </w:rPr>
+        <w:t xml:space="preserve"/>
+      </w:r>
+      <w:r>
+        <w:rPr>
+          <w:rFonts w:ascii="Arial Narrow" w:eastAsia="Arial Narrow" w:hAnsi="Arial Narrow" w:cs="Arial Narrow"/>
+          <w:sz w:val="16"/>
+          <w:szCs w:val="16"/>
+        </w:rPr>
+      </w:r>
+      <w:r>
+        <w:rPr>
+          <w:rFonts w:ascii="Arial Narrow" w:eastAsia="Arial Narrow" w:hAnsi="Arial Narrow" w:cs="Arial Narrow"/>
+          <w:sz w:val="16"/>
+          <w:szCs w:val="16"/>
+          <w:lang w:eastAsia="es-PE"/>
+        </w:rPr>
         <w:tab/>
-        <w:t xml:space="preserve"/>
-      </w:r>
-      <w:r>
-        <w:rPr>
-          <w:rFonts w:ascii="Arial Narrow" w:eastAsia="Arial Narrow" w:hAnsi="Arial Narrow" w:cs="Arial Narrow"/>
-          <w:sz w:val="16"/>
-          <w:szCs w:val="16"/>
-        </w:rPr>
-        <w:tab/>
-      </w:r>
-      <w:r>
-        <w:rPr>
-          <w:rFonts w:ascii="Arial Narrow" w:eastAsia="Arial Narrow" w:hAnsi="Arial Narrow" w:cs="Arial Narrow"/>
-          <w:sz w:val="16"/>
-          <w:szCs w:val="16"/>
-          <w:lang w:eastAsia="es-PE"/>
-        </w:rPr>
         <w:t>El número de trabajadores se atenderá siempre que la empresa haya sido constituida antes de la vigencia de la Ley 30056, publicada el 2 de julio de 2013, que modificó el artículo 5 del Texto Único Ordenado de la Ley de Promoción de la Competitividad, Formalización y Desarrollo de la Micro y Pequeña Empresa y de Acceso al Empleo Decente (LEY MYPE). Ello, en la medida que la Tercera Disposición Complementaria Transitoria de la norma modificatoria precisa que las empresas constituidas antes de la entrada en vigencia de dicha Ley se rigen por los requisitos de acogimiento al régimen de las micro y pequeñas empresas regulados en el Decreto Legislativo 1086.</w:t>
       </w:r>
     </w:p>
@@ -9338,24 +9374,23 @@
           <w:sz w:val="16"/>
           <w:szCs w:val="16"/>
         </w:rPr>
+        <w:t xml:space="preserve"/>
+      </w:r>
+      <w:r>
+        <w:rPr>
+          <w:rFonts w:ascii="Arial Narrow" w:eastAsia="Arial Narrow" w:hAnsi="Arial Narrow" w:cs="Arial Narrow"/>
+          <w:sz w:val="16"/>
+          <w:szCs w:val="16"/>
+        </w:rPr>
+      </w:r>
+      <w:r>
+        <w:rPr>
+          <w:rFonts w:ascii="Arial Narrow" w:eastAsia="Arial Narrow" w:hAnsi="Arial Narrow" w:cs="Arial Narrow"/>
+          <w:b/>
+          <w:sz w:val="16"/>
+          <w:szCs w:val="16"/>
+        </w:rPr>
         <w:tab/>
-        <w:t xml:space="preserve"/>
-      </w:r>
-      <w:r>
-        <w:rPr>
-          <w:rFonts w:ascii="Arial Narrow" w:eastAsia="Arial Narrow" w:hAnsi="Arial Narrow" w:cs="Arial Narrow"/>
-          <w:sz w:val="16"/>
-          <w:szCs w:val="16"/>
-        </w:rPr>
-        <w:tab/>
-      </w:r>
-      <w:r>
-        <w:rPr>
-          <w:rFonts w:ascii="Arial Narrow" w:eastAsia="Arial Narrow" w:hAnsi="Arial Narrow" w:cs="Arial Narrow"/>
-          <w:b/>
-          <w:sz w:val="16"/>
-          <w:szCs w:val="16"/>
-        </w:rPr>
         <w:t xml:space="preserve">LEY </w:t>
       </w:r>
       <w:r>
@@ -9775,7 +9810,7 @@
     </w:p>
     <w:p>
       <w:pPr>
-        <w:ind w:left="566" w:hanging="566"/>
+        <w:ind w:left="566"/>
         <w:jc w:val="both"/>
         <w:rPr>
           <w:rFonts w:ascii="Arial Narrow" w:eastAsia="Arial Narrow" w:hAnsi="Arial Narrow" w:cs="Arial Narrow"/>
@@ -10108,7 +10143,7 @@
         <w:tabs>
           <w:tab w:val="left" w:pos="568"/>
         </w:tabs>
-        <w:ind w:left="1134" w:hanging="566"/>
+        <w:ind w:left="1134" w:hanging="1134"/>
         <w:jc w:val="both"/>
         <w:rPr>
           <w:rFonts w:ascii="Arial Narrow" w:eastAsia="Arial Narrow" w:hAnsi="Arial Narrow" w:cs="Arial Narrow"/>
@@ -10140,7 +10175,7 @@
           <w:ilvl w:val="0"/>
           <w:numId w:val="7"/>
         </w:numPr>
-        <w:ind w:left="1418" w:hanging="284"/>
+        <w:ind w:left="1418"/>
         <w:jc w:val="both"/>
         <w:rPr>
           <w:rFonts w:ascii="Arial Narrow" w:eastAsia="Arial Narrow" w:hAnsi="Arial Narrow" w:cs="Arial Narrow"/>
@@ -10163,7 +10198,7 @@
           <w:ilvl w:val="0"/>
           <w:numId w:val="7"/>
         </w:numPr>
-        <w:ind w:left="1418" w:hanging="284"/>
+        <w:ind w:left="1418"/>
         <w:jc w:val="both"/>
         <w:rPr>
           <w:rFonts w:ascii="Arial Narrow" w:eastAsia="Arial Narrow" w:hAnsi="Arial Narrow" w:cs="Arial Narrow"/>
@@ -10186,7 +10221,7 @@
           <w:ilvl w:val="0"/>
           <w:numId w:val="7"/>
         </w:numPr>
-        <w:ind w:left="1418" w:hanging="284"/>
+        <w:ind w:left="1418"/>
         <w:jc w:val="both"/>
         <w:rPr>
           <w:rFonts w:ascii="Arial Narrow" w:eastAsia="Arial Narrow" w:hAnsi="Arial Narrow" w:cs="Arial Narrow"/>
@@ -10209,7 +10244,7 @@
           <w:ilvl w:val="0"/>
           <w:numId w:val="7"/>
         </w:numPr>
-        <w:ind w:left="1418" w:hanging="284"/>
+        <w:ind w:left="1418"/>
         <w:jc w:val="both"/>
         <w:rPr>
           <w:rFonts w:ascii="Arial Narrow" w:eastAsia="Arial Narrow" w:hAnsi="Arial Narrow" w:cs="Arial Narrow"/>
@@ -10232,7 +10267,7 @@
           <w:ilvl w:val="0"/>
           <w:numId w:val="7"/>
         </w:numPr>
-        <w:ind w:left="1418" w:hanging="284"/>
+        <w:ind w:left="1418"/>
         <w:jc w:val="both"/>
         <w:rPr>
           <w:rFonts w:ascii="Arial Narrow" w:eastAsia="Arial Narrow" w:hAnsi="Arial Narrow" w:cs="Arial Narrow"/>
@@ -10255,7 +10290,7 @@
           <w:ilvl w:val="0"/>
           <w:numId w:val="7"/>
         </w:numPr>
-        <w:ind w:left="1418" w:hanging="284"/>
+        <w:ind w:left="1418"/>
         <w:jc w:val="both"/>
         <w:rPr>
           <w:rFonts w:ascii="Arial Narrow" w:eastAsia="Arial Narrow" w:hAnsi="Arial Narrow" w:cs="Arial Narrow"/>
@@ -10278,7 +10313,7 @@
           <w:ilvl w:val="0"/>
           <w:numId w:val="7"/>
         </w:numPr>
-        <w:ind w:left="1418" w:hanging="284"/>
+        <w:ind w:left="1418"/>
         <w:jc w:val="both"/>
         <w:rPr>
           <w:rFonts w:ascii="Arial Narrow" w:eastAsia="Arial Narrow" w:hAnsi="Arial Narrow" w:cs="Arial Narrow"/>
@@ -10301,7 +10336,7 @@
           <w:ilvl w:val="0"/>
           <w:numId w:val="7"/>
         </w:numPr>
-        <w:ind w:left="1418" w:hanging="284"/>
+        <w:ind w:left="1418"/>
         <w:jc w:val="both"/>
         <w:rPr>
           <w:rFonts w:ascii="Arial Narrow" w:eastAsia="Arial Narrow" w:hAnsi="Arial Narrow" w:cs="Arial Narrow"/>
@@ -10324,7 +10359,7 @@
           <w:ilvl w:val="0"/>
           <w:numId w:val="7"/>
         </w:numPr>
-        <w:ind w:left="1418" w:hanging="284"/>
+        <w:ind w:left="1418"/>
         <w:jc w:val="both"/>
         <w:rPr>
           <w:rFonts w:ascii="Arial Narrow" w:eastAsia="Arial Narrow" w:hAnsi="Arial Narrow" w:cs="Arial Narrow"/>
@@ -10346,7 +10381,7 @@
         <w:tabs>
           <w:tab w:val="left" w:pos="568"/>
         </w:tabs>
-        <w:ind w:left="1134" w:hanging="566"/>
+        <w:ind w:left="1134"/>
         <w:jc w:val="both"/>
         <w:rPr>
           <w:rFonts w:ascii="Arial Narrow" w:eastAsia="Arial Narrow" w:hAnsi="Arial Narrow" w:cs="Arial Narrow"/>
@@ -10365,7 +10400,7 @@
     </w:p>
     <w:p>
       <w:pPr>
-        <w:ind w:left="1134" w:hanging="567"/>
+        <w:ind w:left="1134"/>
         <w:jc w:val="both"/>
         <w:rPr>
           <w:rFonts w:ascii="Arial Narrow" w:eastAsia="Arial Narrow" w:hAnsi="Arial Narrow" w:cs="Arial Narrow"/>
@@ -10384,7 +10419,7 @@
     </w:p>
     <w:p>
       <w:pPr>
-        <w:ind w:left="1134" w:hanging="567"/>
+        <w:ind w:left="1134"/>
         <w:jc w:val="both"/>
         <w:rPr>
           <w:rFonts w:ascii="Arial Narrow" w:eastAsia="Arial Narrow" w:hAnsi="Arial Narrow" w:cs="Arial Narrow"/>
@@ -10403,7 +10438,7 @@
     </w:p>
     <w:p>
       <w:pPr>
-        <w:ind w:left="1134" w:hanging="567"/>
+        <w:ind w:left="1134"/>
         <w:jc w:val="both"/>
         <w:rPr>
           <w:rFonts w:ascii="Arial Narrow" w:eastAsia="Arial Narrow" w:hAnsi="Arial Narrow" w:cs="Arial Narrow"/>
@@ -10422,7 +10457,7 @@
     </w:p>
     <w:p>
       <w:pPr>
-        <w:ind w:left="1134" w:hanging="567"/>
+        <w:ind w:left="1134"/>
         <w:jc w:val="both"/>
         <w:rPr>
           <w:rFonts w:ascii="Arial Narrow" w:eastAsia="Arial Narrow" w:hAnsi="Arial Narrow" w:cs="Arial Narrow"/>
@@ -10441,7 +10476,7 @@
     </w:p>
     <w:p>
       <w:pPr>
-        <w:ind w:left="1134" w:hanging="567"/>
+        <w:ind w:left="1134" w:hanging="1134"/>
         <w:jc w:val="both"/>
         <w:rPr>
           <w:rFonts w:ascii="Arial Narrow" w:eastAsia="Arial Narrow" w:hAnsi="Arial Narrow" w:cs="Arial Narrow"/>
@@ -10823,24 +10858,23 @@
           <w:sz w:val="16"/>
           <w:szCs w:val="16"/>
         </w:rPr>
+        <w:t xml:space="preserve"/>
+      </w:r>
+      <w:r>
+        <w:rPr>
+          <w:rFonts w:ascii="Arial Narrow" w:eastAsia="Arial Narrow" w:hAnsi="Arial Narrow" w:cs="Arial Narrow"/>
+          <w:sz w:val="16"/>
+          <w:szCs w:val="16"/>
+        </w:rPr>
+      </w:r>
+      <w:r>
+        <w:rPr>
+          <w:rFonts w:ascii="Arial Narrow" w:eastAsia="Arial Narrow" w:hAnsi="Arial Narrow" w:cs="Arial Narrow"/>
+          <w:b/>
+          <w:sz w:val="16"/>
+          <w:szCs w:val="16"/>
+        </w:rPr>
         <w:tab/>
-        <w:t xml:space="preserve"/>
-      </w:r>
-      <w:r>
-        <w:rPr>
-          <w:rFonts w:ascii="Arial Narrow" w:eastAsia="Arial Narrow" w:hAnsi="Arial Narrow" w:cs="Arial Narrow"/>
-          <w:sz w:val="16"/>
-          <w:szCs w:val="16"/>
-        </w:rPr>
-        <w:tab/>
-      </w:r>
-      <w:r>
-        <w:rPr>
-          <w:rFonts w:ascii="Arial Narrow" w:eastAsia="Arial Narrow" w:hAnsi="Arial Narrow" w:cs="Arial Narrow"/>
-          <w:b/>
-          <w:sz w:val="16"/>
-          <w:szCs w:val="16"/>
-        </w:rPr>
         <w:t>LEY 29571, CÓDIGO DE PROTECCIÓN Y DEFENSA DEL CONSUMIDOR</w:t>
       </w:r>
     </w:p>
@@ -11003,7 +11037,6 @@
           <w:sz w:val="16"/>
           <w:szCs w:val="16"/>
         </w:rPr>
-        <w:tab/>
         <w:t xml:space="preserve"/>
       </w:r>
       <w:r>
@@ -11097,31 +11130,30 @@
           <w:sz w:val="16"/>
           <w:szCs w:val="16"/>
         </w:rPr>
+        <w:t xml:space="preserve"/>
+      </w:r>
+      <w:r>
+        <w:rPr>
+          <w:rFonts w:ascii="Arial Narrow" w:eastAsia="Arial Narrow" w:hAnsi="Arial Narrow" w:cs="Arial Narrow"/>
+          <w:sz w:val="16"/>
+          <w:szCs w:val="16"/>
+        </w:rPr>
+      </w:r>
+      <w:r>
+        <w:rPr>
+          <w:rFonts w:ascii="Arial Narrow" w:eastAsia="Arial Narrow" w:hAnsi="Arial Narrow" w:cs="Arial Narrow"/>
+          <w:b/>
+          <w:sz w:val="16"/>
+          <w:szCs w:val="16"/>
+        </w:rPr>
         <w:tab/>
-        <w:t xml:space="preserve"/>
-      </w:r>
-      <w:r>
-        <w:rPr>
-          <w:rFonts w:ascii="Arial Narrow" w:eastAsia="Arial Narrow" w:hAnsi="Arial Narrow" w:cs="Arial Narrow"/>
-          <w:sz w:val="16"/>
-          <w:szCs w:val="16"/>
-        </w:rPr>
-        <w:tab/>
-      </w:r>
-      <w:r>
-        <w:rPr>
-          <w:rFonts w:ascii="Arial Narrow" w:eastAsia="Arial Narrow" w:hAnsi="Arial Narrow" w:cs="Arial Narrow"/>
-          <w:b/>
-          <w:sz w:val="16"/>
-          <w:szCs w:val="16"/>
-        </w:rPr>
         <w:t>TEXTO ÚNICO ORDENADO DE LA LEY DEL PROCEDIMIENTO ADMINISTRATIVO GENERAL, aprobado mediante Decreto Supremo 006-2026-JUS y publicado el 30 de abril de 2026</w:t>
       </w:r>
     </w:p>
     <w:p>
       <w:pPr>
         <w:pStyle w:val="Textonotapie"/>
-        <w:ind w:left="1134" w:hanging="567"/>
+        <w:ind w:left="1134"/>
         <w:jc w:val="both"/>
         <w:rPr>
           <w:rFonts w:ascii="Arial Narrow" w:eastAsia="Arial Narrow" w:hAnsi="Arial Narrow" w:cs="Arial Narrow"/>
@@ -11145,7 +11177,7 @@
     <w:p>
       <w:pPr>
         <w:pStyle w:val="Textonotapie"/>
-        <w:ind w:left="1134" w:hanging="567"/>
+        <w:ind w:left="1134" w:hanging="1134"/>
         <w:jc w:val="both"/>
         <w:rPr>
           <w:rFonts w:ascii="Arial Narrow" w:eastAsia="Arial Narrow" w:hAnsi="Arial Narrow" w:cs="Arial Narrow"/>

--- a/plantillas_maestras/01_seguro_vehicular/negativa_cobertura/2_o_mas_ddos_varios/mujer/TPL_0592_2026_SEGURO_VEHICULAR_NEGATIVA_COBERTURA_ASEGURADORA_MUJER_R0107.docx
+++ b/plantillas_maestras/01_seguro_vehicular/negativa_cobertura/2_o_mas_ddos_varios/mujer/TPL_0592_2026_SEGURO_VEHICULAR_NEGATIVA_COBERTURA_ASEGURADORA_MUJER_R0107.docx
@@ -3436,7 +3436,7 @@
           <w:szCs w:val="22"/>
           <w:lang w:eastAsia="es-ES"/>
         </w:rPr>
-        <w:t>Póliza del Seguro Vehicular del</w:t>
+        <w:t xml:space="preserve">Póliza del Seguro Vehicular del</w:t>
       </w:r>
       <w:r>
         <w:rPr>
@@ -3470,15 +3470,15 @@
           <w:szCs w:val="22"/>
           <w:shd w:val="clear" w:color="auto" w:fill="FFFFFF"/>
         </w:rPr>
-        <w:t>por la pérdida del referido vehículo</w:t>
-      </w:r>
-      <w:r>
-        <w:rPr>
-          <w:rFonts w:ascii="Arial Narrow" w:eastAsia="Arial Narrow" w:hAnsi="Arial Narrow" w:cs="Arial Narrow"/>
-          <w:sz w:val="22"/>
-          <w:szCs w:val="22"/>
-        </w:rPr>
-        <w:t>. Por consiguiente, corresponde calificar el hecho materia de denuncia como una presunta infracción al numeral 88.1 del artículo 88 del Código</w:t>
+        <w:t xml:space="preserve">por la pérdida del referido vehículo</w:t>
+      </w:r>
+      <w:r>
+        <w:rPr>
+          <w:rFonts w:ascii="Arial Narrow" w:eastAsia="Arial Narrow" w:hAnsi="Arial Narrow" w:cs="Arial Narrow"/>
+          <w:sz w:val="22"/>
+          <w:szCs w:val="22"/>
+        </w:rPr>
+        <w:t xml:space="preserve">; involucraría una presunta afectación a su derecho de recibir respuestas adecuadas a los reclamos formulados. Por consiguiente, corresponde calificar el hecho materia de denuncia como una presunta infracción al numeral 88.1 del artículo 88 del Código</w:t>
       </w:r>
       <w:bookmarkEnd w:id="13"/>
       <w:r>
@@ -3501,7 +3501,7 @@
           <w:sz w:val="22"/>
           <w:szCs w:val="22"/>
         </w:rPr>
-        <w:t>.</w:t>
+        <w:t xml:space="preserve">.</w:t>
       </w:r>
     </w:p>
     <w:bookmarkEnd w:id="5"/>
@@ -5402,7 +5402,7 @@
           <w:sz w:val="22"/>
           <w:szCs w:val="22"/>
         </w:rPr>
-        <w:t xml:space="preserve">correr traslado de la presente resolución a La Positiva Seguros y Reaseguros S.A. para que, de conformidad con lo dispuesto por el artículo 26 de la Ley sobre Facultades, Normas y Organización del Indecopi, aprobada por Decreto Legislativo 807</w:t>
+        <w:t xml:space="preserve">correr traslado de la denuncia del 18 de febrero de 2026, complementado mediante escrito del 18 de febrero de 2026, subsanado mediante dos (2) escritos del 11 de marzo de 2026 a La Positiva Seguros y Reaseguros S.A. para que, de conformidad con lo dispuesto por el artículo 26 de la Ley sobre Facultades, Normas y Organización del Indecopi, aprobada por Decreto Legislativo 807</w:t>
       </w:r>
       <w:r>
         <w:rPr>
